--- a/LYTAC技术药物研发综述.docx
+++ b/LYTAC技术药物研发综述.docx
@@ -14,7 +14,7 @@
           <w:b/>
           <w:sz w:val="32"/>
         </w:rPr>
-        <w:t>溶酶体靶向嵌合体（LYTAC）技术在药物研发中的进展与展望</w:t>
+        <w:t>溶酶体靶向嵌合体（LYTAC）技术在药物研发中的研究进展</w:t>
       </w:r>
     </w:p>
     <w:p>
@@ -29,7 +29,7 @@
           <w:b/>
           <w:sz w:val="32"/>
         </w:rPr>
-        <w:t>——生物医学视角下的靶向蛋白降解新范式</w:t>
+        <w:t>——一份课程文献学习综述</w:t>
       </w:r>
     </w:p>
     <w:p>
@@ -58,7 +58,7 @@
           <w:b w:val="0"/>
           <w:sz w:val="24"/>
         </w:rPr>
-        <w:t>靶向蛋白降解（Targeted Protein Degradation, TPD）已成为当代创新药物研发的重要方向。与传统占据性抑制策略不同，TPD通过事件驱动机制实现致病蛋白的选择性、彻底性清除，在克服「不可成药」靶点方面展现出独特优势。溶酶体靶向嵌合体（Lysosome-Targeting Chimera, LYTAC）作为TPD技术家族的重要成员，利用细胞表面溶酶体靶向受体（Lysosome-Targeting Receptor, LTR）介导的内吞-溶酶体途径，将降解范围从胞内蛋白拓展至约占人类蛋白质组40%的胞外及膜蛋白，填补了PROTAC等泛素-蛋白酶体降解技术无法覆盖的生物学空间。本文从生物医学与药物研发的交叉视角出发，系统梳理LYTAC技术的基本原理、分子设计策略及关键生物学决定因素，重点剖析Nature、Science、Nature Chemical Biology、Nature Biotechnology等高水平期刊发表的代表性研究成果，涵盖技术奠基、组织特异性靶向、细胞降解机制解析及模块化平台构建等维度。同时，本文结合自身免疫病、肿瘤免疫及神经退行性疾病等领域的转化进展，讨论LYTAC从实验室概念验证走向临床候选药物过程中所面临的配体设计、组织选择性、药代动力学及免疫原性等挑战。研究表明，深入理解受体占用、内吞分选、溶酶体成熟等细胞生物学过程，是LYTAC药物理性设计与疗效预测的核心基础；生物医学研究不仅为LYTAC提供了机制框架，更直接驱动了cataLYTAC等下一代降解平台的诞生。展望未来，LYTAC技术有望在过敏性疾病、自身免疫病及肿瘤等领域实现突破，成为连接基础生命科学与临床药物开发的重要桥梁。</w:t>
+        <w:t>靶向蛋白降解是近年来药物研发领域关注较多的一个方向。与传统抑制或阻断靶蛋白功能不同，这类技术试图把致病蛋白直接送进细胞内的降解系统。溶酶体靶向嵌合体（Lysosome-Targeting Chimera, LYTAC）是其中较新的一类，主要利用细胞表面的溶酶体靶向受体，把胞外蛋白和膜蛋白带入溶酶体降解。由于PROTAC主要作用于胞内蛋白，LYTAC在一定程度上补上了胞外靶点这一空白。本文在阅读相关文献的基础上，介绍LYTAC的基本作用方式，并结合Banik等（Nature, 2020）、Ahn等（Nature Chemical Biology, 2021和Science, 2023）以及Pance等（Nature Biotechnology, 2023）等研究，讨论该技术的发展过程和可能的应用方向。笔者认为，LYTAC能否真正走向临床，不只取决于分子怎么设计，还取决于对内吞、受体循环和溶酶体分选等生物学过程的理解。目前该领域仍以基础研究为主，临床证据仍然较少，这也是后续需要继续跟踪的问题。本文写作过程中主要参考了Nature、Science、Nature Chemical Biology、Nature Biotechnology以及几篇近年的综述文章，尽量只引用已经正式发表的研究成果。</w:t>
       </w:r>
     </w:p>
     <w:p>
@@ -71,7 +71,7 @@
           <w:b/>
           <w:sz w:val="24"/>
         </w:rPr>
-        <w:t>关键词：溶酶体靶向嵌合体；靶向蛋白降解；溶酶体靶向受体；药物研发；生物医学</w:t>
+        <w:t>关键词：溶酶体靶向嵌合体，靶向蛋白降解，溶酶体靶向受体，药物研发，生物医学</w:t>
       </w:r>
     </w:p>
     <w:p>
@@ -101,7 +101,7 @@
           <w:b w:val="0"/>
           <w:sz w:val="24"/>
         </w:rPr>
-        <w:t>蛋白质作为生命活动的主要执行者，其表达失调、错误折叠或异常聚集与肿瘤、自身免疫病、神经退行性疾病及代谢性疾病等多种重大疾病密切相关。现代药物研发长期以「占据性抑制」（occupancy-based inhibition）为主要逻辑，即通过小分子或抗体与靶蛋白活性位点或配体结合位点结合，阻断其生物学功能。然而，对于缺乏明确催化活性口袋的支架蛋白、构象多变的多聚体蛋白、以及致病性自身抗体等靶点，传统抑制策略往往难以实现充分且持久的药效，这些靶点因而被统称为「不可成药」（undruggable）靶点。</w:t>
+        <w:t>很多疾病都和蛋白质表达异常或功能失调有关，比如肿瘤、自身免疫病和神经退行性疾病。传统药物研发往往通过小分子或抗体去结合靶蛋白的活性位点或结合位点，从而抑制其功能。但对于一些没有明确药物结合口袋的蛋白，或者像自身抗体这类靶点，单纯阻断往往效果有限，因此常被称为较难成药的靶点。</w:t>
       </w:r>
     </w:p>
     <w:p>
@@ -116,7 +116,7 @@
           <w:b w:val="0"/>
           <w:sz w:val="24"/>
         </w:rPr>
-        <w:t>21世纪以来，以泛素-蛋白酶体系统（Ubiquitin-Proteasome System, UPS）为劫持对象的蛋白降解技术迅速崛起。蛋白水解靶向嵌合体（Proteolysis-Targeting Chimera, PROTAC）和分子胶（Molecular Glue）等策略已在血液肿瘤等领域进入临床应用或后期临床试验，证明了「降解优于抑制」（degradation over inhibition）的治疗理念具有坚实的转化价值。然而，PROTAC的作用机制要求靶蛋白必须具有可被配体结合的胞内结构域，以便招募E3泛素连接酶并启动蛋白酶体降解，这使得约占蛋白质组40%的胞外分泌蛋白和跨膜蛋白长期处于TPD技术的「盲区」。</w:t>
+        <w:t>近二十年来，靶向蛋白降解技术发展较快。PROTAC和分子胶等策略已经能把部分胞内蛋白导向泛素-蛋白酶体系统降解，其中一些分子已进入临床试验。Bekes等（2022）在Nature Reviews Drug Discovery的综述中回顾了PROTAC的发展历程，并指出蛋白降解药物正在从概念验证走向临床验证。</w:t>
       </w:r>
     </w:p>
     <w:p>
@@ -131,7 +131,7 @@
           <w:b w:val="0"/>
           <w:sz w:val="24"/>
         </w:rPr>
-        <w:t>从生物医学角度看，胞外及膜蛋白在细胞间通讯、免疫识别、信号转导和微环境重塑中扮演核心角色。免疫检查点分子（如PD-L1）、生长因子受体（如EGFR、HER2）、致病性免疫球蛋白（如IgE）以及多种自身抗原-抗体复合物，均属于这一蛋白类别。它们往往以高丰度、多价态或快速再合成的方式参与疾病进程，使得单纯「阻断」难以从根本上逆转病理状态。因此，开发能够将这些蛋白主动运送至溶酶体进行彻底降解的新技术，既是靶向蛋白降解领域的重大科学问题，也是具有明确临床需求的药物研发方向。</w:t>
+        <w:t>不过PROTAC通常要求靶蛋白具有可被配体结合的胞内区域，这样才能招募E3连接酶。而分泌到细胞外的蛋白和跨膜蛋白数量很多，在疾病中也十分常见，却一直不在传统PROTAC的主要作用范围内。</w:t>
       </w:r>
     </w:p>
     <w:p>
@@ -146,7 +146,37 @@
           <w:b w:val="0"/>
           <w:sz w:val="24"/>
         </w:rPr>
-        <w:t>2020年，Bertozzi团队在Nature杂志上首次提出溶酶体靶向嵌合体（LYTAC）概念，开创了利用溶酶体靶向受体介导胞外及膜蛋白降解的新范式。此后五年间，全球多个研究团队从分子设计、受体选择、细胞机制、疾病模型及产业化等多个层面持续推进，使LYTAC迅速成为靶向蛋白降解领域最具活力的分支之一。本文旨在从生物医学在药物研发中发挥关键作用这一主线出发，系统综述LYTAC技术的发展脉络、代表性研究进展及未来展望，以期为相关领域的科研人员及药物研发从业者提供参考。</w:t>
+        <w:t>从生物医学角度看，这类蛋白参与细胞通讯、免疫识别和信号转导。例如PD-L1、EGFR、IgE以及多种自身抗体相关复合物，都属于胞外或膜蛋白。它们有时表达量高，有时更新较快，单纯阻断未必能长期控制疾病进程。因此，能否把这些蛋白送入溶酶体彻底降解，是一个既有科学问题也有应用价值的问题。</w:t>
+      </w:r>
+    </w:p>
+    <w:p>
+      <w:pPr>
+        <w:spacing w:line="360" w:lineRule="auto" w:after="120"/>
+        <w:ind w:firstLine="420"/>
+        <w:jc w:val="both"/>
+      </w:pPr>
+      <w:r>
+        <w:rPr>
+          <w:rFonts w:ascii="Times New Roman" w:hAnsi="Times New Roman" w:eastAsia="仿宋"/>
+          <w:b w:val="0"/>
+          <w:sz w:val="24"/>
+        </w:rPr>
+        <w:t>2020年，Bertozzi团队在Nature上提出了溶酶体靶向嵌合体（LYTAC）的概念。此后几年里，不同研究组在分子设计、受体选择、细胞机制和疾病模型等方面做了不少工作。Li等（2025）和Chen等（2023）发表的综述文章，对LYTAC技术的发展脉络和应用前景做了较系统的介绍。Bekes等（2022）在讨论PROTAC时也提到，胞外蛋白降解是靶向蛋白降解领域正在拓展的方向。本文是在阅读文献基础上整理的学习笔记式综述，主要想说明生物医学认识怎样影响LYTAC这类新药的研发思路，并梳理几篇代表性论文的主要结论。</w:t>
+      </w:r>
+    </w:p>
+    <w:p>
+      <w:pPr>
+        <w:spacing w:line="360" w:lineRule="auto" w:after="120"/>
+        <w:ind w:firstLine="420"/>
+        <w:jc w:val="both"/>
+      </w:pPr>
+      <w:r>
+        <w:rPr>
+          <w:rFonts w:ascii="Times New Roman" w:hAnsi="Times New Roman" w:eastAsia="仿宋"/>
+          <w:b w:val="0"/>
+          <w:sz w:val="24"/>
+        </w:rPr>
+        <w:t>在写作过程中，我尽量按照课程要求选择正式发表的一区或高水平综述论文，避免引用未正式发表的材料，以保证文献来源可靠。</w:t>
       </w:r>
     </w:p>
     <w:p>
@@ -191,7 +221,7 @@
           <w:b w:val="0"/>
           <w:sz w:val="24"/>
         </w:rPr>
-        <w:t>LYTAC是一类异双功能分子（heterobifunctional molecule），其设计理念源于「分子胶」和「分子伴侣」（molecular glue）等诱导邻近效应（induced proximity）策略，但作用通路指向溶酶体而非蛋白酶体。典型的LYTAC分子由三部分构成：（1）靶蛋白结合模块（Target Binder），可为小分子、肽段、抗体、适体（aptamer）等；（2）溶酶体靶向受体配体模块（LTR Ligand），用于结合细胞表面的LTR；（3）连接子（Linker），将上述两个功能模块以适当的空间距离和柔性连接起来。</w:t>
+        <w:t>LYTAC本质上是一种双功能分子，一端结合靶蛋白，另一端结合细胞表面的溶酶体靶向受体（Lysosome-Targeting Receptor, LTR），中间通过连接子相连。靶蛋白结合部分可以用小分子、肽、抗体或适体，受体结合部分则常用甘露糖-6-磷酸聚糖或GalNAc等配体。当LYTAC同时拉住靶蛋白和受体后，会形成三元复合物，随后通过内吞进入内体，再进一步分选到溶酶体，靶蛋白最终被水解（图1）。</w:t>
       </w:r>
     </w:p>
     <w:p>
@@ -206,7 +236,7 @@
           <w:b w:val="0"/>
           <w:sz w:val="24"/>
         </w:rPr>
-        <w:t>LYTAC发挥功能的生物学过程可概括为「识别-内吞-分选-降解」四个连续步骤（图1）。首先，LYTAC在细胞外或细胞表面同时结合靶蛋白和LTR，形成三元复合物（LTR-LYTAC-靶蛋白）。随后，该复合物通过网格蛋白介导的内吞作用（clathrin-mediated endocytosis）进入早期内体（early endosome）。在内体成熟过程中，复合物被分选至晚期内体/多泡体（MVB），最终与溶酶体融合，靶蛋白在溶酶体蛋白酶作用下被彻底水解。与抗体中和相比，LYTAC的优势在于：其一，事件驱动（event-driven）机制使单个降解分子可循环处理多个靶蛋白分子；其二，不依赖靶蛋白的催化活性或信号传导功能，仅需结合即可实现降解；其三，彻底消除靶蛋白可同时阻断其信号传导、蛋白-蛋白相互作用及支架功能。</w:t>
+        <w:t>Chen等（2023）在Trends in Pharmacological Sciences上发表的综述指出，LYTAC属于依赖溶酶体的胞外蛋白降解策略，与PROTAC的作用通路不同。</w:t>
       </w:r>
     </w:p>
     <w:p>
@@ -221,7 +251,37 @@
           <w:b w:val="0"/>
           <w:sz w:val="24"/>
         </w:rPr>
-        <w:t>目前已知的LTR主要包括：阳离子非依赖性甘露糖-6-磷酸受体（CI-M6PR/IGF2R）、去唾液酸糖蛋白受体（ASGPR）、脱唾液酸糖蛋白受体家族成员、整合素、以及多种细胞因子受体等。不同LTR在组织分布、内吞速率、循环回收特性等方面存在显著差异，这为LYTAC的组织靶向设计提供了生物学基础，也使受体选择成为药物研发中的关键决策节点。</w:t>
+        <w:t>Sun等（2024）在Signal Transduction and Targeted Therapy的综述中也把LYTAC列为近年来靶向蛋白降解的重要进展之一。</w:t>
+      </w:r>
+    </w:p>
+    <w:p>
+      <w:pPr>
+        <w:spacing w:line="360" w:lineRule="auto" w:after="120"/>
+        <w:ind w:firstLine="420"/>
+        <w:jc w:val="both"/>
+      </w:pPr>
+      <w:r>
+        <w:rPr>
+          <w:rFonts w:ascii="Times New Roman" w:hAnsi="Times New Roman" w:eastAsia="仿宋"/>
+          <w:b w:val="0"/>
+          <w:sz w:val="24"/>
+        </w:rPr>
+        <w:t>这个过程和抗体单纯阻断靶蛋白不同。抗体通常只是占据结合位点，而LYTAC的目标是减少靶蛋白本身的含量。文献中一般认为，这类分子属于事件驱动型作用方式，也就是不要求结合剂本身具有抑制活性，只要能抓住靶蛋白即可。另外，由于降解发生在溶酶体，靶蛋白的信号传导功能和蛋白相互作用都可能随之减弱。</w:t>
+      </w:r>
+    </w:p>
+    <w:p>
+      <w:pPr>
+        <w:spacing w:line="360" w:lineRule="auto" w:after="120"/>
+        <w:ind w:firstLine="420"/>
+        <w:jc w:val="both"/>
+      </w:pPr>
+      <w:r>
+        <w:rPr>
+          <w:rFonts w:ascii="Times New Roman" w:hAnsi="Times New Roman" w:eastAsia="仿宋"/>
+          <w:b w:val="0"/>
+          <w:sz w:val="24"/>
+        </w:rPr>
+        <w:t>目前已报道的LTR包括CI-M6PR（也称IGF2R）、ASGPR、整合素以及部分细胞因子受体等。Zhou等（2024）在Journal of Medicinal Chemistry讨论了LYTAC可选择的受体空间，说明受体类型正在不断增加。不同受体在组织分布和内吞特性上差别较大，所以受体选择会直接影响LYTAC作用的位置和效率。这一点在药物设计时不能只看靶蛋白本身，还要考虑受体在哪些细胞上表达。</w:t>
       </w:r>
     </w:p>
     <w:p>
@@ -280,7 +340,7 @@
           <w:b w:val="0"/>
           <w:sz w:val="24"/>
         </w:rPr>
-        <w:t>LYTAC的药物研发并非单纯的化学偶联问题，而是深度依赖对细胞生物学过程的系统理解。以下从生物医学视角阐述影响LYTAC降解效率的核心设计要素。</w:t>
+        <w:t>从文献来看，LYTAC的效果并不只由化学结构决定，细胞本身的生物学环境也很重要。在设计分子时，至少需要考虑靶蛋白结合剂、受体配体和连接子三个方面。</w:t>
       </w:r>
     </w:p>
     <w:p>
@@ -295,7 +355,7 @@
           <w:b w:val="0"/>
           <w:sz w:val="24"/>
         </w:rPr>
-        <w:t>（一）靶蛋白结合模块的选择。靶蛋白结合剂需具备足够的亲和力和特异性，但不必抑制靶蛋白功能——这是LYTAC相对传统药物的重要优势。对于膜蛋白，抗体Fab片段、单链可变区（scFv）及纳米抗体是常用选择；对于分泌蛋白，可采用全抗体或高亲和力肽段；对于难以获得抗体的靶点，DNA/RNA适体及小分子配体提供了更灵活的替代方案。值得注意的是，结合表位、亲和力的微小差异可显著影响三元复合物的形成及内吞效率，提示靶蛋白结合模块的优化必须结合结构生物学和细胞功能实验进行迭代。</w:t>
+        <w:t>靶蛋白结合剂需要有足够亲和力，但不要求一定抑制靶蛋白活性。膜蛋白常用抗体片段或纳米抗体，分泌蛋白可用抗体或肽段，部分研究则使用DNA适体作为结合模块。结合位点和亲和力的小幅变化，就可能影响三元复合物形成和内吞效率。</w:t>
       </w:r>
     </w:p>
     <w:p>
@@ -310,7 +370,7 @@
           <w:b w:val="0"/>
           <w:sz w:val="24"/>
         </w:rPr>
-        <w:t>（二）LTR配体与价态设计。以CI-M6PR为例，其天然配体为甘露糖-6-磷酸（M6P）修饰的溶酶体酶，LYTAC通常采用多价M6P聚糖（M6Pn，n=3-9）作为配体以提高受体结合亲和力。Ahn等的研究表明，三价N-乙酰半乳糖胺（tri-GalNAc）与ASGPR的结合效能优于单价配体，为肝靶向LYTAC设计提供了重要参数。配体的化学合成、糖基化修饰及与蛋白载体的偶联位点均会影响分子的均一性、免疫原性及体内稳定性。</w:t>
+        <w:t>受体配体的选择和价态同样关键。第一代LYTAC多使用CI-M6PR配体，通常采用多价甘露糖-6-磷酸聚糖以提高结合能力。Ahn等后来改用肝特异性受体ASGPR的tri-GalNAc配体，说明组织分布是决定降解位置的重要因素。连接子长度和柔性会影响两个功能模块之间的空间排布，过长或过短都可能降低降解效率。近年来也有研究通过定点偶联提高抗体-配体偶联物的均一性，以改善体内稳定性。Caianiello等（2021）在Nature Chemical Biology还报道了另一种降解胞外蛋白的小分子策略MoDE，说明除了经典LYTAC，相关思路还在向不同分子类型扩展。</w:t>
       </w:r>
     </w:p>
     <w:p>
@@ -325,7 +385,7 @@
           <w:b w:val="0"/>
           <w:sz w:val="24"/>
         </w:rPr>
-        <w:t>（三）连接子与分子拓扑。连接子的长度、柔性及化学性质决定两个功能模块的空间取向，直接影响三元复合物的形成概率。过短的连接子可能导致空间位阻，而过长的连接子则可能降低有效浓度并增加非特异性结合。近年来，定点偶联（site-specific conjugation）技术的发展，使抗体-聚糖偶联产物的均一性显著提高，改善了药代动力学性质。</w:t>
+        <w:t>2023年Ahn等在Science上发表的工作进一步说明，细胞内多条通路会影响LYTAC降解效率，例如retromer介导的循环回收、CUL3的neddylation修饰，以及M6P生物合成对CI-M6PR受体的占用等。这说明同一种LYTAC在不同细胞系中效果可能差很多，也提示后续药物研发需要更多细胞生物学层面的支持。</w:t>
       </w:r>
     </w:p>
     <w:p>
@@ -340,7 +400,7 @@
           <w:b w:val="0"/>
           <w:sz w:val="24"/>
         </w:rPr>
-        <w:t>（四）细胞层面的降解决定因素。2023年Ahn等在Science发表的全基因组CRISPR筛选研究揭示，LYTAC的降解效率受到多条细胞通路的协同调控，包括retromer复合体介导的循环回收、CUL3的neddylation修饰以及M6P生物合成通路对CI-M6PR的配体占位等。这些发现表明，同一LYTAC分子在不同细胞系或组织中的降解效能可能存在显著差异，为临床疗效预测和患者分层提供了潜在的生物标志物。</w:t>
+        <w:t>Li等（2025）在总结影响降解效率的因素时，还提到了配体价态、连接子长度和结合表位等分子层面的变量，说明分子设计和细胞环境需要同时考虑。</w:t>
       </w:r>
     </w:p>
     <w:p>
@@ -385,7 +445,7 @@
           <w:b w:val="0"/>
           <w:sz w:val="24"/>
         </w:rPr>
-        <w:t>2020年，斯坦福大学Bertozzi实验室在Nature杂志发表了LYTAC领域的奠基性工作，标志着靶向蛋白降解技术正式拓展至胞外及膜蛋白领域。该研究由Banik、Pedram、Wisnovsky等完成，论文题目为《Lysosome-targeting chimaeras for degradation of extracellular proteins》，发表于Nature第584卷第7820期，页码291-297。</w:t>
+        <w:t>Banik等在Nature（2020, 584卷7820期, 291-297页）发表了LYTAC领域的开创性工作，论文题目为Lysosome-targeting chimaeras for degradation of extracellular proteins。这项研究较早较完整地证明，可以把胞外和膜蛋白导向溶酶体降解。</w:t>
       </w:r>
     </w:p>
     <w:p>
@@ -400,7 +460,7 @@
           <w:b w:val="0"/>
           <w:sz w:val="24"/>
         </w:rPr>
-        <w:t>该团队将靶向蛋白降解的「诱导邻近」理念与溶酶体分选途径相结合，设计并合成了首批LYTAC分子。这些分子由靶向模块（小分子或抗体）与CI-M6PR激动剂——化学合成的甘露糖-6-磷酸聚糖配体（M6Pn）通过连接子偶联而成。在机制验证方面，研究团队建立了基于CRISPR筛选的功能基因组学平台，系统鉴定了CI-M6PR依赖的LYTAC内吞通路，并意外发现外泌体复合体（exocyst complex）是LYTAC介导内吞的关键组分，为理解受体介导的内吞提供了新的生物学视角。</w:t>
+        <w:t>Li等（2025）在Acta Pharmacologica Sinica的综述中，把这项工作称为LYTAC技术发展的起点。</w:t>
       </w:r>
     </w:p>
     <w:p>
@@ -415,7 +475,7 @@
           <w:b w:val="0"/>
           <w:sz w:val="24"/>
         </w:rPr>
-        <w:t>在靶蛋白降解验证中，该研究展示了LYTAC对多种具有重要治疗意义的蛋白的降解能力，包括载脂蛋白E4（ApoE4，阿尔茨海默病遗传风险因子）、表皮生长因子受体（EGFR）、转铁蛋白受体（CD71）及程序性死亡配体1（PD-L1）等。以EGFR为例，LYTAC可在数小时内实现受体蛋白的显著下调，其降解动力学与溶酶体抑制剂的处理结果一致，证实了溶酶体途径在降解中的核心作用。该研究还证明，LYTAC对PD-L1的降解可有效削弱肿瘤细胞的免疫逃逸能力，提示其在肿瘤免疫治疗中的潜在应用价值。</w:t>
+        <w:t>作者将靶向模块与CI-M6PR配体通过连接子连接，构建了首批LYTAC分子。他们还利用CRISPR筛选研究了LYTAC的内吞通路，发现外泌体复合体（exocyst complex）参与这一过程，说明这项研究并不只是做分子，也在补充受体介导内吞的基础认识。</w:t>
       </w:r>
     </w:p>
     <w:p>
@@ -430,7 +490,22 @@
           <w:b w:val="0"/>
           <w:sz w:val="24"/>
         </w:rPr>
-        <w:t>从药物研发视角审视，该工作具有三重重要意义：第一，在概念层面证明了「降解优于抑制」原则可推广至胞外蛋白；第二，在工具层面提供了可模块化替换的分子架构，为后续多样化LYTAC设计奠定了基础；第三，在生物学层面揭示了LYTAC内吞的分子机制，体现了基础生物医学研究对技术创新方向的引领作用。该论文发表后迅速成为LYTAC领域的引用基石，截至2025年已被引用超过千次，并直接催生了Lycia Therapeutics等专注于LYTAC药物开发的企业。</w:t>
+        <w:t>实验中，LYTAC成功降解了ApoE4、EGFR、CD71和PD-L1等蛋白。以EGFR为例，处理后受体水平在数小时内明显下降，而溶酶体抑制剂可以阻断这一效应，说明溶酶体途径是主要降解路径。PD-L1被降解后，肿瘤细胞的免疫逃逸能力也有所减弱。这篇论文的重要性在于，它把靶向蛋白降解从胞内拓展到了胞外和膜蛋白，也为后续很多研究提供了基本框架。</w:t>
+      </w:r>
+    </w:p>
+    <w:p>
+      <w:pPr>
+        <w:spacing w:line="360" w:lineRule="auto" w:after="120"/>
+        <w:ind w:firstLine="420"/>
+        <w:jc w:val="both"/>
+      </w:pPr>
+      <w:r>
+        <w:rPr>
+          <w:rFonts w:ascii="Times New Roman" w:hAnsi="Times New Roman" w:eastAsia="仿宋"/>
+          <w:b w:val="0"/>
+          <w:sz w:val="24"/>
+        </w:rPr>
+        <w:t>作者还测试了ApoE4的降解。ApoE4是阿尔茨海默病研究中较受关注的蛋白，这说明LYTAC并不只面向肿瘤靶点，在神经退行性疾病相关蛋白上也有探索价值。</w:t>
       </w:r>
     </w:p>
     <w:p>
@@ -489,7 +564,7 @@
           <w:b w:val="0"/>
           <w:sz w:val="24"/>
         </w:rPr>
-        <w:t>第一代LYTAC采用CI-M6PR作为溶酶体靶向受体，该受体在多种组织广泛表达，限制了LYTAC的组织选择性。实现组织特异性蛋白降解是LYTAC走向临床应用的关键需求，尤其在肿瘤和代谢性疾病中，脱靶降解可能带来严重毒副作用。</w:t>
+        <w:t>第一代LYTAC主要依赖CI-M6PR，而该受体在多种组织中都有表达，因此组织选择性不够理想。2021年，Ahn等在Nature Chemical Biology（17卷937-946页）报道了一种结合ASGPR的GalNAc-LYTAC。ASGPR主要在肝细胞表达，此前也已被用于肝靶向核酸递送，因此这项研究的意义在于把LYTAC进一步推向组织特异性降解。</w:t>
       </w:r>
     </w:p>
     <w:p>
@@ -504,7 +579,7 @@
           <w:b w:val="0"/>
           <w:sz w:val="24"/>
         </w:rPr>
-        <w:t>2021年，Ahn、Banik、Miller和Bertozzi等在Nature Chemical Biology（第17卷，页码937-946）发表了题为《LYTACs that engage the asialoglycoprotein receptor for targeted protein degradation》的研究。该工作将LYTAC的LTR模块从CI-M6PR拓展至去唾液酸糖蛋白受体（ASGPR），后者是主要在肝细胞表面高表达的LTR，已被广泛验证为肝靶向递送的有效锚点（如GalNAc-siRNA偶联物）。</w:t>
+        <w:t>研究者将靶蛋白结合剂与tri-GalNAc配体连接，在肝细胞中实现了EGFR降解。结果显示，与单纯使用抑制性抗体相比，GalNAc-LYTAC对EGFR下游信号的抑制更持久。作者还把较小的肽段结合剂与tri-GalNAc连接，实现了整合素降解并抑制癌细胞增殖。此外，他们在抗体Fc区进行定点偶联，改善了GalNAc-LYTAC在体内的药代动力学表现。这项研究说明，受体选择本身就是药物设计的一部分，而不仅仅是靶蛋白结合问题。</w:t>
       </w:r>
     </w:p>
     <w:p>
@@ -519,22 +594,7 @@
           <w:b w:val="0"/>
           <w:sz w:val="24"/>
         </w:rPr>
-        <w:t>研究团队将靶蛋白结合剂与三价N-乙酰半乳糖胺（tri-GalNAc）配体偶联，构建了GalNAc-LYTAC平台。在肝细胞中，GalNAc-LYTAC可有效降解EGFR，且其信号阻断效应优于传统EGFR抑制性抗体，表明蛋白清除较受体占据可产生更持久的功能抑制。进一步地，研究者将3.4 kDa的肽段结合剂与tri-GalNAc连接，实现了对整合素的降解及癌细胞增殖的抑制。该研究还系统优化了抗体骨架上的定点偶联策略：在抗体Fc区特定位点引入单个tri-GalNAc配体，显著改善了GalNAc-LYTAC在体内的药代动力学性质，延长了半衰期并提高了生物利用度。</w:t>
-      </w:r>
-    </w:p>
-    <w:p>
-      <w:pPr>
-        <w:spacing w:line="360" w:lineRule="auto" w:after="120"/>
-        <w:ind w:firstLine="420"/>
-        <w:jc w:val="both"/>
-      </w:pPr>
-      <w:r>
-        <w:rPr>
-          <w:rFonts w:ascii="Times New Roman" w:hAnsi="Times New Roman" w:eastAsia="仿宋"/>
-          <w:b w:val="0"/>
-          <w:sz w:val="24"/>
-        </w:rPr>
-        <w:t>这一研究从生物医学与药物化学的交叉视角，解决了LYTAC研发中的两个核心问题：组织选择性与成药性。ASGPR的肝特异性表达使GalNAc-LYTAC成为肝相关疾病（如肝细胞癌、代谢性肝病）的理性设计选择；而定点偶联技术的引入则表明，蛋白质工程与糖化学的协同优化是提升LYTAC药物性质的关键路径。该工作也为后来cataLYTAC等平台的ASGPR模块选择提供了直接依据。</w:t>
+        <w:t>Li等（2025）把这类工作归纳为第二代组织特异性LYTAC，认为肝靶向设计对减少脱靶效应有一定帮助。</w:t>
       </w:r>
     </w:p>
     <w:p>
@@ -593,7 +653,7 @@
           <w:b w:val="0"/>
           <w:sz w:val="24"/>
         </w:rPr>
-        <w:t>随着LYTAC分子设计的日趋成熟，研究者逐渐认识到：相同结构的LYTAC在不同细胞类型中的降解效率可能存在数量级差异。这一现象提示，细胞内在的生物学特征——而非仅仅是分子结构——是决定LYTAC疗效的关键因素。阐明这些细胞决定因素，对于LYTAC的理性设计、临床疗效预测及患者分层具有至关重要的意义。</w:t>
+        <w:t>随着研究深入，人们发现同一种LYTAC在不同细胞中的降解效率可能差别很大。这说明除了分子结构，细胞内部环境同样重要。2023年，Ahn等在Science（382卷, eadf6249）发表了一项全基因组CRISPR筛选研究，系统寻找影响LYTAC降解效率的基因。</w:t>
       </w:r>
     </w:p>
     <w:p>
@@ -608,7 +668,7 @@
           <w:b w:val="0"/>
           <w:sz w:val="24"/>
         </w:rPr>
-        <w:t>2023年，Ahn、Banik和Bertozzi团队在Science杂志（第382卷，文章编号eadf6249）发表了题为《Elucidating the cellular determinants of targeted membrane protein degradation by lysosome-targeting chimeras》的研究。该团队利用全基因组CRISPR敲除筛选技术，系统鉴定了调控LYTAC介导膜蛋白降解的正向及负向调节因子，为LYTAC药物研发提供了迄今最全面的细胞生物学图谱。</w:t>
+        <w:t>这项研究的重要性在于，它并不只是证明LYTAC可以工作，而是开始解释为什么有些细胞降解效果好、有些效果差。</w:t>
       </w:r>
     </w:p>
     <w:p>
@@ -623,7 +683,7 @@
           <w:b w:val="0"/>
           <w:sz w:val="24"/>
         </w:rPr>
-        <w:t>该研究的核心发现包括三个方面。第一，retromer复合体介导的循环回收是LYTAC降解的重要负调控通路：retromer将LYTAC-CI-M6PR复合物从早期内体回收至细胞表面，使LYTAC在发挥降解功能前即脱离内吞途径；敲除retromer基因可显著增强LYTAC的降解效率，在某些条件下使EGFR降解率提升至90%以上。第二，CUL3的neddylation修饰是LYTAC-靶蛋白复合物从内体向溶酶体成熟转运的关键步骤；在11种来自8种不同组织的人源细胞系中，neddylated CUL3的表达水平与EGFR降解效率呈正相关，提示其可作为LYTAC疗效预测的潜在生物标志物。第三，M6P生物合成通路通过为CI-M6PR提供内源性竞争性配体，占据受体结合位点从而抑制LYTAC活性；抑制M6P生物合成可增加细胞表面游离CI-M6PR的比例，增强LYTAC的受体结合和内化效率。</w:t>
+        <w:t>研究发现，retromer复合体可以把LYTAC-CI-M6PR复合物从内体回收至细胞膜，相当于削弱了降解过程。敲除相关基因后，EGFR降解效率明显提高，有些条件下可达到90%以上。</w:t>
       </w:r>
     </w:p>
     <w:p>
@@ -638,7 +698,52 @@
           <w:b w:val="0"/>
           <w:sz w:val="24"/>
         </w:rPr>
-        <w:t>该研究深刻体现了生物医学基础研究的「反哺」价值：它不仅解释了LYTAC在不同细胞中效能差异的分子基础，更为下一代LYTAC的设计提供了明确方向——可通过调控retromer活性、联合CUL3 neddylation调节剂或优化M6P配体竞争等方式增强降解效率。从药物研发管线角度，neddylated CUL3水平的检测有望成为LYTAC疗法的伴随诊断指标，推动LYTAC从「一刀切」走向精准医疗。</w:t>
+        <w:t>另一个重要发现是CUL3的neddylation修饰。作者比较了11种细胞系，发现neddylated CUL3水平较高的细胞，EGFR降解效果更好。这意味着细胞本身的蛋白修饰状态，可能会影响LYTAC是否好用。</w:t>
+      </w:r>
+    </w:p>
+    <w:p>
+      <w:pPr>
+        <w:spacing w:line="360" w:lineRule="auto" w:after="120"/>
+        <w:ind w:firstLine="420"/>
+        <w:jc w:val="both"/>
+      </w:pPr>
+      <w:r>
+        <w:rPr>
+          <w:rFonts w:ascii="Times New Roman" w:hAnsi="Times New Roman" w:eastAsia="仿宋"/>
+          <w:b w:val="0"/>
+          <w:sz w:val="24"/>
+        </w:rPr>
+        <w:t>研究还指出，细胞内源性M6P修饰蛋白会占用CI-M6PR受体，从而和LYTAC竞争结合位点。如果抑制M6P生物合成，游离受体增多，LYTAC效率也会提高。</w:t>
+      </w:r>
+    </w:p>
+    <w:p>
+      <w:pPr>
+        <w:spacing w:line="360" w:lineRule="auto" w:after="120"/>
+        <w:ind w:firstLine="420"/>
+        <w:jc w:val="both"/>
+      </w:pPr>
+      <w:r>
+        <w:rPr>
+          <w:rFonts w:ascii="Times New Roman" w:hAnsi="Times New Roman" w:eastAsia="仿宋"/>
+          <w:b w:val="0"/>
+          <w:sz w:val="24"/>
+        </w:rPr>
+        <w:t>这篇论文让我印象较深的一点是，它把药物效率和基础细胞生物学直接联系了起来。以后如果要做LYTAC药物，可能不能只盯着分子本身，还要考虑不同组织和细胞类型的差异。</w:t>
+      </w:r>
+    </w:p>
+    <w:p>
+      <w:pPr>
+        <w:spacing w:line="360" w:lineRule="auto" w:after="120"/>
+        <w:ind w:firstLine="420"/>
+        <w:jc w:val="both"/>
+      </w:pPr>
+      <w:r>
+        <w:rPr>
+          <w:rFonts w:ascii="Times New Roman" w:hAnsi="Times New Roman" w:eastAsia="仿宋"/>
+          <w:b w:val="0"/>
+          <w:sz w:val="24"/>
+        </w:rPr>
+        <w:t>Sun等（2024）在综述中也引用了这项研究，认为细胞通路调控可能是提高LYTAC效率的重要方向。</w:t>
       </w:r>
     </w:p>
     <w:p>
@@ -697,7 +802,7 @@
           <w:b w:val="0"/>
           <w:sz w:val="24"/>
         </w:rPr>
-        <w:t>化学合成的LYTAC在分子均一性和规模化生产方面面临挑战，这促使研究者探索基因编码的蛋白降解平台。2023年，加州大学旧金山分校Wells实验室的Pance、Gramespacher、Byrnes等在Nature Biotechnology（第41卷第2期，页码273-281）发表了KineTAC（细胞因子受体靶向嵌合体）平台的研究，为LYTAC技术提供了重要的生物学替代方案。</w:t>
+        <w:t>化学合成LYTAC在制备和均一性方面有一定难度，因此也有研究尝试用基因编码的蛋白分子来实现类似功能。2023年，Pance等在Nature Biotechnology（41卷273-281页）提出了KineTAC（cytokine receptor-targeting chimera）平台。</w:t>
       </w:r>
     </w:p>
     <w:p>
@@ -712,7 +817,7 @@
           <w:b w:val="0"/>
           <w:sz w:val="24"/>
         </w:rPr>
-        <w:t>KineTAC是完全基因编码的双特异性抗体，由两个功能臂组成：细胞因子臂结合内源性细胞因子受体（如CXCR7），靶蛋白结合臂识别目标蛋白。以CXCL12-CXCR7轴为例，CXCL12与CXCR7结合后可触发受体内吞并导向溶酶体降解，KineTAC将这一天然生物学过程「劫持」用于靶蛋白的共转运降解。研究团队针对PD-L1、HER2、PD-1、EGFR、CDCP1和TROP2等8种治疗相关靶蛋白构建了相应的KineTAC分子，最大降解效率（Dmax）介于51%至93%之间，展示了平台的广泛适用性。</w:t>
+        <w:t>KineTAC是一种双特异性抗体，一条臂结合细胞因子受体，另一条臂结合靶蛋白。例如CXCL12可以结合CXCR7并触发受体内吞，研究者就把这一天然过程用来带动靶蛋白进入溶酶体。他们针对PD-L1、HER2、PD-1、EGFR、CDCP1和TROP2等靶点构建了KineTAC，最大降解效率大约在51%到93%之间。</w:t>
       </w:r>
     </w:p>
     <w:p>
@@ -727,7 +832,7 @@
           <w:b w:val="0"/>
           <w:sz w:val="24"/>
         </w:rPr>
-        <w:t>与化学LYTAC相比，KineTAC具有多方面优势：模块化的基因编码设计使靶蛋白结合臂可快速替换，无需复杂的化学合成和糖-蛋白偶联；可利用哺乳动物细胞表达系统生产，保证了产品的均一性和可放大性；通过选择不同细胞因子-受体轴（如CXCL11-CXCR7、IL-2-IL-2R），可实现对不同组织或细胞类型的靶向。以PD-L1降解为例，KineTAC不仅消除了免疫检查点信号，还可能通过改变膜蛋白组构成影响肿瘤免疫微环境，为免疫治疗提供了不同于抗体阻断的新机制。</w:t>
+        <w:t>论文中还比较了不同细胞因子臂对降解效率的影响，说明同一个平台在不同靶点上表现并不相同。</w:t>
       </w:r>
     </w:p>
     <w:p>
@@ -742,7 +847,37 @@
           <w:b w:val="0"/>
           <w:sz w:val="24"/>
         </w:rPr>
-        <w:t>KineTAC的出现表明，LYTAC药物研发不必局限于化学偶联路径，融合蛋白质工程、免疫学和细胞生物学的生物降解平台同样具有强大的竞争力。从药物开发角度，KineTAC更接近传统抗体药物的开发和质控流程，可能更快实现从实验室到生产的转化，体现了多学科交叉融合对创新药物研发的推动作用。</w:t>
+        <w:t>与化学LYTAC相比，KineTAC可以通过哺乳动物细胞表达生产，更换靶蛋白结合臂也相对方便，不需要复杂的聚糖-蛋白化学偶联。通过替换不同细胞因子-受体组合，还可以尝试不同的组织靶向方式。</w:t>
+      </w:r>
+    </w:p>
+    <w:p>
+      <w:pPr>
+        <w:spacing w:line="360" w:lineRule="auto" w:after="120"/>
+        <w:ind w:firstLine="420"/>
+        <w:jc w:val="both"/>
+      </w:pPr>
+      <w:r>
+        <w:rPr>
+          <w:rFonts w:ascii="Times New Roman" w:hAnsi="Times New Roman" w:eastAsia="仿宋"/>
+          <w:b w:val="0"/>
+          <w:sz w:val="24"/>
+        </w:rPr>
+        <w:t>这项研究说明，LYTAC并不只有一种实现路径，蛋白质工程和免疫学方法也能参与胞外蛋白降解药物的设计。</w:t>
+      </w:r>
+    </w:p>
+    <w:p>
+      <w:pPr>
+        <w:spacing w:line="360" w:lineRule="auto" w:after="120"/>
+        <w:ind w:firstLine="420"/>
+        <w:jc w:val="both"/>
+      </w:pPr>
+      <w:r>
+        <w:rPr>
+          <w:rFonts w:ascii="Times New Roman" w:hAnsi="Times New Roman" w:eastAsia="仿宋"/>
+          <w:b w:val="0"/>
+          <w:sz w:val="24"/>
+        </w:rPr>
+        <w:t>Chen等（2023）把KineTAC与化学合成的LYTAC并列讨论，认为这类蛋白平台在制备和替换靶点结合臂方面可能更方便。</w:t>
       </w:r>
     </w:p>
     <w:p>
@@ -801,7 +936,7 @@
           <w:b w:val="0"/>
           <w:sz w:val="24"/>
         </w:rPr>
-        <w:t>基于上述基础研究积累，LYTAC技术已在多个疾病领域展现出转化潜力，以下从生物医学与药物研发结合的角度进行梳理。</w:t>
+        <w:t>从已发表研究来看，LYTAC已经在肿瘤、免疫相关疾病和神经退行性疾病等方向开展了较多探索，但多数仍停留在细胞和动物实验阶段。</w:t>
       </w:r>
     </w:p>
     <w:p>
@@ -816,7 +951,7 @@
           <w:b w:val="0"/>
           <w:sz w:val="24"/>
         </w:rPr>
-        <w:t>（一）过敏及免疫性疾病。IgE是I型过敏反应的关键效应分子，目前临床标准治疗药物奥马珠单抗（omalizumab）通过中和游离IgE发挥作用，但无法降低总IgE水平，且疗效受患者基线IgE浓度限制。Lycia Therapeutics基于Bertozzi实验室的技术开发了cataLYTAC平台，通过稳定化ASGPR配体、pH敏感性靶蛋白结合及FcRn介导的循环回收，实现了对IgE的催化性（catalytic）降解。临床前研究显示，cataLYTAC在体外可降解超化学计量水平的IgE，在非人灵长类动物中单次给药即可实现超过98%的内源性IgE清除并维持约两周，疗效和持续时间均优于奥马珠单抗。候选药物LCA-0061已进入IND申报阶段，拟用于食物过敏、过敏性哮喘等疾病，有望成为首个进入临床试验的LYTAC药物。</w:t>
+        <w:t>在肿瘤免疫方向，Banik等最早证明LYTAC可以降解PD-L1。2023年Li等在Journal of the American Chemical Society（145卷24506-24521页）进一步报道了基于DNA适体的共价LYTAC，可在体内降解PD-L1，并观察到比传统免疫检查点抗体更强的抗肿瘤免疫反应。作者在动物模型中比较了共价LYTAC和常规抗体阻断疗法，认为前者在激活抗肿瘤免疫方面表现更好。</w:t>
       </w:r>
     </w:p>
     <w:p>
@@ -831,7 +966,7 @@
           <w:b w:val="0"/>
           <w:sz w:val="24"/>
         </w:rPr>
-        <w:t>在自身免疫病领域，致病性自身抗体（如Graves病中的TSH受体抗体、重症肌无力中的抗MuSK抗体）是理想的LYTAC靶点。Lycia的LCA-0321和LCA-0391分别靶向TSHR自身抗体和抗MuSK抗体，旨在实现抗原特异性抗体清除而不引起广泛免疫抑制，体现了LYTAC在精准免疫调节中的独特优势。</w:t>
+        <w:t>Pance等的KineTAC研究也证明，PD-L1、HER2等免疫相关靶点可以通过溶酶体途径被降解。</w:t>
       </w:r>
     </w:p>
     <w:p>
@@ -846,7 +981,7 @@
           <w:b w:val="0"/>
           <w:sz w:val="24"/>
         </w:rPr>
-        <w:t>（二）肿瘤免疫治疗。PD-L1/PD-1轴的免疫检查点阻断疗法已改变多种肿瘤的治疗格局，但客观缓解率仍有限。2023年，Li等在Journal of the American Chemical Society（第145卷第45期，页码24506-24521）报道了基于DNA适体的共价LYTAC（covalent LYTAC），通过生物正交共价连接强化PD-L1结合，实现了高效的PD-L1溶酶体降解。该研究首次证明LYTAC介导的PD-L1降解可诱导肿瘤细胞的免疫原性凋亡，激活肿瘤特异性免疫应答，在抗肿瘤疗效与炎症损伤之间取得了优于抗体疗法的平衡。这一工作将适体技术、化学生物学与肿瘤免疫学相结合，为免疫检查点降解（Immune Checkpoint Degradation, ICD）疗法开辟了新路径。</w:t>
+        <w:t>在肝靶向方向，Wu等在Angewandte Chemie International Edition（2023, 62卷e202218106）开发了Apt-LYTAC，把适体与tri-GalNAc连接，实现了肝细胞中对PDGF和PTK7等靶点的降解。Li等（2025）在综述中也介绍了这类适体LYTAC，认为其合成步骤相对简单，适合快速筛选不同靶点结合序列。</w:t>
       </w:r>
     </w:p>
     <w:p>
@@ -861,7 +996,112 @@
           <w:b w:val="0"/>
           <w:sz w:val="24"/>
         </w:rPr>
-        <w:t>（三）神经退行性疾病。胞外蛋白聚集体（如β淀粉样蛋白、Tau蛋白）是阿尔茨海默病等神经退行性疾病的病理标志物。2023年，中国科学技术大学团队在Cell姊妹刊Chem（第9卷，页码2016-2038）发表了生物标志物激活的多功能LYTAC（KPLY）研究，设计了可穿越血脑屏障的聚多巴胺纳米载体，负载点击化学前体，在Aβ-Cu复合物催化下于病灶区域原位生成活性LYTAC，通过CD206受体介导Aβ多态性聚集体（寡聚体、原纤维等）的溶酶体降解。该研究巧妙利用了阿尔茨海默病病灶区铜离子异常积累的病理特征，实现了LYTAC的时空可控激活，降低了全身给药的外周脱靶风险，展示了生物医学对疾病微环境的深刻理解如何驱动创新型药物设计。</w:t>
+        <w:t>这类工作说明，适体分子体积小、合成相对方便，也是构建LYTAC的一条可行路线。</w:t>
+      </w:r>
+    </w:p>
+    <w:p>
+      <w:pPr>
+        <w:spacing w:line="360" w:lineRule="auto" w:after="120"/>
+        <w:ind w:firstLine="420"/>
+        <w:jc w:val="both"/>
+      </w:pPr>
+      <w:r>
+        <w:rPr>
+          <w:rFonts w:ascii="Times New Roman" w:hAnsi="Times New Roman" w:eastAsia="仿宋"/>
+          <w:b w:val="0"/>
+          <w:sz w:val="24"/>
+        </w:rPr>
+        <w:t>在神经退行性疾病方向，Liu等在Chem（2023, 9卷2016-2038页）设计了可在阿尔茨海默病病灶区激活的LYTAC前体，利用Aβ沉积区铜离子催化点击反应，在局部生成活性分子，并通过CD206受体促进Aβ聚集体进入溶酶体降解。这项研究的特点是把疾病局部病理特征和药物激活结合起来，试图降低全身给药带来的脱靶风险。</w:t>
+      </w:r>
+    </w:p>
+    <w:p>
+      <w:pPr>
+        <w:spacing w:line="360" w:lineRule="auto" w:after="120"/>
+        <w:ind w:firstLine="420"/>
+        <w:jc w:val="both"/>
+      </w:pPr>
+      <w:r>
+        <w:rPr>
+          <w:rFonts w:ascii="Times New Roman" w:hAnsi="Times New Roman" w:eastAsia="仿宋"/>
+          <w:b w:val="0"/>
+          <w:sz w:val="24"/>
+        </w:rPr>
+        <w:t>作者还构建了可穿越血脑屏障的纳米载体，把点击反应前体送到脑部，再在病灶区原位生成活性降解分子。</w:t>
+      </w:r>
+    </w:p>
+    <w:p>
+      <w:pPr>
+        <w:spacing w:line="360" w:lineRule="auto" w:after="120"/>
+        <w:ind w:firstLine="420"/>
+        <w:jc w:val="both"/>
+      </w:pPr>
+      <w:r>
+        <w:rPr>
+          <w:rFonts w:ascii="Times New Roman" w:hAnsi="Times New Roman" w:eastAsia="仿宋"/>
+          <w:b w:val="0"/>
+          <w:sz w:val="24"/>
+        </w:rPr>
+        <w:t>Li等（2025）认为，这类病灶激活设计对神经退行性疾病可能更有意义，因为可以避免药物在全身过早发挥作用。</w:t>
+      </w:r>
+    </w:p>
+    <w:p>
+      <w:pPr>
+        <w:spacing w:line="360" w:lineRule="auto" w:after="120"/>
+        <w:ind w:firstLine="420"/>
+        <w:jc w:val="both"/>
+      </w:pPr>
+      <w:r>
+        <w:rPr>
+          <w:rFonts w:ascii="Times New Roman" w:hAnsi="Times New Roman" w:eastAsia="仿宋"/>
+          <w:b w:val="0"/>
+          <w:sz w:val="24"/>
+        </w:rPr>
+        <w:t>在免疫相关疾病方向，Chen等（2023）和Li等（2025）都提到，分泌蛋白和膜蛋白是LYTAC较有潜力的靶点类型，但现有证据主要来自细胞和动物实验。</w:t>
+      </w:r>
+    </w:p>
+    <w:p>
+      <w:pPr>
+        <w:spacing w:line="360" w:lineRule="auto" w:after="120"/>
+        <w:ind w:firstLine="420"/>
+        <w:jc w:val="both"/>
+      </w:pPr>
+      <w:r>
+        <w:rPr>
+          <w:rFonts w:ascii="Times New Roman" w:hAnsi="Times New Roman" w:eastAsia="仿宋"/>
+          <w:b w:val="0"/>
+          <w:sz w:val="24"/>
+        </w:rPr>
+        <w:t>综述文献也指出，分泌蛋白和自身抗体等免疫相关靶点被认为是LYTAC较有潜力的方向，但目前仍缺少正式发表的临床试验结果。</w:t>
+      </w:r>
+    </w:p>
+    <w:p>
+      <w:pPr>
+        <w:spacing w:line="360" w:lineRule="auto" w:after="120"/>
+        <w:ind w:firstLine="420"/>
+        <w:jc w:val="both"/>
+      </w:pPr>
+      <w:r>
+        <w:rPr>
+          <w:rFonts w:ascii="Times New Roman" w:hAnsi="Times New Roman" w:eastAsia="仿宋"/>
+          <w:b w:val="0"/>
+          <w:sz w:val="24"/>
+        </w:rPr>
+        <w:t>Li等（2025）和Chen等（2023）都提到，LYTAC在肿瘤、免疫疾病和神经系统疾病中已有较多临床前研究，但真正进入临床阶段的项目仍然很少。</w:t>
+      </w:r>
+    </w:p>
+    <w:p>
+      <w:pPr>
+        <w:spacing w:line="360" w:lineRule="auto" w:after="120"/>
+        <w:ind w:firstLine="420"/>
+        <w:jc w:val="both"/>
+      </w:pPr>
+      <w:r>
+        <w:rPr>
+          <w:rFonts w:ascii="Times New Roman" w:hAnsi="Times New Roman" w:eastAsia="仿宋"/>
+          <w:b w:val="0"/>
+          <w:sz w:val="24"/>
+        </w:rPr>
+        <w:t>这说明该方向虽然热闹，但离实际应用还有距离。</w:t>
       </w:r>
     </w:p>
     <w:p>
@@ -891,7 +1131,7 @@
           <w:b w:val="0"/>
           <w:sz w:val="24"/>
         </w:rPr>
-        <w:t>尽管LYTAC技术取得了令人瞩目的进展，但从实验室到临床的转化仍面临多重挑战。</w:t>
+        <w:t>虽然LYTAC研究进展较快，但要真正用于新药开发仍有不少问题。含聚糖的LYTAC结构复杂，化学合成和生物偶联产物不够均一，给质量控制带来困难。CI-M6PR表达较广，可能导致非靶组织也发生蛋白降解。ASGPR等组织特异性受体有所改善，但其他器官的靶向仍缺少成熟方案。聚糖配体和蛋白载体还可能影响体内半衰期，并引发免疫反应。第一代LYTAC往往和靶蛋白一起被降解，体内有效浓度维持时间较短。</w:t>
       </w:r>
     </w:p>
     <w:p>
@@ -906,7 +1146,7 @@
           <w:b w:val="0"/>
           <w:sz w:val="24"/>
         </w:rPr>
-        <w:t>第一，分子设计与制备的复杂性。含聚糖链的LYTAC分子结构复杂，化学合成和生物偶联的产物异质性较高，给质量控制和大规模生产带来困难。如何在保证降解活性的同时简化分子结构、提高批次间一致性，是CMC（化学、生产和控制）层面的核心问题。</w:t>
+        <w:t>Chen等（2023）在讨论胞外蛋白降解策略时指出，连接子设计、受体占用和细胞内吞分选都会影响最终降解效果。</w:t>
       </w:r>
     </w:p>
     <w:p>
@@ -921,7 +1161,7 @@
           <w:b w:val="0"/>
           <w:sz w:val="24"/>
         </w:rPr>
-        <w:t>第二，组织选择性与脱靶效应。广泛表达的CI-M6PR可能导致全身性靶蛋白降解，引发非预期的组织毒性。虽然ASGPR等组织特异性LTR提供了部分解决方案，但对于非肝脏靶点，仍需开发更多器官特异性受体或前药激活策略。</w:t>
+        <w:t>Li等（2025）也总结了LYTAC目前面临的主要问题，包括分子制备复杂、组织选择性不足以及临床前数据仍不够充分。</w:t>
       </w:r>
     </w:p>
     <w:p>
@@ -936,7 +1176,7 @@
           <w:b w:val="0"/>
           <w:sz w:val="24"/>
         </w:rPr>
-        <w:t>第三，药代动力学与免疫原性。聚糖配体可能激活先天免疫系统，异源蛋白载体可能诱导抗药抗体（ADA）反应。第一代LYTAC与靶蛋白共降解导致治疗分子无法循环利用，限制了体内暴露和降解容量；cataLYTAC等催化性设计正是针对这一瓶颈的生物医学工程解决方案。</w:t>
+        <w:t>Zhou等（2024）进一步从可成药靶点空间角度讨论了LYTAC的发展前景，认为受体和结合剂的选择仍然是最核心的设计环节。</w:t>
       </w:r>
     </w:p>
     <w:p>
@@ -951,7 +1191,37 @@
           <w:b w:val="0"/>
           <w:sz w:val="24"/>
         </w:rPr>
-        <w:t>第四，临床验证的缺乏。截至2025年，尚无LYTAC药物获批上市或完成临床试验，其人体安全性、有效性和最佳给药方案仍需通过系统的临床研究开发。细胞层面的降解标志物（如neddylated CUL3）能否在人体中可靠预测疗效，也需要临床数据的验证。</w:t>
+        <w:t>根据Chen等和Li等发表的综述，截至本文写作时，LYTAC仍主要处于临床前研究阶段，尚未见正式发表的人体临床试验结果。</w:t>
+      </w:r>
+    </w:p>
+    <w:p>
+      <w:pPr>
+        <w:spacing w:line="360" w:lineRule="auto" w:after="120"/>
+        <w:ind w:firstLine="420"/>
+        <w:jc w:val="both"/>
+      </w:pPr>
+      <w:r>
+        <w:rPr>
+          <w:rFonts w:ascii="Times New Roman" w:hAnsi="Times New Roman" w:eastAsia="仿宋"/>
+          <w:b w:val="0"/>
+          <w:sz w:val="24"/>
+        </w:rPr>
+        <w:t>Sun等（2024）在总结靶向蛋白降解技术时也认为，LYTAC仍属于较新的方向，其长期安全性和有效性还需要更多研究验证。</w:t>
+      </w:r>
+    </w:p>
+    <w:p>
+      <w:pPr>
+        <w:spacing w:line="360" w:lineRule="auto" w:after="120"/>
+        <w:ind w:firstLine="420"/>
+        <w:jc w:val="both"/>
+      </w:pPr>
+      <w:r>
+        <w:rPr>
+          <w:rFonts w:ascii="Times New Roman" w:hAnsi="Times New Roman" w:eastAsia="仿宋"/>
+          <w:b w:val="0"/>
+          <w:sz w:val="24"/>
+        </w:rPr>
+        <w:t>因此，这一技术虽然值得继续跟踪，但距离真正成药还有较长距离。</w:t>
       </w:r>
     </w:p>
     <w:p>
@@ -981,7 +1251,7 @@
           <w:b w:val="0"/>
           <w:sz w:val="24"/>
         </w:rPr>
-        <w:t>溶酶体靶向嵌合体（LYTAC）技术作为靶向蛋白降解领域的重要突破，将蛋白降解的适用范围从胞内拓展至约占人类蛋白质组40%的胞外及膜蛋白，为「不可成药」靶点的药物开发提供了全新范式。本文系统综述了LYTAC的基本原理、设计要素、代表性研究进展及疾病应用前景，重点通过Nature、Science、Nature Chemical Biology和Nature Biotechnology等期刊的四项高水平研究，展示了从概念奠基、组织靶向、机制解析到平台模块化的技术演进路径。</w:t>
+        <w:t>通过学习相关文献，我对LYTAC技术的理解是：它把靶向蛋白降解从胞内蛋白拓展到了胞外和膜蛋白，为一些传统上较难干预的靶点提供了新的思路。Banik等（Nature, 2020）建立了基本框架，Ahn等（Nature Chemical Biology, 2021）引入了肝靶向受体，Ahn等（Science, 2023）揭示了细胞因素对降解效率的影响，Pance等（Nature Biotechnology, 2023）则提供了基因编码的实现方式。</w:t>
       </w:r>
     </w:p>
     <w:p>
@@ -996,7 +1266,7 @@
           <w:b w:val="0"/>
           <w:sz w:val="24"/>
         </w:rPr>
-        <w:t>贯穿这些研究的主线，是生物医学对药物研发的深度赋能。没有对内吞-溶酶体途径的系统理解，就无法建立LYTAC的分子设计逻辑；没有对ASGPR肝特异性表达的认知，就难以实现组织靶向降解；没有全基因组筛选揭示的细胞调控网络，就无法解释疗效差异并开发伴随诊断；没有对细胞因子受体循环通路的借鉴，就难以诞生KineTAC等基因编码平台。这些实例充分说明，创新药物的研发并非化学或药理学的「单兵突进」，而是需要细胞生物学、免疫学、糖生物学、蛋白质组学等多学科知识的深度融合。</w:t>
+        <w:t>这些研究让我体会到，药物研发并不只是设计一个分子，还需要理解受体分布、内吞过程和溶酶体分选等生物学背景。如果缺少这些认识，很难解释为什么同一种分子在不同细胞里效果差很多。</w:t>
       </w:r>
     </w:p>
     <w:p>
@@ -1011,7 +1281,7 @@
           <w:b w:val="0"/>
           <w:sz w:val="24"/>
         </w:rPr>
-        <w:t>从笔者对领域发展的思考来看，LYTAC技术的未来可能呈现以下趋势：</w:t>
+        <w:t>从应用角度看，LYTAC在PD-L1降解、肝靶向蛋白清除和Aβ清除等方面已有动物实验支持，说明它确实有一定可行性。但制备复杂、组织选择性不足以及缺少临床数据，仍然是明显的短板。</w:t>
       </w:r>
     </w:p>
     <w:p>
@@ -1026,7 +1296,7 @@
           <w:b w:val="0"/>
           <w:sz w:val="24"/>
         </w:rPr>
-        <w:t>其一，从「降解」到「催化降解」的范式升级。cataLYTAC通过FcRn循环实现治疗分子的再利用，突破了第一代LYTAC「一次性消耗」的药代动力学瓶颈，这一创新本质上是对受体循环生物学和抗体工程学的综合运用，预示着LYTAC药物将走向更高的催化效率和更低的给药剂量。</w:t>
+        <w:t>读完这些文献后，我对LYTAC的整体印象是：概念上很有吸引力，因为它把过去较难处理的胞外靶点纳入了降解范围，但真正做成药还需要解决很多工程和生物学问题。</w:t>
       </w:r>
     </w:p>
     <w:p>
@@ -1041,7 +1311,7 @@
           <w:b w:val="0"/>
           <w:sz w:val="24"/>
         </w:rPr>
-        <w:t>其二，从「广谱靶向」到「精准靶向」的深化。随着更多LTR（如GPC3、整合素、CXCR7等）被纳入LYTAC设计，联合病灶微环境激活策略（如Aβ-Cu触发的原位生成），LYTAC有望实现器官、细胞类型乃至病理微环境的多层次精准靶向，最大限度拓展治疗窗。</w:t>
+        <w:t>我个人认为，这个领域后续可能还会继续围绕降解效率、组织靶向和分子类型选择等问题展开。化学LYTAC和蛋白工程平台各有优缺点，未来也许会形成互补。</w:t>
       </w:r>
     </w:p>
     <w:p>
@@ -1056,7 +1326,7 @@
           <w:b w:val="0"/>
           <w:sz w:val="24"/>
         </w:rPr>
-        <w:t>其三，从「实验室工具」到「临床药物」的跨越。LCA-0061等候选药物进入临床开发阶段，标志着LYTAC技术正经历从0到1的关键跃迁。未来5-10年，临床试验数据将回答LYTAC在人体中的安全性、免疫原性及疗效等核心问题，也将验证细胞生物标志物指导的精准用药策略是否可行。</w:t>
+        <w:t>从课程学习角度看，阅读这些论文也让我更清楚地看到，生物医学基础研究和新药开发之间联系很紧。如果只做化学偶联而不理解受体和内吞过程，很难真正判断一个LYTAC分子有没有继续开发的价值。</w:t>
       </w:r>
     </w:p>
     <w:p>
@@ -1071,22 +1341,7 @@
           <w:b w:val="0"/>
           <w:sz w:val="24"/>
         </w:rPr>
-        <w:t>其四，从「单一技术」到「融合平台」的拓展。LYTAC与PROTAC、AUTAC、分子胶等其他TPD技术的互补性，使同时靶向胞内、胞外及膜蛋白的联合降解策略成为可能；与适体、抗体、小分子及基因治疗载体的融合，将进一步丰富LYTAC的分子形式和应用场景。</w:t>
-      </w:r>
-    </w:p>
-    <w:p>
-      <w:pPr>
-        <w:spacing w:line="360" w:lineRule="auto" w:after="120"/>
-        <w:ind w:firstLine="420"/>
-        <w:jc w:val="both"/>
-      </w:pPr>
-      <w:r>
-        <w:rPr>
-          <w:rFonts w:ascii="Times New Roman" w:hAnsi="Times New Roman" w:eastAsia="仿宋"/>
-          <w:b w:val="0"/>
-          <w:sz w:val="24"/>
-        </w:rPr>
-        <w:t>综上所述，LYTAC技术代表了生物医学研究与药物研发深度融合的典范。它既拓展了人类对抗疾病靶点的能力边界，也提醒我们：真正具有变革性的药物创新，往往源于对生命科学基本问题的深刻洞察与临床需求的紧密结合。随着基础研究的持续深入、转化平台的日趋成熟及监管科学的逐步完善，LYTAC有望成为继PROTAC之后靶向蛋白降解领域的又一里程碑，为过敏性疾病、自身免疫病、肿瘤及神经退行性疾病患者带来新的治疗希望。</w:t>
+        <w:t>作为研究生阶段的文献学习，我认为LYTAC是一个值得继续关注的新方向，但它目前仍属于前沿探索阶段，还不能简单等同于即将上市的新药。</w:t>
       </w:r>
     </w:p>
     <w:p>
@@ -1221,7 +1476,7 @@
           <w:b w:val="0"/>
           <w:sz w:val="21"/>
         </w:rPr>
-        <w:t>[8] Wang Y, Song Y, Liu Z, et al. Targeted degradation of membrane and extracellular proteins with LYTACs[J]. Acta Pharmacologica Sinica, 2024, 45(7): 1333-1345.</w:t>
+        <w:t>[8] Li Y Y, Yang Y, Zhang R S, Ge R X, Xie S B. Targeted degradation of membrane and extracellular proteins with LYTACs[J]. Acta Pharmacologica Sinica, 2025, 46: 1-7.</w:t>
       </w:r>
     </w:p>
     <w:p>
@@ -1236,7 +1491,7 @@
           <w:b w:val="0"/>
           <w:sz w:val="21"/>
         </w:rPr>
-        <w:t>[9] Sun D, Lu Y, Hu Y, et al. Targeted protein degradation: advances in drug discovery and clinical practice[J]. Signal Transduction and Targeted Therapy, 2024, 9: 308.</w:t>
+        <w:t>[9] Chen X, Zhou Y, Zhao Y, Tang W. Targeted degradation of extracellular secreted and membrane proteins[J]. Trends in Pharmacological Sciences, 2023, 44(11): 762-775.</w:t>
       </w:r>
     </w:p>
     <w:p>
@@ -1251,7 +1506,7 @@
           <w:b w:val="0"/>
           <w:sz w:val="21"/>
         </w:rPr>
-        <w:t>[10] Caianiello D F, Miller C L, Ahn G, Riley N M, Bertozzi C R. Bifunctional small molecules that mediate the degradation of extracellular proteins[J]. Nature Chemical Biology, 2021, 17(8): 947-953.</w:t>
+        <w:t>[10] Sun D, Lu Y, Hu Y, et al. Targeted protein degradation: advances in drug discovery and clinical practice[J]. Signal Transduction and Targeted Therapy, 2024, 9: 308.</w:t>
       </w:r>
     </w:p>
     <w:p>
@@ -1266,7 +1521,7 @@
           <w:b w:val="0"/>
           <w:sz w:val="21"/>
         </w:rPr>
-        <w:t>[11] Ji C H, Kim H Y, Lee M J. The AUTOTAC chemical biology platform for targeted protein degradation via the autophagy-lysosome system[J]. Nature Communications, 2022, 13(1): 904.</w:t>
+        <w:t>[11] Caianiello D F, Miller C L, Ahn G, Riley N M, Bertozzi C R. Bifunctional small molecules that mediate the degradation of extracellular proteins[J]. Nature Chemical Biology, 2021, 17(8): 947-953.</w:t>
       </w:r>
     </w:p>
     <w:p>
@@ -1281,7 +1536,7 @@
           <w:b w:val="0"/>
           <w:sz w:val="21"/>
         </w:rPr>
-        <w:t>[12] Cotton A D, Nguyen D P, Gramespacher J A, Seiple I B, Wells J A. Development of antibody-based PROTACs for the degradation of the cell-surface immune checkpoint protein PD-L1[J]. Journal of the American Chemical Society, 2021, 143(2): 593-598.</w:t>
+        <w:t>[12] Bekes M, Langley D R, Crews C M. PROTAC targeted protein degraders: the past is prologue[J]. Nature Reviews Drug Discovery, 2022, 21(3): 181-200.</w:t>
       </w:r>
     </w:p>
     <w:p>
@@ -1296,82 +1551,7 @@
           <w:b w:val="0"/>
           <w:sz w:val="21"/>
         </w:rPr>
-        <w:t>[13] Lycia Therapeutics. LYTAC Platform[EB/OL]. https://lyciatx.com/technology/lytac-platform/, 2025.</w:t>
-      </w:r>
-    </w:p>
-    <w:p>
-      <w:pPr>
-        <w:spacing w:line="360" w:lineRule="auto" w:after="60"/>
-        <w:ind w:firstLine="0" w:left="420"/>
-        <w:jc w:val="both"/>
-      </w:pPr>
-      <w:r>
-        <w:rPr>
-          <w:rFonts w:ascii="Times New Roman" w:hAnsi="Times New Roman" w:eastAsia="仿宋"/>
-          <w:b w:val="0"/>
-          <w:sz w:val="21"/>
-        </w:rPr>
-        <w:t>[14] Lycia Therapeutics. Pipeline Programs[EB/OL]. https://lyciatx.com/pipeline/programs/, 2025.</w:t>
-      </w:r>
-    </w:p>
-    <w:p>
-      <w:pPr>
-        <w:spacing w:line="360" w:lineRule="auto" w:after="60"/>
-        <w:ind w:firstLine="0" w:left="420"/>
-        <w:jc w:val="both"/>
-      </w:pPr>
-      <w:r>
-        <w:rPr>
-          <w:rFonts w:ascii="Times New Roman" w:hAnsi="Times New Roman" w:eastAsia="仿宋"/>
-          <w:b w:val="0"/>
-          <w:sz w:val="21"/>
-        </w:rPr>
-        <w:t>[15] Bertozzi C R, et al. Catalytic degradation of circulating targets with FcRn-mediated cycling LYTACs (cataLYTACs)[R]. bioRxiv, 2025. doi: 10.1101/2025.01.12.632472.</w:t>
-      </w:r>
-    </w:p>
-    <w:p>
-      <w:pPr>
-        <w:spacing w:line="360" w:lineRule="auto" w:after="60"/>
-        <w:ind w:firstLine="0" w:left="420"/>
-        <w:jc w:val="both"/>
-      </w:pPr>
-      <w:r>
-        <w:rPr>
-          <w:rFonts w:ascii="Times New Roman" w:hAnsi="Times New Roman" w:eastAsia="仿宋"/>
-          <w:b w:val="0"/>
-          <w:sz w:val="21"/>
-        </w:rPr>
-        <w:t>[16] Bekes M, Langley D R, Crews C M. PROTAC targeted protein degraders: the past is prologue[J]. Nature Reviews Drug Discovery, 2022, 21(3): 181-200.</w:t>
-      </w:r>
-    </w:p>
-    <w:p>
-      <w:pPr>
-        <w:spacing w:line="360" w:lineRule="auto" w:after="60"/>
-        <w:ind w:firstLine="0" w:left="420"/>
-        <w:jc w:val="both"/>
-      </w:pPr>
-      <w:r>
-        <w:rPr>
-          <w:rFonts w:ascii="Times New Roman" w:hAnsi="Times New Roman" w:eastAsia="仿宋"/>
-          <w:b w:val="0"/>
-          <w:sz w:val="21"/>
-        </w:rPr>
-        <w:t>[17] Zhou Y, Zhang Y, Lazerwith S E, et al. Exploring the target space of lysosome-targeting chimeras[J]. Journal of Medicinal Chemistry, 2024, 67(5): 3654-3675.</w:t>
-      </w:r>
-    </w:p>
-    <w:p>
-      <w:pPr>
-        <w:spacing w:line="360" w:lineRule="auto" w:after="60"/>
-        <w:ind w:firstLine="0" w:left="420"/>
-        <w:jc w:val="both"/>
-      </w:pPr>
-      <w:r>
-        <w:rPr>
-          <w:rFonts w:ascii="Times New Roman" w:hAnsi="Times New Roman" w:eastAsia="仿宋"/>
-          <w:b w:val="0"/>
-          <w:sz w:val="21"/>
-        </w:rPr>
-        <w:t>[18] Wang Y, Liu Z, Deng Q, et al. Unlocking the undruggable: current landscape and emerging frontiers in lysosomal receptor-mediated protein degradation[J]. Drug Delivery, 2026, 33(1): 2636323.</w:t>
+        <w:t>[13] Zhou Y, Zhang Y, Lazerwith S E, et al. Exploring the target space of lysosome-targeting chimeras[J]. Journal of Medicinal Chemistry, 2024, 67(5): 3654-3675.</w:t>
       </w:r>
     </w:p>
     <w:sectPr>

--- a/LYTAC技术药物研发综述.docx
+++ b/LYTAC技术药物研发综述.docx
@@ -282,6 +282,36 @@
           <w:sz w:val="24"/>
         </w:rPr>
         <w:t>目前已报道的LTR包括CI-M6PR（也称IGF2R）、ASGPR、整合素以及部分细胞因子受体等。Zhou等（2024）在Journal of Medicinal Chemistry讨论了LYTAC可选择的受体空间，说明受体类型正在不断增加。不同受体在组织分布和内吞特性上差别较大，所以受体选择会直接影响LYTAC作用的位置和效率。这一点在药物设计时不能只看靶蛋白本身，还要考虑受体在哪些细胞上表达。</w:t>
+      </w:r>
+    </w:p>
+    <w:p>
+      <w:pPr>
+        <w:spacing w:line="360" w:lineRule="auto" w:after="120"/>
+        <w:ind w:firstLine="420"/>
+        <w:jc w:val="both"/>
+      </w:pPr>
+      <w:r>
+        <w:rPr>
+          <w:rFonts w:ascii="Times New Roman" w:hAnsi="Times New Roman" w:eastAsia="仿宋"/>
+          <w:b w:val="0"/>
+          <w:sz w:val="24"/>
+        </w:rPr>
+        <w:t>对我个人而言，LYTAC最难理解的部分并不是化学结构，而是受体被占用、复合物被回收以及内体怎样分选到溶酶体这些细胞过程。</w:t>
+      </w:r>
+    </w:p>
+    <w:p>
+      <w:pPr>
+        <w:spacing w:line="360" w:lineRule="auto" w:after="120"/>
+        <w:ind w:firstLine="420"/>
+        <w:jc w:val="both"/>
+      </w:pPr>
+      <w:r>
+        <w:rPr>
+          <w:rFonts w:ascii="Times New Roman" w:hAnsi="Times New Roman" w:eastAsia="仿宋"/>
+          <w:b w:val="0"/>
+          <w:sz w:val="24"/>
+        </w:rPr>
+        <w:t>只有把分子设计和细胞生物学结合起来，才更容易看懂相关论文中的实验结果。</w:t>
       </w:r>
     </w:p>
     <w:p>
@@ -1346,6 +1376,21 @@
     </w:p>
     <w:p>
       <w:pPr>
+        <w:spacing w:line="360" w:lineRule="auto" w:after="120"/>
+        <w:ind w:firstLine="420"/>
+        <w:jc w:val="both"/>
+      </w:pPr>
+      <w:r>
+        <w:rPr>
+          <w:rFonts w:ascii="Times New Roman" w:hAnsi="Times New Roman" w:eastAsia="仿宋"/>
+          <w:b w:val="0"/>
+          <w:sz w:val="24"/>
+        </w:rPr>
+        <w:t>如果后续继续跟踪这个领域，我会更关注正式发表的临床前和临床研究数据，以及不同受体类型在组织选择性方面的新进展。</w:t>
+      </w:r>
+    </w:p>
+    <w:p>
+      <w:pPr>
         <w:spacing w:before="240" w:after="120" w:line="360" w:lineRule="auto"/>
         <w:ind w:firstLine="0"/>
         <w:jc w:val="left"/>

--- a/LYTAC技术药物研发综述.docx
+++ b/LYTAC技术药物研发综述.docx
@@ -1391,6 +1391,21 @@
     </w:p>
     <w:p>
       <w:pPr>
+        <w:spacing w:line="360" w:lineRule="auto" w:after="120"/>
+        <w:ind w:firstLine="420"/>
+        <w:jc w:val="both"/>
+      </w:pPr>
+      <w:r>
+        <w:rPr>
+          <w:rFonts w:ascii="Times New Roman" w:hAnsi="Times New Roman" w:eastAsia="仿宋"/>
+          <w:b w:val="0"/>
+          <w:sz w:val="24"/>
+        </w:rPr>
+        <w:t>这也是本次课程文献学习留给我的主要问题。</w:t>
+      </w:r>
+    </w:p>
+    <w:p>
+      <w:pPr>
         <w:spacing w:before="240" w:after="120" w:line="360" w:lineRule="auto"/>
         <w:ind w:firstLine="0"/>
         <w:jc w:val="left"/>

--- a/LYTAC技术药物研发综述.docx
+++ b/LYTAC技术药物研发综述.docx
@@ -1401,7 +1401,7 @@
           <w:b w:val="0"/>
           <w:sz w:val="24"/>
         </w:rPr>
-        <w:t>这也是本次课程文献学习留给我的主要问题。</w:t>
+        <w:t>这也是本次课程文献学习留给我的主要问题之一。</w:t>
       </w:r>
     </w:p>
     <w:p>

--- a/LYTAC技术药物研发综述.docx
+++ b/LYTAC技术药物研发综述.docx
@@ -58,7 +58,7 @@
           <w:b w:val="0"/>
           <w:sz w:val="24"/>
         </w:rPr>
-        <w:t>靶向蛋白降解是近年来药物研发领域关注较多的一个方向。与传统抑制或阻断靶蛋白功能不同，这类技术试图把致病蛋白直接送进细胞内的降解系统。溶酶体靶向嵌合体（Lysosome-Targeting Chimera, LYTAC）是其中较新的一类，主要利用细胞表面的溶酶体靶向受体，把胞外蛋白和膜蛋白带入溶酶体降解。由于PROTAC主要作用于胞内蛋白，LYTAC在一定程度上补上了胞外靶点这一空白。本文在阅读相关文献的基础上，介绍LYTAC的基本作用方式，并结合Banik等（Nature, 2020）、Ahn等（Nature Chemical Biology, 2021和Science, 2023）以及Pance等（Nature Biotechnology, 2023）等研究，讨论该技术的发展过程和可能的应用方向。笔者认为，LYTAC能否真正走向临床，不只取决于分子怎么设计，还取决于对内吞、受体循环和溶酶体分选等生物学过程的理解。目前该领域仍以基础研究为主，临床证据仍然较少，这也是后续需要继续跟踪的问题。本文写作过程中主要参考了Nature、Science、Nature Chemical Biology、Nature Biotechnology以及几篇近年的综述文章，尽量只引用已经正式发表的研究成果。</w:t>
+        <w:t>靶向蛋白降解是近年来药物研发领域关注较多的一个方向。与传统抑制或阻断靶蛋白功能不同，这类技术试图把致病蛋白直接送进细胞内的降解系统。溶酶体靶向嵌合体（Lysosome-Targeting Chimera, LYTAC）是其中较新的一类，主要利用细胞表面的溶酶体靶向受体，把胞外蛋白和膜蛋白带入溶酶体降解。由于PROTAC主要作用于胞内蛋白，LYTAC在一定程度上补上了胞外靶点这一空白。本文在阅读相关文献的基础上，介绍LYTAC的基本作用方式，并结合Banik等（Nature, 2020）、Ahn等（Nature Chemical Biology, 2021和Science, 2023）以及Pance等（Nature Biotechnology, 2023）等研究，讨论该技术的发展过程和可能的应用方向。笔者认为，LYTAC能否真正走向临床，不只取决于分子怎么设计，还取决于对内吞、受体循环和溶酶体分选等生物学过程的理解。目前该领域仍以基础研究为主，临床证据仍然较少，这也是后续需要继续跟踪的问题。本文写作过程中主要参考了Nature、Science、Nature Chemical Biology、Nature Biotechnology以及几篇近年的综述文章，尽量只引用已经正式发表的研究成果，并在正文中尽量用连贯段落而不是条目式写法进行介绍。</w:t>
       </w:r>
     </w:p>
     <w:p>
@@ -177,6 +177,21 @@
           <w:sz w:val="24"/>
         </w:rPr>
         <w:t>在写作过程中，我尽量按照课程要求选择正式发表的一区或高水平综述论文，避免引用未正式发表的材料，以保证文献来源可靠。</w:t>
+      </w:r>
+    </w:p>
+    <w:p>
+      <w:pPr>
+        <w:spacing w:line="360" w:lineRule="auto" w:after="120"/>
+        <w:ind w:firstLine="420"/>
+        <w:jc w:val="both"/>
+      </w:pPr>
+      <w:r>
+        <w:rPr>
+          <w:rFonts w:ascii="Times New Roman" w:hAnsi="Times New Roman" w:eastAsia="仿宋"/>
+          <w:b w:val="0"/>
+          <w:sz w:val="24"/>
+        </w:rPr>
+        <w:t>同时尽量用连贯的段落组织正文，而不是采用分点列举的方式。</w:t>
       </w:r>
     </w:p>
     <w:p>

--- a/LYTAC技术药物研发综述.docx
+++ b/LYTAC技术药物研发综述.docx
@@ -1417,6 +1417,21 @@
           <w:sz w:val="24"/>
         </w:rPr>
         <w:t>这也是本次课程文献学习留给我的主要问题之一。</w:t>
+      </w:r>
+    </w:p>
+    <w:p>
+      <w:pPr>
+        <w:spacing w:line="360" w:lineRule="auto" w:after="120"/>
+        <w:ind w:firstLine="420"/>
+        <w:jc w:val="both"/>
+      </w:pPr>
+      <w:r>
+        <w:rPr>
+          <w:rFonts w:ascii="Times New Roman" w:hAnsi="Times New Roman" w:eastAsia="仿宋"/>
+          <w:b w:val="0"/>
+          <w:sz w:val="24"/>
+        </w:rPr>
+        <w:t>希望后续还能继续跟踪这一领域的正式发表进展。</w:t>
       </w:r>
     </w:p>
     <w:p>

--- a/LYTAC技术药物研发综述.docx
+++ b/LYTAC技术药物研发综述.docx
@@ -58,7 +58,7 @@
           <w:b w:val="0"/>
           <w:sz w:val="24"/>
         </w:rPr>
-        <w:t>靶向蛋白降解是近年来药物研发领域关注较多的一个方向。与传统抑制或阻断靶蛋白功能不同，这类技术试图把致病蛋白直接送进细胞内的降解系统。溶酶体靶向嵌合体（Lysosome-Targeting Chimera, LYTAC）是其中较新的一类，主要利用细胞表面的溶酶体靶向受体，把胞外蛋白和膜蛋白带入溶酶体降解。由于PROTAC主要作用于胞内蛋白，LYTAC在一定程度上补上了胞外靶点这一空白。本文在阅读相关文献的基础上，介绍LYTAC的基本作用方式，并结合Banik等（Nature, 2020）、Ahn等（Nature Chemical Biology, 2021和Science, 2023）以及Pance等（Nature Biotechnology, 2023）等研究，讨论该技术的发展过程和可能的应用方向。笔者认为，LYTAC能否真正走向临床，不只取决于分子怎么设计，还取决于对内吞、受体循环和溶酶体分选等生物学过程的理解。目前该领域仍以基础研究为主，临床证据仍然较少，这也是后续需要继续跟踪的问题。本文写作过程中主要参考了Nature、Science、Nature Chemical Biology、Nature Biotechnology以及几篇近年的综述文章，尽量只引用已经正式发表的研究成果，并在正文中尽量用连贯段落而不是条目式写法进行介绍。</w:t>
+        <w:t>靶向蛋白降解是近年来药物研发领域关注较多的一个方向。与传统抑制或阻断靶蛋白功能不同，这类技术试图把致病蛋白直接送进细胞内的降解系统。溶酶体靶向嵌合体（Lysosome-Targeting Chimera, LYTAC）是其中较新的一类，主要利用细胞表面的溶酶体靶向受体，把胞外蛋白和膜蛋白带入溶酶体降解。由于PROTAC主要作用于胞内蛋白，LYTAC在一定程度上补上了胞外靶点这一空白。本文在阅读相关文献的基础上，介绍LYTAC的基本作用方式，并结合Banik等（Nature, 2020）、Ahn等（Nature Chemical Biology, 2021和Science, 2023）以及Pance等（Nature Biotechnology, 2023）等研究，讨论该技术的发展过程和可能的应用方向。笔者认为，LYTAC能否真正走向临床，不只取决于分子怎么设计，还取决于对内吞、受体循环和溶酶体分选等生物学过程的理解。目前该领域仍以基础研究为主，临床证据仍然较少。</w:t>
       </w:r>
     </w:p>
     <w:p>
@@ -116,22 +116,7 @@
           <w:b w:val="0"/>
           <w:sz w:val="24"/>
         </w:rPr>
-        <w:t>近二十年来，靶向蛋白降解技术发展较快。PROTAC和分子胶等策略已经能把部分胞内蛋白导向泛素-蛋白酶体系统降解，其中一些分子已进入临床试验。Bekes等（2022）在Nature Reviews Drug Discovery的综述中回顾了PROTAC的发展历程，并指出蛋白降解药物正在从概念验证走向临床验证。</w:t>
-      </w:r>
-    </w:p>
-    <w:p>
-      <w:pPr>
-        <w:spacing w:line="360" w:lineRule="auto" w:after="120"/>
-        <w:ind w:firstLine="420"/>
-        <w:jc w:val="both"/>
-      </w:pPr>
-      <w:r>
-        <w:rPr>
-          <w:rFonts w:ascii="Times New Roman" w:hAnsi="Times New Roman" w:eastAsia="仿宋"/>
-          <w:b w:val="0"/>
-          <w:sz w:val="24"/>
-        </w:rPr>
-        <w:t>不过PROTAC通常要求靶蛋白具有可被配体结合的胞内区域，这样才能招募E3连接酶。而分泌到细胞外的蛋白和跨膜蛋白数量很多，在疾病中也十分常见，却一直不在传统PROTAC的主要作用范围内。</w:t>
+        <w:t>近二十年来，靶向蛋白降解技术发展较快。PROTAC和分子胶等策略已经能把部分胞内蛋白导向泛素-蛋白酶体系统降解，其中一些分子已进入临床试验。Bekes等（2022）在Nature Reviews Drug Discovery的综述中回顾了PROTAC的发展历程，并指出蛋白降解药物正在从概念验证走向临床验证。不过PROTAC通常要求靶蛋白具有可被配体结合的胞内区域，这样才能招募E3连接酶。而分泌到细胞外的蛋白和跨膜蛋白数量很多，在疾病中也十分常见，却一直不在传统PROTAC的主要作用范围内。</w:t>
       </w:r>
     </w:p>
     <w:p>
@@ -161,37 +146,7 @@
           <w:b w:val="0"/>
           <w:sz w:val="24"/>
         </w:rPr>
-        <w:t>2020年，Bertozzi团队在Nature上提出了溶酶体靶向嵌合体（LYTAC）的概念。此后几年里，不同研究组在分子设计、受体选择、细胞机制和疾病模型等方面做了不少工作。Li等（2025）和Chen等（2023）发表的综述文章，对LYTAC技术的发展脉络和应用前景做了较系统的介绍。Bekes等（2022）在讨论PROTAC时也提到，胞外蛋白降解是靶向蛋白降解领域正在拓展的方向。本文是在阅读文献基础上整理的学习笔记式综述，主要想说明生物医学认识怎样影响LYTAC这类新药的研发思路，并梳理几篇代表性论文的主要结论。</w:t>
-      </w:r>
-    </w:p>
-    <w:p>
-      <w:pPr>
-        <w:spacing w:line="360" w:lineRule="auto" w:after="120"/>
-        <w:ind w:firstLine="420"/>
-        <w:jc w:val="both"/>
-      </w:pPr>
-      <w:r>
-        <w:rPr>
-          <w:rFonts w:ascii="Times New Roman" w:hAnsi="Times New Roman" w:eastAsia="仿宋"/>
-          <w:b w:val="0"/>
-          <w:sz w:val="24"/>
-        </w:rPr>
-        <w:t>在写作过程中，我尽量按照课程要求选择正式发表的一区或高水平综述论文，避免引用未正式发表的材料，以保证文献来源可靠。</w:t>
-      </w:r>
-    </w:p>
-    <w:p>
-      <w:pPr>
-        <w:spacing w:line="360" w:lineRule="auto" w:after="120"/>
-        <w:ind w:firstLine="420"/>
-        <w:jc w:val="both"/>
-      </w:pPr>
-      <w:r>
-        <w:rPr>
-          <w:rFonts w:ascii="Times New Roman" w:hAnsi="Times New Roman" w:eastAsia="仿宋"/>
-          <w:b w:val="0"/>
-          <w:sz w:val="24"/>
-        </w:rPr>
-        <w:t>同时尽量用连贯的段落组织正文，而不是采用分点列举的方式。</w:t>
+        <w:t>2020年，Bertozzi团队在Nature上提出了溶酶体靶向嵌合体（LYTAC）的概念。此后几年里，不同研究组在分子设计、受体选择、细胞机制和疾病模型等方面做了不少工作。Li等（2025）和Chen等（2023）发表的综述文章，对LYTAC技术的发展脉络和应用前景做了较系统的介绍。本文是在阅读文献基础上整理的课程作业式综述，主要想说明生物医学认识怎样影响LYTAC这类新药的研发思路，并梳理几篇代表性论文的主要结论。</w:t>
       </w:r>
     </w:p>
     <w:p>
@@ -221,7 +176,7 @@
           <w:b/>
           <w:sz w:val="24"/>
         </w:rPr>
-        <w:t>一、LYTAC技术的基本原理与分子架构</w:t>
+        <w:t>一、LYTAC的作用机制与分子设计基础</w:t>
       </w:r>
     </w:p>
     <w:p>
@@ -236,7 +191,7 @@
           <w:b w:val="0"/>
           <w:sz w:val="24"/>
         </w:rPr>
-        <w:t>LYTAC本质上是一种双功能分子，一端结合靶蛋白，另一端结合细胞表面的溶酶体靶向受体（Lysosome-Targeting Receptor, LTR），中间通过连接子相连。靶蛋白结合部分可以用小分子、肽、抗体或适体，受体结合部分则常用甘露糖-6-磷酸聚糖或GalNAc等配体。当LYTAC同时拉住靶蛋白和受体后，会形成三元复合物，随后通过内吞进入内体，再进一步分选到溶酶体，靶蛋白最终被水解（图1）。</w:t>
+        <w:t>LYTAC本质上是一种双功能分子，一端结合靶蛋白，另一端结合细胞表面的溶酶体靶向受体（Lysosome-Targeting Receptor, LTR），中间通过连接子相连。靶蛋白结合部分可以用小分子、肽、抗体或适体，受体结合部分则常用甘露糖-6-磷酸聚糖或GalNAc等配体。当LYTAC同时结合靶蛋白和受体后，会形成三元复合物，随后通过内吞进入内体，再进一步分选到溶酶体，靶蛋白最终被水解（图1）。Chen等（2023）在Trends in Pharmacological Sciences上发表的综述指出，LYTAC属于依赖溶酶体的胞外蛋白降解策略，与PROTAC依赖蛋白酶体的路径明显不同。Sun等（2024）在Signal Transduction and Targeted Therapy的综述中，也把LYTAC列为近年来靶向蛋白降解的重要进展之一。</w:t>
       </w:r>
     </w:p>
     <w:p>
@@ -251,7 +206,7 @@
           <w:b w:val="0"/>
           <w:sz w:val="24"/>
         </w:rPr>
-        <w:t>Chen等（2023）在Trends in Pharmacological Sciences上发表的综述指出，LYTAC属于依赖溶酶体的胞外蛋白降解策略，与PROTAC的作用通路不同。</w:t>
+        <w:t>Li等（2025）在Acta Pharmacologica Sinica的综述里进一步说明，胞外蛋白和膜蛋白在肿瘤、自身免疫病和神经退行性疾病中都很常见，因此LYTAC补上的并不只是一个技术空白，而是药物研发中长期以来较难处理的一类靶点。</w:t>
       </w:r>
     </w:p>
     <w:p>
@@ -266,7 +221,7 @@
           <w:b w:val="0"/>
           <w:sz w:val="24"/>
         </w:rPr>
-        <w:t>Sun等（2024）在Signal Transduction and Targeted Therapy的综述中也把LYTAC列为近年来靶向蛋白降解的重要进展之一。</w:t>
+        <w:t>这个过程和抗体单纯阻断靶蛋白并不相同。抗体通常只是占据结合位点，而LYTAC的目标是减少靶蛋白本身的含量。文献中一般认为，这类分子属于事件驱动型作用方式，也就是不要求结合剂本身具有抑制活性，只要能抓住靶蛋白即可。由于降解发生在溶酶体，靶蛋白的信号传导功能和蛋白相互作用都可能随之减弱，这一点在EGFR和PD-L1等靶点上已有实验支持。</w:t>
       </w:r>
     </w:p>
     <w:p>
@@ -281,7 +236,7 @@
           <w:b w:val="0"/>
           <w:sz w:val="24"/>
         </w:rPr>
-        <w:t>这个过程和抗体单纯阻断靶蛋白不同。抗体通常只是占据结合位点，而LYTAC的目标是减少靶蛋白本身的含量。文献中一般认为，这类分子属于事件驱动型作用方式，也就是不要求结合剂本身具有抑制活性，只要能抓住靶蛋白即可。另外，由于降解发生在溶酶体，靶蛋白的信号传导功能和蛋白相互作用都可能随之减弱。</w:t>
+        <w:t>对我个人而言，这一点比较容易理解：如果把致病蛋白直接清掉，而不是仅仅挡住它的一部分功能，理论上对疾病的控制可能更彻底。当然，实际效果还要看降解效率、靶蛋白更新速度以及组织分布等因素。</w:t>
       </w:r>
     </w:p>
     <w:p>
@@ -296,7 +251,7 @@
           <w:b w:val="0"/>
           <w:sz w:val="24"/>
         </w:rPr>
-        <w:t>目前已报道的LTR包括CI-M6PR（也称IGF2R）、ASGPR、整合素以及部分细胞因子受体等。Zhou等（2024）在Journal of Medicinal Chemistry讨论了LYTAC可选择的受体空间，说明受体类型正在不断增加。不同受体在组织分布和内吞特性上差别较大，所以受体选择会直接影响LYTAC作用的位置和效率。这一点在药物设计时不能只看靶蛋白本身，还要考虑受体在哪些细胞上表达。</w:t>
+        <w:t>目前已报道的LTR包括CI-M6PR（也称IGF2R）、ASGPR、整合素以及部分细胞因子受体等。Zhou等（2024）在Journal of Medicinal Chemistry讨论了LYTAC可选择的受体空间，说明受体类型正在不断增加。不同受体在组织分布和内吞特性上差别较大，所以受体选择会直接影响LYTAC作用的位置和效率。</w:t>
       </w:r>
     </w:p>
     <w:p>
@@ -311,7 +266,7 @@
           <w:b w:val="0"/>
           <w:sz w:val="24"/>
         </w:rPr>
-        <w:t>对我个人而言，LYTAC最难理解的部分并不是化学结构，而是受体被占用、复合物被回收以及内体怎样分选到溶酶体这些细胞过程。</w:t>
+        <w:t>CI-M6PR在多种细胞上都有表达，因此第一代LYTAC的作用范围较广，但也更容易带来脱靶降解的风险。ASGPR主要在肝细胞表达，所以GalNAc-LYTAC更适合肝相关靶点。</w:t>
       </w:r>
     </w:p>
     <w:p>
@@ -326,7 +281,262 @@
           <w:b w:val="0"/>
           <w:sz w:val="24"/>
         </w:rPr>
-        <w:t>只有把分子设计和细胞生物学结合起来，才更容易看懂相关论文中的实验结果。</w:t>
+        <w:t>如果把受体理解成药物进入细胞的入口，那么选哪个受体，实际上就是在选药物主要在哪个组织发挥作用。</w:t>
+      </w:r>
+    </w:p>
+    <w:p>
+      <w:pPr>
+        <w:spacing w:line="360" w:lineRule="auto" w:after="120"/>
+        <w:ind w:firstLine="420"/>
+        <w:jc w:val="both"/>
+      </w:pPr>
+      <w:r>
+        <w:rPr>
+          <w:rFonts w:ascii="Times New Roman" w:hAnsi="Times New Roman" w:eastAsia="仿宋"/>
+          <w:b w:val="0"/>
+          <w:sz w:val="24"/>
+        </w:rPr>
+        <w:t>对我个人而言，LYTAC最难理解的部分并不是化学结构本身，而是受体被占用、复合物被回收以及内体怎样分选到溶酶体这些细胞过程。只有把分子设计和细胞生物学结合起来，才更容易看懂相关论文中的实验结果。</w:t>
+      </w:r>
+    </w:p>
+    <w:p>
+      <w:pPr>
+        <w:spacing w:line="360" w:lineRule="auto" w:after="120"/>
+        <w:ind w:firstLine="420"/>
+        <w:jc w:val="both"/>
+      </w:pPr>
+      <w:r>
+        <w:rPr>
+          <w:rFonts w:ascii="Times New Roman" w:hAnsi="Times New Roman" w:eastAsia="仿宋"/>
+          <w:b w:val="0"/>
+          <w:sz w:val="24"/>
+        </w:rPr>
+        <w:t>从文献来看，LYTAC的效果并不只由化学结构决定，细胞本身的生物学环境也很重要。在设计分子时，需要同时考虑靶蛋白结合剂、受体配体和连接子。靶蛋白结合剂需要有足够亲和力，但不要求一定抑制靶蛋白活性。膜蛋白常用抗体片段或纳米抗体，分泌蛋白可用抗体或肽段，部分研究则使用DNA适体作为结合模块。</w:t>
+      </w:r>
+    </w:p>
+    <w:p>
+      <w:pPr>
+        <w:spacing w:line="360" w:lineRule="auto" w:after="120"/>
+        <w:ind w:firstLine="420"/>
+        <w:jc w:val="both"/>
+      </w:pPr>
+      <w:r>
+        <w:rPr>
+          <w:rFonts w:ascii="Times New Roman" w:hAnsi="Times New Roman" w:eastAsia="仿宋"/>
+          <w:b w:val="0"/>
+          <w:sz w:val="24"/>
+        </w:rPr>
+        <w:t>Banik等最初的LYTAC使用了抗体或小分子作为靶向模块，说明这个技术从提出开始就不是固定某一种分子形式，而是可以根据靶蛋白特点选择不同的结合方式。</w:t>
+      </w:r>
+    </w:p>
+    <w:p>
+      <w:pPr>
+        <w:spacing w:line="360" w:lineRule="auto" w:after="120"/>
+        <w:ind w:firstLine="420"/>
+        <w:jc w:val="both"/>
+      </w:pPr>
+      <w:r>
+        <w:rPr>
+          <w:rFonts w:ascii="Times New Roman" w:hAnsi="Times New Roman" w:eastAsia="仿宋"/>
+          <w:b w:val="0"/>
+          <w:sz w:val="24"/>
+        </w:rPr>
+        <w:t>结合位点和亲和力的小幅变化，就可能影响三元复合物形成和内吞效率。</w:t>
+      </w:r>
+    </w:p>
+    <w:p>
+      <w:pPr>
+        <w:spacing w:line="360" w:lineRule="auto" w:after="120"/>
+        <w:ind w:firstLine="420"/>
+        <w:jc w:val="both"/>
+      </w:pPr>
+      <w:r>
+        <w:rPr>
+          <w:rFonts w:ascii="Times New Roman" w:hAnsi="Times New Roman" w:eastAsia="仿宋"/>
+          <w:b w:val="0"/>
+          <w:sz w:val="24"/>
+        </w:rPr>
+        <w:t>受体配体的选择和价态同样关键。第一代LYTAC多使用CI-M6PR配体，通常采用多价甘露糖-6-磷酸聚糖以提高结合能力。Ahn等后来改用肝特异性受体ASGPR的tri-GalNAc配体，说明组织分布是决定降解位置的重要因素。连接子长度和柔性会影响两个功能模块之间的空间排布，过长或过短都可能降低降解效率。近年来也有研究通过定点偶联提高抗体-配体偶联物的均一性，以改善体内稳定性。Caianiello等（2021）在Nature Chemical Biology还报道了降解胞外蛋白的小分子策略MoDE，说明除了经典LYTAC，相关思路还在向不同分子类型扩展。</w:t>
+      </w:r>
+    </w:p>
+    <w:p>
+      <w:pPr>
+        <w:spacing w:line="360" w:lineRule="auto" w:after="120"/>
+        <w:ind w:firstLine="420"/>
+        <w:jc w:val="both"/>
+      </w:pPr>
+      <w:r>
+        <w:rPr>
+          <w:rFonts w:ascii="Times New Roman" w:hAnsi="Times New Roman" w:eastAsia="仿宋"/>
+          <w:b w:val="0"/>
+          <w:sz w:val="24"/>
+        </w:rPr>
+        <w:t>Li等（2025）在总结影响降解效率的因素时，提到了配体价态、连接子长度和结合表位等分子层面的变量，并强调分子设计和细胞环境需要同时考虑，而不是单独优化某一个环节。</w:t>
+      </w:r>
+    </w:p>
+    <w:p>
+      <w:pPr>
+        <w:spacing w:line="360" w:lineRule="auto" w:after="120"/>
+        <w:ind w:firstLine="420"/>
+        <w:jc w:val="both"/>
+      </w:pPr>
+      <w:r>
+        <w:rPr>
+          <w:rFonts w:ascii="Times New Roman" w:hAnsi="Times New Roman" w:eastAsia="仿宋"/>
+          <w:b w:val="0"/>
+          <w:sz w:val="24"/>
+        </w:rPr>
+        <w:t>Bekes等（2022）在回顾PROTAC发展时也提到，靶向蛋白降解药物的成功往往不只来自化学创新，还来自对细胞内蛋白稳态机制的深入理解。我觉得这句话同样适用于LYTAC，因为溶酶体途径、受体内吞和循环回收都属于细胞自身已经存在的生物学过程，药物研发本质上是在借助这些过程完成靶蛋白清除。</w:t>
+      </w:r>
+    </w:p>
+    <w:p>
+      <w:pPr>
+        <w:spacing w:line="360" w:lineRule="auto" w:after="120"/>
+        <w:ind w:firstLine="420"/>
+        <w:jc w:val="both"/>
+      </w:pPr>
+      <w:r>
+        <w:rPr>
+          <w:rFonts w:ascii="Times New Roman" w:hAnsi="Times New Roman" w:eastAsia="仿宋"/>
+          <w:b w:val="0"/>
+          <w:sz w:val="24"/>
+        </w:rPr>
+        <w:t>为了更好地理解LYTAC，我结合Chen等（2023）的综述把它和PROTAC做了一个简单对比。PROTAC主要连接靶蛋白和E3连接酶，把蛋白送进蛋白酶体降解，因此更适合有胞内结构域的靶点。LYTAC则连接靶蛋白和溶酶体靶向受体，把蛋白送进溶酶体降解，因此更适合分泌蛋白、抗体和膜蛋白。这两种技术并不是谁替代谁，更像是针对不同蛋白位置的互补工具。</w:t>
+      </w:r>
+    </w:p>
+    <w:p>
+      <w:pPr>
+        <w:spacing w:line="360" w:lineRule="auto" w:after="120"/>
+        <w:ind w:firstLine="420"/>
+        <w:jc w:val="both"/>
+      </w:pPr>
+      <w:r>
+        <w:rPr>
+          <w:rFonts w:ascii="Times New Roman" w:hAnsi="Times New Roman" w:eastAsia="仿宋"/>
+          <w:b w:val="0"/>
+          <w:sz w:val="24"/>
+        </w:rPr>
+        <w:t>在课程学习过程中，我觉得理解这种互补关系很重要，因为它能帮助判断一个靶点到底更适合哪一类降解策略。</w:t>
+      </w:r>
+    </w:p>
+    <w:p>
+      <w:pPr>
+        <w:spacing w:line="360" w:lineRule="auto" w:after="120"/>
+        <w:ind w:firstLine="420"/>
+        <w:jc w:val="both"/>
+      </w:pPr>
+      <w:r>
+        <w:rPr>
+          <w:rFonts w:ascii="Times New Roman" w:hAnsi="Times New Roman" w:eastAsia="仿宋"/>
+          <w:b w:val="0"/>
+          <w:sz w:val="24"/>
+        </w:rPr>
+        <w:t>另外，Zhou等（2024）提到LYTAC的靶点空间还在扩大，未来可能会有更多受体和结合剂组合被开发出来，但这也意味着研究者需要更系统地比较不同组合之间的优劣，而不是只追求某一个分子在单一细胞系里的最高降解率。</w:t>
+      </w:r>
+    </w:p>
+    <w:p>
+      <w:pPr>
+        <w:spacing w:line="360" w:lineRule="auto" w:after="120"/>
+        <w:ind w:firstLine="420"/>
+        <w:jc w:val="both"/>
+      </w:pPr>
+      <w:r>
+        <w:rPr>
+          <w:rFonts w:ascii="Times New Roman" w:hAnsi="Times New Roman" w:eastAsia="仿宋"/>
+          <w:b w:val="0"/>
+          <w:sz w:val="24"/>
+        </w:rPr>
+        <w:t>从细胞生物学角度看，受体介导的内吞并不是单向过程。复合物进入早期内体后，一部分会被分选到溶酶体，另一部分则可能通过retromer等回收机器回到细胞膜。Ahn等（2023）在Science上的研究已经证明，这种回收会明显削弱LYTAC的降解效果。因此，理解内体分选网络对解释实验结果很重要。如果只看体外Western blot结果，很容易误以为降解效率只和分子亲和力有关，实际上细胞类型、受体占用情况和内吞通路的活跃程度都会产生影响。</w:t>
+      </w:r>
+    </w:p>
+    <w:p>
+      <w:pPr>
+        <w:spacing w:line="360" w:lineRule="auto" w:after="120"/>
+        <w:ind w:firstLine="420"/>
+        <w:jc w:val="both"/>
+      </w:pPr>
+      <w:r>
+        <w:rPr>
+          <w:rFonts w:ascii="Times New Roman" w:hAnsi="Times New Roman" w:eastAsia="仿宋"/>
+          <w:b w:val="0"/>
+          <w:sz w:val="24"/>
+        </w:rPr>
+        <w:t>在分子设计层面，还有一个容易被忽视的问题是价态和聚集。多价配体虽然能提高与受体的结合能力，但也可能带来非特异性聚集或过快清除。Li等（2025）在综述中提醒，连接子过长可能导致两个功能模块之间距离过大，不利于三元复合物的形成，而过短又可能限制构象调整。这说明LYTAC设计需要在化学可行性和生物学功能之间反复平衡，很难指望一次偶联就得到理想分子。</w:t>
+      </w:r>
+    </w:p>
+    <w:p>
+      <w:pPr>
+        <w:spacing w:line="360" w:lineRule="auto" w:after="120"/>
+        <w:ind w:firstLine="420"/>
+        <w:jc w:val="both"/>
+      </w:pPr>
+      <w:r>
+        <w:rPr>
+          <w:rFonts w:ascii="Times New Roman" w:hAnsi="Times New Roman" w:eastAsia="仿宋"/>
+          <w:b w:val="0"/>
+          <w:sz w:val="24"/>
+        </w:rPr>
+        <w:t>对我个人而言，阅读这些机制相关的内容时，最常感到困难的是把化学结构和细胞过程对应起来。课本里PROTAC和E3连接酶的关系相对直观，而LYTAC涉及的是膜受体、内吞小泡和溶酶体，需要同时借助细胞生物学和药物化学的知识才能读懂论文中的对照实验。</w:t>
+      </w:r>
+    </w:p>
+    <w:p>
+      <w:pPr>
+        <w:spacing w:line="360" w:lineRule="auto" w:after="120"/>
+        <w:ind w:firstLine="420"/>
+        <w:jc w:val="both"/>
+      </w:pPr>
+      <w:r>
+        <w:rPr>
+          <w:rFonts w:ascii="Times New Roman" w:hAnsi="Times New Roman" w:eastAsia="仿宋"/>
+          <w:b w:val="0"/>
+          <w:sz w:val="24"/>
+        </w:rPr>
+        <w:t>例如溶酶体抑制剂实验、受体敲除实验以及CRISPR筛选，都是用来证明降解确实走了溶酶体途径，而不是其他降解路径。</w:t>
+      </w:r>
+    </w:p>
+    <w:p>
+      <w:pPr>
+        <w:spacing w:line="360" w:lineRule="auto" w:after="120"/>
+        <w:ind w:firstLine="420"/>
+        <w:jc w:val="both"/>
+      </w:pPr>
+      <w:r>
+        <w:rPr>
+          <w:rFonts w:ascii="Times New Roman" w:hAnsi="Times New Roman" w:eastAsia="仿宋"/>
+          <w:b w:val="0"/>
+          <w:sz w:val="24"/>
+        </w:rPr>
+        <w:t>这些实验设计本身也体现了生物医学基础在药物研发中的重要性。</w:t>
+      </w:r>
+    </w:p>
+    <w:p>
+      <w:pPr>
+        <w:spacing w:line="360" w:lineRule="auto" w:after="120"/>
+        <w:ind w:firstLine="420"/>
+        <w:jc w:val="both"/>
+      </w:pPr>
+      <w:r>
+        <w:rPr>
+          <w:rFonts w:ascii="Times New Roman" w:hAnsi="Times New Roman" w:eastAsia="仿宋"/>
+          <w:b w:val="0"/>
+          <w:sz w:val="24"/>
+        </w:rPr>
+        <w:t>从靶点选择角度看，膜蛋白和分泌蛋白在疾病中的角色各不相同。有些蛋白主要起信号传导作用，如EGFR和HER2，降解后可能同时削弱增殖和耐药相关通路。有些蛋白则更像免疫抑制分子或致病聚集物，如PD-L1和Aβ，清除它们的目标更偏向恢复免疫平衡或减轻病理负担。</w:t>
+      </w:r>
+    </w:p>
+    <w:p>
+      <w:pPr>
+        <w:spacing w:line="360" w:lineRule="auto" w:after="120"/>
+        <w:ind w:firstLine="420"/>
+        <w:jc w:val="both"/>
+      </w:pPr>
+      <w:r>
+        <w:rPr>
+          <w:rFonts w:ascii="Times New Roman" w:hAnsi="Times New Roman" w:eastAsia="仿宋"/>
+          <w:b w:val="0"/>
+          <w:sz w:val="24"/>
+        </w:rPr>
+        <w:t>因此，同一个LYTAC技术平台面对不同疾病时，评价指标也不会完全一样，不能只用体外降解百分比来判断有没有开发价值。</w:t>
       </w:r>
     </w:p>
     <w:p>
@@ -355,7 +565,7 @@
           <w:b w:val="0"/>
           <w:sz w:val="21"/>
         </w:rPr>
-        <w:t>图1  LYTAC介导的胞外及膜蛋白溶酶体降解机制示意图。LYTAC同时结合靶蛋白与溶酶体靶向受体（LTR），经内吞-溶酶体途径实现靶蛋白降解。（引自：Banik S M, Pedram K, Wisnovsky S, et al. Lysosome-targeting chimaeras for degradation of extracellular proteins. Nature, 2020, 584(7820): 291-297.）</w:t>
+        <w:t>图1  LYTAC介导的胞外及膜蛋白溶酶体降解机制示意图。（引自：Banik S M, Pedram K, Wisnovsky S, et al. Nature, 2020, 584(7820): 291-297.）</w:t>
       </w:r>
     </w:p>
     <w:p>
@@ -370,7 +580,7 @@
           <w:b/>
           <w:sz w:val="24"/>
         </w:rPr>
-        <w:t>二、LYTAC技术的关键设计要素与生物医学考量</w:t>
+        <w:t>二、代表性研究进展</w:t>
       </w:r>
     </w:p>
     <w:p>
@@ -385,7 +595,7 @@
           <w:b w:val="0"/>
           <w:sz w:val="24"/>
         </w:rPr>
-        <w:t>从文献来看，LYTAC的效果并不只由化学结构决定，细胞本身的生物学环境也很重要。在设计分子时，至少需要考虑靶蛋白结合剂、受体配体和连接子三个方面。</w:t>
+        <w:t>2020年，Banik等在Nature（584卷7820期, 291-297页）发表了LYTAC领域的开创性工作，论文题目为Lysosome-targeting chimaeras for degradation of extracellular proteins。Li等（2025）在Acta Pharmacologica Sinica的综述中，把这项工作称为LYTAC技术发展的起点。作者将靶向模块与CI-M6PR配体通过连接子连接，构建了首批LYTAC分子。他们还利用CRISPR筛选研究了LYTAC的内吞通路，发现外泌体复合体参与这一过程，说明这项研究并不只是做分子，也在补充受体介导内吞的基础认识。实验中，LYTAC成功降解了ApoE4、EGFR、CD71和PD-L1等蛋白。以EGFR为例，处理后受体水平在数小时内明显下降，溶酶体抑制剂可以阻断这一效应，说明溶酶体途径是主要降解路径。PD-L1被降解后，肿瘤细胞的免疫逃逸能力也有所减弱。作者还测试了ApoE4的降解，说明LYTAC并不只面向肿瘤靶点，在神经退行性疾病相关蛋白上也有探索价值（图2）。</w:t>
       </w:r>
     </w:p>
     <w:p>
@@ -400,7 +610,7 @@
           <w:b w:val="0"/>
           <w:sz w:val="24"/>
         </w:rPr>
-        <w:t>靶蛋白结合剂需要有足够亲和力，但不要求一定抑制靶蛋白活性。膜蛋白常用抗体片段或纳米抗体，分泌蛋白可用抗体或肽段，部分研究则使用DNA适体作为结合模块。结合位点和亲和力的小幅变化，就可能影响三元复合物形成和内吞效率。</w:t>
+        <w:t>读这篇论文时，我注意到作者并不只是证明“能降解”，还花了不少篇幅解释内吞通路和溶酶体依赖关系。这种写法让我意识到，LYTAC研究从一开始就和细胞生物学绑在一起，不是单纯的药物化学问题。</w:t>
       </w:r>
     </w:p>
     <w:p>
@@ -415,7 +625,7 @@
           <w:b w:val="0"/>
           <w:sz w:val="24"/>
         </w:rPr>
-        <w:t>受体配体的选择和价态同样关键。第一代LYTAC多使用CI-M6PR配体，通常采用多价甘露糖-6-磷酸聚糖以提高结合能力。Ahn等后来改用肝特异性受体ASGPR的tri-GalNAc配体，说明组织分布是决定降解位置的重要因素。连接子长度和柔性会影响两个功能模块之间的空间排布，过长或过短都可能降低降解效率。近年来也有研究通过定点偶联提高抗体-配体偶联物的均一性，以改善体内稳定性。Caianiello等（2021）在Nature Chemical Biology还报道了另一种降解胞外蛋白的小分子策略MoDE，说明除了经典LYTAC，相关思路还在向不同分子类型扩展。</w:t>
+        <w:t>第一代LYTAC主要依赖CI-M6PR，而该受体在多种组织中都有表达，组织选择性不够理想。2021年，Ahn等在Nature Chemical Biology（17卷937-946页）报道了结合ASGPR的GalNAc-LYTAC。ASGPR主要在肝细胞表达，此前也已被用于肝靶向核酸递送。研究者将靶蛋白结合剂与tri-GalNAc配体连接，在肝细胞中实现了EGFR降解。结果显示，与单纯使用抑制性抗体相比，GalNAc-LYTAC对EGFR下游信号的抑制更持久。作者还把较小的肽段结合剂与tri-GalNAc连接，实现了整合素降解并抑制癌细胞增殖。此外，他们在抗体Fc区进行定点偶联，改善了GalNAc-LYTAC在体内的药代动力学表现（图3）。Li等（2025）把这类工作归纳为第二代组织特异性LYTAC，认为肝靶向设计对减少脱靶效应有一定帮助。</w:t>
       </w:r>
     </w:p>
     <w:p>
@@ -430,7 +640,7 @@
           <w:b w:val="0"/>
           <w:sz w:val="24"/>
         </w:rPr>
-        <w:t>2023年Ahn等在Science上发表的工作进一步说明，细胞内多条通路会影响LYTAC降解效率，例如retromer介导的循环回收、CUL3的neddylation修饰，以及M6P生物合成对CI-M6PR受体的占用等。这说明同一种LYTAC在不同细胞系中效果可能差很多，也提示后续药物研发需要更多细胞生物学层面的支持。</w:t>
+        <w:t>我在读这篇文献时的感受是，它把“组织特异性”从一个口号变成了具体设计，也就是通过换受体配体来限制降解发生的位置。</w:t>
       </w:r>
     </w:p>
     <w:p>
@@ -445,37 +655,7 @@
           <w:b w:val="0"/>
           <w:sz w:val="24"/>
         </w:rPr>
-        <w:t>Li等（2025）在总结影响降解效率的因素时，还提到了配体价态、连接子长度和结合表位等分子层面的变量，说明分子设计和细胞环境需要同时考虑。</w:t>
-      </w:r>
-    </w:p>
-    <w:p>
-      <w:pPr>
-        <w:spacing w:before="240" w:after="120" w:line="360" w:lineRule="auto"/>
-        <w:ind w:firstLine="0"/>
-        <w:jc w:val="left"/>
-      </w:pPr>
-      <w:r>
-        <w:rPr>
-          <w:rFonts w:ascii="Times New Roman" w:hAnsi="Times New Roman" w:eastAsia="仿宋"/>
-          <w:b/>
-          <w:sz w:val="24"/>
-        </w:rPr>
-        <w:t>三、代表性研究实例</w:t>
-      </w:r>
-    </w:p>
-    <w:p>
-      <w:pPr>
-        <w:spacing w:before="240" w:after="120" w:line="360" w:lineRule="auto"/>
-        <w:ind w:firstLine="0"/>
-        <w:jc w:val="left"/>
-      </w:pPr>
-      <w:r>
-        <w:rPr>
-          <w:rFonts w:ascii="Times New Roman" w:hAnsi="Times New Roman" w:eastAsia="仿宋"/>
-          <w:b/>
-          <w:sz w:val="24"/>
-        </w:rPr>
-        <w:t>实例一：LYTAC概念的建立与模块化降解平台的奠基（Nature, 2020）</w:t>
+        <w:t>随着研究深入，人们发现同一种LYTAC在不同细胞中的降解效率可能差别很大。2023年，Ahn等在Science（382卷, eadf6249）发表了一项全基因组CRISPR筛选研究，系统寻找影响LYTAC降解效率的基因。研究发现，retromer复合体可以把LYTAC-CI-M6PR复合物从内体回收至细胞膜，相当于削弱了降解过程。敲除相关基因后，EGFR降解效率明显提高，有些条件下可达到90%以上。另一个重要发现是CUL3的neddylation修饰。作者比较了11种细胞系，发现neddylated CUL3水平较高的细胞，EGFR降解效果更好。研究还指出，细胞内源性M6P修饰蛋白会占用CI-M6PR受体，从而和LYTAC竞争结合位点。如果抑制M6P生物合成，游离受体增多，LYTAC效率也会提高（图4）。这篇论文让我印象较深的一点是，它把药物效率和基础细胞生物学直接联系了起来。</w:t>
       </w:r>
     </w:p>
     <w:p>
@@ -490,7 +670,7 @@
           <w:b w:val="0"/>
           <w:sz w:val="24"/>
         </w:rPr>
-        <w:t>Banik等在Nature（2020, 584卷7820期, 291-297页）发表了LYTAC领域的开创性工作，论文题目为Lysosome-targeting chimaeras for degradation of extracellular proteins。这项研究较早较完整地证明，可以把胞外和膜蛋白导向溶酶体降解。</w:t>
+        <w:t>以前我更容易只关注分子结构，但这篇工作提醒我，即使分子设计没有问题，细胞类型不同也可能导致完全不同的降解结果。</w:t>
       </w:r>
     </w:p>
     <w:p>
@@ -505,7 +685,7 @@
           <w:b w:val="0"/>
           <w:sz w:val="24"/>
         </w:rPr>
-        <w:t>Li等（2025）在Acta Pharmacologica Sinica的综述中，把这项工作称为LYTAC技术发展的起点。</w:t>
+        <w:t>化学合成LYTAC在制备和均一性方面有一定难度，因此也有研究尝试用基因编码的蛋白分子来实现类似功能。2023年，Pance等在Nature Biotechnology（41卷273-281页）提出了KineTAC平台。KineTAC是一种双特异性抗体，一条臂结合细胞因子受体，另一条臂结合靶蛋白。例如CXCL12可以结合CXCR7并触发受体内吞，研究者就把这一天然过程用来带动靶蛋白进入溶酶体。他们针对PD-L1、HER2、PD-1、EGFR、CDCP1和TROP2等靶点构建了KineTAC，最大降解效率大约在51%到93%之间。与化学LYTAC相比，KineTAC可以通过哺乳动物细胞表达生产，更换靶蛋白结合臂也相对方便，不需要复杂的聚糖-蛋白化学偶联（图5）。Chen等（2023）把KineTAC与化学合成的LYTAC并列讨论，认为这类蛋白平台在制备和替换靶点结合臂方面可能更方便。</w:t>
       </w:r>
     </w:p>
     <w:p>
@@ -520,7 +700,7 @@
           <w:b w:val="0"/>
           <w:sz w:val="24"/>
         </w:rPr>
-        <w:t>作者将靶向模块与CI-M6PR配体通过连接子连接，构建了首批LYTAC分子。他们还利用CRISPR筛选研究了LYTAC的内吞通路，发现外泌体复合体（exocyst complex）参与这一过程，说明这项研究并不只是做分子，也在补充受体介导内吞的基础认识。</w:t>
+        <w:t>Wu等（2023）在Angewandte Chemie International Edition报道了Apt-LYTAC，把适体与tri-GalNAc连接，实现了肝细胞中对PDGF和PTK7等靶点的降解。Li等（2023）在Journal of the American Chemical Society报道了基于DNA适体的共价LYTAC，可在体内降解PD-L1，并观察到比传统免疫检查点抗体更强的抗肿瘤免疫反应。</w:t>
       </w:r>
     </w:p>
     <w:p>
@@ -535,7 +715,7 @@
           <w:b w:val="0"/>
           <w:sz w:val="24"/>
         </w:rPr>
-        <w:t>实验中，LYTAC成功降解了ApoE4、EGFR、CD71和PD-L1等蛋白。以EGFR为例，处理后受体水平在数小时内明显下降，而溶酶体抑制剂可以阻断这一效应，说明溶酶体途径是主要降解路径。PD-L1被降解后，肿瘤细胞的免疫逃逸能力也有所减弱。这篇论文的重要性在于，它把靶向蛋白降解从胞内拓展到了胞外和膜蛋白，也为后续很多研究提供了基本框架。</w:t>
+        <w:t>Li等（2025）在综述中也介绍了这类适体LYTAC，认为其合成步骤相对简单，适合快速筛选不同靶点结合序列。</w:t>
       </w:r>
     </w:p>
     <w:p>
@@ -550,7 +730,187 @@
           <w:b w:val="0"/>
           <w:sz w:val="24"/>
         </w:rPr>
-        <w:t>作者还测试了ApoE4的降解。ApoE4是阿尔茨海默病研究中较受关注的蛋白，这说明LYTAC并不只面向肿瘤靶点，在神经退行性疾病相关蛋白上也有探索价值。</w:t>
+        <w:t>这些研究共同说明，LYTAC已经从最初的概念验证，逐步发展到组织靶向、机制解析、适体平台和蛋白工程平台等多个方向。</w:t>
+      </w:r>
+    </w:p>
+    <w:p>
+      <w:pPr>
+        <w:spacing w:line="360" w:lineRule="auto" w:after="120"/>
+        <w:ind w:firstLine="420"/>
+        <w:jc w:val="both"/>
+      </w:pPr>
+      <w:r>
+        <w:rPr>
+          <w:rFonts w:ascii="Times New Roman" w:hAnsi="Times New Roman" w:eastAsia="仿宋"/>
+          <w:b w:val="0"/>
+          <w:sz w:val="24"/>
+        </w:rPr>
+        <w:t>如果把这几篇论文放在一起看，会发现这个领域的发展并不是单线推进，而是同时在分子类型、受体选择和细胞机制三个层面不断扩展。</w:t>
+      </w:r>
+    </w:p>
+    <w:p>
+      <w:pPr>
+        <w:spacing w:line="360" w:lineRule="auto" w:after="120"/>
+        <w:ind w:firstLine="420"/>
+        <w:jc w:val="both"/>
+      </w:pPr>
+      <w:r>
+        <w:rPr>
+          <w:rFonts w:ascii="Times New Roman" w:hAnsi="Times New Roman" w:eastAsia="仿宋"/>
+          <w:b w:val="0"/>
+          <w:sz w:val="24"/>
+        </w:rPr>
+        <w:t>Banik等的Nature论文之所以重要，不只是因为它提出了一个新名词，而是因为它第一次较完整地证明这条溶酶体降解路线可以推广到多个疾病相关靶点。Ahn等2021年的工作则回答了“能不能更精准”这个问题，而2023年Science论文又进一步回答了“为什么在不同细胞里效果差这么多”。</w:t>
+      </w:r>
+    </w:p>
+    <w:p>
+      <w:pPr>
+        <w:spacing w:line="360" w:lineRule="auto" w:after="120"/>
+        <w:ind w:firstLine="420"/>
+        <w:jc w:val="both"/>
+      </w:pPr>
+      <w:r>
+        <w:rPr>
+          <w:rFonts w:ascii="Times New Roman" w:hAnsi="Times New Roman" w:eastAsia="仿宋"/>
+          <w:b w:val="0"/>
+          <w:sz w:val="24"/>
+        </w:rPr>
+        <w:t>Pance等的KineTAC则提供了另一条实现路径，说明胞外蛋白降解并不必然依赖化学合成的聚糖-蛋白偶联物。</w:t>
+      </w:r>
+    </w:p>
+    <w:p>
+      <w:pPr>
+        <w:spacing w:line="360" w:lineRule="auto" w:after="120"/>
+        <w:ind w:firstLine="420"/>
+        <w:jc w:val="both"/>
+      </w:pPr>
+      <w:r>
+        <w:rPr>
+          <w:rFonts w:ascii="Times New Roman" w:hAnsi="Times New Roman" w:eastAsia="仿宋"/>
+          <w:b w:val="0"/>
+          <w:sz w:val="24"/>
+        </w:rPr>
+        <w:t>Wu等和Li等的适体研究又说明，结合模块可以更小、更灵活。</w:t>
+      </w:r>
+    </w:p>
+    <w:p>
+      <w:pPr>
+        <w:spacing w:line="360" w:lineRule="auto" w:after="120"/>
+        <w:ind w:firstLine="420"/>
+        <w:jc w:val="both"/>
+      </w:pPr>
+      <w:r>
+        <w:rPr>
+          <w:rFonts w:ascii="Times New Roman" w:hAnsi="Times New Roman" w:eastAsia="仿宋"/>
+          <w:b w:val="0"/>
+          <w:sz w:val="24"/>
+        </w:rPr>
+        <w:t>把这些论文连起来看，我对LYTAC的理解从“一个偶联分子”变成了“一类借助溶酶体清除胞外蛋白的策略”，其具体实现方式可以非常多样。</w:t>
+      </w:r>
+    </w:p>
+    <w:p>
+      <w:pPr>
+        <w:spacing w:line="360" w:lineRule="auto" w:after="120"/>
+        <w:ind w:firstLine="420"/>
+        <w:jc w:val="both"/>
+      </w:pPr>
+      <w:r>
+        <w:rPr>
+          <w:rFonts w:ascii="Times New Roman" w:hAnsi="Times New Roman" w:eastAsia="仿宋"/>
+          <w:b w:val="0"/>
+          <w:sz w:val="24"/>
+        </w:rPr>
+        <w:t>在课程作业要求中需要举出一区研究实例，我认为以上几篇论文基本覆盖了LYTAC从提出、优化到拓展的主要阶段，而且都来自正式发表的高水平期刊。</w:t>
+      </w:r>
+    </w:p>
+    <w:p>
+      <w:pPr>
+        <w:spacing w:line="360" w:lineRule="auto" w:after="120"/>
+        <w:ind w:firstLine="420"/>
+        <w:jc w:val="both"/>
+      </w:pPr>
+      <w:r>
+        <w:rPr>
+          <w:rFonts w:ascii="Times New Roman" w:hAnsi="Times New Roman" w:eastAsia="仿宋"/>
+          <w:b w:val="0"/>
+          <w:sz w:val="24"/>
+        </w:rPr>
+        <w:t>如果进一步比较这几类平台，化学合成的聚糖-蛋白LYTAC在结构修饰上较灵活，可以精细调整配体价态和连接子，但制备难度也更高。KineTAC依托抗体工程，在更换靶点结合臂时相对方便，适合需要快速筛选多个靶点的研究场景。适体LYTAC则分子量较小，合成和修饰步骤相对简单，在体外筛选不同结合序列时有一定优势。不过不同平台也各有局限，化学LYTAC的均一性和放大生产仍是难点，KineTAC需要解决蛋白药物的免疫原性和稳定性问题，适体则要考虑体内核酸酶降解和靶向特异性。</w:t>
+      </w:r>
+    </w:p>
+    <w:p>
+      <w:pPr>
+        <w:spacing w:line="360" w:lineRule="auto" w:after="120"/>
+        <w:ind w:firstLine="420"/>
+        <w:jc w:val="both"/>
+      </w:pPr>
+      <w:r>
+        <w:rPr>
+          <w:rFonts w:ascii="Times New Roman" w:hAnsi="Times New Roman" w:eastAsia="仿宋"/>
+          <w:b w:val="0"/>
+          <w:sz w:val="24"/>
+        </w:rPr>
+        <w:t>Banik等最初的Nature论文除了验证多个靶点，还通过CRISPR筛选找到了外泌体复合体参与内吞的证据，这说明早期工作就已经在追问“分子进入细胞后究竟走哪条路”。Ahn等2023年的Science论文则把这一问题推进到了全基因组层面，不仅找到了retromer回收这一“阻力因素”，还发现了CUL3 neddylation和M6P竞争等“促进因素”。这种从现象到机制的推进方式，让我看到高水平药物研究往往是在反复解释“为什么有效”和“为什么无效”。</w:t>
+      </w:r>
+    </w:p>
+    <w:p>
+      <w:pPr>
+        <w:spacing w:line="360" w:lineRule="auto" w:after="120"/>
+        <w:ind w:firstLine="420"/>
+        <w:jc w:val="both"/>
+      </w:pPr>
+      <w:r>
+        <w:rPr>
+          <w:rFonts w:ascii="Times New Roman" w:hAnsi="Times New Roman" w:eastAsia="仿宋"/>
+          <w:b w:val="0"/>
+          <w:sz w:val="24"/>
+        </w:rPr>
+        <w:t>Pance等的KineTAC研究在靶点覆盖面上较广，从免疫检查点分子到生长因子受体都有测试，说明溶酶体降解路线并不局限于某一个疾病领域。Wu等和Li等的适体研究则把结合模块从抗体缩小到核酸适体，拓展了LYTAC可以使用的“抓手”类型。Li等（2023）的共价适体LYTAC还在体内实验中展示了抗肿瘤免疫增强，这是少数把LYTAC和动物药效直接联系起来的工作之一。</w:t>
+      </w:r>
+    </w:p>
+    <w:p>
+      <w:pPr>
+        <w:spacing w:line="360" w:lineRule="auto" w:after="120"/>
+        <w:ind w:firstLine="420"/>
+        <w:jc w:val="both"/>
+      </w:pPr>
+      <w:r>
+        <w:rPr>
+          <w:rFonts w:ascii="Times New Roman" w:hAnsi="Times New Roman" w:eastAsia="仿宋"/>
+          <w:b w:val="0"/>
+          <w:sz w:val="24"/>
+        </w:rPr>
+        <w:t>Liu等（2023）在Chem上发表的病灶激活LYTAC前体，则代表了另一条设计思路：不是单纯提高全身给药强度，而是利用疾病局部特有的化学环境来触发药物活化。这类研究与阿尔茨海默病中Aβ沉积的病理特点结合较紧，说明疾病生物学本身也可以成为药物设计的重要输入。</w:t>
+      </w:r>
+    </w:p>
+    <w:p>
+      <w:pPr>
+        <w:spacing w:line="360" w:lineRule="auto" w:after="120"/>
+        <w:ind w:firstLine="420"/>
+        <w:jc w:val="both"/>
+      </w:pPr>
+      <w:r>
+        <w:rPr>
+          <w:rFonts w:ascii="Times New Roman" w:hAnsi="Times New Roman" w:eastAsia="仿宋"/>
+          <w:b w:val="0"/>
+          <w:sz w:val="24"/>
+        </w:rPr>
+        <w:t>把这些不同方向的工作放在一起，我觉得LYTAC领域正在从“能不能降解”转向“怎样降解得更准、更稳、更可开发”。</w:t>
+      </w:r>
+    </w:p>
+    <w:p>
+      <w:pPr>
+        <w:spacing w:line="360" w:lineRule="auto" w:after="120"/>
+        <w:ind w:firstLine="420"/>
+        <w:jc w:val="both"/>
+      </w:pPr>
+      <w:r>
+        <w:rPr>
+          <w:rFonts w:ascii="Times New Roman" w:hAnsi="Times New Roman" w:eastAsia="仿宋"/>
+          <w:b w:val="0"/>
+          <w:sz w:val="24"/>
+        </w:rPr>
+        <w:t>在阅读这些论文的过程中，我也注意到不同研究组的工作重点并不完全相同。Bertozzi团队更强调受体化学、细胞机制和分子平台的系统搭建，国内和亚洲其他实验室则在适体偶联、病灶激活和疾病模型验证方面做了不少延伸。这种分工说明LYTAC已经从一个实验室的概念，逐渐变成多个团队共同参与的研究方向。</w:t>
       </w:r>
     </w:p>
     <w:p>
@@ -579,7 +939,7 @@
           <w:b w:val="0"/>
           <w:sz w:val="21"/>
         </w:rPr>
-        <w:t>图2  首批LYTAC分子的结构设计与CI-M6PR介导的靶蛋白降解验证。（引自：Banik S M, Pedram K, Wisnovsky S, et al. Lysosome-targeting chimaeras for degradation of extracellular proteins. Nature, 2020, 584(7820): 291-297.）</w:t>
+        <w:t>图2  首批LYTAC分子的结构设计与靶蛋白降解验证（Banik et al., Nature, 2020）。图3  GalNAc-LYTAC的肝靶向降解（Ahn et al., Nat Chem Biol, 2021）。图4  CRISPR筛选揭示的LYTAC降解调控网络（Ahn et al., Science, 2023）。图5  KineTAC平台原理（Pance et al., Nat Biotechnol, 2023）。</w:t>
       </w:r>
     </w:p>
     <w:p>
@@ -594,7 +954,7 @@
           <w:b/>
           <w:sz w:val="24"/>
         </w:rPr>
-        <w:t>实例二：肝靶向GalNAc-LYTAC的开发与组织特异性降解（Nature Chemical Biology, 2021）</w:t>
+        <w:t>三、应用探索与面临的主要问题</w:t>
       </w:r>
     </w:p>
     <w:p>
@@ -609,7 +969,7 @@
           <w:b w:val="0"/>
           <w:sz w:val="24"/>
         </w:rPr>
-        <w:t>第一代LYTAC主要依赖CI-M6PR，而该受体在多种组织中都有表达，因此组织选择性不够理想。2021年，Ahn等在Nature Chemical Biology（17卷937-946页）报道了一种结合ASGPR的GalNAc-LYTAC。ASGPR主要在肝细胞表达，此前也已被用于肝靶向核酸递送，因此这项研究的意义在于把LYTAC进一步推向组织特异性降解。</w:t>
+        <w:t>从已发表研究来看，LYTAC已经在肿瘤、免疫相关疾病和神经退行性疾病等方向开展了较多探索，但多数仍停留在细胞和动物实验阶段。在肿瘤免疫方向，Banik等最早证明LYTAC可以降解PD-L1，Li等进一步用共价适体LYTAC在动物模型中验证了抗肿瘤效果，Pance等的KineTAC研究也证明PD-L1、HER2等靶点可以通过溶酶体途径被降解。</w:t>
       </w:r>
     </w:p>
     <w:p>
@@ -624,7 +984,7 @@
           <w:b w:val="0"/>
           <w:sz w:val="24"/>
         </w:rPr>
-        <w:t>研究者将靶蛋白结合剂与tri-GalNAc配体连接，在肝细胞中实现了EGFR降解。结果显示，与单纯使用抑制性抗体相比，GalNAc-LYTAC对EGFR下游信号的抑制更持久。作者还把较小的肽段结合剂与tri-GalNAc连接，实现了整合素降解并抑制癌细胞增殖。此外，他们在抗体Fc区进行定点偶联，改善了GalNAc-LYTAC在体内的药代动力学表现。这项研究说明，受体选择本身就是药物设计的一部分，而不仅仅是靶蛋白结合问题。</w:t>
+        <w:t>PD-L1是免疫检查点治疗中非常重要的靶点，目前临床主要使用抗体阻断PD-1/PD-L1相互作用。Li等的工作说明，如果把PD-L1直接降解掉，可能在某些肿瘤模型中产生比单纯阻断更强的免疫激活效果。不过这类结果目前仍主要来自动物实验，还不能直接外推到人体疗效。</w:t>
       </w:r>
     </w:p>
     <w:p>
@@ -639,14 +999,14 @@
           <w:b w:val="0"/>
           <w:sz w:val="24"/>
         </w:rPr>
-        <w:t>Li等（2025）把这类工作归纳为第二代组织特异性LYTAC，认为肝靶向设计对减少脱靶效应有一定帮助。</w:t>
+        <w:t>在肝靶向方向，Ahn等的GalNAc-LYTAC和Wu等的Apt-LYTAC都说明，选择合适的肝特异性受体是减少全身脱靶的重要思路。</w:t>
       </w:r>
     </w:p>
     <w:p>
       <w:pPr>
-        <w:spacing w:before="120"/>
-        <w:ind w:firstLine="0"/>
-        <w:jc w:val="center"/>
+        <w:spacing w:line="360" w:lineRule="auto" w:after="120"/>
+        <w:ind w:firstLine="420"/>
+        <w:jc w:val="both"/>
       </w:pPr>
       <w:r>
         <w:rPr>
@@ -654,36 +1014,7 @@
           <w:b w:val="0"/>
           <w:sz w:val="24"/>
         </w:rPr>
-        <w:t>【此处插入示意图】</w:t>
-      </w:r>
-    </w:p>
-    <w:p>
-      <w:pPr>
-        <w:ind w:firstLine="0"/>
-        <w:jc w:val="center"/>
-      </w:pPr>
-      <w:r>
-        <w:rPr>
-          <w:rFonts w:ascii="Times New Roman" w:hAnsi="Times New Roman" w:eastAsia="仿宋"/>
-          <w:b w:val="0"/>
-          <w:sz w:val="21"/>
-        </w:rPr>
-        <w:t>图3  GalNAc-LYTAC的结构及ASGPR介导的肝特异性靶蛋白降解。（引自：Ahn G, Banik S M, Miller C L, et al. LYTACs that engage the asialoglycoprotein receptor for targeted protein degradation. Nature Chemical Biology, 2021, 17(9): 937-946.）</w:t>
-      </w:r>
-    </w:p>
-    <w:p>
-      <w:pPr>
-        <w:spacing w:before="240" w:after="120" w:line="360" w:lineRule="auto"/>
-        <w:ind w:firstLine="0"/>
-        <w:jc w:val="left"/>
-      </w:pPr>
-      <w:r>
-        <w:rPr>
-          <w:rFonts w:ascii="Times New Roman" w:hAnsi="Times New Roman" w:eastAsia="仿宋"/>
-          <w:b/>
-          <w:sz w:val="24"/>
-        </w:rPr>
-        <w:t>实例三：LYTAC降解效率的细胞决定因素解析（Science, 2023）</w:t>
+        <w:t>肝相关疾病中，很多靶蛋白需要在肝脏局部被清除，如果药物分子能在全身广泛降解靶蛋白，就可能带来不必要的副作用。</w:t>
       </w:r>
     </w:p>
     <w:p>
@@ -698,7 +1029,7 @@
           <w:b w:val="0"/>
           <w:sz w:val="24"/>
         </w:rPr>
-        <w:t>随着研究深入，人们发现同一种LYTAC在不同细胞中的降解效率可能差别很大。这说明除了分子结构，细胞内部环境同样重要。2023年，Ahn等在Science（382卷, eadf6249）发表了一项全基因组CRISPR筛选研究，系统寻找影响LYTAC降解效率的基因。</w:t>
+        <w:t>因此，组织特异性受体在LYTAC研发中并不是可有可无的细节，而是决定药物是否具备开发价值的重要因素之一。</w:t>
       </w:r>
     </w:p>
     <w:p>
@@ -713,7 +1044,7 @@
           <w:b w:val="0"/>
           <w:sz w:val="24"/>
         </w:rPr>
-        <w:t>这项研究的重要性在于，它并不只是证明LYTAC可以工作，而是开始解释为什么有些细胞降解效果好、有些效果差。</w:t>
+        <w:t>在神经退行性疾病方向，Liu等（2023）在Chem设计了可在阿尔茨海默病病灶区激活的LYTAC前体，利用Aβ沉积区铜离子催化点击反应，在局部生成活性分子，并通过CD206受体促进Aβ聚集体进入溶酶体降解。这项研究的特点是把疾病局部病理特征和药物激活结合起来，试图降低全身给药带来的脱靶风险。作者还构建了可穿越血脑屏障的纳米载体，把点击反应前体送到脑部，再在病灶区原位生成活性降解分子。Li等（2025）认为，这类病灶激活设计对神经退行性疾病可能更有意义，因为可以避免药物在全身过早发挥作用。</w:t>
       </w:r>
     </w:p>
     <w:p>
@@ -728,7 +1059,7 @@
           <w:b w:val="0"/>
           <w:sz w:val="24"/>
         </w:rPr>
-        <w:t>研究发现，retromer复合体可以把LYTAC-CI-M6PR复合物从内体回收至细胞膜，相当于削弱了降解过程。敲除相关基因后，EGFR降解效率明显提高，有些条件下可达到90%以上。</w:t>
+        <w:t>阿尔茨海默病药物研发长期面临血脑屏障和靶点复杂性的问题，所以这类到了病灶再激活的思路对我来说比较有启发，它说明药物设计有时需要结合疾病本身的病理环境，而不只是追求更强的结合力。</w:t>
       </w:r>
     </w:p>
     <w:p>
@@ -743,7 +1074,7 @@
           <w:b w:val="0"/>
           <w:sz w:val="24"/>
         </w:rPr>
-        <w:t>另一个重要发现是CUL3的neddylation修饰。作者比较了11种细胞系，发现neddylated CUL3水平较高的细胞，EGFR降解效果更好。这意味着细胞本身的蛋白修饰状态，可能会影响LYTAC是否好用。</w:t>
+        <w:t>Chen等（2023）和Li等（2025）都提到，分泌蛋白和膜蛋白是LYTAC较有潜力的靶点类型，但现有证据主要来自细胞和动物实验，真正进入临床阶段的项目仍然很少。这说明该方向虽然研究较多，但离实际应用还有距离。</w:t>
       </w:r>
     </w:p>
     <w:p>
@@ -758,7 +1089,7 @@
           <w:b w:val="0"/>
           <w:sz w:val="24"/>
         </w:rPr>
-        <w:t>研究还指出，细胞内源性M6P修饰蛋白会占用CI-M6PR受体，从而和LYTAC竞争结合位点。如果抑制M6P生物合成，游离受体增多，LYTAC效率也会提高。</w:t>
+        <w:t>Sun等（2024）在总结靶向蛋白降解技术时也指出，LYTAC仍属于较新的方向，其长期安全性和有效性还需要更多研究验证。</w:t>
       </w:r>
     </w:p>
     <w:p>
@@ -773,7 +1104,7 @@
           <w:b w:val="0"/>
           <w:sz w:val="24"/>
         </w:rPr>
-        <w:t>这篇论文让我印象较深的一点是，它把药物效率和基础细胞生物学直接联系了起来。以后如果要做LYTAC药物，可能不能只盯着分子本身，还要考虑不同组织和细胞类型的差异。</w:t>
+        <w:t>虽然LYTAC研究进展较快，但要真正用于新药开发仍有不少问题。含聚糖的LYTAC结构复杂，化学合成和生物偶联产物不够均一，给质量控制带来困难。</w:t>
       </w:r>
     </w:p>
     <w:p>
@@ -788,14 +1119,14 @@
           <w:b w:val="0"/>
           <w:sz w:val="24"/>
         </w:rPr>
-        <w:t>Sun等（2024）在综述中也引用了这项研究，认为细胞通路调控可能是提高LYTAC效率的重要方向。</w:t>
+        <w:t>对于以后如果要做产业化的人来说，这个问题可能比体外活性本身更棘手，因为药物不仅要有效，还要稳定、可重复、可放大生产。</w:t>
       </w:r>
     </w:p>
     <w:p>
       <w:pPr>
-        <w:spacing w:before="120"/>
-        <w:ind w:firstLine="0"/>
-        <w:jc w:val="center"/>
+        <w:spacing w:line="360" w:lineRule="auto" w:after="120"/>
+        <w:ind w:firstLine="420"/>
+        <w:jc w:val="both"/>
       </w:pPr>
       <w:r>
         <w:rPr>
@@ -803,36 +1134,7 @@
           <w:b w:val="0"/>
           <w:sz w:val="24"/>
         </w:rPr>
-        <w:t>【此处插入示意图】</w:t>
-      </w:r>
-    </w:p>
-    <w:p>
-      <w:pPr>
-        <w:ind w:firstLine="0"/>
-        <w:jc w:val="center"/>
-      </w:pPr>
-      <w:r>
-        <w:rPr>
-          <w:rFonts w:ascii="Times New Roman" w:hAnsi="Times New Roman" w:eastAsia="仿宋"/>
-          <w:b w:val="0"/>
-          <w:sz w:val="21"/>
-        </w:rPr>
-        <w:t>图4  全基因组CRISPR筛选揭示的LYTAC降解调控网络。（引自：Ahn G, Banik S M, Riley N M, et al. Elucidating the cellular determinants of targeted membrane protein degradation by lysosome-targeting chimeras. Science, 2023, 382(6668): eadf6249.）</w:t>
-      </w:r>
-    </w:p>
-    <w:p>
-      <w:pPr>
-        <w:spacing w:before="240" w:after="120" w:line="360" w:lineRule="auto"/>
-        <w:ind w:firstLine="0"/>
-        <w:jc w:val="left"/>
-      </w:pPr>
-      <w:r>
-        <w:rPr>
-          <w:rFonts w:ascii="Times New Roman" w:hAnsi="Times New Roman" w:eastAsia="仿宋"/>
-          <w:b/>
-          <w:sz w:val="24"/>
-        </w:rPr>
-        <w:t>实例四：KineTAC模块化平台的建立与免疫检查点降解（Nature Biotechnology, 2023）</w:t>
+        <w:t>CI-M6PR表达较广，可能导致非靶组织也发生蛋白降解。ASGPR等组织特异性受体有所改善，但其他器官的靶向仍缺少成熟方案。聚糖配体和蛋白载体还可能影响体内半衰期，并引发免疫反应。第一代LYTAC往往和靶蛋白一起被降解，体内有效浓度维持时间较短。</w:t>
       </w:r>
     </w:p>
     <w:p>
@@ -847,7 +1149,7 @@
           <w:b w:val="0"/>
           <w:sz w:val="24"/>
         </w:rPr>
-        <w:t>化学合成LYTAC在制备和均一性方面有一定难度，因此也有研究尝试用基因编码的蛋白分子来实现类似功能。2023年，Pance等在Nature Biotechnology（41卷273-281页）提出了KineTAC（cytokine receptor-targeting chimera）平台。</w:t>
+        <w:t>这意味着一个分子可能只能处理有限数量的靶蛋白，如果靶蛋白浓度很高或者更新很快，药效就可能不够持久。</w:t>
       </w:r>
     </w:p>
     <w:p>
@@ -862,7 +1164,7 @@
           <w:b w:val="0"/>
           <w:sz w:val="24"/>
         </w:rPr>
-        <w:t>KineTAC是一种双特异性抗体，一条臂结合细胞因子受体，另一条臂结合靶蛋白。例如CXCL12可以结合CXCR7并触发受体内吞，研究者就把这一天然过程用来带动靶蛋白进入溶酶体。他们针对PD-L1、HER2、PD-1、EGFR、CDCP1和TROP2等靶点构建了KineTAC，最大降解效率大约在51%到93%之间。</w:t>
+        <w:t>Chen等（2023）在讨论胞外蛋白降解策略时指出，连接子设计、受体占用和细胞内吞分选都会影响最终降解效果。Li等（2025）也总结了LYTAC目前面临的主要问题，包括分子制备复杂、组织选择性不足以及临床前数据仍不够充分。Zhou等（2024）进一步从可成药靶点空间角度讨论了LYTAC的发展前景，认为受体和结合剂的选择仍然是最核心的设计环节。</w:t>
       </w:r>
     </w:p>
     <w:p>
@@ -877,7 +1179,7 @@
           <w:b w:val="0"/>
           <w:sz w:val="24"/>
         </w:rPr>
-        <w:t>论文中还比较了不同细胞因子臂对降解效率的影响，说明同一个平台在不同靶点上表现并不相同。</w:t>
+        <w:t>根据Chen等和Li等发表的综述，截至本文写作时，LYTAC仍主要处于临床前研究阶段，尚未见正式发表的人体临床试验结果。因此，这一技术虽然值得继续跟踪，但距离真正成药还有较长距离，在投入大量开发资源之前还需要更充分的安全性和药效学证据。</w:t>
       </w:r>
     </w:p>
     <w:p>
@@ -892,7 +1194,7 @@
           <w:b w:val="0"/>
           <w:sz w:val="24"/>
         </w:rPr>
-        <w:t>与化学LYTAC相比，KineTAC可以通过哺乳动物细胞表达生产，更换靶蛋白结合臂也相对方便，不需要复杂的聚糖-蛋白化学偶联。通过替换不同细胞因子-受体组合，还可以尝试不同的组织靶向方式。</w:t>
+        <w:t>这一点与PROTAC等降解技术早期的发展路径有些相似，都需要先完成较扎实的机制研究和临床前验证工作。</w:t>
       </w:r>
     </w:p>
     <w:p>
@@ -907,7 +1209,7 @@
           <w:b w:val="0"/>
           <w:sz w:val="24"/>
         </w:rPr>
-        <w:t>这项研究说明，LYTAC并不只有一种实现路径，蛋白质工程和免疫学方法也能参与胞外蛋白降解药物的设计。</w:t>
+        <w:t>对我个人来说，阅读这些文献最大的收获是认识到：LYTAC并不是单纯把两个分子偶联起来那么简单，药物能不能起作用，往往取决于受体在哪里表达、复合物会不会被回收、以及靶蛋白在细胞外还是膜上这些生物医学问题。</w:t>
       </w:r>
     </w:p>
     <w:p>
@@ -922,14 +1224,14 @@
           <w:b w:val="0"/>
           <w:sz w:val="24"/>
         </w:rPr>
-        <w:t>Chen等（2023）把KineTAC与化学合成的LYTAC并列讨论，认为这类蛋白平台在制备和替换靶点结合臂方面可能更方便。</w:t>
+        <w:t>如果以后继续跟踪这个领域，我会更关注正式发表的临床前和临床研究数据，以及不同受体类型在组织选择性方面的新进展。</w:t>
       </w:r>
     </w:p>
     <w:p>
       <w:pPr>
-        <w:spacing w:before="120"/>
-        <w:ind w:firstLine="0"/>
-        <w:jc w:val="center"/>
+        <w:spacing w:line="360" w:lineRule="auto" w:after="120"/>
+        <w:ind w:firstLine="420"/>
+        <w:jc w:val="both"/>
       </w:pPr>
       <w:r>
         <w:rPr>
@@ -937,36 +1239,7 @@
           <w:b w:val="0"/>
           <w:sz w:val="24"/>
         </w:rPr>
-        <w:t>【此处插入示意图】</w:t>
-      </w:r>
-    </w:p>
-    <w:p>
-      <w:pPr>
-        <w:ind w:firstLine="0"/>
-        <w:jc w:val="center"/>
-      </w:pPr>
-      <w:r>
-        <w:rPr>
-          <w:rFonts w:ascii="Times New Roman" w:hAnsi="Times New Roman" w:eastAsia="仿宋"/>
-          <w:b w:val="0"/>
-          <w:sz w:val="21"/>
-        </w:rPr>
-        <w:t>图5  KineTAC平台的设计原理及对多种膜蛋白的降解效果。（引自：Pance K, Gramespacher J A, Byrnes J R, et al. Modular cytokine receptor-targeting chimeras for targeted degradation of cell surface and extracellular proteins. Nature Biotechnology, 2023, 41(2): 273-281.）</w:t>
-      </w:r>
-    </w:p>
-    <w:p>
-      <w:pPr>
-        <w:spacing w:before="240" w:after="120" w:line="360" w:lineRule="auto"/>
-        <w:ind w:firstLine="0"/>
-        <w:jc w:val="left"/>
-      </w:pPr>
-      <w:r>
-        <w:rPr>
-          <w:rFonts w:ascii="Times New Roman" w:hAnsi="Times New Roman" w:eastAsia="仿宋"/>
-          <w:b/>
-          <w:sz w:val="24"/>
-        </w:rPr>
-        <w:t>四、LYTAC技术的疾病应用领域与转化研发进展</w:t>
+        <w:t>作为课程作业，这篇综述让我对新药研发为什么要重视基础生物医学有了更具体的认识，因为很多看起来属于化学或药理的问题，最后都要回到细胞怎么做内吞、怎么分选、怎么降解来回答。</w:t>
       </w:r>
     </w:p>
     <w:p>
@@ -981,7 +1254,7 @@
           <w:b w:val="0"/>
           <w:sz w:val="24"/>
         </w:rPr>
-        <w:t>从已发表研究来看，LYTAC已经在肿瘤、免疫相关疾病和神经退行性疾病等方向开展了较多探索，但多数仍停留在细胞和动物实验阶段。</w:t>
+        <w:t>在安全性方面，文献讨论较多的问题包括脱靶降解和免疫原性。由于CI-M6PR等受体在多种组织都有表达，第一代LYTAC如果全身给药，理论上可能影响正常组织的蛋白稳态。ASGPR介导的肝靶向设计在一定程度上缓解了这一问题，但肺、肾、脑等其他器官的特异性递送仍缺少成熟方案。含聚糖和蛋白的偶联物还可能被免疫系统识别，长期反复给药时的免疫反应需要在动物实验中认真评估。</w:t>
       </w:r>
     </w:p>
     <w:p>
@@ -996,7 +1269,7 @@
           <w:b w:val="0"/>
           <w:sz w:val="24"/>
         </w:rPr>
-        <w:t>在肿瘤免疫方向，Banik等最早证明LYTAC可以降解PD-L1。2023年Li等在Journal of the American Chemical Society（145卷24506-24521页）进一步报道了基于DNA适体的共价LYTAC，可在体内降解PD-L1，并观察到比传统免疫检查点抗体更强的抗肿瘤免疫反应。作者在动物模型中比较了共价LYTAC和常规抗体阻断疗法，认为前者在激活抗肿瘤免疫方面表现更好。</w:t>
+        <w:t>在药效学方面，LYTAC属于催化性较低、消耗性较强的模式。一个分子把靶蛋白和受体一起带入溶酶体后，往往自身也会被降解，因此体内有效浓度维持时间可能较短。如果靶蛋白更新速度快或者表达量很高，就需要更频繁给药或设计更稳定的分子形式。这与传统抗体药物可以较长时间占据靶点的方式有所不同，也给药代动力学和给药方案设计带来了新的考虑。</w:t>
       </w:r>
     </w:p>
     <w:p>
@@ -1011,7 +1284,7 @@
           <w:b w:val="0"/>
           <w:sz w:val="24"/>
         </w:rPr>
-        <w:t>Pance等的KineTAC研究也证明，PD-L1、HER2等免疫相关靶点可以通过溶酶体途径被降解。</w:t>
+        <w:t>从药物开发流程看，LYTAC目前仍缺少标准化的大分子偶联工艺和质量控制方法。化学合成聚糖配体、定点偶联蛋白以及产物表征都需要较高技术门槛，不同批次之间若均一性不足，就可能影响体内结果的可重复性。相比之下，KineTAC等基因编码平台在制备上更接近生物药生产路线，但同样要面对表达、纯化和稳定性等问题。</w:t>
       </w:r>
     </w:p>
     <w:p>
@@ -1026,7 +1299,7 @@
           <w:b w:val="0"/>
           <w:sz w:val="24"/>
         </w:rPr>
-        <w:t>在肝靶向方向，Wu等在Angewandte Chemie International Edition（2023, 62卷e202218106）开发了Apt-LYTAC，把适体与tri-GalNAc连接，实现了肝细胞中对PDGF和PTK7等靶点的降解。Li等（2025）在综述中也介绍了这类适体LYTAC，认为其合成步骤相对简单，适合快速筛选不同靶点结合序列。</w:t>
+        <w:t>Bekes等（2022）回顾PROTAC时曾强调，蛋白降解药物从实验室走向临床，需要跨越的不只是活性筛选，还包括药代、毒理、制剂和监管认可等多个环节。我觉得LYTAC目前正处在类似的前临床积累阶段，已有不少概念验证和动物实验，但系统性的开发数据仍然偏少。</w:t>
       </w:r>
     </w:p>
     <w:p>
@@ -1041,7 +1314,7 @@
           <w:b w:val="0"/>
           <w:sz w:val="24"/>
         </w:rPr>
-        <w:t>这类工作说明，适体分子体积小、合成相对方便，也是构建LYTAC的一条可行路线。</w:t>
+        <w:t>如果未来要推进到临床试验，可能需要先明确哪些疾病、哪些靶点和哪些受体组合最值得投入，而不是在所有可能靶点上平均用力。</w:t>
       </w:r>
     </w:p>
     <w:p>
@@ -1056,7 +1329,7 @@
           <w:b w:val="0"/>
           <w:sz w:val="24"/>
         </w:rPr>
-        <w:t>在神经退行性疾病方向，Liu等在Chem（2023, 9卷2016-2038页）设计了可在阿尔茨海默病病灶区激活的LYTAC前体，利用Aβ沉积区铜离子催化点击反应，在局部生成活性分子，并通过CD206受体促进Aβ聚集体进入溶酶体降解。这项研究的特点是把疾病局部病理特征和药物激活结合起来，试图降低全身给药带来的脱靶风险。</w:t>
+        <w:t>从课程学习的角度，我对这个领域的总体印象是：科学问题很新，应用想象空间较大，但真正成药前的未知也很多。PD-L1、EGFR、Aβ等靶点已有较充分的细胞和动物数据，说明技术路线基本可行，但人体中的受体表达、免疫环境和给药途径都可能与动物模型不同，因此现有结果只能作为参考，不能简单等同于临床疗效。</w:t>
       </w:r>
     </w:p>
     <w:p>
@@ -1071,7 +1344,7 @@
           <w:b w:val="0"/>
           <w:sz w:val="24"/>
         </w:rPr>
-        <w:t>作者还构建了可穿越血脑屏障的纳米载体，把点击反应前体送到脑部，再在病灶区原位生成活性降解分子。</w:t>
+        <w:t>今后如果继续关注这一方向，我会优先阅读正式期刊发表的研究，并留意是否有新的受体类型、更简单的制备方法以及更系统的毒理和药代数据出现。</w:t>
       </w:r>
     </w:p>
     <w:p>
@@ -1086,7 +1359,7 @@
           <w:b w:val="0"/>
           <w:sz w:val="24"/>
         </w:rPr>
-        <w:t>Li等（2025）认为，这类病灶激活设计对神经退行性疾病可能更有意义，因为可以避免药物在全身过早发挥作用。</w:t>
+        <w:t>另外，Caianiello等（2021）报道的MoDE策略说明，小分子也可能介导胞外蛋白降解，这为未来开发口服或更易制备的降解药物提供了另一种可能。不过MoDE和经典LYTAC在分子大小、靶点类型和体内行为上仍有差别，能否成为主流路线还需要更多研究验证。</w:t>
       </w:r>
     </w:p>
     <w:p>
@@ -1101,172 +1374,7 @@
           <w:b w:val="0"/>
           <w:sz w:val="24"/>
         </w:rPr>
-        <w:t>在免疫相关疾病方向，Chen等（2023）和Li等（2025）都提到，分泌蛋白和膜蛋白是LYTAC较有潜力的靶点类型，但现有证据主要来自细胞和动物实验。</w:t>
-      </w:r>
-    </w:p>
-    <w:p>
-      <w:pPr>
-        <w:spacing w:line="360" w:lineRule="auto" w:after="120"/>
-        <w:ind w:firstLine="420"/>
-        <w:jc w:val="both"/>
-      </w:pPr>
-      <w:r>
-        <w:rPr>
-          <w:rFonts w:ascii="Times New Roman" w:hAnsi="Times New Roman" w:eastAsia="仿宋"/>
-          <w:b w:val="0"/>
-          <w:sz w:val="24"/>
-        </w:rPr>
-        <w:t>综述文献也指出，分泌蛋白和自身抗体等免疫相关靶点被认为是LYTAC较有潜力的方向，但目前仍缺少正式发表的临床试验结果。</w:t>
-      </w:r>
-    </w:p>
-    <w:p>
-      <w:pPr>
-        <w:spacing w:line="360" w:lineRule="auto" w:after="120"/>
-        <w:ind w:firstLine="420"/>
-        <w:jc w:val="both"/>
-      </w:pPr>
-      <w:r>
-        <w:rPr>
-          <w:rFonts w:ascii="Times New Roman" w:hAnsi="Times New Roman" w:eastAsia="仿宋"/>
-          <w:b w:val="0"/>
-          <w:sz w:val="24"/>
-        </w:rPr>
-        <w:t>Li等（2025）和Chen等（2023）都提到，LYTAC在肿瘤、免疫疾病和神经系统疾病中已有较多临床前研究，但真正进入临床阶段的项目仍然很少。</w:t>
-      </w:r>
-    </w:p>
-    <w:p>
-      <w:pPr>
-        <w:spacing w:line="360" w:lineRule="auto" w:after="120"/>
-        <w:ind w:firstLine="420"/>
-        <w:jc w:val="both"/>
-      </w:pPr>
-      <w:r>
-        <w:rPr>
-          <w:rFonts w:ascii="Times New Roman" w:hAnsi="Times New Roman" w:eastAsia="仿宋"/>
-          <w:b w:val="0"/>
-          <w:sz w:val="24"/>
-        </w:rPr>
-        <w:t>这说明该方向虽然热闹，但离实际应用还有距离。</w:t>
-      </w:r>
-    </w:p>
-    <w:p>
-      <w:pPr>
-        <w:spacing w:before="240" w:after="120" w:line="360" w:lineRule="auto"/>
-        <w:ind w:firstLine="0"/>
-        <w:jc w:val="left"/>
-      </w:pPr>
-      <w:r>
-        <w:rPr>
-          <w:rFonts w:ascii="Times New Roman" w:hAnsi="Times New Roman" w:eastAsia="仿宋"/>
-          <w:b/>
-          <w:sz w:val="24"/>
-        </w:rPr>
-        <w:t>五、LYTAC药物研发面临的主要挑战</w:t>
-      </w:r>
-    </w:p>
-    <w:p>
-      <w:pPr>
-        <w:spacing w:line="360" w:lineRule="auto" w:after="120"/>
-        <w:ind w:firstLine="420"/>
-        <w:jc w:val="both"/>
-      </w:pPr>
-      <w:r>
-        <w:rPr>
-          <w:rFonts w:ascii="Times New Roman" w:hAnsi="Times New Roman" w:eastAsia="仿宋"/>
-          <w:b w:val="0"/>
-          <w:sz w:val="24"/>
-        </w:rPr>
-        <w:t>虽然LYTAC研究进展较快，但要真正用于新药开发仍有不少问题。含聚糖的LYTAC结构复杂，化学合成和生物偶联产物不够均一，给质量控制带来困难。CI-M6PR表达较广，可能导致非靶组织也发生蛋白降解。ASGPR等组织特异性受体有所改善，但其他器官的靶向仍缺少成熟方案。聚糖配体和蛋白载体还可能影响体内半衰期，并引发免疫反应。第一代LYTAC往往和靶蛋白一起被降解，体内有效浓度维持时间较短。</w:t>
-      </w:r>
-    </w:p>
-    <w:p>
-      <w:pPr>
-        <w:spacing w:line="360" w:lineRule="auto" w:after="120"/>
-        <w:ind w:firstLine="420"/>
-        <w:jc w:val="both"/>
-      </w:pPr>
-      <w:r>
-        <w:rPr>
-          <w:rFonts w:ascii="Times New Roman" w:hAnsi="Times New Roman" w:eastAsia="仿宋"/>
-          <w:b w:val="0"/>
-          <w:sz w:val="24"/>
-        </w:rPr>
-        <w:t>Chen等（2023）在讨论胞外蛋白降解策略时指出，连接子设计、受体占用和细胞内吞分选都会影响最终降解效果。</w:t>
-      </w:r>
-    </w:p>
-    <w:p>
-      <w:pPr>
-        <w:spacing w:line="360" w:lineRule="auto" w:after="120"/>
-        <w:ind w:firstLine="420"/>
-        <w:jc w:val="both"/>
-      </w:pPr>
-      <w:r>
-        <w:rPr>
-          <w:rFonts w:ascii="Times New Roman" w:hAnsi="Times New Roman" w:eastAsia="仿宋"/>
-          <w:b w:val="0"/>
-          <w:sz w:val="24"/>
-        </w:rPr>
-        <w:t>Li等（2025）也总结了LYTAC目前面临的主要问题，包括分子制备复杂、组织选择性不足以及临床前数据仍不够充分。</w:t>
-      </w:r>
-    </w:p>
-    <w:p>
-      <w:pPr>
-        <w:spacing w:line="360" w:lineRule="auto" w:after="120"/>
-        <w:ind w:firstLine="420"/>
-        <w:jc w:val="both"/>
-      </w:pPr>
-      <w:r>
-        <w:rPr>
-          <w:rFonts w:ascii="Times New Roman" w:hAnsi="Times New Roman" w:eastAsia="仿宋"/>
-          <w:b w:val="0"/>
-          <w:sz w:val="24"/>
-        </w:rPr>
-        <w:t>Zhou等（2024）进一步从可成药靶点空间角度讨论了LYTAC的发展前景，认为受体和结合剂的选择仍然是最核心的设计环节。</w:t>
-      </w:r>
-    </w:p>
-    <w:p>
-      <w:pPr>
-        <w:spacing w:line="360" w:lineRule="auto" w:after="120"/>
-        <w:ind w:firstLine="420"/>
-        <w:jc w:val="both"/>
-      </w:pPr>
-      <w:r>
-        <w:rPr>
-          <w:rFonts w:ascii="Times New Roman" w:hAnsi="Times New Roman" w:eastAsia="仿宋"/>
-          <w:b w:val="0"/>
-          <w:sz w:val="24"/>
-        </w:rPr>
-        <w:t>根据Chen等和Li等发表的综述，截至本文写作时，LYTAC仍主要处于临床前研究阶段，尚未见正式发表的人体临床试验结果。</w:t>
-      </w:r>
-    </w:p>
-    <w:p>
-      <w:pPr>
-        <w:spacing w:line="360" w:lineRule="auto" w:after="120"/>
-        <w:ind w:firstLine="420"/>
-        <w:jc w:val="both"/>
-      </w:pPr>
-      <w:r>
-        <w:rPr>
-          <w:rFonts w:ascii="Times New Roman" w:hAnsi="Times New Roman" w:eastAsia="仿宋"/>
-          <w:b w:val="0"/>
-          <w:sz w:val="24"/>
-        </w:rPr>
-        <w:t>Sun等（2024）在总结靶向蛋白降解技术时也认为，LYTAC仍属于较新的方向，其长期安全性和有效性还需要更多研究验证。</w:t>
-      </w:r>
-    </w:p>
-    <w:p>
-      <w:pPr>
-        <w:spacing w:line="360" w:lineRule="auto" w:after="120"/>
-        <w:ind w:firstLine="420"/>
-        <w:jc w:val="both"/>
-      </w:pPr>
-      <w:r>
-        <w:rPr>
-          <w:rFonts w:ascii="Times New Roman" w:hAnsi="Times New Roman" w:eastAsia="仿宋"/>
-          <w:b w:val="0"/>
-          <w:sz w:val="24"/>
-        </w:rPr>
-        <w:t>因此，这一技术虽然值得继续跟踪，但距离真正成药还有较长距离。</w:t>
+        <w:t>总体而言，LYTAC把生物医学中早已存在的受体介导内吞和溶酶体降解过程，重新包装成可设计的药物工具，这一点让我觉得它既有创新性，也高度依赖基础学科知识的长期积累。</w:t>
       </w:r>
     </w:p>
     <w:p>
@@ -1296,7 +1404,7 @@
           <w:b w:val="0"/>
           <w:sz w:val="24"/>
         </w:rPr>
-        <w:t>通过学习相关文献，我对LYTAC技术的理解是：它把靶向蛋白降解从胞内蛋白拓展到了胞外和膜蛋白，为一些传统上较难干预的靶点提供了新的思路。Banik等（Nature, 2020）建立了基本框架，Ahn等（Nature Chemical Biology, 2021）引入了肝靶向受体，Ahn等（Science, 2023）揭示了细胞因素对降解效率的影响，Pance等（Nature Biotechnology, 2023）则提供了基因编码的实现方式。</w:t>
+        <w:t>通过学习相关文献，我对LYTAC技术的理解是：它把靶向蛋白降解从胞内蛋白拓展到了胞外和膜蛋白，为一些传统上较难干预的靶点提供了新的思路。</w:t>
       </w:r>
     </w:p>
     <w:p>
@@ -1311,7 +1419,22 @@
           <w:b w:val="0"/>
           <w:sz w:val="24"/>
         </w:rPr>
-        <w:t>这些研究让我体会到，药物研发并不只是设计一个分子，还需要理解受体分布、内吞过程和溶酶体分选等生物学背景。如果缺少这些认识，很难解释为什么同一种分子在不同细胞里效果差很多。</w:t>
+        <w:t>Banik等（Nature, 2020）建立了基本框架，Ahn等（Nature Chemical Biology, 2021）引入了肝靶向受体，Ahn等（Science, 2023）揭示了细胞因素对降解效率的影响，Pance等（Nature Biotechnology, 2023）则提供了基因编码的实现方式。</w:t>
+      </w:r>
+    </w:p>
+    <w:p>
+      <w:pPr>
+        <w:spacing w:line="360" w:lineRule="auto" w:after="120"/>
+        <w:ind w:firstLine="420"/>
+        <w:jc w:val="both"/>
+      </w:pPr>
+      <w:r>
+        <w:rPr>
+          <w:rFonts w:ascii="Times New Roman" w:hAnsi="Times New Roman" w:eastAsia="仿宋"/>
+          <w:b w:val="0"/>
+          <w:sz w:val="24"/>
+        </w:rPr>
+        <w:t>这些研究让我体会到，药物研发并不只是设计一个分子，还需要理解受体分布、内吞过程和溶酶体分选等生物学背景。</w:t>
       </w:r>
     </w:p>
     <w:p>
@@ -1341,82 +1464,7 @@
           <w:b w:val="0"/>
           <w:sz w:val="24"/>
         </w:rPr>
-        <w:t>读完这些文献后，我对LYTAC的整体印象是：概念上很有吸引力，因为它把过去较难处理的胞外靶点纳入了降解范围，但真正做成药还需要解决很多工程和生物学问题。</w:t>
-      </w:r>
-    </w:p>
-    <w:p>
-      <w:pPr>
-        <w:spacing w:line="360" w:lineRule="auto" w:after="120"/>
-        <w:ind w:firstLine="420"/>
-        <w:jc w:val="both"/>
-      </w:pPr>
-      <w:r>
-        <w:rPr>
-          <w:rFonts w:ascii="Times New Roman" w:hAnsi="Times New Roman" w:eastAsia="仿宋"/>
-          <w:b w:val="0"/>
-          <w:sz w:val="24"/>
-        </w:rPr>
-        <w:t>我个人认为，这个领域后续可能还会继续围绕降解效率、组织靶向和分子类型选择等问题展开。化学LYTAC和蛋白工程平台各有优缺点，未来也许会形成互补。</w:t>
-      </w:r>
-    </w:p>
-    <w:p>
-      <w:pPr>
-        <w:spacing w:line="360" w:lineRule="auto" w:after="120"/>
-        <w:ind w:firstLine="420"/>
-        <w:jc w:val="both"/>
-      </w:pPr>
-      <w:r>
-        <w:rPr>
-          <w:rFonts w:ascii="Times New Roman" w:hAnsi="Times New Roman" w:eastAsia="仿宋"/>
-          <w:b w:val="0"/>
-          <w:sz w:val="24"/>
-        </w:rPr>
-        <w:t>从课程学习角度看，阅读这些论文也让我更清楚地看到，生物医学基础研究和新药开发之间联系很紧。如果只做化学偶联而不理解受体和内吞过程，很难真正判断一个LYTAC分子有没有继续开发的价值。</w:t>
-      </w:r>
-    </w:p>
-    <w:p>
-      <w:pPr>
-        <w:spacing w:line="360" w:lineRule="auto" w:after="120"/>
-        <w:ind w:firstLine="420"/>
-        <w:jc w:val="both"/>
-      </w:pPr>
-      <w:r>
-        <w:rPr>
-          <w:rFonts w:ascii="Times New Roman" w:hAnsi="Times New Roman" w:eastAsia="仿宋"/>
-          <w:b w:val="0"/>
-          <w:sz w:val="24"/>
-        </w:rPr>
         <w:t>作为研究生阶段的文献学习，我认为LYTAC是一个值得继续关注的新方向，但它目前仍属于前沿探索阶段，还不能简单等同于即将上市的新药。</w:t>
-      </w:r>
-    </w:p>
-    <w:p>
-      <w:pPr>
-        <w:spacing w:line="360" w:lineRule="auto" w:after="120"/>
-        <w:ind w:firstLine="420"/>
-        <w:jc w:val="both"/>
-      </w:pPr>
-      <w:r>
-        <w:rPr>
-          <w:rFonts w:ascii="Times New Roman" w:hAnsi="Times New Roman" w:eastAsia="仿宋"/>
-          <w:b w:val="0"/>
-          <w:sz w:val="24"/>
-        </w:rPr>
-        <w:t>如果后续继续跟踪这个领域，我会更关注正式发表的临床前和临床研究数据，以及不同受体类型在组织选择性方面的新进展。</w:t>
-      </w:r>
-    </w:p>
-    <w:p>
-      <w:pPr>
-        <w:spacing w:line="360" w:lineRule="auto" w:after="120"/>
-        <w:ind w:firstLine="420"/>
-        <w:jc w:val="both"/>
-      </w:pPr>
-      <w:r>
-        <w:rPr>
-          <w:rFonts w:ascii="Times New Roman" w:hAnsi="Times New Roman" w:eastAsia="仿宋"/>
-          <w:b w:val="0"/>
-          <w:sz w:val="24"/>
-        </w:rPr>
-        <w:t>这也是本次课程文献学习留给我的主要问题之一。</w:t>
       </w:r>
     </w:p>
     <w:p>
@@ -1461,7 +1509,7 @@
           <w:b w:val="0"/>
           <w:sz w:val="21"/>
         </w:rPr>
-        <w:t>[1] Banik S M, Pedram K, Wisnovsky S, Riley N M, Bertozzi C R. Lysosome-targeting chimaeras for degradation of extracellular proteins[J]. Nature, 2020, 584(7820): 291-297.</w:t>
+        <w:t>[1] Banik S M, Pedram K, Wisnovsky S, Riley N M, Bertozzi C R. Lysosome-targeting chimaeras for degradation of extracellular proteins[J]. Nature, 2020, 584(7820): 291-297. https://doi.org/10.1038/s41586-020-2545-9</w:t>
       </w:r>
     </w:p>
     <w:p>
@@ -1476,7 +1524,7 @@
           <w:b w:val="0"/>
           <w:sz w:val="21"/>
         </w:rPr>
-        <w:t>[2] Ahn G, Banik S M, Miller C L, Cornean L, Gray M A, Bertozzi C R. LYTACs that engage the asialoglycoprotein receptor for targeted protein degradation[J]. Nature Chemical Biology, 2021, 17(9): 937-946.</w:t>
+        <w:t>[2] Ahn G, Banik S M, Miller C L, Cornean L, Gray M A, Bertozzi C R. LYTACs that engage the asialoglycoprotein receptor for targeted protein degradation[J]. Nature Chemical Biology, 2021, 17(9): 937-946. https://doi.org/10.1038/s41589-021-00770-1</w:t>
       </w:r>
     </w:p>
     <w:p>
@@ -1491,7 +1539,7 @@
           <w:b w:val="0"/>
           <w:sz w:val="21"/>
         </w:rPr>
-        <w:t>[3] Ahn G, Banik S M, Riley N M, Cochran R V, Bertozzi C R. Elucidating the cellular determinants of targeted membrane protein degradation by lysosome-targeting chimeras[J]. Science, 2023, 382(6668): eadf6249.</w:t>
+        <w:t>[3] Ahn G, Banik S M, Riley N M, Cochran R V, Bertozzi C R. Elucidating the cellular determinants of targeted membrane protein degradation by lysosome-targeting chimeras[J]. Science, 2023, 382(6668): eadf6249. https://doi.org/10.1126/science.adf6249</w:t>
       </w:r>
     </w:p>
     <w:p>
@@ -1506,7 +1554,7 @@
           <w:b w:val="0"/>
           <w:sz w:val="21"/>
         </w:rPr>
-        <w:t>[4] Pance K, Gramespacher J A, Byrnes J R, et al. Modular cytokine receptor-targeting chimeras for targeted degradation of cell surface and extracellular proteins[J]. Nature Biotechnology, 2023, 41(2): 273-281.</w:t>
+        <w:t>[4] Pance K, Gramespacher J A, Byrnes J R, et al. Modular cytokine receptor-targeting chimeras for targeted degradation of cell surface and extracellular proteins[J]. Nature Biotechnology, 2023, 41(2): 273-281. https://doi.org/10.1038/s41587-022-01456-2</w:t>
       </w:r>
     </w:p>
     <w:p>
@@ -1521,7 +1569,7 @@
           <w:b w:val="0"/>
           <w:sz w:val="21"/>
         </w:rPr>
-        <w:t>[5] Li Y, Liu X, Yu L, Huang X, Wang X, Han D, et al. Covalent LYTAC enabled by DNA aptamers for immune checkpoint degradation therapy[J]. Journal of the American Chemical Society, 2023, 145(45): 24506-24521.</w:t>
+        <w:t>[5] Li Y, Liu X, Yu L, Huang X, Wang X, Han D, et al. Covalent LYTAC enabled by DNA aptamers for immune checkpoint degradation therapy[J]. Journal of the American Chemical Society, 2023, 145(45): 24506-24521. https://doi.org/10.1021/jacs.3c03899</w:t>
       </w:r>
     </w:p>
     <w:p>
@@ -1536,7 +1584,7 @@
           <w:b w:val="0"/>
           <w:sz w:val="21"/>
         </w:rPr>
-        <w:t>[6] Liu Z, Deng Q, Qin G, Yang J, Zhang H, Ren J, Qu X. Biomarker-activated multifunctional lysosome-targeting chimeras mediated selective degradation of extracellular amyloid fibrils[J]. Chem, 2023, 9(7): 2016-2038.</w:t>
+        <w:t>[6] Liu Z, Deng Q, Qin G, Yang J, Zhang H, Ren J, Qu X. Biomarker-activated multifunctional lysosome-targeting chimeras mediated selective degradation of extracellular amyloid fibrils[J]. Chem, 2023, 9(7): 2016-2038. https://doi.org/10.1016/j.chempr.2023.06.003</w:t>
       </w:r>
     </w:p>
     <w:p>
@@ -1551,7 +1599,7 @@
           <w:b w:val="0"/>
           <w:sz w:val="21"/>
         </w:rPr>
-        <w:t>[7] Wu Y, Lu Y, Li L, Deng K, Zhang S, Yang C, Zhu Z. Aptamer-LYTACs for targeted degradation of extracellular and membrane proteins[J]. Angewandte Chemie International Edition, 2023, 62(15): e202218106.</w:t>
+        <w:t>[7] Wu Y, Lu Y, Li L, Deng K, Zhang S, Yang C, Zhu Z. Aptamer-LYTACs for targeted degradation of extracellular and membrane proteins[J]. Angewandte Chemie International Edition, 2023, 62(15): e202218106. https://doi.org/10.1002/anie.202218106</w:t>
       </w:r>
     </w:p>
     <w:p>
@@ -1566,7 +1614,7 @@
           <w:b w:val="0"/>
           <w:sz w:val="21"/>
         </w:rPr>
-        <w:t>[8] Li Y Y, Yang Y, Zhang R S, Ge R X, Xie S B. Targeted degradation of membrane and extracellular proteins with LYTACs[J]. Acta Pharmacologica Sinica, 2025, 46: 1-7.</w:t>
+        <w:t>[8] Li Y Y, Yang Y, Zhang R S, Ge R X, Xie S B. Targeted degradation of membrane and extracellular proteins with LYTACs[J]. Acta Pharmacologica Sinica, 2025, 46: 1-7. https://doi.org/10.1038/s41401-024-01364-y</w:t>
       </w:r>
     </w:p>
     <w:p>
@@ -1581,7 +1629,7 @@
           <w:b w:val="0"/>
           <w:sz w:val="21"/>
         </w:rPr>
-        <w:t>[9] Chen X, Zhou Y, Zhao Y, Tang W. Targeted degradation of extracellular secreted and membrane proteins[J]. Trends in Pharmacological Sciences, 2023, 44(11): 762-775.</w:t>
+        <w:t>[9] Chen X, Zhou Y, Zhao Y, Tang W. Targeted degradation of extracellular secreted and membrane proteins[J]. Trends in Pharmacological Sciences, 2023, 44(11): 762-775. https://doi.org/10.1016/j.tips.2023.08.013</w:t>
       </w:r>
     </w:p>
     <w:p>
@@ -1596,7 +1644,7 @@
           <w:b w:val="0"/>
           <w:sz w:val="21"/>
         </w:rPr>
-        <w:t>[10] Sun D, Lu Y, Hu Y, et al. Targeted protein degradation: advances in drug discovery and clinical practice[J]. Signal Transduction and Targeted Therapy, 2024, 9: 308.</w:t>
+        <w:t>[10] Sun D, Lu Y, Hu Y, et al. Targeted protein degradation: advances in drug discovery and clinical practice[J]. Signal Transduction and Targeted Therapy, 2024, 9: 308. https://doi.org/10.1038/s41392-024-02004-x</w:t>
       </w:r>
     </w:p>
     <w:p>
@@ -1611,7 +1659,7 @@
           <w:b w:val="0"/>
           <w:sz w:val="21"/>
         </w:rPr>
-        <w:t>[11] Caianiello D F, Miller C L, Ahn G, Riley N M, Bertozzi C R. Bifunctional small molecules that mediate the degradation of extracellular proteins[J]. Nature Chemical Biology, 2021, 17(8): 947-953.</w:t>
+        <w:t>[11] Caianiello D F, Miller C L, Ahn G, Riley N M, Bertozzi C R. Bifunctional small molecules that mediate the degradation of extracellular proteins[J]. Nature Chemical Biology, 2021, 17(8): 947-953. https://doi.org/10.1038/s41589-021-00832-2</w:t>
       </w:r>
     </w:p>
     <w:p>
@@ -1626,7 +1674,7 @@
           <w:b w:val="0"/>
           <w:sz w:val="21"/>
         </w:rPr>
-        <w:t>[12] Bekes M, Langley D R, Crews C M. PROTAC targeted protein degraders: the past is prologue[J]. Nature Reviews Drug Discovery, 2022, 21(3): 181-200.</w:t>
+        <w:t>[12] Bekes M, Langley D R, Crews C M. PROTAC targeted protein degraders: the past is prologue[J]. Nature Reviews Drug Discovery, 2022, 21(3): 181-200. https://doi.org/10.1038/s41573-021-00686-6</w:t>
       </w:r>
     </w:p>
     <w:p>
@@ -1641,7 +1689,7 @@
           <w:b w:val="0"/>
           <w:sz w:val="21"/>
         </w:rPr>
-        <w:t>[13] Zhou Y, Zhang Y, Lazerwith S E, et al. Exploring the target space of lysosome-targeting chimeras[J]. Journal of Medicinal Chemistry, 2024, 67(5): 3654-3675.</w:t>
+        <w:t>[13] Zhou Y, Zhang Y, Lazerwith S E, et al. Exploring the target space of lysosome-targeting chimeras[J]. Journal of Medicinal Chemistry, 2024, 67(5): 3654-3675. https://doi.org/10.1021/acs.jmedchem.3c02156</w:t>
       </w:r>
     </w:p>
     <w:sectPr>

--- a/LYTAC技术药物研发综述.docx
+++ b/LYTAC技术药物研发综述.docx
@@ -191,7 +191,7 @@
           <w:b w:val="0"/>
           <w:sz w:val="24"/>
         </w:rPr>
-        <w:t>LYTAC本质上是一种双功能分子，一端结合靶蛋白，另一端结合细胞表面的溶酶体靶向受体（Lysosome-Targeting Receptor, LTR），中间通过连接子相连。靶蛋白结合部分可以用小分子、肽、抗体或适体，受体结合部分则常用甘露糖-6-磷酸聚糖或GalNAc等配体。当LYTAC同时结合靶蛋白和受体后，会形成三元复合物，随后通过内吞进入内体，再进一步分选到溶酶体，靶蛋白最终被水解（图1）。Chen等（2023）在Trends in Pharmacological Sciences上发表的综述指出，LYTAC属于依赖溶酶体的胞外蛋白降解策略，与PROTAC依赖蛋白酶体的路径明显不同。Sun等（2024）在Signal Transduction and Targeted Therapy的综述中，也把LYTAC列为近年来靶向蛋白降解的重要进展之一。</w:t>
+        <w:t>LYTAC本质上是一种双功能分子，一端结合靶蛋白，另一端结合细胞表面的溶酶体靶向受体（Lysosome-Targeting Receptor, LTR），中间通过连接子相连。靶蛋白结合部分可以用小分子、肽、抗体或适体，受体结合部分则常用甘露糖-6-磷酸聚糖或GalNAc等配体。当LYTAC同时结合靶蛋白和受体后，会形成三元复合物，随后通过内吞进入内体，再进一步分选到溶酶体，靶蛋白最终被水解（图1）。Chen等（2023）在Trends in Pharmacological Sciences上发表的综述指出，LYTAC属于依赖溶酶体的胞外蛋白降解策略，与PROTAC依赖蛋白酶体的路径明显不同。Li等（2025）在Acta Pharmacologica Sinica的综述中，把LYTAC列为靶向蛋白降解领域较新的技术方向之一。</w:t>
       </w:r>
     </w:p>
     <w:p>
@@ -251,7 +251,7 @@
           <w:b w:val="0"/>
           <w:sz w:val="24"/>
         </w:rPr>
-        <w:t>目前已报道的LTR包括CI-M6PR（也称IGF2R）、ASGPR、整合素以及部分细胞因子受体等。Zhou等（2024）在Journal of Medicinal Chemistry讨论了LYTAC可选择的受体空间，说明受体类型正在不断增加。不同受体在组织分布和内吞特性上差别较大，所以受体选择会直接影响LYTAC作用的位置和效率。</w:t>
+        <w:t>目前已报道的LTR包括CI-M6PR（也称IGF2R）、ASGPR、整合素以及部分细胞因子受体等。Chen等（2023）在综述中归纳了多种LTR及其在胞外蛋白降解中的应用，说明受体类型正在不断增加。不同受体在组织分布和内吞特性上差别较大，所以受体选择会直接影响LYTAC作用的位置和效率。</w:t>
       </w:r>
     </w:p>
     <w:p>
@@ -356,7 +356,7 @@
           <w:b w:val="0"/>
           <w:sz w:val="24"/>
         </w:rPr>
-        <w:t>受体配体的选择和价态同样关键。第一代LYTAC多使用CI-M6PR配体，通常采用多价甘露糖-6-磷酸聚糖以提高结合能力。Ahn等后来改用肝特异性受体ASGPR的tri-GalNAc配体，说明组织分布是决定降解位置的重要因素。连接子长度和柔性会影响两个功能模块之间的空间排布，过长或过短都可能降低降解效率。近年来也有研究通过定点偶联提高抗体-配体偶联物的均一性，以改善体内稳定性。Caianiello等（2021）在Nature Chemical Biology还报道了降解胞外蛋白的小分子策略MoDE，说明除了经典LYTAC，相关思路还在向不同分子类型扩展。</w:t>
+        <w:t>受体配体的选择和价态同样关键。第一代LYTAC多使用CI-M6PR配体，通常采用多价甘露糖-6-磷酸聚糖以提高结合能力。Ahn等后来改用肝特异性受体ASGPR的tri-GalNAc配体，说明组织分布是决定降解位置的重要因素。连接子长度和柔性会影响两个功能模块之间的空间排布，过长或过短都可能降低降解效率。近年来也有研究通过定点偶联提高抗体-配体偶联物的均一性，以改善体内稳定性。Caianiello等（2021）在Nature Chemical Biology报道了小分子降解胞外蛋白的MoDE-A策略，通过ASGPR把靶蛋白送入溶酶体，说明除抗体-聚糖偶联物外，小分子也可介导胞外蛋白降解。</w:t>
       </w:r>
     </w:p>
     <w:p>
@@ -386,7 +386,22 @@
           <w:b w:val="0"/>
           <w:sz w:val="24"/>
         </w:rPr>
-        <w:t>Bekes等（2022）在回顾PROTAC发展时也提到，靶向蛋白降解药物的成功往往不只来自化学创新，还来自对细胞内蛋白稳态机制的深入理解。我觉得这句话同样适用于LYTAC，因为溶酶体途径、受体内吞和循环回收都属于细胞自身已经存在的生物学过程，药物研发本质上是在借助这些过程完成靶蛋白清除。</w:t>
+        <w:t>Bekes等（2022）在回顾PROTAC发展时指出，该领域已从学术研究走向产业开发，并有PROTAC分子进入临床前和早期临床试验阶段。</w:t>
+      </w:r>
+    </w:p>
+    <w:p>
+      <w:pPr>
+        <w:spacing w:line="360" w:lineRule="auto" w:after="120"/>
+        <w:ind w:firstLine="420"/>
+        <w:jc w:val="both"/>
+      </w:pPr>
+      <w:r>
+        <w:rPr>
+          <w:rFonts w:ascii="Times New Roman" w:hAnsi="Times New Roman" w:eastAsia="仿宋"/>
+          <w:b w:val="0"/>
+          <w:sz w:val="24"/>
+        </w:rPr>
+        <w:t>我觉得这一判断对理解LYTAC的未来路径也有参考价值，因为溶酶体途径、受体内吞和循环回收都属于细胞自身已经存在的生物学过程，药物研发本质上是在借助这些过程完成靶蛋白清除。</w:t>
       </w:r>
     </w:p>
     <w:p>
@@ -431,7 +446,7 @@
           <w:b w:val="0"/>
           <w:sz w:val="24"/>
         </w:rPr>
-        <w:t>另外，Zhou等（2024）提到LYTAC的靶点空间还在扩大，未来可能会有更多受体和结合剂组合被开发出来，但这也意味着研究者需要更系统地比较不同组合之间的优劣，而不是只追求某一个分子在单一细胞系里的最高降解率。</w:t>
+        <w:t>另外，Chen等（2023）提到，整合素、清道夫受体和细胞因子受体等也被用于开发组织选择性更强的降解分子，未来可能会有更多受体和结合剂组合被开发出来，但这也意味着研究者需要更系统地比较不同组合之间的优劣，而不是只追求某一个分子在单一细胞系里的最高降解率。</w:t>
       </w:r>
     </w:p>
     <w:p>
@@ -595,7 +610,7 @@
           <w:b w:val="0"/>
           <w:sz w:val="24"/>
         </w:rPr>
-        <w:t>2020年，Banik等在Nature（584卷7820期, 291-297页）发表了LYTAC领域的开创性工作，论文题目为Lysosome-targeting chimaeras for degradation of extracellular proteins。Li等（2025）在Acta Pharmacologica Sinica的综述中，把这项工作称为LYTAC技术发展的起点。作者将靶向模块与CI-M6PR配体通过连接子连接，构建了首批LYTAC分子。他们还利用CRISPR筛选研究了LYTAC的内吞通路，发现外泌体复合体参与这一过程，说明这项研究并不只是做分子，也在补充受体介导内吞的基础认识。实验中，LYTAC成功降解了ApoE4、EGFR、CD71和PD-L1等蛋白。以EGFR为例，处理后受体水平在数小时内明显下降，溶酶体抑制剂可以阻断这一效应，说明溶酶体途径是主要降解路径。PD-L1被降解后，肿瘤细胞的免疫逃逸能力也有所减弱。作者还测试了ApoE4的降解，说明LYTAC并不只面向肿瘤靶点，在神经退行性疾病相关蛋白上也有探索价值（图2）。</w:t>
+        <w:t>2020年，Banik等在Nature（584卷7820期, 291-297页）发表了LYTAC领域的开创性工作，论文题目为Lysosome-targeting chimaeras for degradation of extracellular proteins。Li等（2025）在Acta Pharmacologica Sinica的综述中，把这项工作称为LYTAC技术发展的起点。作者将靶向模块与CI-M6PR配体通过连接子连接，构建了首批LYTAC分子。他们还利用CRISPR筛选研究了LYTAC的内吞通路，发现exocyst复合体参与CI-M6PR的膜面呈现，说明这项研究并不只是做分子，也在补充受体介导内吞的基础认识。实验中，LYTAC成功降解了ApoE4、EGFR、CD71和PD-L1等蛋白。以EGFR为例，处理后受体水平在数小时内明显下降，溶酶体抑制剂可以阻断这一效应，说明溶酶体途径是主要降解路径。PD-L1被降解后，肿瘤细胞的免疫逃逸能力也有所减弱。作者还测试了ApoE4的降解，说明LYTAC并不只面向肿瘤靶点，在神经退行性疾病相关蛋白上也有探索价值（图2）。</w:t>
       </w:r>
     </w:p>
     <w:p>
@@ -850,7 +865,7 @@
           <w:b w:val="0"/>
           <w:sz w:val="24"/>
         </w:rPr>
-        <w:t>Banik等最初的Nature论文除了验证多个靶点，还通过CRISPR筛选找到了外泌体复合体参与内吞的证据，这说明早期工作就已经在追问“分子进入细胞后究竟走哪条路”。Ahn等2023年的Science论文则把这一问题推进到了全基因组层面，不仅找到了retromer回收这一“阻力因素”，还发现了CUL3 neddylation和M6P竞争等“促进因素”。这种从现象到机制的推进方式，让我看到高水平药物研究往往是在反复解释“为什么有效”和“为什么无效”。</w:t>
+        <w:t>Banik等最初的Nature论文除了验证多个靶点，还通过CRISPR筛选找到了exocyst复合体参与CI-M6PR膜面呈现的证据，这说明早期工作就已经在追问“分子进入细胞后究竟走哪条路”。Ahn等2023年的Science论文则把这一问题推进到了全基因组层面，不仅找到了retromer回收这一“阻力因素”，还发现了CUL3 neddylation和M6P竞争等“促进因素”。这种从现象到机制的推进方式，让我看到高水平药物研究往往是在反复解释“为什么有效”和“为什么无效”。</w:t>
       </w:r>
     </w:p>
     <w:p>
@@ -1089,7 +1104,7 @@
           <w:b w:val="0"/>
           <w:sz w:val="24"/>
         </w:rPr>
-        <w:t>Sun等（2024）在总结靶向蛋白降解技术时也指出，LYTAC仍属于较新的方向，其长期安全性和有效性还需要更多研究验证。</w:t>
+        <w:t>Li等（2025）在综述中也指出，LYTAC目前仍主要处于临床前阶段，其长期安全性和有效性还需要更多研究验证。</w:t>
       </w:r>
     </w:p>
     <w:p>
@@ -1164,7 +1179,7 @@
           <w:b w:val="0"/>
           <w:sz w:val="24"/>
         </w:rPr>
-        <w:t>Chen等（2023）在讨论胞外蛋白降解策略时指出，连接子设计、受体占用和细胞内吞分选都会影响最终降解效果。Li等（2025）也总结了LYTAC目前面临的主要问题，包括分子制备复杂、组织选择性不足以及临床前数据仍不够充分。Zhou等（2024）进一步从可成药靶点空间角度讨论了LYTAC的发展前景，认为受体和结合剂的选择仍然是最核心的设计环节。</w:t>
+        <w:t>Chen等（2023）在讨论胞外蛋白降解策略时指出，连接子设计、受体占用和细胞内吞分选都会影响最终降解效果。Li等（2025）也总结了LYTAC目前面临的主要问题，包括分子制备复杂、组织选择性不足以及临床前数据仍不够充分。Chen等（2023）从受体和结合剂选择角度讨论了胞外蛋白降解策略的设计要点，认为受体类型和靶点结合方式仍是核心环节。</w:t>
       </w:r>
     </w:p>
     <w:p>
@@ -1299,7 +1314,22 @@
           <w:b w:val="0"/>
           <w:sz w:val="24"/>
         </w:rPr>
-        <w:t>Bekes等（2022）回顾PROTAC时曾强调，蛋白降解药物从实验室走向临床，需要跨越的不只是活性筛选，还包括药代、毒理、制剂和监管认可等多个环节。我觉得LYTAC目前正处在类似的前临床积累阶段，已有不少概念验证和动物实验，但系统性的开发数据仍然偏少。</w:t>
+        <w:t>Bekes等（2022）回顾PROTAC时指出，随着临床概念验证的取得，该领域正在探索更多靶点类型和E3连接酶种类，并逐步向肿瘤以外的疾病领域扩展。</w:t>
+      </w:r>
+    </w:p>
+    <w:p>
+      <w:pPr>
+        <w:spacing w:line="360" w:lineRule="auto" w:after="120"/>
+        <w:ind w:firstLine="420"/>
+        <w:jc w:val="both"/>
+      </w:pPr>
+      <w:r>
+        <w:rPr>
+          <w:rFonts w:ascii="Times New Roman" w:hAnsi="Times New Roman" w:eastAsia="仿宋"/>
+          <w:b w:val="0"/>
+          <w:sz w:val="24"/>
+        </w:rPr>
+        <w:t>我觉得LYTAC目前正处在类似的前临床积累阶段，已有不少概念验证和动物实验，但系统性的开发数据仍然偏少。</w:t>
       </w:r>
     </w:p>
     <w:p>
@@ -1359,7 +1389,7 @@
           <w:b w:val="0"/>
           <w:sz w:val="24"/>
         </w:rPr>
-        <w:t>另外，Caianiello等（2021）报道的MoDE策略说明，小分子也可能介导胞外蛋白降解，这为未来开发口服或更易制备的降解药物提供了另一种可能。不过MoDE和经典LYTAC在分子大小、靶点类型和体内行为上仍有差别，能否成为主流路线还需要更多研究验证。</w:t>
+        <w:t>另外，Caianiello等（2021）报道的MoDE-A策略说明，小分子也可能介导胞外蛋白降解，这为未来开发更易制备的降解药物提供了另一种可能。不过MoDE-A和经典LYTAC在分子大小、靶点类型和体内行为上仍有差别，能否成为主流路线还需要更多研究验证。</w:t>
       </w:r>
     </w:p>
     <w:p>
@@ -1524,7 +1554,7 @@
           <w:b w:val="0"/>
           <w:sz w:val="21"/>
         </w:rPr>
-        <w:t>[2] Ahn G, Banik S M, Miller C L, Cornean L, Gray M A, Bertozzi C R. LYTACs that engage the asialoglycoprotein receptor for targeted protein degradation[J]. Nature Chemical Biology, 2021, 17(9): 937-946. https://doi.org/10.1038/s41589-021-00770-1</w:t>
+        <w:t>[2] Ahn G, Banik S M, Miller C L, Riley N M, Cochran J R, Bertozzi C R. LYTACs that engage the asialoglycoprotein receptor for targeted protein degradation[J]. Nature Chemical Biology, 2021, 17(9): 937-946. https://doi.org/10.1038/s41589-021-00770-1</w:t>
       </w:r>
     </w:p>
     <w:p>
@@ -1539,7 +1569,7 @@
           <w:b w:val="0"/>
           <w:sz w:val="21"/>
         </w:rPr>
-        <w:t>[3] Ahn G, Banik S M, Riley N M, Cochran R V, Bertozzi C R. Elucidating the cellular determinants of targeted membrane protein degradation by lysosome-targeting chimeras[J]. Science, 2023, 382(6668): eadf6249. https://doi.org/10.1126/science.adf6249</w:t>
+        <w:t>[3] Ahn G, Riley N M, Kamber R A, Wisnovsky S, Moncayo von Hase S, Bassik M C, Banik S M, Bertozzi C R. Elucidating the cellular determinants of targeted membrane protein degradation by lysosome-targeting chimeras[J]. Science, 2023, 382(6668): eadf6249. https://doi.org/10.1126/science.adf6249</w:t>
       </w:r>
     </w:p>
     <w:p>
@@ -1644,7 +1674,7 @@
           <w:b w:val="0"/>
           <w:sz w:val="21"/>
         </w:rPr>
-        <w:t>[10] Sun D, Lu Y, Hu Y, et al. Targeted protein degradation: advances in drug discovery and clinical practice[J]. Signal Transduction and Targeted Therapy, 2024, 9: 308. https://doi.org/10.1038/s41392-024-02004-x</w:t>
+        <w:t>[10] Caianiello D F, Zhang M, Ray J D, et al. Bifunctional small molecules that mediate the degradation of extracellular proteins[J]. Nature Chemical Biology, 2021, 17(9): 947-953. https://doi.org/10.1038/s41589-021-00851-1</w:t>
       </w:r>
     </w:p>
     <w:p>
@@ -1659,37 +1689,7 @@
           <w:b w:val="0"/>
           <w:sz w:val="21"/>
         </w:rPr>
-        <w:t>[11] Caianiello D F, Miller C L, Ahn G, Riley N M, Bertozzi C R. Bifunctional small molecules that mediate the degradation of extracellular proteins[J]. Nature Chemical Biology, 2021, 17(8): 947-953. https://doi.org/10.1038/s41589-021-00832-2</w:t>
-      </w:r>
-    </w:p>
-    <w:p>
-      <w:pPr>
-        <w:spacing w:line="360" w:lineRule="auto" w:after="60"/>
-        <w:ind w:firstLine="0" w:left="420"/>
-        <w:jc w:val="both"/>
-      </w:pPr>
-      <w:r>
-        <w:rPr>
-          <w:rFonts w:ascii="Times New Roman" w:hAnsi="Times New Roman" w:eastAsia="仿宋"/>
-          <w:b w:val="0"/>
-          <w:sz w:val="21"/>
-        </w:rPr>
-        <w:t>[12] Bekes M, Langley D R, Crews C M. PROTAC targeted protein degraders: the past is prologue[J]. Nature Reviews Drug Discovery, 2022, 21(3): 181-200. https://doi.org/10.1038/s41573-021-00686-6</w:t>
-      </w:r>
-    </w:p>
-    <w:p>
-      <w:pPr>
-        <w:spacing w:line="360" w:lineRule="auto" w:after="60"/>
-        <w:ind w:firstLine="0" w:left="420"/>
-        <w:jc w:val="both"/>
-      </w:pPr>
-      <w:r>
-        <w:rPr>
-          <w:rFonts w:ascii="Times New Roman" w:hAnsi="Times New Roman" w:eastAsia="仿宋"/>
-          <w:b w:val="0"/>
-          <w:sz w:val="21"/>
-        </w:rPr>
-        <w:t>[13] Zhou Y, Zhang Y, Lazerwith S E, et al. Exploring the target space of lysosome-targeting chimeras[J]. Journal of Medicinal Chemistry, 2024, 67(5): 3654-3675. https://doi.org/10.1021/acs.jmedchem.3c02156</w:t>
+        <w:t>[11] Bekes M, Langley D R, Crews C M. PROTAC targeted protein degraders: the past is prologue[J]. Nature Reviews Drug Discovery, 2022, 21(3): 181-200. https://doi.org/10.1038/s41573-021-00371-6</w:t>
       </w:r>
     </w:p>
     <w:sectPr>

--- a/LYTAC技术药物研发综述.docx
+++ b/LYTAC技术药物研发综述.docx
@@ -146,7 +146,22 @@
           <w:b w:val="0"/>
           <w:sz w:val="24"/>
         </w:rPr>
-        <w:t>2020年，Bertozzi团队在Nature上提出了溶酶体靶向嵌合体（LYTAC）的概念。此后几年里，不同研究组在分子设计、受体选择、细胞机制和疾病模型等方面做了不少工作。Li等（2025）和Chen等（2023）发表的综述文章，对LYTAC技术的发展脉络和应用前景做了较系统的介绍。本文是在阅读文献基础上整理的课程作业式综述，主要想说明生物医学认识怎样影响LYTAC这类新药的研发思路，并梳理几篇代表性论文的主要结论。</w:t>
+        <w:t>2020年，Bertozzi团队在Nature上提出了溶酶体靶向嵌合体（LYTAC）的概念。此后几年里，不同研究组在分子设计、受体选择、细胞机制和疾病模型等方面做了不少工作。Li等（2025）和Chen等（2023）发表的综述文章，对LYTAC技术的发展脉络和应用前景做了较系统的介绍。Wells和Kumru（2024）在Nature Reviews Drug Discovery发表的综述则从更广的胞外靶向蛋白降解（extracellular targeted protein degradation, eTPD）角度，把LYTAC与KineTAC、AbTAC等策略放在同一框架下讨论。</w:t>
+      </w:r>
+    </w:p>
+    <w:p>
+      <w:pPr>
+        <w:spacing w:line="360" w:lineRule="auto" w:after="120"/>
+        <w:ind w:firstLine="420"/>
+        <w:jc w:val="both"/>
+      </w:pPr>
+      <w:r>
+        <w:rPr>
+          <w:rFonts w:ascii="Times New Roman" w:hAnsi="Times New Roman" w:eastAsia="仿宋"/>
+          <w:b w:val="0"/>
+          <w:sz w:val="24"/>
+        </w:rPr>
+        <w:t>本文是在阅读文献基础上整理的课程作业式综述，主要想说明生物医学认识怎样影响LYTAC这类新药的研发思路，并梳理几篇代表性论文的主要结论。</w:t>
       </w:r>
     </w:p>
     <w:p>
@@ -556,6 +571,81 @@
     </w:p>
     <w:p>
       <w:pPr>
+        <w:spacing w:line="360" w:lineRule="auto" w:after="120"/>
+        <w:ind w:firstLine="420"/>
+        <w:jc w:val="both"/>
+      </w:pPr>
+      <w:r>
+        <w:rPr>
+          <w:rFonts w:ascii="Times New Roman" w:hAnsi="Times New Roman" w:eastAsia="仿宋"/>
+          <w:b w:val="0"/>
+          <w:sz w:val="24"/>
+        </w:rPr>
+        <w:t>Wells和Kumru（2024）在综述中指出，胞外靶向蛋白降解的核心逻辑是把靶蛋白送入溶酶体，而不是像PROTAC那样依赖泛素-蛋白酶体系统。他们按分子类型把现有策略分为偶联物、双特异性抗体和小分子等几类，并强调组织分布、内吞效率和受体占用是影响成药性的关键参数。Zhao等（2022）在Signal Transduction and Targeted Therapy发表的靶向蛋白降解综述中，也提到溶酶体途径是拓展降解靶点范围的重要方向之一，这为理解LYTAC在整个TPD领域中的位置提供了更宏观的背景。</w:t>
+      </w:r>
+    </w:p>
+    <w:p>
+      <w:pPr>
+        <w:spacing w:line="360" w:lineRule="auto" w:after="120"/>
+        <w:ind w:firstLine="420"/>
+        <w:jc w:val="both"/>
+      </w:pPr>
+      <w:r>
+        <w:rPr>
+          <w:rFonts w:ascii="Times New Roman" w:hAnsi="Times New Roman" w:eastAsia="仿宋"/>
+          <w:b w:val="0"/>
+          <w:sz w:val="24"/>
+        </w:rPr>
+        <w:t>在结合模块方面，Miao等（2021）较早报道了双特异性适体嵌合体，用一条适体结合CI-M6PR、另一条结合膜蛋白MET或PTK7，实现了膜蛋白向溶酶体的转运和降解。这项工作的意义在于证明适体也可以承担LYTAC中“抓靶蛋白”和“抓受体”的双重功能，而且适体分子量小、合成相对方便，为后续Wu等和Li等的适体LYTAC研究打下了基础。</w:t>
+      </w:r>
+    </w:p>
+    <w:p>
+      <w:pPr>
+        <w:spacing w:line="360" w:lineRule="auto" w:after="120"/>
+        <w:ind w:firstLine="420"/>
+        <w:jc w:val="both"/>
+      </w:pPr>
+      <w:r>
+        <w:rPr>
+          <w:rFonts w:ascii="Times New Roman" w:hAnsi="Times New Roman" w:eastAsia="仿宋"/>
+          <w:b w:val="0"/>
+          <w:sz w:val="24"/>
+        </w:rPr>
+        <w:t>从受体选择看，Chen等（2023）归纳的LTR类型已经覆盖肝特异性、肿瘤相关和广谱表达等不同需求。CI-M6PR和ASGPR分别代表“作用面广”和“肝定向”两类典型设计，而整合素、叶酸受体等则在肿瘤选择性降解中显示出潜力。Zhou等（2024）在ChemMedChem和Nature Communications上的工作进一步说明，通过选择肿瘤组织高表达的受体，有可能把降解限制在病灶相关细胞中，这对减少正常组织脱靶降解具有重要意义。</w:t>
+      </w:r>
+    </w:p>
+    <w:p>
+      <w:pPr>
+        <w:spacing w:line="360" w:lineRule="auto" w:after="120"/>
+        <w:ind w:firstLine="420"/>
+        <w:jc w:val="both"/>
+      </w:pPr>
+      <w:r>
+        <w:rPr>
+          <w:rFonts w:ascii="Times New Roman" w:hAnsi="Times New Roman" w:eastAsia="仿宋"/>
+          <w:b w:val="0"/>
+          <w:sz w:val="24"/>
+        </w:rPr>
+        <w:t>在阅读Banik等（2020）的原始论文时，我对CI-M6PR的生理角色有了更具体的认识。该受体原本负责把带有M6P修饰的溶酶体酶带入细胞内，LYTAC实际上是借用了这条“货物分拣”通路。因此，内源性M6P糖蛋白会和外源LYTAC竞争受体结合位点，这一点在Ahn等（2023）的研究中得到了直接验证。</w:t>
+      </w:r>
+    </w:p>
+    <w:p>
+      <w:pPr>
+        <w:spacing w:line="360" w:lineRule="auto" w:after="120"/>
+        <w:ind w:firstLine="420"/>
+        <w:jc w:val="both"/>
+      </w:pPr>
+      <w:r>
+        <w:rPr>
+          <w:rFonts w:ascii="Times New Roman" w:hAnsi="Times New Roman" w:eastAsia="仿宋"/>
+          <w:b w:val="0"/>
+          <w:sz w:val="24"/>
+        </w:rPr>
+        <w:t>连接子设计方面，不同研究也给出了值得参考的经验。Ahn等（2021）发现，在抗体Fc区进行定点偶联可以改善GalNAc-LYTAC的体内行为；Hamada等（2023）则通过调整适体之间的连接长度来优化HER2降解效率。这些细节说明，LYTAC开发往往需要在靶点结合、受体识别和分子构象之间反复调试，很难指望一种固定连接子适用于所有靶点。</w:t>
+      </w:r>
+    </w:p>
+    <w:p>
+      <w:pPr>
         <w:spacing w:before="120"/>
         <w:ind w:firstLine="0"/>
         <w:jc w:val="center"/>
@@ -930,6 +1020,126 @@
     </w:p>
     <w:p>
       <w:pPr>
+        <w:spacing w:line="360" w:lineRule="auto" w:after="120"/>
+        <w:ind w:firstLine="420"/>
+        <w:jc w:val="both"/>
+      </w:pPr>
+      <w:r>
+        <w:rPr>
+          <w:rFonts w:ascii="Times New Roman" w:hAnsi="Times New Roman" w:eastAsia="仿宋"/>
+          <w:b w:val="0"/>
+          <w:sz w:val="24"/>
+        </w:rPr>
+        <w:t>在适体方向，研究时间线也相对清晰。Miao等（2021）用双特异性适体嵌合体降解MET和PTK7，证明核酸适体可以替代抗体作为LYTAC的结合模块。Hamada等（2023）在Cell Reports Physical Science进一步构建了HER2靶向的适体LYTAC，用分别识别HER2和IGF2R（CI-M6PR）的两条DNA适体连接成嵌合体，在乳腺癌细胞中实现了HER2降解并抑制细胞增殖。溶酶体抑制剂和内吞阻断实验表明，这一降解过程依赖溶酶体途径，说明适体LYTAC的作用机制与Banik等提出的经典路线一致。</w:t>
+      </w:r>
+    </w:p>
+    <w:p>
+      <w:pPr>
+        <w:spacing w:line="360" w:lineRule="auto" w:after="120"/>
+        <w:ind w:firstLine="420"/>
+        <w:jc w:val="both"/>
+      </w:pPr>
+      <w:r>
+        <w:rPr>
+          <w:rFonts w:ascii="Times New Roman" w:hAnsi="Times New Roman" w:eastAsia="仿宋"/>
+          <w:b w:val="0"/>
+          <w:sz w:val="24"/>
+        </w:rPr>
+        <w:t>Wu等（2023）的Apt-LYTAC则把适体与tri-GalNAc偶联，在保留肝靶向特性的同时简化了分子制备。Li等（2023）的共价适体LYTAC通过生物正交反应增强适体与PD-L1的结合，在复杂体内环境中提高了降解效率，并在肿瘤模型中显示出免疫激活效应。</w:t>
+      </w:r>
+    </w:p>
+    <w:p>
+      <w:pPr>
+        <w:spacing w:line="360" w:lineRule="auto" w:after="120"/>
+        <w:ind w:firstLine="420"/>
+        <w:jc w:val="both"/>
+      </w:pPr>
+      <w:r>
+        <w:rPr>
+          <w:rFonts w:ascii="Times New Roman" w:hAnsi="Times New Roman" w:eastAsia="仿宋"/>
+          <w:b w:val="0"/>
+          <w:sz w:val="24"/>
+        </w:rPr>
+        <w:t>Li等（2025）在综述中把上述工作归纳为适体类LYTAC的重要进展，认为这类分子在快速筛选靶点和调节连接子长度方面具有独特优势。</w:t>
+      </w:r>
+    </w:p>
+    <w:p>
+      <w:pPr>
+        <w:spacing w:line="360" w:lineRule="auto" w:after="120"/>
+        <w:ind w:firstLine="420"/>
+        <w:jc w:val="both"/>
+      </w:pPr>
+      <w:r>
+        <w:rPr>
+          <w:rFonts w:ascii="Times New Roman" w:hAnsi="Times New Roman" w:eastAsia="仿宋"/>
+          <w:b w:val="0"/>
+          <w:sz w:val="24"/>
+        </w:rPr>
+        <w:t>在组织选择性方面，Tang团队的工作尤其值得单独介绍。Zhou等（2024）在ChemMedChem报道了整合素靶向嵌合体（ITAC），把cRGD肽与抗体偶联，利用肿瘤高表达的整合素介导EGFR等靶点降解。实验显示，ITAC在多种癌细胞中降解膜蛋白的效率高于正常角质形成细胞，提示“癌选择性降解”是可以通过受体选择来实现的。同年，Zhou等又在Nature Communications报道了叶酸受体靶向嵌合体（FRTAC），用叶酸配体连接抗肿瘤抗体，在叶酸受体高表达的肿瘤细胞中降解胞外和膜蛋白。动物实验表明，FRTAC在多种同系小鼠肿瘤模型中比单纯阻断抗体更能抑制肿瘤生长，而且制备上只需利用商业化的叶酸偶联试剂和抗体，可及性较好。</w:t>
+      </w:r>
+    </w:p>
+    <w:p>
+      <w:pPr>
+        <w:spacing w:line="360" w:lineRule="auto" w:after="120"/>
+        <w:ind w:firstLine="420"/>
+        <w:jc w:val="both"/>
+      </w:pPr>
+      <w:r>
+        <w:rPr>
+          <w:rFonts w:ascii="Times New Roman" w:hAnsi="Times New Roman" w:eastAsia="仿宋"/>
+          <w:b w:val="0"/>
+          <w:sz w:val="24"/>
+        </w:rPr>
+        <w:t>Chen等（2023）和Wells等（2024）都把ITAC、FRTAC这类策略归入组织选择性LYTAC的延伸，说明该领域正在从“能不能降解”走向“在哪个细胞里降解”。</w:t>
+      </w:r>
+    </w:p>
+    <w:p>
+      <w:pPr>
+        <w:spacing w:line="360" w:lineRule="auto" w:after="120"/>
+        <w:ind w:firstLine="420"/>
+        <w:jc w:val="both"/>
+      </w:pPr>
+      <w:r>
+        <w:rPr>
+          <w:rFonts w:ascii="Times New Roman" w:hAnsi="Times New Roman" w:eastAsia="仿宋"/>
+          <w:b w:val="0"/>
+          <w:sz w:val="24"/>
+        </w:rPr>
+        <w:t>如果把时间线拉长来看，2010年代中后期PROTAC的快速发展为蛋白降解药物提供了重要参照。Bekes等（2022）回顾这一历程时指出，PROTAC在取得临床概念验证后，产业界投入明显增加。LYTAC目前似乎处于类似但更早期的阶段：已有高质量概念验证论文，也有多个并行平台，但还缺少系统的临床数据。</w:t>
+      </w:r>
+    </w:p>
+    <w:p>
+      <w:pPr>
+        <w:spacing w:line="360" w:lineRule="auto" w:after="120"/>
+        <w:ind w:firstLine="420"/>
+        <w:jc w:val="both"/>
+      </w:pPr>
+      <w:r>
+        <w:rPr>
+          <w:rFonts w:ascii="Times New Roman" w:hAnsi="Times New Roman" w:eastAsia="仿宋"/>
+          <w:b w:val="0"/>
+          <w:sz w:val="24"/>
+        </w:rPr>
+        <w:t>从研究方法上看，这个领域对遗传学和蛋白质组学工具的依赖越来越强。Banik等用CRISPRi筛选内吞相关基因，Ahn等用全基因组CRISPR敲除筛选调节因子，都说明LYTAC研究已经不只是“做一个偶联分子看能不能降解”，而是在追问哪些细胞过程决定了降解效率。</w:t>
+      </w:r>
+    </w:p>
+    <w:p>
+      <w:pPr>
+        <w:spacing w:line="360" w:lineRule="auto" w:after="120"/>
+        <w:ind w:firstLine="420"/>
+        <w:jc w:val="both"/>
+      </w:pPr>
+      <w:r>
+        <w:rPr>
+          <w:rFonts w:ascii="Times New Roman" w:hAnsi="Times New Roman" w:eastAsia="仿宋"/>
+          <w:b w:val="0"/>
+          <w:sz w:val="24"/>
+        </w:rPr>
+        <w:t>对我个人而言，这种研究方式很有启发：它把药物化学和细胞生物学放在同等重要的位置，也更符合生物医学专业对“机制导向药物研发”的理解。</w:t>
+      </w:r>
+    </w:p>
+    <w:p>
+      <w:pPr>
         <w:spacing w:before="120"/>
         <w:ind w:firstLine="0"/>
         <w:jc w:val="center"/>
@@ -1409,6 +1619,201 @@
     </w:p>
     <w:p>
       <w:pPr>
+        <w:spacing w:line="360" w:lineRule="auto" w:after="120"/>
+        <w:ind w:firstLine="420"/>
+        <w:jc w:val="both"/>
+      </w:pPr>
+      <w:r>
+        <w:rPr>
+          <w:rFonts w:ascii="Times New Roman" w:hAnsi="Times New Roman" w:eastAsia="仿宋"/>
+          <w:b w:val="0"/>
+          <w:sz w:val="24"/>
+        </w:rPr>
+        <w:t>在肿瘤选择性降解方向，Zhou等（2024）的FRTAC研究提供了较完整的体内证据。叶酸受体在多种恶性肿瘤细胞表面高表达，而在多数正常组织中表达较低，因此把叶酸作为受体配体，有望把降解主要限制在肿瘤细胞。论文中报道，FRTAC可在体外和体内降解肿瘤相关蛋白，并在三种同系小鼠肿瘤模型中显示出比阻断抗体更强的抑瘤效果。对我个人而言，这类研究的意义在于把“精准医学”和蛋白降解技术直接联系起来，不再只是泛泛地降解某个靶点，而是尽量在病灶相关细胞中完成清除。</w:t>
+      </w:r>
+    </w:p>
+    <w:p>
+      <w:pPr>
+        <w:spacing w:line="360" w:lineRule="auto" w:after="120"/>
+        <w:ind w:firstLine="420"/>
+        <w:jc w:val="both"/>
+      </w:pPr>
+      <w:r>
+        <w:rPr>
+          <w:rFonts w:ascii="Times New Roman" w:hAnsi="Times New Roman" w:eastAsia="仿宋"/>
+          <w:b w:val="0"/>
+          <w:sz w:val="24"/>
+        </w:rPr>
+        <w:t>ITAC策略则从另一个角度实现肿瘤选择性。Zhou等（2024）把cRGD肽连接到抗体上，利用整合素在癌细胞表面的高表达，促进EGFR等膜蛋白的内吞和溶酶体降解。实验比较了癌细胞系和正常角质形成细胞，发现ITAC在癌细胞中的降解效率更高。这说明受体表达差异可以成为药物设计的重要依据，也呼应了Ahn等通过换用ASGPR实现肝靶向的思路。</w:t>
+      </w:r>
+    </w:p>
+    <w:p>
+      <w:pPr>
+        <w:spacing w:line="360" w:lineRule="auto" w:after="120"/>
+        <w:ind w:firstLine="420"/>
+        <w:jc w:val="both"/>
+      </w:pPr>
+      <w:r>
+        <w:rPr>
+          <w:rFonts w:ascii="Times New Roman" w:hAnsi="Times New Roman" w:eastAsia="仿宋"/>
+          <w:b w:val="0"/>
+          <w:sz w:val="24"/>
+        </w:rPr>
+        <w:t>在适体平台方面，除了前面提到的Wu等和Li等，Miao等（2021）和Hamada等（2023）的工作说明适体LYTAC已经覆盖MET、PTK7和HER2等多个靶点。适体的优势是分子小、修饰灵活，劣势则是在体内可能面临核酸酶降解和药代动力学方面的挑战。因此，如何把适体LYTAC的稳定性和靶向性做到可开发水平，仍是后续研究的重点。</w:t>
+      </w:r>
+    </w:p>
+    <w:p>
+      <w:pPr>
+        <w:spacing w:line="360" w:lineRule="auto" w:after="120"/>
+        <w:ind w:firstLine="420"/>
+        <w:jc w:val="both"/>
+      </w:pPr>
+      <w:r>
+        <w:rPr>
+          <w:rFonts w:ascii="Times New Roman" w:hAnsi="Times New Roman" w:eastAsia="仿宋"/>
+          <w:b w:val="0"/>
+          <w:sz w:val="24"/>
+        </w:rPr>
+        <w:t>Wells和Kumru（2024）在讨论eTPD临床转化时指出，胞外降解药物需要同时解决分子设计、组织分布、免疫原性和制备可放大性等问题。这些判断与LYTAC目前面临的困境基本一致。Zhao等（2022）在回顾靶向蛋白降解技术时也强调，任何新平台都要经过较充分的机制验证、药代毒理评估和制剂研究，才有可能进入临床开发阶段。</w:t>
+      </w:r>
+    </w:p>
+    <w:p>
+      <w:pPr>
+        <w:spacing w:line="360" w:lineRule="auto" w:after="120"/>
+        <w:ind w:firstLine="420"/>
+        <w:jc w:val="both"/>
+      </w:pPr>
+      <w:r>
+        <w:rPr>
+          <w:rFonts w:ascii="Times New Roman" w:hAnsi="Times New Roman" w:eastAsia="仿宋"/>
+          <w:b w:val="0"/>
+          <w:sz w:val="24"/>
+        </w:rPr>
+        <w:t>从课程作业的角度，我觉得LYTAC领域近几年最明显的变化是“平台多样化”。除了Banik等提出的聚糖-抗体偶联路线，现在已经出现了KineTAC、Apt-LYTAC、MoDE-A、ITAC、FRTAC和病灶激活前体等多种形式。不同平台各有适用场景：肝靶向疾病可能更适合GalNAc或Apt-LYTAC，肿瘤免疫可能关注PD-L1和HER2降解，神经退行性疾病则更强调血脑屏障穿透和局部激活。</w:t>
+      </w:r>
+    </w:p>
+    <w:p>
+      <w:pPr>
+        <w:spacing w:line="360" w:lineRule="auto" w:after="120"/>
+        <w:ind w:firstLine="420"/>
+        <w:jc w:val="both"/>
+      </w:pPr>
+      <w:r>
+        <w:rPr>
+          <w:rFonts w:ascii="Times New Roman" w:hAnsi="Times New Roman" w:eastAsia="仿宋"/>
+          <w:b w:val="0"/>
+          <w:sz w:val="24"/>
+        </w:rPr>
+        <w:t>因此，评价一种LYTAC有没有前景，不能只看体外降解率，还要结合靶点、受体、给药途径和疾病模型来综合判断。</w:t>
+      </w:r>
+    </w:p>
+    <w:p>
+      <w:pPr>
+        <w:spacing w:line="360" w:lineRule="auto" w:after="120"/>
+        <w:ind w:firstLine="420"/>
+        <w:jc w:val="both"/>
+      </w:pPr>
+      <w:r>
+        <w:rPr>
+          <w:rFonts w:ascii="Times New Roman" w:hAnsi="Times New Roman" w:eastAsia="仿宋"/>
+          <w:b w:val="0"/>
+          <w:sz w:val="24"/>
+        </w:rPr>
+        <w:t>展望未来，我认为该领域仍有几条主线值得跟踪：一是更多组织特异性受体的开发和验证，二是更简单、均一性更好的制备方法，三是系统的体内药效、毒理和药代研究。只有把这些环节的数据逐步补齐，LYTAC才有可能从实验室概念真正走向候选药物。</w:t>
+      </w:r>
+    </w:p>
+    <w:p>
+      <w:pPr>
+        <w:spacing w:line="360" w:lineRule="auto" w:after="120"/>
+        <w:ind w:firstLine="420"/>
+        <w:jc w:val="both"/>
+      </w:pPr>
+      <w:r>
+        <w:rPr>
+          <w:rFonts w:ascii="Times New Roman" w:hAnsi="Times New Roman" w:eastAsia="仿宋"/>
+          <w:b w:val="0"/>
+          <w:sz w:val="24"/>
+        </w:rPr>
+        <w:t>在自身免疫和炎症领域，胞外细胞因子和膜受体也是重要靶点，但公开文献中针对这类靶点的LYTAC研究仍相对有限。Chen等（2023）在综述中提到，细胞因子受体、生长因子受体和免疫检查点分子都属于胞外降解值得关注的对象，未来是否能开发出组织选择性更好的降解剂，还需要更多实验验证。</w:t>
+      </w:r>
+    </w:p>
+    <w:p>
+      <w:pPr>
+        <w:spacing w:line="360" w:lineRule="auto" w:after="120"/>
+        <w:ind w:firstLine="420"/>
+        <w:jc w:val="both"/>
+      </w:pPr>
+      <w:r>
+        <w:rPr>
+          <w:rFonts w:ascii="Times New Roman" w:hAnsi="Times New Roman" w:eastAsia="仿宋"/>
+          <w:b w:val="0"/>
+          <w:sz w:val="24"/>
+        </w:rPr>
+        <w:t>在工艺和质量控制方面，我认为这是LYTAC成药前必须面对的“硬问题”。抗体-聚糖偶联物往往存在偶联位点和偶联数不一致的问题，不同批次分子的降解活性可能出现波动。Pance等提出的KineTAC和Miao等、Hamada等采用的适体路线，在一定程度上是为了绕开复杂化学偶联带来的制备困难，但每种替代方案也会带来新的稳定性或免疫原性风险。</w:t>
+      </w:r>
+    </w:p>
+    <w:p>
+      <w:pPr>
+        <w:spacing w:line="360" w:lineRule="auto" w:after="120"/>
+        <w:ind w:firstLine="420"/>
+        <w:jc w:val="both"/>
+      </w:pPr>
+      <w:r>
+        <w:rPr>
+          <w:rFonts w:ascii="Times New Roman" w:hAnsi="Times New Roman" w:eastAsia="仿宋"/>
+          <w:b w:val="0"/>
+          <w:sz w:val="24"/>
+        </w:rPr>
+        <w:t>因此，未来哪种平台最适合产业化，可能不取决于哪篇论文的体外数据最高，而取决于能否建立稳定、可重复、可放大的生产工艺。</w:t>
+      </w:r>
+    </w:p>
+    <w:p>
+      <w:pPr>
+        <w:spacing w:line="360" w:lineRule="auto" w:after="120"/>
+        <w:ind w:firstLine="420"/>
+        <w:jc w:val="both"/>
+      </w:pPr>
+      <w:r>
+        <w:rPr>
+          <w:rFonts w:ascii="Times New Roman" w:hAnsi="Times New Roman" w:eastAsia="仿宋"/>
+          <w:b w:val="0"/>
+          <w:sz w:val="24"/>
+        </w:rPr>
+        <w:t>最后，我想补充一点关于文献阅读的体会。这个领域的论文往往同时涉及化学结构、细胞实验和动物模型，对读者的知识背景要求比较综合。例如，要理解Ahn等（2023）的Science论文，需要知道retromer复合体、M6P生物合成和CUL3 neddylation分别意味着什么；要理解Liu等（2023）的Chem论文，则需要了解Aβ沉积、铜离子催化的点击反应和血脑屏障递送等概念。这也让我意识到，新药研发并不是某一个学科的“独角戏”，而是生物医学、药学和化学共同作用的结果。</w:t>
+      </w:r>
+    </w:p>
+    <w:p>
+      <w:pPr>
+        <w:spacing w:line="360" w:lineRule="auto" w:after="120"/>
+        <w:ind w:firstLine="420"/>
+        <w:jc w:val="both"/>
+      </w:pPr>
+      <w:r>
+        <w:rPr>
+          <w:rFonts w:ascii="Times New Roman" w:hAnsi="Times New Roman" w:eastAsia="仿宋"/>
+          <w:b w:val="0"/>
+          <w:sz w:val="24"/>
+        </w:rPr>
+        <w:t>作为课程作业，我把LYTAC理解为一个仍在快速演进的技术方向：它的核心思想并不复杂，即借助溶酶体清除胞外和膜蛋白；但真正做好，需要把受体生物学、分子设计和疾病模型三个层面结合起来。目前公开文献已经提供了较丰富的概念验证，但距离临床药物仍有明显差距。我会继续跟踪正式期刊发表的研究进展，尤其关注是否有新的受体类型、更简单的制备路线以及更完整的临床前数据发表。</w:t>
+      </w:r>
+    </w:p>
+    <w:p>
+      <w:pPr>
+        <w:spacing w:line="360" w:lineRule="auto" w:after="120"/>
+        <w:ind w:firstLine="420"/>
+        <w:jc w:val="both"/>
+      </w:pPr>
+      <w:r>
+        <w:rPr>
+          <w:rFonts w:ascii="Times New Roman" w:hAnsi="Times New Roman" w:eastAsia="仿宋"/>
+          <w:b w:val="0"/>
+          <w:sz w:val="24"/>
+        </w:rPr>
+        <w:t>总体而言，LYTAC代表了靶向蛋白降解向胞外靶点拓展的重要尝试，其发展过程充分体现了基础生物医学研究对新药研发的推动作用。</w:t>
+      </w:r>
+    </w:p>
+    <w:p>
+      <w:pPr>
         <w:spacing w:before="240" w:after="120" w:line="360" w:lineRule="auto"/>
         <w:ind w:firstLine="0"/>
         <w:jc w:val="left"/>
@@ -1690,6 +2095,96 @@
           <w:sz w:val="21"/>
         </w:rPr>
         <w:t>[11] Bekes M, Langley D R, Crews C M. PROTAC targeted protein degraders: the past is prologue[J]. Nature Reviews Drug Discovery, 2022, 21(3): 181-200. https://doi.org/10.1038/s41573-021-00371-6</w:t>
+      </w:r>
+    </w:p>
+    <w:p>
+      <w:pPr>
+        <w:spacing w:line="360" w:lineRule="auto" w:after="60"/>
+        <w:ind w:firstLine="0" w:left="420"/>
+        <w:jc w:val="both"/>
+      </w:pPr>
+      <w:r>
+        <w:rPr>
+          <w:rFonts w:ascii="Times New Roman" w:hAnsi="Times New Roman" w:eastAsia="仿宋"/>
+          <w:b w:val="0"/>
+          <w:sz w:val="21"/>
+        </w:rPr>
+        <w:t>[12] Wells J A, Kumru K. Extracellular targeted protein degradation: an emerging modality for drug discovery[J]. Nature Reviews Drug Discovery, 2024, 23(2): 126-140. https://doi.org/10.1038/s41573-023-00833-z</w:t>
+      </w:r>
+    </w:p>
+    <w:p>
+      <w:pPr>
+        <w:spacing w:line="360" w:lineRule="auto" w:after="60"/>
+        <w:ind w:firstLine="0" w:left="420"/>
+        <w:jc w:val="both"/>
+      </w:pPr>
+      <w:r>
+        <w:rPr>
+          <w:rFonts w:ascii="Times New Roman" w:hAnsi="Times New Roman" w:eastAsia="仿宋"/>
+          <w:b w:val="0"/>
+          <w:sz w:val="21"/>
+        </w:rPr>
+        <w:t>[13] Miao Y, Gao Q, Mao M, Zhang C, Yang L, Yang Y, Han D. Bispecific aptamer chimeras enable targeted protein degradation on cell membranes[J]. Angewandte Chemie International Edition, 2021, 60(20): 11267-11271. https://doi.org/10.1002/anie.202102170</w:t>
+      </w:r>
+    </w:p>
+    <w:p>
+      <w:pPr>
+        <w:spacing w:line="360" w:lineRule="auto" w:after="60"/>
+        <w:ind w:firstLine="0" w:left="420"/>
+        <w:jc w:val="both"/>
+      </w:pPr>
+      <w:r>
+        <w:rPr>
+          <w:rFonts w:ascii="Times New Roman" w:hAnsi="Times New Roman" w:eastAsia="仿宋"/>
+          <w:b w:val="0"/>
+          <w:sz w:val="21"/>
+        </w:rPr>
+        <w:t>[14] Zhou Y, Liao Y, Zhao Y, Tang W. Development of integrin targeting chimeras (ITACs) for the lysosomal degradation of extracellular proteins[J]. ChemMedChem, 2024, 19(24): e202300643. https://doi.org/10.1002/cmdc.202300643</w:t>
+      </w:r>
+    </w:p>
+    <w:p>
+      <w:pPr>
+        <w:spacing w:line="360" w:lineRule="auto" w:after="60"/>
+        <w:ind w:firstLine="0" w:left="420"/>
+        <w:jc w:val="both"/>
+      </w:pPr>
+      <w:r>
+        <w:rPr>
+          <w:rFonts w:ascii="Times New Roman" w:hAnsi="Times New Roman" w:eastAsia="仿宋"/>
+          <w:b w:val="0"/>
+          <w:sz w:val="21"/>
+        </w:rPr>
+        <w:t>[15] Zhou Y, Li C, Chen X, Zhao Y, Liao Y, Huang P, et al. Development of folate receptor targeting chimeras for cancer selective degradation of extracellular proteins[J]. Nature Communications, 2024, 15: 8695. https://doi.org/10.1038/s41467-024-52685-9</w:t>
+      </w:r>
+    </w:p>
+    <w:p>
+      <w:pPr>
+        <w:spacing w:line="360" w:lineRule="auto" w:after="60"/>
+        <w:ind w:firstLine="0" w:left="420"/>
+        <w:jc w:val="both"/>
+      </w:pPr>
+      <w:r>
+        <w:rPr>
+          <w:rFonts w:ascii="Times New Roman" w:hAnsi="Times New Roman" w:eastAsia="仿宋"/>
+          <w:b w:val="0"/>
+          <w:sz w:val="21"/>
+        </w:rPr>
+        <w:t>[16] Hamada K, Hashimoto T, Iwashita R, Yamada Y, Kikkawa Y, Nomizu M. Development of a bispecific DNA-aptamer-based lysosome-targeting chimera for HER2 protein degradation[J]. Cell Reports Physical Science, 2023, 4(3): 101296. https://doi.org/10.1016/j.xcrp.2023.101296</w:t>
+      </w:r>
+    </w:p>
+    <w:p>
+      <w:pPr>
+        <w:spacing w:line="360" w:lineRule="auto" w:after="60"/>
+        <w:ind w:firstLine="0" w:left="420"/>
+        <w:jc w:val="both"/>
+      </w:pPr>
+      <w:r>
+        <w:rPr>
+          <w:rFonts w:ascii="Times New Roman" w:hAnsi="Times New Roman" w:eastAsia="仿宋"/>
+          <w:b w:val="0"/>
+          <w:sz w:val="21"/>
+        </w:rPr>
+        <w:t>[17] Zhao L, Zhao J, Zhong K, Tong A, Jia D. Targeted protein degradation: mechanisms, strategies and application[J]. Signal Transduction and Targeted Therapy, 2022, 7: 113. https://doi.org/10.1038/s41392-022-00966-4</w:t>
       </w:r>
     </w:p>
     <w:sectPr>

--- a/LYTAC技术药物研发综述.docx
+++ b/LYTAC技术药物研发综述.docx
@@ -29,7 +29,7 @@
           <w:b/>
           <w:sz w:val="32"/>
         </w:rPr>
-        <w:t>——一份课程文献学习综述</w:t>
+        <w:t>——文献综述</w:t>
       </w:r>
     </w:p>
     <w:p>
@@ -58,7 +58,7 @@
           <w:b w:val="0"/>
           <w:sz w:val="24"/>
         </w:rPr>
-        <w:t>靶向蛋白降解是近年来药物研发领域关注较多的一个方向。与传统抑制或阻断靶蛋白功能不同，这类技术试图把致病蛋白直接送进细胞内的降解系统。溶酶体靶向嵌合体（Lysosome-Targeting Chimera, LYTAC）是其中较新的一类，主要利用细胞表面的溶酶体靶向受体，把胞外蛋白和膜蛋白带入溶酶体降解。由于PROTAC主要作用于胞内蛋白，LYTAC在一定程度上补上了胞外靶点这一空白。本文在阅读相关文献的基础上，介绍LYTAC的基本作用方式，并结合Banik等（Nature, 2020）、Ahn等（Nature Chemical Biology, 2021和Science, 2023）以及Pance等（Nature Biotechnology, 2023）等研究，讨论该技术的发展过程和可能的应用方向。笔者认为，LYTAC能否真正走向临床，不只取决于分子怎么设计，还取决于对内吞、受体循环和溶酶体分选等生物学过程的理解。目前该领域仍以基础研究为主，临床证据仍然较少。</w:t>
+        <w:t>靶向蛋白降解是近年来药物研发领域备受关注的研究方向之一。与传统抑制或阻断靶蛋白功能不同，该类策略旨在将致病蛋白导向细胞内降解系统。溶酶体靶向嵌合体（Lysosome-Targeting Chimera, LYTAC）是其中新兴的技术类型，主要利用细胞表面溶酶体靶向受体，将胞外蛋白及膜蛋白转运至溶酶体降解。鉴于PROTAC主要作用于胞内蛋白，LYTAC为胞外靶点的干预提供了补充性技术路径。本综述在梳理相关文献的基础上，介绍LYTAC的基本作用方式，并结合Banik等（Nature, 2020）、Ahn等（Nature Chemical Biology, 2021和Science, 2023）以及Pance等（Nature Biotechnology, 2023）等研究，讨论该技术的发展过程和可能的应用方向。现有研究表明，LYTAC能否真正走向临床，不仅取决于分子设计，还取决于对内吞、受体循环和溶酶体分选等生物学过程的认识程度。目前该领域仍以基础研究为主，临床证据仍然较少。</w:t>
       </w:r>
     </w:p>
     <w:p>
@@ -101,7 +101,7 @@
           <w:b w:val="0"/>
           <w:sz w:val="24"/>
         </w:rPr>
-        <w:t>很多疾病都和蛋白质表达异常或功能失调有关，比如肿瘤、自身免疫病和神经退行性疾病。传统药物研发往往通过小分子或抗体去结合靶蛋白的活性位点或结合位点，从而抑制其功能。但对于一些没有明确药物结合口袋的蛋白，或者像自身抗体这类靶点，单纯阻断往往效果有限，因此常被称为较难成药的靶点。</w:t>
+        <w:t>很多疾病都和蛋白质表达异常或功能失调有关，如肿瘤、自身免疫病和神经退行性疾病。传统药物研发往往通过小分子或抗体去结合靶蛋白的活性位点或结合位点，从而抑制其功能。但对于一些没有明确药物结合口袋的蛋白，或者像自身抗体这类靶点，单纯阻断往往效果有限，因此常被称为较难成药的靶点。</w:t>
       </w:r>
     </w:p>
     <w:p>
@@ -146,7 +146,7 @@
           <w:b w:val="0"/>
           <w:sz w:val="24"/>
         </w:rPr>
-        <w:t>2020年，Bertozzi团队在Nature上提出了溶酶体靶向嵌合体（LYTAC）的概念。此后几年里，不同研究组在分子设计、受体选择、细胞机制和疾病模型等方面做了不少工作。Li等（2025）和Chen等（2023）发表的综述文章，对LYTAC技术的发展脉络和应用前景做了较系统的介绍。Wells和Kumru（2024）在Nature Reviews Drug Discovery发表的综述则从更广的胞外靶向蛋白降解（extracellular targeted protein degradation, eTPD）角度，把LYTAC与KineTAC、AbTAC等策略放在同一框架下讨论。</w:t>
+        <w:t>2020年，Bertozzi团队在Nature上提出了溶酶体靶向嵌合体（LYTAC）的概念。此后几年里，不同研究组在分子设计、受体选择、细胞机制和疾病模型等方面开展了大量研究。Li等（2025）和Chen等（2023）发表的综述文章，对LYTAC技术的发展脉络和应用前景做了较系统的介绍。Wells和Kumru（2024）在Nature Reviews Drug Discovery发表的综述则从更广的胞外靶向蛋白降解（extracellular targeted protein degradation, eTPD）角度，把LYTAC与KineTAC、AbTAC等策略放在同一框架下讨论。</w:t>
       </w:r>
     </w:p>
     <w:p>
@@ -161,7 +161,7 @@
           <w:b w:val="0"/>
           <w:sz w:val="24"/>
         </w:rPr>
-        <w:t>本文是在阅读文献基础上整理的课程作业式综述，主要想说明生物医学认识怎样影响LYTAC这类新药的研发思路，并梳理几篇代表性论文的主要结论。</w:t>
+        <w:t>本综述在系统梳理相关文献的基础上，归纳LYTAC技术的作用机制、代表性研究进展及应用前景，并讨论生物医学基础认识对这类新药研发思路的影响。</w:t>
       </w:r>
     </w:p>
     <w:p>
@@ -221,7 +221,7 @@
           <w:b w:val="0"/>
           <w:sz w:val="24"/>
         </w:rPr>
-        <w:t>Li等（2025）在Acta Pharmacologica Sinica的综述里进一步说明，胞外蛋白和膜蛋白在肿瘤、自身免疫病和神经退行性疾病中都很常见，因此LYTAC补上的并不只是一个技术空白，而是药物研发中长期以来较难处理的一类靶点。</w:t>
+        <w:t>Li等（2025）在Acta Pharmacologica Sinica的综述里进一步说明，胞外蛋白和膜蛋白在肿瘤、自身免疫病和神经退行性疾病中都很常见，因此LYTAC所填补的不仅是技术空白，而是药物研发中长期以来较难处理的一类靶点。</w:t>
       </w:r>
     </w:p>
     <w:p>
@@ -236,7 +236,7 @@
           <w:b w:val="0"/>
           <w:sz w:val="24"/>
         </w:rPr>
-        <w:t>这个过程和抗体单纯阻断靶蛋白并不相同。抗体通常只是占据结合位点，而LYTAC的目标是减少靶蛋白本身的含量。文献中一般认为，这类分子属于事件驱动型作用方式，也就是不要求结合剂本身具有抑制活性，只要能抓住靶蛋白即可。由于降解发生在溶酶体，靶蛋白的信号传导功能和蛋白相互作用都可能随之减弱，这一点在EGFR和PD-L1等靶点上已有实验支持。</w:t>
+        <w:t>这个过程和抗体单纯阻断靶蛋白并不相同。抗体通常只是占据结合位点，而LYTAC的目标是减少靶蛋白本身的含量。文献中一般认为，这类分子属于事件驱动型作用方式，即结合剂无需具备抑制活性，只要能有效识别并捕获靶蛋白即可。由于降解发生在溶酶体，靶蛋白的信号传导功能和蛋白相互作用都可能随之减弱，这一点在EGFR和PD-L1等靶点上已有实验支持。</w:t>
       </w:r>
     </w:p>
     <w:p>
@@ -251,7 +251,7 @@
           <w:b w:val="0"/>
           <w:sz w:val="24"/>
         </w:rPr>
-        <w:t>对我个人而言，这一点比较容易理解：如果把致病蛋白直接清掉，而不是仅仅挡住它的一部分功能，理论上对疾病的控制可能更彻底。当然，实际效果还要看降解效率、靶蛋白更新速度以及组织分布等因素。</w:t>
+        <w:t>与单纯阻断相比，直接清除致病蛋白有望更彻底地干预疾病进程，但实际疗效仍受降解效率、靶蛋白更新动力学及组织分布等因素制约。</w:t>
       </w:r>
     </w:p>
     <w:p>
@@ -266,7 +266,7 @@
           <w:b w:val="0"/>
           <w:sz w:val="24"/>
         </w:rPr>
-        <w:t>目前已报道的LTR包括CI-M6PR（也称IGF2R）、ASGPR、整合素以及部分细胞因子受体等。Chen等（2023）在综述中归纳了多种LTR及其在胞外蛋白降解中的应用，说明受体类型正在不断增加。不同受体在组织分布和内吞特性上差别较大，所以受体选择会直接影响LYTAC作用的位置和效率。</w:t>
+        <w:t>目前已报道的LTR包括CI-M6PR（也称IGF2R）、ASGPR、整合素以及部分细胞因子受体等。Chen等（2023）在综述中归纳了多种LTR及其在胞外蛋白降解中的应用，说明受体类型正在不断增加。不同受体在组织分布和内吞特性上差别较大，因此，受体选择会直接影响LYTAC作用的位置和效率。</w:t>
       </w:r>
     </w:p>
     <w:p>
@@ -281,7 +281,7 @@
           <w:b w:val="0"/>
           <w:sz w:val="24"/>
         </w:rPr>
-        <w:t>CI-M6PR在多种细胞上都有表达，因此第一代LYTAC的作用范围较广，但也更容易带来脱靶降解的风险。ASGPR主要在肝细胞表达，所以GalNAc-LYTAC更适合肝相关靶点。</w:t>
+        <w:t>CI-M6PR在多种细胞上都有表达，因此第一代LYTAC的作用范围较广，但也更容易带来脱靶降解的风险。ASGPR主要在肝细胞表达，因此，GalNAc-LYTAC更适合肝相关靶点。</w:t>
       </w:r>
     </w:p>
     <w:p>
@@ -296,7 +296,7 @@
           <w:b w:val="0"/>
           <w:sz w:val="24"/>
         </w:rPr>
-        <w:t>如果把受体理解成药物进入细胞的入口，那么选哪个受体，实际上就是在选药物主要在哪个组织发挥作用。</w:t>
+        <w:t>受体可视为药物进入细胞的分子入口，受体类型的选择实质上决定了药物降解作用的主要组织部位。LYTAC疗效的解读不仅依赖分子结构，还取决于受体占用、复合物回收及内体向溶酶体分选等细胞生物学过程。分子设计与细胞生物学机制的有机结合，是理解相关实验结果的重要前提。</w:t>
       </w:r>
     </w:p>
     <w:p>
@@ -311,7 +311,7 @@
           <w:b w:val="0"/>
           <w:sz w:val="24"/>
         </w:rPr>
-        <w:t>对我个人而言，LYTAC最难理解的部分并不是化学结构本身，而是受体被占用、复合物被回收以及内体怎样分选到溶酶体这些细胞过程。只有把分子设计和细胞生物学结合起来，才更容易看懂相关论文中的实验结果。</w:t>
+        <w:t>从文献来看，LYTAC的效果并不只由化学结构决定，细胞本身的生物学环境也具有重要意义。在设计分子时，需要同时考虑靶蛋白结合剂、受体配体和连接子。靶蛋白结合剂需要有足够亲和力，但不要求一定抑制靶蛋白活性。膜蛋白常用抗体片段或纳米抗体，分泌蛋白可用抗体或肽段，部分研究则使用DNA适体作为结合模块。</w:t>
       </w:r>
     </w:p>
     <w:p>
@@ -326,22 +326,7 @@
           <w:b w:val="0"/>
           <w:sz w:val="24"/>
         </w:rPr>
-        <w:t>从文献来看，LYTAC的效果并不只由化学结构决定，细胞本身的生物学环境也很重要。在设计分子时，需要同时考虑靶蛋白结合剂、受体配体和连接子。靶蛋白结合剂需要有足够亲和力，但不要求一定抑制靶蛋白活性。膜蛋白常用抗体片段或纳米抗体，分泌蛋白可用抗体或肽段，部分研究则使用DNA适体作为结合模块。</w:t>
-      </w:r>
-    </w:p>
-    <w:p>
-      <w:pPr>
-        <w:spacing w:line="360" w:lineRule="auto" w:after="120"/>
-        <w:ind w:firstLine="420"/>
-        <w:jc w:val="both"/>
-      </w:pPr>
-      <w:r>
-        <w:rPr>
-          <w:rFonts w:ascii="Times New Roman" w:hAnsi="Times New Roman" w:eastAsia="仿宋"/>
-          <w:b w:val="0"/>
-          <w:sz w:val="24"/>
-        </w:rPr>
-        <w:t>Banik等最初的LYTAC使用了抗体或小分子作为靶向模块，说明这个技术从提出开始就不是固定某一种分子形式，而是可以根据靶蛋白特点选择不同的结合方式。</w:t>
+        <w:t>Banik等最初的LYTAC使用了抗体或小分子作为靶向模块，表明该技术从提出开始就不是固定某一种分子形式，而是可以根据靶蛋白特点选择不同的结合方式。</w:t>
       </w:r>
     </w:p>
     <w:p>
@@ -416,7 +401,7 @@
           <w:b w:val="0"/>
           <w:sz w:val="24"/>
         </w:rPr>
-        <w:t>我觉得这一判断对理解LYTAC的未来路径也有参考价值，因为溶酶体途径、受体内吞和循环回收都属于细胞自身已经存在的生物学过程，药物研发本质上是在借助这些过程完成靶蛋白清除。</w:t>
+        <w:t>这一发展轨迹对LYTAC的未来路径具有参照意义，因为溶酶体途径、受体内吞和循环回收均为细胞内源性生物学过程，LYTAC药物研发本质上是借助上述过程实现靶蛋白清除。</w:t>
       </w:r>
     </w:p>
     <w:p>
@@ -431,7 +416,7 @@
           <w:b w:val="0"/>
           <w:sz w:val="24"/>
         </w:rPr>
-        <w:t>为了更好地理解LYTAC，我结合Chen等（2023）的综述把它和PROTAC做了一个简单对比。PROTAC主要连接靶蛋白和E3连接酶，把蛋白送进蛋白酶体降解，因此更适合有胞内结构域的靶点。LYTAC则连接靶蛋白和溶酶体靶向受体，把蛋白送进溶酶体降解，因此更适合分泌蛋白、抗体和膜蛋白。这两种技术并不是谁替代谁，更像是针对不同蛋白位置的互补工具。</w:t>
+        <w:t>结合Chen等（2023）的综述，可将LYTAC与PROTAC进行如下对比。PROTAC主要连接靶蛋白和E3连接酶，把蛋白送进蛋白酶体降解，因此更适合有胞内结构域的靶点。LYTAC则连接靶蛋白和溶酶体靶向受体，把蛋白送进溶酶体降解，因此更适合分泌蛋白、抗体和膜蛋白。这两种技术并非相互替代，更像是针对不同蛋白位置的互补工具。</w:t>
       </w:r>
     </w:p>
     <w:p>
@@ -446,7 +431,7 @@
           <w:b w:val="0"/>
           <w:sz w:val="24"/>
         </w:rPr>
-        <w:t>在课程学习过程中，我觉得理解这种互补关系很重要，因为它能帮助判断一个靶点到底更适合哪一类降解策略。</w:t>
+        <w:t>明确上述互补关系，有助于依据靶蛋白的亚细胞定位合理选择适宜的降解技术路线。</w:t>
       </w:r>
     </w:p>
     <w:p>
@@ -476,7 +461,7 @@
           <w:b w:val="0"/>
           <w:sz w:val="24"/>
         </w:rPr>
-        <w:t>从细胞生物学角度看，受体介导的内吞并不是单向过程。复合物进入早期内体后，一部分会被分选到溶酶体，另一部分则可能通过retromer等回收机器回到细胞膜。Ahn等（2023）在Science上的研究已经证明，这种回收会明显削弱LYTAC的降解效果。因此，理解内体分选网络对解释实验结果很重要。如果只看体外Western blot结果，很容易误以为降解效率只和分子亲和力有关，实际上细胞类型、受体占用情况和内吞通路的活跃程度都会产生影响。</w:t>
+        <w:t>从细胞生物学角度看，受体介导的内吞并不是单向过程。复合物进入早期内体后，一部分会被分选到溶酶体，另一部分则可能通过retromer等回收机器回到细胞膜。Ahn等（2023）在Science上的研究已经证明，这种回收会明显削弱LYTAC的降解效果。因此，理解内体分选网络对解释实验结果具有重要意义。若仅依据体外Western blot结果进行判断，可能高估分子亲和力对降解效率的贡献，实际上细胞类型、受体占用情况和内吞通路的活跃程度都会产生影响。</w:t>
       </w:r>
     </w:p>
     <w:p>
@@ -491,22 +476,7 @@
           <w:b w:val="0"/>
           <w:sz w:val="24"/>
         </w:rPr>
-        <w:t>在分子设计层面，还有一个容易被忽视的问题是价态和聚集。多价配体虽然能提高与受体的结合能力，但也可能带来非特异性聚集或过快清除。Li等（2025）在综述中提醒，连接子过长可能导致两个功能模块之间距离过大，不利于三元复合物的形成，而过短又可能限制构象调整。这说明LYTAC设计需要在化学可行性和生物学功能之间反复平衡，很难指望一次偶联就得到理想分子。</w:t>
-      </w:r>
-    </w:p>
-    <w:p>
-      <w:pPr>
-        <w:spacing w:line="360" w:lineRule="auto" w:after="120"/>
-        <w:ind w:firstLine="420"/>
-        <w:jc w:val="both"/>
-      </w:pPr>
-      <w:r>
-        <w:rPr>
-          <w:rFonts w:ascii="Times New Roman" w:hAnsi="Times New Roman" w:eastAsia="仿宋"/>
-          <w:b w:val="0"/>
-          <w:sz w:val="24"/>
-        </w:rPr>
-        <w:t>对我个人而言，阅读这些机制相关的内容时，最常感到困难的是把化学结构和细胞过程对应起来。课本里PROTAC和E3连接酶的关系相对直观，而LYTAC涉及的是膜受体、内吞小泡和溶酶体，需要同时借助细胞生物学和药物化学的知识才能读懂论文中的对照实验。</w:t>
+        <w:t>在分子设计层面，还有一个容易被忽视的问题是价态和聚集。多价配体虽然能提高与受体的结合能力，但也可能带来非特异性聚集或过快清除。Li等（2025）在综述中指出，连接子过长可能导致两个功能模块之间距离过大，不利于三元复合物的形成，而过短又可能限制构象调整。这说明LYTAC设计需要在化学可行性和生物学功能之间反复平衡，通常难以通过单次偶联即可获得理想分子。LYTAC研究要求将化学结构设计与膜受体、内吞小泡及溶酶体等细胞过程相联系，需综合运用细胞生物学与药物化学知识方能正确解读相关对照实验。</w:t>
       </w:r>
     </w:p>
     <w:p>
@@ -551,7 +521,7 @@
           <w:b w:val="0"/>
           <w:sz w:val="24"/>
         </w:rPr>
-        <w:t>从靶点选择角度看，膜蛋白和分泌蛋白在疾病中的角色各不相同。有些蛋白主要起信号传导作用，如EGFR和HER2，降解后可能同时削弱增殖和耐药相关通路。有些蛋白则更像免疫抑制分子或致病聚集物，如PD-L1和Aβ，清除它们的目标更偏向恢复免疫平衡或减轻病理负担。</w:t>
+        <w:t>从靶点选择角度看，膜蛋白和分泌蛋白在疾病中的角色各不相同。有些蛋白主要起信号传导作用，如EGFR和HER2，降解后可能同时削弱增殖和耐药相关通路。有些蛋白则属于免疫抑制分子或致病聚集物，PD-L1和Aβ等，其清除目标更侧重于恢复免疫平衡或减轻病理负担。</w:t>
       </w:r>
     </w:p>
     <w:p>
@@ -566,7 +536,7 @@
           <w:b w:val="0"/>
           <w:sz w:val="24"/>
         </w:rPr>
-        <w:t>因此，同一个LYTAC技术平台面对不同疾病时，评价指标也不会完全一样，不能只用体外降解百分比来判断有没有开发价值。</w:t>
+        <w:t>因此，同一个LYTAC技术平台面对不同疾病时，评价指标也不会完全一样，不宜仅以体外降解百分比作为评价其开发价值的唯一指标。</w:t>
       </w:r>
     </w:p>
     <w:p>
@@ -596,7 +566,7 @@
           <w:b w:val="0"/>
           <w:sz w:val="24"/>
         </w:rPr>
-        <w:t>在结合模块方面，Miao等（2021）较早报道了双特异性适体嵌合体，用一条适体结合CI-M6PR、另一条结合膜蛋白MET或PTK7，实现了膜蛋白向溶酶体的转运和降解。这项工作的意义在于证明适体也可以承担LYTAC中“抓靶蛋白”和“抓受体”的双重功能，而且适体分子量小、合成相对方便，为后续Wu等和Li等的适体LYTAC研究打下了基础。</w:t>
+        <w:t>在结合模块方面，Miao等（2021）较早报道了双特异性适体嵌合体，用一条适体结合CI-M6PR、另一条结合膜蛋白MET或PTK7，实现了膜蛋白向溶酶体的转运和降解。该研究证明适体可同时承担LYTAC中靶蛋白结合与受体识别双重功能，而且适体分子量小、合成相对方便，为后续Wu等和Li等的适体LYTAC研究打下了基础。</w:t>
       </w:r>
     </w:p>
     <w:p>
@@ -626,7 +596,7 @@
           <w:b w:val="0"/>
           <w:sz w:val="24"/>
         </w:rPr>
-        <w:t>在阅读Banik等（2020）的原始论文时，我对CI-M6PR的生理角色有了更具体的认识。该受体原本负责把带有M6P修饰的溶酶体酶带入细胞内，LYTAC实际上是借用了这条“货物分拣”通路。因此，内源性M6P糖蛋白会和外源LYTAC竞争受体结合位点，这一点在Ahn等（2023）的研究中得到了直接验证。</w:t>
+        <w:t>Banik等（2020）的研究揭示了CI-M6PR的生理学背景。该受体负责介导带有M6P修饰的溶酶体酶进入细胞，LYTAC正是利用了这一受体介导的货物分拣通路。因此，内源性M6P糖蛋白会和外源LYTAC竞争受体结合位点，这一点在Ahn等（2023）的研究中得到了直接验证。</w:t>
       </w:r>
     </w:p>
     <w:p>
@@ -641,7 +611,7 @@
           <w:b w:val="0"/>
           <w:sz w:val="24"/>
         </w:rPr>
-        <w:t>连接子设计方面，不同研究也给出了值得参考的经验。Ahn等（2021）发现，在抗体Fc区进行定点偶联可以改善GalNAc-LYTAC的体内行为；Hamada等（2023）则通过调整适体之间的连接长度来优化HER2降解效率。这些细节说明，LYTAC开发往往需要在靶点结合、受体识别和分子构象之间反复调试，很难指望一种固定连接子适用于所有靶点。</w:t>
+        <w:t>连接子设计方面，不同研究也给出了值得参考的经验。Ahn等（2021）发现，在抗体Fc区进行定点偶联可以改善GalNAc-LYTAC的体内行为；Hamada等（2023）则通过调整适体之间的连接长度来优化HER2降解效率。这些细节说明，LYTAC开发往往需要在靶点结合、受体识别和分子构象之间反复调试，难以建立适用于所有靶点的通用连接子设计原则。</w:t>
       </w:r>
     </w:p>
     <w:p>
@@ -700,7 +670,7 @@
           <w:b w:val="0"/>
           <w:sz w:val="24"/>
         </w:rPr>
-        <w:t>2020年，Banik等在Nature（584卷7820期, 291-297页）发表了LYTAC领域的开创性工作，论文题目为Lysosome-targeting chimaeras for degradation of extracellular proteins。Li等（2025）在Acta Pharmacologica Sinica的综述中，把这项工作称为LYTAC技术发展的起点。作者将靶向模块与CI-M6PR配体通过连接子连接，构建了首批LYTAC分子。他们还利用CRISPR筛选研究了LYTAC的内吞通路，发现exocyst复合体参与CI-M6PR的膜面呈现，说明这项研究并不只是做分子，也在补充受体介导内吞的基础认识。实验中，LYTAC成功降解了ApoE4、EGFR、CD71和PD-L1等蛋白。以EGFR为例，处理后受体水平在数小时内明显下降，溶酶体抑制剂可以阻断这一效应，说明溶酶体途径是主要降解路径。PD-L1被降解后，肿瘤细胞的免疫逃逸能力也有所减弱。作者还测试了ApoE4的降解，说明LYTAC并不只面向肿瘤靶点，在神经退行性疾病相关蛋白上也有探索价值（图2）。</w:t>
+        <w:t>2020年，Banik等在Nature（584卷7820期, 291-297页）发表了LYTAC领域的开创性工作，论文题目为Lysosome-targeting chimaeras for degradation of extracellular proteins。Li等（2025）在Acta Pharmacologica Sinica的综述中，把这项工作称为LYTAC技术发展的起点。作者将靶向模块与CI-M6PR配体通过连接子连接，构建了首批LYTAC分子。他们还利用CRISPR筛选研究了LYTAC的内吞通路，发现exocyst复合体参与CI-M6PR的膜面呈现，表明该研究不仅涉及分子构建，也在补充受体介导内吞的基础认识。实验中，LYTAC成功降解了ApoE4、EGFR、CD71和PD-L1等蛋白。以EGFR为例，处理后受体水平在数小时内明显下降，溶酶体抑制剂可以阻断这一效应，说明溶酶体途径是主要降解路径。PD-L1被降解后，肿瘤细胞的免疫逃逸能力也有所减弱。作者还测试了ApoE4的降解，说明LYTAC并不只面向肿瘤靶点，在神经退行性疾病相关蛋白上也有探索价值（图2）。</w:t>
       </w:r>
     </w:p>
     <w:p>
@@ -715,7 +685,7 @@
           <w:b w:val="0"/>
           <w:sz w:val="24"/>
         </w:rPr>
-        <w:t>读这篇论文时，我注意到作者并不只是证明“能降解”，还花了不少篇幅解释内吞通路和溶酶体依赖关系。这种写法让我意识到，LYTAC研究从一开始就和细胞生物学绑在一起，不是单纯的药物化学问题。</w:t>
+        <w:t>该研究不仅验证了靶蛋白的可降解性，还系统阐明了内吞通路及溶酶体依赖性。这表明LYTAC研究自创立之初便将细胞生物学机制与药物化学设计紧密结合。</w:t>
       </w:r>
     </w:p>
     <w:p>
@@ -745,7 +715,7 @@
           <w:b w:val="0"/>
           <w:sz w:val="24"/>
         </w:rPr>
-        <w:t>我在读这篇文献时的感受是，它把“组织特异性”从一个口号变成了具体设计，也就是通过换受体配体来限制降解发生的位置。</w:t>
+        <w:t>该研究将组织特异性降解从概念层面落实为可操作的分子设计，即通过更换受体配体以限制降解发生的组织部位。</w:t>
       </w:r>
     </w:p>
     <w:p>
@@ -760,7 +730,7 @@
           <w:b w:val="0"/>
           <w:sz w:val="24"/>
         </w:rPr>
-        <w:t>随着研究深入，人们发现同一种LYTAC在不同细胞中的降解效率可能差别很大。2023年，Ahn等在Science（382卷, eadf6249）发表了一项全基因组CRISPR筛选研究，系统寻找影响LYTAC降解效率的基因。研究发现，retromer复合体可以把LYTAC-CI-M6PR复合物从内体回收至细胞膜，相当于削弱了降解过程。敲除相关基因后，EGFR降解效率明显提高，有些条件下可达到90%以上。另一个重要发现是CUL3的neddylation修饰。作者比较了11种细胞系，发现neddylated CUL3水平较高的细胞，EGFR降解效果更好。研究还指出，细胞内源性M6P修饰蛋白会占用CI-M6PR受体，从而和LYTAC竞争结合位点。如果抑制M6P生物合成，游离受体增多，LYTAC效率也会提高（图4）。这篇论文让我印象较深的一点是，它把药物效率和基础细胞生物学直接联系了起来。</w:t>
+        <w:t>随着研究深入，研究发现同一种LYTAC在不同细胞中的降解效率可能差别很大。2023年，Ahn等在Science（382卷, eadf6249）发表了一项全基因组CRISPR筛选研究，系统寻找影响LYTAC降解效率的基因。研究发现，retromer复合体可以把LYTAC-CI-M6PR复合物从内体回收至细胞膜，相当于削弱了降解过程。敲除相关基因后，EGFR降解效率明显提高，有些条件下可达到90%以上。另一个重要发现是CUL3的neddylation修饰。作者比较了11种细胞系，发现neddylated CUL3水平较高的细胞，EGFR降解效果更好。研究还指出，细胞内源性M6P修饰蛋白会占用CI-M6PR受体，从而和LYTAC竞争结合位点。如果抑制M6P生物合成，游离受体增多，LYTAC效率也会提高（图4）。该研究的重要贡献在于建立了药物降解效率与基础细胞生物学之间的直接关联。即便分子设计合理，不同细胞类型的生物学差异仍可导致降解效率的显著差别。</w:t>
       </w:r>
     </w:p>
     <w:p>
@@ -775,22 +745,7 @@
           <w:b w:val="0"/>
           <w:sz w:val="24"/>
         </w:rPr>
-        <w:t>以前我更容易只关注分子结构，但这篇工作提醒我，即使分子设计没有问题，细胞类型不同也可能导致完全不同的降解结果。</w:t>
-      </w:r>
-    </w:p>
-    <w:p>
-      <w:pPr>
-        <w:spacing w:line="360" w:lineRule="auto" w:after="120"/>
-        <w:ind w:firstLine="420"/>
-        <w:jc w:val="both"/>
-      </w:pPr>
-      <w:r>
-        <w:rPr>
-          <w:rFonts w:ascii="Times New Roman" w:hAnsi="Times New Roman" w:eastAsia="仿宋"/>
-          <w:b w:val="0"/>
-          <w:sz w:val="24"/>
-        </w:rPr>
-        <w:t>化学合成LYTAC在制备和均一性方面有一定难度，因此也有研究尝试用基因编码的蛋白分子来实现类似功能。2023年，Pance等在Nature Biotechnology（41卷273-281页）提出了KineTAC平台。KineTAC是一种双特异性抗体，一条臂结合细胞因子受体，另一条臂结合靶蛋白。例如CXCL12可以结合CXCR7并触发受体内吞，研究者就把这一天然过程用来带动靶蛋白进入溶酶体。他们针对PD-L1、HER2、PD-1、EGFR、CDCP1和TROP2等靶点构建了KineTAC，最大降解效率大约在51%到93%之间。与化学LYTAC相比，KineTAC可以通过哺乳动物细胞表达生产，更换靶蛋白结合臂也相对方便，不需要复杂的聚糖-蛋白化学偶联（图5）。Chen等（2023）把KineTAC与化学合成的LYTAC并列讨论，认为这类蛋白平台在制备和替换靶点结合臂方面可能更方便。</w:t>
+        <w:t>化学合成LYTAC在制备和均一性方面有一定难度，因此也有研究尝试用基因编码的蛋白分子来实现类似功能。2023年，Pance等在Nature Biotechnology（41卷273-281页）提出了KineTAC平台。KineTAC是一种双特异性抗体，一条臂结合细胞因子受体，另一条臂结合靶蛋白。例如CXCL12可以结合CXCR7并触发受体内吞，研究者利用这一天然过程促进靶蛋白进入溶酶体。他们针对PD-L1、HER2、PD-1、EGFR、CDCP1和TROP2等靶点构建了KineTAC，最大降解效率大约在51%到93%之间。与化学LYTAC相比，KineTAC可以通过哺乳动物细胞表达生产，更换靶蛋白结合臂也相对方便，不需要复杂的聚糖-蛋白化学偶联（图5）。Chen等（2023）把KineTAC与化学合成的LYTAC并列讨论，认为这类蛋白平台在制备和替换靶点结合臂方面可能更方便。</w:t>
       </w:r>
     </w:p>
     <w:p>
@@ -850,7 +805,7 @@
           <w:b w:val="0"/>
           <w:sz w:val="24"/>
         </w:rPr>
-        <w:t>如果把这几篇论文放在一起看，会发现这个领域的发展并不是单线推进，而是同时在分子类型、受体选择和细胞机制三个层面不断扩展。</w:t>
+        <w:t>综合上述研究可见，该领域的发展并非单一线性推进，而是同时在分子类型、受体选择和细胞机制三个层面不断扩展。</w:t>
       </w:r>
     </w:p>
     <w:p>
@@ -865,7 +820,7 @@
           <w:b w:val="0"/>
           <w:sz w:val="24"/>
         </w:rPr>
-        <w:t>Banik等的Nature论文之所以重要，不只是因为它提出了一个新名词，而是因为它第一次较完整地证明这条溶酶体降解路线可以推广到多个疾病相关靶点。Ahn等2021年的工作则回答了“能不能更精准”这个问题，而2023年Science论文又进一步回答了“为什么在不同细胞里效果差这么多”。</w:t>
+        <w:t>Banik等的Nature论文的重要意义不仅在于提出了LYTAC这一概念，更在于首次较完整地证明该溶酶体降解路线可推广至多个疾病相关靶点。Ahn等（2021）的工作实现了组织特异性降解，而2023年Science论文则进一步阐明了不同细胞间降解效率差异的生物学基础。</w:t>
       </w:r>
     </w:p>
     <w:p>
@@ -895,7 +850,7 @@
           <w:b w:val="0"/>
           <w:sz w:val="24"/>
         </w:rPr>
-        <w:t>Wu等和Li等的适体研究又说明，结合模块可以更小、更灵活。</w:t>
+        <w:t>Wu等和Li等的适体研究表明结合模块可进一步小型化、更灵活。</w:t>
       </w:r>
     </w:p>
     <w:p>
@@ -910,7 +865,7 @@
           <w:b w:val="0"/>
           <w:sz w:val="24"/>
         </w:rPr>
-        <w:t>把这些论文连起来看，我对LYTAC的理解从“一个偶联分子”变成了“一类借助溶酶体清除胞外蛋白的策略”，其具体实现方式可以非常多样。</w:t>
+        <w:t>综合上述研究可见，LYTAC已从单一的偶联分子概念，拓展为一类借助溶酶体途径清除胞外蛋白的降解策略，其实现形式呈现多样化特征。上述代表性论文系统覆盖了LYTAC从概念提出、机制优化到平台拓展的主要发展阶段，且均发表于高水平学术期刊。</w:t>
       </w:r>
     </w:p>
     <w:p>
@@ -925,7 +880,7 @@
           <w:b w:val="0"/>
           <w:sz w:val="24"/>
         </w:rPr>
-        <w:t>在课程作业要求中需要举出一区研究实例，我认为以上几篇论文基本覆盖了LYTAC从提出、优化到拓展的主要阶段，而且都来自正式发表的高水平期刊。</w:t>
+        <w:t>进一步比较这几类平台，化学合成的聚糖-蛋白LYTAC在结构修饰上较灵活，可以精细调整配体价态和连接子，但制备难度也更高。KineTAC依托抗体工程，在更换靶点结合臂时相对方便，适用于需快速筛选多个靶点的研究场景。适体LYTAC则分子量较小，合成和修饰步骤相对简单，在体外筛选不同结合序列时有一定优势。不过不同平台也各有局限，化学LYTAC的均一性和放大生产仍是难点，KineTAC需要解决蛋白药物的免疫原性和稳定性问题，适体则要考虑体内核酸酶降解和靶向特异性。</w:t>
       </w:r>
     </w:p>
     <w:p>
@@ -940,7 +895,7 @@
           <w:b w:val="0"/>
           <w:sz w:val="24"/>
         </w:rPr>
-        <w:t>如果进一步比较这几类平台，化学合成的聚糖-蛋白LYTAC在结构修饰上较灵活，可以精细调整配体价态和连接子，但制备难度也更高。KineTAC依托抗体工程，在更换靶点结合臂时相对方便，适合需要快速筛选多个靶点的研究场景。适体LYTAC则分子量较小，合成和修饰步骤相对简单，在体外筛选不同结合序列时有一定优势。不过不同平台也各有局限，化学LYTAC的均一性和放大生产仍是难点，KineTAC需要解决蛋白药物的免疫原性和稳定性问题，适体则要考虑体内核酸酶降解和靶向特异性。</w:t>
+        <w:t>Banik等最初的Nature论文除了验证多个靶点，还通过CRISPR筛选找到了exocyst复合体参与CI-M6PR膜面呈现的证据，表明早期研究已关注LYTAC-受体复合物的细胞内转运途径。</w:t>
       </w:r>
     </w:p>
     <w:p>
@@ -955,7 +910,7 @@
           <w:b w:val="0"/>
           <w:sz w:val="24"/>
         </w:rPr>
-        <w:t>Banik等最初的Nature论文除了验证多个靶点，还通过CRISPR筛选找到了exocyst复合体参与CI-M6PR膜面呈现的证据，这说明早期工作就已经在追问“分子进入细胞后究竟走哪条路”。Ahn等2023年的Science论文则把这一问题推进到了全基因组层面，不仅找到了retromer回收这一“阻力因素”，还发现了CUL3 neddylation和M6P竞争等“促进因素”。这种从现象到机制的推进方式，让我看到高水平药物研究往往是在反复解释“为什么有效”和“为什么无效”。</w:t>
+        <w:t>Ahn等2023年的Science论文则把这一问题推进到了全基因组层面，不仅鉴定了retromer介导的回收等抑制性因素，还发现了CUL3 neddylation和M6P竞争等促进性因素。这种从表型到机制的递进研究模式，体现了该领域对降解效率决定因素的深入探索。</w:t>
       </w:r>
     </w:p>
     <w:p>
@@ -970,7 +925,7 @@
           <w:b w:val="0"/>
           <w:sz w:val="24"/>
         </w:rPr>
-        <w:t>Pance等的KineTAC研究在靶点覆盖面上较广，从免疫检查点分子到生长因子受体都有测试，说明溶酶体降解路线并不局限于某一个疾病领域。Wu等和Li等的适体研究则把结合模块从抗体缩小到核酸适体，拓展了LYTAC可以使用的“抓手”类型。Li等（2023）的共价适体LYTAC还在体内实验中展示了抗肿瘤免疫增强，这是少数把LYTAC和动物药效直接联系起来的工作之一。</w:t>
+        <w:t>Pance等的KineTAC研究在靶点覆盖面上较广，从免疫检查点分子到生长因子受体都有测试，说明溶酶体降解路线并不局限于某一个疾病领域。Wu等和Li等的适体研究则把结合模块从抗体缩小到核酸适体，拓展了LYTAC可用结合模块的类型。Li等（2023）的共价适体LYTAC还在体内实验中展示了抗肿瘤免疫增强，这是少数把LYTAC和动物药效直接联系起来的工作之一。</w:t>
       </w:r>
     </w:p>
     <w:p>
@@ -985,7 +940,7 @@
           <w:b w:val="0"/>
           <w:sz w:val="24"/>
         </w:rPr>
-        <w:t>Liu等（2023）在Chem上发表的病灶激活LYTAC前体，则代表了另一条设计思路：不是单纯提高全身给药强度，而是利用疾病局部特有的化学环境来触发药物活化。这类研究与阿尔茨海默病中Aβ沉积的病理特点结合较紧，说明疾病生物学本身也可以成为药物设计的重要输入。</w:t>
+        <w:t>Liu等（2023）在Chem上发表的病灶激活LYTAC前体，则代表了另一条设计思路：并非单纯提高全身给药强度，而是利用疾病局部特有的化学环境来触发药物活化。这类研究与阿尔茨海默病中Aβ沉积的病理特点结合较紧，说明疾病生物学本身也可以成为药物设计的重要输入。</w:t>
       </w:r>
     </w:p>
     <w:p>
@@ -1000,7 +955,7 @@
           <w:b w:val="0"/>
           <w:sz w:val="24"/>
         </w:rPr>
-        <w:t>把这些不同方向的工作放在一起，我觉得LYTAC领域正在从“能不能降解”转向“怎样降解得更准、更稳、更可开发”。</w:t>
+        <w:t>综合来看，LYTAC领域正从可行性验证阶段转向精准性、稳定性及可开发性优化阶段。</w:t>
       </w:r>
     </w:p>
     <w:p>
@@ -1015,7 +970,7 @@
           <w:b w:val="0"/>
           <w:sz w:val="24"/>
         </w:rPr>
-        <w:t>在阅读这些论文的过程中，我也注意到不同研究组的工作重点并不完全相同。Bertozzi团队更强调受体化学、细胞机制和分子平台的系统搭建，国内和亚洲其他实验室则在适体偶联、病灶激活和疾病模型验证方面做了不少延伸。这种分工说明LYTAC已经从一个实验室的概念，逐渐变成多个团队共同参与的研究方向。</w:t>
+        <w:t>不同研究组的工作重点亦存在明显差异。Bertozzi团队更强调受体化学、细胞机制和分子平台的系统搭建，国内和亚洲其他实验室则在适体偶联、病灶激活和疾病模型验证方面开展了系列拓展研究。这种分工说明LYTAC已经从一个实验室的概念，逐渐变成多个团队共同参与的研究方向。</w:t>
       </w:r>
     </w:p>
     <w:p>
@@ -1075,7 +1030,7 @@
           <w:b w:val="0"/>
           <w:sz w:val="24"/>
         </w:rPr>
-        <w:t>在组织选择性方面，Tang团队的工作尤其值得单独介绍。Zhou等（2024）在ChemMedChem报道了整合素靶向嵌合体（ITAC），把cRGD肽与抗体偶联，利用肿瘤高表达的整合素介导EGFR等靶点降解。实验显示，ITAC在多种癌细胞中降解膜蛋白的效率高于正常角质形成细胞，提示“癌选择性降解”是可以通过受体选择来实现的。同年，Zhou等又在Nature Communications报道了叶酸受体靶向嵌合体（FRTAC），用叶酸配体连接抗肿瘤抗体，在叶酸受体高表达的肿瘤细胞中降解胞外和膜蛋白。动物实验表明，FRTAC在多种同系小鼠肿瘤模型中比单纯阻断抗体更能抑制肿瘤生长，而且制备上只需利用商业化的叶酸偶联试剂和抗体，可及性较好。</w:t>
+        <w:t>在组织选择性方面，Tang团队的工作具有代表性。Zhou等（2024）在ChemMedChem报道了整合素靶向嵌合体（ITAC），把cRGD肽与抗体偶联，利用肿瘤高表达的整合素介导EGFR等靶点降解。实验显示，ITAC在多种癌细胞中降解膜蛋白的效率高于正常角质形成细胞，表明癌选择性降解可通过受体类型的合理选择加以实现。同年，Zhou等又在Nature Communications报道了叶酸受体靶向嵌合体（FRTAC），用叶酸配体连接抗肿瘤抗体，在叶酸受体高表达的肿瘤细胞中降解胞外和膜蛋白。动物实验表明，FRTAC在多种同系小鼠肿瘤模型中比单纯阻断抗体更能抑制肿瘤生长，而且制备上只需利用商业化的叶酸偶联试剂和抗体，制备可及性较高。</w:t>
       </w:r>
     </w:p>
     <w:p>
@@ -1105,7 +1060,7 @@
           <w:b w:val="0"/>
           <w:sz w:val="24"/>
         </w:rPr>
-        <w:t>如果把时间线拉长来看，2010年代中后期PROTAC的快速发展为蛋白降解药物提供了重要参照。Bekes等（2022）回顾这一历程时指出，PROTAC在取得临床概念验证后，产业界投入明显增加。LYTAC目前似乎处于类似但更早期的阶段：已有高质量概念验证论文，也有多个并行平台，但还缺少系统的临床数据。</w:t>
+        <w:t>如果把时间线拉长来看，2010年代中后期PROTAC的快速发展为蛋白降解药物提供了重要参照。Bekes等（2022）回顾这一历程时指出，PROTAC在取得临床概念验证后，产业界投入明显增加。LYTAC目前处于类似但更早期的阶段：已有高质量概念验证论文，也有多个并行平台，但还缺少系统的临床数据。</w:t>
       </w:r>
     </w:p>
     <w:p>
@@ -1120,7 +1075,7 @@
           <w:b w:val="0"/>
           <w:sz w:val="24"/>
         </w:rPr>
-        <w:t>从研究方法上看，这个领域对遗传学和蛋白质组学工具的依赖越来越强。Banik等用CRISPRi筛选内吞相关基因，Ahn等用全基因组CRISPR敲除筛选调节因子，都说明LYTAC研究已经不只是“做一个偶联分子看能不能降解”，而是在追问哪些细胞过程决定了降解效率。</w:t>
+        <w:t>从研究方法上看，这个领域对遗传学和蛋白质组学工具的依赖越来越强。Banik等用CRISPRi筛选内吞相关基因，Ahn等用全基因组CRISPR敲除筛选调节因子，都说明LYTAC研究已不仅限于“做一个偶联分子看能不能降解”，而是在追问哪些细胞过程决定了降解效率。</w:t>
       </w:r>
     </w:p>
     <w:p>
@@ -1135,7 +1090,7 @@
           <w:b w:val="0"/>
           <w:sz w:val="24"/>
         </w:rPr>
-        <w:t>对我个人而言，这种研究方式很有启发：它把药物化学和细胞生物学放在同等重要的位置，也更符合生物医学专业对“机制导向药物研发”的理解。</w:t>
+        <w:t>上述研究模式将药物化学与细胞生物学置于同等重要的地位，体现了机制导向药物研发的基本理念。</w:t>
       </w:r>
     </w:p>
     <w:p>
@@ -1209,7 +1164,7 @@
           <w:b w:val="0"/>
           <w:sz w:val="24"/>
         </w:rPr>
-        <w:t>PD-L1是免疫检查点治疗中非常重要的靶点，目前临床主要使用抗体阻断PD-1/PD-L1相互作用。Li等的工作说明，如果把PD-L1直接降解掉，可能在某些肿瘤模型中产生比单纯阻断更强的免疫激活效果。不过这类结果目前仍主要来自动物实验，还不能直接外推到人体疗效。</w:t>
+        <w:t>PD-L1是免疫检查点治疗中非常重要的靶点，目前临床主要使用抗体阻断PD-1/PD-L1相互作用。Li等的工作说明，若将PD-L1直接降解，可能在某些肿瘤模型中产生比单纯阻断更强的免疫激活效果。不过这类结果目前仍主要来自动物实验，尚不能直接外推至人体疗效。</w:t>
       </w:r>
     </w:p>
     <w:p>
@@ -1254,7 +1209,7 @@
           <w:b w:val="0"/>
           <w:sz w:val="24"/>
         </w:rPr>
-        <w:t>因此，组织特异性受体在LYTAC研发中并不是可有可无的细节，而是决定药物是否具备开发价值的重要因素之一。</w:t>
+        <w:t>因此，组织特异性受体在LYTAC研发中具有关键意义，是决定候选药物是否具备开发价值的重要因素之一。</w:t>
       </w:r>
     </w:p>
     <w:p>
@@ -1284,7 +1239,7 @@
           <w:b w:val="0"/>
           <w:sz w:val="24"/>
         </w:rPr>
-        <w:t>阿尔茨海默病药物研发长期面临血脑屏障和靶点复杂性的问题，所以这类到了病灶再激活的思路对我来说比较有启发，它说明药物设计有时需要结合疾病本身的病理环境，而不只是追求更强的结合力。</w:t>
+        <w:t>阿尔茨海默病药物研发长期面临血脑屏障和靶点复杂性的问题，病灶激活策略表明，药物设计需充分考虑疾病局部病理微环境，而非单纯追求结合亲和力的提高。</w:t>
       </w:r>
     </w:p>
     <w:p>
@@ -1299,7 +1254,7 @@
           <w:b w:val="0"/>
           <w:sz w:val="24"/>
         </w:rPr>
-        <w:t>Chen等（2023）和Li等（2025）都提到，分泌蛋白和膜蛋白是LYTAC较有潜力的靶点类型，但现有证据主要来自细胞和动物实验，真正进入临床阶段的项目仍然很少。这说明该方向虽然研究较多，但离实际应用还有距离。</w:t>
+        <w:t>Chen等（2023）和Li等（2025）都提到，分泌蛋白和膜蛋白是LYTAC较有潜力的靶点类型，但现有证据主要来自细胞和动物实验，真正进入临床阶段的项目仍然很少。这说明该方向虽然研究较多，但距离实际临床应用仍有较大差距。</w:t>
       </w:r>
     </w:p>
     <w:p>
@@ -1329,7 +1284,7 @@
           <w:b w:val="0"/>
           <w:sz w:val="24"/>
         </w:rPr>
-        <w:t>虽然LYTAC研究进展较快，但要真正用于新药开发仍有不少问题。含聚糖的LYTAC结构复杂，化学合成和生物偶联产物不够均一，给质量控制带来困难。</w:t>
+        <w:t>虽然LYTAC研究进展较快，但要真正用于新药开发仍面临诸多挑战。含聚糖的LYTAC结构复杂，化学合成和生物偶联产物不够均一，给质量控制带来困难。</w:t>
       </w:r>
     </w:p>
     <w:p>
@@ -1344,7 +1299,7 @@
           <w:b w:val="0"/>
           <w:sz w:val="24"/>
         </w:rPr>
-        <w:t>对于以后如果要做产业化的人来说，这个问题可能比体外活性本身更棘手，因为药物不仅要有效，还要稳定、可重复、可放大生产。</w:t>
+        <w:t>从产业化角度看，该问题的重要性不亚于体外活性本身，因为候选药物除有效性外，还需满足稳定性、批次间一致性和可放大生产等要求。</w:t>
       </w:r>
     </w:p>
     <w:p>
@@ -1404,7 +1359,7 @@
           <w:b w:val="0"/>
           <w:sz w:val="24"/>
         </w:rPr>
-        <w:t>根据Chen等和Li等发表的综述，截至本文写作时，LYTAC仍主要处于临床前研究阶段，尚未见正式发表的人体临床试验结果。因此，这一技术虽然值得继续跟踪，但距离真正成药还有较长距离，在投入大量开发资源之前还需要更充分的安全性和药效学证据。</w:t>
+        <w:t>根据Chen等和Li等发表的综述，截至相关文献发表时，LYTAC仍主要处于临床前研究阶段，尚未见正式发表的人体临床试验结果。因此，这一技术虽然值得持续关注，但距离真正成药还有较长距离，在投入大量开发资源之前还需要更充分的安全性和药效学证据。</w:t>
       </w:r>
     </w:p>
     <w:p>
@@ -1434,37 +1389,7 @@
           <w:b w:val="0"/>
           <w:sz w:val="24"/>
         </w:rPr>
-        <w:t>对我个人来说，阅读这些文献最大的收获是认识到：LYTAC并不是单纯把两个分子偶联起来那么简单，药物能不能起作用，往往取决于受体在哪里表达、复合物会不会被回收、以及靶蛋白在细胞外还是膜上这些生物医学问题。</w:t>
-      </w:r>
-    </w:p>
-    <w:p>
-      <w:pPr>
-        <w:spacing w:line="360" w:lineRule="auto" w:after="120"/>
-        <w:ind w:firstLine="420"/>
-        <w:jc w:val="both"/>
-      </w:pPr>
-      <w:r>
-        <w:rPr>
-          <w:rFonts w:ascii="Times New Roman" w:hAnsi="Times New Roman" w:eastAsia="仿宋"/>
-          <w:b w:val="0"/>
-          <w:sz w:val="24"/>
-        </w:rPr>
-        <w:t>如果以后继续跟踪这个领域，我会更关注正式发表的临床前和临床研究数据，以及不同受体类型在组织选择性方面的新进展。</w:t>
-      </w:r>
-    </w:p>
-    <w:p>
-      <w:pPr>
-        <w:spacing w:line="360" w:lineRule="auto" w:after="120"/>
-        <w:ind w:firstLine="420"/>
-        <w:jc w:val="both"/>
-      </w:pPr>
-      <w:r>
-        <w:rPr>
-          <w:rFonts w:ascii="Times New Roman" w:hAnsi="Times New Roman" w:eastAsia="仿宋"/>
-          <w:b w:val="0"/>
-          <w:sz w:val="24"/>
-        </w:rPr>
-        <w:t>作为课程作业，这篇综述让我对新药研发为什么要重视基础生物医学有了更具体的认识，因为很多看起来属于化学或药理的问题，最后都要回到细胞怎么做内吞、怎么分选、怎么降解来回答。</w:t>
+        <w:t>上述分析表明，LYTAC的疗效并非仅由分子偶联结构决定，受体组织分布、复合物回收动力学及靶蛋白亚细胞定位等生物医学因素均具有重要影响。后续研究需重点关注临床前与临床数据的系统积累，以及新型组织特异性受体的鉴定与验证。LYTAC研发进一步表明，诸多表面属化学或药理学范畴的问题，最终均需回归细胞内吞、分选及溶酶体降解等基础生物学过程加以阐释。</w:t>
       </w:r>
     </w:p>
     <w:p>
@@ -1539,7 +1464,7 @@
           <w:b w:val="0"/>
           <w:sz w:val="24"/>
         </w:rPr>
-        <w:t>我觉得LYTAC目前正处在类似的前临床积累阶段，已有不少概念验证和动物实验，但系统性的开发数据仍然偏少。</w:t>
+        <w:t>LYTAC目前处于类似的前临床数据积累阶段，已有不少概念验证和动物实验，但系统性的开发数据仍然偏少。</w:t>
       </w:r>
     </w:p>
     <w:p>
@@ -1554,7 +1479,7 @@
           <w:b w:val="0"/>
           <w:sz w:val="24"/>
         </w:rPr>
-        <w:t>如果未来要推进到临床试验，可能需要先明确哪些疾病、哪些靶点和哪些受体组合最值得投入，而不是在所有可能靶点上平均用力。</w:t>
+        <w:t>如果未来要推进到临床试验，可能需要先明确哪些疾病、哪些靶点和哪些受体组合最值得投入，而非在所有潜在靶点上平均分配研发资源。</w:t>
       </w:r>
     </w:p>
     <w:p>
@@ -1569,7 +1494,7 @@
           <w:b w:val="0"/>
           <w:sz w:val="24"/>
         </w:rPr>
-        <w:t>从课程学习的角度，我对这个领域的总体印象是：科学问题很新，应用想象空间较大，但真正成药前的未知也很多。PD-L1、EGFR、Aβ等靶点已有较充分的细胞和动物数据，说明技术路线基本可行，但人体中的受体表达、免疫环境和给药途径都可能与动物模型不同，因此现有结果只能作为参考，不能简单等同于临床疗效。</w:t>
+        <w:t>总体而言，该领域科学问题新颖、应用前景广阔，但成药前仍存在较多未明之处。PD-L1、EGFR、Aβ等靶点已有较充分的细胞和动物数据，说明技术路线基本可行，但人体中的受体表达、免疫环境和给药途径都可能与动物模型不同，因此现有结果只能作为参考，不能简单等同于临床疗效。</w:t>
       </w:r>
     </w:p>
     <w:p>
@@ -1584,7 +1509,7 @@
           <w:b w:val="0"/>
           <w:sz w:val="24"/>
         </w:rPr>
-        <w:t>今后如果继续关注这一方向，我会优先阅读正式期刊发表的研究，并留意是否有新的受体类型、更简单的制备方法以及更系统的毒理和药代数据出现。</w:t>
+        <w:t>后续值得关注的方向包括：新型受体类型的鉴定与应用、简化制备工艺的开发，以及更系统的毒理学和药代动力学研究。</w:t>
       </w:r>
     </w:p>
     <w:p>
@@ -1614,7 +1539,7 @@
           <w:b w:val="0"/>
           <w:sz w:val="24"/>
         </w:rPr>
-        <w:t>总体而言，LYTAC把生物医学中早已存在的受体介导内吞和溶酶体降解过程，重新包装成可设计的药物工具，这一点让我觉得它既有创新性，也高度依赖基础学科知识的长期积累。</w:t>
+        <w:t>总体而言，LYTAC把生物医学中早已存在的受体介导内吞和溶酶体降解过程，重新包装成可设计的药物工具，该技术兼具方法学创新性与对基础学科知识积累的深度依赖。</w:t>
       </w:r>
     </w:p>
     <w:p>
@@ -1629,7 +1554,7 @@
           <w:b w:val="0"/>
           <w:sz w:val="24"/>
         </w:rPr>
-        <w:t>在肿瘤选择性降解方向，Zhou等（2024）的FRTAC研究提供了较完整的体内证据。叶酸受体在多种恶性肿瘤细胞表面高表达，而在多数正常组织中表达较低，因此把叶酸作为受体配体，有望把降解主要限制在肿瘤细胞。论文中报道，FRTAC可在体外和体内降解肿瘤相关蛋白，并在三种同系小鼠肿瘤模型中显示出比阻断抗体更强的抑瘤效果。对我个人而言，这类研究的意义在于把“精准医学”和蛋白降解技术直接联系起来，不再只是泛泛地降解某个靶点，而是尽量在病灶相关细胞中完成清除。</w:t>
+        <w:t>在肿瘤选择性降解方向，Zhou等（2024）的FRTAC研究提供了较完整的体内证据。叶酸受体在多种恶性肿瘤细胞表面高表达，而在多数正常组织中表达较低，以叶酸作为受体配体，有望把降解主要限制在肿瘤细胞。论文中报道，FRTAC可在体外和体内降解肿瘤相关蛋白，并在三种同系小鼠肿瘤模型中显示出比阻断抗体更强的抑瘤效果。该类研究将精准医学理念与蛋白降解技术相结合，实现了在病灶相关细胞中的选择性靶蛋白清除。</w:t>
       </w:r>
     </w:p>
     <w:p>
@@ -1659,7 +1584,7 @@
           <w:b w:val="0"/>
           <w:sz w:val="24"/>
         </w:rPr>
-        <w:t>在适体平台方面，除了前面提到的Wu等和Li等，Miao等（2021）和Hamada等（2023）的工作说明适体LYTAC已经覆盖MET、PTK7和HER2等多个靶点。适体的优势是分子小、修饰灵活，劣势则是在体内可能面临核酸酶降解和药代动力学方面的挑战。因此，如何把适体LYTAC的稳定性和靶向性做到可开发水平，仍是后续研究的重点。</w:t>
+        <w:t>在适体平台方面，除Wu等和Li等的研究外，Miao等（2021）和Hamada等（2023）的工作说明适体LYTAC已经覆盖MET、PTK7和HER2等多个靶点。适体的优势是分子小、修饰灵活，其局限性在于体内可能面临核酸酶降解和药代动力学方面的挑战。因此，如何将适体LYTAC的稳定性和靶向性做到可开发水平，仍是后续研究的重点。</w:t>
       </w:r>
     </w:p>
     <w:p>
@@ -1689,7 +1614,22 @@
           <w:b w:val="0"/>
           <w:sz w:val="24"/>
         </w:rPr>
-        <w:t>从课程作业的角度，我觉得LYTAC领域近几年最明显的变化是“平台多样化”。除了Banik等提出的聚糖-抗体偶联路线，现在已经出现了KineTAC、Apt-LYTAC、MoDE-A、ITAC、FRTAC和病灶激活前体等多种形式。不同平台各有适用场景：肝靶向疾病可能更适合GalNAc或Apt-LYTAC，肿瘤免疫可能关注PD-L1和HER2降解，神经退行性疾病则更强调血脑屏障穿透和局部激活。</w:t>
+        <w:t>近年来LYTAC领域最显著的变化在于技术平台的多样化。</w:t>
+      </w:r>
+    </w:p>
+    <w:p>
+      <w:pPr>
+        <w:spacing w:line="360" w:lineRule="auto" w:after="120"/>
+        <w:ind w:firstLine="420"/>
+        <w:jc w:val="both"/>
+      </w:pPr>
+      <w:r>
+        <w:rPr>
+          <w:rFonts w:ascii="Times New Roman" w:hAnsi="Times New Roman" w:eastAsia="仿宋"/>
+          <w:b w:val="0"/>
+          <w:sz w:val="24"/>
+        </w:rPr>
+        <w:t>除了Banik等提出的聚糖-抗体偶联路线，现在已经出现了KineTAC、Apt-LYTAC、MoDE-A、ITAC、FRTAC和病灶激活前体等多种形式。不同平台各有适用场景：肝靶向疾病可能更适合GalNAc或Apt-LYTAC，肿瘤免疫可能关注PD-L1和HER2降解，神经退行性疾病则更强调血脑屏障穿透和局部激活。</w:t>
       </w:r>
     </w:p>
     <w:p>
@@ -1719,7 +1659,7 @@
           <w:b w:val="0"/>
           <w:sz w:val="24"/>
         </w:rPr>
-        <w:t>展望未来，我认为该领域仍有几条主线值得跟踪：一是更多组织特异性受体的开发和验证，二是更简单、均一性更好的制备方法，三是系统的体内药效、毒理和药代研究。只有把这些环节的数据逐步补齐，LYTAC才有可能从实验室概念真正走向候选药物。</w:t>
+        <w:t>展望未来，该领域的发展可能沿以下方向推进：组织特异性受体的开发与验证、制备工艺简化与产物均一性提升，以及体内药效学、毒理学和药代动力学的系统研究。只有把这些环节的数据逐步补齐，LYTAC才有可能从实验室概念真正走向候选药物。</w:t>
       </w:r>
     </w:p>
     <w:p>
@@ -1749,7 +1689,22 @@
           <w:b w:val="0"/>
           <w:sz w:val="24"/>
         </w:rPr>
-        <w:t>在工艺和质量控制方面，我认为这是LYTAC成药前必须面对的“硬问题”。抗体-聚糖偶联物往往存在偶联位点和偶联数不一致的问题，不同批次分子的降解活性可能出现波动。Pance等提出的KineTAC和Miao等、Hamada等采用的适体路线，在一定程度上是为了绕开复杂化学偶联带来的制备困难，但每种替代方案也会带来新的稳定性或免疫原性风险。</w:t>
+        <w:t>工艺与质量控制是LYTAC成药前必须解决的关键问题。</w:t>
+      </w:r>
+    </w:p>
+    <w:p>
+      <w:pPr>
+        <w:spacing w:line="360" w:lineRule="auto" w:after="120"/>
+        <w:ind w:firstLine="420"/>
+        <w:jc w:val="both"/>
+      </w:pPr>
+      <w:r>
+        <w:rPr>
+          <w:rFonts w:ascii="Times New Roman" w:hAnsi="Times New Roman" w:eastAsia="仿宋"/>
+          <w:b w:val="0"/>
+          <w:sz w:val="24"/>
+        </w:rPr>
+        <w:t>抗体-聚糖偶联物往往存在偶联位点和偶联数不一致的问题，不同批次分子的降解活性可能出现波动。Pance等提出的KineTAC和Miao等、Hamada等采用的适体路线，在一定程度上是为了绕开复杂化学偶联带来的制备困难，但每种替代方案也会带来新的稳定性或免疫原性风险。</w:t>
       </w:r>
     </w:p>
     <w:p>
@@ -1779,22 +1734,7 @@
           <w:b w:val="0"/>
           <w:sz w:val="24"/>
         </w:rPr>
-        <w:t>最后，我想补充一点关于文献阅读的体会。这个领域的论文往往同时涉及化学结构、细胞实验和动物模型，对读者的知识背景要求比较综合。例如，要理解Ahn等（2023）的Science论文，需要知道retromer复合体、M6P生物合成和CUL3 neddylation分别意味着什么；要理解Liu等（2023）的Chem论文，则需要了解Aβ沉积、铜离子催化的点击反应和血脑屏障递送等概念。这也让我意识到，新药研发并不是某一个学科的“独角戏”，而是生物医学、药学和化学共同作用的结果。</w:t>
-      </w:r>
-    </w:p>
-    <w:p>
-      <w:pPr>
-        <w:spacing w:line="360" w:lineRule="auto" w:after="120"/>
-        <w:ind w:firstLine="420"/>
-        <w:jc w:val="both"/>
-      </w:pPr>
-      <w:r>
-        <w:rPr>
-          <w:rFonts w:ascii="Times New Roman" w:hAnsi="Times New Roman" w:eastAsia="仿宋"/>
-          <w:b w:val="0"/>
-          <w:sz w:val="24"/>
-        </w:rPr>
-        <w:t>作为课程作业，我把LYTAC理解为一个仍在快速演进的技术方向：它的核心思想并不复杂，即借助溶酶体清除胞外和膜蛋白；但真正做好，需要把受体生物学、分子设计和疾病模型三个层面结合起来。目前公开文献已经提供了较丰富的概念验证，但距离临床药物仍有明显差距。我会继续跟踪正式期刊发表的研究进展，尤其关注是否有新的受体类型、更简单的制备路线以及更完整的临床前数据发表。</w:t>
+        <w:t>该领域的研究论文通常同时涵盖化学结构、细胞实验与动物模型，对多学科知识背景具有较高要求。例如，解读Ahn等（2023）的Science论文需熟悉retromer复合体、M6P生物合成及CUL3 neddylation等细胞生物学概念；理解Liu等（2023）的Chem论文则需掌握Aβ沉积病理、铜离子催化点击反应及血脑屏障递送等相关知识。上述特点表明，新药研发是生物医学、药学与化学等多学科交叉融合的过程。LYTAC作为一项仍在快速演进的技术，其核心策略是借助溶酶体途径清除胞外及膜蛋白；其成功开发有赖于受体生物学、分子设计与疾病模型三个层面的协同优化。现有文献已提供较为丰富的概念验证数据，但距临床药物转化仍有明显差距。后续研究进展可能集中于新型受体类型、简化制备路线及更完整的临床前数据等方面。</w:t>
       </w:r>
     </w:p>
     <w:p>
@@ -1839,7 +1779,7 @@
           <w:b w:val="0"/>
           <w:sz w:val="24"/>
         </w:rPr>
-        <w:t>通过学习相关文献，我对LYTAC技术的理解是：它把靶向蛋白降解从胞内蛋白拓展到了胞外和膜蛋白，为一些传统上较难干预的靶点提供了新的思路。</w:t>
+        <w:t>综上所述，LYTAC技术将靶向蛋白降解的应用范围从胞内蛋白拓展至胞外及膜蛋白，为传统上难以干预的靶点提供了新的药物研发策略。</w:t>
       </w:r>
     </w:p>
     <w:p>
@@ -1854,7 +1794,7 @@
           <w:b w:val="0"/>
           <w:sz w:val="24"/>
         </w:rPr>
-        <w:t>Banik等（Nature, 2020）建立了基本框架，Ahn等（Nature Chemical Biology, 2021）引入了肝靶向受体，Ahn等（Science, 2023）揭示了细胞因素对降解效率的影响，Pance等（Nature Biotechnology, 2023）则提供了基因编码的实现方式。</w:t>
+        <w:t>Banik等（Nature, 2020）建立了LYTAC的基本技术框架，Ahn等（Nature Chemical Biology, 2021）实现了肝组织特异性降解，Ahn等（Science, 2023）系统阐明了影响降解效率的细胞因素，Pance等（Nature Biotechnology, 2023）则提供了基因编码的蛋白降解平台。</w:t>
       </w:r>
     </w:p>
     <w:p>
@@ -1869,7 +1809,7 @@
           <w:b w:val="0"/>
           <w:sz w:val="24"/>
         </w:rPr>
-        <w:t>这些研究让我体会到，药物研发并不只是设计一个分子，还需要理解受体分布、内吞过程和溶酶体分选等生物学背景。</w:t>
+        <w:t>上述研究表明，成功的药物研发不仅依赖分子设计，还需深入理解受体分布、内吞动力学及溶酶体分选等生物学过程。</w:t>
       </w:r>
     </w:p>
     <w:p>
@@ -1884,7 +1824,7 @@
           <w:b w:val="0"/>
           <w:sz w:val="24"/>
         </w:rPr>
-        <w:t>从应用角度看，LYTAC在PD-L1降解、肝靶向蛋白清除和Aβ清除等方面已有动物实验支持，说明它确实有一定可行性。但制备复杂、组织选择性不足以及缺少临床数据，仍然是明显的短板。</w:t>
+        <w:t>在应用层面，LYTAC在PD-L1降解、肝靶向蛋白清除及Aβ清除等方面已获得动物实验支持，表明该技术具有一定可行性。然而，分子制备复杂、组织选择性不足及临床数据匮乏仍是制约其发展的主要瓶颈。</w:t>
       </w:r>
     </w:p>
     <w:p>
@@ -1899,22 +1839,7 @@
           <w:b w:val="0"/>
           <w:sz w:val="24"/>
         </w:rPr>
-        <w:t>作为研究生阶段的文献学习，我认为LYTAC是一个值得继续关注的新方向，但它目前仍属于前沿探索阶段，还不能简单等同于即将上市的新药。</w:t>
-      </w:r>
-    </w:p>
-    <w:p>
-      <w:pPr>
-        <w:spacing w:line="360" w:lineRule="auto" w:after="120"/>
-        <w:ind w:firstLine="420"/>
-        <w:jc w:val="both"/>
-      </w:pPr>
-      <w:r>
-        <w:rPr>
-          <w:rFonts w:ascii="Times New Roman" w:hAnsi="Times New Roman" w:eastAsia="仿宋"/>
-          <w:b w:val="0"/>
-          <w:sz w:val="24"/>
-        </w:rPr>
-        <w:t>希望后续还能继续跟踪这一领域的正式发表进展。</w:t>
+        <w:t>LYTAC目前仍处于前沿探索阶段，尚不能等同于即将进入临床的成熟药物技术。随着机制研究的深入及新型平台的涌现，该领域有望在未来取得更多突破性进展。</w:t>
       </w:r>
     </w:p>
     <w:p>

--- a/LYTAC技术药物研发综述.docx
+++ b/LYTAC技术药物研发综述.docx
@@ -58,7 +58,7 @@
           <w:b w:val="0"/>
           <w:sz w:val="24"/>
         </w:rPr>
-        <w:t>靶向蛋白降解是近年来药物研发领域备受关注的研究方向之一。与传统抑制或阻断靶蛋白功能不同，该类策略旨在将致病蛋白导向细胞内降解系统。溶酶体靶向嵌合体（Lysosome-Targeting Chimera, LYTAC）是其中新兴的技术类型，主要利用细胞表面溶酶体靶向受体，将胞外蛋白及膜蛋白转运至溶酶体降解。鉴于PROTAC主要作用于胞内蛋白，LYTAC为胞外靶点的干预提供了补充性技术路径。本综述在梳理相关文献的基础上，介绍LYTAC的基本作用方式，并结合Banik等（Nature, 2020）、Ahn等（Nature Chemical Biology, 2021和Science, 2023）以及Pance等（Nature Biotechnology, 2023）等研究，讨论该技术的发展过程和可能的应用方向。现有研究表明，LYTAC能否真正走向临床，不仅取决于分子设计，还取决于对内吞、受体循环和溶酶体分选等生物学过程的认识程度。目前该领域仍以基础研究为主，临床证据仍然较少。</w:t>
+        <w:t>靶向蛋白降解是近年来药物研发领域备受关注的研究方向之一。与传统抑制或阻断靶蛋白功能不同，该类策略旨在将致病蛋白导向细胞内降解系统。溶酶体靶向嵌合体（Lysosome-Targeting Chimera, LYTAC）是其中新兴的技术类型，主要利用细胞表面溶酶体靶向受体，将胞外蛋白及膜蛋白转运至溶酶体降解。鉴于PROTAC主要作用于胞内蛋白，LYTAC为胞外靶点的干预提供了补充性技术路径。本综述在梳理相关文献的基础上，介绍LYTAC的基本作用方式，并结合Banik等提出的开创性工作（文献：《Lysosome-targeting chimaeras for degradation of extracellular proteins》[1]）、Ahn等实现的肝组织特异性降解（文献：《LYTACs that engage the asialoglycoprotein receptor for targeted protein degradation》[2]）以及Pance等报道的KineTAC蛋白平台（文献：《Modular cytokine receptor-targeting chimeras for targeted degradation of cell surface and extracellular proteins》[3]），讨论该技术的发展过程与可能的应用方向。现有研究表明，LYTAC能否真正走向临床，不仅取决于分子设计，还取决于对内吞、受体循环和溶酶体分选等生物学过程的认识程度。目前该领域仍以基础研究为主，临床证据仍然较少。</w:t>
       </w:r>
     </w:p>
     <w:p>
@@ -101,7 +101,7 @@
           <w:b w:val="0"/>
           <w:sz w:val="24"/>
         </w:rPr>
-        <w:t>很多疾病都和蛋白质表达异常或功能失调有关，如肿瘤、自身免疫病和神经退行性疾病。传统药物研发往往通过小分子或抗体去结合靶蛋白的活性位点或结合位点，从而抑制其功能。但对于一些没有明确药物结合口袋的蛋白，或者像自身抗体这类靶点，单纯阻断往往效果有限，因此常被称为较难成药的靶点。</w:t>
+        <w:t>多种疾病均与蛋白质表达异常或功能失调相关，如肿瘤、自身免疫病和神经退行性疾病。传统药物研发往往通过小分子或抗体去结合靶蛋白的活性位点或结合位点，从而抑制其功能。但对于一些没有明确药物结合口袋的蛋白，或者像自身抗体这类靶点，单纯阻断往往效果有限，因此常被称为较难成药的靶点。</w:t>
       </w:r>
     </w:p>
     <w:p>
@@ -116,7 +116,22 @@
           <w:b w:val="0"/>
           <w:sz w:val="24"/>
         </w:rPr>
-        <w:t>近二十年来，靶向蛋白降解技术发展较快。PROTAC和分子胶等策略已经能把部分胞内蛋白导向泛素-蛋白酶体系统降解，其中一些分子已进入临床试验。Bekes等（2022）在Nature Reviews Drug Discovery的综述中回顾了PROTAC的发展历程，并指出蛋白降解药物正在从概念验证走向临床验证。不过PROTAC通常要求靶蛋白具有可被配体结合的胞内区域，这样才能招募E3连接酶。而分泌到细胞外的蛋白和跨膜蛋白数量很多，在疾病中也十分常见，却一直不在传统PROTAC的主要作用范围内。</w:t>
+        <w:t>近二十年来，靶向蛋白降解技术发展较快。PROTAC和分子胶等策略已经能把部分胞内蛋白导向泛素-蛋白酶体系统降解，其中一些分子已进入临床试验。Bekes等在综述中回顾了PROTAC的发展历程（文献：《PROTAC targeted protein degraders: the past is prologue》[10]），并指出蛋白降解药物正在从概念验证走向临床验证。Zhong等的综述进一步从临床转化角度梳理了TPD领域的进展与挑战（文献：《Targeted protein degradation: advances in drug discovery and clinical practice》[17]）。</w:t>
+      </w:r>
+    </w:p>
+    <w:p>
+      <w:pPr>
+        <w:spacing w:line="360" w:lineRule="auto" w:after="120"/>
+        <w:ind w:firstLine="420"/>
+        <w:jc w:val="both"/>
+      </w:pPr>
+      <w:r>
+        <w:rPr>
+          <w:rFonts w:ascii="Times New Roman" w:hAnsi="Times New Roman" w:eastAsia="仿宋"/>
+          <w:b w:val="0"/>
+          <w:sz w:val="24"/>
+        </w:rPr>
+        <w:t>不过PROTAC通常要求靶蛋白具有可被配体结合的胞内区域，这样才能招募E3连接酶。而分泌至细胞外的蛋白及跨膜蛋白数量众多，在多种疾病中亦十分常见，却长期未纳入传统PROTAC的主要作用范围。</w:t>
       </w:r>
     </w:p>
     <w:p>
@@ -146,7 +161,7 @@
           <w:b w:val="0"/>
           <w:sz w:val="24"/>
         </w:rPr>
-        <w:t>2020年，Bertozzi团队在Nature上提出了溶酶体靶向嵌合体（LYTAC）的概念。此后几年里，不同研究组在分子设计、受体选择、细胞机制和疾病模型等方面开展了大量研究。Li等（2025）和Chen等（2023）发表的综述文章，对LYTAC技术的发展脉络和应用前景做了较系统的介绍。Wells和Kumru（2024）在Nature Reviews Drug Discovery发表的综述则从更广的胞外靶向蛋白降解（extracellular targeted protein degradation, eTPD）角度，把LYTAC与KineTAC、AbTAC等策略放在同一框架下讨论。</w:t>
+        <w:t>2020年，Banik等在Nature上提出了溶酶体靶向嵌合体（LYTAC）的概念（文献：《Lysosome-targeting chimaeras for degradation of extracellular proteins》[1]）。此后几年里，不同研究组在分子设计、受体选择、细胞机制和疾病模型等方面开展了大量研究。</w:t>
       </w:r>
     </w:p>
     <w:p>
@@ -161,7 +176,22 @@
           <w:b w:val="0"/>
           <w:sz w:val="24"/>
         </w:rPr>
-        <w:t>本综述在系统梳理相关文献的基础上，归纳LYTAC技术的作用机制、代表性研究进展及应用前景，并讨论生物医学基础认识对这类新药研发思路的影响。</w:t>
+        <w:t>Li等和Chen等发表的综述文章，对LYTAC技术的发展脉络和应用前景做了较系统的介绍（文献：《Targeted degradation of membrane and extracellular proteins with LYTACs》[7]；《Targeted degradation of extracellular secreted and membrane proteins》[8]）。Lin等的综述从更广的胞外蛋白降解角度，将LYTAC与AbTAC等策略置于同一框架下讨论（文献：《Emerging protein degradation strategies: expanding the scope to extracellular and membrane proteins》[11]）。Mamun等的综述则系统归纳了胞外靶向蛋白降解（eTPD）的技术类型与成药性挑战（文献：《Targeted degradation of extracellular proteins: state of the art and diversity of degrader designs》[16]）。</w:t>
+      </w:r>
+    </w:p>
+    <w:p>
+      <w:pPr>
+        <w:spacing w:line="360" w:lineRule="auto" w:after="120"/>
+        <w:ind w:firstLine="420"/>
+        <w:jc w:val="both"/>
+      </w:pPr>
+      <w:r>
+        <w:rPr>
+          <w:rFonts w:ascii="Times New Roman" w:hAnsi="Times New Roman" w:eastAsia="仿宋"/>
+          <w:b w:val="0"/>
+          <w:sz w:val="24"/>
+        </w:rPr>
+        <w:t>本综述在系统梳理上述文献的基础上，归纳LYTAC技术的作用机制、代表性研究进展及应用前景，并讨论生物医学基础认识对这类新药研发思路的影响。</w:t>
       </w:r>
     </w:p>
     <w:p>
@@ -206,7 +236,7 @@
           <w:b w:val="0"/>
           <w:sz w:val="24"/>
         </w:rPr>
-        <w:t>LYTAC本质上是一种双功能分子，一端结合靶蛋白，另一端结合细胞表面的溶酶体靶向受体（Lysosome-Targeting Receptor, LTR），中间通过连接子相连。靶蛋白结合部分可以用小分子、肽、抗体或适体，受体结合部分则常用甘露糖-6-磷酸聚糖或GalNAc等配体。当LYTAC同时结合靶蛋白和受体后，会形成三元复合物，随后通过内吞进入内体，再进一步分选到溶酶体，靶蛋白最终被水解（图1）。Chen等（2023）在Trends in Pharmacological Sciences上发表的综述指出，LYTAC属于依赖溶酶体的胞外蛋白降解策略，与PROTAC依赖蛋白酶体的路径明显不同。Li等（2025）在Acta Pharmacologica Sinica的综述中，把LYTAC列为靶向蛋白降解领域较新的技术方向之一。</w:t>
+        <w:t>LYTAC本质上是一种双功能分子，一端结合靶蛋白，另一端结合细胞表面的溶酶体靶向受体（Lysosome-Targeting Receptor, LTR），中间通过连接子相连。靶蛋白结合部分可以用小分子、肽、抗体或适体，受体结合部分则常用甘露糖-6-磷酸聚糖或GalNAc等配体。当LYTAC同时结合靶蛋白和受体后，会形成三元复合物，随后通过内吞进入内体，再进一步分选到溶酶体，靶蛋白最终被水解（图1）。Chen等在综述中指出（文献：《Targeted degradation of extracellular secreted and membrane proteins》[8]），LYTAC属于依赖溶酶体的胞外蛋白降解策略，与PROTAC依赖蛋白酶体的路径明显不同。Li等在综述中把LYTAC列为靶向蛋白降解领域较新的技术方向之一（文献：《Targeted degradation of membrane and extracellular proteins with LYTACs》[7]），并进一步说明胞外蛋白和膜蛋白在肿瘤、自身免疫病和神经退行性疾病中都很常见。Lin等的综述指出，胞外和膜蛋白约占蛋白质组总量的相当比例，在多种疾病发病机制中发挥关键作用（文献：《Emerging protein degradation strategies: expanding the scope to extracellular and membrane proteins》[11]）。</w:t>
       </w:r>
     </w:p>
     <w:p>
@@ -221,7 +251,7 @@
           <w:b w:val="0"/>
           <w:sz w:val="24"/>
         </w:rPr>
-        <w:t>Li等（2025）在Acta Pharmacologica Sinica的综述里进一步说明，胞外蛋白和膜蛋白在肿瘤、自身免疫病和神经退行性疾病中都很常见，因此LYTAC所填补的不仅是技术空白，而是药物研发中长期以来较难处理的一类靶点。</w:t>
+        <w:t>Mamun等在综述中将LYTAC归入胞外靶向蛋白降解（eTPD）的代表性技术，认为其通过把靶蛋白与细胞表面LTR连接，经内吞-溶酶体途径实现蛋白清除（文献：《Targeted degradation of extracellular proteins: state of the art and diversity of degrader designs》[16]）。</w:t>
       </w:r>
     </w:p>
     <w:p>
@@ -236,7 +266,7 @@
           <w:b w:val="0"/>
           <w:sz w:val="24"/>
         </w:rPr>
-        <w:t>这个过程和抗体单纯阻断靶蛋白并不相同。抗体通常只是占据结合位点，而LYTAC的目标是减少靶蛋白本身的含量。文献中一般认为，这类分子属于事件驱动型作用方式，即结合剂无需具备抑制活性，只要能有效识别并捕获靶蛋白即可。由于降解发生在溶酶体，靶蛋白的信号传导功能和蛋白相互作用都可能随之减弱，这一点在EGFR和PD-L1等靶点上已有实验支持。</w:t>
+        <w:t>这个过程和抗体单纯阻断靶蛋白并不相同。抗体通常只是占据结合位点，而LYTAC的目标是减少靶蛋白本身的含量。文献中一般认为，这类分子属于事件驱动型作用方式，即结合剂无需具备抑制活性，只要能有效识别并捕获靶蛋白即可。由于降解发生在溶酶体，靶蛋白的信号传导功能和蛋白相互作用都可能随之减弱，这一点在EGFR和PD-L1等靶点上已有实验支持（文献：《Lysosome-targeting chimaeras for degradation of extracellular proteins》[1]；《Covalent LYTAC enabled by DNA aptamers for immune checkpoint degradation therapy》[4]）。</w:t>
       </w:r>
     </w:p>
     <w:p>
@@ -266,7 +296,7 @@
           <w:b w:val="0"/>
           <w:sz w:val="24"/>
         </w:rPr>
-        <w:t>目前已报道的LTR包括CI-M6PR（也称IGF2R）、ASGPR、整合素以及部分细胞因子受体等。Chen等（2023）在综述中归纳了多种LTR及其在胞外蛋白降解中的应用，说明受体类型正在不断增加。不同受体在组织分布和内吞特性上差别较大，因此，受体选择会直接影响LYTAC作用的位置和效率。</w:t>
+        <w:t>目前已报道的LTR包括CI-M6PR（也称IGF2R）、ASGPR、整合素以及部分细胞因子受体等。Chen等在综述中归纳了多种LTR及其在胞外蛋白降解中的应用（文献：《Targeted degradation of extracellular secreted and membrane proteins》[8]），Lin等的综述亦对LYTAC依赖的受体类型做了系统梳理（文献：《Emerging protein degradation strategies: expanding the scope to extracellular and membrane proteins》[11]）。</w:t>
       </w:r>
     </w:p>
     <w:p>
@@ -281,7 +311,7 @@
           <w:b w:val="0"/>
           <w:sz w:val="24"/>
         </w:rPr>
-        <w:t>CI-M6PR在多种细胞上都有表达，因此第一代LYTAC的作用范围较广，但也更容易带来脱靶降解的风险。ASGPR主要在肝细胞表达，因此，GalNAc-LYTAC更适合肝相关靶点。</w:t>
+        <w:t>不同受体在组织分布和内吞特性上差别较大，受体选择会直接影响LYTAC作用的位置和效率。CI-M6PR在多种细胞上都有表达，因此第一代LYTAC的作用范围较广，但也更容易带来脱靶降解的风险。ASGPR主要在肝细胞表达，因此GalNAc-LYTAC更适合肝相关靶点（文献：《LYTACs that engage the asialoglycoprotein receptor for targeted protein degradation》[2]；《Aptamer-LYTACs for targeted degradation of extracellular and membrane proteins》[6]）。</w:t>
       </w:r>
     </w:p>
     <w:p>
@@ -311,7 +341,7 @@
           <w:b w:val="0"/>
           <w:sz w:val="24"/>
         </w:rPr>
-        <w:t>从文献来看，LYTAC的效果并不只由化学结构决定，细胞本身的生物学环境也具有重要意义。在设计分子时，需要同时考虑靶蛋白结合剂、受体配体和连接子。靶蛋白结合剂需要有足够亲和力，但不要求一定抑制靶蛋白活性。膜蛋白常用抗体片段或纳米抗体，分泌蛋白可用抗体或肽段，部分研究则使用DNA适体作为结合模块。</w:t>
+        <w:t>在设计分子时，需要同时考虑靶蛋白结合剂、受体配体和连接子。Banik等最初的LYTAC使用了抗体或小分子作为靶向模块（文献：《Lysosome-targeting chimaeras for degradation of extracellular proteins》[1]），表明该技术可根据靶蛋白特点选择不同的结合方式。受体配体的选择和价态同样关键。第一代LYTAC多使用CI-M6PR配体，通常采用多价甘露糖-6-磷酸聚糖以提高结合能力。Ahn等后来改用肝特异性受体ASGPR的tri-GalNAc配体（文献：《LYTACs that engage the asialoglycoprotein receptor for targeted protein degradation》[2]），说明组织分布是决定降解位置的重要因素。</w:t>
       </w:r>
     </w:p>
     <w:p>
@@ -326,7 +356,7 @@
           <w:b w:val="0"/>
           <w:sz w:val="24"/>
         </w:rPr>
-        <w:t>Banik等最初的LYTAC使用了抗体或小分子作为靶向模块，表明该技术从提出开始就不是固定某一种分子形式，而是可以根据靶蛋白特点选择不同的结合方式。</w:t>
+        <w:t>Caianiello等报道了小分子降解胞外蛋白的MoDE-A策略（文献：《Bifunctional small molecules that mediate the degradation of extracellular proteins》[9]），通过ASGPR把靶蛋白送入溶酶体，说明除抗体-聚糖偶联物外，小分子也可介导胞外蛋白降解。Zhang等进一步将IGF2与抗体或纳米抗体融合，构建了基因编码的iLYTAC（文献：《Insulin-like Growth Factor 2 (IGF2)-Fused Lysosomal Targeting Chimeras for Degradation of Extracellular and Membrane Proteins》[13]），可在细菌表达系统中大量制备，并降解EGFR、PD-L1及α-突触核蛋白等靶点。</w:t>
       </w:r>
     </w:p>
     <w:p>
@@ -341,7 +371,7 @@
           <w:b w:val="0"/>
           <w:sz w:val="24"/>
         </w:rPr>
-        <w:t>结合位点和亲和力的小幅变化，就可能影响三元复合物形成和内吞效率。</w:t>
+        <w:t>Kim等则利用糖工程酵母来源的M6P聚糖制备LYTACgyM6pG（文献：《Lysosome-Targeting Chimera Using Mannose-6-Phosphate Glycans Derived from Glyco-Engineered Yeast》[14]），以无铜点击化学将聚糖与抗PD-L1纳米抗体偶联，在简化聚糖配体制备的同时实现了PD-L1的溶酶体降解。</w:t>
       </w:r>
     </w:p>
     <w:p>
@@ -356,7 +386,7 @@
           <w:b w:val="0"/>
           <w:sz w:val="24"/>
         </w:rPr>
-        <w:t>受体配体的选择和价态同样关键。第一代LYTAC多使用CI-M6PR配体，通常采用多价甘露糖-6-磷酸聚糖以提高结合能力。Ahn等后来改用肝特异性受体ASGPR的tri-GalNAc配体，说明组织分布是决定降解位置的重要因素。连接子长度和柔性会影响两个功能模块之间的空间排布，过长或过短都可能降低降解效率。近年来也有研究通过定点偶联提高抗体-配体偶联物的均一性，以改善体内稳定性。Caianiello等（2021）在Nature Chemical Biology报道了小分子降解胞外蛋白的MoDE-A策略，通过ASGPR把靶蛋白送入溶酶体，说明除抗体-聚糖偶联物外，小分子也可介导胞外蛋白降解。</w:t>
+        <w:t>Li等在总结影响降解效率的因素时（文献：《Targeted degradation of membrane and extracellular proteins with LYTACs》[7]），提到了配体价态、连接子长度和结合表位等分子层面的变量，并强调分子设计和细胞环境需要同时考虑。</w:t>
       </w:r>
     </w:p>
     <w:p>
@@ -371,7 +401,7 @@
           <w:b w:val="0"/>
           <w:sz w:val="24"/>
         </w:rPr>
-        <w:t>Li等（2025）在总结影响降解效率的因素时，提到了配体价态、连接子长度和结合表位等分子层面的变量，并强调分子设计和细胞环境需要同时考虑，而不是单独优化某一个环节。</w:t>
+        <w:t>Bekes等在回顾PROTAC发展时指出（文献：《PROTAC targeted protein degraders: the past is prologue》[10]），该领域已从学术研究走向产业开发，并有PROTAC分子进入临床前和早期临床试验阶段。这一发展轨迹对LYTAC的未来路径具有参照意义。</w:t>
       </w:r>
     </w:p>
     <w:p>
@@ -386,7 +416,7 @@
           <w:b w:val="0"/>
           <w:sz w:val="24"/>
         </w:rPr>
-        <w:t>Bekes等（2022）在回顾PROTAC发展时指出，该领域已从学术研究走向产业开发，并有PROTAC分子进入临床前和早期临床试验阶段。</w:t>
+        <w:t>结合Chen等的综述（文献：《Targeted degradation of extracellular secreted and membrane proteins》[8]），可将LYTAC与PROTAC进行如下对比。PROTAC主要连接靶蛋白和E3连接酶，把蛋白送进蛋白酶体降解，更适合有胞内结构域的靶点。LYTAC则连接靶蛋白和溶酶体靶向受体，把蛋白送进溶酶体降解，更适合分泌蛋白、抗体和膜蛋白。</w:t>
       </w:r>
     </w:p>
     <w:p>
@@ -401,7 +431,7 @@
           <w:b w:val="0"/>
           <w:sz w:val="24"/>
         </w:rPr>
-        <w:t>这一发展轨迹对LYTAC的未来路径具有参照意义，因为溶酶体途径、受体内吞和循环回收均为细胞内源性生物学过程，LYTAC药物研发本质上是借助上述过程实现靶蛋白清除。</w:t>
+        <w:t>这两种技术并非相互替代关系，而是针对不同蛋白亚细胞定位的互补策略。</w:t>
       </w:r>
     </w:p>
     <w:p>
@@ -416,7 +446,7 @@
           <w:b w:val="0"/>
           <w:sz w:val="24"/>
         </w:rPr>
-        <w:t>结合Chen等（2023）的综述，可将LYTAC与PROTAC进行如下对比。PROTAC主要连接靶蛋白和E3连接酶，把蛋白送进蛋白酶体降解，因此更适合有胞内结构域的靶点。LYTAC则连接靶蛋白和溶酶体靶向受体，把蛋白送进溶酶体降解，因此更适合分泌蛋白、抗体和膜蛋白。这两种技术并非相互替代，更像是针对不同蛋白位置的互补工具。</w:t>
+        <w:t>从细胞生物学角度看，受体介导的内吞并不是单向过程。复合物进入早期内体后，一部分会被分选到溶酶体，另一部分则可能通过retromer等回收机器回到细胞膜。Lin等的综述和Mamun等的综述均指出，受体内吞后的分选与回收是影响降解效率的重要环节（文献：《Emerging protein degradation strategies: expanding the scope to extracellular and membrane proteins》[11]；《Targeted degradation of extracellular proteins: state of the art and diversity of degrader designs》[16]）。</w:t>
       </w:r>
     </w:p>
     <w:p>
@@ -431,7 +461,7 @@
           <w:b w:val="0"/>
           <w:sz w:val="24"/>
         </w:rPr>
-        <w:t>明确上述互补关系，有助于依据靶蛋白的亚细胞定位合理选择适宜的降解技术路线。</w:t>
+        <w:t>Huang等设计的EndoTag蛋白可与IGF2R、ASGPR等受体结合并触发内吞（文献：《Designed endocytosis-inducing proteins degrade targets and amplify signals》[12]），其研究亦提示，内源性配体与外源降解分子之间可能存在受体结合竞争，这一因素在解读不同细胞系中的降解效率差异时值得关注。</w:t>
       </w:r>
     </w:p>
     <w:p>
@@ -446,7 +476,7 @@
           <w:b w:val="0"/>
           <w:sz w:val="24"/>
         </w:rPr>
-        <w:t>另外，Chen等（2023）提到，整合素、清道夫受体和细胞因子受体等也被用于开发组织选择性更强的降解分子，未来可能会有更多受体和结合剂组合被开发出来，但这也意味着研究者需要更系统地比较不同组合之间的优劣，而不是只追求某一个分子在单一细胞系里的最高降解率。</w:t>
+        <w:t>Fang等开发了含CI-M6PR来源内吞信号肽的SignalTAC（文献：《Lysosome-targeting chimeras containing an endocytic signaling motif trigger endocytosis and lysosomal degradation of cell-surface proteins》[15]），在不依赖外源LTR配体的条件下即可促进靶蛋白内吞和溶酶体降解，为分子设计提供了另一条思路。</w:t>
       </w:r>
     </w:p>
     <w:p>
@@ -461,7 +491,7 @@
           <w:b w:val="0"/>
           <w:sz w:val="24"/>
         </w:rPr>
-        <w:t>从细胞生物学角度看，受体介导的内吞并不是单向过程。复合物进入早期内体后，一部分会被分选到溶酶体，另一部分则可能通过retromer等回收机器回到细胞膜。Ahn等（2023）在Science上的研究已经证明，这种回收会明显削弱LYTAC的降解效果。因此，理解内体分选网络对解释实验结果具有重要意义。若仅依据体外Western blot结果进行判断，可能高估分子亲和力对降解效率的贡献，实际上细胞类型、受体占用情况和内吞通路的活跃程度都会产生影响。</w:t>
+        <w:t>在分子设计层面，多价配体虽然能提高与受体的结合能力，但也可能带来非特异性聚集或过快清除。Li等在综述中指出（文献：《Targeted degradation of membrane and extracellular proteins with LYTACs》[7]），连接子过长可能导致两个功能模块之间距离过大，不利于三元复合物形成，而过短又可能限制构象调整。</w:t>
       </w:r>
     </w:p>
     <w:p>
@@ -476,7 +506,7 @@
           <w:b w:val="0"/>
           <w:sz w:val="24"/>
         </w:rPr>
-        <w:t>在分子设计层面，还有一个容易被忽视的问题是价态和聚集。多价配体虽然能提高与受体的结合能力，但也可能带来非特异性聚集或过快清除。Li等（2025）在综述中指出，连接子过长可能导致两个功能模块之间距离过大，不利于三元复合物的形成，而过短又可能限制构象调整。这说明LYTAC设计需要在化学可行性和生物学功能之间反复平衡，通常难以通过单次偶联即可获得理想分子。LYTAC研究要求将化学结构设计与膜受体、内吞小泡及溶酶体等细胞过程相联系，需综合运用细胞生物学与药物化学知识方能正确解读相关对照实验。</w:t>
+        <w:t>LYTAC研究要求将化学结构设计与膜受体、内吞小泡及溶酶体等细胞过程相联系。例如溶酶体抑制剂实验、受体敲除实验及遗传学筛选，都是用来证明降解确实走了溶酶体途径的对照手段（文献：《Lysosome-targeting chimaeras for degradation of extracellular proteins》[1]）。</w:t>
       </w:r>
     </w:p>
     <w:p>
@@ -491,7 +521,7 @@
           <w:b w:val="0"/>
           <w:sz w:val="24"/>
         </w:rPr>
-        <w:t>例如溶酶体抑制剂实验、受体敲除实验以及CRISPR筛选，都是用来证明降解确实走了溶酶体途径，而不是其他降解路径。</w:t>
+        <w:t>从靶点选择角度看，膜蛋白和分泌蛋白在疾病中的角色各不相同。有些蛋白主要起信号传导作用，如EGFR和HER2；有些则属于免疫抑制分子或致病聚集物，如PD-L1和Aβ。因此，同一个LYTAC技术平台面对不同疾病时，评价指标亦不尽相同，不宜仅以体外降解百分比作为唯一指标。</w:t>
       </w:r>
     </w:p>
     <w:p>
@@ -506,7 +536,7 @@
           <w:b w:val="0"/>
           <w:sz w:val="24"/>
         </w:rPr>
-        <w:t>这些实验设计本身也体现了生物医学基础在药物研发中的重要性。</w:t>
+        <w:t>Mamun等在综述中指出（文献：《Targeted degradation of extracellular proteins: state of the art and diversity of degrader designs》[16]），胞外靶向蛋白降解的核心逻辑是把靶蛋白送入溶酶体，而不是像PROTAC那样依赖泛素-蛋白酶体系统。Zhao等在靶向蛋白降解综述中亦提到，溶酶体途径是拓展降解靶点范围的重要方向之一（文献：《Targeted protein degradation: mechanisms, strategies and application》[18]）。</w:t>
       </w:r>
     </w:p>
     <w:p>
@@ -521,7 +551,7 @@
           <w:b w:val="0"/>
           <w:sz w:val="24"/>
         </w:rPr>
-        <w:t>从靶点选择角度看，膜蛋白和分泌蛋白在疾病中的角色各不相同。有些蛋白主要起信号传导作用，如EGFR和HER2，降解后可能同时削弱增殖和耐药相关通路。有些蛋白则属于免疫抑制分子或致病聚集物，PD-L1和Aβ等，其清除目标更侧重于恢复免疫平衡或减轻病理负担。</w:t>
+        <w:t>在结合模块方面，Wu等和Li等分别报道了适体连接的Apt-LYTAC和共价适体LYTAC（文献：《Aptamer-LYTACs for targeted degradation of extracellular and membrane proteins》[6]；《Covalent LYTAC enabled by DNA aptamers for immune checkpoint degradation therapy》[4]），证明核酸适体可替代抗体作为靶蛋白识别模块，且合成与筛选相对方便。</w:t>
       </w:r>
     </w:p>
     <w:p>
@@ -536,7 +566,7 @@
           <w:b w:val="0"/>
           <w:sz w:val="24"/>
         </w:rPr>
-        <w:t>因此，同一个LYTAC技术平台面对不同疾病时，评价指标也不会完全一样，不宜仅以体外降解百分比作为评价其开发价值的唯一指标。</w:t>
+        <w:t>Huang等和Pance等则从不同角度发展了基因编码的蛋白降解平台（文献：《Designed endocytosis-inducing proteins degrade targets and amplify signals》[12]；《Modular cytokine receptor-targeting chimeras for targeted degradation of cell surface and extracellular proteins》[3]），为绕开复杂化学偶联提供了可行路径。</w:t>
       </w:r>
     </w:p>
     <w:p>
@@ -551,7 +581,7 @@
           <w:b w:val="0"/>
           <w:sz w:val="24"/>
         </w:rPr>
-        <w:t>Wells和Kumru（2024）在综述中指出，胞外靶向蛋白降解的核心逻辑是把靶蛋白送入溶酶体，而不是像PROTAC那样依赖泛素-蛋白酶体系统。他们按分子类型把现有策略分为偶联物、双特异性抗体和小分子等几类，并强调组织分布、内吞效率和受体占用是影响成药性的关键参数。Zhao等（2022）在Signal Transduction and Targeted Therapy发表的靶向蛋白降解综述中，也提到溶酶体途径是拓展降解靶点范围的重要方向之一，这为理解LYTAC在整个TPD领域中的位置提供了更宏观的背景。</w:t>
+        <w:t>Banik等的研究揭示了CI-M6PR的生理学背景（文献：《Lysosome-targeting chimaeras for degradation of extracellular proteins》[1]）：该受体负责介导带有M6P修饰的溶酶体酶进入细胞，LYTAC正是利用了这一受体介导的货物分拣通路。</w:t>
       </w:r>
     </w:p>
     <w:p>
@@ -566,7 +596,7 @@
           <w:b w:val="0"/>
           <w:sz w:val="24"/>
         </w:rPr>
-        <w:t>在结合模块方面，Miao等（2021）较早报道了双特异性适体嵌合体，用一条适体结合CI-M6PR、另一条结合膜蛋白MET或PTK7，实现了膜蛋白向溶酶体的转运和降解。该研究证明适体可同时承担LYTAC中靶蛋白结合与受体识别双重功能，而且适体分子量小、合成相对方便，为后续Wu等和Li等的适体LYTAC研究打下了基础。</w:t>
+        <w:t>Ahn等在GalNAc-LYTAC研究中发现，在抗体Fc区进行定点偶联可改善体内药代动力学表现（文献：《LYTACs that engage the asialoglycoprotein receptor for targeted protein degradation》[2]），说明连接位点和分子构象对体内行为具有重要影响。</w:t>
       </w:r>
     </w:p>
     <w:p>
@@ -581,7 +611,7 @@
           <w:b w:val="0"/>
           <w:sz w:val="24"/>
         </w:rPr>
-        <w:t>从受体选择看，Chen等（2023）归纳的LTR类型已经覆盖肝特异性、肿瘤相关和广谱表达等不同需求。CI-M6PR和ASGPR分别代表“作用面广”和“肝定向”两类典型设计，而整合素、叶酸受体等则在肿瘤选择性降解中显示出潜力。Zhou等（2024）在ChemMedChem和Nature Communications上的工作进一步说明，通过选择肿瘤组织高表达的受体，有可能把降解限制在病灶相关细胞中，这对减少正常组织脱靶降解具有重要意义。</w:t>
+        <w:t>Zhao等在靶向蛋白降解综述中系统比较了蛋白酶体途径与溶酶体途径降解策略的适用范围，指出LYTAC、AbTAC及适体嵌合体等属于溶酶体依赖的胞外降解技术（文献：《Targeted protein degradation: mechanisms, strategies and application》[18]）。</w:t>
       </w:r>
     </w:p>
     <w:p>
@@ -596,7 +626,7 @@
           <w:b w:val="0"/>
           <w:sz w:val="24"/>
         </w:rPr>
-        <w:t>Banik等（2020）的研究揭示了CI-M6PR的生理学背景。该受体负责介导带有M6P修饰的溶酶体酶进入细胞，LYTAC正是利用了这一受体介导的货物分拣通路。因此，内源性M6P糖蛋白会和外源LYTAC竞争受体结合位点，这一点在Ahn等（2023）的研究中得到了直接验证。</w:t>
+        <w:t>从制备策略看，化学合成的多价M6P聚糖配体合成步骤繁琐，且批次间均一性难以保证；Kim等利用糖工程酵母发酵制备gyM6pG聚糖，再以无铜点击化学与纳米抗体偶联，为LYTAC的规模化生产提供了新思路（文献：《Lysosome-Targeting Chimera Using Mannose-6-Phosphate Glycans Derived from Glyco-Engineered Yeast》[14]）。</w:t>
       </w:r>
     </w:p>
     <w:p>
@@ -611,7 +641,202 @@
           <w:b w:val="0"/>
           <w:sz w:val="24"/>
         </w:rPr>
-        <w:t>连接子设计方面，不同研究也给出了值得参考的经验。Ahn等（2021）发现，在抗体Fc区进行定点偶联可以改善GalNAc-LYTAC的体内行为；Hamada等（2023）则通过调整适体之间的连接长度来优化HER2降解效率。这些细节说明，LYTAC开发往往需要在靶点结合、受体识别和分子构象之间反复调试，难以建立适用于所有靶点的通用连接子设计原则。</w:t>
+        <w:t>Zhang等报道的iLYTAC采用IGF2与靶蛋白结合域的基因融合表达策略，可在数天内通过标准克隆和细菌表达获得目标蛋白，并实现对EGFR、PD-L1、CD20等靶点的高效降解（文献：《Insulin-like Growth Factor 2 (IGF2)-Fused Lysosomal Targeting Chimeras for Degradation of Extracellular and Membrane Proteins》[13]）。</w:t>
+      </w:r>
+    </w:p>
+    <w:p>
+      <w:pPr>
+        <w:spacing w:line="360" w:lineRule="auto" w:after="120"/>
+        <w:ind w:firstLine="420"/>
+        <w:jc w:val="both"/>
+      </w:pPr>
+      <w:r>
+        <w:rPr>
+          <w:rFonts w:ascii="Times New Roman" w:hAnsi="Times New Roman" w:eastAsia="仿宋"/>
+          <w:b w:val="0"/>
+          <w:sz w:val="24"/>
+        </w:rPr>
+        <w:t>Huang等设计的EndoTag通过计算蛋白质设计获得，可与IGF2R、ASGPR、转铁蛋白受体等多种LTR结合，融合靶蛋白结合蛋白后形成pLYTAC，在模块化、遗传可编码性及组织靶向性方面展现出优势（文献：《Designed endocytosis-inducing proteins degrade targets and amplify signals》[12]）。</w:t>
+      </w:r>
+    </w:p>
+    <w:p>
+      <w:pPr>
+        <w:spacing w:line="360" w:lineRule="auto" w:after="120"/>
+        <w:ind w:firstLine="420"/>
+        <w:jc w:val="both"/>
+      </w:pPr>
+      <w:r>
+        <w:rPr>
+          <w:rFonts w:ascii="Times New Roman" w:hAnsi="Times New Roman" w:eastAsia="仿宋"/>
+          <w:b w:val="0"/>
+          <w:sz w:val="24"/>
+        </w:rPr>
+        <w:t>Fang等的SignalTAC将CI-M6PR来源的10个氨基酸酪氨酸基内吞信号肽P3与靶蛋白结合模块融合，在不依赖外源LTR配体的情况下即可诱导靶蛋白内吞和溶酶体降解，且抗肿瘤活性优于亲本抗体（文献：《Lysosome-targeting chimeras containing an endocytic signaling motif trigger endocytosis and lysosomal degradation of cell-surface proteins》[15]）。</w:t>
+      </w:r>
+    </w:p>
+    <w:p>
+      <w:pPr>
+        <w:spacing w:line="360" w:lineRule="auto" w:after="120"/>
+        <w:ind w:firstLine="420"/>
+        <w:jc w:val="both"/>
+      </w:pPr>
+      <w:r>
+        <w:rPr>
+          <w:rFonts w:ascii="Times New Roman" w:hAnsi="Times New Roman" w:eastAsia="仿宋"/>
+          <w:b w:val="0"/>
+          <w:sz w:val="24"/>
+        </w:rPr>
+        <w:t>Ahn等在GalNAc-LYTAC研究中除EGFR外，还以肽段为结合剂实现了整合素降解，并抑制了癌细胞增殖，说明较小的结合模块亦可有效介导溶酶体降解（文献：《LYTACs that engage the asialoglycoprotein receptor for targeted protein degradation》[2]）。</w:t>
+      </w:r>
+    </w:p>
+    <w:p>
+      <w:pPr>
+        <w:spacing w:line="360" w:lineRule="auto" w:after="120"/>
+        <w:ind w:firstLine="420"/>
+        <w:jc w:val="both"/>
+      </w:pPr>
+      <w:r>
+        <w:rPr>
+          <w:rFonts w:ascii="Times New Roman" w:hAnsi="Times New Roman" w:eastAsia="仿宋"/>
+          <w:b w:val="0"/>
+          <w:sz w:val="24"/>
+        </w:rPr>
+        <w:t>Wu等的Apt-LYTAC研究采用了类似的肝靶向策略，但用适体替代抗体作为靶蛋白结合模块，在简化分子构建的同时实现了PDGF和PTK7的降解（文献：《Aptamer-LYTACs for targeted degradation of extracellular and membrane proteins》[6]）。</w:t>
+      </w:r>
+    </w:p>
+    <w:p>
+      <w:pPr>
+        <w:spacing w:line="360" w:lineRule="auto" w:after="120"/>
+        <w:ind w:firstLine="420"/>
+        <w:jc w:val="both"/>
+      </w:pPr>
+      <w:r>
+        <w:rPr>
+          <w:rFonts w:ascii="Times New Roman" w:hAnsi="Times New Roman" w:eastAsia="仿宋"/>
+          <w:b w:val="0"/>
+          <w:sz w:val="24"/>
+        </w:rPr>
+        <w:t>上述研究表明，LYTAC分子设计正在从单一的聚糖-抗体偶联模式，向小分子、适体、融合蛋白、内吞信号肽及病灶激活前体等多元化方向发展。</w:t>
+      </w:r>
+    </w:p>
+    <w:p>
+      <w:pPr>
+        <w:spacing w:line="360" w:lineRule="auto" w:after="120"/>
+        <w:ind w:firstLine="420"/>
+        <w:jc w:val="both"/>
+      </w:pPr>
+      <w:r>
+        <w:rPr>
+          <w:rFonts w:ascii="Times New Roman" w:hAnsi="Times New Roman" w:eastAsia="仿宋"/>
+          <w:b w:val="0"/>
+          <w:sz w:val="24"/>
+        </w:rPr>
+        <w:t>在内吞与分选机制方面，Banik等通过CRISPR干扰筛选发现，exocyst复合体参与CI-M6PR在细胞膜的呈现，提示LYTAC-受体复合物的胞内转运受多种细胞机器调控（文献：《Lysosome-targeting chimaeras for degradation of extracellular proteins》[1]）。Chen等在综述中进一步指出，整合素、清道夫受体及细胞因子受体等亦可作为组织选择性降解的效应器，拓展了LTR的选择范围（文献：《Targeted degradation of extracellular secreted and membrane proteins》[8]）。</w:t>
+      </w:r>
+    </w:p>
+    <w:p>
+      <w:pPr>
+        <w:spacing w:line="360" w:lineRule="auto" w:after="120"/>
+        <w:ind w:firstLine="420"/>
+        <w:jc w:val="both"/>
+      </w:pPr>
+      <w:r>
+        <w:rPr>
+          <w:rFonts w:ascii="Times New Roman" w:hAnsi="Times New Roman" w:eastAsia="仿宋"/>
+          <w:b w:val="0"/>
+          <w:sz w:val="24"/>
+        </w:rPr>
+        <w:t>Caianiello等开发的MoDE-A属于双功能小分子降解剂，一端结合ASGPR，另一端结合靶蛋白，在肝细胞中实现了整合素等靶点的溶酶体降解（文献：《Bifunctional small molecules that mediate the degradation of extracellular proteins》[9]）。与抗体-聚糖偶联物相比，小分子降解剂分子量更低、结构表征更简单，但靶点结合亲和力及体内稳定性仍需优化。</w:t>
+      </w:r>
+    </w:p>
+    <w:p>
+      <w:pPr>
+        <w:spacing w:line="360" w:lineRule="auto" w:after="120"/>
+        <w:ind w:firstLine="420"/>
+        <w:jc w:val="both"/>
+      </w:pPr>
+      <w:r>
+        <w:rPr>
+          <w:rFonts w:ascii="Times New Roman" w:hAnsi="Times New Roman" w:eastAsia="仿宋"/>
+          <w:b w:val="0"/>
+          <w:sz w:val="24"/>
+        </w:rPr>
+        <w:t>从事件驱动药理角度看，LYTAC不要求结合剂具备酶抑制活性，这一特点使其能够靶向传统抑制剂难以作用的蛋白界面。Li等在综述中将其与抗体阻断策略进行了比较，认为直接降解靶蛋白有望更彻底地消除其信号传导和蛋白相互作用功能（文献：《Targeted degradation of membrane and extracellular proteins with LYTACs》[7]）。</w:t>
+      </w:r>
+    </w:p>
+    <w:p>
+      <w:pPr>
+        <w:spacing w:line="360" w:lineRule="auto" w:after="120"/>
+        <w:ind w:firstLine="420"/>
+        <w:jc w:val="both"/>
+      </w:pPr>
+      <w:r>
+        <w:rPr>
+          <w:rFonts w:ascii="Times New Roman" w:hAnsi="Times New Roman" w:eastAsia="仿宋"/>
+          <w:b w:val="0"/>
+          <w:sz w:val="24"/>
+        </w:rPr>
+        <w:t>然而，降解效率还受到靶蛋白合成与更新速率的影响。对于更新较快的膜蛋白，即使实现了高效的溶酶体清除，细胞仍可能通过持续合成维持一定水平的蛋白表达，从而削弱降解剂的长期药效。</w:t>
+      </w:r>
+    </w:p>
+    <w:p>
+      <w:pPr>
+        <w:spacing w:line="360" w:lineRule="auto" w:after="120"/>
+        <w:ind w:firstLine="420"/>
+        <w:jc w:val="both"/>
+      </w:pPr>
+      <w:r>
+        <w:rPr>
+          <w:rFonts w:ascii="Times New Roman" w:hAnsi="Times New Roman" w:eastAsia="仿宋"/>
+          <w:b w:val="0"/>
+          <w:sz w:val="24"/>
+        </w:rPr>
+        <w:t>因此，在评价LYTAC疗效时，除监测蛋白水平变化外，还应关注下游信号通路抑制程度及细胞功能表型改变。</w:t>
+      </w:r>
+    </w:p>
+    <w:p>
+      <w:pPr>
+        <w:spacing w:line="360" w:lineRule="auto" w:after="120"/>
+        <w:ind w:firstLine="420"/>
+        <w:jc w:val="both"/>
+      </w:pPr>
+      <w:r>
+        <w:rPr>
+          <w:rFonts w:ascii="Times New Roman" w:hAnsi="Times New Roman" w:eastAsia="仿宋"/>
+          <w:b w:val="0"/>
+          <w:sz w:val="24"/>
+        </w:rPr>
+        <w:t>Zhong等的综述指出，TPD药物研发需兼顾靶点可降解性、分子理化性质及联合治疗策略等因素，这些原则对LYTAC同样适用（文献：《Targeted protein degradation: advances in drug discovery and clinical practice》[17]）。</w:t>
+      </w:r>
+    </w:p>
+    <w:p>
+      <w:pPr>
+        <w:spacing w:line="360" w:lineRule="auto" w:after="120"/>
+        <w:ind w:firstLine="420"/>
+        <w:jc w:val="both"/>
+      </w:pPr>
+      <w:r>
+        <w:rPr>
+          <w:rFonts w:ascii="Times New Roman" w:hAnsi="Times New Roman" w:eastAsia="仿宋"/>
+          <w:b w:val="0"/>
+          <w:sz w:val="24"/>
+        </w:rPr>
+        <w:t>Bekes等回顾PROTAC时提到，随着更多E3连接酶和靶点类型被纳入降解设计，该领域正从肿瘤适应症向更广泛的疾病领域扩展（文献：《PROTAC targeted protein degraders: the past is prologue》[10]）。LYTAC由于可作用于分泌蛋白和膜蛋白，在自身免疫病、代谢病及神经退行性疾病中均具有潜在应用空间，但相关研究尚处于早期阶段。</w:t>
+      </w:r>
+    </w:p>
+    <w:p>
+      <w:pPr>
+        <w:spacing w:line="360" w:lineRule="auto" w:after="120"/>
+        <w:ind w:firstLine="420"/>
+        <w:jc w:val="both"/>
+      </w:pPr>
+      <w:r>
+        <w:rPr>
+          <w:rFonts w:ascii="Times New Roman" w:hAnsi="Times New Roman" w:eastAsia="仿宋"/>
+          <w:b w:val="0"/>
+          <w:sz w:val="24"/>
+        </w:rPr>
+        <w:t>Lin等的综述对LYTAC的作用机制进行了图示化归纳：LYTAC同时结合POI和LTR后形成三元复合物，经网格蛋白介导的内吞进入内体，再经分选进入溶酶体完成蛋白水解，而LTR则可经回收途径返回细胞膜（文献：《Emerging protein degradation strategies: expanding the scope to extracellular and membrane proteins》[11]）。理解这一循环过程，有助于解释为何同一LYTAC在不同细胞系中可能呈现显著不同的降解效率。</w:t>
       </w:r>
     </w:p>
     <w:p>
@@ -640,7 +865,7 @@
           <w:b w:val="0"/>
           <w:sz w:val="21"/>
         </w:rPr>
-        <w:t>图1  LYTAC介导的胞外及膜蛋白溶酶体降解机制示意图。（引自：Banik S M, Pedram K, Wisnovsky S, et al. Nature, 2020, 584(7820): 291-297.）</w:t>
+        <w:t>图1  LYTAC介导的胞外及膜蛋白溶酶体降解机制示意图。（引自：Banik S M, et al. Lysosome-targeting chimaeras for degradation of extracellular proteins. Nature, 2020. [1]）</w:t>
       </w:r>
     </w:p>
     <w:p>
@@ -670,7 +895,7 @@
           <w:b w:val="0"/>
           <w:sz w:val="24"/>
         </w:rPr>
-        <w:t>2020年，Banik等在Nature（584卷7820期, 291-297页）发表了LYTAC领域的开创性工作，论文题目为Lysosome-targeting chimaeras for degradation of extracellular proteins。Li等（2025）在Acta Pharmacologica Sinica的综述中，把这项工作称为LYTAC技术发展的起点。作者将靶向模块与CI-M6PR配体通过连接子连接，构建了首批LYTAC分子。他们还利用CRISPR筛选研究了LYTAC的内吞通路，发现exocyst复合体参与CI-M6PR的膜面呈现，表明该研究不仅涉及分子构建，也在补充受体介导内吞的基础认识。实验中，LYTAC成功降解了ApoE4、EGFR、CD71和PD-L1等蛋白。以EGFR为例，处理后受体水平在数小时内明显下降，溶酶体抑制剂可以阻断这一效应，说明溶酶体途径是主要降解路径。PD-L1被降解后，肿瘤细胞的免疫逃逸能力也有所减弱。作者还测试了ApoE4的降解，说明LYTAC并不只面向肿瘤靶点，在神经退行性疾病相关蛋白上也有探索价值（图2）。</w:t>
+        <w:t>2020年，Banik等在Nature发表了LYTAC领域的开创性工作（文献：《Lysosome-targeting chimaeras for degradation of extracellular proteins》[1]）。作者将靶向模块与CI-M6PR配体通过连接子连接，构建了首批LYTAC分子。他们还利用CRISPR筛选研究了LYTAC的内吞通路，发现exocyst复合体参与CI-M6PR的膜面呈现，表明该研究不仅涉及分子构建，也在补充受体介导内吞的基础认识。实验中，LYTAC成功降解了ApoE4、EGFR、CD71和PD-L1等蛋白。以EGFR为例，处理后受体水平在数小时内明显下降，溶酶体抑制剂可以阻断这一效应，说明溶酶体途径是主要降解路径。PD-L1被降解后，肿瘤细胞的免疫逃逸能力也有所减弱（图2）。</w:t>
       </w:r>
     </w:p>
     <w:p>
@@ -685,7 +910,7 @@
           <w:b w:val="0"/>
           <w:sz w:val="24"/>
         </w:rPr>
-        <w:t>该研究不仅验证了靶蛋白的可降解性，还系统阐明了内吞通路及溶酶体依赖性。这表明LYTAC研究自创立之初便将细胞生物学机制与药物化学设计紧密结合。</w:t>
+        <w:t>第一代LYTAC主要依赖CI-M6PR，而该受体在多种组织中都有表达，组织选择性不够理想。2021年，Ahn等在Nature Chemical Biology报道了结合ASGPR的GalNAc-LYTAC（文献：《LYTACs that engage the asialoglycoprotein receptor for targeted protein degradation》[2]）。研究者将靶蛋白结合剂与tri-GalNAc配体连接，在肝细胞中实现了EGFR降解。结果显示，与单纯使用抑制性抗体相比，GalNAc-LYTAC对EGFR下游信号的抑制更持久。作者还把较小的肽段结合剂与tri-GalNAc连接，实现了整合素降解并抑制癌细胞增殖。此外，他们在抗体Fc区进行定点偶联，改善了GalNAc-LYTAC在体内的药代动力学表现（图3）。</w:t>
       </w:r>
     </w:p>
     <w:p>
@@ -700,7 +925,7 @@
           <w:b w:val="0"/>
           <w:sz w:val="24"/>
         </w:rPr>
-        <w:t>第一代LYTAC主要依赖CI-M6PR，而该受体在多种组织中都有表达，组织选择性不够理想。2021年，Ahn等在Nature Chemical Biology（17卷937-946页）报道了结合ASGPR的GalNAc-LYTAC。ASGPR主要在肝细胞表达，此前也已被用于肝靶向核酸递送。研究者将靶蛋白结合剂与tri-GalNAc配体连接，在肝细胞中实现了EGFR降解。结果显示，与单纯使用抑制性抗体相比，GalNAc-LYTAC对EGFR下游信号的抑制更持久。作者还把较小的肽段结合剂与tri-GalNAc连接，实现了整合素降解并抑制癌细胞增殖。此外，他们在抗体Fc区进行定点偶联，改善了GalNAc-LYTAC在体内的药代动力学表现（图3）。Li等（2025）把这类工作归纳为第二代组织特异性LYTAC，认为肝靶向设计对减少脱靶效应有一定帮助。</w:t>
+        <w:t>Li等把这类工作归纳为第二代组织特异性LYTAC（文献：《Targeted degradation of membrane and extracellular proteins with LYTACs》[7]），认为肝靶向设计对减少脱靶效应具有一定帮助。</w:t>
       </w:r>
     </w:p>
     <w:p>
@@ -715,7 +940,7 @@
           <w:b w:val="0"/>
           <w:sz w:val="24"/>
         </w:rPr>
-        <w:t>该研究将组织特异性降解从概念层面落实为可操作的分子设计，即通过更换受体配体以限制降解发生的组织部位。</w:t>
+        <w:t>化学合成LYTAC在制备和均一性方面有一定难度，因此也有研究尝试用基因编码的蛋白分子来实现类似功能。</w:t>
       </w:r>
     </w:p>
     <w:p>
@@ -730,7 +955,7 @@
           <w:b w:val="0"/>
           <w:sz w:val="24"/>
         </w:rPr>
-        <w:t>随着研究深入，研究发现同一种LYTAC在不同细胞中的降解效率可能差别很大。2023年，Ahn等在Science（382卷, eadf6249）发表了一项全基因组CRISPR筛选研究，系统寻找影响LYTAC降解效率的基因。研究发现，retromer复合体可以把LYTAC-CI-M6PR复合物从内体回收至细胞膜，相当于削弱了降解过程。敲除相关基因后，EGFR降解效率明显提高，有些条件下可达到90%以上。另一个重要发现是CUL3的neddylation修饰。作者比较了11种细胞系，发现neddylated CUL3水平较高的细胞，EGFR降解效果更好。研究还指出，细胞内源性M6P修饰蛋白会占用CI-M6PR受体，从而和LYTAC竞争结合位点。如果抑制M6P生物合成，游离受体增多，LYTAC效率也会提高（图4）。该研究的重要贡献在于建立了药物降解效率与基础细胞生物学之间的直接关联。即便分子设计合理，不同细胞类型的生物学差异仍可导致降解效率的显著差别。</w:t>
+        <w:t>2023年，Pance等在Nature Biotechnology提出了KineTAC平台（文献：《Modular cytokine receptor-targeting chimeras for targeted degradation of cell surface and extracellular proteins》[3]）。KineTAC是一种双特异性抗体，一条臂结合细胞因子受体，另一条臂结合靶蛋白。研究者针对PD-L1、HER2、PD-1、EGFR、CDCP1和TROP2等靶点构建了KineTAC，最大降解效率大约在51%到93%之间。与化学LYTAC相比，KineTAC可通过哺乳动物细胞表达生产，更换靶蛋白结合臂也相对方便（图4）。</w:t>
       </w:r>
     </w:p>
     <w:p>
@@ -745,7 +970,7 @@
           <w:b w:val="0"/>
           <w:sz w:val="24"/>
         </w:rPr>
-        <w:t>化学合成LYTAC在制备和均一性方面有一定难度，因此也有研究尝试用基因编码的蛋白分子来实现类似功能。2023年，Pance等在Nature Biotechnology（41卷273-281页）提出了KineTAC平台。KineTAC是一种双特异性抗体，一条臂结合细胞因子受体，另一条臂结合靶蛋白。例如CXCL12可以结合CXCR7并触发受体内吞，研究者利用这一天然过程促进靶蛋白进入溶酶体。他们针对PD-L1、HER2、PD-1、EGFR、CDCP1和TROP2等靶点构建了KineTAC，最大降解效率大约在51%到93%之间。与化学LYTAC相比，KineTAC可以通过哺乳动物细胞表达生产，更换靶蛋白结合臂也相对方便，不需要复杂的聚糖-蛋白化学偶联（图5）。Chen等（2023）把KineTAC与化学合成的LYTAC并列讨论，认为这类蛋白平台在制备和替换靶点结合臂方面可能更方便。</w:t>
+        <w:t>Chen等把KineTAC与化学合成的LYTAC并列讨论（文献：《Targeted degradation of extracellular secreted and membrane proteins》[8]），认为这类蛋白平台在制备和替换靶点结合臂方面可能更方便。</w:t>
       </w:r>
     </w:p>
     <w:p>
@@ -760,7 +985,7 @@
           <w:b w:val="0"/>
           <w:sz w:val="24"/>
         </w:rPr>
-        <w:t>Wu等（2023）在Angewandte Chemie International Edition报道了Apt-LYTAC，把适体与tri-GalNAc连接，实现了肝细胞中对PDGF和PTK7等靶点的降解。Li等（2023）在Journal of the American Chemical Society报道了基于DNA适体的共价LYTAC，可在体内降解PD-L1，并观察到比传统免疫检查点抗体更强的抗肿瘤免疫反应。</w:t>
+        <w:t>Wu等在Angewandte Chemie International Edition报道了Apt-LYTAC（文献：《Aptamer-LYTACs for targeted degradation of extracellular and membrane proteins》[6]），把适体与tri-GalNAc连接，实现了肝细胞中对PDGF和PTK7等靶点的降解。</w:t>
       </w:r>
     </w:p>
     <w:p>
@@ -775,7 +1000,7 @@
           <w:b w:val="0"/>
           <w:sz w:val="24"/>
         </w:rPr>
-        <w:t>Li等（2025）在综述中也介绍了这类适体LYTAC，认为其合成步骤相对简单，适合快速筛选不同靶点结合序列。</w:t>
+        <w:t>Li等在Journal of the American Chemical Society报道了基于DNA适体的共价LYTAC（文献：《Covalent LYTAC enabled by DNA aptamers for immune checkpoint degradation therapy》[4]），可在体内降解PD-L1，并观察到比传统免疫检查点抗体更强的抗肿瘤免疫反应。</w:t>
       </w:r>
     </w:p>
     <w:p>
@@ -790,7 +1015,7 @@
           <w:b w:val="0"/>
           <w:sz w:val="24"/>
         </w:rPr>
-        <w:t>这些研究共同说明，LYTAC已经从最初的概念验证，逐步发展到组织靶向、机制解析、适体平台和蛋白工程平台等多个方向。</w:t>
+        <w:t>Zhang等报道的iLYTAC通过IGF2融合蛋白实现溶酶体靶向（文献：《Insulin-like Growth Factor 2 (IGF2)-Fused Lysosomal Targeting Chimeras for Degradation of Extracellular and Membrane Proteins》[13]），并在异种移植瘤模型中验证了抗肿瘤活性。</w:t>
       </w:r>
     </w:p>
     <w:p>
@@ -805,7 +1030,7 @@
           <w:b w:val="0"/>
           <w:sz w:val="24"/>
         </w:rPr>
-        <w:t>综合上述研究可见，该领域的发展并非单一线性推进，而是同时在分子类型、受体选择和细胞机制三个层面不断扩展。</w:t>
+        <w:t>Huang等设计的EndoTag融合蛋白（pLYTAC）（文献：《Designed endocytosis-inducing proteins degrade targets and amplify signals》[12]），在小鼠肿瘤模型中显示出优于单纯抗体的PD-L1靶向降解效果。</w:t>
       </w:r>
     </w:p>
     <w:p>
@@ -820,7 +1045,7 @@
           <w:b w:val="0"/>
           <w:sz w:val="24"/>
         </w:rPr>
-        <w:t>Banik等的Nature论文的重要意义不仅在于提出了LYTAC这一概念，更在于首次较完整地证明该溶酶体降解路线可推广至多个疾病相关靶点。Ahn等（2021）的工作实现了组织特异性降解，而2023年Science论文则进一步阐明了不同细胞间降解效率差异的生物学基础。</w:t>
+        <w:t>这些研究共同说明，LYTAC已经从最初的概念验证，逐步发展到组织靶向、适体平台、蛋白工程平台及聚糖制备工艺优化等多个方向。</w:t>
       </w:r>
     </w:p>
     <w:p>
@@ -835,7 +1060,7 @@
           <w:b w:val="0"/>
           <w:sz w:val="24"/>
         </w:rPr>
-        <w:t>Pance等的KineTAC则提供了另一条实现路径，说明胞外蛋白降解并不必然依赖化学合成的聚糖-蛋白偶联物。</w:t>
+        <w:t>综合上述研究可见，该领域的发展并非单一线性推进，而是同时在分子类型、受体选择和制备策略三个层面不断扩展。</w:t>
       </w:r>
     </w:p>
     <w:p>
@@ -850,7 +1075,7 @@
           <w:b w:val="0"/>
           <w:sz w:val="24"/>
         </w:rPr>
-        <w:t>Wu等和Li等的适体研究表明结合模块可进一步小型化、更灵活。</w:t>
+        <w:t>Banik等的Nature论文的重要意义不仅在于提出了LYTAC这一概念，更在于首次较完整地证明该溶酶体降解路线可推广至多个疾病相关靶点（文献：《Lysosome-targeting chimaeras for degradation of extracellular proteins》[1]）。</w:t>
       </w:r>
     </w:p>
     <w:p>
@@ -865,7 +1090,7 @@
           <w:b w:val="0"/>
           <w:sz w:val="24"/>
         </w:rPr>
-        <w:t>综合上述研究可见，LYTAC已从单一的偶联分子概念，拓展为一类借助溶酶体途径清除胞外蛋白的降解策略，其实现形式呈现多样化特征。上述代表性论文系统覆盖了LYTAC从概念提出、机制优化到平台拓展的主要发展阶段，且均发表于高水平学术期刊。</w:t>
+        <w:t>Ahn等的工作实现了组织特异性降解（文献：《LYTACs that engage the asialoglycoprotein receptor for targeted protein degradation》[2]），Pance等的KineTAC则提供了另一条实现路径（文献：《Modular cytokine receptor-targeting chimeras for targeted degradation of cell surface and extracellular proteins》[3]），说明胞外蛋白降解并不必然依赖化学合成的聚糖-蛋白偶联物。</w:t>
       </w:r>
     </w:p>
     <w:p>
@@ -880,7 +1105,7 @@
           <w:b w:val="0"/>
           <w:sz w:val="24"/>
         </w:rPr>
-        <w:t>进一步比较这几类平台，化学合成的聚糖-蛋白LYTAC在结构修饰上较灵活，可以精细调整配体价态和连接子，但制备难度也更高。KineTAC依托抗体工程，在更换靶点结合臂时相对方便，适用于需快速筛选多个靶点的研究场景。适体LYTAC则分子量较小，合成和修饰步骤相对简单，在体外筛选不同结合序列时有一定优势。不过不同平台也各有局限，化学LYTAC的均一性和放大生产仍是难点，KineTAC需要解决蛋白药物的免疫原性和稳定性问题，适体则要考虑体内核酸酶降解和靶向特异性。</w:t>
+        <w:t>Wu等和Li等的适体研究表明结合模块可进一步小型化、更灵活（文献：《Aptamer-LYTACs for targeted degradation of extracellular and membrane proteins》[6]；《Covalent LYTAC enabled by DNA aptamers for immune checkpoint degradation therapy》[4]）。</w:t>
       </w:r>
     </w:p>
     <w:p>
@@ -895,7 +1120,7 @@
           <w:b w:val="0"/>
           <w:sz w:val="24"/>
         </w:rPr>
-        <w:t>Banik等最初的Nature论文除了验证多个靶点，还通过CRISPR筛选找到了exocyst复合体参与CI-M6PR膜面呈现的证据，表明早期研究已关注LYTAC-受体复合物的细胞内转运途径。</w:t>
+        <w:t>进一步比较这几类平台，化学合成的聚糖-蛋白LYTAC在结构修饰上较灵活，可以精细调整配体价态和连接子，但制备难度也更高。Kim等利用酵母来源M6P聚糖的策略（文献：《Lysosome-Targeting Chimera Using Mannose-6-Phosphate Glycans Derived from Glyco-Engineered Yeast》[14]），在一定程度上缓解了合成聚糖配体的复杂性。</w:t>
       </w:r>
     </w:p>
     <w:p>
@@ -910,7 +1135,7 @@
           <w:b w:val="0"/>
           <w:sz w:val="24"/>
         </w:rPr>
-        <w:t>Ahn等2023年的Science论文则把这一问题推进到了全基因组层面，不仅鉴定了retromer介导的回收等抑制性因素，还发现了CUL3 neddylation和M6P竞争等促进性因素。这种从表型到机制的递进研究模式，体现了该领域对降解效率决定因素的深入探索。</w:t>
+        <w:t>KineTAC和iLYTAC依托蛋白工程，在更换靶点结合臂时相对方便；适体LYTAC则分子量较小，在体外筛选不同结合序列时有一定优势。</w:t>
       </w:r>
     </w:p>
     <w:p>
@@ -925,7 +1150,7 @@
           <w:b w:val="0"/>
           <w:sz w:val="24"/>
         </w:rPr>
-        <w:t>Pance等的KineTAC研究在靶点覆盖面上较广，从免疫检查点分子到生长因子受体都有测试，说明溶酶体降解路线并不局限于某一个疾病领域。Wu等和Li等的适体研究则把结合模块从抗体缩小到核酸适体，拓展了LYTAC可用结合模块的类型。Li等（2023）的共价适体LYTAC还在体内实验中展示了抗肿瘤免疫增强，这是少数把LYTAC和动物药效直接联系起来的工作之一。</w:t>
+        <w:t>Liu等在Chem上发表了病灶激活LYTAC前体（文献：《Biomarker-activated multifunctional lysosome-targeting chimeras mediated selective degradation of extracellular amyloid fibrils》[5]），利用阿尔茨海默病病灶区铜离子催化点击反应，在局部生成活性分子，并通过CD206受体促进Aβ聚集体进入溶酶体降解。这类研究把疾病局部病理特征和药物激活结合起来，试图降低全身给药带来的脱靶风险。</w:t>
       </w:r>
     </w:p>
     <w:p>
@@ -940,7 +1165,7 @@
           <w:b w:val="0"/>
           <w:sz w:val="24"/>
         </w:rPr>
-        <w:t>Liu等（2023）在Chem上发表的病灶激活LYTAC前体，则代表了另一条设计思路：并非单纯提高全身给药强度，而是利用疾病局部特有的化学环境来触发药物活化。这类研究与阿尔茨海默病中Aβ沉积的病理特点结合较紧，说明疾病生物学本身也可以成为药物设计的重要输入。</w:t>
+        <w:t>Fang等的SignalTAC研究（文献：《Lysosome-targeting chimeras containing an endocytic signaling motif trigger endocytosis and lysosomal degradation of cell-surface proteins》[15]），则通过融合内吞信号肽增强膜蛋白向溶酶体的转运，在抗肿瘤实验中显示出优于亲本抗体的疗效。</w:t>
       </w:r>
     </w:p>
     <w:p>
@@ -970,7 +1195,7 @@
           <w:b w:val="0"/>
           <w:sz w:val="24"/>
         </w:rPr>
-        <w:t>不同研究组的工作重点亦存在明显差异。Bertozzi团队更强调受体化学、细胞机制和分子平台的系统搭建，国内和亚洲其他实验室则在适体偶联、病灶激活和疾病模型验证方面开展了系列拓展研究。这种分工说明LYTAC已经从一个实验室的概念，逐渐变成多个团队共同参与的研究方向。</w:t>
+        <w:t>Bertozzi团队更强调受体化学、细胞机制和分子平台的系统搭建（文献：《Lysosome-targeting chimaeras for degradation of extracellular proteins》[1]；《LYTACs that engage the asialoglycoprotein receptor for targeted protein degradation》[2]），国内和亚洲其他实验室则在适体偶联、病灶激活、IGF2融合蛋白及酵母聚糖制备等方面开展了系列拓展研究（文献：《Covalent LYTAC enabled by DNA aptamers for immune checkpoint degradation therapy》[4]；《Biomarker-activated multifunctional lysosome-targeting chimeras mediated selective degradation of extracellular amyloid fibrils》[5]；《Aptamer-LYTACs for targeted degradation of extracellular and membrane proteins》[6]；《Insulin-like Growth Factor 2 (IGF2)-Fused Lysosomal Targeting Chimeras for Degradation of Extracellular and Membrane Proteins》[13]；《Lysosome-Targeting Chimera Using Mannose-6-Phosphate Glycans Derived from Glyco-Engineered Yeast》[14]）。</w:t>
       </w:r>
     </w:p>
     <w:p>
@@ -985,7 +1210,7 @@
           <w:b w:val="0"/>
           <w:sz w:val="24"/>
         </w:rPr>
-        <w:t>在适体方向，研究时间线也相对清晰。Miao等（2021）用双特异性适体嵌合体降解MET和PTK7，证明核酸适体可以替代抗体作为LYTAC的结合模块。Hamada等（2023）在Cell Reports Physical Science进一步构建了HER2靶向的适体LYTAC，用分别识别HER2和IGF2R（CI-M6PR）的两条DNA适体连接成嵌合体，在乳腺癌细胞中实现了HER2降解并抑制细胞增殖。溶酶体抑制剂和内吞阻断实验表明，这一降解过程依赖溶酶体途径，说明适体LYTAC的作用机制与Banik等提出的经典路线一致。</w:t>
+        <w:t>如果把时间线拉长来看，PROTAC的快速发展为蛋白降解药物提供了重要参照。Bekes等回顾这一历程时指出（文献：《PROTAC targeted protein degraders: the past is prologue》[10]），PROTAC在取得临床概念验证后，产业界投入明显增加。Zhong等的综述从临床数据角度进一步说明，TPD技术正在从实验室走向临床试验（文献：《Targeted protein degradation: advances in drug discovery and clinical practice》[17]）。</w:t>
       </w:r>
     </w:p>
     <w:p>
@@ -1000,7 +1225,7 @@
           <w:b w:val="0"/>
           <w:sz w:val="24"/>
         </w:rPr>
-        <w:t>Wu等（2023）的Apt-LYTAC则把适体与tri-GalNAc偶联，在保留肝靶向特性的同时简化了分子制备。Li等（2023）的共价适体LYTAC通过生物正交反应增强适体与PD-L1的结合，在复杂体内环境中提高了降解效率，并在肿瘤模型中显示出免疫激活效应。</w:t>
+        <w:t>LYTAC目前处于类似但更早期的阶段：已有高质量概念验证论文，也有多个并行平台，但尚缺少系统的临床数据。</w:t>
       </w:r>
     </w:p>
     <w:p>
@@ -1015,67 +1240,7 @@
           <w:b w:val="0"/>
           <w:sz w:val="24"/>
         </w:rPr>
-        <w:t>Li等（2025）在综述中把上述工作归纳为适体类LYTAC的重要进展，认为这类分子在快速筛选靶点和调节连接子长度方面具有独特优势。</w:t>
-      </w:r>
-    </w:p>
-    <w:p>
-      <w:pPr>
-        <w:spacing w:line="360" w:lineRule="auto" w:after="120"/>
-        <w:ind w:firstLine="420"/>
-        <w:jc w:val="both"/>
-      </w:pPr>
-      <w:r>
-        <w:rPr>
-          <w:rFonts w:ascii="Times New Roman" w:hAnsi="Times New Roman" w:eastAsia="仿宋"/>
-          <w:b w:val="0"/>
-          <w:sz w:val="24"/>
-        </w:rPr>
-        <w:t>在组织选择性方面，Tang团队的工作具有代表性。Zhou等（2024）在ChemMedChem报道了整合素靶向嵌合体（ITAC），把cRGD肽与抗体偶联，利用肿瘤高表达的整合素介导EGFR等靶点降解。实验显示，ITAC在多种癌细胞中降解膜蛋白的效率高于正常角质形成细胞，表明癌选择性降解可通过受体类型的合理选择加以实现。同年，Zhou等又在Nature Communications报道了叶酸受体靶向嵌合体（FRTAC），用叶酸配体连接抗肿瘤抗体，在叶酸受体高表达的肿瘤细胞中降解胞外和膜蛋白。动物实验表明，FRTAC在多种同系小鼠肿瘤模型中比单纯阻断抗体更能抑制肿瘤生长，而且制备上只需利用商业化的叶酸偶联试剂和抗体，制备可及性较高。</w:t>
-      </w:r>
-    </w:p>
-    <w:p>
-      <w:pPr>
-        <w:spacing w:line="360" w:lineRule="auto" w:after="120"/>
-        <w:ind w:firstLine="420"/>
-        <w:jc w:val="both"/>
-      </w:pPr>
-      <w:r>
-        <w:rPr>
-          <w:rFonts w:ascii="Times New Roman" w:hAnsi="Times New Roman" w:eastAsia="仿宋"/>
-          <w:b w:val="0"/>
-          <w:sz w:val="24"/>
-        </w:rPr>
-        <w:t>Chen等（2023）和Wells等（2024）都把ITAC、FRTAC这类策略归入组织选择性LYTAC的延伸，说明该领域正在从“能不能降解”走向“在哪个细胞里降解”。</w:t>
-      </w:r>
-    </w:p>
-    <w:p>
-      <w:pPr>
-        <w:spacing w:line="360" w:lineRule="auto" w:after="120"/>
-        <w:ind w:firstLine="420"/>
-        <w:jc w:val="both"/>
-      </w:pPr>
-      <w:r>
-        <w:rPr>
-          <w:rFonts w:ascii="Times New Roman" w:hAnsi="Times New Roman" w:eastAsia="仿宋"/>
-          <w:b w:val="0"/>
-          <w:sz w:val="24"/>
-        </w:rPr>
-        <w:t>如果把时间线拉长来看，2010年代中后期PROTAC的快速发展为蛋白降解药物提供了重要参照。Bekes等（2022）回顾这一历程时指出，PROTAC在取得临床概念验证后，产业界投入明显增加。LYTAC目前处于类似但更早期的阶段：已有高质量概念验证论文，也有多个并行平台，但还缺少系统的临床数据。</w:t>
-      </w:r>
-    </w:p>
-    <w:p>
-      <w:pPr>
-        <w:spacing w:line="360" w:lineRule="auto" w:after="120"/>
-        <w:ind w:firstLine="420"/>
-        <w:jc w:val="both"/>
-      </w:pPr>
-      <w:r>
-        <w:rPr>
-          <w:rFonts w:ascii="Times New Roman" w:hAnsi="Times New Roman" w:eastAsia="仿宋"/>
-          <w:b w:val="0"/>
-          <w:sz w:val="24"/>
-        </w:rPr>
-        <w:t>从研究方法上看，这个领域对遗传学和蛋白质组学工具的依赖越来越强。Banik等用CRISPRi筛选内吞相关基因，Ahn等用全基因组CRISPR敲除筛选调节因子，都说明LYTAC研究已不仅限于“做一个偶联分子看能不能降解”，而是在追问哪些细胞过程决定了降解效率。</w:t>
+        <w:t>Banik等用CRISPRi筛选内吞相关基因（文献：《Lysosome-targeting chimaeras for degradation of extracellular proteins》[1]），体现了LYTAC研究对细胞生物学机制的持续关注。</w:t>
       </w:r>
     </w:p>
     <w:p>
@@ -1095,6 +1260,171 @@
     </w:p>
     <w:p>
       <w:pPr>
+        <w:spacing w:line="360" w:lineRule="auto" w:after="120"/>
+        <w:ind w:firstLine="420"/>
+        <w:jc w:val="both"/>
+      </w:pPr>
+      <w:r>
+        <w:rPr>
+          <w:rFonts w:ascii="Times New Roman" w:hAnsi="Times New Roman" w:eastAsia="仿宋"/>
+          <w:b w:val="0"/>
+          <w:sz w:val="24"/>
+        </w:rPr>
+        <w:t>Lin等的综述对LYTAC与AbTAC、KineTAC等技术进行了横向比较，指出不同eTPD平台在靶点类型、制备难度和体内行为方面各有特点（文献：《Emerging protein degradation strategies: expanding the scope to extracellular and membrane proteins》[11]）。</w:t>
+      </w:r>
+    </w:p>
+    <w:p>
+      <w:pPr>
+        <w:spacing w:line="360" w:lineRule="auto" w:after="120"/>
+        <w:ind w:firstLine="420"/>
+        <w:jc w:val="both"/>
+      </w:pPr>
+      <w:r>
+        <w:rPr>
+          <w:rFonts w:ascii="Times New Roman" w:hAnsi="Times New Roman" w:eastAsia="仿宋"/>
+          <w:b w:val="0"/>
+          <w:sz w:val="24"/>
+        </w:rPr>
+        <w:t>Mamun等的综述进一步按分子类型将现有降解剂分为LYTAC、双特异性抗体、小分子降解剂及受体非依赖策略等类别，并归纳了肿瘤相关靶点的研究进展（文献：《Targeted degradation of extracellular proteins: state of the art and diversity of degrader designs》[16]）。</w:t>
+      </w:r>
+    </w:p>
+    <w:p>
+      <w:pPr>
+        <w:spacing w:line="360" w:lineRule="auto" w:after="120"/>
+        <w:ind w:firstLine="420"/>
+        <w:jc w:val="both"/>
+      </w:pPr>
+      <w:r>
+        <w:rPr>
+          <w:rFonts w:ascii="Times New Roman" w:hAnsi="Times New Roman" w:eastAsia="仿宋"/>
+          <w:b w:val="0"/>
+          <w:sz w:val="24"/>
+        </w:rPr>
+        <w:t>在适体平台方面，Wu等将识别靶蛋白的适体与tri-GalNAc连接，构建了可在肝细胞中降解PDGF和PTK7的Apt-LYTAC（文献：《Aptamer-LYTACs for targeted degradation of extracellular and membrane proteins》[6]）。Li等则通过生物正交反应增强适体与PD-L1的共价结合，在肿瘤模型中实现了免疫检查点蛋白的降解及免疫激活（文献：《Covalent LYTAC enabled by DNA aptamers for immune checkpoint degradation therapy》[4]）。</w:t>
+      </w:r>
+    </w:p>
+    <w:p>
+      <w:pPr>
+        <w:spacing w:line="360" w:lineRule="auto" w:after="120"/>
+        <w:ind w:firstLine="420"/>
+        <w:jc w:val="both"/>
+      </w:pPr>
+      <w:r>
+        <w:rPr>
+          <w:rFonts w:ascii="Times New Roman" w:hAnsi="Times New Roman" w:eastAsia="仿宋"/>
+          <w:b w:val="0"/>
+          <w:sz w:val="24"/>
+        </w:rPr>
+        <w:t>两项研究共同表明，适体模块具有分子量小、易于化学修饰和快速筛选等优势，是抗体之外值得重视的靶蛋白识别元件。</w:t>
+      </w:r>
+    </w:p>
+    <w:p>
+      <w:pPr>
+        <w:spacing w:line="360" w:lineRule="auto" w:after="120"/>
+        <w:ind w:firstLine="420"/>
+        <w:jc w:val="both"/>
+      </w:pPr>
+      <w:r>
+        <w:rPr>
+          <w:rFonts w:ascii="Times New Roman" w:hAnsi="Times New Roman" w:eastAsia="仿宋"/>
+          <w:b w:val="0"/>
+          <w:sz w:val="24"/>
+        </w:rPr>
+        <w:t>在蛋白工程平台方面，Pance等的KineTAC利用细胞因子受体介导的内吞，Huang等的EndoTag利用人工设计的内吞诱导蛋白，Zhang等的iLYTAC利用IGF2介导的CI-M6PR通路，三者均避免了复杂聚糖化学合成，但各自面临蛋白稳定性、免疫原性或受体竞争等不同挑战（文献：《Modular cytokine receptor-targeting chimeras for targeted degradation of cell surface and extracellular proteins》[3]；《Designed endocytosis-inducing proteins degrade targets and amplify signals》[12]；《Insulin-like Growth Factor 2 (IGF2)-Fused Lysosomal Targeting Chimeras for Degradation of Extracellular and Membrane Proteins》[13]）。</w:t>
+      </w:r>
+    </w:p>
+    <w:p>
+      <w:pPr>
+        <w:spacing w:line="360" w:lineRule="auto" w:after="120"/>
+        <w:ind w:firstLine="420"/>
+        <w:jc w:val="both"/>
+      </w:pPr>
+      <w:r>
+        <w:rPr>
+          <w:rFonts w:ascii="Times New Roman" w:hAnsi="Times New Roman" w:eastAsia="仿宋"/>
+          <w:b w:val="0"/>
+          <w:sz w:val="24"/>
+        </w:rPr>
+        <w:t>在神经退行性疾病方向，Liu等设计的病灶激活LYTAC前体利用阿尔茨海默病脑内Aβ沉积区高浓度铜离子触发点击反应，在局部原位生成活性降解分子，并通过CD206受体介导Aβ纤维的溶酶体清除（文献：《Biomarker-activated multifunctional lysosome-targeting chimeras mediated selective degradation of extracellular amyloid fibrils》[5]）。该策略将疾病生物标志物纳入药物设计逻辑，为降低全身给药脱靶效应提供了范例。</w:t>
+      </w:r>
+    </w:p>
+    <w:p>
+      <w:pPr>
+        <w:spacing w:line="360" w:lineRule="auto" w:after="120"/>
+        <w:ind w:firstLine="420"/>
+        <w:jc w:val="both"/>
+      </w:pPr>
+      <w:r>
+        <w:rPr>
+          <w:rFonts w:ascii="Times New Roman" w:hAnsi="Times New Roman" w:eastAsia="仿宋"/>
+          <w:b w:val="0"/>
+          <w:sz w:val="24"/>
+        </w:rPr>
+        <w:t>Zhong等的综述从PROTAC临床进展出发，指出TPD药物研发正经历从概念验证到临床转化的关键阶段，为评估LYTAC等新兴技术的成药前景提供了参照框架（文献：《Targeted protein degradation: advances in drug discovery and clinical practice》[17]）。</w:t>
+      </w:r>
+    </w:p>
+    <w:p>
+      <w:pPr>
+        <w:spacing w:line="360" w:lineRule="auto" w:after="120"/>
+        <w:ind w:firstLine="420"/>
+        <w:jc w:val="both"/>
+      </w:pPr>
+      <w:r>
+        <w:rPr>
+          <w:rFonts w:ascii="Times New Roman" w:hAnsi="Times New Roman" w:eastAsia="仿宋"/>
+          <w:b w:val="0"/>
+          <w:sz w:val="24"/>
+        </w:rPr>
+        <w:t>Kim等报道的LYTACgyM6pG在降解PD-L1后，可显著增强T细胞对肿瘤细胞的杀伤活性，其抗肿瘤效应优于单独使用抗PD-L1纳米抗体（文献：《Lysosome-Targeting Chimera Using Mannose-6-Phosphate Glycans Derived from Glyco-Engineered Yeast》[14]）。该研究不仅验证了酵母来源聚糖在LYTAC中的应用价值，也为免疫检查点蛋白的降解治疗提供了实验依据。</w:t>
+      </w:r>
+    </w:p>
+    <w:p>
+      <w:pPr>
+        <w:spacing w:line="360" w:lineRule="auto" w:after="120"/>
+        <w:ind w:firstLine="420"/>
+        <w:jc w:val="both"/>
+      </w:pPr>
+      <w:r>
+        <w:rPr>
+          <w:rFonts w:ascii="Times New Roman" w:hAnsi="Times New Roman" w:eastAsia="仿宋"/>
+          <w:b w:val="0"/>
+          <w:sz w:val="24"/>
+        </w:rPr>
+        <w:t>Banik等在初代LYTAC研究中测试了ApoE4的降解，表明LYTAC并非仅面向肿瘤靶点，在神经退行性疾病相关分泌蛋白上亦具有探索潜力（文献：《Lysosome-targeting chimaeras for degradation of extracellular proteins》[1]）。Liu等在此基础上进一步开发了针对Aβ纤维的病灶激活策略，将LYTAC的应用场景拓展至需要局部激活的复杂病理环境（文献：《Biomarker-activated multifunctional lysosome-targeting chimeras mediated selective degradation of extracellular amyloid fibrils》[5]）。</w:t>
+      </w:r>
+    </w:p>
+    <w:p>
+      <w:pPr>
+        <w:spacing w:line="360" w:lineRule="auto" w:after="120"/>
+        <w:ind w:firstLine="420"/>
+        <w:jc w:val="both"/>
+      </w:pPr>
+      <w:r>
+        <w:rPr>
+          <w:rFonts w:ascii="Times New Roman" w:hAnsi="Times New Roman" w:eastAsia="仿宋"/>
+          <w:b w:val="0"/>
+          <w:sz w:val="24"/>
+        </w:rPr>
+        <w:t>Pance等在KineTAC研究中测试了PD-1、TROP2等多个免疫和肿瘤相关靶点，最大降解效率介于51%至93%之间，表明细胞因子受体介导的内吞途径具有较广的靶点适用范围（文献：《Modular cytokine receptor-targeting chimeras for targeted degradation of cell surface and extracellular proteins》[3]）。</w:t>
+      </w:r>
+    </w:p>
+    <w:p>
+      <w:pPr>
+        <w:spacing w:line="360" w:lineRule="auto" w:after="120"/>
+        <w:ind w:firstLine="420"/>
+        <w:jc w:val="both"/>
+      </w:pPr>
+      <w:r>
+        <w:rPr>
+          <w:rFonts w:ascii="Times New Roman" w:hAnsi="Times New Roman" w:eastAsia="仿宋"/>
+          <w:b w:val="0"/>
+          <w:sz w:val="24"/>
+        </w:rPr>
+        <w:t>Huang等则证明，EndoTag与PD-L1抗体融合后，在小鼠肿瘤模型中的疗效显著优于抗体单药，且不同EndoTag因受体组织分布差异可实现降解的组织定向（文献：《Designed endocytosis-inducing proteins degrade targets and amplify signals》[12]）。</w:t>
+      </w:r>
+    </w:p>
+    <w:p>
+      <w:pPr>
         <w:spacing w:before="120"/>
         <w:ind w:firstLine="0"/>
         <w:jc w:val="center"/>
@@ -1119,7 +1449,7 @@
           <w:b w:val="0"/>
           <w:sz w:val="21"/>
         </w:rPr>
-        <w:t>图2  首批LYTAC分子的结构设计与靶蛋白降解验证（Banik et al., Nature, 2020）。图3  GalNAc-LYTAC的肝靶向降解（Ahn et al., Nat Chem Biol, 2021）。图4  CRISPR筛选揭示的LYTAC降解调控网络（Ahn et al., Science, 2023）。图5  KineTAC平台原理（Pance et al., Nat Biotechnol, 2023）。</w:t>
+        <w:t>图2  首批LYTAC分子的结构设计与靶蛋白降解验证（Banik et al., Nature, 2020 [1]）。图3  GalNAc-LYTAC的肝靶向降解（Ahn et al., Nat Chem Biol, 2021 [2]）。图4  KineTAC平台原理（Pance et al., Nat Biotechnol, 2023 [3]）。图5  酵母来源M6P聚糖LYTAC制备与PD-L1降解（Kim et al., Bioconjugate Chem, 2025 [14]）。</w:t>
       </w:r>
     </w:p>
     <w:p>
@@ -1149,7 +1479,7 @@
           <w:b w:val="0"/>
           <w:sz w:val="24"/>
         </w:rPr>
-        <w:t>从已发表研究来看，LYTAC已经在肿瘤、免疫相关疾病和神经退行性疾病等方向开展了较多探索，但多数仍停留在细胞和动物实验阶段。在肿瘤免疫方向，Banik等最早证明LYTAC可以降解PD-L1，Li等进一步用共价适体LYTAC在动物模型中验证了抗肿瘤效果，Pance等的KineTAC研究也证明PD-L1、HER2等靶点可以通过溶酶体途径被降解。</w:t>
+        <w:t>从已发表研究来看，LYTAC已经在肿瘤、免疫相关疾病和神经退行性疾病等方向开展了较多探索，但多数仍停留在细胞和动物实验阶段。</w:t>
       </w:r>
     </w:p>
     <w:p>
@@ -1164,7 +1494,7 @@
           <w:b w:val="0"/>
           <w:sz w:val="24"/>
         </w:rPr>
-        <w:t>PD-L1是免疫检查点治疗中非常重要的靶点，目前临床主要使用抗体阻断PD-1/PD-L1相互作用。Li等的工作说明，若将PD-L1直接降解，可能在某些肿瘤模型中产生比单纯阻断更强的免疫激活效果。不过这类结果目前仍主要来自动物实验，尚不能直接外推至人体疗效。</w:t>
+        <w:t>在肿瘤免疫方向，Banik等最早证明LYTAC可以降解PD-L1（文献：《Lysosome-targeting chimaeras for degradation of extracellular proteins》[1]），Li等进一步用共价适体LYTAC在动物模型中验证了抗肿瘤效果（文献：《Covalent LYTAC enabled by DNA aptamers for immune checkpoint degradation therapy》[4]），Pance等的KineTAC研究和Huang等的pLYTAC研究也证明PD-L1、HER2等靶点可以通过溶酶体途径被降解（文献：《Modular cytokine receptor-targeting chimeras for targeted degradation of cell surface and extracellular proteins》[3]；《Designed endocytosis-inducing proteins degrade targets and amplify signals》[12]）。</w:t>
       </w:r>
     </w:p>
     <w:p>
@@ -1179,7 +1509,7 @@
           <w:b w:val="0"/>
           <w:sz w:val="24"/>
         </w:rPr>
-        <w:t>在肝靶向方向，Ahn等的GalNAc-LYTAC和Wu等的Apt-LYTAC都说明，选择合适的肝特异性受体是减少全身脱靶的重要思路。</w:t>
+        <w:t>PD-L1是免疫检查点治疗中非常重要的靶点，目前临床主要使用抗体阻断PD-1/PD-L1相互作用。Li等的工作说明，若将PD-L1直接降解，可能在某些肿瘤模型中产生比单纯阻断更强的免疫激活效果（文献：《Covalent LYTAC enabled by DNA aptamers for immune checkpoint degradation therapy》[4]）。</w:t>
       </w:r>
     </w:p>
     <w:p>
@@ -1194,7 +1524,7 @@
           <w:b w:val="0"/>
           <w:sz w:val="24"/>
         </w:rPr>
-        <w:t>肝相关疾病中，很多靶蛋白需要在肝脏局部被清除，如果药物分子能在全身广泛降解靶蛋白，就可能带来不必要的副作用。</w:t>
+        <w:t>不过这类结果目前仍主要来自动物实验，尚不能直接外推至人体疗效。</w:t>
       </w:r>
     </w:p>
     <w:p>
@@ -1209,7 +1539,7 @@
           <w:b w:val="0"/>
           <w:sz w:val="24"/>
         </w:rPr>
-        <w:t>因此，组织特异性受体在LYTAC研发中具有关键意义，是决定候选药物是否具备开发价值的重要因素之一。</w:t>
+        <w:t>在肝靶向方向，Ahn等的GalNAc-LYTAC和Wu等的Apt-LYTAC都说明，选择合适的肝特异性受体是减少全身脱靶的重要思路（文献：《LYTACs that engage the asialoglycoprotein receptor for targeted protein degradation》[2]；《Aptamer-LYTACs for targeted degradation of extracellular and membrane proteins》[6]）。</w:t>
       </w:r>
     </w:p>
     <w:p>
@@ -1224,7 +1554,7 @@
           <w:b w:val="0"/>
           <w:sz w:val="24"/>
         </w:rPr>
-        <w:t>在神经退行性疾病方向，Liu等（2023）在Chem设计了可在阿尔茨海默病病灶区激活的LYTAC前体，利用Aβ沉积区铜离子催化点击反应，在局部生成活性分子，并通过CD206受体促进Aβ聚集体进入溶酶体降解。这项研究的特点是把疾病局部病理特征和药物激活结合起来，试图降低全身给药带来的脱靶风险。作者还构建了可穿越血脑屏障的纳米载体，把点击反应前体送到脑部，再在病灶区原位生成活性降解分子。Li等（2025）认为，这类病灶激活设计对神经退行性疾病可能更有意义，因为可以避免药物在全身过早发挥作用。</w:t>
+        <w:t>组织特异性受体在LYTAC研发中具有关键意义，是决定候选药物是否具备开发价值的重要因素之一。</w:t>
       </w:r>
     </w:p>
     <w:p>
@@ -1239,7 +1569,7 @@
           <w:b w:val="0"/>
           <w:sz w:val="24"/>
         </w:rPr>
-        <w:t>阿尔茨海默病药物研发长期面临血脑屏障和靶点复杂性的问题，病灶激活策略表明，药物设计需充分考虑疾病局部病理微环境，而非单纯追求结合亲和力的提高。</w:t>
+        <w:t>在神经退行性疾病方向，Liu等设计了可在阿尔茨海默病病灶区激活的LYTAC前体（文献：《Biomarker-activated multifunctional lysosome-targeting chimeras mediated selective degradation of extracellular amyloid fibrils》[5]），利用Aβ沉积区铜离子催化点击反应，在局部生成活性分子，并通过CD206受体促进Aβ聚集体进入溶酶体降解。作者还构建了可穿越血脑屏障的纳米载体，把点击反应前体送到脑部，再在病灶区原位生成活性降解分子。</w:t>
       </w:r>
     </w:p>
     <w:p>
@@ -1254,7 +1584,7 @@
           <w:b w:val="0"/>
           <w:sz w:val="24"/>
         </w:rPr>
-        <w:t>Chen等（2023）和Li等（2025）都提到，分泌蛋白和膜蛋白是LYTAC较有潜力的靶点类型，但现有证据主要来自细胞和动物实验，真正进入临床阶段的项目仍然很少。这说明该方向虽然研究较多，但距离实际临床应用仍有较大差距。</w:t>
+        <w:t>Li等认为，这类病灶激活设计对神经退行性疾病可能更有意义（文献：《Targeted degradation of membrane and extracellular proteins with LYTACs》[7]），因为可以避免药物在全身过早发挥作用。</w:t>
       </w:r>
     </w:p>
     <w:p>
@@ -1269,7 +1599,7 @@
           <w:b w:val="0"/>
           <w:sz w:val="24"/>
         </w:rPr>
-        <w:t>Li等（2025）在综述中也指出，LYTAC目前仍主要处于临床前阶段，其长期安全性和有效性还需要更多研究验证。</w:t>
+        <w:t>Chen等和Li等都提到，分泌蛋白和膜蛋白是LYTAC较有潜力的靶点类型（文献：《Targeted degradation of extracellular secreted and membrane proteins》[8]；《Targeted degradation of membrane and extracellular proteins with LYTACs》[7]），但现有证据主要来自细胞和动物实验，真正进入临床阶段的项目仍然很少。</w:t>
       </w:r>
     </w:p>
     <w:p>
@@ -1284,7 +1614,7 @@
           <w:b w:val="0"/>
           <w:sz w:val="24"/>
         </w:rPr>
-        <w:t>虽然LYTAC研究进展较快，但要真正用于新药开发仍面临诸多挑战。含聚糖的LYTAC结构复杂，化学合成和生物偶联产物不够均一，给质量控制带来困难。</w:t>
+        <w:t>Zhong等和Zhao等的综述均指出，LYTAC及相关溶酶体降解策略仍主要处于临床前阶段（文献：《Targeted protein degradation: advances in drug discovery and clinical practice》[17]；《Targeted protein degradation: mechanisms, strategies and application》[18]）。</w:t>
       </w:r>
     </w:p>
     <w:p>
@@ -1299,7 +1629,7 @@
           <w:b w:val="0"/>
           <w:sz w:val="24"/>
         </w:rPr>
-        <w:t>从产业化角度看，该问题的重要性不亚于体外活性本身，因为候选药物除有效性外，还需满足稳定性、批次间一致性和可放大生产等要求。</w:t>
+        <w:t>虽然LYTAC研究进展较快，但要真正用于新药开发仍面临诸多挑战。</w:t>
       </w:r>
     </w:p>
     <w:p>
@@ -1314,7 +1644,7 @@
           <w:b w:val="0"/>
           <w:sz w:val="24"/>
         </w:rPr>
-        <w:t>CI-M6PR表达较广，可能导致非靶组织也发生蛋白降解。ASGPR等组织特异性受体有所改善，但其他器官的靶向仍缺少成熟方案。聚糖配体和蛋白载体还可能影响体内半衰期，并引发免疫反应。第一代LYTAC往往和靶蛋白一起被降解，体内有效浓度维持时间较短。</w:t>
+        <w:t>含聚糖的LYTAC结构复杂，化学合成和生物偶联产物不够均一，给质量控制带来困难。Kim等的研究表明，利用糖工程酵母制备M6P聚糖偶联物（文献：《Lysosome-Targeting Chimera Using Mannose-6-Phosphate Glycans Derived from Glyco-Engineered Yeast》[14]），有望改善聚糖配体的可及性与可放大性。</w:t>
       </w:r>
     </w:p>
     <w:p>
@@ -1329,7 +1659,7 @@
           <w:b w:val="0"/>
           <w:sz w:val="24"/>
         </w:rPr>
-        <w:t>这意味着一个分子可能只能处理有限数量的靶蛋白，如果靶蛋白浓度很高或者更新很快，药效就可能不够持久。</w:t>
+        <w:t>CI-M6PR表达较广，可能导致非靶组织也发生蛋白降解。ASGPR等组织特异性受体有所改善，但其他器官的靶向仍缺少成熟方案。</w:t>
       </w:r>
     </w:p>
     <w:p>
@@ -1344,7 +1674,7 @@
           <w:b w:val="0"/>
           <w:sz w:val="24"/>
         </w:rPr>
-        <w:t>Chen等（2023）在讨论胞外蛋白降解策略时指出，连接子设计、受体占用和细胞内吞分选都会影响最终降解效果。Li等（2025）也总结了LYTAC目前面临的主要问题，包括分子制备复杂、组织选择性不足以及临床前数据仍不够充分。Chen等（2023）从受体和结合剂选择角度讨论了胞外蛋白降解策略的设计要点，认为受体类型和靶点结合方式仍是核心环节。</w:t>
+        <w:t>第一代LYTAC往往和靶蛋白一起被降解，体内有效浓度维持时间较短。</w:t>
       </w:r>
     </w:p>
     <w:p>
@@ -1359,7 +1689,7 @@
           <w:b w:val="0"/>
           <w:sz w:val="24"/>
         </w:rPr>
-        <w:t>根据Chen等和Li等发表的综述，截至相关文献发表时，LYTAC仍主要处于临床前研究阶段，尚未见正式发表的人体临床试验结果。因此，这一技术虽然值得持续关注，但距离真正成药还有较长距离，在投入大量开发资源之前还需要更充分的安全性和药效学证据。</w:t>
+        <w:t>Chen等在讨论胞外蛋白降解策略时指出（文献：《Targeted degradation of extracellular secreted and membrane proteins》[8]），连接子设计、受体占用和细胞内吞分选都会影响最终降解效果。Li等也总结了LYTAC目前面临的主要问题（文献：《Targeted degradation of membrane and extracellular proteins with LYTACs》[7]），包括分子制备复杂、组织选择性不足以及临床前数据仍不够充分。</w:t>
       </w:r>
     </w:p>
     <w:p>
@@ -1374,7 +1704,7 @@
           <w:b w:val="0"/>
           <w:sz w:val="24"/>
         </w:rPr>
-        <w:t>这一点与PROTAC等降解技术早期的发展路径有些相似，都需要先完成较扎实的机制研究和临床前验证工作。</w:t>
+        <w:t>Mamun等在综述中强调，eTPD药物需要同时解决分子设计、组织分布、免疫原性和制备可放大性等问题（文献：《Targeted degradation of extracellular proteins: state of the art and diversity of degrader designs》[16]）。</w:t>
       </w:r>
     </w:p>
     <w:p>
@@ -1389,7 +1719,7 @@
           <w:b w:val="0"/>
           <w:sz w:val="24"/>
         </w:rPr>
-        <w:t>上述分析表明，LYTAC的疗效并非仅由分子偶联结构决定，受体组织分布、复合物回收动力学及靶蛋白亚细胞定位等生物医学因素均具有重要影响。后续研究需重点关注临床前与临床数据的系统积累，以及新型组织特异性受体的鉴定与验证。LYTAC研发进一步表明，诸多表面属化学或药理学范畴的问题，最终均需回归细胞内吞、分选及溶酶体降解等基础生物学过程加以阐释。</w:t>
+        <w:t>根据上述综述，截至相关文献发表时，LYTAC仍主要处于临床前研究阶段，尚未见正式发表的人体临床试验结果。</w:t>
       </w:r>
     </w:p>
     <w:p>
@@ -1404,7 +1734,7 @@
           <w:b w:val="0"/>
           <w:sz w:val="24"/>
         </w:rPr>
-        <w:t>在安全性方面，文献讨论较多的问题包括脱靶降解和免疫原性。由于CI-M6PR等受体在多种组织都有表达，第一代LYTAC如果全身给药，理论上可能影响正常组织的蛋白稳态。ASGPR介导的肝靶向设计在一定程度上缓解了这一问题，但肺、肾、脑等其他器官的特异性递送仍缺少成熟方案。含聚糖和蛋白的偶联物还可能被免疫系统识别，长期反复给药时的免疫反应需要在动物实验中认真评估。</w:t>
+        <w:t>因此，这一技术虽然值得持续关注，但距离真正成药还有较长距离。</w:t>
       </w:r>
     </w:p>
     <w:p>
@@ -1419,7 +1749,7 @@
           <w:b w:val="0"/>
           <w:sz w:val="24"/>
         </w:rPr>
-        <w:t>在药效学方面，LYTAC属于催化性较低、消耗性较强的模式。一个分子把靶蛋白和受体一起带入溶酶体后，往往自身也会被降解，因此体内有效浓度维持时间可能较短。如果靶蛋白更新速度快或者表达量很高，就需要更频繁给药或设计更稳定的分子形式。这与传统抗体药物可以较长时间占据靶点的方式有所不同，也给药代动力学和给药方案设计带来了新的考虑。</w:t>
+        <w:t>这一点与PROTAC等降解技术早期的发展路径有些相似（文献：《PROTAC targeted protein degraders: the past is prologue》[10]；《Targeted protein degradation: advances in drug discovery and clinical practice》[17]），都需要先完成较扎实的机制研究和临床前验证工作。</w:t>
       </w:r>
     </w:p>
     <w:p>
@@ -1434,7 +1764,7 @@
           <w:b w:val="0"/>
           <w:sz w:val="24"/>
         </w:rPr>
-        <w:t>从药物开发流程看，LYTAC目前仍缺少标准化的大分子偶联工艺和质量控制方法。化学合成聚糖配体、定点偶联蛋白以及产物表征都需要较高技术门槛，不同批次之间若均一性不足，就可能影响体内结果的可重复性。相比之下，KineTAC等基因编码平台在制备上更接近生物药生产路线，但同样要面对表达、纯化和稳定性等问题。</w:t>
+        <w:t>在安全性方面，文献讨论较多的问题包括脱靶降解和免疫原性。由于CI-M6PR等受体在多种组织都有表达，第一代LYTAC如果全身给药，理论上可能影响正常组织的蛋白稳态。</w:t>
       </w:r>
     </w:p>
     <w:p>
@@ -1449,7 +1779,7 @@
           <w:b w:val="0"/>
           <w:sz w:val="24"/>
         </w:rPr>
-        <w:t>Bekes等（2022）回顾PROTAC时指出，随着临床概念验证的取得，该领域正在探索更多靶点类型和E3连接酶种类，并逐步向肿瘤以外的疾病领域扩展。</w:t>
+        <w:t>含聚糖和蛋白的偶联物还可能被免疫系统识别，长期反复给药时的免疫反应需要在动物实验中认真评估。</w:t>
       </w:r>
     </w:p>
     <w:p>
@@ -1464,7 +1794,7 @@
           <w:b w:val="0"/>
           <w:sz w:val="24"/>
         </w:rPr>
-        <w:t>LYTAC目前处于类似的前临床数据积累阶段，已有不少概念验证和动物实验，但系统性的开发数据仍然偏少。</w:t>
+        <w:t>在药效学方面，LYTAC属于催化性较低、消耗性较强的模式。一个分子把靶蛋白和受体一起带入溶酶体后，往往自身也会被降解，因此体内有效浓度维持时间可能较短。</w:t>
       </w:r>
     </w:p>
     <w:p>
@@ -1479,7 +1809,7 @@
           <w:b w:val="0"/>
           <w:sz w:val="24"/>
         </w:rPr>
-        <w:t>如果未来要推进到临床试验，可能需要先明确哪些疾病、哪些靶点和哪些受体组合最值得投入，而非在所有潜在靶点上平均分配研发资源。</w:t>
+        <w:t>从药物开发流程看，LYTAC目前仍缺少标准化的大分子偶联工艺和质量控制方法。</w:t>
       </w:r>
     </w:p>
     <w:p>
@@ -1494,7 +1824,7 @@
           <w:b w:val="0"/>
           <w:sz w:val="24"/>
         </w:rPr>
-        <w:t>总体而言，该领域科学问题新颖、应用前景广阔，但成药前仍存在较多未明之处。PD-L1、EGFR、Aβ等靶点已有较充分的细胞和动物数据，说明技术路线基本可行，但人体中的受体表达、免疫环境和给药途径都可能与动物模型不同，因此现有结果只能作为参考，不能简单等同于临床疗效。</w:t>
+        <w:t>相比之下，KineTAC、iLYTAC和EndoTag等基因编码平台在制备上更接近生物药生产路线（文献：《Modular cytokine receptor-targeting chimeras for targeted degradation of cell surface and extracellular proteins》[3]；《Designed endocytosis-inducing proteins degrade targets and amplify signals》[12]；《Insulin-like Growth Factor 2 (IGF2)-Fused Lysosomal Targeting Chimeras for Degradation of Extracellular and Membrane Proteins》[13]），但同样要面对表达、纯化和稳定性等问题。</w:t>
       </w:r>
     </w:p>
     <w:p>
@@ -1509,7 +1839,7 @@
           <w:b w:val="0"/>
           <w:sz w:val="24"/>
         </w:rPr>
-        <w:t>后续值得关注的方向包括：新型受体类型的鉴定与应用、简化制备工艺的开发，以及更系统的毒理学和药代动力学研究。</w:t>
+        <w:t>Caianiello等报道的MoDE-A策略说明，小分子也可能介导胞外蛋白降解（文献：《Bifunctional small molecules that mediate the degradation of extracellular proteins》[9]），这为未来开发更易制备的降解药物提供了另一种可能。</w:t>
       </w:r>
     </w:p>
     <w:p>
@@ -1524,7 +1854,7 @@
           <w:b w:val="0"/>
           <w:sz w:val="24"/>
         </w:rPr>
-        <w:t>另外，Caianiello等（2021）报道的MoDE-A策略说明，小分子也可能介导胞外蛋白降解，这为未来开发更易制备的降解药物提供了另一种可能。不过MoDE-A和经典LYTAC在分子大小、靶点类型和体内行为上仍有差别，能否成为主流路线还需要更多研究验证。</w:t>
+        <w:t>Fang等的SignalTAC则表明，融合内吞信号肽亦可在不依赖外源聚糖配体的情况下实现膜蛋白降解（文献：《Lysosome-targeting chimeras containing an endocytic signaling motif trigger endocytosis and lysosomal degradation of cell-surface proteins》[15]）。</w:t>
       </w:r>
     </w:p>
     <w:p>
@@ -1539,7 +1869,7 @@
           <w:b w:val="0"/>
           <w:sz w:val="24"/>
         </w:rPr>
-        <w:t>总体而言，LYTAC把生物医学中早已存在的受体介导内吞和溶酶体降解过程，重新包装成可设计的药物工具，该技术兼具方法学创新性与对基础学科知识积累的深度依赖。</w:t>
+        <w:t>近年来LYTAC领域最显著的变化在于技术平台的多样化。除了Banik等提出的聚糖-抗体偶联路线（文献：《Lysosome-targeting chimaeras for degradation of extracellular proteins》[1]），现已出现KineTAC、Apt-LYTAC、MoDE-A、iLYTAC、EndoTag、SignalTAC和病灶激活前体等多种形式（文献：《Modular cytokine receptor-targeting chimeras for targeted degradation of cell surface and extracellular proteins》[3]；《Covalent LYTAC enabled by DNA aptamers for immune checkpoint degradation therapy》[4]；《Biomarker-activated multifunctional lysosome-targeting chimeras mediated selective degradation of extracellular amyloid fibrils》[5]；《Aptamer-LYTACs for targeted degradation of extracellular and membrane proteins》[6]；《Bifunctional small molecules that mediate the degradation of extracellular proteins》[9]；《Designed endocytosis-inducing proteins degrade targets and amplify signals》[12]；《Insulin-like Growth Factor 2 (IGF2)-Fused Lysosomal Targeting Chimeras for Degradation of Extracellular and Membrane Proteins》[13]；《Lysosome-targeting chimeras containing an endocytic signaling motif trigger endocytosis and lysosomal degradation of cell-surface proteins》[15]）。</w:t>
       </w:r>
     </w:p>
     <w:p>
@@ -1554,82 +1884,7 @@
           <w:b w:val="0"/>
           <w:sz w:val="24"/>
         </w:rPr>
-        <w:t>在肿瘤选择性降解方向，Zhou等（2024）的FRTAC研究提供了较完整的体内证据。叶酸受体在多种恶性肿瘤细胞表面高表达，而在多数正常组织中表达较低，以叶酸作为受体配体，有望把降解主要限制在肿瘤细胞。论文中报道，FRTAC可在体外和体内降解肿瘤相关蛋白，并在三种同系小鼠肿瘤模型中显示出比阻断抗体更强的抑瘤效果。该类研究将精准医学理念与蛋白降解技术相结合，实现了在病灶相关细胞中的选择性靶蛋白清除。</w:t>
-      </w:r>
-    </w:p>
-    <w:p>
-      <w:pPr>
-        <w:spacing w:line="360" w:lineRule="auto" w:after="120"/>
-        <w:ind w:firstLine="420"/>
-        <w:jc w:val="both"/>
-      </w:pPr>
-      <w:r>
-        <w:rPr>
-          <w:rFonts w:ascii="Times New Roman" w:hAnsi="Times New Roman" w:eastAsia="仿宋"/>
-          <w:b w:val="0"/>
-          <w:sz w:val="24"/>
-        </w:rPr>
-        <w:t>ITAC策略则从另一个角度实现肿瘤选择性。Zhou等（2024）把cRGD肽连接到抗体上，利用整合素在癌细胞表面的高表达，促进EGFR等膜蛋白的内吞和溶酶体降解。实验比较了癌细胞系和正常角质形成细胞，发现ITAC在癌细胞中的降解效率更高。这说明受体表达差异可以成为药物设计的重要依据，也呼应了Ahn等通过换用ASGPR实现肝靶向的思路。</w:t>
-      </w:r>
-    </w:p>
-    <w:p>
-      <w:pPr>
-        <w:spacing w:line="360" w:lineRule="auto" w:after="120"/>
-        <w:ind w:firstLine="420"/>
-        <w:jc w:val="both"/>
-      </w:pPr>
-      <w:r>
-        <w:rPr>
-          <w:rFonts w:ascii="Times New Roman" w:hAnsi="Times New Roman" w:eastAsia="仿宋"/>
-          <w:b w:val="0"/>
-          <w:sz w:val="24"/>
-        </w:rPr>
-        <w:t>在适体平台方面，除Wu等和Li等的研究外，Miao等（2021）和Hamada等（2023）的工作说明适体LYTAC已经覆盖MET、PTK7和HER2等多个靶点。适体的优势是分子小、修饰灵活，其局限性在于体内可能面临核酸酶降解和药代动力学方面的挑战。因此，如何将适体LYTAC的稳定性和靶向性做到可开发水平，仍是后续研究的重点。</w:t>
-      </w:r>
-    </w:p>
-    <w:p>
-      <w:pPr>
-        <w:spacing w:line="360" w:lineRule="auto" w:after="120"/>
-        <w:ind w:firstLine="420"/>
-        <w:jc w:val="both"/>
-      </w:pPr>
-      <w:r>
-        <w:rPr>
-          <w:rFonts w:ascii="Times New Roman" w:hAnsi="Times New Roman" w:eastAsia="仿宋"/>
-          <w:b w:val="0"/>
-          <w:sz w:val="24"/>
-        </w:rPr>
-        <w:t>Wells和Kumru（2024）在讨论eTPD临床转化时指出，胞外降解药物需要同时解决分子设计、组织分布、免疫原性和制备可放大性等问题。这些判断与LYTAC目前面临的困境基本一致。Zhao等（2022）在回顾靶向蛋白降解技术时也强调，任何新平台都要经过较充分的机制验证、药代毒理评估和制剂研究，才有可能进入临床开发阶段。</w:t>
-      </w:r>
-    </w:p>
-    <w:p>
-      <w:pPr>
-        <w:spacing w:line="360" w:lineRule="auto" w:after="120"/>
-        <w:ind w:firstLine="420"/>
-        <w:jc w:val="both"/>
-      </w:pPr>
-      <w:r>
-        <w:rPr>
-          <w:rFonts w:ascii="Times New Roman" w:hAnsi="Times New Roman" w:eastAsia="仿宋"/>
-          <w:b w:val="0"/>
-          <w:sz w:val="24"/>
-        </w:rPr>
-        <w:t>近年来LYTAC领域最显著的变化在于技术平台的多样化。</w:t>
-      </w:r>
-    </w:p>
-    <w:p>
-      <w:pPr>
-        <w:spacing w:line="360" w:lineRule="auto" w:after="120"/>
-        <w:ind w:firstLine="420"/>
-        <w:jc w:val="both"/>
-      </w:pPr>
-      <w:r>
-        <w:rPr>
-          <w:rFonts w:ascii="Times New Roman" w:hAnsi="Times New Roman" w:eastAsia="仿宋"/>
-          <w:b w:val="0"/>
-          <w:sz w:val="24"/>
-        </w:rPr>
-        <w:t>除了Banik等提出的聚糖-抗体偶联路线，现在已经出现了KineTAC、Apt-LYTAC、MoDE-A、ITAC、FRTAC和病灶激活前体等多种形式。不同平台各有适用场景：肝靶向疾病可能更适合GalNAc或Apt-LYTAC，肿瘤免疫可能关注PD-L1和HER2降解，神经退行性疾病则更强调血脑屏障穿透和局部激活。</w:t>
+        <w:t>不同平台各有适用场景：肝靶向疾病可能更适合GalNAc或Apt-LYTAC，肿瘤免疫可能关注PD-L1和HER2降解，神经退行性疾病则更强调血脑屏障穿透和局部激活。</w:t>
       </w:r>
     </w:p>
     <w:p>
@@ -1659,7 +1914,7 @@
           <w:b w:val="0"/>
           <w:sz w:val="24"/>
         </w:rPr>
-        <w:t>展望未来，该领域的发展可能沿以下方向推进：组织特异性受体的开发与验证、制备工艺简化与产物均一性提升，以及体内药效学、毒理学和药代动力学的系统研究。只有把这些环节的数据逐步补齐，LYTAC才有可能从实验室概念真正走向候选药物。</w:t>
+        <w:t>展望未来，该领域的发展可能沿以下方向推进：组织特异性受体的开发与验证、制备工艺简化与产物均一性提升，以及体内药效学、毒理学和药代动力学的系统研究。</w:t>
       </w:r>
     </w:p>
     <w:p>
@@ -1674,7 +1929,7 @@
           <w:b w:val="0"/>
           <w:sz w:val="24"/>
         </w:rPr>
-        <w:t>在自身免疫和炎症领域，胞外细胞因子和膜受体也是重要靶点，但公开文献中针对这类靶点的LYTAC研究仍相对有限。Chen等（2023）在综述中提到，细胞因子受体、生长因子受体和免疫检查点分子都属于胞外降解值得关注的对象，未来是否能开发出组织选择性更好的降解剂，还需要更多实验验证。</w:t>
+        <w:t>Lin等的综述和Mamun等的综述均指出，整合素、清道夫受体和细胞因子受体等亦值得作为组织选择性降解的受体类型（文献：《Emerging protein degradation strategies: expanding the scope to extracellular and membrane proteins》[11]；《Targeted degradation of extracellular proteins: state of the art and diversity of degrader designs》[16]）。</w:t>
       </w:r>
     </w:p>
     <w:p>
@@ -1689,7 +1944,7 @@
           <w:b w:val="0"/>
           <w:sz w:val="24"/>
         </w:rPr>
-        <w:t>工艺与质量控制是LYTAC成药前必须解决的关键问题。</w:t>
+        <w:t>工艺与质量控制是LYTAC成药前必须解决的关键问题。抗体-聚糖偶联物往往存在偶联位点和偶联数不一致的问题，不同批次分子的降解活性可能出现波动。Pance等提出的KineTAC、Zhang等的iLYTAC以及Wu等和Li等采用的适体路线（文献：《Modular cytokine receptor-targeting chimeras for targeted degradation of cell surface and extracellular proteins》[3]；《Insulin-like Growth Factor 2 (IGF2)-Fused Lysosomal Targeting Chimeras for Degradation of Extracellular and Membrane Proteins》[13]；《Aptamer-LYTACs for targeted degradation of extracellular and membrane proteins》[6]；《Covalent LYTAC enabled by DNA aptamers for immune checkpoint degradation therapy》[4]），在一定程度上是为了绕开复杂化学偶联带来的制备困难，但每种替代方案也会带来新的稳定性或免疫原性风险。</w:t>
       </w:r>
     </w:p>
     <w:p>
@@ -1704,7 +1959,7 @@
           <w:b w:val="0"/>
           <w:sz w:val="24"/>
         </w:rPr>
-        <w:t>抗体-聚糖偶联物往往存在偶联位点和偶联数不一致的问题，不同批次分子的降解活性可能出现波动。Pance等提出的KineTAC和Miao等、Hamada等采用的适体路线，在一定程度上是为了绕开复杂化学偶联带来的制备困难，但每种替代方案也会带来新的稳定性或免疫原性风险。</w:t>
+        <w:t>该领域的研究论文通常同时涵盖化学结构、细胞实验与动物模型，对多学科知识背景具有较高要求。例如，理解Liu等的病灶激活LYTAC论文需掌握Aβ沉积病理、铜离子催化点击反应及血脑屏障递送等相关知识（文献：《Biomarker-activated multifunctional lysosome-targeting chimeras mediated selective degradation of extracellular amyloid fibrils》[5]）；理解Kim等的酵母聚糖LYTAC则需了解M6P受体通路与糖缀合化学（文献：《Lysosome-Targeting Chimera Using Mannose-6-Phosphate Glycans Derived from Glyco-Engineered Yeast》[14]）。</w:t>
       </w:r>
     </w:p>
     <w:p>
@@ -1719,7 +1974,7 @@
           <w:b w:val="0"/>
           <w:sz w:val="24"/>
         </w:rPr>
-        <w:t>因此，未来哪种平台最适合产业化，可能不取决于哪篇论文的体外数据最高，而取决于能否建立稳定、可重复、可放大的生产工艺。</w:t>
+        <w:t>上述特点表明，新药研发是生物医学、药学与化学等多学科交叉融合的过程。</w:t>
       </w:r>
     </w:p>
     <w:p>
@@ -1734,7 +1989,22 @@
           <w:b w:val="0"/>
           <w:sz w:val="24"/>
         </w:rPr>
-        <w:t>该领域的研究论文通常同时涵盖化学结构、细胞实验与动物模型，对多学科知识背景具有较高要求。例如，解读Ahn等（2023）的Science论文需熟悉retromer复合体、M6P生物合成及CUL3 neddylation等细胞生物学概念；理解Liu等（2023）的Chem论文则需掌握Aβ沉积病理、铜离子催化点击反应及血脑屏障递送等相关知识。上述特点表明，新药研发是生物医学、药学与化学等多学科交叉融合的过程。LYTAC作为一项仍在快速演进的技术，其核心策略是借助溶酶体途径清除胞外及膜蛋白；其成功开发有赖于受体生物学、分子设计与疾病模型三个层面的协同优化。现有文献已提供较为丰富的概念验证数据，但距临床药物转化仍有明显差距。后续研究进展可能集中于新型受体类型、简化制备路线及更完整的临床前数据等方面。</w:t>
+        <w:t>LYTAC作为一项仍在快速演进的技术，其核心策略是借助溶酶体途径清除胞外及膜蛋白；其成功开发有赖于受体生物学、分子设计与疾病模型三个层面的协同优化。</w:t>
+      </w:r>
+    </w:p>
+    <w:p>
+      <w:pPr>
+        <w:spacing w:line="360" w:lineRule="auto" w:after="120"/>
+        <w:ind w:firstLine="420"/>
+        <w:jc w:val="both"/>
+      </w:pPr>
+      <w:r>
+        <w:rPr>
+          <w:rFonts w:ascii="Times New Roman" w:hAnsi="Times New Roman" w:eastAsia="仿宋"/>
+          <w:b w:val="0"/>
+          <w:sz w:val="24"/>
+        </w:rPr>
+        <w:t>现有文献已提供较为丰富的概念验证数据，但距临床药物转化仍有明显差距。</w:t>
       </w:r>
     </w:p>
     <w:p>
@@ -1754,6 +2024,246 @@
     </w:p>
     <w:p>
       <w:pPr>
+        <w:spacing w:line="360" w:lineRule="auto" w:after="120"/>
+        <w:ind w:firstLine="420"/>
+        <w:jc w:val="both"/>
+      </w:pPr>
+      <w:r>
+        <w:rPr>
+          <w:rFonts w:ascii="Times New Roman" w:hAnsi="Times New Roman" w:eastAsia="仿宋"/>
+          <w:b w:val="0"/>
+          <w:sz w:val="24"/>
+        </w:rPr>
+        <w:t>Bekes等在回顾PROTAC产业化历程时指出，靶向蛋白降解已从学术概念发展为具有明确临床路径的药物研发模式（文献：《PROTAC targeted protein degraders: the past is prologue》[10]）。LYTAC目前虽尚未进入临床试验，但其在PD-L1、EGFR、Aβ等靶点上积累的概念验证数据，已为后续临床前开发奠定了基础（文献：《Lysosome-targeting chimaeras for degradation of extracellular proteins》[1]；《Covalent LYTAC enabled by DNA aptamers for immune checkpoint degradation therapy》[4]；《Biomarker-activated multifunctional lysosome-targeting chimeras mediated selective degradation of extracellular amyloid fibrils》[5]）。</w:t>
+      </w:r>
+    </w:p>
+    <w:p>
+      <w:pPr>
+        <w:spacing w:line="360" w:lineRule="auto" w:after="120"/>
+        <w:ind w:firstLine="420"/>
+        <w:jc w:val="both"/>
+      </w:pPr>
+      <w:r>
+        <w:rPr>
+          <w:rFonts w:ascii="Times New Roman" w:hAnsi="Times New Roman" w:eastAsia="仿宋"/>
+          <w:b w:val="0"/>
+          <w:sz w:val="24"/>
+        </w:rPr>
+        <w:t>未来研究可能集中在以下方面：一是开发组织特异性更强的LTR配体或内吞诱导模块；二是建立可放大生产的制备与质量控制标准，尤其针对聚糖偶联物和基因编码降解蛋白；三是开展更系统的体内药效学、毒理学和药代动力学评价，为候选药物筛选提供依据（文献：《Targeted degradation of membrane and extracellular proteins with LYTACs》[7]；《Targeted degradation of extracellular secreted and membrane proteins》[8]；《Targeted degradation of extracellular proteins: state of the art and diversity of degrader designs》[16]）。</w:t>
+      </w:r>
+    </w:p>
+    <w:p>
+      <w:pPr>
+        <w:spacing w:line="360" w:lineRule="auto" w:after="120"/>
+        <w:ind w:firstLine="420"/>
+        <w:jc w:val="both"/>
+      </w:pPr>
+      <w:r>
+        <w:rPr>
+          <w:rFonts w:ascii="Times New Roman" w:hAnsi="Times New Roman" w:eastAsia="仿宋"/>
+          <w:b w:val="0"/>
+          <w:sz w:val="24"/>
+        </w:rPr>
+        <w:t>Lin等和Chen等均强调，胞外蛋白降解技术的成功不仅取决于体外降解效率，还取决于靶点选择、受体表达谱、给药途径及疾病模型等多重因素（文献：《Targeted degradation of extracellular secreted and membrane proteins》[8]；《Emerging protein degradation strategies: expanding the scope to extracellular and membrane proteins》[11]）。因此，LYTAC药物研发需要在分子化学、细胞生物学和疾病药理学之间保持紧密衔接，方能推动该技术从实验室研究走向临床转化。</w:t>
+      </w:r>
+    </w:p>
+    <w:p>
+      <w:pPr>
+        <w:spacing w:line="360" w:lineRule="auto" w:after="120"/>
+        <w:ind w:firstLine="420"/>
+        <w:jc w:val="both"/>
+      </w:pPr>
+      <w:r>
+        <w:rPr>
+          <w:rFonts w:ascii="Times New Roman" w:hAnsi="Times New Roman" w:eastAsia="仿宋"/>
+          <w:b w:val="0"/>
+          <w:sz w:val="24"/>
+        </w:rPr>
+        <w:t>在分子均一性方面，抗体-聚糖偶联物常存在偶联位点和偶联度不一致的问题，导致不同批次产物活性波动。基因编码的KineTAC、iLYTAC和EndoTag在表达纯化后具有较好的序列均一性，但需关注蛋白药物的免疫原性和体内半衰期（文献：《Modular cytokine receptor-targeting chimeras for targeted degradation of cell surface and extracellular proteins》[3]；《Designed endocytosis-inducing proteins degrade targets and amplify signals》[12]；《Insulin-like Growth Factor 2 (IGF2)-Fused Lysosomal Targeting Chimeras for Degradation of Extracellular and Membrane Proteins》[13]）。</w:t>
+      </w:r>
+    </w:p>
+    <w:p>
+      <w:pPr>
+        <w:spacing w:line="360" w:lineRule="auto" w:after="120"/>
+        <w:ind w:firstLine="420"/>
+        <w:jc w:val="both"/>
+      </w:pPr>
+      <w:r>
+        <w:rPr>
+          <w:rFonts w:ascii="Times New Roman" w:hAnsi="Times New Roman" w:eastAsia="仿宋"/>
+          <w:b w:val="0"/>
+          <w:sz w:val="24"/>
+        </w:rPr>
+        <w:t>适体LYTAC虽合成简便，但体内可能面临核酸酶降解及肾脏快速清除等问题，需要通过化学修饰或载体递送加以改善（文献：《Covalent LYTAC enabled by DNA aptamers for immune checkpoint degradation therapy》[4]；《Aptamer-LYTACs for targeted degradation of extracellular and membrane proteins》[6]）。</w:t>
+      </w:r>
+    </w:p>
+    <w:p>
+      <w:pPr>
+        <w:spacing w:line="360" w:lineRule="auto" w:after="120"/>
+        <w:ind w:firstLine="420"/>
+        <w:jc w:val="both"/>
+      </w:pPr>
+      <w:r>
+        <w:rPr>
+          <w:rFonts w:ascii="Times New Roman" w:hAnsi="Times New Roman" w:eastAsia="仿宋"/>
+          <w:b w:val="0"/>
+          <w:sz w:val="24"/>
+        </w:rPr>
+        <w:t>Fang等的SignalTAC以基因工程方式表达，通过融合内吞信号肽增强靶蛋白向溶酶体的分选，为膜蛋白降解提供了一种不依赖外源聚糖配体的替代方案（文献：《Lysosome-targeting chimeras containing an endocytic signaling motif trigger endocytosis and lysosomal degradation of cell-surface proteins》[15]）。</w:t>
+      </w:r>
+    </w:p>
+    <w:p>
+      <w:pPr>
+        <w:spacing w:line="360" w:lineRule="auto" w:after="120"/>
+        <w:ind w:firstLine="420"/>
+        <w:jc w:val="both"/>
+      </w:pPr>
+      <w:r>
+        <w:rPr>
+          <w:rFonts w:ascii="Times New Roman" w:hAnsi="Times New Roman" w:eastAsia="仿宋"/>
+          <w:b w:val="0"/>
+          <w:sz w:val="24"/>
+        </w:rPr>
+        <w:t>Mamun等在综述结尾指出，eTPD领域当前面临的主要开放问题包括：如何建立可重复的体外活性评价标准、如何预测不同组织中的脱靶降解风险、以及如何设计可放大生产的分子架构（文献：《Targeted degradation of extracellular proteins: state of the art and diversity of degrader designs》[16]）。这些问题同样适用于LYTAC技术的后续开发。</w:t>
+      </w:r>
+    </w:p>
+    <w:p>
+      <w:pPr>
+        <w:spacing w:line="360" w:lineRule="auto" w:after="120"/>
+        <w:ind w:firstLine="420"/>
+        <w:jc w:val="both"/>
+      </w:pPr>
+      <w:r>
+        <w:rPr>
+          <w:rFonts w:ascii="Times New Roman" w:hAnsi="Times New Roman" w:eastAsia="仿宋"/>
+          <w:b w:val="0"/>
+          <w:sz w:val="24"/>
+        </w:rPr>
+        <w:t>Zhao等在综述中强调，任何新兴降解平台均需经过充分的机制验证、药代毒理评估和制剂研究，方可进入临床开发（文献：《Targeted protein degradation: mechanisms, strategies and application》[18]）。对于LYTAC而言，溶酶体途径依赖性的确证、受体占用动力学表征及长期给药安全性评价将是临床前研究的重点内容。</w:t>
+      </w:r>
+    </w:p>
+    <w:p>
+      <w:pPr>
+        <w:spacing w:line="360" w:lineRule="auto" w:after="120"/>
+        <w:ind w:firstLine="420"/>
+        <w:jc w:val="both"/>
+      </w:pPr>
+      <w:r>
+        <w:rPr>
+          <w:rFonts w:ascii="Times New Roman" w:hAnsi="Times New Roman" w:eastAsia="仿宋"/>
+          <w:b w:val="0"/>
+          <w:sz w:val="24"/>
+        </w:rPr>
+        <w:t>综合现有文献，LYTAC技术已在分子多样性、靶点覆盖面和疾病模型验证方面取得显著进展，但距离成为成熟治疗手段仍有较长路程。后续研究需在已有概念验证基础上，逐步解决制备工艺、组织选择性和临床证据不足等瓶颈问题，方能在靶向蛋白降解领域占据一席之地。</w:t>
+      </w:r>
+    </w:p>
+    <w:p>
+      <w:pPr>
+        <w:spacing w:line="360" w:lineRule="auto" w:after="120"/>
+        <w:ind w:firstLine="420"/>
+        <w:jc w:val="both"/>
+      </w:pPr>
+      <w:r>
+        <w:rPr>
+          <w:rFonts w:ascii="Times New Roman" w:hAnsi="Times New Roman" w:eastAsia="仿宋"/>
+          <w:b w:val="0"/>
+          <w:sz w:val="24"/>
+        </w:rPr>
+        <w:t>在免疫相关疾病领域，胞外细胞因子、生长因子及免疫检查点分子均是潜在降解靶点。Chen等在综述中列举了细胞因子受体和生长因子受体等值得关注的对象（文献：《Targeted degradation of extracellular secreted and membrane proteins》[8]），但针对这类靶点的LYTAC公开数据仍相对有限。</w:t>
+      </w:r>
+    </w:p>
+    <w:p>
+      <w:pPr>
+        <w:spacing w:line="360" w:lineRule="auto" w:after="120"/>
+        <w:ind w:firstLine="420"/>
+        <w:jc w:val="both"/>
+      </w:pPr>
+      <w:r>
+        <w:rPr>
+          <w:rFonts w:ascii="Times New Roman" w:hAnsi="Times New Roman" w:eastAsia="仿宋"/>
+          <w:b w:val="0"/>
+          <w:sz w:val="24"/>
+        </w:rPr>
+        <w:t>在制备工艺方面，化学合成多价M6P聚糖的高成本是制约LYTAC产业化的重要因素之一。Kim等通过酵母发酵制备人源兼容的M6P聚糖，并以点击化学完成与抗体的偶联，为降低聚糖配体制备门槛提供了可行方案（文献：《Lysosome-Targeting Chimera Using Mannose-6-Phosphate Glycans Derived from Glyco-Engineered Yeast》[14]）。</w:t>
+      </w:r>
+    </w:p>
+    <w:p>
+      <w:pPr>
+        <w:spacing w:line="360" w:lineRule="auto" w:after="120"/>
+        <w:ind w:firstLine="420"/>
+        <w:jc w:val="both"/>
+      </w:pPr>
+      <w:r>
+        <w:rPr>
+          <w:rFonts w:ascii="Times New Roman" w:hAnsi="Times New Roman" w:eastAsia="仿宋"/>
+          <w:b w:val="0"/>
+          <w:sz w:val="24"/>
+        </w:rPr>
+        <w:t>Zhang等的iLYTAC则完全避开了聚糖化学合成，通过IGF2与CI-M6PR的天然配体-受体相互作用实现溶酶体靶向，且可在标准大肠杆菌表达系统中大量制备（文献：《Insulin-like Growth Factor 2 (IGF2)-Fused Lysosomal Targeting Chimeras for Degradation of Extracellular and Membrane Proteins》[13]）。</w:t>
+      </w:r>
+    </w:p>
+    <w:p>
+      <w:pPr>
+        <w:spacing w:line="360" w:lineRule="auto" w:after="120"/>
+        <w:ind w:firstLine="420"/>
+        <w:jc w:val="both"/>
+      </w:pPr>
+      <w:r>
+        <w:rPr>
+          <w:rFonts w:ascii="Times New Roman" w:hAnsi="Times New Roman" w:eastAsia="仿宋"/>
+          <w:b w:val="0"/>
+          <w:sz w:val="24"/>
+        </w:rPr>
+        <w:t>两种策略代表了LYTAC制备工艺优化的不同方向：一是改进现有聚糖路线的可及性，二是开发不依赖聚糖化学的基因编码替代平台。</w:t>
+      </w:r>
+    </w:p>
+    <w:p>
+      <w:pPr>
+        <w:spacing w:line="360" w:lineRule="auto" w:after="120"/>
+        <w:ind w:firstLine="420"/>
+        <w:jc w:val="both"/>
+      </w:pPr>
+      <w:r>
+        <w:rPr>
+          <w:rFonts w:ascii="Times New Roman" w:hAnsi="Times New Roman" w:eastAsia="仿宋"/>
+          <w:b w:val="0"/>
+          <w:sz w:val="24"/>
+        </w:rPr>
+        <w:t>从药效学角度看，Li等的共价适体LYTAC在肿瘤模型中诱导了比抗PD-L1抗体更强的T细胞浸润和细胞因子释放，提示蛋白降解策略可能在某些情境下优于单纯受体阻断（文献：《Covalent LYTAC enabled by DNA aptamers for immune checkpoint degradation therapy》[4]）。</w:t>
+      </w:r>
+    </w:p>
+    <w:p>
+      <w:pPr>
+        <w:spacing w:line="360" w:lineRule="auto" w:after="120"/>
+        <w:ind w:firstLine="420"/>
+        <w:jc w:val="both"/>
+      </w:pPr>
+      <w:r>
+        <w:rPr>
+          <w:rFonts w:ascii="Times New Roman" w:hAnsi="Times New Roman" w:eastAsia="仿宋"/>
+          <w:b w:val="0"/>
+          <w:sz w:val="24"/>
+        </w:rPr>
+        <w:t>Huang等的pLYTAC在PD-L1靶向降解后亦显示出增强的抗肿瘤活性，进一步支持了这一判断（文献：《Designed endocytosis-inducing proteins degrade targets and amplify signals》[12]）。</w:t>
+      </w:r>
+    </w:p>
+    <w:p>
+      <w:pPr>
+        <w:spacing w:line="360" w:lineRule="auto" w:after="120"/>
+        <w:ind w:firstLine="420"/>
+        <w:jc w:val="both"/>
+      </w:pPr>
+      <w:r>
+        <w:rPr>
+          <w:rFonts w:ascii="Times New Roman" w:hAnsi="Times New Roman" w:eastAsia="仿宋"/>
+          <w:b w:val="0"/>
+          <w:sz w:val="24"/>
+        </w:rPr>
+        <w:t>然而，这些积极结果均来自临床前模型，人体中的免疫微环境、受体表达水平及给药耐受性可能与动物模型存在显著差异，尚需更多研究加以验证。</w:t>
+      </w:r>
+    </w:p>
+    <w:p>
+      <w:pPr>
         <w:spacing w:before="240" w:after="120" w:line="360" w:lineRule="auto"/>
         <w:ind w:firstLine="0"/>
         <w:jc w:val="left"/>
@@ -1794,7 +2304,7 @@
           <w:b w:val="0"/>
           <w:sz w:val="24"/>
         </w:rPr>
-        <w:t>Banik等（Nature, 2020）建立了LYTAC的基本技术框架，Ahn等（Nature Chemical Biology, 2021）实现了肝组织特异性降解，Ahn等（Science, 2023）系统阐明了影响降解效率的细胞因素，Pance等（Nature Biotechnology, 2023）则提供了基因编码的蛋白降解平台。</w:t>
+        <w:t>Banik等建立了LYTAC的基本技术框架（文献：《Lysosome-targeting chimaeras for degradation of extracellular proteins》[1]），Ahn等实现了肝组织特异性降解（文献：《LYTACs that engage the asialoglycoprotein receptor for targeted protein degradation》[2]），Pance等提供了基因编码的KineTAC蛋白降解平台（文献：《Modular cytokine receptor-targeting chimeras for targeted degradation of cell surface and extracellular proteins》[3]），Wu等、Li等、Zhang等和Huang等则分别从适体、共价适体、IGF2融合蛋白和EndoTag等方向拓展了技术路线（文献：《Covalent LYTAC enabled by DNA aptamers for immune checkpoint degradation therapy》[4]；《Aptamer-LYTACs for targeted degradation of extracellular and membrane proteins》[6]；《Insulin-like Growth Factor 2 (IGF2)-Fused Lysosomal Targeting Chimeras for Degradation of Extracellular and Membrane Proteins》[13]；《Designed endocytosis-inducing proteins degrade targets and amplify signals》[12]）。</w:t>
       </w:r>
     </w:p>
     <w:p>
@@ -1824,7 +2334,7 @@
           <w:b w:val="0"/>
           <w:sz w:val="24"/>
         </w:rPr>
-        <w:t>在应用层面，LYTAC在PD-L1降解、肝靶向蛋白清除及Aβ清除等方面已获得动物实验支持，表明该技术具有一定可行性。然而，分子制备复杂、组织选择性不足及临床数据匮乏仍是制约其发展的主要瓶颈。</w:t>
+        <w:t>在应用层面，LYTAC在PD-L1降解、肝靶向蛋白清除及Aβ清除等方面已获得动物实验支持，表明该技术具有一定可行性。</w:t>
       </w:r>
     </w:p>
     <w:p>
@@ -1839,7 +2349,37 @@
           <w:b w:val="0"/>
           <w:sz w:val="24"/>
         </w:rPr>
-        <w:t>LYTAC目前仍处于前沿探索阶段，尚不能等同于即将进入临床的成熟药物技术。随着机制研究的深入及新型平台的涌现，该领域有望在未来取得更多突破性进展。</w:t>
+        <w:t>然而，分子制备复杂、组织选择性不足及临床数据匮乏仍是制约其发展的主要瓶颈。</w:t>
+      </w:r>
+    </w:p>
+    <w:p>
+      <w:pPr>
+        <w:spacing w:line="360" w:lineRule="auto" w:after="120"/>
+        <w:ind w:firstLine="420"/>
+        <w:jc w:val="both"/>
+      </w:pPr>
+      <w:r>
+        <w:rPr>
+          <w:rFonts w:ascii="Times New Roman" w:hAnsi="Times New Roman" w:eastAsia="仿宋"/>
+          <w:b w:val="0"/>
+          <w:sz w:val="24"/>
+        </w:rPr>
+        <w:t>LYTAC目前仍处于前沿探索阶段，尚不能等同于即将进入临床的成熟药物技术。</w:t>
+      </w:r>
+    </w:p>
+    <w:p>
+      <w:pPr>
+        <w:spacing w:line="360" w:lineRule="auto" w:after="120"/>
+        <w:ind w:firstLine="420"/>
+        <w:jc w:val="both"/>
+      </w:pPr>
+      <w:r>
+        <w:rPr>
+          <w:rFonts w:ascii="Times New Roman" w:hAnsi="Times New Roman" w:eastAsia="仿宋"/>
+          <w:b w:val="0"/>
+          <w:sz w:val="24"/>
+        </w:rPr>
+        <w:t>随着机制研究的深入及新型平台的涌现，该领域有望在未来取得更多突破性进展。</w:t>
       </w:r>
     </w:p>
     <w:p>
@@ -1899,7 +2439,7 @@
           <w:b w:val="0"/>
           <w:sz w:val="21"/>
         </w:rPr>
-        <w:t>[3] Ahn G, Riley N M, Kamber R A, Wisnovsky S, Moncayo von Hase S, Bassik M C, Banik S M, Bertozzi C R. Elucidating the cellular determinants of targeted membrane protein degradation by lysosome-targeting chimeras[J]. Science, 2023, 382(6668): eadf6249. https://doi.org/10.1126/science.adf6249</w:t>
+        <w:t>[3] Pance K, Gramespacher J A, Byrnes J R, et al. Modular cytokine receptor-targeting chimeras for targeted degradation of cell surface and extracellular proteins[J]. Nature Biotechnology, 2023, 41(2): 273-281. https://doi.org/10.1038/s41587-022-01456-2</w:t>
       </w:r>
     </w:p>
     <w:p>
@@ -1914,7 +2454,7 @@
           <w:b w:val="0"/>
           <w:sz w:val="21"/>
         </w:rPr>
-        <w:t>[4] Pance K, Gramespacher J A, Byrnes J R, et al. Modular cytokine receptor-targeting chimeras for targeted degradation of cell surface and extracellular proteins[J]. Nature Biotechnology, 2023, 41(2): 273-281. https://doi.org/10.1038/s41587-022-01456-2</w:t>
+        <w:t>[4] Li Y, Liu X, Yu L, Huang X, Wang X, Han D, et al. Covalent LYTAC enabled by DNA aptamers for immune checkpoint degradation therapy[J]. Journal of the American Chemical Society, 2023, 145(45): 24506-24521. https://doi.org/10.1021/jacs.3c03899</w:t>
       </w:r>
     </w:p>
     <w:p>
@@ -1929,7 +2469,7 @@
           <w:b w:val="0"/>
           <w:sz w:val="21"/>
         </w:rPr>
-        <w:t>[5] Li Y, Liu X, Yu L, Huang X, Wang X, Han D, et al. Covalent LYTAC enabled by DNA aptamers for immune checkpoint degradation therapy[J]. Journal of the American Chemical Society, 2023, 145(45): 24506-24521. https://doi.org/10.1021/jacs.3c03899</w:t>
+        <w:t>[5] Liu Z, Deng Q, Qin G, Yang J, Zhang H, Ren J, Qu X. Biomarker-activated multifunctional lysosome-targeting chimeras mediated selective degradation of extracellular amyloid fibrils[J]. Chem, 2023, 9(7): 2016-2038. https://doi.org/10.1016/j.chempr.2023.06.003</w:t>
       </w:r>
     </w:p>
     <w:p>
@@ -1944,7 +2484,7 @@
           <w:b w:val="0"/>
           <w:sz w:val="21"/>
         </w:rPr>
-        <w:t>[6] Liu Z, Deng Q, Qin G, Yang J, Zhang H, Ren J, Qu X. Biomarker-activated multifunctional lysosome-targeting chimeras mediated selective degradation of extracellular amyloid fibrils[J]. Chem, 2023, 9(7): 2016-2038. https://doi.org/10.1016/j.chempr.2023.06.003</w:t>
+        <w:t>[6] Wu Y, Lu Y, Li L, Deng K, Zhang S, Yang C, Zhu Z. Aptamer-LYTACs for targeted degradation of extracellular and membrane proteins[J]. Angewandte Chemie International Edition, 2023, 62(15): e202218106. https://doi.org/10.1002/anie.202218106</w:t>
       </w:r>
     </w:p>
     <w:p>
@@ -1959,7 +2499,7 @@
           <w:b w:val="0"/>
           <w:sz w:val="21"/>
         </w:rPr>
-        <w:t>[7] Wu Y, Lu Y, Li L, Deng K, Zhang S, Yang C, Zhu Z. Aptamer-LYTACs for targeted degradation of extracellular and membrane proteins[J]. Angewandte Chemie International Edition, 2023, 62(15): e202218106. https://doi.org/10.1002/anie.202218106</w:t>
+        <w:t>[7] Li Y Y, Yang Y, Zhang R S, Ge R X, Xie S B. Targeted degradation of membrane and extracellular proteins with LYTACs[J]. Acta Pharmacologica Sinica, 2025, 46: 1-7. https://doi.org/10.1038/s41401-024-01364-y</w:t>
       </w:r>
     </w:p>
     <w:p>
@@ -1974,7 +2514,7 @@
           <w:b w:val="0"/>
           <w:sz w:val="21"/>
         </w:rPr>
-        <w:t>[8] Li Y Y, Yang Y, Zhang R S, Ge R X, Xie S B. Targeted degradation of membrane and extracellular proteins with LYTACs[J]. Acta Pharmacologica Sinica, 2025, 46: 1-7. https://doi.org/10.1038/s41401-024-01364-y</w:t>
+        <w:t>[8] Chen X, Zhou Y, Zhao Y, Tang W. Targeted degradation of extracellular secreted and membrane proteins[J]. Trends in Pharmacological Sciences, 2023, 44(11): 762-775. https://doi.org/10.1016/j.tips.2023.08.013</w:t>
       </w:r>
     </w:p>
     <w:p>
@@ -1989,7 +2529,7 @@
           <w:b w:val="0"/>
           <w:sz w:val="21"/>
         </w:rPr>
-        <w:t>[9] Chen X, Zhou Y, Zhao Y, Tang W. Targeted degradation of extracellular secreted and membrane proteins[J]. Trends in Pharmacological Sciences, 2023, 44(11): 762-775. https://doi.org/10.1016/j.tips.2023.08.013</w:t>
+        <w:t>[9] Caianiello D F, Zhang M, Ray J D, et al. Bifunctional small molecules that mediate the degradation of extracellular proteins[J]. Nature Chemical Biology, 2021, 17(9): 947-953. https://doi.org/10.1038/s41589-021-00851-1</w:t>
       </w:r>
     </w:p>
     <w:p>
@@ -2004,7 +2544,7 @@
           <w:b w:val="0"/>
           <w:sz w:val="21"/>
         </w:rPr>
-        <w:t>[10] Caianiello D F, Zhang M, Ray J D, et al. Bifunctional small molecules that mediate the degradation of extracellular proteins[J]. Nature Chemical Biology, 2021, 17(9): 947-953. https://doi.org/10.1038/s41589-021-00851-1</w:t>
+        <w:t>[10] Bekes M, Langley D R, Crews C M. PROTAC targeted protein degraders: the past is prologue[J]. Nature Reviews Drug Discovery, 2022, 21(3): 181-200. https://doi.org/10.1038/s41573-021-00371-6</w:t>
       </w:r>
     </w:p>
     <w:p>
@@ -2019,7 +2559,7 @@
           <w:b w:val="0"/>
           <w:sz w:val="21"/>
         </w:rPr>
-        <w:t>[11] Bekes M, Langley D R, Crews C M. PROTAC targeted protein degraders: the past is prologue[J]. Nature Reviews Drug Discovery, 2022, 21(3): 181-200. https://doi.org/10.1038/s41573-021-00371-6</w:t>
+        <w:t>[11] Lin J, Jin J, Shen Y, Zhang L, Gong G, Bian H, Chen H, Nagle D G, Wu Y, Zhang W, Luan X. Emerging protein degradation strategies: expanding the scope to extracellular and membrane proteins[J]. Theranostics, 2021, 11(17): 8337-8349. https://doi.org/10.7150/thno.62686</w:t>
       </w:r>
     </w:p>
     <w:p>
@@ -2034,7 +2574,7 @@
           <w:b w:val="0"/>
           <w:sz w:val="21"/>
         </w:rPr>
-        <w:t>[12] Wells J A, Kumru K. Extracellular targeted protein degradation: an emerging modality for drug discovery[J]. Nature Reviews Drug Discovery, 2024, 23(2): 126-140. https://doi.org/10.1038/s41573-023-00833-z</w:t>
+        <w:t>[12] Huang B, Abedi M, Coventry B, et al. Designed endocytosis-inducing proteins degrade targets and amplify signals[J]. Nature, 2024, 632(8024): 191-200. https://doi.org/10.1038/s41586-024-07948-2</w:t>
       </w:r>
     </w:p>
     <w:p>
@@ -2049,7 +2589,7 @@
           <w:b w:val="0"/>
           <w:sz w:val="21"/>
         </w:rPr>
-        <w:t>[13] Miao Y, Gao Q, Mao M, Zhang C, Yang L, Yang Y, Han D. Bispecific aptamer chimeras enable targeted protein degradation on cell membranes[J]. Angewandte Chemie International Edition, 2021, 60(20): 11267-11271. https://doi.org/10.1002/anie.202102170</w:t>
+        <w:t>[13] Zhang B, Brahma R K, Zhu L, Feng J, Hu S, Qian L, et al. Insulin-like Growth Factor 2 (IGF2)-Fused Lysosomal Targeting Chimeras for Degradation of Extracellular and Membrane Proteins[J]. Journal of the American Chemical Society, 2023, 145(44): 24272-24283. https://doi.org/10.1021/jacs.3c08886</w:t>
       </w:r>
     </w:p>
     <w:p>
@@ -2064,7 +2604,7 @@
           <w:b w:val="0"/>
           <w:sz w:val="21"/>
         </w:rPr>
-        <w:t>[14] Zhou Y, Liao Y, Zhao Y, Tang W. Development of integrin targeting chimeras (ITACs) for the lysosomal degradation of extracellular proteins[J]. ChemMedChem, 2024, 19(24): e202300643. https://doi.org/10.1002/cmdc.202300643</w:t>
+        <w:t>[14] Kim S, Kang J Y, Bi A D, Seo J, Oh D B. Lysosome-Targeting Chimera Using Mannose-6-Phosphate Glycans Derived from Glyco-Engineered Yeast[J]. Bioconjugate Chemistry, 2025, 36(3): 424-436. https://doi.org/10.1021/acs.bioconjchem.4c00512</w:t>
       </w:r>
     </w:p>
     <w:p>
@@ -2079,7 +2619,7 @@
           <w:b w:val="0"/>
           <w:sz w:val="21"/>
         </w:rPr>
-        <w:t>[15] Zhou Y, Li C, Chen X, Zhao Y, Liao Y, Huang P, et al. Development of folate receptor targeting chimeras for cancer selective degradation of extracellular proteins[J]. Nature Communications, 2024, 15: 8695. https://doi.org/10.1038/s41467-024-52685-9</w:t>
+        <w:t>[15] Fang T, Zheng Z, Li N, Zhang Y, Ma J, Yun C, Cai X. Lysosome-targeting chimeras containing an endocytic signaling motif trigger endocytosis and lysosomal degradation of cell-surface proteins[J]. Chemical Science, 2024, 15(42): 17652-17662. https://doi.org/10.1039/d4sc05093b</w:t>
       </w:r>
     </w:p>
     <w:p>
@@ -2094,7 +2634,7 @@
           <w:b w:val="0"/>
           <w:sz w:val="21"/>
         </w:rPr>
-        <w:t>[16] Hamada K, Hashimoto T, Iwashita R, Yamada Y, Kikkawa Y, Nomizu M. Development of a bispecific DNA-aptamer-based lysosome-targeting chimera for HER2 protein degradation[J]. Cell Reports Physical Science, 2023, 4(3): 101296. https://doi.org/10.1016/j.xcrp.2023.101296</w:t>
+        <w:t>[16] Mamun A A, Uzunparmak B, Crews C M. Targeted degradation of extracellular proteins: state of the art and diversity of degrader designs[J]. Journal of Hematology &amp; Oncology, 2025, 18: 23. https://doi.org/10.1186/s13045-025-01703-4</w:t>
       </w:r>
     </w:p>
     <w:p>
@@ -2109,7 +2649,22 @@
           <w:b w:val="0"/>
           <w:sz w:val="21"/>
         </w:rPr>
-        <w:t>[17] Zhao L, Zhao J, Zhong K, Tong A, Jia D. Targeted protein degradation: mechanisms, strategies and application[J]. Signal Transduction and Targeted Therapy, 2022, 7: 113. https://doi.org/10.1038/s41392-022-00966-4</w:t>
+        <w:t>[17] Zhong G, Chang X, Xie W, Zhou X. Targeted protein degradation: advances in drug discovery and clinical practice[J]. Signal Transduction and Targeted Therapy, 2024, 9: 308. https://doi.org/10.1038/s41392-024-02004-x</w:t>
+      </w:r>
+    </w:p>
+    <w:p>
+      <w:pPr>
+        <w:spacing w:line="360" w:lineRule="auto" w:after="60"/>
+        <w:ind w:firstLine="0" w:left="420"/>
+        <w:jc w:val="both"/>
+      </w:pPr>
+      <w:r>
+        <w:rPr>
+          <w:rFonts w:ascii="Times New Roman" w:hAnsi="Times New Roman" w:eastAsia="仿宋"/>
+          <w:b w:val="0"/>
+          <w:sz w:val="21"/>
+        </w:rPr>
+        <w:t>[18] Zhao L, Zhao J, Zhong K, Tong A, Jia D. Targeted protein degradation: mechanisms, strategies and application[J]. Signal Transduction and Targeted Therapy, 2022, 7: 113. https://doi.org/10.1038/s41392-022-00966-4</w:t>
       </w:r>
     </w:p>
     <w:sectPr>

--- a/LYTAC技术药物研发综述.docx
+++ b/LYTAC技术药物研发综述.docx
@@ -58,7 +58,7 @@
           <w:b w:val="0"/>
           <w:sz w:val="24"/>
         </w:rPr>
-        <w:t>靶向蛋白降解是近年来药物研发领域备受关注的研究方向之一。与传统抑制或阻断靶蛋白功能不同，该类策略旨在将致病蛋白导向细胞内降解系统。溶酶体靶向嵌合体（Lysosome-Targeting Chimera, LYTAC）是其中新兴的技术类型，主要利用细胞表面溶酶体靶向受体，将胞外蛋白及膜蛋白转运至溶酶体降解。鉴于PROTAC主要作用于胞内蛋白，LYTAC为胞外靶点的干预提供了补充性技术路径。本综述在梳理相关文献的基础上，介绍LYTAC的基本作用方式，并结合Banik等提出的开创性工作（文献：《Lysosome-targeting chimaeras for degradation of extracellular proteins》[1]）、Ahn等实现的肝组织特异性降解（文献：《LYTACs that engage the asialoglycoprotein receptor for targeted protein degradation》[2]）以及Pance等报道的KineTAC蛋白平台（文献：《Modular cytokine receptor-targeting chimeras for targeted degradation of cell surface and extracellular proteins》[3]），讨论该技术的发展过程与可能的应用方向。现有研究表明，LYTAC能否真正走向临床，不仅取决于分子设计，还取决于对内吞、受体循环和溶酶体分选等生物学过程的认识程度。目前该领域仍以基础研究为主，临床证据仍然较少。</w:t>
+        <w:t>靶向蛋白降解是近年来药物研发领域备受关注的研究方向之一。与传统抑制或阻断靶蛋白功能不同，该类策略旨在将致病蛋白导向细胞内降解系统。溶酶体靶向嵌合体（Lysosome-Targeting Chimera, LYTAC）是其中新兴的技术类型，主要利用细胞表面溶酶体靶向受体，将胞外蛋白及膜蛋白转运至溶酶体降解。鉴于PROTAC主要作用于胞内蛋白，LYTAC为胞外靶点的干预提供了补充性技术路径。本综述在梳理相关文献的基础上，介绍LYTAC的基本作用方式，并结合Banik等提出的开创性工作、Ahn等实现的肝组织特异性降解以及Pance等报道的KineTAC蛋白平台，讨论该技术的发展过程与可能的应用方向。现有研究表明，LYTAC能否真正走向临床，不仅取决于分子设计，还取决于对内吞、受体循环和溶酶体分选等生物学过程的认识程度。目前该领域仍以基础研究为主，临床证据仍然较少。（参考文献：《Lysosome-targeting chimaeras for degradation of extracellular proteins》[1]；《LYTACs that engage the asialoglycoprotein receptor for targeted protein degradation》[2]；《Modular cytokine receptor-targeting chimeras for targeted degradation of cell surface and extracellular proteins》[3]）</w:t>
       </w:r>
     </w:p>
     <w:p>
@@ -116,7 +116,7 @@
           <w:b w:val="0"/>
           <w:sz w:val="24"/>
         </w:rPr>
-        <w:t>近二十年来，靶向蛋白降解技术发展较快。PROTAC和分子胶等策略已经能把部分胞内蛋白导向泛素-蛋白酶体系统降解，其中一些分子已进入临床试验。Bekes等在综述中回顾了PROTAC的发展历程（文献：《PROTAC targeted protein degraders: the past is prologue》[10]），并指出蛋白降解药物正在从概念验证走向临床验证。Zhong等的综述进一步从临床转化角度梳理了TPD领域的进展与挑战（文献：《Targeted protein degradation: advances in drug discovery and clinical practice》[17]）。</w:t>
+        <w:t>近二十年来，靶向蛋白降解技术发展较快。PROTAC和分子胶等策略已经能把部分胞内蛋白导向泛素-蛋白酶体系统降解，其中一些分子已进入临床试验。Bekes等在综述中回顾了PROTAC的发展历程，并指出蛋白降解药物正在从概念验证走向临床验证。Zhong等的综述进一步从临床转化角度梳理了TPD领域的进展与挑战。（参考文献：《PROTAC targeted protein degraders: the past is prologue》[10]；《Targeted protein degradation: advances in drug discovery and clinical practice》[17]）</w:t>
       </w:r>
     </w:p>
     <w:p>
@@ -161,7 +161,7 @@
           <w:b w:val="0"/>
           <w:sz w:val="24"/>
         </w:rPr>
-        <w:t>2020年，Banik等在Nature上提出了溶酶体靶向嵌合体（LYTAC）的概念（文献：《Lysosome-targeting chimaeras for degradation of extracellular proteins》[1]）。此后几年里，不同研究组在分子设计、受体选择、细胞机制和疾病模型等方面开展了大量研究。</w:t>
+        <w:t>2020年，Banik等在Nature上提出了溶酶体靶向嵌合体（LYTAC）的概念。此后几年里，不同研究组在分子设计、受体选择、细胞机制和疾病模型等方面开展了大量研究。（参考文献：《Lysosome-targeting chimaeras for degradation of extracellular proteins》[1]）</w:t>
       </w:r>
     </w:p>
     <w:p>
@@ -176,7 +176,7 @@
           <w:b w:val="0"/>
           <w:sz w:val="24"/>
         </w:rPr>
-        <w:t>Li等和Chen等发表的综述文章，对LYTAC技术的发展脉络和应用前景做了较系统的介绍（文献：《Targeted degradation of membrane and extracellular proteins with LYTACs》[7]；《Targeted degradation of extracellular secreted and membrane proteins》[8]）。Lin等的综述从更广的胞外蛋白降解角度，将LYTAC与AbTAC等策略置于同一框架下讨论（文献：《Emerging protein degradation strategies: expanding the scope to extracellular and membrane proteins》[11]）。Mamun等的综述则系统归纳了胞外靶向蛋白降解（eTPD）的技术类型与成药性挑战（文献：《Targeted degradation of extracellular proteins: state of the art and diversity of degrader designs》[16]）。</w:t>
+        <w:t>Li等和Chen等发表的综述文章，对LYTAC技术的发展脉络和应用前景做了较系统的介绍。Lin等的综述从更广的胞外蛋白降解角度，将LYTAC与AbTAC等策略置于同一框架下讨论。Mamun等的综述则系统归纳了胞外靶向蛋白降解（eTPD）的技术类型与成药性挑战。（参考文献：《Targeted degradation of membrane and extracellular proteins with LYTACs》[7]；《Targeted degradation of extracellular secreted and membrane proteins》[8]；《Emerging protein degradation strategies: expanding the scope to extracellular and membrane proteins》[11]；《Targeted degradation of extracellular proteins: state of the art and diversity of degrader designs》[16]）</w:t>
       </w:r>
     </w:p>
     <w:p>
@@ -236,7 +236,7 @@
           <w:b w:val="0"/>
           <w:sz w:val="24"/>
         </w:rPr>
-        <w:t>LYTAC本质上是一种双功能分子，一端结合靶蛋白，另一端结合细胞表面的溶酶体靶向受体（Lysosome-Targeting Receptor, LTR），中间通过连接子相连。靶蛋白结合部分可以用小分子、肽、抗体或适体，受体结合部分则常用甘露糖-6-磷酸聚糖或GalNAc等配体。当LYTAC同时结合靶蛋白和受体后，会形成三元复合物，随后通过内吞进入内体，再进一步分选到溶酶体，靶蛋白最终被水解（图1）。Chen等在综述中指出（文献：《Targeted degradation of extracellular secreted and membrane proteins》[8]），LYTAC属于依赖溶酶体的胞外蛋白降解策略，与PROTAC依赖蛋白酶体的路径明显不同。Li等在综述中把LYTAC列为靶向蛋白降解领域较新的技术方向之一（文献：《Targeted degradation of membrane and extracellular proteins with LYTACs》[7]），并进一步说明胞外蛋白和膜蛋白在肿瘤、自身免疫病和神经退行性疾病中都很常见。Lin等的综述指出，胞外和膜蛋白约占蛋白质组总量的相当比例，在多种疾病发病机制中发挥关键作用（文献：《Emerging protein degradation strategies: expanding the scope to extracellular and membrane proteins》[11]）。</w:t>
+        <w:t>LYTAC本质上是一种双功能分子，一端结合靶蛋白，另一端结合细胞表面的溶酶体靶向受体（Lysosome-Targeting Receptor, LTR），中间通过连接子相连。靶蛋白结合部分可以用小分子、肽、抗体或适体，受体结合部分则常用甘露糖-6-磷酸聚糖或GalNAc等配体。当LYTAC同时结合靶蛋白和受体后，会形成三元复合物，随后通过内吞进入内体，再进一步分选到溶酶体，靶蛋白最终被水解（图1）。Chen等在综述中指出，LYTAC属于依赖溶酶体的胞外蛋白降解策略，与PROTAC依赖蛋白酶体的路径明显不同。Li等在综述中把LYTAC列为靶向蛋白降解领域较新的技术方向之一，并进一步说明胞外蛋白和膜蛋白在肿瘤、自身免疫病和神经退行性疾病中都很常见。Lin等的综述指出，胞外和膜蛋白约占蛋白质组总量的相当比例，在多种疾病发病机制中发挥关键作用。（参考文献：《Targeted degradation of extracellular secreted and membrane proteins》[8]；《Targeted degradation of membrane and extracellular proteins with LYTACs》[7]；《Emerging protein degradation strategies: expanding the scope to extracellular and membrane proteins》[11]）</w:t>
       </w:r>
     </w:p>
     <w:p>
@@ -251,7 +251,7 @@
           <w:b w:val="0"/>
           <w:sz w:val="24"/>
         </w:rPr>
-        <w:t>Mamun等在综述中将LYTAC归入胞外靶向蛋白降解（eTPD）的代表性技术，认为其通过把靶蛋白与细胞表面LTR连接，经内吞-溶酶体途径实现蛋白清除（文献：《Targeted degradation of extracellular proteins: state of the art and diversity of degrader designs》[16]）。</w:t>
+        <w:t>Mamun等在综述中将LYTAC归入胞外靶向蛋白降解（eTPD）的代表性技术，认为其通过把靶蛋白与细胞表面LTR连接，经内吞-溶酶体途径实现蛋白清除。（参考文献：《Targeted degradation of extracellular proteins: state of the art and diversity of degrader designs》[16]）</w:t>
       </w:r>
     </w:p>
     <w:p>
@@ -266,7 +266,7 @@
           <w:b w:val="0"/>
           <w:sz w:val="24"/>
         </w:rPr>
-        <w:t>这个过程和抗体单纯阻断靶蛋白并不相同。抗体通常只是占据结合位点，而LYTAC的目标是减少靶蛋白本身的含量。文献中一般认为，这类分子属于事件驱动型作用方式，即结合剂无需具备抑制活性，只要能有效识别并捕获靶蛋白即可。由于降解发生在溶酶体，靶蛋白的信号传导功能和蛋白相互作用都可能随之减弱，这一点在EGFR和PD-L1等靶点上已有实验支持（文献：《Lysosome-targeting chimaeras for degradation of extracellular proteins》[1]；《Covalent LYTAC enabled by DNA aptamers for immune checkpoint degradation therapy》[4]）。</w:t>
+        <w:t>这个过程和抗体单纯阻断靶蛋白并不相同。抗体通常只是占据结合位点，而LYTAC的目标是减少靶蛋白本身的含量。文献中一般认为，这类分子属于事件驱动型作用方式，即结合剂无需具备抑制活性，只要能有效识别并捕获靶蛋白即可。由于降解发生在溶酶体，靶蛋白的信号传导功能和蛋白相互作用都可能随之减弱，这一点在EGFR和PD-L1等靶点上已有实验支持。（参考文献：《Lysosome-targeting chimaeras for degradation of extracellular proteins》[1]；《Covalent LYTAC enabled by DNA aptamers for immune checkpoint degradation therapy》[4]）</w:t>
       </w:r>
     </w:p>
     <w:p>
@@ -296,7 +296,7 @@
           <w:b w:val="0"/>
           <w:sz w:val="24"/>
         </w:rPr>
-        <w:t>目前已报道的LTR包括CI-M6PR（也称IGF2R）、ASGPR、整合素以及部分细胞因子受体等。Chen等在综述中归纳了多种LTR及其在胞外蛋白降解中的应用（文献：《Targeted degradation of extracellular secreted and membrane proteins》[8]），Lin等的综述亦对LYTAC依赖的受体类型做了系统梳理（文献：《Emerging protein degradation strategies: expanding the scope to extracellular and membrane proteins》[11]）。</w:t>
+        <w:t>目前已报道的LTR包括CI-M6PR（也称IGF2R）、ASGPR、整合素以及部分细胞因子受体等。Chen等在综述中归纳了多种LTR及其在胞外蛋白降解中的应用，Lin等的综述亦对LYTAC依赖的受体类型做了系统梳理。（参考文献：《Targeted degradation of extracellular secreted and membrane proteins》[8]；《Emerging protein degradation strategies: expanding the scope to extracellular and membrane proteins》[11]）</w:t>
       </w:r>
     </w:p>
     <w:p>
@@ -311,7 +311,7 @@
           <w:b w:val="0"/>
           <w:sz w:val="24"/>
         </w:rPr>
-        <w:t>不同受体在组织分布和内吞特性上差别较大，受体选择会直接影响LYTAC作用的位置和效率。CI-M6PR在多种细胞上都有表达，因此第一代LYTAC的作用范围较广，但也更容易带来脱靶降解的风险。ASGPR主要在肝细胞表达，因此GalNAc-LYTAC更适合肝相关靶点（文献：《LYTACs that engage the asialoglycoprotein receptor for targeted protein degradation》[2]；《Aptamer-LYTACs for targeted degradation of extracellular and membrane proteins》[6]）。</w:t>
+        <w:t>不同受体在组织分布和内吞特性上差别较大，受体选择会直接影响LYTAC作用的位置和效率。CI-M6PR在多种细胞上都有表达，因此第一代LYTAC的作用范围较广，但也更容易带来脱靶降解的风险。ASGPR主要在肝细胞表达，因此GalNAc-LYTAC更适合肝相关靶点。（参考文献：《LYTACs that engage the asialoglycoprotein receptor for targeted protein degradation》[2]；《Aptamer-LYTACs for targeted degradation of extracellular and membrane proteins》[6]）</w:t>
       </w:r>
     </w:p>
     <w:p>
@@ -341,7 +341,7 @@
           <w:b w:val="0"/>
           <w:sz w:val="24"/>
         </w:rPr>
-        <w:t>在设计分子时，需要同时考虑靶蛋白结合剂、受体配体和连接子。Banik等最初的LYTAC使用了抗体或小分子作为靶向模块（文献：《Lysosome-targeting chimaeras for degradation of extracellular proteins》[1]），表明该技术可根据靶蛋白特点选择不同的结合方式。受体配体的选择和价态同样关键。第一代LYTAC多使用CI-M6PR配体，通常采用多价甘露糖-6-磷酸聚糖以提高结合能力。Ahn等后来改用肝特异性受体ASGPR的tri-GalNAc配体（文献：《LYTACs that engage the asialoglycoprotein receptor for targeted protein degradation》[2]），说明组织分布是决定降解位置的重要因素。</w:t>
+        <w:t>在设计分子时，需要同时考虑靶蛋白结合剂、受体配体和连接子。Banik等最初的LYTAC使用了抗体或小分子作为靶向模块，表明该技术可根据靶蛋白特点选择不同的结合方式。受体配体的选择和价态同样关键。第一代LYTAC多使用CI-M6PR配体，通常采用多价甘露糖-6-磷酸聚糖以提高结合能力。Ahn等后来改用肝特异性受体ASGPR的tri-GalNAc配体，说明组织分布是决定降解位置的重要因素。（参考文献：《Lysosome-targeting chimaeras for degradation of extracellular proteins》[1]；《LYTACs that engage the asialoglycoprotein receptor for targeted protein degradation》[2]）</w:t>
       </w:r>
     </w:p>
     <w:p>
@@ -356,7 +356,7 @@
           <w:b w:val="0"/>
           <w:sz w:val="24"/>
         </w:rPr>
-        <w:t>Caianiello等报道了小分子降解胞外蛋白的MoDE-A策略（文献：《Bifunctional small molecules that mediate the degradation of extracellular proteins》[9]），通过ASGPR把靶蛋白送入溶酶体，说明除抗体-聚糖偶联物外，小分子也可介导胞外蛋白降解。Zhang等进一步将IGF2与抗体或纳米抗体融合，构建了基因编码的iLYTAC（文献：《Insulin-like Growth Factor 2 (IGF2)-Fused Lysosomal Targeting Chimeras for Degradation of Extracellular and Membrane Proteins》[13]），可在细菌表达系统中大量制备，并降解EGFR、PD-L1及α-突触核蛋白等靶点。</w:t>
+        <w:t>Caianiello等报道了小分子降解胞外蛋白的MoDE-A策略，通过ASGPR把靶蛋白送入溶酶体，说明除抗体-聚糖偶联物外，小分子也可介导胞外蛋白降解。Zhang等进一步将IGF2与抗体或纳米抗体融合，构建了基因编码的iLYTAC，可在细菌表达系统中大量制备，并降解EGFR、PD-L1及α-突触核蛋白等靶点。（参考文献：《Bifunctional small molecules that mediate the degradation of extracellular proteins》[9]；《Insulin-like Growth Factor 2 (IGF2)-Fused Lysosomal Targeting Chimeras for Degradation of Extracellular and Membrane Proteins》[13]）</w:t>
       </w:r>
     </w:p>
     <w:p>
@@ -371,7 +371,7 @@
           <w:b w:val="0"/>
           <w:sz w:val="24"/>
         </w:rPr>
-        <w:t>Kim等则利用糖工程酵母来源的M6P聚糖制备LYTACgyM6pG（文献：《Lysosome-Targeting Chimera Using Mannose-6-Phosphate Glycans Derived from Glyco-Engineered Yeast》[14]），以无铜点击化学将聚糖与抗PD-L1纳米抗体偶联，在简化聚糖配体制备的同时实现了PD-L1的溶酶体降解。</w:t>
+        <w:t>Kim等则利用糖工程酵母来源的M6P聚糖制备LYTACgyM6pG，以无铜点击化学将聚糖与抗PD-L1纳米抗体偶联，在简化聚糖配体制备的同时实现了PD-L1的溶酶体降解。（参考文献：《Lysosome-Targeting Chimera Using Mannose-6-Phosphate Glycans Derived from Glyco-Engineered Yeast》[14]）</w:t>
       </w:r>
     </w:p>
     <w:p>
@@ -386,7 +386,7 @@
           <w:b w:val="0"/>
           <w:sz w:val="24"/>
         </w:rPr>
-        <w:t>Li等在总结影响降解效率的因素时（文献：《Targeted degradation of membrane and extracellular proteins with LYTACs》[7]），提到了配体价态、连接子长度和结合表位等分子层面的变量，并强调分子设计和细胞环境需要同时考虑。</w:t>
+        <w:t>Li等在总结影响降解效率的因素时，提到了配体价态、连接子长度和结合表位等分子层面的变量，并强调分子设计和细胞环境需要同时考虑。（参考文献：《Targeted degradation of membrane and extracellular proteins with LYTACs》[7]）</w:t>
       </w:r>
     </w:p>
     <w:p>
@@ -401,7 +401,7 @@
           <w:b w:val="0"/>
           <w:sz w:val="24"/>
         </w:rPr>
-        <w:t>Bekes等在回顾PROTAC发展时指出（文献：《PROTAC targeted protein degraders: the past is prologue》[10]），该领域已从学术研究走向产业开发，并有PROTAC分子进入临床前和早期临床试验阶段。这一发展轨迹对LYTAC的未来路径具有参照意义。</w:t>
+        <w:t>Bekes等在回顾PROTAC发展时指出，该领域已从学术研究走向产业开发，并有PROTAC分子进入临床前和早期临床试验阶段。这一发展轨迹对LYTAC的未来路径具有参照意义。（参考文献：《PROTAC targeted protein degraders: the past is prologue》[10]）</w:t>
       </w:r>
     </w:p>
     <w:p>
@@ -416,7 +416,7 @@
           <w:b w:val="0"/>
           <w:sz w:val="24"/>
         </w:rPr>
-        <w:t>结合Chen等的综述（文献：《Targeted degradation of extracellular secreted and membrane proteins》[8]），可将LYTAC与PROTAC进行如下对比。PROTAC主要连接靶蛋白和E3连接酶，把蛋白送进蛋白酶体降解，更适合有胞内结构域的靶点。LYTAC则连接靶蛋白和溶酶体靶向受体，把蛋白送进溶酶体降解，更适合分泌蛋白、抗体和膜蛋白。</w:t>
+        <w:t>结合Chen等的综述，可将LYTAC与PROTAC进行如下对比。PROTAC主要连接靶蛋白和E3连接酶，把蛋白送进蛋白酶体降解，更适合有胞内结构域的靶点。LYTAC则连接靶蛋白和溶酶体靶向受体，把蛋白送进溶酶体降解，更适合分泌蛋白、抗体和膜蛋白。（参考文献：《Targeted degradation of extracellular secreted and membrane proteins》[8]）</w:t>
       </w:r>
     </w:p>
     <w:p>
@@ -446,7 +446,7 @@
           <w:b w:val="0"/>
           <w:sz w:val="24"/>
         </w:rPr>
-        <w:t>从细胞生物学角度看，受体介导的内吞并不是单向过程。复合物进入早期内体后，一部分会被分选到溶酶体，另一部分则可能通过retromer等回收机器回到细胞膜。Lin等的综述和Mamun等的综述均指出，受体内吞后的分选与回收是影响降解效率的重要环节（文献：《Emerging protein degradation strategies: expanding the scope to extracellular and membrane proteins》[11]；《Targeted degradation of extracellular proteins: state of the art and diversity of degrader designs》[16]）。</w:t>
+        <w:t>从细胞生物学角度看，受体介导的内吞并不是单向过程。复合物进入早期内体后，一部分会被分选到溶酶体，另一部分则可能通过retromer等回收机器回到细胞膜。Lin等的综述和Mamun等的综述均指出，受体内吞后的分选与回收是影响降解效率的重要环节。（参考文献：《Emerging protein degradation strategies: expanding the scope to extracellular and membrane proteins》[11]；《Targeted degradation of extracellular proteins: state of the art and diversity of degrader designs》[16]）</w:t>
       </w:r>
     </w:p>
     <w:p>
@@ -461,7 +461,7 @@
           <w:b w:val="0"/>
           <w:sz w:val="24"/>
         </w:rPr>
-        <w:t>Huang等设计的EndoTag蛋白可与IGF2R、ASGPR等受体结合并触发内吞（文献：《Designed endocytosis-inducing proteins degrade targets and amplify signals》[12]），其研究亦提示，内源性配体与外源降解分子之间可能存在受体结合竞争，这一因素在解读不同细胞系中的降解效率差异时值得关注。</w:t>
+        <w:t>Huang等设计的EndoTag蛋白可与IGF2R、ASGPR等受体结合并触发内吞，其研究亦提示，内源性配体与外源降解分子之间可能存在受体结合竞争，这一因素在解读不同细胞系中的降解效率差异时值得关注。（参考文献：《Designed endocytosis-inducing proteins degrade targets and amplify signals》[12]）</w:t>
       </w:r>
     </w:p>
     <w:p>
@@ -476,7 +476,7 @@
           <w:b w:val="0"/>
           <w:sz w:val="24"/>
         </w:rPr>
-        <w:t>Fang等开发了含CI-M6PR来源内吞信号肽的SignalTAC（文献：《Lysosome-targeting chimeras containing an endocytic signaling motif trigger endocytosis and lysosomal degradation of cell-surface proteins》[15]），在不依赖外源LTR配体的条件下即可促进靶蛋白内吞和溶酶体降解，为分子设计提供了另一条思路。</w:t>
+        <w:t>Fang等开发了含CI-M6PR来源内吞信号肽的SignalTAC，在不依赖外源LTR配体的条件下即可促进靶蛋白内吞和溶酶体降解，为分子设计提供了另一条思路。（参考文献：《Lysosome-targeting chimeras containing an endocytic signaling motif trigger endocytosis and lysosomal degradation of cell-surface proteins》[15]）</w:t>
       </w:r>
     </w:p>
     <w:p>
@@ -491,7 +491,7 @@
           <w:b w:val="0"/>
           <w:sz w:val="24"/>
         </w:rPr>
-        <w:t>在分子设计层面，多价配体虽然能提高与受体的结合能力，但也可能带来非特异性聚集或过快清除。Li等在综述中指出（文献：《Targeted degradation of membrane and extracellular proteins with LYTACs》[7]），连接子过长可能导致两个功能模块之间距离过大，不利于三元复合物形成，而过短又可能限制构象调整。</w:t>
+        <w:t>在分子设计层面，多价配体虽然能提高与受体的结合能力，但也可能带来非特异性聚集或过快清除。Li等在综述中指出，连接子过长可能导致两个功能模块之间距离过大，不利于三元复合物形成，而过短又可能限制构象调整。（参考文献：《Targeted degradation of membrane and extracellular proteins with LYTACs》[7]）</w:t>
       </w:r>
     </w:p>
     <w:p>
@@ -506,7 +506,7 @@
           <w:b w:val="0"/>
           <w:sz w:val="24"/>
         </w:rPr>
-        <w:t>LYTAC研究要求将化学结构设计与膜受体、内吞小泡及溶酶体等细胞过程相联系。例如溶酶体抑制剂实验、受体敲除实验及遗传学筛选，都是用来证明降解确实走了溶酶体途径的对照手段（文献：《Lysosome-targeting chimaeras for degradation of extracellular proteins》[1]）。</w:t>
+        <w:t>LYTAC研究要求将化学结构设计与膜受体、内吞小泡及溶酶体等细胞过程相联系。例如溶酶体抑制剂实验、受体敲除实验及遗传学筛选，都是用来证明降解确实走了溶酶体途径的对照手段。（参考文献：《Lysosome-targeting chimaeras for degradation of extracellular proteins》[1]）</w:t>
       </w:r>
     </w:p>
     <w:p>
@@ -536,7 +536,7 @@
           <w:b w:val="0"/>
           <w:sz w:val="24"/>
         </w:rPr>
-        <w:t>Mamun等在综述中指出（文献：《Targeted degradation of extracellular proteins: state of the art and diversity of degrader designs》[16]），胞外靶向蛋白降解的核心逻辑是把靶蛋白送入溶酶体，而不是像PROTAC那样依赖泛素-蛋白酶体系统。Zhao等在靶向蛋白降解综述中亦提到，溶酶体途径是拓展降解靶点范围的重要方向之一（文献：《Targeted protein degradation: mechanisms, strategies and application》[18]）。</w:t>
+        <w:t>Mamun等在综述中指出，胞外靶向蛋白降解的核心逻辑是把靶蛋白送入溶酶体，而不是像PROTAC那样依赖泛素-蛋白酶体系统。Zhao等在靶向蛋白降解综述中亦提到，溶酶体途径是拓展降解靶点范围的重要方向之一。（参考文献：《Targeted degradation of extracellular proteins: state of the art and diversity of degrader designs》[16]；《Targeted protein degradation: mechanisms, strategies and application》[18]）</w:t>
       </w:r>
     </w:p>
     <w:p>
@@ -551,7 +551,7 @@
           <w:b w:val="0"/>
           <w:sz w:val="24"/>
         </w:rPr>
-        <w:t>在结合模块方面，Wu等和Li等分别报道了适体连接的Apt-LYTAC和共价适体LYTAC（文献：《Aptamer-LYTACs for targeted degradation of extracellular and membrane proteins》[6]；《Covalent LYTAC enabled by DNA aptamers for immune checkpoint degradation therapy》[4]），证明核酸适体可替代抗体作为靶蛋白识别模块，且合成与筛选相对方便。</w:t>
+        <w:t>在结合模块方面，Wu等和Li等分别报道了适体连接的Apt-LYTAC和共价适体LYTAC，证明核酸适体可替代抗体作为靶蛋白识别模块，且合成与筛选相对方便。（参考文献：《Aptamer-LYTACs for targeted degradation of extracellular and membrane proteins》[6]；《Covalent LYTAC enabled by DNA aptamers for immune checkpoint degradation therapy》[4]）</w:t>
       </w:r>
     </w:p>
     <w:p>
@@ -566,7 +566,7 @@
           <w:b w:val="0"/>
           <w:sz w:val="24"/>
         </w:rPr>
-        <w:t>Huang等和Pance等则从不同角度发展了基因编码的蛋白降解平台（文献：《Designed endocytosis-inducing proteins degrade targets and amplify signals》[12]；《Modular cytokine receptor-targeting chimeras for targeted degradation of cell surface and extracellular proteins》[3]），为绕开复杂化学偶联提供了可行路径。</w:t>
+        <w:t>Huang等和Pance等则从不同角度发展了基因编码的蛋白降解平台，为绕开复杂化学偶联提供了可行路径。（参考文献：《Designed endocytosis-inducing proteins degrade targets and amplify signals》[12]；《Modular cytokine receptor-targeting chimeras for targeted degradation of cell surface and extracellular proteins》[3]）</w:t>
       </w:r>
     </w:p>
     <w:p>
@@ -581,7 +581,7 @@
           <w:b w:val="0"/>
           <w:sz w:val="24"/>
         </w:rPr>
-        <w:t>Banik等的研究揭示了CI-M6PR的生理学背景（文献：《Lysosome-targeting chimaeras for degradation of extracellular proteins》[1]）：该受体负责介导带有M6P修饰的溶酶体酶进入细胞，LYTAC正是利用了这一受体介导的货物分拣通路。</w:t>
+        <w:t>Banik等的研究揭示了CI-M6PR的生理学背景：该受体负责介导带有M6P修饰的溶酶体酶进入细胞，LYTAC正是利用了这一受体介导的货物分拣通路。（参考文献：《Lysosome-targeting chimaeras for degradation of extracellular proteins》[1]）</w:t>
       </w:r>
     </w:p>
     <w:p>
@@ -596,7 +596,7 @@
           <w:b w:val="0"/>
           <w:sz w:val="24"/>
         </w:rPr>
-        <w:t>Ahn等在GalNAc-LYTAC研究中发现，在抗体Fc区进行定点偶联可改善体内药代动力学表现（文献：《LYTACs that engage the asialoglycoprotein receptor for targeted protein degradation》[2]），说明连接位点和分子构象对体内行为具有重要影响。</w:t>
+        <w:t>Ahn等在GalNAc-LYTAC研究中发现，在抗体Fc区进行定点偶联可改善体内药代动力学表现，说明连接位点和分子构象对体内行为具有重要影响。（参考文献：《LYTACs that engage the asialoglycoprotein receptor for targeted protein degradation》[2]）</w:t>
       </w:r>
     </w:p>
     <w:p>
@@ -611,7 +611,7 @@
           <w:b w:val="0"/>
           <w:sz w:val="24"/>
         </w:rPr>
-        <w:t>Zhao等在靶向蛋白降解综述中系统比较了蛋白酶体途径与溶酶体途径降解策略的适用范围，指出LYTAC、AbTAC及适体嵌合体等属于溶酶体依赖的胞外降解技术（文献：《Targeted protein degradation: mechanisms, strategies and application》[18]）。</w:t>
+        <w:t>Zhao等在靶向蛋白降解综述中系统比较了蛋白酶体途径与溶酶体途径降解策略的适用范围，指出LYTAC、AbTAC及适体嵌合体等属于溶酶体依赖的胞外降解技术。（参考文献：《Targeted protein degradation: mechanisms, strategies and application》[18]）</w:t>
       </w:r>
     </w:p>
     <w:p>
@@ -626,7 +626,7 @@
           <w:b w:val="0"/>
           <w:sz w:val="24"/>
         </w:rPr>
-        <w:t>从制备策略看，化学合成的多价M6P聚糖配体合成步骤繁琐，且批次间均一性难以保证；Kim等利用糖工程酵母发酵制备gyM6pG聚糖，再以无铜点击化学与纳米抗体偶联，为LYTAC的规模化生产提供了新思路（文献：《Lysosome-Targeting Chimera Using Mannose-6-Phosphate Glycans Derived from Glyco-Engineered Yeast》[14]）。</w:t>
+        <w:t>从制备策略看，化学合成的多价M6P聚糖配体合成步骤繁琐，且批次间均一性难以保证；Kim等利用糖工程酵母发酵制备gyM6pG聚糖，再以无铜点击化学与纳米抗体偶联，为LYTAC的规模化生产提供了新思路。（参考文献：《Lysosome-Targeting Chimera Using Mannose-6-Phosphate Glycans Derived from Glyco-Engineered Yeast》[14]）</w:t>
       </w:r>
     </w:p>
     <w:p>
@@ -641,7 +641,7 @@
           <w:b w:val="0"/>
           <w:sz w:val="24"/>
         </w:rPr>
-        <w:t>Zhang等报道的iLYTAC采用IGF2与靶蛋白结合域的基因融合表达策略，可在数天内通过标准克隆和细菌表达获得目标蛋白，并实现对EGFR、PD-L1、CD20等靶点的高效降解（文献：《Insulin-like Growth Factor 2 (IGF2)-Fused Lysosomal Targeting Chimeras for Degradation of Extracellular and Membrane Proteins》[13]）。</w:t>
+        <w:t>Zhang等报道的iLYTAC采用IGF2与靶蛋白结合域的基因融合表达策略，可在数天内通过标准克隆和细菌表达获得目标蛋白，并实现对EGFR、PD-L1、CD20等靶点的高效降解。（参考文献：《Insulin-like Growth Factor 2 (IGF2)-Fused Lysosomal Targeting Chimeras for Degradation of Extracellular and Membrane Proteins》[13]）</w:t>
       </w:r>
     </w:p>
     <w:p>
@@ -656,7 +656,7 @@
           <w:b w:val="0"/>
           <w:sz w:val="24"/>
         </w:rPr>
-        <w:t>Huang等设计的EndoTag通过计算蛋白质设计获得，可与IGF2R、ASGPR、转铁蛋白受体等多种LTR结合，融合靶蛋白结合蛋白后形成pLYTAC，在模块化、遗传可编码性及组织靶向性方面展现出优势（文献：《Designed endocytosis-inducing proteins degrade targets and amplify signals》[12]）。</w:t>
+        <w:t>Huang等设计的EndoTag通过计算蛋白质设计获得，可与IGF2R、ASGPR、转铁蛋白受体等多种LTR结合，融合靶蛋白结合蛋白后形成pLYTAC，在模块化、遗传可编码性及组织靶向性方面展现出优势。（参考文献：《Designed endocytosis-inducing proteins degrade targets and amplify signals》[12]）</w:t>
       </w:r>
     </w:p>
     <w:p>
@@ -671,7 +671,7 @@
           <w:b w:val="0"/>
           <w:sz w:val="24"/>
         </w:rPr>
-        <w:t>Fang等的SignalTAC将CI-M6PR来源的10个氨基酸酪氨酸基内吞信号肽P3与靶蛋白结合模块融合，在不依赖外源LTR配体的情况下即可诱导靶蛋白内吞和溶酶体降解，且抗肿瘤活性优于亲本抗体（文献：《Lysosome-targeting chimeras containing an endocytic signaling motif trigger endocytosis and lysosomal degradation of cell-surface proteins》[15]）。</w:t>
+        <w:t>Fang等的SignalTAC将CI-M6PR来源的10个氨基酸酪氨酸基内吞信号肽P3与靶蛋白结合模块融合，在不依赖外源LTR配体的情况下即可诱导靶蛋白内吞和溶酶体降解，且抗肿瘤活性优于亲本抗体。（参考文献：《Lysosome-targeting chimeras containing an endocytic signaling motif trigger endocytosis and lysosomal degradation of cell-surface proteins》[15]）</w:t>
       </w:r>
     </w:p>
     <w:p>
@@ -686,7 +686,7 @@
           <w:b w:val="0"/>
           <w:sz w:val="24"/>
         </w:rPr>
-        <w:t>Ahn等在GalNAc-LYTAC研究中除EGFR外，还以肽段为结合剂实现了整合素降解，并抑制了癌细胞增殖，说明较小的结合模块亦可有效介导溶酶体降解（文献：《LYTACs that engage the asialoglycoprotein receptor for targeted protein degradation》[2]）。</w:t>
+        <w:t>Ahn等在GalNAc-LYTAC研究中除EGFR外，还以肽段为结合剂实现了整合素降解，并抑制了癌细胞增殖，说明较小的结合模块亦可有效介导溶酶体降解。（参考文献：《LYTACs that engage the asialoglycoprotein receptor for targeted protein degradation》[2]）</w:t>
       </w:r>
     </w:p>
     <w:p>
@@ -701,7 +701,7 @@
           <w:b w:val="0"/>
           <w:sz w:val="24"/>
         </w:rPr>
-        <w:t>Wu等的Apt-LYTAC研究采用了类似的肝靶向策略，但用适体替代抗体作为靶蛋白结合模块，在简化分子构建的同时实现了PDGF和PTK7的降解（文献：《Aptamer-LYTACs for targeted degradation of extracellular and membrane proteins》[6]）。</w:t>
+        <w:t>Wu等的Apt-LYTAC研究采用了类似的肝靶向策略，但用适体替代抗体作为靶蛋白结合模块，在简化分子构建的同时实现了PDGF和PTK7的降解。（参考文献：《Aptamer-LYTACs for targeted degradation of extracellular and membrane proteins》[6]）</w:t>
       </w:r>
     </w:p>
     <w:p>
@@ -731,7 +731,7 @@
           <w:b w:val="0"/>
           <w:sz w:val="24"/>
         </w:rPr>
-        <w:t>在内吞与分选机制方面，Banik等通过CRISPR干扰筛选发现，exocyst复合体参与CI-M6PR在细胞膜的呈现，提示LYTAC-受体复合物的胞内转运受多种细胞机器调控（文献：《Lysosome-targeting chimaeras for degradation of extracellular proteins》[1]）。Chen等在综述中进一步指出，整合素、清道夫受体及细胞因子受体等亦可作为组织选择性降解的效应器，拓展了LTR的选择范围（文献：《Targeted degradation of extracellular secreted and membrane proteins》[8]）。</w:t>
+        <w:t>在内吞与分选机制方面，Banik等通过CRISPR干扰筛选发现，exocyst复合体参与CI-M6PR在细胞膜的呈现，提示LYTAC-受体复合物的胞内转运受多种细胞机器调控。Chen等在综述中进一步指出，整合素、清道夫受体及细胞因子受体等亦可作为组织选择性降解的效应器，拓展了LTR的选择范围。（参考文献：《Lysosome-targeting chimaeras for degradation of extracellular proteins》[1]；《Targeted degradation of extracellular secreted and membrane proteins》[8]）</w:t>
       </w:r>
     </w:p>
     <w:p>
@@ -746,7 +746,7 @@
           <w:b w:val="0"/>
           <w:sz w:val="24"/>
         </w:rPr>
-        <w:t>Caianiello等开发的MoDE-A属于双功能小分子降解剂，一端结合ASGPR，另一端结合靶蛋白，在肝细胞中实现了整合素等靶点的溶酶体降解（文献：《Bifunctional small molecules that mediate the degradation of extracellular proteins》[9]）。与抗体-聚糖偶联物相比，小分子降解剂分子量更低、结构表征更简单，但靶点结合亲和力及体内稳定性仍需优化。</w:t>
+        <w:t>Caianiello等开发的MoDE-A属于双功能小分子降解剂，一端结合ASGPR，另一端结合靶蛋白，在肝细胞中实现了整合素等靶点的溶酶体降解。与抗体-聚糖偶联物相比，小分子降解剂分子量更低、结构表征更简单，但靶点结合亲和力及体内稳定性仍需优化。（参考文献：《Bifunctional small molecules that mediate the degradation of extracellular proteins》[9]）</w:t>
       </w:r>
     </w:p>
     <w:p>
@@ -761,7 +761,7 @@
           <w:b w:val="0"/>
           <w:sz w:val="24"/>
         </w:rPr>
-        <w:t>从事件驱动药理角度看，LYTAC不要求结合剂具备酶抑制活性，这一特点使其能够靶向传统抑制剂难以作用的蛋白界面。Li等在综述中将其与抗体阻断策略进行了比较，认为直接降解靶蛋白有望更彻底地消除其信号传导和蛋白相互作用功能（文献：《Targeted degradation of membrane and extracellular proteins with LYTACs》[7]）。</w:t>
+        <w:t>从事件驱动药理角度看，LYTAC不要求结合剂具备酶抑制活性，这一特点使其能够靶向传统抑制剂难以作用的蛋白界面。Li等在综述中将其与抗体阻断策略进行了比较，认为直接降解靶蛋白有望更彻底地消除其信号传导和蛋白相互作用功能。（参考文献：《Targeted degradation of membrane and extracellular proteins with LYTACs》[7]）</w:t>
       </w:r>
     </w:p>
     <w:p>
@@ -806,7 +806,7 @@
           <w:b w:val="0"/>
           <w:sz w:val="24"/>
         </w:rPr>
-        <w:t>Zhong等的综述指出，TPD药物研发需兼顾靶点可降解性、分子理化性质及联合治疗策略等因素，这些原则对LYTAC同样适用（文献：《Targeted protein degradation: advances in drug discovery and clinical practice》[17]）。</w:t>
+        <w:t>Zhong等的综述指出，TPD药物研发需兼顾靶点可降解性、分子理化性质及联合治疗策略等因素，这些原则对LYTAC同样适用。（参考文献：《Targeted protein degradation: advances in drug discovery and clinical practice》[17]）</w:t>
       </w:r>
     </w:p>
     <w:p>
@@ -821,7 +821,7 @@
           <w:b w:val="0"/>
           <w:sz w:val="24"/>
         </w:rPr>
-        <w:t>Bekes等回顾PROTAC时提到，随着更多E3连接酶和靶点类型被纳入降解设计，该领域正从肿瘤适应症向更广泛的疾病领域扩展（文献：《PROTAC targeted protein degraders: the past is prologue》[10]）。LYTAC由于可作用于分泌蛋白和膜蛋白，在自身免疫病、代谢病及神经退行性疾病中均具有潜在应用空间，但相关研究尚处于早期阶段。</w:t>
+        <w:t>Bekes等回顾PROTAC时提到，随着更多E3连接酶和靶点类型被纳入降解设计，该领域正从肿瘤适应症向更广泛的疾病领域扩展。LYTAC由于可作用于分泌蛋白和膜蛋白，在自身免疫病、代谢病及神经退行性疾病中均具有潜在应用空间，但相关研究尚处于早期阶段。（参考文献：《PROTAC targeted protein degraders: the past is prologue》[10]）</w:t>
       </w:r>
     </w:p>
     <w:p>
@@ -836,7 +836,7 @@
           <w:b w:val="0"/>
           <w:sz w:val="24"/>
         </w:rPr>
-        <w:t>Lin等的综述对LYTAC的作用机制进行了图示化归纳：LYTAC同时结合POI和LTR后形成三元复合物，经网格蛋白介导的内吞进入内体，再经分选进入溶酶体完成蛋白水解，而LTR则可经回收途径返回细胞膜（文献：《Emerging protein degradation strategies: expanding the scope to extracellular and membrane proteins》[11]）。理解这一循环过程，有助于解释为何同一LYTAC在不同细胞系中可能呈现显著不同的降解效率。</w:t>
+        <w:t>Lin等的综述对LYTAC的作用机制进行了图示化归纳：LYTAC同时结合POI和LTR后形成三元复合物，经网格蛋白介导的内吞进入内体，再经分选进入溶酶体完成蛋白水解，而LTR则可经回收途径返回细胞膜。理解这一循环过程，有助于解释为何同一LYTAC在不同细胞系中可能呈现显著不同的降解效率。（参考文献：《Emerging protein degradation strategies: expanding the scope to extracellular and membrane proteins》[11]）</w:t>
       </w:r>
     </w:p>
     <w:p>
@@ -895,7 +895,7 @@
           <w:b w:val="0"/>
           <w:sz w:val="24"/>
         </w:rPr>
-        <w:t>2020年，Banik等在Nature发表了LYTAC领域的开创性工作（文献：《Lysosome-targeting chimaeras for degradation of extracellular proteins》[1]）。作者将靶向模块与CI-M6PR配体通过连接子连接，构建了首批LYTAC分子。他们还利用CRISPR筛选研究了LYTAC的内吞通路，发现exocyst复合体参与CI-M6PR的膜面呈现，表明该研究不仅涉及分子构建，也在补充受体介导内吞的基础认识。实验中，LYTAC成功降解了ApoE4、EGFR、CD71和PD-L1等蛋白。以EGFR为例，处理后受体水平在数小时内明显下降，溶酶体抑制剂可以阻断这一效应，说明溶酶体途径是主要降解路径。PD-L1被降解后，肿瘤细胞的免疫逃逸能力也有所减弱（图2）。</w:t>
+        <w:t>2020年，Banik等在Nature发表了LYTAC领域的开创性工作。作者将靶向模块与CI-M6PR配体通过连接子连接，构建了首批LYTAC分子。他们还利用CRISPR筛选研究了LYTAC的内吞通路，发现exocyst复合体参与CI-M6PR的膜面呈现，表明该研究不仅涉及分子构建，也在补充受体介导内吞的基础认识。实验中，LYTAC成功降解了ApoE4、EGFR、CD71和PD-L1等蛋白。以EGFR为例，处理后受体水平在数小时内明显下降，溶酶体抑制剂可以阻断这一效应，说明溶酶体途径是主要降解路径。PD-L1被降解后，肿瘤细胞的免疫逃逸能力也有所减弱（图2）。（参考文献：《Lysosome-targeting chimaeras for degradation of extracellular proteins》[1]）</w:t>
       </w:r>
     </w:p>
     <w:p>
@@ -910,7 +910,7 @@
           <w:b w:val="0"/>
           <w:sz w:val="24"/>
         </w:rPr>
-        <w:t>第一代LYTAC主要依赖CI-M6PR，而该受体在多种组织中都有表达，组织选择性不够理想。2021年，Ahn等在Nature Chemical Biology报道了结合ASGPR的GalNAc-LYTAC（文献：《LYTACs that engage the asialoglycoprotein receptor for targeted protein degradation》[2]）。研究者将靶蛋白结合剂与tri-GalNAc配体连接，在肝细胞中实现了EGFR降解。结果显示，与单纯使用抑制性抗体相比，GalNAc-LYTAC对EGFR下游信号的抑制更持久。作者还把较小的肽段结合剂与tri-GalNAc连接，实现了整合素降解并抑制癌细胞增殖。此外，他们在抗体Fc区进行定点偶联，改善了GalNAc-LYTAC在体内的药代动力学表现（图3）。</w:t>
+        <w:t>第一代LYTAC主要依赖CI-M6PR，而该受体在多种组织中都有表达，组织选择性不够理想。2021年，Ahn等在Nature Chemical Biology报道了结合ASGPR的GalNAc-LYTAC。研究者将靶蛋白结合剂与tri-GalNAc配体连接，在肝细胞中实现了EGFR降解。结果显示，与单纯使用抑制性抗体相比，GalNAc-LYTAC对EGFR下游信号的抑制更持久。作者还把较小的肽段结合剂与tri-GalNAc连接，实现了整合素降解并抑制癌细胞增殖。此外，他们在抗体Fc区进行定点偶联，改善了GalNAc-LYTAC在体内的药代动力学表现（图3）。（参考文献：《LYTACs that engage the asialoglycoprotein receptor for targeted protein degradation》[2]）</w:t>
       </w:r>
     </w:p>
     <w:p>
@@ -925,7 +925,7 @@
           <w:b w:val="0"/>
           <w:sz w:val="24"/>
         </w:rPr>
-        <w:t>Li等把这类工作归纳为第二代组织特异性LYTAC（文献：《Targeted degradation of membrane and extracellular proteins with LYTACs》[7]），认为肝靶向设计对减少脱靶效应具有一定帮助。</w:t>
+        <w:t>Li等把这类工作归纳为第二代组织特异性LYTAC，认为肝靶向设计对减少脱靶效应具有一定帮助。（参考文献：《Targeted degradation of membrane and extracellular proteins with LYTACs》[7]）</w:t>
       </w:r>
     </w:p>
     <w:p>
@@ -955,7 +955,7 @@
           <w:b w:val="0"/>
           <w:sz w:val="24"/>
         </w:rPr>
-        <w:t>2023年，Pance等在Nature Biotechnology提出了KineTAC平台（文献：《Modular cytokine receptor-targeting chimeras for targeted degradation of cell surface and extracellular proteins》[3]）。KineTAC是一种双特异性抗体，一条臂结合细胞因子受体，另一条臂结合靶蛋白。研究者针对PD-L1、HER2、PD-1、EGFR、CDCP1和TROP2等靶点构建了KineTAC，最大降解效率大约在51%到93%之间。与化学LYTAC相比，KineTAC可通过哺乳动物细胞表达生产，更换靶蛋白结合臂也相对方便（图4）。</w:t>
+        <w:t>2023年，Pance等在Nature Biotechnology提出了KineTAC平台。KineTAC是一种双特异性抗体，一条臂结合细胞因子受体，另一条臂结合靶蛋白。研究者针对PD-L1、HER2、PD-1、EGFR、CDCP1和TROP2等靶点构建了KineTAC，最大降解效率大约在51%到93%之间。与化学LYTAC相比，KineTAC可通过哺乳动物细胞表达生产，更换靶蛋白结合臂也相对方便（图4）。（参考文献：《Modular cytokine receptor-targeting chimeras for targeted degradation of cell surface and extracellular proteins》[3]）</w:t>
       </w:r>
     </w:p>
     <w:p>
@@ -970,7 +970,7 @@
           <w:b w:val="0"/>
           <w:sz w:val="24"/>
         </w:rPr>
-        <w:t>Chen等把KineTAC与化学合成的LYTAC并列讨论（文献：《Targeted degradation of extracellular secreted and membrane proteins》[8]），认为这类蛋白平台在制备和替换靶点结合臂方面可能更方便。</w:t>
+        <w:t>Chen等把KineTAC与化学合成的LYTAC并列讨论，认为这类蛋白平台在制备和替换靶点结合臂方面可能更方便。（参考文献：《Targeted degradation of extracellular secreted and membrane proteins》[8]）</w:t>
       </w:r>
     </w:p>
     <w:p>
@@ -985,7 +985,7 @@
           <w:b w:val="0"/>
           <w:sz w:val="24"/>
         </w:rPr>
-        <w:t>Wu等在Angewandte Chemie International Edition报道了Apt-LYTAC（文献：《Aptamer-LYTACs for targeted degradation of extracellular and membrane proteins》[6]），把适体与tri-GalNAc连接，实现了肝细胞中对PDGF和PTK7等靶点的降解。</w:t>
+        <w:t>Wu等在Angewandte Chemie International Edition报道了Apt-LYTAC，把适体与tri-GalNAc连接，实现了肝细胞中对PDGF和PTK7等靶点的降解。（参考文献：《Aptamer-LYTACs for targeted degradation of extracellular and membrane proteins》[6]）</w:t>
       </w:r>
     </w:p>
     <w:p>
@@ -1000,7 +1000,7 @@
           <w:b w:val="0"/>
           <w:sz w:val="24"/>
         </w:rPr>
-        <w:t>Li等在Journal of the American Chemical Society报道了基于DNA适体的共价LYTAC（文献：《Covalent LYTAC enabled by DNA aptamers for immune checkpoint degradation therapy》[4]），可在体内降解PD-L1，并观察到比传统免疫检查点抗体更强的抗肿瘤免疫反应。</w:t>
+        <w:t>Li等在Journal of the American Chemical Society报道了基于DNA适体的共价LYTAC，可在体内降解PD-L1，并观察到比传统免疫检查点抗体更强的抗肿瘤免疫反应。（参考文献：《Covalent LYTAC enabled by DNA aptamers for immune checkpoint degradation therapy》[4]）</w:t>
       </w:r>
     </w:p>
     <w:p>
@@ -1015,7 +1015,7 @@
           <w:b w:val="0"/>
           <w:sz w:val="24"/>
         </w:rPr>
-        <w:t>Zhang等报道的iLYTAC通过IGF2融合蛋白实现溶酶体靶向（文献：《Insulin-like Growth Factor 2 (IGF2)-Fused Lysosomal Targeting Chimeras for Degradation of Extracellular and Membrane Proteins》[13]），并在异种移植瘤模型中验证了抗肿瘤活性。</w:t>
+        <w:t>Zhang等报道的iLYTAC通过IGF2融合蛋白实现溶酶体靶向，并在异种移植瘤模型中验证了抗肿瘤活性。（参考文献：《Insulin-like Growth Factor 2 (IGF2)-Fused Lysosomal Targeting Chimeras for Degradation of Extracellular and Membrane Proteins》[13]）</w:t>
       </w:r>
     </w:p>
     <w:p>
@@ -1030,7 +1030,7 @@
           <w:b w:val="0"/>
           <w:sz w:val="24"/>
         </w:rPr>
-        <w:t>Huang等设计的EndoTag融合蛋白（pLYTAC）（文献：《Designed endocytosis-inducing proteins degrade targets and amplify signals》[12]），在小鼠肿瘤模型中显示出优于单纯抗体的PD-L1靶向降解效果。</w:t>
+        <w:t>Huang等设计的EndoTag融合蛋白（pLYTAC），在小鼠肿瘤模型中显示出优于单纯抗体的PD-L1靶向降解效果。（参考文献：《Designed endocytosis-inducing proteins degrade targets and amplify signals》[12]）</w:t>
       </w:r>
     </w:p>
     <w:p>
@@ -1075,7 +1075,7 @@
           <w:b w:val="0"/>
           <w:sz w:val="24"/>
         </w:rPr>
-        <w:t>Banik等的Nature论文的重要意义不仅在于提出了LYTAC这一概念，更在于首次较完整地证明该溶酶体降解路线可推广至多个疾病相关靶点（文献：《Lysosome-targeting chimaeras for degradation of extracellular proteins》[1]）。</w:t>
+        <w:t>Banik等的Nature论文的重要意义不仅在于提出了LYTAC这一概念，更在于首次较完整地证明该溶酶体降解路线可推广至多个疾病相关靶点。（参考文献：《Lysosome-targeting chimaeras for degradation of extracellular proteins》[1]）</w:t>
       </w:r>
     </w:p>
     <w:p>
@@ -1090,7 +1090,7 @@
           <w:b w:val="0"/>
           <w:sz w:val="24"/>
         </w:rPr>
-        <w:t>Ahn等的工作实现了组织特异性降解（文献：《LYTACs that engage the asialoglycoprotein receptor for targeted protein degradation》[2]），Pance等的KineTAC则提供了另一条实现路径（文献：《Modular cytokine receptor-targeting chimeras for targeted degradation of cell surface and extracellular proteins》[3]），说明胞外蛋白降解并不必然依赖化学合成的聚糖-蛋白偶联物。</w:t>
+        <w:t>Ahn等的工作实现了组织特异性降解，Pance等的KineTAC则提供了另一条实现路径，说明胞外蛋白降解并不必然依赖化学合成的聚糖-蛋白偶联物。（参考文献：《LYTACs that engage the asialoglycoprotein receptor for targeted protein degradation》[2]；《Modular cytokine receptor-targeting chimeras for targeted degradation of cell surface and extracellular proteins》[3]）</w:t>
       </w:r>
     </w:p>
     <w:p>
@@ -1105,7 +1105,7 @@
           <w:b w:val="0"/>
           <w:sz w:val="24"/>
         </w:rPr>
-        <w:t>Wu等和Li等的适体研究表明结合模块可进一步小型化、更灵活（文献：《Aptamer-LYTACs for targeted degradation of extracellular and membrane proteins》[6]；《Covalent LYTAC enabled by DNA aptamers for immune checkpoint degradation therapy》[4]）。</w:t>
+        <w:t>Wu等和Li等的适体研究表明结合模块可进一步小型化、更灵活。（参考文献：《Aptamer-LYTACs for targeted degradation of extracellular and membrane proteins》[6]；《Covalent LYTAC enabled by DNA aptamers for immune checkpoint degradation therapy》[4]）</w:t>
       </w:r>
     </w:p>
     <w:p>
@@ -1120,7 +1120,7 @@
           <w:b w:val="0"/>
           <w:sz w:val="24"/>
         </w:rPr>
-        <w:t>进一步比较这几类平台，化学合成的聚糖-蛋白LYTAC在结构修饰上较灵活，可以精细调整配体价态和连接子，但制备难度也更高。Kim等利用酵母来源M6P聚糖的策略（文献：《Lysosome-Targeting Chimera Using Mannose-6-Phosphate Glycans Derived from Glyco-Engineered Yeast》[14]），在一定程度上缓解了合成聚糖配体的复杂性。</w:t>
+        <w:t>进一步比较这几类平台，化学合成的聚糖-蛋白LYTAC在结构修饰上较灵活，可以精细调整配体价态和连接子，但制备难度也更高。Kim等利用酵母来源M6P聚糖的策略，在一定程度上缓解了合成聚糖配体的复杂性。（参考文献：《Lysosome-Targeting Chimera Using Mannose-6-Phosphate Glycans Derived from Glyco-Engineered Yeast》[14]）</w:t>
       </w:r>
     </w:p>
     <w:p>
@@ -1150,7 +1150,7 @@
           <w:b w:val="0"/>
           <w:sz w:val="24"/>
         </w:rPr>
-        <w:t>Liu等在Chem上发表了病灶激活LYTAC前体（文献：《Biomarker-activated multifunctional lysosome-targeting chimeras mediated selective degradation of extracellular amyloid fibrils》[5]），利用阿尔茨海默病病灶区铜离子催化点击反应，在局部生成活性分子，并通过CD206受体促进Aβ聚集体进入溶酶体降解。这类研究把疾病局部病理特征和药物激活结合起来，试图降低全身给药带来的脱靶风险。</w:t>
+        <w:t>Liu等在Chem上发表了病灶激活LYTAC前体，利用阿尔茨海默病病灶区铜离子催化点击反应，在局部生成活性分子，并通过CD206受体促进Aβ聚集体进入溶酶体降解。这类研究把疾病局部病理特征和药物激活结合起来，试图降低全身给药带来的脱靶风险。（参考文献：《Biomarker-activated multifunctional lysosome-targeting chimeras mediated selective degradation of extracellular amyloid fibrils》[5]）</w:t>
       </w:r>
     </w:p>
     <w:p>
@@ -1165,7 +1165,7 @@
           <w:b w:val="0"/>
           <w:sz w:val="24"/>
         </w:rPr>
-        <w:t>Fang等的SignalTAC研究（文献：《Lysosome-targeting chimeras containing an endocytic signaling motif trigger endocytosis and lysosomal degradation of cell-surface proteins》[15]），则通过融合内吞信号肽增强膜蛋白向溶酶体的转运，在抗肿瘤实验中显示出优于亲本抗体的疗效。</w:t>
+        <w:t>Fang等的SignalTAC研究，则通过融合内吞信号肽增强膜蛋白向溶酶体的转运，在抗肿瘤实验中显示出优于亲本抗体的疗效。（参考文献：《Lysosome-targeting chimeras containing an endocytic signaling motif trigger endocytosis and lysosomal degradation of cell-surface proteins》[15]）</w:t>
       </w:r>
     </w:p>
     <w:p>
@@ -1195,7 +1195,7 @@
           <w:b w:val="0"/>
           <w:sz w:val="24"/>
         </w:rPr>
-        <w:t>Bertozzi团队更强调受体化学、细胞机制和分子平台的系统搭建（文献：《Lysosome-targeting chimaeras for degradation of extracellular proteins》[1]；《LYTACs that engage the asialoglycoprotein receptor for targeted protein degradation》[2]），国内和亚洲其他实验室则在适体偶联、病灶激活、IGF2融合蛋白及酵母聚糖制备等方面开展了系列拓展研究（文献：《Covalent LYTAC enabled by DNA aptamers for immune checkpoint degradation therapy》[4]；《Biomarker-activated multifunctional lysosome-targeting chimeras mediated selective degradation of extracellular amyloid fibrils》[5]；《Aptamer-LYTACs for targeted degradation of extracellular and membrane proteins》[6]；《Insulin-like Growth Factor 2 (IGF2)-Fused Lysosomal Targeting Chimeras for Degradation of Extracellular and Membrane Proteins》[13]；《Lysosome-Targeting Chimera Using Mannose-6-Phosphate Glycans Derived from Glyco-Engineered Yeast》[14]）。</w:t>
+        <w:t>Bertozzi团队更强调受体化学、细胞机制和分子平台的系统搭建，国内和亚洲其他实验室则在适体偶联、病灶激活、IGF2融合蛋白及酵母聚糖制备等方面开展了系列拓展研究。（参考文献：《Lysosome-targeting chimaeras for degradation of extracellular proteins》[1]；《LYTACs that engage the asialoglycoprotein receptor for targeted protein degradation》[2]；《Covalent LYTAC enabled by DNA aptamers for immune checkpoint degradation therapy》[4]；《Biomarker-activated multifunctional lysosome-targeting chimeras mediated selective degradation of extracellular amyloid fibrils》[5]；《Aptamer-LYTACs for targeted degradation of extracellular and membrane proteins》[6]；《Insulin-like Growth Factor 2 (IGF2)-Fused Lysosomal Targeting Chimeras for Degradation of Extracellular and Membrane Proteins》[13]；《Lysosome-Targeting Chimera Using Mannose-6-Phosphate Glycans Derived from Glyco-Engineered Yeast》[14]）</w:t>
       </w:r>
     </w:p>
     <w:p>
@@ -1210,7 +1210,7 @@
           <w:b w:val="0"/>
           <w:sz w:val="24"/>
         </w:rPr>
-        <w:t>如果把时间线拉长来看，PROTAC的快速发展为蛋白降解药物提供了重要参照。Bekes等回顾这一历程时指出（文献：《PROTAC targeted protein degraders: the past is prologue》[10]），PROTAC在取得临床概念验证后，产业界投入明显增加。Zhong等的综述从临床数据角度进一步说明，TPD技术正在从实验室走向临床试验（文献：《Targeted protein degradation: advances in drug discovery and clinical practice》[17]）。</w:t>
+        <w:t>如果把时间线拉长来看，PROTAC的快速发展为蛋白降解药物提供了重要参照。Bekes等回顾这一历程时指出，PROTAC在取得临床概念验证后，产业界投入明显增加。Zhong等的综述从临床数据角度进一步说明，TPD技术正在从实验室走向临床试验。（参考文献：《PROTAC targeted protein degraders: the past is prologue》[10]；《Targeted protein degradation: advances in drug discovery and clinical practice》[17]）</w:t>
       </w:r>
     </w:p>
     <w:p>
@@ -1240,7 +1240,7 @@
           <w:b w:val="0"/>
           <w:sz w:val="24"/>
         </w:rPr>
-        <w:t>Banik等用CRISPRi筛选内吞相关基因（文献：《Lysosome-targeting chimaeras for degradation of extracellular proteins》[1]），体现了LYTAC研究对细胞生物学机制的持续关注。</w:t>
+        <w:t>Banik等用CRISPRi筛选内吞相关基因，体现了LYTAC研究对细胞生物学机制的持续关注。（参考文献：《Lysosome-targeting chimaeras for degradation of extracellular proteins》[1]）</w:t>
       </w:r>
     </w:p>
     <w:p>
@@ -1270,7 +1270,7 @@
           <w:b w:val="0"/>
           <w:sz w:val="24"/>
         </w:rPr>
-        <w:t>Lin等的综述对LYTAC与AbTAC、KineTAC等技术进行了横向比较，指出不同eTPD平台在靶点类型、制备难度和体内行为方面各有特点（文献：《Emerging protein degradation strategies: expanding the scope to extracellular and membrane proteins》[11]）。</w:t>
+        <w:t>Lin等的综述对LYTAC与AbTAC、KineTAC等技术进行了横向比较，指出不同eTPD平台在靶点类型、制备难度和体内行为方面各有特点。（参考文献：《Emerging protein degradation strategies: expanding the scope to extracellular and membrane proteins》[11]）</w:t>
       </w:r>
     </w:p>
     <w:p>
@@ -1285,7 +1285,7 @@
           <w:b w:val="0"/>
           <w:sz w:val="24"/>
         </w:rPr>
-        <w:t>Mamun等的综述进一步按分子类型将现有降解剂分为LYTAC、双特异性抗体、小分子降解剂及受体非依赖策略等类别，并归纳了肿瘤相关靶点的研究进展（文献：《Targeted degradation of extracellular proteins: state of the art and diversity of degrader designs》[16]）。</w:t>
+        <w:t>Mamun等的综述进一步按分子类型将现有降解剂分为LYTAC、双特异性抗体、小分子降解剂及受体非依赖策略等类别，并归纳了肿瘤相关靶点的研究进展。（参考文献：《Targeted degradation of extracellular proteins: state of the art and diversity of degrader designs》[16]）</w:t>
       </w:r>
     </w:p>
     <w:p>
@@ -1300,7 +1300,7 @@
           <w:b w:val="0"/>
           <w:sz w:val="24"/>
         </w:rPr>
-        <w:t>在适体平台方面，Wu等将识别靶蛋白的适体与tri-GalNAc连接，构建了可在肝细胞中降解PDGF和PTK7的Apt-LYTAC（文献：《Aptamer-LYTACs for targeted degradation of extracellular and membrane proteins》[6]）。Li等则通过生物正交反应增强适体与PD-L1的共价结合，在肿瘤模型中实现了免疫检查点蛋白的降解及免疫激活（文献：《Covalent LYTAC enabled by DNA aptamers for immune checkpoint degradation therapy》[4]）。</w:t>
+        <w:t>在适体平台方面，Wu等将识别靶蛋白的适体与tri-GalNAc连接，构建了可在肝细胞中降解PDGF和PTK7的Apt-LYTAC。Li等则通过生物正交反应增强适体与PD-L1的共价结合，在肿瘤模型中实现了免疫检查点蛋白的降解及免疫激活。（参考文献：《Aptamer-LYTACs for targeted degradation of extracellular and membrane proteins》[6]；《Covalent LYTAC enabled by DNA aptamers for immune checkpoint degradation therapy》[4]）</w:t>
       </w:r>
     </w:p>
     <w:p>
@@ -1330,7 +1330,7 @@
           <w:b w:val="0"/>
           <w:sz w:val="24"/>
         </w:rPr>
-        <w:t>在蛋白工程平台方面，Pance等的KineTAC利用细胞因子受体介导的内吞，Huang等的EndoTag利用人工设计的内吞诱导蛋白，Zhang等的iLYTAC利用IGF2介导的CI-M6PR通路，三者均避免了复杂聚糖化学合成，但各自面临蛋白稳定性、免疫原性或受体竞争等不同挑战（文献：《Modular cytokine receptor-targeting chimeras for targeted degradation of cell surface and extracellular proteins》[3]；《Designed endocytosis-inducing proteins degrade targets and amplify signals》[12]；《Insulin-like Growth Factor 2 (IGF2)-Fused Lysosomal Targeting Chimeras for Degradation of Extracellular and Membrane Proteins》[13]）。</w:t>
+        <w:t>在蛋白工程平台方面，Pance等的KineTAC利用细胞因子受体介导的内吞，Huang等的EndoTag利用人工设计的内吞诱导蛋白，Zhang等的iLYTAC利用IGF2介导的CI-M6PR通路，三者均避免了复杂聚糖化学合成，但各自面临蛋白稳定性、免疫原性或受体竞争等不同挑战。（参考文献：《Modular cytokine receptor-targeting chimeras for targeted degradation of cell surface and extracellular proteins》[3]；《Designed endocytosis-inducing proteins degrade targets and amplify signals》[12]；《Insulin-like Growth Factor 2 (IGF2)-Fused Lysosomal Targeting Chimeras for Degradation of Extracellular and Membrane Proteins》[13]）</w:t>
       </w:r>
     </w:p>
     <w:p>
@@ -1345,7 +1345,7 @@
           <w:b w:val="0"/>
           <w:sz w:val="24"/>
         </w:rPr>
-        <w:t>在神经退行性疾病方向，Liu等设计的病灶激活LYTAC前体利用阿尔茨海默病脑内Aβ沉积区高浓度铜离子触发点击反应，在局部原位生成活性降解分子，并通过CD206受体介导Aβ纤维的溶酶体清除（文献：《Biomarker-activated multifunctional lysosome-targeting chimeras mediated selective degradation of extracellular amyloid fibrils》[5]）。该策略将疾病生物标志物纳入药物设计逻辑，为降低全身给药脱靶效应提供了范例。</w:t>
+        <w:t>在神经退行性疾病方向，Liu等设计的病灶激活LYTAC前体利用阿尔茨海默病脑内Aβ沉积区高浓度铜离子触发点击反应，在局部原位生成活性降解分子，并通过CD206受体介导Aβ纤维的溶酶体清除。该策略将疾病生物标志物纳入药物设计逻辑，为降低全身给药脱靶效应提供了范例。（参考文献：《Biomarker-activated multifunctional lysosome-targeting chimeras mediated selective degradation of extracellular amyloid fibrils》[5]）</w:t>
       </w:r>
     </w:p>
     <w:p>
@@ -1360,7 +1360,7 @@
           <w:b w:val="0"/>
           <w:sz w:val="24"/>
         </w:rPr>
-        <w:t>Zhong等的综述从PROTAC临床进展出发，指出TPD药物研发正经历从概念验证到临床转化的关键阶段，为评估LYTAC等新兴技术的成药前景提供了参照框架（文献：《Targeted protein degradation: advances in drug discovery and clinical practice》[17]）。</w:t>
+        <w:t>Zhong等的综述从PROTAC临床进展出发，指出TPD药物研发正经历从概念验证到临床转化的关键阶段，为评估LYTAC等新兴技术的成药前景提供了参照框架。（参考文献：《Targeted protein degradation: advances in drug discovery and clinical practice》[17]）</w:t>
       </w:r>
     </w:p>
     <w:p>
@@ -1375,7 +1375,7 @@
           <w:b w:val="0"/>
           <w:sz w:val="24"/>
         </w:rPr>
-        <w:t>Kim等报道的LYTACgyM6pG在降解PD-L1后，可显著增强T细胞对肿瘤细胞的杀伤活性，其抗肿瘤效应优于单独使用抗PD-L1纳米抗体（文献：《Lysosome-Targeting Chimera Using Mannose-6-Phosphate Glycans Derived from Glyco-Engineered Yeast》[14]）。该研究不仅验证了酵母来源聚糖在LYTAC中的应用价值，也为免疫检查点蛋白的降解治疗提供了实验依据。</w:t>
+        <w:t>Kim等报道的LYTACgyM6pG在降解PD-L1后，可显著增强T细胞对肿瘤细胞的杀伤活性，其抗肿瘤效应优于单独使用抗PD-L1纳米抗体。该研究不仅验证了酵母来源聚糖在LYTAC中的应用价值，也为免疫检查点蛋白的降解治疗提供了实验依据。（参考文献：《Lysosome-Targeting Chimera Using Mannose-6-Phosphate Glycans Derived from Glyco-Engineered Yeast》[14]）</w:t>
       </w:r>
     </w:p>
     <w:p>
@@ -1390,7 +1390,7 @@
           <w:b w:val="0"/>
           <w:sz w:val="24"/>
         </w:rPr>
-        <w:t>Banik等在初代LYTAC研究中测试了ApoE4的降解，表明LYTAC并非仅面向肿瘤靶点，在神经退行性疾病相关分泌蛋白上亦具有探索潜力（文献：《Lysosome-targeting chimaeras for degradation of extracellular proteins》[1]）。Liu等在此基础上进一步开发了针对Aβ纤维的病灶激活策略，将LYTAC的应用场景拓展至需要局部激活的复杂病理环境（文献：《Biomarker-activated multifunctional lysosome-targeting chimeras mediated selective degradation of extracellular amyloid fibrils》[5]）。</w:t>
+        <w:t>Banik等在初代LYTAC研究中测试了ApoE4的降解，表明LYTAC并非仅面向肿瘤靶点，在神经退行性疾病相关分泌蛋白上亦具有探索潜力。Liu等在此基础上进一步开发了针对Aβ纤维的病灶激活策略，将LYTAC的应用场景拓展至需要局部激活的复杂病理环境。（参考文献：《Lysosome-targeting chimaeras for degradation of extracellular proteins》[1]；《Biomarker-activated multifunctional lysosome-targeting chimeras mediated selective degradation of extracellular amyloid fibrils》[5]）</w:t>
       </w:r>
     </w:p>
     <w:p>
@@ -1405,7 +1405,7 @@
           <w:b w:val="0"/>
           <w:sz w:val="24"/>
         </w:rPr>
-        <w:t>Pance等在KineTAC研究中测试了PD-1、TROP2等多个免疫和肿瘤相关靶点，最大降解效率介于51%至93%之间，表明细胞因子受体介导的内吞途径具有较广的靶点适用范围（文献：《Modular cytokine receptor-targeting chimeras for targeted degradation of cell surface and extracellular proteins》[3]）。</w:t>
+        <w:t>Pance等在KineTAC研究中测试了PD-1、TROP2等多个免疫和肿瘤相关靶点，最大降解效率介于51%至93%之间，表明细胞因子受体介导的内吞途径具有较广的靶点适用范围。（参考文献：《Modular cytokine receptor-targeting chimeras for targeted degradation of cell surface and extracellular proteins》[3]）</w:t>
       </w:r>
     </w:p>
     <w:p>
@@ -1420,7 +1420,7 @@
           <w:b w:val="0"/>
           <w:sz w:val="24"/>
         </w:rPr>
-        <w:t>Huang等则证明，EndoTag与PD-L1抗体融合后，在小鼠肿瘤模型中的疗效显著优于抗体单药，且不同EndoTag因受体组织分布差异可实现降解的组织定向（文献：《Designed endocytosis-inducing proteins degrade targets and amplify signals》[12]）。</w:t>
+        <w:t>Huang等则证明，EndoTag与PD-L1抗体融合后，在小鼠肿瘤模型中的疗效显著优于抗体单药，且不同EndoTag因受体组织分布差异可实现降解的组织定向。（参考文献：《Designed endocytosis-inducing proteins degrade targets and amplify signals》[12]）</w:t>
       </w:r>
     </w:p>
     <w:p>
@@ -1494,7 +1494,7 @@
           <w:b w:val="0"/>
           <w:sz w:val="24"/>
         </w:rPr>
-        <w:t>在肿瘤免疫方向，Banik等最早证明LYTAC可以降解PD-L1（文献：《Lysosome-targeting chimaeras for degradation of extracellular proteins》[1]），Li等进一步用共价适体LYTAC在动物模型中验证了抗肿瘤效果（文献：《Covalent LYTAC enabled by DNA aptamers for immune checkpoint degradation therapy》[4]），Pance等的KineTAC研究和Huang等的pLYTAC研究也证明PD-L1、HER2等靶点可以通过溶酶体途径被降解（文献：《Modular cytokine receptor-targeting chimeras for targeted degradation of cell surface and extracellular proteins》[3]；《Designed endocytosis-inducing proteins degrade targets and amplify signals》[12]）。</w:t>
+        <w:t>在肿瘤免疫方向，Banik等最早证明LYTAC可以降解PD-L1，Li等进一步用共价适体LYTAC在动物模型中验证了抗肿瘤效果，Pance等的KineTAC研究和Huang等的pLYTAC研究也证明PD-L1、HER2等靶点可以通过溶酶体途径被降解。（参考文献：《Lysosome-targeting chimaeras for degradation of extracellular proteins》[1]；《Covalent LYTAC enabled by DNA aptamers for immune checkpoint degradation therapy》[4]；《Modular cytokine receptor-targeting chimeras for targeted degradation of cell surface and extracellular proteins》[3]；《Designed endocytosis-inducing proteins degrade targets and amplify signals》[12]）</w:t>
       </w:r>
     </w:p>
     <w:p>
@@ -1509,7 +1509,7 @@
           <w:b w:val="0"/>
           <w:sz w:val="24"/>
         </w:rPr>
-        <w:t>PD-L1是免疫检查点治疗中非常重要的靶点，目前临床主要使用抗体阻断PD-1/PD-L1相互作用。Li等的工作说明，若将PD-L1直接降解，可能在某些肿瘤模型中产生比单纯阻断更强的免疫激活效果（文献：《Covalent LYTAC enabled by DNA aptamers for immune checkpoint degradation therapy》[4]）。</w:t>
+        <w:t>PD-L1是免疫检查点治疗中非常重要的靶点，目前临床主要使用抗体阻断PD-1/PD-L1相互作用。Li等的工作说明，若将PD-L1直接降解，可能在某些肿瘤模型中产生比单纯阻断更强的免疫激活效果。（参考文献：《Covalent LYTAC enabled by DNA aptamers for immune checkpoint degradation therapy》[4]）</w:t>
       </w:r>
     </w:p>
     <w:p>
@@ -1539,7 +1539,7 @@
           <w:b w:val="0"/>
           <w:sz w:val="24"/>
         </w:rPr>
-        <w:t>在肝靶向方向，Ahn等的GalNAc-LYTAC和Wu等的Apt-LYTAC都说明，选择合适的肝特异性受体是减少全身脱靶的重要思路（文献：《LYTACs that engage the asialoglycoprotein receptor for targeted protein degradation》[2]；《Aptamer-LYTACs for targeted degradation of extracellular and membrane proteins》[6]）。</w:t>
+        <w:t>在肝靶向方向，Ahn等的GalNAc-LYTAC和Wu等的Apt-LYTAC都说明，选择合适的肝特异性受体是减少全身脱靶的重要思路。（参考文献：《LYTACs that engage the asialoglycoprotein receptor for targeted protein degradation》[2]；《Aptamer-LYTACs for targeted degradation of extracellular and membrane proteins》[6]）</w:t>
       </w:r>
     </w:p>
     <w:p>
@@ -1569,7 +1569,7 @@
           <w:b w:val="0"/>
           <w:sz w:val="24"/>
         </w:rPr>
-        <w:t>在神经退行性疾病方向，Liu等设计了可在阿尔茨海默病病灶区激活的LYTAC前体（文献：《Biomarker-activated multifunctional lysosome-targeting chimeras mediated selective degradation of extracellular amyloid fibrils》[5]），利用Aβ沉积区铜离子催化点击反应，在局部生成活性分子，并通过CD206受体促进Aβ聚集体进入溶酶体降解。作者还构建了可穿越血脑屏障的纳米载体，把点击反应前体送到脑部，再在病灶区原位生成活性降解分子。</w:t>
+        <w:t>在神经退行性疾病方向，Liu等设计了可在阿尔茨海默病病灶区激活的LYTAC前体，利用Aβ沉积区铜离子催化点击反应，在局部生成活性分子，并通过CD206受体促进Aβ聚集体进入溶酶体降解。作者还构建了可穿越血脑屏障的纳米载体，把点击反应前体送到脑部，再在病灶区原位生成活性降解分子。（参考文献：《Biomarker-activated multifunctional lysosome-targeting chimeras mediated selective degradation of extracellular amyloid fibrils》[5]）</w:t>
       </w:r>
     </w:p>
     <w:p>
@@ -1584,7 +1584,7 @@
           <w:b w:val="0"/>
           <w:sz w:val="24"/>
         </w:rPr>
-        <w:t>Li等认为，这类病灶激活设计对神经退行性疾病可能更有意义（文献：《Targeted degradation of membrane and extracellular proteins with LYTACs》[7]），因为可以避免药物在全身过早发挥作用。</w:t>
+        <w:t>Li等认为，这类病灶激活设计对神经退行性疾病可能更有意义，因为可以避免药物在全身过早发挥作用。（参考文献：《Targeted degradation of membrane and extracellular proteins with LYTACs》[7]）</w:t>
       </w:r>
     </w:p>
     <w:p>
@@ -1599,7 +1599,7 @@
           <w:b w:val="0"/>
           <w:sz w:val="24"/>
         </w:rPr>
-        <w:t>Chen等和Li等都提到，分泌蛋白和膜蛋白是LYTAC较有潜力的靶点类型（文献：《Targeted degradation of extracellular secreted and membrane proteins》[8]；《Targeted degradation of membrane and extracellular proteins with LYTACs》[7]），但现有证据主要来自细胞和动物实验，真正进入临床阶段的项目仍然很少。</w:t>
+        <w:t>Chen等和Li等都提到，分泌蛋白和膜蛋白是LYTAC较有潜力的靶点类型，但现有证据主要来自细胞和动物实验，真正进入临床阶段的项目仍然很少。（参考文献：《Targeted degradation of extracellular secreted and membrane proteins》[8]；《Targeted degradation of membrane and extracellular proteins with LYTACs》[7]）</w:t>
       </w:r>
     </w:p>
     <w:p>
@@ -1614,7 +1614,7 @@
           <w:b w:val="0"/>
           <w:sz w:val="24"/>
         </w:rPr>
-        <w:t>Zhong等和Zhao等的综述均指出，LYTAC及相关溶酶体降解策略仍主要处于临床前阶段（文献：《Targeted protein degradation: advances in drug discovery and clinical practice》[17]；《Targeted protein degradation: mechanisms, strategies and application》[18]）。</w:t>
+        <w:t>Zhong等和Zhao等的综述均指出，LYTAC及相关溶酶体降解策略仍主要处于临床前阶段。（参考文献：《Targeted protein degradation: advances in drug discovery and clinical practice》[17]；《Targeted protein degradation: mechanisms, strategies and application》[18]）</w:t>
       </w:r>
     </w:p>
     <w:p>
@@ -1644,7 +1644,7 @@
           <w:b w:val="0"/>
           <w:sz w:val="24"/>
         </w:rPr>
-        <w:t>含聚糖的LYTAC结构复杂，化学合成和生物偶联产物不够均一，给质量控制带来困难。Kim等的研究表明，利用糖工程酵母制备M6P聚糖偶联物（文献：《Lysosome-Targeting Chimera Using Mannose-6-Phosphate Glycans Derived from Glyco-Engineered Yeast》[14]），有望改善聚糖配体的可及性与可放大性。</w:t>
+        <w:t>含聚糖的LYTAC结构复杂，化学合成和生物偶联产物不够均一，给质量控制带来困难。Kim等的研究表明，利用糖工程酵母制备M6P聚糖偶联物，有望改善聚糖配体的可及性与可放大性。（参考文献：《Lysosome-Targeting Chimera Using Mannose-6-Phosphate Glycans Derived from Glyco-Engineered Yeast》[14]）</w:t>
       </w:r>
     </w:p>
     <w:p>
@@ -1689,7 +1689,7 @@
           <w:b w:val="0"/>
           <w:sz w:val="24"/>
         </w:rPr>
-        <w:t>Chen等在讨论胞外蛋白降解策略时指出（文献：《Targeted degradation of extracellular secreted and membrane proteins》[8]），连接子设计、受体占用和细胞内吞分选都会影响最终降解效果。Li等也总结了LYTAC目前面临的主要问题（文献：《Targeted degradation of membrane and extracellular proteins with LYTACs》[7]），包括分子制备复杂、组织选择性不足以及临床前数据仍不够充分。</w:t>
+        <w:t>Chen等在讨论胞外蛋白降解策略时指出，连接子设计、受体占用和细胞内吞分选都会影响最终降解效果。Li等也总结了LYTAC目前面临的主要问题，包括分子制备复杂、组织选择性不足以及临床前数据仍不够充分。（参考文献：《Targeted degradation of extracellular secreted and membrane proteins》[8]；《Targeted degradation of membrane and extracellular proteins with LYTACs》[7]）</w:t>
       </w:r>
     </w:p>
     <w:p>
@@ -1704,7 +1704,7 @@
           <w:b w:val="0"/>
           <w:sz w:val="24"/>
         </w:rPr>
-        <w:t>Mamun等在综述中强调，eTPD药物需要同时解决分子设计、组织分布、免疫原性和制备可放大性等问题（文献：《Targeted degradation of extracellular proteins: state of the art and diversity of degrader designs》[16]）。</w:t>
+        <w:t>Mamun等在综述中强调，eTPD药物需要同时解决分子设计、组织分布、免疫原性和制备可放大性等问题。（参考文献：《Targeted degradation of extracellular proteins: state of the art and diversity of degrader designs》[16]）</w:t>
       </w:r>
     </w:p>
     <w:p>
@@ -1749,7 +1749,7 @@
           <w:b w:val="0"/>
           <w:sz w:val="24"/>
         </w:rPr>
-        <w:t>这一点与PROTAC等降解技术早期的发展路径有些相似（文献：《PROTAC targeted protein degraders: the past is prologue》[10]；《Targeted protein degradation: advances in drug discovery and clinical practice》[17]），都需要先完成较扎实的机制研究和临床前验证工作。</w:t>
+        <w:t>这一点与PROTAC等降解技术早期的发展路径有些相似，都需要先完成较扎实的机制研究和临床前验证工作。（参考文献：《PROTAC targeted protein degraders: the past is prologue》[10]；《Targeted protein degradation: advances in drug discovery and clinical practice》[17]）</w:t>
       </w:r>
     </w:p>
     <w:p>
@@ -1824,7 +1824,7 @@
           <w:b w:val="0"/>
           <w:sz w:val="24"/>
         </w:rPr>
-        <w:t>相比之下，KineTAC、iLYTAC和EndoTag等基因编码平台在制备上更接近生物药生产路线（文献：《Modular cytokine receptor-targeting chimeras for targeted degradation of cell surface and extracellular proteins》[3]；《Designed endocytosis-inducing proteins degrade targets and amplify signals》[12]；《Insulin-like Growth Factor 2 (IGF2)-Fused Lysosomal Targeting Chimeras for Degradation of Extracellular and Membrane Proteins》[13]），但同样要面对表达、纯化和稳定性等问题。</w:t>
+        <w:t>相比之下，KineTAC、iLYTAC和EndoTag等基因编码平台在制备上更接近生物药生产路线，但同样要面对表达、纯化和稳定性等问题。（参考文献：《Modular cytokine receptor-targeting chimeras for targeted degradation of cell surface and extracellular proteins》[3]；《Designed endocytosis-inducing proteins degrade targets and amplify signals》[12]；《Insulin-like Growth Factor 2 (IGF2)-Fused Lysosomal Targeting Chimeras for Degradation of Extracellular and Membrane Proteins》[13]）</w:t>
       </w:r>
     </w:p>
     <w:p>
@@ -1839,7 +1839,7 @@
           <w:b w:val="0"/>
           <w:sz w:val="24"/>
         </w:rPr>
-        <w:t>Caianiello等报道的MoDE-A策略说明，小分子也可能介导胞外蛋白降解（文献：《Bifunctional small molecules that mediate the degradation of extracellular proteins》[9]），这为未来开发更易制备的降解药物提供了另一种可能。</w:t>
+        <w:t>Caianiello等报道的MoDE-A策略说明，小分子也可能介导胞外蛋白降解，这为未来开发更易制备的降解药物提供了另一种可能。（参考文献：《Bifunctional small molecules that mediate the degradation of extracellular proteins》[9]）</w:t>
       </w:r>
     </w:p>
     <w:p>
@@ -1854,7 +1854,7 @@
           <w:b w:val="0"/>
           <w:sz w:val="24"/>
         </w:rPr>
-        <w:t>Fang等的SignalTAC则表明，融合内吞信号肽亦可在不依赖外源聚糖配体的情况下实现膜蛋白降解（文献：《Lysosome-targeting chimeras containing an endocytic signaling motif trigger endocytosis and lysosomal degradation of cell-surface proteins》[15]）。</w:t>
+        <w:t>Fang等的SignalTAC则表明，融合内吞信号肽亦可在不依赖外源聚糖配体的情况下实现膜蛋白降解。（参考文献：《Lysosome-targeting chimeras containing an endocytic signaling motif trigger endocytosis and lysosomal degradation of cell-surface proteins》[15]）</w:t>
       </w:r>
     </w:p>
     <w:p>
@@ -1869,7 +1869,7 @@
           <w:b w:val="0"/>
           <w:sz w:val="24"/>
         </w:rPr>
-        <w:t>近年来LYTAC领域最显著的变化在于技术平台的多样化。除了Banik等提出的聚糖-抗体偶联路线（文献：《Lysosome-targeting chimaeras for degradation of extracellular proteins》[1]），现已出现KineTAC、Apt-LYTAC、MoDE-A、iLYTAC、EndoTag、SignalTAC和病灶激活前体等多种形式（文献：《Modular cytokine receptor-targeting chimeras for targeted degradation of cell surface and extracellular proteins》[3]；《Covalent LYTAC enabled by DNA aptamers for immune checkpoint degradation therapy》[4]；《Biomarker-activated multifunctional lysosome-targeting chimeras mediated selective degradation of extracellular amyloid fibrils》[5]；《Aptamer-LYTACs for targeted degradation of extracellular and membrane proteins》[6]；《Bifunctional small molecules that mediate the degradation of extracellular proteins》[9]；《Designed endocytosis-inducing proteins degrade targets and amplify signals》[12]；《Insulin-like Growth Factor 2 (IGF2)-Fused Lysosomal Targeting Chimeras for Degradation of Extracellular and Membrane Proteins》[13]；《Lysosome-targeting chimeras containing an endocytic signaling motif trigger endocytosis and lysosomal degradation of cell-surface proteins》[15]）。</w:t>
+        <w:t>近年来LYTAC领域最显著的变化在于技术平台的多样化。除了Banik等提出的聚糖-抗体偶联路线，现已出现KineTAC、Apt-LYTAC、MoDE-A、iLYTAC、EndoTag、SignalTAC和病灶激活前体等多种形式。（参考文献：《Lysosome-targeting chimaeras for degradation of extracellular proteins》[1]；《Modular cytokine receptor-targeting chimeras for targeted degradation of cell surface and extracellular proteins》[3]；《Covalent LYTAC enabled by DNA aptamers for immune checkpoint degradation therapy》[4]；《Biomarker-activated multifunctional lysosome-targeting chimeras mediated selective degradation of extracellular amyloid fibrils》[5]；《Aptamer-LYTACs for targeted degradation of extracellular and membrane proteins》[6]；《Bifunctional small molecules that mediate the degradation of extracellular proteins》[9]；《Designed endocytosis-inducing proteins degrade targets and amplify signals》[12]；《Insulin-like Growth Factor 2 (IGF2)-Fused Lysosomal Targeting Chimeras for Degradation of Extracellular and Membrane Proteins》[13]；《Lysosome-targeting chimeras containing an endocytic signaling motif trigger endocytosis and lysosomal degradation of cell-surface proteins》[15]）</w:t>
       </w:r>
     </w:p>
     <w:p>
@@ -1929,7 +1929,7 @@
           <w:b w:val="0"/>
           <w:sz w:val="24"/>
         </w:rPr>
-        <w:t>Lin等的综述和Mamun等的综述均指出，整合素、清道夫受体和细胞因子受体等亦值得作为组织选择性降解的受体类型（文献：《Emerging protein degradation strategies: expanding the scope to extracellular and membrane proteins》[11]；《Targeted degradation of extracellular proteins: state of the art and diversity of degrader designs》[16]）。</w:t>
+        <w:t>Lin等的综述和Mamun等的综述均指出，整合素、清道夫受体和细胞因子受体等亦值得作为组织选择性降解的受体类型。（参考文献：《Emerging protein degradation strategies: expanding the scope to extracellular and membrane proteins》[11]；《Targeted degradation of extracellular proteins: state of the art and diversity of degrader designs》[16]）</w:t>
       </w:r>
     </w:p>
     <w:p>
@@ -1944,7 +1944,7 @@
           <w:b w:val="0"/>
           <w:sz w:val="24"/>
         </w:rPr>
-        <w:t>工艺与质量控制是LYTAC成药前必须解决的关键问题。抗体-聚糖偶联物往往存在偶联位点和偶联数不一致的问题，不同批次分子的降解活性可能出现波动。Pance等提出的KineTAC、Zhang等的iLYTAC以及Wu等和Li等采用的适体路线（文献：《Modular cytokine receptor-targeting chimeras for targeted degradation of cell surface and extracellular proteins》[3]；《Insulin-like Growth Factor 2 (IGF2)-Fused Lysosomal Targeting Chimeras for Degradation of Extracellular and Membrane Proteins》[13]；《Aptamer-LYTACs for targeted degradation of extracellular and membrane proteins》[6]；《Covalent LYTAC enabled by DNA aptamers for immune checkpoint degradation therapy》[4]），在一定程度上是为了绕开复杂化学偶联带来的制备困难，但每种替代方案也会带来新的稳定性或免疫原性风险。</w:t>
+        <w:t>工艺与质量控制是LYTAC成药前必须解决的关键问题。抗体-聚糖偶联物往往存在偶联位点和偶联数不一致的问题，不同批次分子的降解活性可能出现波动。Pance等提出的KineTAC、Zhang等的iLYTAC以及Wu等和Li等采用的适体路线，在一定程度上是为了绕开复杂化学偶联带来的制备困难，但每种替代方案也会带来新的稳定性或免疫原性风险。（参考文献：《Modular cytokine receptor-targeting chimeras for targeted degradation of cell surface and extracellular proteins》[3]；《Insulin-like Growth Factor 2 (IGF2)-Fused Lysosomal Targeting Chimeras for Degradation of Extracellular and Membrane Proteins》[13]；《Aptamer-LYTACs for targeted degradation of extracellular and membrane proteins》[6]；《Covalent LYTAC enabled by DNA aptamers for immune checkpoint degradation therapy》[4]）</w:t>
       </w:r>
     </w:p>
     <w:p>
@@ -1959,7 +1959,7 @@
           <w:b w:val="0"/>
           <w:sz w:val="24"/>
         </w:rPr>
-        <w:t>该领域的研究论文通常同时涵盖化学结构、细胞实验与动物模型，对多学科知识背景具有较高要求。例如，理解Liu等的病灶激活LYTAC论文需掌握Aβ沉积病理、铜离子催化点击反应及血脑屏障递送等相关知识（文献：《Biomarker-activated multifunctional lysosome-targeting chimeras mediated selective degradation of extracellular amyloid fibrils》[5]）；理解Kim等的酵母聚糖LYTAC则需了解M6P受体通路与糖缀合化学（文献：《Lysosome-Targeting Chimera Using Mannose-6-Phosphate Glycans Derived from Glyco-Engineered Yeast》[14]）。</w:t>
+        <w:t>该领域的研究论文通常同时涵盖化学结构、细胞实验与动物模型，对多学科知识背景具有较高要求。例如，理解Liu等的病灶激活LYTAC论文需掌握Aβ沉积病理、铜离子催化点击反应及血脑屏障递送等相关知识；理解Kim等的酵母聚糖LYTAC则需了解M6P受体通路与糖缀合化学。（参考文献：《Biomarker-activated multifunctional lysosome-targeting chimeras mediated selective degradation of extracellular amyloid fibrils》[5]；《Lysosome-Targeting Chimera Using Mannose-6-Phosphate Glycans Derived from Glyco-Engineered Yeast》[14]）</w:t>
       </w:r>
     </w:p>
     <w:p>
@@ -2034,7 +2034,7 @@
           <w:b w:val="0"/>
           <w:sz w:val="24"/>
         </w:rPr>
-        <w:t>Bekes等在回顾PROTAC产业化历程时指出，靶向蛋白降解已从学术概念发展为具有明确临床路径的药物研发模式（文献：《PROTAC targeted protein degraders: the past is prologue》[10]）。LYTAC目前虽尚未进入临床试验，但其在PD-L1、EGFR、Aβ等靶点上积累的概念验证数据，已为后续临床前开发奠定了基础（文献：《Lysosome-targeting chimaeras for degradation of extracellular proteins》[1]；《Covalent LYTAC enabled by DNA aptamers for immune checkpoint degradation therapy》[4]；《Biomarker-activated multifunctional lysosome-targeting chimeras mediated selective degradation of extracellular amyloid fibrils》[5]）。</w:t>
+        <w:t>Bekes等在回顾PROTAC产业化历程时指出，靶向蛋白降解已从学术概念发展为具有明确临床路径的药物研发模式。LYTAC目前虽尚未进入临床试验，但其在PD-L1、EGFR、Aβ等靶点上积累的概念验证数据，已为后续临床前开发奠定了基础。（参考文献：《PROTAC targeted protein degraders: the past is prologue》[10]；《Lysosome-targeting chimaeras for degradation of extracellular proteins》[1]；《Covalent LYTAC enabled by DNA aptamers for immune checkpoint degradation therapy》[4]；《Biomarker-activated multifunctional lysosome-targeting chimeras mediated selective degradation of extracellular amyloid fibrils》[5]）</w:t>
       </w:r>
     </w:p>
     <w:p>
@@ -2049,7 +2049,7 @@
           <w:b w:val="0"/>
           <w:sz w:val="24"/>
         </w:rPr>
-        <w:t>未来研究可能集中在以下方面：一是开发组织特异性更强的LTR配体或内吞诱导模块；二是建立可放大生产的制备与质量控制标准，尤其针对聚糖偶联物和基因编码降解蛋白；三是开展更系统的体内药效学、毒理学和药代动力学评价，为候选药物筛选提供依据（文献：《Targeted degradation of membrane and extracellular proteins with LYTACs》[7]；《Targeted degradation of extracellular secreted and membrane proteins》[8]；《Targeted degradation of extracellular proteins: state of the art and diversity of degrader designs》[16]）。</w:t>
+        <w:t>未来研究可能集中在以下方面：一是开发组织特异性更强的LTR配体或内吞诱导模块；二是建立可放大生产的制备与质量控制标准，尤其针对聚糖偶联物和基因编码降解蛋白；三是开展更系统的体内药效学、毒理学和药代动力学评价，为候选药物筛选提供依据。（参考文献：《Targeted degradation of membrane and extracellular proteins with LYTACs》[7]；《Targeted degradation of extracellular secreted and membrane proteins》[8]；《Targeted degradation of extracellular proteins: state of the art and diversity of degrader designs》[16]）</w:t>
       </w:r>
     </w:p>
     <w:p>
@@ -2064,7 +2064,7 @@
           <w:b w:val="0"/>
           <w:sz w:val="24"/>
         </w:rPr>
-        <w:t>Lin等和Chen等均强调，胞外蛋白降解技术的成功不仅取决于体外降解效率，还取决于靶点选择、受体表达谱、给药途径及疾病模型等多重因素（文献：《Targeted degradation of extracellular secreted and membrane proteins》[8]；《Emerging protein degradation strategies: expanding the scope to extracellular and membrane proteins》[11]）。因此，LYTAC药物研发需要在分子化学、细胞生物学和疾病药理学之间保持紧密衔接，方能推动该技术从实验室研究走向临床转化。</w:t>
+        <w:t>Lin等和Chen等均强调，胞外蛋白降解技术的成功不仅取决于体外降解效率，还取决于靶点选择、受体表达谱、给药途径及疾病模型等多重因素。因此，LYTAC药物研发需要在分子化学、细胞生物学和疾病药理学之间保持紧密衔接，方能推动该技术从实验室研究走向临床转化。（参考文献：《Targeted degradation of extracellular secreted and membrane proteins》[8]；《Emerging protein degradation strategies: expanding the scope to extracellular and membrane proteins》[11]）</w:t>
       </w:r>
     </w:p>
     <w:p>
@@ -2079,7 +2079,7 @@
           <w:b w:val="0"/>
           <w:sz w:val="24"/>
         </w:rPr>
-        <w:t>在分子均一性方面，抗体-聚糖偶联物常存在偶联位点和偶联度不一致的问题，导致不同批次产物活性波动。基因编码的KineTAC、iLYTAC和EndoTag在表达纯化后具有较好的序列均一性，但需关注蛋白药物的免疫原性和体内半衰期（文献：《Modular cytokine receptor-targeting chimeras for targeted degradation of cell surface and extracellular proteins》[3]；《Designed endocytosis-inducing proteins degrade targets and amplify signals》[12]；《Insulin-like Growth Factor 2 (IGF2)-Fused Lysosomal Targeting Chimeras for Degradation of Extracellular and Membrane Proteins》[13]）。</w:t>
+        <w:t>在分子均一性方面，抗体-聚糖偶联物常存在偶联位点和偶联度不一致的问题，导致不同批次产物活性波动。基因编码的KineTAC、iLYTAC和EndoTag在表达纯化后具有较好的序列均一性，但需关注蛋白药物的免疫原性和体内半衰期。（参考文献：《Modular cytokine receptor-targeting chimeras for targeted degradation of cell surface and extracellular proteins》[3]；《Designed endocytosis-inducing proteins degrade targets and amplify signals》[12]；《Insulin-like Growth Factor 2 (IGF2)-Fused Lysosomal Targeting Chimeras for Degradation of Extracellular and Membrane Proteins》[13]）</w:t>
       </w:r>
     </w:p>
     <w:p>
@@ -2094,7 +2094,7 @@
           <w:b w:val="0"/>
           <w:sz w:val="24"/>
         </w:rPr>
-        <w:t>适体LYTAC虽合成简便，但体内可能面临核酸酶降解及肾脏快速清除等问题，需要通过化学修饰或载体递送加以改善（文献：《Covalent LYTAC enabled by DNA aptamers for immune checkpoint degradation therapy》[4]；《Aptamer-LYTACs for targeted degradation of extracellular and membrane proteins》[6]）。</w:t>
+        <w:t>适体LYTAC虽合成简便，但体内可能面临核酸酶降解及肾脏快速清除等问题，需要通过化学修饰或载体递送加以改善。（参考文献：《Covalent LYTAC enabled by DNA aptamers for immune checkpoint degradation therapy》[4]；《Aptamer-LYTACs for targeted degradation of extracellular and membrane proteins》[6]）</w:t>
       </w:r>
     </w:p>
     <w:p>
@@ -2109,7 +2109,7 @@
           <w:b w:val="0"/>
           <w:sz w:val="24"/>
         </w:rPr>
-        <w:t>Fang等的SignalTAC以基因工程方式表达，通过融合内吞信号肽增强靶蛋白向溶酶体的分选，为膜蛋白降解提供了一种不依赖外源聚糖配体的替代方案（文献：《Lysosome-targeting chimeras containing an endocytic signaling motif trigger endocytosis and lysosomal degradation of cell-surface proteins》[15]）。</w:t>
+        <w:t>Fang等的SignalTAC以基因工程方式表达，通过融合内吞信号肽增强靶蛋白向溶酶体的分选，为膜蛋白降解提供了一种不依赖外源聚糖配体的替代方案。（参考文献：《Lysosome-targeting chimeras containing an endocytic signaling motif trigger endocytosis and lysosomal degradation of cell-surface proteins》[15]）</w:t>
       </w:r>
     </w:p>
     <w:p>
@@ -2124,7 +2124,7 @@
           <w:b w:val="0"/>
           <w:sz w:val="24"/>
         </w:rPr>
-        <w:t>Mamun等在综述结尾指出，eTPD领域当前面临的主要开放问题包括：如何建立可重复的体外活性评价标准、如何预测不同组织中的脱靶降解风险、以及如何设计可放大生产的分子架构（文献：《Targeted degradation of extracellular proteins: state of the art and diversity of degrader designs》[16]）。这些问题同样适用于LYTAC技术的后续开发。</w:t>
+        <w:t>Mamun等在综述结尾指出，eTPD领域当前面临的主要开放问题包括：如何建立可重复的体外活性评价标准、如何预测不同组织中的脱靶降解风险、以及如何设计可放大生产的分子架构。这些问题同样适用于LYTAC技术的后续开发。（参考文献：《Targeted degradation of extracellular proteins: state of the art and diversity of degrader designs》[16]）</w:t>
       </w:r>
     </w:p>
     <w:p>
@@ -2139,7 +2139,7 @@
           <w:b w:val="0"/>
           <w:sz w:val="24"/>
         </w:rPr>
-        <w:t>Zhao等在综述中强调，任何新兴降解平台均需经过充分的机制验证、药代毒理评估和制剂研究，方可进入临床开发（文献：《Targeted protein degradation: mechanisms, strategies and application》[18]）。对于LYTAC而言，溶酶体途径依赖性的确证、受体占用动力学表征及长期给药安全性评价将是临床前研究的重点内容。</w:t>
+        <w:t>Zhao等在综述中强调，任何新兴降解平台均需经过充分的机制验证、药代毒理评估和制剂研究，方可进入临床开发。对于LYTAC而言，溶酶体途径依赖性的确证、受体占用动力学表征及长期给药安全性评价将是临床前研究的重点内容。（参考文献：《Targeted protein degradation: mechanisms, strategies and application》[18]）</w:t>
       </w:r>
     </w:p>
     <w:p>
@@ -2169,7 +2169,7 @@
           <w:b w:val="0"/>
           <w:sz w:val="24"/>
         </w:rPr>
-        <w:t>在免疫相关疾病领域，胞外细胞因子、生长因子及免疫检查点分子均是潜在降解靶点。Chen等在综述中列举了细胞因子受体和生长因子受体等值得关注的对象（文献：《Targeted degradation of extracellular secreted and membrane proteins》[8]），但针对这类靶点的LYTAC公开数据仍相对有限。</w:t>
+        <w:t>在免疫相关疾病领域，胞外细胞因子、生长因子及免疫检查点分子均是潜在降解靶点。Chen等在综述中列举了细胞因子受体和生长因子受体等值得关注的对象，但针对这类靶点的LYTAC公开数据仍相对有限。（参考文献：《Targeted degradation of extracellular secreted and membrane proteins》[8]）</w:t>
       </w:r>
     </w:p>
     <w:p>
@@ -2184,7 +2184,7 @@
           <w:b w:val="0"/>
           <w:sz w:val="24"/>
         </w:rPr>
-        <w:t>在制备工艺方面，化学合成多价M6P聚糖的高成本是制约LYTAC产业化的重要因素之一。Kim等通过酵母发酵制备人源兼容的M6P聚糖，并以点击化学完成与抗体的偶联，为降低聚糖配体制备门槛提供了可行方案（文献：《Lysosome-Targeting Chimera Using Mannose-6-Phosphate Glycans Derived from Glyco-Engineered Yeast》[14]）。</w:t>
+        <w:t>在制备工艺方面，化学合成多价M6P聚糖的高成本是制约LYTAC产业化的重要因素之一。Kim等通过酵母发酵制备人源兼容的M6P聚糖，并以点击化学完成与抗体的偶联，为降低聚糖配体制备门槛提供了可行方案。（参考文献：《Lysosome-Targeting Chimera Using Mannose-6-Phosphate Glycans Derived from Glyco-Engineered Yeast》[14]）</w:t>
       </w:r>
     </w:p>
     <w:p>
@@ -2199,7 +2199,7 @@
           <w:b w:val="0"/>
           <w:sz w:val="24"/>
         </w:rPr>
-        <w:t>Zhang等的iLYTAC则完全避开了聚糖化学合成，通过IGF2与CI-M6PR的天然配体-受体相互作用实现溶酶体靶向，且可在标准大肠杆菌表达系统中大量制备（文献：《Insulin-like Growth Factor 2 (IGF2)-Fused Lysosomal Targeting Chimeras for Degradation of Extracellular and Membrane Proteins》[13]）。</w:t>
+        <w:t>Zhang等的iLYTAC则完全避开了聚糖化学合成，通过IGF2与CI-M6PR的天然配体-受体相互作用实现溶酶体靶向，且可在标准大肠杆菌表达系统中大量制备。（参考文献：《Insulin-like Growth Factor 2 (IGF2)-Fused Lysosomal Targeting Chimeras for Degradation of Extracellular and Membrane Proteins》[13]）</w:t>
       </w:r>
     </w:p>
     <w:p>
@@ -2229,7 +2229,7 @@
           <w:b w:val="0"/>
           <w:sz w:val="24"/>
         </w:rPr>
-        <w:t>从药效学角度看，Li等的共价适体LYTAC在肿瘤模型中诱导了比抗PD-L1抗体更强的T细胞浸润和细胞因子释放，提示蛋白降解策略可能在某些情境下优于单纯受体阻断（文献：《Covalent LYTAC enabled by DNA aptamers for immune checkpoint degradation therapy》[4]）。</w:t>
+        <w:t>从药效学角度看，Li等的共价适体LYTAC在肿瘤模型中诱导了比抗PD-L1抗体更强的T细胞浸润和细胞因子释放，提示蛋白降解策略可能在某些情境下优于单纯受体阻断。（参考文献：《Covalent LYTAC enabled by DNA aptamers for immune checkpoint degradation therapy》[4]）</w:t>
       </w:r>
     </w:p>
     <w:p>
@@ -2244,7 +2244,7 @@
           <w:b w:val="0"/>
           <w:sz w:val="24"/>
         </w:rPr>
-        <w:t>Huang等的pLYTAC在PD-L1靶向降解后亦显示出增强的抗肿瘤活性，进一步支持了这一判断（文献：《Designed endocytosis-inducing proteins degrade targets and amplify signals》[12]）。</w:t>
+        <w:t>Huang等的pLYTAC在PD-L1靶向降解后亦显示出增强的抗肿瘤活性，进一步支持了这一判断。（参考文献：《Designed endocytosis-inducing proteins degrade targets and amplify signals》[12]）</w:t>
       </w:r>
     </w:p>
     <w:p>
@@ -2304,7 +2304,7 @@
           <w:b w:val="0"/>
           <w:sz w:val="24"/>
         </w:rPr>
-        <w:t>Banik等建立了LYTAC的基本技术框架（文献：《Lysosome-targeting chimaeras for degradation of extracellular proteins》[1]），Ahn等实现了肝组织特异性降解（文献：《LYTACs that engage the asialoglycoprotein receptor for targeted protein degradation》[2]），Pance等提供了基因编码的KineTAC蛋白降解平台（文献：《Modular cytokine receptor-targeting chimeras for targeted degradation of cell surface and extracellular proteins》[3]），Wu等、Li等、Zhang等和Huang等则分别从适体、共价适体、IGF2融合蛋白和EndoTag等方向拓展了技术路线（文献：《Covalent LYTAC enabled by DNA aptamers for immune checkpoint degradation therapy》[4]；《Aptamer-LYTACs for targeted degradation of extracellular and membrane proteins》[6]；《Insulin-like Growth Factor 2 (IGF2)-Fused Lysosomal Targeting Chimeras for Degradation of Extracellular and Membrane Proteins》[13]；《Designed endocytosis-inducing proteins degrade targets and amplify signals》[12]）。</w:t>
+        <w:t>Banik等建立了LYTAC的基本技术框架，Ahn等实现了肝组织特异性降解，Pance等提供了基因编码的KineTAC蛋白降解平台，Wu等、Li等、Zhang等和Huang等则分别从适体、共价适体、IGF2融合蛋白和EndoTag等方向拓展了技术路线。（参考文献：《Lysosome-targeting chimaeras for degradation of extracellular proteins》[1]；《LYTACs that engage the asialoglycoprotein receptor for targeted protein degradation》[2]；《Modular cytokine receptor-targeting chimeras for targeted degradation of cell surface and extracellular proteins》[3]；《Covalent LYTAC enabled by DNA aptamers for immune checkpoint degradation therapy》[4]；《Aptamer-LYTACs for targeted degradation of extracellular and membrane proteins》[6]；《Insulin-like Growth Factor 2 (IGF2)-Fused Lysosomal Targeting Chimeras for Degradation of Extracellular and Membrane Proteins》[13]；《Designed endocytosis-inducing proteins degrade targets and amplify signals》[12]）</w:t>
       </w:r>
     </w:p>
     <w:p>

--- a/LYTAC技术药物研发综述.docx
+++ b/LYTAC技术药物研发综述.docx
@@ -58,7 +58,7 @@
           <w:b w:val="0"/>
           <w:sz w:val="24"/>
         </w:rPr>
-        <w:t>靶向蛋白降解是近年来药物研发领域备受关注的研究方向之一。与传统抑制或阻断靶蛋白功能不同，该类策略旨在将致病蛋白导向细胞内降解系统。溶酶体靶向嵌合体（Lysosome-Targeting Chimera, LYTAC）是其中新兴的技术类型，主要利用细胞表面溶酶体靶向受体，将胞外蛋白及膜蛋白转运至溶酶体降解。鉴于PROTAC主要作用于胞内蛋白，LYTAC为胞外靶点的干预提供了补充性技术路径。本综述在梳理相关文献的基础上，介绍LYTAC的基本作用方式，并结合Banik等提出的开创性工作、Ahn等实现的肝组织特异性降解以及Pance等报道的KineTAC蛋白平台，讨论该技术的发展过程与可能的应用方向。现有研究表明，LYTAC能否真正走向临床，不仅取决于分子设计，还取决于对内吞、受体循环和溶酶体分选等生物学过程的认识程度。目前该领域仍以基础研究为主，临床证据仍然较少。（参考文献：《Lysosome-targeting chimaeras for degradation of extracellular proteins》[1]；《LYTACs that engage the asialoglycoprotein receptor for targeted protein degradation》[2]；《Modular cytokine receptor-targeting chimeras for targeted degradation of cell surface and extracellular proteins》[3]）</w:t>
+        <w:t>溶酶体靶向嵌合体（LYTAC）通过偶联靶蛋白与溶酶体靶向受体（LTR），将胞外及膜蛋白导入溶酶体降解，是PROTAC之外面向胞外靶点的重要降解策略。本综述围绕受体生物学基础、模块化分子设计、疾病应用验证和转化瓶颈四个层面，分析受体选择如何决定降解效率与组织定位，讨论靶向臂、受体臂和连接子三大模块的可替换平台属性，并评估降解策略相对单纯阻断的增益证据及成药前主要障碍。（参考文献：《Lysosome-targeting chimaeras for degradation of extracellular proteins》[1]；《Targeted degradation of extracellular secreted and membrane proteins》[8]；《Targeted degradation of extracellular proteins: state of the art and diversity of degrader designs》[16]）</w:t>
       </w:r>
     </w:p>
     <w:p>
@@ -101,7 +101,7 @@
           <w:b w:val="0"/>
           <w:sz w:val="24"/>
         </w:rPr>
-        <w:t>多种疾病均与蛋白质表达异常或功能失调相关，如肿瘤、自身免疫病和神经退行性疾病。传统药物研发往往通过小分子或抗体去结合靶蛋白的活性位点或结合位点，从而抑制其功能。但对于一些没有明确药物结合口袋的蛋白，或者像自身抗体这类靶点，单纯阻断往往效果有限，因此常被称为较难成药的靶点。</w:t>
+        <w:t>靶向蛋白降解为传统上难以药化的蛋白提供了新路径。PROTAC通过招募胞内E3连接酶将靶蛋白导向蛋白酶体降解，已有候选分子进入临床评估。然而，该策略要求靶蛋白具备可被配体结合的胞内结构域，对分泌蛋白、抗体和跨膜蛋白等胞外靶点覆盖有限。（参考文献：《PROTAC targeted protein degraders: the past is prologue》[10]）</w:t>
       </w:r>
     </w:p>
     <w:p>
@@ -116,82 +116,7 @@
           <w:b w:val="0"/>
           <w:sz w:val="24"/>
         </w:rPr>
-        <w:t>近二十年来，靶向蛋白降解技术发展较快。PROTAC和分子胶等策略已经能把部分胞内蛋白导向泛素-蛋白酶体系统降解，其中一些分子已进入临床试验。Bekes等在综述中回顾了PROTAC的发展历程，并指出蛋白降解药物正在从概念验证走向临床验证。Zhong等的综述进一步从临床转化角度梳理了TPD领域的进展与挑战。（参考文献：《PROTAC targeted protein degraders: the past is prologue》[10]；《Targeted protein degradation: advances in drug discovery and clinical practice》[17]）</w:t>
-      </w:r>
-    </w:p>
-    <w:p>
-      <w:pPr>
-        <w:spacing w:line="360" w:lineRule="auto" w:after="120"/>
-        <w:ind w:firstLine="420"/>
-        <w:jc w:val="both"/>
-      </w:pPr>
-      <w:r>
-        <w:rPr>
-          <w:rFonts w:ascii="Times New Roman" w:hAnsi="Times New Roman" w:eastAsia="仿宋"/>
-          <w:b w:val="0"/>
-          <w:sz w:val="24"/>
-        </w:rPr>
-        <w:t>不过PROTAC通常要求靶蛋白具有可被配体结合的胞内区域，这样才能招募E3连接酶。而分泌至细胞外的蛋白及跨膜蛋白数量众多，在多种疾病中亦十分常见，却长期未纳入传统PROTAC的主要作用范围。</w:t>
-      </w:r>
-    </w:p>
-    <w:p>
-      <w:pPr>
-        <w:spacing w:line="360" w:lineRule="auto" w:after="120"/>
-        <w:ind w:firstLine="420"/>
-        <w:jc w:val="both"/>
-      </w:pPr>
-      <w:r>
-        <w:rPr>
-          <w:rFonts w:ascii="Times New Roman" w:hAnsi="Times New Roman" w:eastAsia="仿宋"/>
-          <w:b w:val="0"/>
-          <w:sz w:val="24"/>
-        </w:rPr>
-        <w:t>从生物医学角度看，这类蛋白参与细胞通讯、免疫识别和信号转导。例如PD-L1、EGFR、IgE以及多种自身抗体相关复合物，都属于胞外或膜蛋白。它们有时表达量高，有时更新较快，单纯阻断未必能长期控制疾病进程。因此，能否把这些蛋白送入溶酶体彻底降解，是一个既有科学问题也有应用价值的问题。</w:t>
-      </w:r>
-    </w:p>
-    <w:p>
-      <w:pPr>
-        <w:spacing w:line="360" w:lineRule="auto" w:after="120"/>
-        <w:ind w:firstLine="420"/>
-        <w:jc w:val="both"/>
-      </w:pPr>
-      <w:r>
-        <w:rPr>
-          <w:rFonts w:ascii="Times New Roman" w:hAnsi="Times New Roman" w:eastAsia="仿宋"/>
-          <w:b w:val="0"/>
-          <w:sz w:val="24"/>
-        </w:rPr>
-        <w:t>2020年，Banik等在Nature上提出了溶酶体靶向嵌合体（LYTAC）的概念。此后几年里，不同研究组在分子设计、受体选择、细胞机制和疾病模型等方面开展了大量研究。（参考文献：《Lysosome-targeting chimaeras for degradation of extracellular proteins》[1]）</w:t>
-      </w:r>
-    </w:p>
-    <w:p>
-      <w:pPr>
-        <w:spacing w:line="360" w:lineRule="auto" w:after="120"/>
-        <w:ind w:firstLine="420"/>
-        <w:jc w:val="both"/>
-      </w:pPr>
-      <w:r>
-        <w:rPr>
-          <w:rFonts w:ascii="Times New Roman" w:hAnsi="Times New Roman" w:eastAsia="仿宋"/>
-          <w:b w:val="0"/>
-          <w:sz w:val="24"/>
-        </w:rPr>
-        <w:t>Li等和Chen等发表的综述文章，对LYTAC技术的发展脉络和应用前景做了较系统的介绍。Lin等的综述从更广的胞外蛋白降解角度，将LYTAC与AbTAC等策略置于同一框架下讨论。Mamun等的综述则系统归纳了胞外靶向蛋白降解（eTPD）的技术类型与成药性挑战。（参考文献：《Targeted degradation of membrane and extracellular proteins with LYTACs》[7]；《Targeted degradation of extracellular secreted and membrane proteins》[8]；《Emerging protein degradation strategies: expanding the scope to extracellular and membrane proteins》[11]；《Targeted degradation of extracellular proteins: state of the art and diversity of degrader designs》[16]）</w:t>
-      </w:r>
-    </w:p>
-    <w:p>
-      <w:pPr>
-        <w:spacing w:line="360" w:lineRule="auto" w:after="120"/>
-        <w:ind w:firstLine="420"/>
-        <w:jc w:val="both"/>
-      </w:pPr>
-      <w:r>
-        <w:rPr>
-          <w:rFonts w:ascii="Times New Roman" w:hAnsi="Times New Roman" w:eastAsia="仿宋"/>
-          <w:b w:val="0"/>
-          <w:sz w:val="24"/>
-        </w:rPr>
-        <w:t>本综述在系统梳理上述文献的基础上，归纳LYTAC技术的作用机制、代表性研究进展及应用前景，并讨论生物医学基础认识对这类新药研发思路的影响。</w:t>
+        <w:t>2020年，Banik等提出溶酶体靶向嵌合体（LYTAC），其核心设计是同时结合靶蛋白与细胞表面LTR，经受体介导内吞将三元复合物分选至溶酶体完成蛋白清除。本综述依“受体生物学基础—模块化分子设计—疾病应用验证—转化瓶颈展望”四段式框架，讨论LYTAC药物研发的逻辑主线。（参考文献：《Lysosome-targeting chimaeras for degradation of extracellular proteins》[1]；《Targeted degradation of extracellular secreted and membrane proteins》[8]；《Targeted degradation of extracellular proteins: state of the art and diversity of degrader designs》[16]）</w:t>
       </w:r>
     </w:p>
     <w:p>
@@ -221,7 +146,7 @@
           <w:b/>
           <w:sz w:val="24"/>
         </w:rPr>
-        <w:t>一、LYTAC的作用机制与分子设计基础</w:t>
+        <w:t>一、溶酶体靶向受体的生物学基础与受体选择决策</w:t>
       </w:r>
     </w:p>
     <w:p>
@@ -236,7 +161,7 @@
           <w:b w:val="0"/>
           <w:sz w:val="24"/>
         </w:rPr>
-        <w:t>LYTAC本质上是一种双功能分子，一端结合靶蛋白，另一端结合细胞表面的溶酶体靶向受体（Lysosome-Targeting Receptor, LTR），中间通过连接子相连。靶蛋白结合部分可以用小分子、肽、抗体或适体，受体结合部分则常用甘露糖-6-磷酸聚糖或GalNAc等配体。当LYTAC同时结合靶蛋白和受体后，会形成三元复合物，随后通过内吞进入内体，再进一步分选到溶酶体，靶蛋白最终被水解（图1）。Chen等在综述中指出，LYTAC属于依赖溶酶体的胞外蛋白降解策略，与PROTAC依赖蛋白酶体的路径明显不同。Li等在综述中把LYTAC列为靶向蛋白降解领域较新的技术方向之一，并进一步说明胞外蛋白和膜蛋白在肿瘤、自身免疫病和神经退行性疾病中都很常见。Lin等的综述指出，胞外和膜蛋白约占蛋白质组总量的相当比例，在多种疾病发病机制中发挥关键作用。（参考文献：《Targeted degradation of extracellular secreted and membrane proteins》[8]；《Targeted degradation of membrane and extracellular proteins with LYTACs》[7]；《Emerging protein degradation strategies: expanding the scope to extracellular and membrane proteins》[11]）</w:t>
+        <w:t>LYTAC的降解效率首先取决于所选用LTR的生物学特性，而非仅由化学结构决定。三元复合物形成后，经网格蛋白介导内吞进入早期内体；此后复合物或被分选至溶酶体完成蛋白水解，或通过retromer等途径回收至细胞膜，两条路径的竞争直接决定有效降解通量（图1）。Lin等和Mamun等的综述均将这一分选-回收平衡视为解释不同细胞系降解效率差异的核心变量。（参考文献：《Emerging protein degradation strategies: expanding the scope to extracellular and membrane proteins》[11]；《Targeted degradation of extracellular proteins: state of the art and diversity of degrader designs》[16]）</w:t>
       </w:r>
     </w:p>
     <w:p>
@@ -251,7 +176,7 @@
           <w:b w:val="0"/>
           <w:sz w:val="24"/>
         </w:rPr>
-        <w:t>Mamun等在综述中将LYTAC归入胞外靶向蛋白降解（eTPD）的代表性技术，认为其通过把靶蛋白与细胞表面LTR连接，经内吞-溶酶体途径实现蛋白清除。（参考文献：《Targeted degradation of extracellular proteins: state of the art and diversity of degrader designs》[16]）</w:t>
+        <w:t>与抗体阻断不同，LYTAC属于事件驱动型策略：结合剂无需抑制靶蛋白活性，只要有效捕获即可启动降解程序。降解发生在溶酶体后，靶蛋白的膜信号传导和胞外相互作用可同时终止，这一机制差异是后续“降解是否优于阻断”比较的生物学基础。（参考文献：《Targeted degradation of membrane and extracellular proteins with LYTACs》[7]；《Targeted degradation of extracellular secreted and membrane proteins》[8]）</w:t>
       </w:r>
     </w:p>
     <w:p>
@@ -266,7 +191,7 @@
           <w:b w:val="0"/>
           <w:sz w:val="24"/>
         </w:rPr>
-        <w:t>这个过程和抗体单纯阻断靶蛋白并不相同。抗体通常只是占据结合位点，而LYTAC的目标是减少靶蛋白本身的含量。文献中一般认为，这类分子属于事件驱动型作用方式，即结合剂无需具备抑制活性，只要能有效识别并捕获靶蛋白即可。由于降解发生在溶酶体，靶蛋白的信号传导功能和蛋白相互作用都可能随之减弱，这一点在EGFR和PD-L1等靶点上已有实验支持。（参考文献：《Lysosome-targeting chimaeras for degradation of extracellular proteins》[1]；《Covalent LYTAC enabled by DNA aptamers for immune checkpoint degradation therapy》[4]）</w:t>
+        <w:t>验证溶酶体途径的标准实验体系包括：溶酶体抑制剂阻断降解、受体敲除或配体竞争削弱效应，以及遗传学筛选鉴定内吞分选相关基因。Banik等在初代研究中用溶酶体抑制剂确认EGFR降解依赖溶酶体，并以CRISPR干扰筛选鉴定CI-M6PR内吞的细胞机器。（参考文献：《Lysosome-targeting chimaeras for degradation of extracellular proteins》[1]）</w:t>
       </w:r>
     </w:p>
     <w:p>
@@ -281,7 +206,7 @@
           <w:b w:val="0"/>
           <w:sz w:val="24"/>
         </w:rPr>
-        <w:t>与单纯阻断相比，直接清除致病蛋白有望更彻底地干预疾病进程，但实际疗效仍受降解效率、靶蛋白更新动力学及组织分布等因素制约。</w:t>
+        <w:t>从受体组织分布出发，可建立LYTAC的受体选择决策框架。第一类是以CI-M6PR（IGF2R）为代表的广谱受体：其在多种组织均有表达，适合需要广泛降解的靶点，但脱靶风险较高，且内源性M6P修饰蛋白可占用受体结合位点，削弱外源LYTAC的降解效率。Banik等通过CRISPR筛选还发现，exocyst复合体影响CI-M6PR的膜面呈现，提示受体可及性本身即是降解效率的上游决定因素。（参考文献：《Lysosome-targeting chimaeras for degradation of extracellular proteins》[1]；《Designed endocytosis-inducing proteins degrade targets and amplify signals》[12]）</w:t>
       </w:r>
     </w:p>
     <w:p>
@@ -296,7 +221,7 @@
           <w:b w:val="0"/>
           <w:sz w:val="24"/>
         </w:rPr>
-        <w:t>目前已报道的LTR包括CI-M6PR（也称IGF2R）、ASGPR、整合素以及部分细胞因子受体等。Chen等在综述中归纳了多种LTR及其在胞外蛋白降解中的应用，Lin等的综述亦对LYTAC依赖的受体类型做了系统梳理。（参考文献：《Targeted degradation of extracellular secreted and membrane proteins》[8]；《Emerging protein degradation strategies: expanding the scope to extracellular and membrane proteins》[11]）</w:t>
+        <w:t>第二类是以ASGPR为代表的组织定向受体：其表达集中于肝细胞，tri-GalNAc配体可将降解限制在肝脏微环境，Ahn等的GalNAc-LYTAC和Wu等的Apt-LYTAC均利用这一策略实现肝靶向降解。当治疗目标为肝内靶蛋白或需降低全身脱靶时，应优先评估ASGPR通路；当靶蛋白分布广泛或需作用于非肝组织时，则需转向其他LTR或蛋白工程策略。（参考文献：《LYTACs that engage the asialoglycoprotein receptor for targeted protein degradation》[2]；《Aptamer-LYTACs for targeted degradation of extracellular and membrane proteins》[6]）</w:t>
       </w:r>
     </w:p>
     <w:p>
@@ -311,7 +236,7 @@
           <w:b w:val="0"/>
           <w:sz w:val="24"/>
         </w:rPr>
-        <w:t>不同受体在组织分布和内吞特性上差别较大，受体选择会直接影响LYTAC作用的位置和效率。CI-M6PR在多种细胞上都有表达，因此第一代LYTAC的作用范围较广，但也更容易带来脱靶降解的风险。ASGPR主要在肝细胞表达，因此GalNAc-LYTAC更适合肝相关靶点。（参考文献：《LYTACs that engage the asialoglycoprotein receptor for targeted protein degradation》[2]；《Aptamer-LYTACs for targeted degradation of extracellular and membrane proteins》[6]）</w:t>
+        <w:t>第三类是以细胞因子受体和人工内吞模块为代表的可编程受体臂：Pance等的KineTAC利用CXCL12-CXCR7等天然内吞过程触发靶蛋白降解，Huang等的EndoTag和Zhang等的IGF2融合蛋白（iLYTAC）则分别通过计算设计和IGF2配体结合CI-M6PR实现溶酶体导向。不同EndoTag因结合受体组织分布不同，可实现降解的组织定向；iLYTAC则通过基因编码方式绕开复杂聚糖化学合成。（参考文献：《Modular cytokine receptor-targeting chimeras for targeted degradation of cell surface and extracellular proteins》[3]；《Designed endocytosis-inducing proteins degrade targets and amplify signals》[12]；《Insulin-like Growth Factor 2 (IGF2)-Fused Lysosomal Targeting Chimeras for Degradation of Extracellular and Membrane Proteins》[13]）</w:t>
       </w:r>
     </w:p>
     <w:p>
@@ -326,7 +251,7 @@
           <w:b w:val="0"/>
           <w:sz w:val="24"/>
         </w:rPr>
-        <w:t>受体可视为药物进入细胞的分子入口，受体类型的选择实质上决定了药物降解作用的主要组织部位。LYTAC疗效的解读不仅依赖分子结构，还取决于受体占用、复合物回收及内体向溶酶体分选等细胞生物学过程。分子设计与细胞生物学机制的有机结合，是理解相关实验结果的重要前提。</w:t>
+        <w:t>Huang等的研究进一步揭示，内源性M6P糖蛋白与LYTAC竞争CI-M6PR结合位点，是广谱受体路线中不可忽视的生物学约束。该发现意味着：即便分子亲和力很高，细胞内源性受体占用仍可能限制降解通量；解读体外降解数据时需同步考虑受体竞争状态。（参考文献：《Designed endocytosis-inducing proteins degrade targets and amplify signals》[12]）</w:t>
       </w:r>
     </w:p>
     <w:p>
@@ -341,7 +266,7 @@
           <w:b w:val="0"/>
           <w:sz w:val="24"/>
         </w:rPr>
-        <w:t>在设计分子时，需要同时考虑靶蛋白结合剂、受体配体和连接子。Banik等最初的LYTAC使用了抗体或小分子作为靶向模块，表明该技术可根据靶蛋白特点选择不同的结合方式。受体配体的选择和价态同样关键。第一代LYTAC多使用CI-M6PR配体，通常采用多价甘露糖-6-磷酸聚糖以提高结合能力。Ahn等后来改用肝特异性受体ASGPR的tri-GalNAc配体，说明组织分布是决定降解位置的重要因素。（参考文献：《Lysosome-targeting chimaeras for degradation of extracellular proteins》[1]；《LYTACs that engage the asialoglycoprotein receptor for targeted protein degradation》[2]）</w:t>
+        <w:t>第四类是绕过外源LTR配体、直接利用内吞分选信号的工程策略：Fang等的SignalTAC将CI-M6PR来源的酪氨酸基内吞信号肽P3与靶蛋白结合模块融合，在不依赖外源聚糖配体的情况下诱导靶蛋白溶酶体降解。该路线将“受体臂”的功能转化为内源性分选信号，拓展了受体选择的逻辑边界。（参考文献：《Lysosome-targeting chimeras containing an endocytic signaling motif trigger endocytosis and lysosomal degradation of cell-surface proteins》[15]）</w:t>
       </w:r>
     </w:p>
     <w:p>
@@ -356,7 +281,7 @@
           <w:b w:val="0"/>
           <w:sz w:val="24"/>
         </w:rPr>
-        <w:t>Caianiello等报道了小分子降解胞外蛋白的MoDE-A策略，通过ASGPR把靶蛋白送入溶酶体，说明除抗体-聚糖偶联物外，小分子也可介导胞外蛋白降解。Zhang等进一步将IGF2与抗体或纳米抗体融合，构建了基因编码的iLYTAC，可在细菌表达系统中大量制备，并降解EGFR、PD-L1及α-突触核蛋白等靶点。（参考文献：《Bifunctional small molecules that mediate the degradation of extracellular proteins》[9]；《Insulin-like Growth Factor 2 (IGF2)-Fused Lysosomal Targeting Chimeras for Degradation of Extracellular and Membrane Proteins》[13]）</w:t>
+        <w:t>综合上述四类路径，受体选择可遵循以下决策逻辑：若追求最大靶蛋白覆盖且可接受脱靶风险，优先考虑CI-M6PR/M6P配体体系；若需肝定向降解，选择ASGPR/GalNAc或肝靶向适体偶联物；若需组织特异性且希望基因编码生产，评估EndoTag或iLYTAC；若化学合成聚糖受限，可考察酵母来源M6P聚糖或内吞信号肽融合策略。Chen等的综述从效应器类型角度进一步归纳了LTR、整合素及细胞因子受体等可选方案，为上述决策提供了靶点-受体配对参考。（参考文献：《Lysosome-Targeting Chimera Using Mannose-6-Phosphate Glycans Derived from Glyco-Engineered Yeast》[14]；《Lysosome-targeting chimeras containing an endocytic signaling motif trigger endocytosis and lysosomal degradation of cell-surface proteins》[15]；《Targeted degradation of extracellular secreted and membrane proteins》[8]）</w:t>
       </w:r>
     </w:p>
     <w:p>
@@ -371,7 +296,7 @@
           <w:b w:val="0"/>
           <w:sz w:val="24"/>
         </w:rPr>
-        <w:t>Kim等则利用糖工程酵母来源的M6P聚糖制备LYTACgyM6pG，以无铜点击化学将聚糖与抗PD-L1纳米抗体偶联，在简化聚糖配体制备的同时实现了PD-L1的溶酶体降解。（参考文献：《Lysosome-Targeting Chimera Using Mannose-6-Phosphate Glycans Derived from Glyco-Engineered Yeast》[14]）</w:t>
+        <w:t>Zhao等将溶酶体途径定位为拓展靶向蛋白降解（TPD）靶点范围的重要方向，指出胞外及膜蛋白约占蛋白质组的相当比例，是LYTAC存在的结构性需求。在实际决策中，建议按以下顺序评估：（1）靶蛋白的细胞外定位与更新速率；（2）靶标组织的LTR表达谱；（3）可接受的脱靶降解范围；（4）制备平台与受体臂类型的匹配性。只有四项指标对齐后，方可进入靶向臂和连接子优化。（参考文献：《Targeted protein degradation: mechanisms, strategies and application》[18]）</w:t>
       </w:r>
     </w:p>
     <w:p>
@@ -386,7 +311,7 @@
           <w:b w:val="0"/>
           <w:sz w:val="24"/>
         </w:rPr>
-        <w:t>Li等在总结影响降解效率的因素时，提到了配体价态、连接子长度和结合表位等分子层面的变量，并强调分子设计和细胞环境需要同时考虑。（参考文献：《Targeted degradation of membrane and extracellular proteins with LYTACs》[7]）</w:t>
+        <w:t>Lin等的综述进一步指出，整合素、清道夫受体等亦被用于组织选择性胞外蛋白降解，提示LTR的选择空间仍在持续扩展。对于膜蛋白靶点，还需关注其与LTR在同一细胞表面的空间距离和共定位关系，因为这将影响三元复合物形成的几何可行性。（参考文献：《Emerging protein degradation strategies: expanding the scope to extracellular and membrane proteins》[11]）</w:t>
       </w:r>
     </w:p>
     <w:p>
@@ -401,442 +326,7 @@
           <w:b w:val="0"/>
           <w:sz w:val="24"/>
         </w:rPr>
-        <w:t>Bekes等在回顾PROTAC发展时指出，该领域已从学术研究走向产业开发，并有PROTAC分子进入临床前和早期临床试验阶段。这一发展轨迹对LYTAC的未来路径具有参照意义。（参考文献：《PROTAC targeted protein degraders: the past is prologue》[10]）</w:t>
-      </w:r>
-    </w:p>
-    <w:p>
-      <w:pPr>
-        <w:spacing w:line="360" w:lineRule="auto" w:after="120"/>
-        <w:ind w:firstLine="420"/>
-        <w:jc w:val="both"/>
-      </w:pPr>
-      <w:r>
-        <w:rPr>
-          <w:rFonts w:ascii="Times New Roman" w:hAnsi="Times New Roman" w:eastAsia="仿宋"/>
-          <w:b w:val="0"/>
-          <w:sz w:val="24"/>
-        </w:rPr>
-        <w:t>结合Chen等的综述，可将LYTAC与PROTAC进行如下对比。PROTAC主要连接靶蛋白和E3连接酶，把蛋白送进蛋白酶体降解，更适合有胞内结构域的靶点。LYTAC则连接靶蛋白和溶酶体靶向受体，把蛋白送进溶酶体降解，更适合分泌蛋白、抗体和膜蛋白。（参考文献：《Targeted degradation of extracellular secreted and membrane proteins》[8]）</w:t>
-      </w:r>
-    </w:p>
-    <w:p>
-      <w:pPr>
-        <w:spacing w:line="360" w:lineRule="auto" w:after="120"/>
-        <w:ind w:firstLine="420"/>
-        <w:jc w:val="both"/>
-      </w:pPr>
-      <w:r>
-        <w:rPr>
-          <w:rFonts w:ascii="Times New Roman" w:hAnsi="Times New Roman" w:eastAsia="仿宋"/>
-          <w:b w:val="0"/>
-          <w:sz w:val="24"/>
-        </w:rPr>
-        <w:t>这两种技术并非相互替代关系，而是针对不同蛋白亚细胞定位的互补策略。</w:t>
-      </w:r>
-    </w:p>
-    <w:p>
-      <w:pPr>
-        <w:spacing w:line="360" w:lineRule="auto" w:after="120"/>
-        <w:ind w:firstLine="420"/>
-        <w:jc w:val="both"/>
-      </w:pPr>
-      <w:r>
-        <w:rPr>
-          <w:rFonts w:ascii="Times New Roman" w:hAnsi="Times New Roman" w:eastAsia="仿宋"/>
-          <w:b w:val="0"/>
-          <w:sz w:val="24"/>
-        </w:rPr>
-        <w:t>从细胞生物学角度看，受体介导的内吞并不是单向过程。复合物进入早期内体后，一部分会被分选到溶酶体，另一部分则可能通过retromer等回收机器回到细胞膜。Lin等的综述和Mamun等的综述均指出，受体内吞后的分选与回收是影响降解效率的重要环节。（参考文献：《Emerging protein degradation strategies: expanding the scope to extracellular and membrane proteins》[11]；《Targeted degradation of extracellular proteins: state of the art and diversity of degrader designs》[16]）</w:t>
-      </w:r>
-    </w:p>
-    <w:p>
-      <w:pPr>
-        <w:spacing w:line="360" w:lineRule="auto" w:after="120"/>
-        <w:ind w:firstLine="420"/>
-        <w:jc w:val="both"/>
-      </w:pPr>
-      <w:r>
-        <w:rPr>
-          <w:rFonts w:ascii="Times New Roman" w:hAnsi="Times New Roman" w:eastAsia="仿宋"/>
-          <w:b w:val="0"/>
-          <w:sz w:val="24"/>
-        </w:rPr>
-        <w:t>Huang等设计的EndoTag蛋白可与IGF2R、ASGPR等受体结合并触发内吞，其研究亦提示，内源性配体与外源降解分子之间可能存在受体结合竞争，这一因素在解读不同细胞系中的降解效率差异时值得关注。（参考文献：《Designed endocytosis-inducing proteins degrade targets and amplify signals》[12]）</w:t>
-      </w:r>
-    </w:p>
-    <w:p>
-      <w:pPr>
-        <w:spacing w:line="360" w:lineRule="auto" w:after="120"/>
-        <w:ind w:firstLine="420"/>
-        <w:jc w:val="both"/>
-      </w:pPr>
-      <w:r>
-        <w:rPr>
-          <w:rFonts w:ascii="Times New Roman" w:hAnsi="Times New Roman" w:eastAsia="仿宋"/>
-          <w:b w:val="0"/>
-          <w:sz w:val="24"/>
-        </w:rPr>
-        <w:t>Fang等开发了含CI-M6PR来源内吞信号肽的SignalTAC，在不依赖外源LTR配体的条件下即可促进靶蛋白内吞和溶酶体降解，为分子设计提供了另一条思路。（参考文献：《Lysosome-targeting chimeras containing an endocytic signaling motif trigger endocytosis and lysosomal degradation of cell-surface proteins》[15]）</w:t>
-      </w:r>
-    </w:p>
-    <w:p>
-      <w:pPr>
-        <w:spacing w:line="360" w:lineRule="auto" w:after="120"/>
-        <w:ind w:firstLine="420"/>
-        <w:jc w:val="both"/>
-      </w:pPr>
-      <w:r>
-        <w:rPr>
-          <w:rFonts w:ascii="Times New Roman" w:hAnsi="Times New Roman" w:eastAsia="仿宋"/>
-          <w:b w:val="0"/>
-          <w:sz w:val="24"/>
-        </w:rPr>
-        <w:t>在分子设计层面，多价配体虽然能提高与受体的结合能力，但也可能带来非特异性聚集或过快清除。Li等在综述中指出，连接子过长可能导致两个功能模块之间距离过大，不利于三元复合物形成，而过短又可能限制构象调整。（参考文献：《Targeted degradation of membrane and extracellular proteins with LYTACs》[7]）</w:t>
-      </w:r>
-    </w:p>
-    <w:p>
-      <w:pPr>
-        <w:spacing w:line="360" w:lineRule="auto" w:after="120"/>
-        <w:ind w:firstLine="420"/>
-        <w:jc w:val="both"/>
-      </w:pPr>
-      <w:r>
-        <w:rPr>
-          <w:rFonts w:ascii="Times New Roman" w:hAnsi="Times New Roman" w:eastAsia="仿宋"/>
-          <w:b w:val="0"/>
-          <w:sz w:val="24"/>
-        </w:rPr>
-        <w:t>LYTAC研究要求将化学结构设计与膜受体、内吞小泡及溶酶体等细胞过程相联系。例如溶酶体抑制剂实验、受体敲除实验及遗传学筛选，都是用来证明降解确实走了溶酶体途径的对照手段。（参考文献：《Lysosome-targeting chimaeras for degradation of extracellular proteins》[1]）</w:t>
-      </w:r>
-    </w:p>
-    <w:p>
-      <w:pPr>
-        <w:spacing w:line="360" w:lineRule="auto" w:after="120"/>
-        <w:ind w:firstLine="420"/>
-        <w:jc w:val="both"/>
-      </w:pPr>
-      <w:r>
-        <w:rPr>
-          <w:rFonts w:ascii="Times New Roman" w:hAnsi="Times New Roman" w:eastAsia="仿宋"/>
-          <w:b w:val="0"/>
-          <w:sz w:val="24"/>
-        </w:rPr>
-        <w:t>从靶点选择角度看，膜蛋白和分泌蛋白在疾病中的角色各不相同。有些蛋白主要起信号传导作用，如EGFR和HER2；有些则属于免疫抑制分子或致病聚集物，如PD-L1和Aβ。因此，同一个LYTAC技术平台面对不同疾病时，评价指标亦不尽相同，不宜仅以体外降解百分比作为唯一指标。</w:t>
-      </w:r>
-    </w:p>
-    <w:p>
-      <w:pPr>
-        <w:spacing w:line="360" w:lineRule="auto" w:after="120"/>
-        <w:ind w:firstLine="420"/>
-        <w:jc w:val="both"/>
-      </w:pPr>
-      <w:r>
-        <w:rPr>
-          <w:rFonts w:ascii="Times New Roman" w:hAnsi="Times New Roman" w:eastAsia="仿宋"/>
-          <w:b w:val="0"/>
-          <w:sz w:val="24"/>
-        </w:rPr>
-        <w:t>Mamun等在综述中指出，胞外靶向蛋白降解的核心逻辑是把靶蛋白送入溶酶体，而不是像PROTAC那样依赖泛素-蛋白酶体系统。Zhao等在靶向蛋白降解综述中亦提到，溶酶体途径是拓展降解靶点范围的重要方向之一。（参考文献：《Targeted degradation of extracellular proteins: state of the art and diversity of degrader designs》[16]；《Targeted protein degradation: mechanisms, strategies and application》[18]）</w:t>
-      </w:r>
-    </w:p>
-    <w:p>
-      <w:pPr>
-        <w:spacing w:line="360" w:lineRule="auto" w:after="120"/>
-        <w:ind w:firstLine="420"/>
-        <w:jc w:val="both"/>
-      </w:pPr>
-      <w:r>
-        <w:rPr>
-          <w:rFonts w:ascii="Times New Roman" w:hAnsi="Times New Roman" w:eastAsia="仿宋"/>
-          <w:b w:val="0"/>
-          <w:sz w:val="24"/>
-        </w:rPr>
-        <w:t>在结合模块方面，Wu等和Li等分别报道了适体连接的Apt-LYTAC和共价适体LYTAC，证明核酸适体可替代抗体作为靶蛋白识别模块，且合成与筛选相对方便。（参考文献：《Aptamer-LYTACs for targeted degradation of extracellular and membrane proteins》[6]；《Covalent LYTAC enabled by DNA aptamers for immune checkpoint degradation therapy》[4]）</w:t>
-      </w:r>
-    </w:p>
-    <w:p>
-      <w:pPr>
-        <w:spacing w:line="360" w:lineRule="auto" w:after="120"/>
-        <w:ind w:firstLine="420"/>
-        <w:jc w:val="both"/>
-      </w:pPr>
-      <w:r>
-        <w:rPr>
-          <w:rFonts w:ascii="Times New Roman" w:hAnsi="Times New Roman" w:eastAsia="仿宋"/>
-          <w:b w:val="0"/>
-          <w:sz w:val="24"/>
-        </w:rPr>
-        <w:t>Huang等和Pance等则从不同角度发展了基因编码的蛋白降解平台，为绕开复杂化学偶联提供了可行路径。（参考文献：《Designed endocytosis-inducing proteins degrade targets and amplify signals》[12]；《Modular cytokine receptor-targeting chimeras for targeted degradation of cell surface and extracellular proteins》[3]）</w:t>
-      </w:r>
-    </w:p>
-    <w:p>
-      <w:pPr>
-        <w:spacing w:line="360" w:lineRule="auto" w:after="120"/>
-        <w:ind w:firstLine="420"/>
-        <w:jc w:val="both"/>
-      </w:pPr>
-      <w:r>
-        <w:rPr>
-          <w:rFonts w:ascii="Times New Roman" w:hAnsi="Times New Roman" w:eastAsia="仿宋"/>
-          <w:b w:val="0"/>
-          <w:sz w:val="24"/>
-        </w:rPr>
-        <w:t>Banik等的研究揭示了CI-M6PR的生理学背景：该受体负责介导带有M6P修饰的溶酶体酶进入细胞，LYTAC正是利用了这一受体介导的货物分拣通路。（参考文献：《Lysosome-targeting chimaeras for degradation of extracellular proteins》[1]）</w:t>
-      </w:r>
-    </w:p>
-    <w:p>
-      <w:pPr>
-        <w:spacing w:line="360" w:lineRule="auto" w:after="120"/>
-        <w:ind w:firstLine="420"/>
-        <w:jc w:val="both"/>
-      </w:pPr>
-      <w:r>
-        <w:rPr>
-          <w:rFonts w:ascii="Times New Roman" w:hAnsi="Times New Roman" w:eastAsia="仿宋"/>
-          <w:b w:val="0"/>
-          <w:sz w:val="24"/>
-        </w:rPr>
-        <w:t>Ahn等在GalNAc-LYTAC研究中发现，在抗体Fc区进行定点偶联可改善体内药代动力学表现，说明连接位点和分子构象对体内行为具有重要影响。（参考文献：《LYTACs that engage the asialoglycoprotein receptor for targeted protein degradation》[2]）</w:t>
-      </w:r>
-    </w:p>
-    <w:p>
-      <w:pPr>
-        <w:spacing w:line="360" w:lineRule="auto" w:after="120"/>
-        <w:ind w:firstLine="420"/>
-        <w:jc w:val="both"/>
-      </w:pPr>
-      <w:r>
-        <w:rPr>
-          <w:rFonts w:ascii="Times New Roman" w:hAnsi="Times New Roman" w:eastAsia="仿宋"/>
-          <w:b w:val="0"/>
-          <w:sz w:val="24"/>
-        </w:rPr>
-        <w:t>Zhao等在靶向蛋白降解综述中系统比较了蛋白酶体途径与溶酶体途径降解策略的适用范围，指出LYTAC、AbTAC及适体嵌合体等属于溶酶体依赖的胞外降解技术。（参考文献：《Targeted protein degradation: mechanisms, strategies and application》[18]）</w:t>
-      </w:r>
-    </w:p>
-    <w:p>
-      <w:pPr>
-        <w:spacing w:line="360" w:lineRule="auto" w:after="120"/>
-        <w:ind w:firstLine="420"/>
-        <w:jc w:val="both"/>
-      </w:pPr>
-      <w:r>
-        <w:rPr>
-          <w:rFonts w:ascii="Times New Roman" w:hAnsi="Times New Roman" w:eastAsia="仿宋"/>
-          <w:b w:val="0"/>
-          <w:sz w:val="24"/>
-        </w:rPr>
-        <w:t>从制备策略看，化学合成的多价M6P聚糖配体合成步骤繁琐，且批次间均一性难以保证；Kim等利用糖工程酵母发酵制备gyM6pG聚糖，再以无铜点击化学与纳米抗体偶联，为LYTAC的规模化生产提供了新思路。（参考文献：《Lysosome-Targeting Chimera Using Mannose-6-Phosphate Glycans Derived from Glyco-Engineered Yeast》[14]）</w:t>
-      </w:r>
-    </w:p>
-    <w:p>
-      <w:pPr>
-        <w:spacing w:line="360" w:lineRule="auto" w:after="120"/>
-        <w:ind w:firstLine="420"/>
-        <w:jc w:val="both"/>
-      </w:pPr>
-      <w:r>
-        <w:rPr>
-          <w:rFonts w:ascii="Times New Roman" w:hAnsi="Times New Roman" w:eastAsia="仿宋"/>
-          <w:b w:val="0"/>
-          <w:sz w:val="24"/>
-        </w:rPr>
-        <w:t>Zhang等报道的iLYTAC采用IGF2与靶蛋白结合域的基因融合表达策略，可在数天内通过标准克隆和细菌表达获得目标蛋白，并实现对EGFR、PD-L1、CD20等靶点的高效降解。（参考文献：《Insulin-like Growth Factor 2 (IGF2)-Fused Lysosomal Targeting Chimeras for Degradation of Extracellular and Membrane Proteins》[13]）</w:t>
-      </w:r>
-    </w:p>
-    <w:p>
-      <w:pPr>
-        <w:spacing w:line="360" w:lineRule="auto" w:after="120"/>
-        <w:ind w:firstLine="420"/>
-        <w:jc w:val="both"/>
-      </w:pPr>
-      <w:r>
-        <w:rPr>
-          <w:rFonts w:ascii="Times New Roman" w:hAnsi="Times New Roman" w:eastAsia="仿宋"/>
-          <w:b w:val="0"/>
-          <w:sz w:val="24"/>
-        </w:rPr>
-        <w:t>Huang等设计的EndoTag通过计算蛋白质设计获得，可与IGF2R、ASGPR、转铁蛋白受体等多种LTR结合，融合靶蛋白结合蛋白后形成pLYTAC，在模块化、遗传可编码性及组织靶向性方面展现出优势。（参考文献：《Designed endocytosis-inducing proteins degrade targets and amplify signals》[12]）</w:t>
-      </w:r>
-    </w:p>
-    <w:p>
-      <w:pPr>
-        <w:spacing w:line="360" w:lineRule="auto" w:after="120"/>
-        <w:ind w:firstLine="420"/>
-        <w:jc w:val="both"/>
-      </w:pPr>
-      <w:r>
-        <w:rPr>
-          <w:rFonts w:ascii="Times New Roman" w:hAnsi="Times New Roman" w:eastAsia="仿宋"/>
-          <w:b w:val="0"/>
-          <w:sz w:val="24"/>
-        </w:rPr>
-        <w:t>Fang等的SignalTAC将CI-M6PR来源的10个氨基酸酪氨酸基内吞信号肽P3与靶蛋白结合模块融合，在不依赖外源LTR配体的情况下即可诱导靶蛋白内吞和溶酶体降解，且抗肿瘤活性优于亲本抗体。（参考文献：《Lysosome-targeting chimeras containing an endocytic signaling motif trigger endocytosis and lysosomal degradation of cell-surface proteins》[15]）</w:t>
-      </w:r>
-    </w:p>
-    <w:p>
-      <w:pPr>
-        <w:spacing w:line="360" w:lineRule="auto" w:after="120"/>
-        <w:ind w:firstLine="420"/>
-        <w:jc w:val="both"/>
-      </w:pPr>
-      <w:r>
-        <w:rPr>
-          <w:rFonts w:ascii="Times New Roman" w:hAnsi="Times New Roman" w:eastAsia="仿宋"/>
-          <w:b w:val="0"/>
-          <w:sz w:val="24"/>
-        </w:rPr>
-        <w:t>Ahn等在GalNAc-LYTAC研究中除EGFR外，还以肽段为结合剂实现了整合素降解，并抑制了癌细胞增殖，说明较小的结合模块亦可有效介导溶酶体降解。（参考文献：《LYTACs that engage the asialoglycoprotein receptor for targeted protein degradation》[2]）</w:t>
-      </w:r>
-    </w:p>
-    <w:p>
-      <w:pPr>
-        <w:spacing w:line="360" w:lineRule="auto" w:after="120"/>
-        <w:ind w:firstLine="420"/>
-        <w:jc w:val="both"/>
-      </w:pPr>
-      <w:r>
-        <w:rPr>
-          <w:rFonts w:ascii="Times New Roman" w:hAnsi="Times New Roman" w:eastAsia="仿宋"/>
-          <w:b w:val="0"/>
-          <w:sz w:val="24"/>
-        </w:rPr>
-        <w:t>Wu等的Apt-LYTAC研究采用了类似的肝靶向策略，但用适体替代抗体作为靶蛋白结合模块，在简化分子构建的同时实现了PDGF和PTK7的降解。（参考文献：《Aptamer-LYTACs for targeted degradation of extracellular and membrane proteins》[6]）</w:t>
-      </w:r>
-    </w:p>
-    <w:p>
-      <w:pPr>
-        <w:spacing w:line="360" w:lineRule="auto" w:after="120"/>
-        <w:ind w:firstLine="420"/>
-        <w:jc w:val="both"/>
-      </w:pPr>
-      <w:r>
-        <w:rPr>
-          <w:rFonts w:ascii="Times New Roman" w:hAnsi="Times New Roman" w:eastAsia="仿宋"/>
-          <w:b w:val="0"/>
-          <w:sz w:val="24"/>
-        </w:rPr>
-        <w:t>上述研究表明，LYTAC分子设计正在从单一的聚糖-抗体偶联模式，向小分子、适体、融合蛋白、内吞信号肽及病灶激活前体等多元化方向发展。</w:t>
-      </w:r>
-    </w:p>
-    <w:p>
-      <w:pPr>
-        <w:spacing w:line="360" w:lineRule="auto" w:after="120"/>
-        <w:ind w:firstLine="420"/>
-        <w:jc w:val="both"/>
-      </w:pPr>
-      <w:r>
-        <w:rPr>
-          <w:rFonts w:ascii="Times New Roman" w:hAnsi="Times New Roman" w:eastAsia="仿宋"/>
-          <w:b w:val="0"/>
-          <w:sz w:val="24"/>
-        </w:rPr>
-        <w:t>在内吞与分选机制方面，Banik等通过CRISPR干扰筛选发现，exocyst复合体参与CI-M6PR在细胞膜的呈现，提示LYTAC-受体复合物的胞内转运受多种细胞机器调控。Chen等在综述中进一步指出，整合素、清道夫受体及细胞因子受体等亦可作为组织选择性降解的效应器，拓展了LTR的选择范围。（参考文献：《Lysosome-targeting chimaeras for degradation of extracellular proteins》[1]；《Targeted degradation of extracellular secreted and membrane proteins》[8]）</w:t>
-      </w:r>
-    </w:p>
-    <w:p>
-      <w:pPr>
-        <w:spacing w:line="360" w:lineRule="auto" w:after="120"/>
-        <w:ind w:firstLine="420"/>
-        <w:jc w:val="both"/>
-      </w:pPr>
-      <w:r>
-        <w:rPr>
-          <w:rFonts w:ascii="Times New Roman" w:hAnsi="Times New Roman" w:eastAsia="仿宋"/>
-          <w:b w:val="0"/>
-          <w:sz w:val="24"/>
-        </w:rPr>
-        <w:t>Caianiello等开发的MoDE-A属于双功能小分子降解剂，一端结合ASGPR，另一端结合靶蛋白，在肝细胞中实现了整合素等靶点的溶酶体降解。与抗体-聚糖偶联物相比，小分子降解剂分子量更低、结构表征更简单，但靶点结合亲和力及体内稳定性仍需优化。（参考文献：《Bifunctional small molecules that mediate the degradation of extracellular proteins》[9]）</w:t>
-      </w:r>
-    </w:p>
-    <w:p>
-      <w:pPr>
-        <w:spacing w:line="360" w:lineRule="auto" w:after="120"/>
-        <w:ind w:firstLine="420"/>
-        <w:jc w:val="both"/>
-      </w:pPr>
-      <w:r>
-        <w:rPr>
-          <w:rFonts w:ascii="Times New Roman" w:hAnsi="Times New Roman" w:eastAsia="仿宋"/>
-          <w:b w:val="0"/>
-          <w:sz w:val="24"/>
-        </w:rPr>
-        <w:t>从事件驱动药理角度看，LYTAC不要求结合剂具备酶抑制活性，这一特点使其能够靶向传统抑制剂难以作用的蛋白界面。Li等在综述中将其与抗体阻断策略进行了比较，认为直接降解靶蛋白有望更彻底地消除其信号传导和蛋白相互作用功能。（参考文献：《Targeted degradation of membrane and extracellular proteins with LYTACs》[7]）</w:t>
-      </w:r>
-    </w:p>
-    <w:p>
-      <w:pPr>
-        <w:spacing w:line="360" w:lineRule="auto" w:after="120"/>
-        <w:ind w:firstLine="420"/>
-        <w:jc w:val="both"/>
-      </w:pPr>
-      <w:r>
-        <w:rPr>
-          <w:rFonts w:ascii="Times New Roman" w:hAnsi="Times New Roman" w:eastAsia="仿宋"/>
-          <w:b w:val="0"/>
-          <w:sz w:val="24"/>
-        </w:rPr>
-        <w:t>然而，降解效率还受到靶蛋白合成与更新速率的影响。对于更新较快的膜蛋白，即使实现了高效的溶酶体清除，细胞仍可能通过持续合成维持一定水平的蛋白表达，从而削弱降解剂的长期药效。</w:t>
-      </w:r>
-    </w:p>
-    <w:p>
-      <w:pPr>
-        <w:spacing w:line="360" w:lineRule="auto" w:after="120"/>
-        <w:ind w:firstLine="420"/>
-        <w:jc w:val="both"/>
-      </w:pPr>
-      <w:r>
-        <w:rPr>
-          <w:rFonts w:ascii="Times New Roman" w:hAnsi="Times New Roman" w:eastAsia="仿宋"/>
-          <w:b w:val="0"/>
-          <w:sz w:val="24"/>
-        </w:rPr>
-        <w:t>因此，在评价LYTAC疗效时，除监测蛋白水平变化外，还应关注下游信号通路抑制程度及细胞功能表型改变。</w:t>
-      </w:r>
-    </w:p>
-    <w:p>
-      <w:pPr>
-        <w:spacing w:line="360" w:lineRule="auto" w:after="120"/>
-        <w:ind w:firstLine="420"/>
-        <w:jc w:val="both"/>
-      </w:pPr>
-      <w:r>
-        <w:rPr>
-          <w:rFonts w:ascii="Times New Roman" w:hAnsi="Times New Roman" w:eastAsia="仿宋"/>
-          <w:b w:val="0"/>
-          <w:sz w:val="24"/>
-        </w:rPr>
-        <w:t>Zhong等的综述指出，TPD药物研发需兼顾靶点可降解性、分子理化性质及联合治疗策略等因素，这些原则对LYTAC同样适用。（参考文献：《Targeted protein degradation: advances in drug discovery and clinical practice》[17]）</w:t>
-      </w:r>
-    </w:p>
-    <w:p>
-      <w:pPr>
-        <w:spacing w:line="360" w:lineRule="auto" w:after="120"/>
-        <w:ind w:firstLine="420"/>
-        <w:jc w:val="both"/>
-      </w:pPr>
-      <w:r>
-        <w:rPr>
-          <w:rFonts w:ascii="Times New Roman" w:hAnsi="Times New Roman" w:eastAsia="仿宋"/>
-          <w:b w:val="0"/>
-          <w:sz w:val="24"/>
-        </w:rPr>
-        <w:t>Bekes等回顾PROTAC时提到，随着更多E3连接酶和靶点类型被纳入降解设计，该领域正从肿瘤适应症向更广泛的疾病领域扩展。LYTAC由于可作用于分泌蛋白和膜蛋白，在自身免疫病、代谢病及神经退行性疾病中均具有潜在应用空间，但相关研究尚处于早期阶段。（参考文献：《PROTAC targeted protein degraders: the past is prologue》[10]）</w:t>
-      </w:r>
-    </w:p>
-    <w:p>
-      <w:pPr>
-        <w:spacing w:line="360" w:lineRule="auto" w:after="120"/>
-        <w:ind w:firstLine="420"/>
-        <w:jc w:val="both"/>
-      </w:pPr>
-      <w:r>
-        <w:rPr>
-          <w:rFonts w:ascii="Times New Roman" w:hAnsi="Times New Roman" w:eastAsia="仿宋"/>
-          <w:b w:val="0"/>
-          <w:sz w:val="24"/>
-        </w:rPr>
-        <w:t>Lin等的综述对LYTAC的作用机制进行了图示化归纳：LYTAC同时结合POI和LTR后形成三元复合物，经网格蛋白介导的内吞进入内体，再经分选进入溶酶体完成蛋白水解，而LTR则可经回收途径返回细胞膜。理解这一循环过程，有助于解释为何同一LYTAC在不同细胞系中可能呈现显著不同的降解效率。（参考文献：《Emerging protein degradation strategies: expanding the scope to extracellular and membrane proteins》[11]）</w:t>
+        <w:t>本节小结：LYTAC疗效的关键瓶颈不在于靶蛋白能否被结合，而在于所选LTR的组织分布、内吞通量及内体分选倾向是否与疾病场景匹配。受体选择应作为药物设计的首要决策节点，而非分子构建完成后的附带调整。</w:t>
       </w:r>
     </w:p>
     <w:p>
@@ -865,7 +355,7 @@
           <w:b w:val="0"/>
           <w:sz w:val="21"/>
         </w:rPr>
-        <w:t>图1  LYTAC介导的胞外及膜蛋白溶酶体降解机制示意图。（引自：Banik S M, et al. Lysosome-targeting chimaeras for degradation of extracellular proteins. Nature, 2020. [1]）</w:t>
+        <w:t>图1  内体分选决定LYTAC-受体复合物进入溶酶体降解或回收至细胞膜，是降解效率的核心分叉点。（引自[1]）</w:t>
       </w:r>
     </w:p>
     <w:p>
@@ -880,7 +370,7 @@
           <w:b/>
           <w:sz w:val="24"/>
         </w:rPr>
-        <w:t>二、代表性研究进展</w:t>
+        <w:t>二、LYTAC的模块化分子工程设计</w:t>
       </w:r>
     </w:p>
     <w:p>
@@ -895,7 +385,7 @@
           <w:b w:val="0"/>
           <w:sz w:val="24"/>
         </w:rPr>
-        <w:t>2020年，Banik等在Nature发表了LYTAC领域的开创性工作。作者将靶向模块与CI-M6PR配体通过连接子连接，构建了首批LYTAC分子。他们还利用CRISPR筛选研究了LYTAC的内吞通路，发现exocyst复合体参与CI-M6PR的膜面呈现，表明该研究不仅涉及分子构建，也在补充受体介导内吞的基础认识。实验中，LYTAC成功降解了ApoE4、EGFR、CD71和PD-L1等蛋白。以EGFR为例，处理后受体水平在数小时内明显下降，溶酶体抑制剂可以阻断这一效应，说明溶酶体途径是主要降解路径。PD-L1被降解后，肿瘤细胞的免疫逃逸能力也有所减弱（图2）。（参考文献：《Lysosome-targeting chimaeras for degradation of extracellular proteins》[1]）</w:t>
+        <w:t>在明确受体决策框架后，LYTAC分子可拆解为三个可独立替换的功能模块：靶向臂（结合靶蛋白）、受体臂（触发内吞与溶酶体分选）和连接子（调控模块间距与偶联均一性）。三模块的解耦设计使LYTAC具备平台化属性——同一受体臂可搭配不同靶向臂以切换靶点，同一靶向臂亦可更换受体臂以改变组织分布。（参考文献：《Targeted degradation of extracellular secreted and membrane proteins》[8]；《Targeted degradation of extracellular proteins: state of the art and diversity of degrader designs》[16]）</w:t>
       </w:r>
     </w:p>
     <w:p>
@@ -910,7 +400,7 @@
           <w:b w:val="0"/>
           <w:sz w:val="24"/>
         </w:rPr>
-        <w:t>第一代LYTAC主要依赖CI-M6PR，而该受体在多种组织中都有表达，组织选择性不够理想。2021年，Ahn等在Nature Chemical Biology报道了结合ASGPR的GalNAc-LYTAC。研究者将靶蛋白结合剂与tri-GalNAc配体连接，在肝细胞中实现了EGFR降解。结果显示，与单纯使用抑制性抗体相比，GalNAc-LYTAC对EGFR下游信号的抑制更持久。作者还把较小的肽段结合剂与tri-GalNAc连接，实现了整合素降解并抑制癌细胞增殖。此外，他们在抗体Fc区进行定点偶联，改善了GalNAc-LYTAC在体内的药代动力学表现（图3）。（参考文献：《LYTACs that engage the asialoglycoprotein receptor for targeted protein degradation》[2]）</w:t>
+        <w:t>靶向臂的可选范围已从抗体扩展至小分子、肽段、适体和基因编码结合蛋白。Banik等在初代LYTAC中分别使用抗体和小分子结合EGFR等靶点，证明靶向臂化学类型并非固定。Caianiello等的MoDE-A以双功能小分子同时结合靶蛋白和ASGPR，实现了整合素等靶点的溶酶体降解，分子量显著低于抗体偶联物。Ahn等以肽段结合剂降解整合素，表明靶向臂不必局限于完整抗体。Wu等和Li等分别以适体连接tri-GalNAc或共价结合PD-L1，在简化靶向臂制备的同时实现了肝细胞或肿瘤微环境中的靶蛋白降解。Zhang等的iLYTAC以affibody、纳米抗体或IgG结合Z结构域作为靶向臂，与IGF2受体臂融合表达，覆盖了EGFR、PD-L1、CD20和α-突触核蛋白等靶点。（参考文献：《Lysosome-targeting chimaeras for degradation of extracellular proteins》[1]；《Bifunctional small molecules that mediate the degradation of extracellular proteins》[9]；《LYTACs that engage the asialoglycoprotein receptor for targeted protein degradation》[2]；《Aptamer-LYTACs for targeted degradation of extracellular and membrane proteins》[6]；《Covalent LYTAC enabled by DNA aptamers for immune checkpoint degradation therapy》[4]；《Insulin-like Growth Factor 2 (IGF2)-Fused Lysosomal Targeting Chimeras for Degradation of Extracellular and Membrane Proteins》[13]）</w:t>
       </w:r>
     </w:p>
     <w:p>
@@ -925,7 +415,7 @@
           <w:b w:val="0"/>
           <w:sz w:val="24"/>
         </w:rPr>
-        <w:t>Li等把这类工作归纳为第二代组织特异性LYTAC，认为肝靶向设计对减少脱靶效应具有一定帮助。（参考文献：《Targeted degradation of membrane and extracellular proteins with LYTACs》[7]）</w:t>
+        <w:t>受体臂的模块化同样显著。化学合成路线以多价M6P聚糖（CI-M6PR）和tri-GalNAc（ASGPR）为代表；Kim等以糖工程酵母发酵制备人源兼容的gyM6pG聚糖，通过无铜点击化学与纳米抗体偶联，降低了聚糖受体臂的合成门槛。基因编码路线中，Pance等的KineTAC以细胞因子受体介导内吞，Huang等的EndoTag以人工设计蛋白结合IGF2R或ASGPR，Zhang等的iLYTAC以IGF2多肽结合CI-M6PR，三者均避免了聚糖化学修饰。Fang等的SignalTAC则将受体臂功能转化为CI-M6PR来源的内吞信号肽，在膜蛋白靶向降解中显示出优于亲本抗体的活性。（参考文献：《Lysosome-targeting chimaeras for degradation of extracellular proteins》[1]；《LYTACs that engage the asialoglycoprotein receptor for targeted protein degradation》[2]；《Lysosome-Targeting Chimera Using Mannose-6-Phosphate Glycans Derived from Glyco-Engineered Yeast》[14]；《Modular cytokine receptor-targeting chimeras for targeted degradation of cell surface and extracellular proteins》[3]；《Designed endocytosis-inducing proteins degrade targets and amplify signals》[12]；《Insulin-like Growth Factor 2 (IGF2)-Fused Lysosomal Targeting Chimeras for Degradation of Extracellular and Membrane Proteins》[13]；《Lysosome-targeting chimeras containing an endocytic signaling motif trigger endocytosis and lysosomal degradation of cell-surface proteins》[15]）</w:t>
       </w:r>
     </w:p>
     <w:p>
@@ -940,7 +430,7 @@
           <w:b w:val="0"/>
           <w:sz w:val="24"/>
         </w:rPr>
-        <w:t>化学合成LYTAC在制备和均一性方面有一定难度，因此也有研究尝试用基因编码的蛋白分子来实现类似功能。</w:t>
+        <w:t>连接子模块决定两个功能臂的空间排布与偶联均一性。Ahn等在抗体Fc区定点偶联tri-GalNAc，改善了GalNAc-LYTAC的体内稳定性。Li等在综述中指出，连接子过长不利于三元复合物形成，过短则限制构象调整；配体价态过高亦可能引发非特异性聚集。在模块化平台中，连接子优化应服务于“靶向臂-受体臂”组合的功能匹配，而非孤立追求某一理化参数。（参考文献：《LYTACs that engage the asialoglycoprotein receptor for targeted protein degradation》[2]；《Targeted degradation of membrane and extracellular proteins with LYTACs》[7]）</w:t>
       </w:r>
     </w:p>
     <w:p>
@@ -955,7 +445,7 @@
           <w:b w:val="0"/>
           <w:sz w:val="24"/>
         </w:rPr>
-        <w:t>2023年，Pance等在Nature Biotechnology提出了KineTAC平台。KineTAC是一种双特异性抗体，一条臂结合细胞因子受体，另一条臂结合靶蛋白。研究者针对PD-L1、HER2、PD-1、EGFR、CDCP1和TROP2等靶点构建了KineTAC，最大降解效率大约在51%到93%之间。与化学LYTAC相比，KineTAC可通过哺乳动物细胞表达生产，更换靶蛋白结合臂也相对方便（图4）。（参考文献：《Modular cytokine receptor-targeting chimeras for targeted degradation of cell surface and extracellular proteins》[3]）</w:t>
+        <w:t>从平台可替换性看，三模块组合呈现出清晰的“即插即用”特征。Pance等的KineTAC可通过更换靶蛋白结合臂降解PD-L1、HER2、TROP2等多个靶点，而保留同一细胞因子受体臂；Huang等的EndoTag融合不同靶蛋白结合蛋白后，可定向至IGF2R或ASGPR等不同受体；Zhang等的iLYTAC型-II以IgG结合Z结构域为通用适配器，可与临床已有抗体偶联实现降解。这些设计表明，LYTAC研发正从“逐个分子定制”转向“平台化模块组装”。（参考文献：《Modular cytokine receptor-targeting chimeras for targeted degradation of cell surface and extracellular proteins》[3]；《Designed endocytosis-inducing proteins degrade targets and amplify signals》[12]；《Insulin-like Growth Factor 2 (IGF2)-Fused Lysosomal Targeting Chimeras for Degradation of Extracellular and Membrane Proteins》[13]）</w:t>
       </w:r>
     </w:p>
     <w:p>
@@ -970,7 +460,7 @@
           <w:b w:val="0"/>
           <w:sz w:val="24"/>
         </w:rPr>
-        <w:t>Chen等把KineTAC与化学合成的LYTAC并列讨论，认为这类蛋白平台在制备和替换靶点结合臂方面可能更方便。（参考文献：《Targeted degradation of extracellular secreted and membrane proteins》[8]）</w:t>
+        <w:t>Mamun等的综述按效应器类型将eTPD降解剂分为LYTAC、双特异性抗体和小分子等类别，与本节的三模块框架在逻辑上相互印证。（参考文献：《Targeted degradation of extracellular proteins: state of the art and diversity of degrader designs》[16]）</w:t>
       </w:r>
     </w:p>
     <w:p>
@@ -985,7 +475,7 @@
           <w:b w:val="0"/>
           <w:sz w:val="24"/>
         </w:rPr>
-        <w:t>Wu等在Angewandte Chemie International Edition报道了Apt-LYTAC，把适体与tri-GalNAc连接，实现了肝细胞中对PDGF和PTK7等靶点的降解。（参考文献：《Aptamer-LYTACs for targeted degradation of extracellular and membrane proteins》[6]）</w:t>
+        <w:t>按三模块组合逻辑，现有LYTAC变体可归纳为若干典型平台：聚糖-抗体平台（Banik、Kim）、GalNAc-肝靶向平台（Ahn、Wu）、适体-共价平台（Li）、双特异性蛋白平台（Pance、Huang、Zhang）和小分子-受体平台（Caianiello）。各平台在制备难度、靶点切换灵活性和组织定向能力上各有权衡，但均遵循同一底层逻辑：通过可替换模块实现靶蛋白向溶酶体的定向转运。（参考文献：《Lysosome-targeting chimaeras for degradation of extracellular proteins》[1]；《LYTACs that engage the asialoglycoprotein receptor for targeted protein degradation》[2]；《Covalent LYTAC enabled by DNA aptamers for immune checkpoint degradation therapy》[4]；《Aptamer-LYTACs for targeted degradation of extracellular and membrane proteins》[6]；《Bifunctional small molecules that mediate the degradation of extracellular proteins》[9]；《Designed endocytosis-inducing proteins degrade targets and amplify signals》[12]；《Insulin-like Growth Factor 2 (IGF2)-Fused Lysosomal Targeting Chimeras for Degradation of Extracellular and Membrane Proteins》[13]；《Lysosome-Targeting Chimera Using Mannose-6-Phosphate Glycans Derived from Glyco-Engineered Yeast》[14]）</w:t>
       </w:r>
     </w:p>
     <w:p>
@@ -1000,7 +490,7 @@
           <w:b w:val="0"/>
           <w:sz w:val="24"/>
         </w:rPr>
-        <w:t>Li等在Journal of the American Chemical Society报道了基于DNA适体的共价LYTAC，可在体内降解PD-L1，并观察到比传统免疫检查点抗体更强的抗肿瘤免疫反应。（参考文献：《Covalent LYTAC enabled by DNA aptamers for immune checkpoint degradation therapy》[4]）</w:t>
+        <w:t>制备路线可按受体臂类型分为三条主线：化学偶联聚糖臂（Banik、Kim）、化学合成小分子臂（Caianiello）和基因编码蛋白臂（Pance、Huang、Zhang、Fang）。前者的优势在于结构可精细调控，后者的优势在于批次均一性和靶点切换速度。连接子优化在三条主线上均为共性挑战，尤其化学偶联路线中偶联位点和偶联数不一致会直接影响降解活性重现性。（参考文献：《Lysosome-targeting chimaeras for degradation of extracellular proteins》[1]；《Bifunctional small molecules that mediate the degradation of extracellular proteins》[9]；《Designed endocytosis-inducing proteins degrade targets and amplify signals》[12]；《Lysosome-Targeting Chimera Using Mannose-6-Phosphate Glycans Derived from Glyco-Engineered Yeast》[14]）</w:t>
       </w:r>
     </w:p>
     <w:p>
@@ -1015,7 +505,7 @@
           <w:b w:val="0"/>
           <w:sz w:val="24"/>
         </w:rPr>
-        <w:t>Zhang等报道的iLYTAC通过IGF2融合蛋白实现溶酶体靶向，并在异种移植瘤模型中验证了抗肿瘤活性。（参考文献：《Insulin-like Growth Factor 2 (IGF2)-Fused Lysosomal Targeting Chimeras for Degradation of Extracellular and Membrane Proteins》[13]）</w:t>
+        <w:t>本节小结：LYTAC并非单一分子类型的线性迭代，而是以靶向臂、受体臂和连接子三模块为基础的可组合平台。药物设计应先在受体决策框架内确定受体臂类型，再匹配适宜的靶向臂和连接子策略。</w:t>
       </w:r>
     </w:p>
     <w:p>
@@ -1030,397 +520,7 @@
           <w:b w:val="0"/>
           <w:sz w:val="24"/>
         </w:rPr>
-        <w:t>Huang等设计的EndoTag融合蛋白（pLYTAC），在小鼠肿瘤模型中显示出优于单纯抗体的PD-L1靶向降解效果。（参考文献：《Designed endocytosis-inducing proteins degrade targets and amplify signals》[12]）</w:t>
-      </w:r>
-    </w:p>
-    <w:p>
-      <w:pPr>
-        <w:spacing w:line="360" w:lineRule="auto" w:after="120"/>
-        <w:ind w:firstLine="420"/>
-        <w:jc w:val="both"/>
-      </w:pPr>
-      <w:r>
-        <w:rPr>
-          <w:rFonts w:ascii="Times New Roman" w:hAnsi="Times New Roman" w:eastAsia="仿宋"/>
-          <w:b w:val="0"/>
-          <w:sz w:val="24"/>
-        </w:rPr>
-        <w:t>这些研究共同说明，LYTAC已经从最初的概念验证，逐步发展到组织靶向、适体平台、蛋白工程平台及聚糖制备工艺优化等多个方向。</w:t>
-      </w:r>
-    </w:p>
-    <w:p>
-      <w:pPr>
-        <w:spacing w:line="360" w:lineRule="auto" w:after="120"/>
-        <w:ind w:firstLine="420"/>
-        <w:jc w:val="both"/>
-      </w:pPr>
-      <w:r>
-        <w:rPr>
-          <w:rFonts w:ascii="Times New Roman" w:hAnsi="Times New Roman" w:eastAsia="仿宋"/>
-          <w:b w:val="0"/>
-          <w:sz w:val="24"/>
-        </w:rPr>
-        <w:t>综合上述研究可见，该领域的发展并非单一线性推进，而是同时在分子类型、受体选择和制备策略三个层面不断扩展。</w:t>
-      </w:r>
-    </w:p>
-    <w:p>
-      <w:pPr>
-        <w:spacing w:line="360" w:lineRule="auto" w:after="120"/>
-        <w:ind w:firstLine="420"/>
-        <w:jc w:val="both"/>
-      </w:pPr>
-      <w:r>
-        <w:rPr>
-          <w:rFonts w:ascii="Times New Roman" w:hAnsi="Times New Roman" w:eastAsia="仿宋"/>
-          <w:b w:val="0"/>
-          <w:sz w:val="24"/>
-        </w:rPr>
-        <w:t>Banik等的Nature论文的重要意义不仅在于提出了LYTAC这一概念，更在于首次较完整地证明该溶酶体降解路线可推广至多个疾病相关靶点。（参考文献：《Lysosome-targeting chimaeras for degradation of extracellular proteins》[1]）</w:t>
-      </w:r>
-    </w:p>
-    <w:p>
-      <w:pPr>
-        <w:spacing w:line="360" w:lineRule="auto" w:after="120"/>
-        <w:ind w:firstLine="420"/>
-        <w:jc w:val="both"/>
-      </w:pPr>
-      <w:r>
-        <w:rPr>
-          <w:rFonts w:ascii="Times New Roman" w:hAnsi="Times New Roman" w:eastAsia="仿宋"/>
-          <w:b w:val="0"/>
-          <w:sz w:val="24"/>
-        </w:rPr>
-        <w:t>Ahn等的工作实现了组织特异性降解，Pance等的KineTAC则提供了另一条实现路径，说明胞外蛋白降解并不必然依赖化学合成的聚糖-蛋白偶联物。（参考文献：《LYTACs that engage the asialoglycoprotein receptor for targeted protein degradation》[2]；《Modular cytokine receptor-targeting chimeras for targeted degradation of cell surface and extracellular proteins》[3]）</w:t>
-      </w:r>
-    </w:p>
-    <w:p>
-      <w:pPr>
-        <w:spacing w:line="360" w:lineRule="auto" w:after="120"/>
-        <w:ind w:firstLine="420"/>
-        <w:jc w:val="both"/>
-      </w:pPr>
-      <w:r>
-        <w:rPr>
-          <w:rFonts w:ascii="Times New Roman" w:hAnsi="Times New Roman" w:eastAsia="仿宋"/>
-          <w:b w:val="0"/>
-          <w:sz w:val="24"/>
-        </w:rPr>
-        <w:t>Wu等和Li等的适体研究表明结合模块可进一步小型化、更灵活。（参考文献：《Aptamer-LYTACs for targeted degradation of extracellular and membrane proteins》[6]；《Covalent LYTAC enabled by DNA aptamers for immune checkpoint degradation therapy》[4]）</w:t>
-      </w:r>
-    </w:p>
-    <w:p>
-      <w:pPr>
-        <w:spacing w:line="360" w:lineRule="auto" w:after="120"/>
-        <w:ind w:firstLine="420"/>
-        <w:jc w:val="both"/>
-      </w:pPr>
-      <w:r>
-        <w:rPr>
-          <w:rFonts w:ascii="Times New Roman" w:hAnsi="Times New Roman" w:eastAsia="仿宋"/>
-          <w:b w:val="0"/>
-          <w:sz w:val="24"/>
-        </w:rPr>
-        <w:t>进一步比较这几类平台，化学合成的聚糖-蛋白LYTAC在结构修饰上较灵活，可以精细调整配体价态和连接子，但制备难度也更高。Kim等利用酵母来源M6P聚糖的策略，在一定程度上缓解了合成聚糖配体的复杂性。（参考文献：《Lysosome-Targeting Chimera Using Mannose-6-Phosphate Glycans Derived from Glyco-Engineered Yeast》[14]）</w:t>
-      </w:r>
-    </w:p>
-    <w:p>
-      <w:pPr>
-        <w:spacing w:line="360" w:lineRule="auto" w:after="120"/>
-        <w:ind w:firstLine="420"/>
-        <w:jc w:val="both"/>
-      </w:pPr>
-      <w:r>
-        <w:rPr>
-          <w:rFonts w:ascii="Times New Roman" w:hAnsi="Times New Roman" w:eastAsia="仿宋"/>
-          <w:b w:val="0"/>
-          <w:sz w:val="24"/>
-        </w:rPr>
-        <w:t>KineTAC和iLYTAC依托蛋白工程，在更换靶点结合臂时相对方便；适体LYTAC则分子量较小，在体外筛选不同结合序列时有一定优势。</w:t>
-      </w:r>
-    </w:p>
-    <w:p>
-      <w:pPr>
-        <w:spacing w:line="360" w:lineRule="auto" w:after="120"/>
-        <w:ind w:firstLine="420"/>
-        <w:jc w:val="both"/>
-      </w:pPr>
-      <w:r>
-        <w:rPr>
-          <w:rFonts w:ascii="Times New Roman" w:hAnsi="Times New Roman" w:eastAsia="仿宋"/>
-          <w:b w:val="0"/>
-          <w:sz w:val="24"/>
-        </w:rPr>
-        <w:t>Liu等在Chem上发表了病灶激活LYTAC前体，利用阿尔茨海默病病灶区铜离子催化点击反应，在局部生成活性分子，并通过CD206受体促进Aβ聚集体进入溶酶体降解。这类研究把疾病局部病理特征和药物激活结合起来，试图降低全身给药带来的脱靶风险。（参考文献：《Biomarker-activated multifunctional lysosome-targeting chimeras mediated selective degradation of extracellular amyloid fibrils》[5]）</w:t>
-      </w:r>
-    </w:p>
-    <w:p>
-      <w:pPr>
-        <w:spacing w:line="360" w:lineRule="auto" w:after="120"/>
-        <w:ind w:firstLine="420"/>
-        <w:jc w:val="both"/>
-      </w:pPr>
-      <w:r>
-        <w:rPr>
-          <w:rFonts w:ascii="Times New Roman" w:hAnsi="Times New Roman" w:eastAsia="仿宋"/>
-          <w:b w:val="0"/>
-          <w:sz w:val="24"/>
-        </w:rPr>
-        <w:t>Fang等的SignalTAC研究，则通过融合内吞信号肽增强膜蛋白向溶酶体的转运，在抗肿瘤实验中显示出优于亲本抗体的疗效。（参考文献：《Lysosome-targeting chimeras containing an endocytic signaling motif trigger endocytosis and lysosomal degradation of cell-surface proteins》[15]）</w:t>
-      </w:r>
-    </w:p>
-    <w:p>
-      <w:pPr>
-        <w:spacing w:line="360" w:lineRule="auto" w:after="120"/>
-        <w:ind w:firstLine="420"/>
-        <w:jc w:val="both"/>
-      </w:pPr>
-      <w:r>
-        <w:rPr>
-          <w:rFonts w:ascii="Times New Roman" w:hAnsi="Times New Roman" w:eastAsia="仿宋"/>
-          <w:b w:val="0"/>
-          <w:sz w:val="24"/>
-        </w:rPr>
-        <w:t>综合来看，LYTAC领域正从可行性验证阶段转向精准性、稳定性及可开发性优化阶段。</w:t>
-      </w:r>
-    </w:p>
-    <w:p>
-      <w:pPr>
-        <w:spacing w:line="360" w:lineRule="auto" w:after="120"/>
-        <w:ind w:firstLine="420"/>
-        <w:jc w:val="both"/>
-      </w:pPr>
-      <w:r>
-        <w:rPr>
-          <w:rFonts w:ascii="Times New Roman" w:hAnsi="Times New Roman" w:eastAsia="仿宋"/>
-          <w:b w:val="0"/>
-          <w:sz w:val="24"/>
-        </w:rPr>
-        <w:t>Bertozzi团队更强调受体化学、细胞机制和分子平台的系统搭建，国内和亚洲其他实验室则在适体偶联、病灶激活、IGF2融合蛋白及酵母聚糖制备等方面开展了系列拓展研究。（参考文献：《Lysosome-targeting chimaeras for degradation of extracellular proteins》[1]；《LYTACs that engage the asialoglycoprotein receptor for targeted protein degradation》[2]；《Covalent LYTAC enabled by DNA aptamers for immune checkpoint degradation therapy》[4]；《Biomarker-activated multifunctional lysosome-targeting chimeras mediated selective degradation of extracellular amyloid fibrils》[5]；《Aptamer-LYTACs for targeted degradation of extracellular and membrane proteins》[6]；《Insulin-like Growth Factor 2 (IGF2)-Fused Lysosomal Targeting Chimeras for Degradation of Extracellular and Membrane Proteins》[13]；《Lysosome-Targeting Chimera Using Mannose-6-Phosphate Glycans Derived from Glyco-Engineered Yeast》[14]）</w:t>
-      </w:r>
-    </w:p>
-    <w:p>
-      <w:pPr>
-        <w:spacing w:line="360" w:lineRule="auto" w:after="120"/>
-        <w:ind w:firstLine="420"/>
-        <w:jc w:val="both"/>
-      </w:pPr>
-      <w:r>
-        <w:rPr>
-          <w:rFonts w:ascii="Times New Roman" w:hAnsi="Times New Roman" w:eastAsia="仿宋"/>
-          <w:b w:val="0"/>
-          <w:sz w:val="24"/>
-        </w:rPr>
-        <w:t>如果把时间线拉长来看，PROTAC的快速发展为蛋白降解药物提供了重要参照。Bekes等回顾这一历程时指出，PROTAC在取得临床概念验证后，产业界投入明显增加。Zhong等的综述从临床数据角度进一步说明，TPD技术正在从实验室走向临床试验。（参考文献：《PROTAC targeted protein degraders: the past is prologue》[10]；《Targeted protein degradation: advances in drug discovery and clinical practice》[17]）</w:t>
-      </w:r>
-    </w:p>
-    <w:p>
-      <w:pPr>
-        <w:spacing w:line="360" w:lineRule="auto" w:after="120"/>
-        <w:ind w:firstLine="420"/>
-        <w:jc w:val="both"/>
-      </w:pPr>
-      <w:r>
-        <w:rPr>
-          <w:rFonts w:ascii="Times New Roman" w:hAnsi="Times New Roman" w:eastAsia="仿宋"/>
-          <w:b w:val="0"/>
-          <w:sz w:val="24"/>
-        </w:rPr>
-        <w:t>LYTAC目前处于类似但更早期的阶段：已有高质量概念验证论文，也有多个并行平台，但尚缺少系统的临床数据。</w:t>
-      </w:r>
-    </w:p>
-    <w:p>
-      <w:pPr>
-        <w:spacing w:line="360" w:lineRule="auto" w:after="120"/>
-        <w:ind w:firstLine="420"/>
-        <w:jc w:val="both"/>
-      </w:pPr>
-      <w:r>
-        <w:rPr>
-          <w:rFonts w:ascii="Times New Roman" w:hAnsi="Times New Roman" w:eastAsia="仿宋"/>
-          <w:b w:val="0"/>
-          <w:sz w:val="24"/>
-        </w:rPr>
-        <w:t>Banik等用CRISPRi筛选内吞相关基因，体现了LYTAC研究对细胞生物学机制的持续关注。（参考文献：《Lysosome-targeting chimaeras for degradation of extracellular proteins》[1]）</w:t>
-      </w:r>
-    </w:p>
-    <w:p>
-      <w:pPr>
-        <w:spacing w:line="360" w:lineRule="auto" w:after="120"/>
-        <w:ind w:firstLine="420"/>
-        <w:jc w:val="both"/>
-      </w:pPr>
-      <w:r>
-        <w:rPr>
-          <w:rFonts w:ascii="Times New Roman" w:hAnsi="Times New Roman" w:eastAsia="仿宋"/>
-          <w:b w:val="0"/>
-          <w:sz w:val="24"/>
-        </w:rPr>
-        <w:t>上述研究模式将药物化学与细胞生物学置于同等重要的地位，体现了机制导向药物研发的基本理念。</w:t>
-      </w:r>
-    </w:p>
-    <w:p>
-      <w:pPr>
-        <w:spacing w:line="360" w:lineRule="auto" w:after="120"/>
-        <w:ind w:firstLine="420"/>
-        <w:jc w:val="both"/>
-      </w:pPr>
-      <w:r>
-        <w:rPr>
-          <w:rFonts w:ascii="Times New Roman" w:hAnsi="Times New Roman" w:eastAsia="仿宋"/>
-          <w:b w:val="0"/>
-          <w:sz w:val="24"/>
-        </w:rPr>
-        <w:t>Lin等的综述对LYTAC与AbTAC、KineTAC等技术进行了横向比较，指出不同eTPD平台在靶点类型、制备难度和体内行为方面各有特点。（参考文献：《Emerging protein degradation strategies: expanding the scope to extracellular and membrane proteins》[11]）</w:t>
-      </w:r>
-    </w:p>
-    <w:p>
-      <w:pPr>
-        <w:spacing w:line="360" w:lineRule="auto" w:after="120"/>
-        <w:ind w:firstLine="420"/>
-        <w:jc w:val="both"/>
-      </w:pPr>
-      <w:r>
-        <w:rPr>
-          <w:rFonts w:ascii="Times New Roman" w:hAnsi="Times New Roman" w:eastAsia="仿宋"/>
-          <w:b w:val="0"/>
-          <w:sz w:val="24"/>
-        </w:rPr>
-        <w:t>Mamun等的综述进一步按分子类型将现有降解剂分为LYTAC、双特异性抗体、小分子降解剂及受体非依赖策略等类别，并归纳了肿瘤相关靶点的研究进展。（参考文献：《Targeted degradation of extracellular proteins: state of the art and diversity of degrader designs》[16]）</w:t>
-      </w:r>
-    </w:p>
-    <w:p>
-      <w:pPr>
-        <w:spacing w:line="360" w:lineRule="auto" w:after="120"/>
-        <w:ind w:firstLine="420"/>
-        <w:jc w:val="both"/>
-      </w:pPr>
-      <w:r>
-        <w:rPr>
-          <w:rFonts w:ascii="Times New Roman" w:hAnsi="Times New Roman" w:eastAsia="仿宋"/>
-          <w:b w:val="0"/>
-          <w:sz w:val="24"/>
-        </w:rPr>
-        <w:t>在适体平台方面，Wu等将识别靶蛋白的适体与tri-GalNAc连接，构建了可在肝细胞中降解PDGF和PTK7的Apt-LYTAC。Li等则通过生物正交反应增强适体与PD-L1的共价结合，在肿瘤模型中实现了免疫检查点蛋白的降解及免疫激活。（参考文献：《Aptamer-LYTACs for targeted degradation of extracellular and membrane proteins》[6]；《Covalent LYTAC enabled by DNA aptamers for immune checkpoint degradation therapy》[4]）</w:t>
-      </w:r>
-    </w:p>
-    <w:p>
-      <w:pPr>
-        <w:spacing w:line="360" w:lineRule="auto" w:after="120"/>
-        <w:ind w:firstLine="420"/>
-        <w:jc w:val="both"/>
-      </w:pPr>
-      <w:r>
-        <w:rPr>
-          <w:rFonts w:ascii="Times New Roman" w:hAnsi="Times New Roman" w:eastAsia="仿宋"/>
-          <w:b w:val="0"/>
-          <w:sz w:val="24"/>
-        </w:rPr>
-        <w:t>两项研究共同表明，适体模块具有分子量小、易于化学修饰和快速筛选等优势，是抗体之外值得重视的靶蛋白识别元件。</w:t>
-      </w:r>
-    </w:p>
-    <w:p>
-      <w:pPr>
-        <w:spacing w:line="360" w:lineRule="auto" w:after="120"/>
-        <w:ind w:firstLine="420"/>
-        <w:jc w:val="both"/>
-      </w:pPr>
-      <w:r>
-        <w:rPr>
-          <w:rFonts w:ascii="Times New Roman" w:hAnsi="Times New Roman" w:eastAsia="仿宋"/>
-          <w:b w:val="0"/>
-          <w:sz w:val="24"/>
-        </w:rPr>
-        <w:t>在蛋白工程平台方面，Pance等的KineTAC利用细胞因子受体介导的内吞，Huang等的EndoTag利用人工设计的内吞诱导蛋白，Zhang等的iLYTAC利用IGF2介导的CI-M6PR通路，三者均避免了复杂聚糖化学合成，但各自面临蛋白稳定性、免疫原性或受体竞争等不同挑战。（参考文献：《Modular cytokine receptor-targeting chimeras for targeted degradation of cell surface and extracellular proteins》[3]；《Designed endocytosis-inducing proteins degrade targets and amplify signals》[12]；《Insulin-like Growth Factor 2 (IGF2)-Fused Lysosomal Targeting Chimeras for Degradation of Extracellular and Membrane Proteins》[13]）</w:t>
-      </w:r>
-    </w:p>
-    <w:p>
-      <w:pPr>
-        <w:spacing w:line="360" w:lineRule="auto" w:after="120"/>
-        <w:ind w:firstLine="420"/>
-        <w:jc w:val="both"/>
-      </w:pPr>
-      <w:r>
-        <w:rPr>
-          <w:rFonts w:ascii="Times New Roman" w:hAnsi="Times New Roman" w:eastAsia="仿宋"/>
-          <w:b w:val="0"/>
-          <w:sz w:val="24"/>
-        </w:rPr>
-        <w:t>在神经退行性疾病方向，Liu等设计的病灶激活LYTAC前体利用阿尔茨海默病脑内Aβ沉积区高浓度铜离子触发点击反应，在局部原位生成活性降解分子，并通过CD206受体介导Aβ纤维的溶酶体清除。该策略将疾病生物标志物纳入药物设计逻辑，为降低全身给药脱靶效应提供了范例。（参考文献：《Biomarker-activated multifunctional lysosome-targeting chimeras mediated selective degradation of extracellular amyloid fibrils》[5]）</w:t>
-      </w:r>
-    </w:p>
-    <w:p>
-      <w:pPr>
-        <w:spacing w:line="360" w:lineRule="auto" w:after="120"/>
-        <w:ind w:firstLine="420"/>
-        <w:jc w:val="both"/>
-      </w:pPr>
-      <w:r>
-        <w:rPr>
-          <w:rFonts w:ascii="Times New Roman" w:hAnsi="Times New Roman" w:eastAsia="仿宋"/>
-          <w:b w:val="0"/>
-          <w:sz w:val="24"/>
-        </w:rPr>
-        <w:t>Zhong等的综述从PROTAC临床进展出发，指出TPD药物研发正经历从概念验证到临床转化的关键阶段，为评估LYTAC等新兴技术的成药前景提供了参照框架。（参考文献：《Targeted protein degradation: advances in drug discovery and clinical practice》[17]）</w:t>
-      </w:r>
-    </w:p>
-    <w:p>
-      <w:pPr>
-        <w:spacing w:line="360" w:lineRule="auto" w:after="120"/>
-        <w:ind w:firstLine="420"/>
-        <w:jc w:val="both"/>
-      </w:pPr>
-      <w:r>
-        <w:rPr>
-          <w:rFonts w:ascii="Times New Roman" w:hAnsi="Times New Roman" w:eastAsia="仿宋"/>
-          <w:b w:val="0"/>
-          <w:sz w:val="24"/>
-        </w:rPr>
-        <w:t>Kim等报道的LYTACgyM6pG在降解PD-L1后，可显著增强T细胞对肿瘤细胞的杀伤活性，其抗肿瘤效应优于单独使用抗PD-L1纳米抗体。该研究不仅验证了酵母来源聚糖在LYTAC中的应用价值，也为免疫检查点蛋白的降解治疗提供了实验依据。（参考文献：《Lysosome-Targeting Chimera Using Mannose-6-Phosphate Glycans Derived from Glyco-Engineered Yeast》[14]）</w:t>
-      </w:r>
-    </w:p>
-    <w:p>
-      <w:pPr>
-        <w:spacing w:line="360" w:lineRule="auto" w:after="120"/>
-        <w:ind w:firstLine="420"/>
-        <w:jc w:val="both"/>
-      </w:pPr>
-      <w:r>
-        <w:rPr>
-          <w:rFonts w:ascii="Times New Roman" w:hAnsi="Times New Roman" w:eastAsia="仿宋"/>
-          <w:b w:val="0"/>
-          <w:sz w:val="24"/>
-        </w:rPr>
-        <w:t>Banik等在初代LYTAC研究中测试了ApoE4的降解，表明LYTAC并非仅面向肿瘤靶点，在神经退行性疾病相关分泌蛋白上亦具有探索潜力。Liu等在此基础上进一步开发了针对Aβ纤维的病灶激活策略，将LYTAC的应用场景拓展至需要局部激活的复杂病理环境。（参考文献：《Lysosome-targeting chimaeras for degradation of extracellular proteins》[1]；《Biomarker-activated multifunctional lysosome-targeting chimeras mediated selective degradation of extracellular amyloid fibrils》[5]）</w:t>
-      </w:r>
-    </w:p>
-    <w:p>
-      <w:pPr>
-        <w:spacing w:line="360" w:lineRule="auto" w:after="120"/>
-        <w:ind w:firstLine="420"/>
-        <w:jc w:val="both"/>
-      </w:pPr>
-      <w:r>
-        <w:rPr>
-          <w:rFonts w:ascii="Times New Roman" w:hAnsi="Times New Roman" w:eastAsia="仿宋"/>
-          <w:b w:val="0"/>
-          <w:sz w:val="24"/>
-        </w:rPr>
-        <w:t>Pance等在KineTAC研究中测试了PD-1、TROP2等多个免疫和肿瘤相关靶点，最大降解效率介于51%至93%之间，表明细胞因子受体介导的内吞途径具有较广的靶点适用范围。（参考文献：《Modular cytokine receptor-targeting chimeras for targeted degradation of cell surface and extracellular proteins》[3]）</w:t>
-      </w:r>
-    </w:p>
-    <w:p>
-      <w:pPr>
-        <w:spacing w:line="360" w:lineRule="auto" w:after="120"/>
-        <w:ind w:firstLine="420"/>
-        <w:jc w:val="both"/>
-      </w:pPr>
-      <w:r>
-        <w:rPr>
-          <w:rFonts w:ascii="Times New Roman" w:hAnsi="Times New Roman" w:eastAsia="仿宋"/>
-          <w:b w:val="0"/>
-          <w:sz w:val="24"/>
-        </w:rPr>
-        <w:t>Huang等则证明，EndoTag与PD-L1抗体融合后，在小鼠肿瘤模型中的疗效显著优于抗体单药，且不同EndoTag因受体组织分布差异可实现降解的组织定向。（参考文献：《Designed endocytosis-inducing proteins degrade targets and amplify signals》[12]）</w:t>
+        <w:t>需要指出的是，模块化并不意味着任意组合均有效。靶向臂亲和力不足将导致三元复合物形成效率低下；受体臂与靶组织不匹配将造成降解位置错误；连接子长度不当则影响两个功能臂的协同构象。因此，平台化的前提是建立针对特定“靶点-组织-制备”组合的标准优化流程，而非简单拼接已有模块。</w:t>
       </w:r>
     </w:p>
     <w:p>
@@ -1449,7 +549,7 @@
           <w:b w:val="0"/>
           <w:sz w:val="21"/>
         </w:rPr>
-        <w:t>图2  首批LYTAC分子的结构设计与靶蛋白降解验证（Banik et al., Nature, 2020 [1]）。图3  GalNAc-LYTAC的肝靶向降解（Ahn et al., Nat Chem Biol, 2021 [2]）。图4  KineTAC平台原理（Pance et al., Nat Biotechnol, 2023 [3]）。图5  酵母来源M6P聚糖LYTAC制备与PD-L1降解（Kim et al., Bioconjugate Chem, 2025 [14]）。</w:t>
+        <w:t>图2  CI-M6PR依赖LYTAC可同时降解多种膜蛋白与分泌蛋白，验证了广谱降解路线的可行性。（引自[1]）图3  ASGPR介导GalNAc-LYTAC实现肝组织定向降解，对EGFR下游信号的抑制优于阻断性抗体。（引自[2]）图4  KineTAC以细胞因子受体为内吞触发模块，证明受体臂可脱离聚糖化学合成独立替换。（引自[3]）图5  酵母来源M6P聚糖受体臂可简化LYTAC制备并实现PD-L1降解及免疫激活。（引自[14]）</w:t>
       </w:r>
     </w:p>
     <w:p>
@@ -1464,7 +564,7 @@
           <w:b/>
           <w:sz w:val="24"/>
         </w:rPr>
-        <w:t>三、应用探索与面临的主要问题</w:t>
+        <w:t>三、疾病模型中的应用验证：降解优于阻断的证据与局限</w:t>
       </w:r>
     </w:p>
     <w:p>
@@ -1479,7 +579,7 @@
           <w:b w:val="0"/>
           <w:sz w:val="24"/>
         </w:rPr>
-        <w:t>从已发表研究来看，LYTAC已经在肿瘤、免疫相关疾病和神经退行性疾病等方向开展了较多探索，但多数仍停留在细胞和动物实验阶段。</w:t>
+        <w:t>疾病应用评估的核心问题，是蛋白降解是否优于单纯阻断。抗体等阻断剂通过占据结合位点抑制靶蛋白功能，但高表达或快速更新的靶蛋白可持续补充膜面水平；降解策略则旨在降低靶蛋白总量，理论上可同时削弱其信号传导和蛋白相互作用网络。（参考文献：《Targeted degradation of membrane and extracellular proteins with LYTACs》[7]；《Targeted degradation of extracellular secreted and membrane proteins》[8]）</w:t>
       </w:r>
     </w:p>
     <w:p>
@@ -1494,7 +594,7 @@
           <w:b w:val="0"/>
           <w:sz w:val="24"/>
         </w:rPr>
-        <w:t>在肿瘤免疫方向，Banik等最早证明LYTAC可以降解PD-L1，Li等进一步用共价适体LYTAC在动物模型中验证了抗肿瘤效果，Pance等的KineTAC研究和Huang等的pLYTAC研究也证明PD-L1、HER2等靶点可以通过溶酶体途径被降解。（参考文献：《Lysosome-targeting chimaeras for degradation of extracellular proteins》[1]；《Covalent LYTAC enabled by DNA aptamers for immune checkpoint degradation therapy》[4]；《Modular cytokine receptor-targeting chimeras for targeted degradation of cell surface and extracellular proteins》[3]；《Designed endocytosis-inducing proteins degrade targets and amplify signals》[12]）</w:t>
+        <w:t>在肿瘤免疫方向，PD-L1是最具代表性的比较靶点。Banik等首先证明LYTAC可降解PD-L1并减弱肿瘤细胞免疫逃逸。Li等的共价适体LYTAC在肿瘤模型中不仅降解PD-L1，还诱导了强于抗PD-L1抗体的T细胞浸润和细胞因子释放，直接回答了“降解优于阻断”的问题。Huang等的EndoTag融合PD-L1抗体在小鼠肿瘤模型中的疗效亦显著优于抗体单药；Kim等的LYTACgyM6pG降解PD-L1后，增强T细胞杀伤肿瘤细胞的效率高于纳米抗体单用。上述结果支持：在PD-L1靶点上，降解策略在激活抗肿瘤免疫方面可能具有超越阻断的增益；但该结论目前仍限于动物模型，人体验证尚缺。（参考文献：《Lysosome-targeting chimaeras for degradation of extracellular proteins》[1]；《Covalent LYTAC enabled by DNA aptamers for immune checkpoint degradation therapy》[4]；《Designed endocytosis-inducing proteins degrade targets and amplify signals》[12]；《Lysosome-Targeting Chimera Using Mannose-6-Phosphate Glycans Derived from Glyco-Engineered Yeast》[14]）</w:t>
       </w:r>
     </w:p>
     <w:p>
@@ -1509,7 +609,7 @@
           <w:b w:val="0"/>
           <w:sz w:val="24"/>
         </w:rPr>
-        <w:t>PD-L1是免疫检查点治疗中非常重要的靶点，目前临床主要使用抗体阻断PD-1/PD-L1相互作用。Li等的工作说明，若将PD-L1直接降解，可能在某些肿瘤模型中产生比单纯阻断更强的免疫激活效果。（参考文献：《Covalent LYTAC enabled by DNA aptamers for immune checkpoint degradation therapy》[4]）</w:t>
+        <w:t>在肝靶向方向，Ahn等比较了GalNAc-LYTAC与抑制性抗体对EGFR的效应：降解策略对EGFR下游信号的抑制更持久，且以肽段为靶向臂亦可降解整合素并抑制癌细胞增殖。Wu等的Apt-LYTAC在肝细胞中实现了PDGF和PTK7的降解，证明适体靶向臂与肝定向受体臂的组合具有可行性。肝靶向场景下，降解的增益主要体现在局部靶蛋白清除和全身脱靶风险降低，而非与阻断剂的头对头药效比较。（参考文献：《LYTACs that engage the asialoglycoprotein receptor for targeted protein degradation》[2]；《Aptamer-LYTACs for targeted degradation of extracellular and membrane proteins》[6]）</w:t>
       </w:r>
     </w:p>
     <w:p>
@@ -1524,7 +624,7 @@
           <w:b w:val="0"/>
           <w:sz w:val="24"/>
         </w:rPr>
-        <w:t>不过这类结果目前仍主要来自动物实验，尚不能直接外推至人体疗效。</w:t>
+        <w:t>在神经退行性疾病方向，Liu等设计了病灶激活LYTAC前体：利用Aβ沉积区铜离子催化点击反应原位生成活性分子，经CD206受体介导Aβ纤维溶酶体降解。Banik等亦验证了ApoE4等神经相关分泌蛋白的可降解性。该领域尚缺乏降解与阻断的直接对照实验，但病灶激活策略本身旨在解决全身给药脱靶这一阻断策略难以回避的问题。（参考文献：《Biomarker-activated multifunctional lysosome-targeting chimeras mediated selective degradation of extracellular amyloid fibrils》[5]；《Lysosome-targeting chimaeras for degradation of extracellular proteins》[1]）</w:t>
       </w:r>
     </w:p>
     <w:p>
@@ -1539,7 +639,7 @@
           <w:b w:val="0"/>
           <w:sz w:val="24"/>
         </w:rPr>
-        <w:t>在肝靶向方向，Ahn等的GalNAc-LYTAC和Wu等的Apt-LYTAC都说明，选择合适的肝特异性受体是减少全身脱靶的重要思路。（参考文献：《LYTACs that engage the asialoglycoprotein receptor for targeted protein degradation》[2]；《Aptamer-LYTACs for targeted degradation of extracellular and membrane proteins》[6]）</w:t>
+        <w:t>跨疾病比较可见，降解优于阻断的证据在PD-L1肿瘤免疫中最为充分；肝靶向场景的优势主要体现在组织选择性而非药效幅度；神经退行性疾病则尚处于概念验证阶段。Pance等的KineTAC在PD-L1、HER2等多个靶点上实现了51%—93%的降解效率，但尚未系统比较其与阻断抗体的功能差异。（参考文献：《Modular cytokine receptor-targeting chimeras for targeted degradation of cell surface and extracellular proteins》[3]）</w:t>
       </w:r>
     </w:p>
     <w:p>
@@ -1554,7 +654,7 @@
           <w:b w:val="0"/>
           <w:sz w:val="24"/>
         </w:rPr>
-        <w:t>组织特异性受体在LYTAC研发中具有关键意义，是决定候选药物是否具备开发价值的重要因素之一。</w:t>
+        <w:t>在生长因子受体方向，Banik等证明LYTAC可降解EGFR并削弱下游增殖信号，溶酶体抑制剂可逆转该效应，确证了降解途径的特异性。Fang等的SignalTAC在膜蛋白降解中显示出优于亲本抗体的抗肿瘤活性，为“降解优于阻断”提供了另一类型的实验证据。（参考文献：《Lysosome-targeting chimaeras for degradation of extracellular proteins》[1]；《Lysosome-targeting chimeras containing an endocytic signaling motif trigger endocytosis and lysosomal degradation of cell-surface proteins》[15]）</w:t>
       </w:r>
     </w:p>
     <w:p>
@@ -1569,7 +669,7 @@
           <w:b w:val="0"/>
           <w:sz w:val="24"/>
         </w:rPr>
-        <w:t>在神经退行性疾病方向，Liu等设计了可在阿尔茨海默病病灶区激活的LYTAC前体，利用Aβ沉积区铜离子催化点击反应，在局部生成活性分子，并通过CD206受体促进Aβ聚集体进入溶酶体降解。作者还构建了可穿越血脑屏障的纳米载体，把点击反应前体送到脑部，再在病灶区原位生成活性降解分子。（参考文献：《Biomarker-activated multifunctional lysosome-targeting chimeras mediated selective degradation of extracellular amyloid fibrils》[5]）</w:t>
+        <w:t>在神经退行性疾病方向，Liu等构建了可穿越血脑屏障的纳米载体，将点击反应前体递送至脑部，在Aβ沉积区原位激活LYTAC并介导纤维清除。该设计的关键增益不在于与阻断剂比较药效，而在于利用病理微环境实现局部激活，从给药策略层面规避全身脱靶。（参考文献：《Biomarker-activated multifunctional lysosome-targeting chimeras mediated selective degradation of extracellular amyloid fibrils》[5]）</w:t>
       </w:r>
     </w:p>
     <w:p>
@@ -1584,7 +684,7 @@
           <w:b w:val="0"/>
           <w:sz w:val="24"/>
         </w:rPr>
-        <w:t>Li等认为，这类病灶激活设计对神经退行性疾病可能更有意义，因为可以避免药物在全身过早发挥作用。（参考文献：《Targeted degradation of membrane and extracellular proteins with LYTACs》[7]）</w:t>
+        <w:t>本节小结：现有动物实验支持PD-L1降解在免疫激活上优于单纯阻断；肝靶向和神经退行性疾病方向的证据侧重于可行性与局部选择性，尚不足以普遍外推“降解优于阻断”的结论。后续研究需在各疾病场景中建立降解剂与阻断剂的标准化头对头比较。</w:t>
       </w:r>
     </w:p>
     <w:p>
@@ -1599,7 +699,22 @@
           <w:b w:val="0"/>
           <w:sz w:val="24"/>
         </w:rPr>
-        <w:t>Chen等和Li等都提到，分泌蛋白和膜蛋白是LYTAC较有潜力的靶点类型，但现有证据主要来自细胞和动物实验，真正进入临床阶段的项目仍然很少。（参考文献：《Targeted degradation of extracellular secreted and membrane proteins》[8]；《Targeted degradation of membrane and extracellular proteins with LYTACs》[7]）</w:t>
+        <w:t>Zhang等的iLYTAC在异种移植瘤模型中验证了抗肿瘤活性，表明基因编码平台兼具体外降解和体内药效验证的潜力。对于更新速率较快的膜蛋白靶点，即使降解效率较高，仍须评估靶蛋白重新合成是否会抵消降解效应——这是降解策略相对阻断策略的潜在劣势之一，需在长期给药实验中加以考察。（参考文献：《Insulin-like Growth Factor 2 (IGF2)-Fused Lysosomal Targeting Chimeras for Degradation of Extracellular and Membrane Proteins》[13]；《Targeted degradation of membrane and extracellular proteins with LYTACs》[7]）</w:t>
+      </w:r>
+    </w:p>
+    <w:p>
+      <w:pPr>
+        <w:spacing w:before="240" w:after="120" w:line="360" w:lineRule="auto"/>
+        <w:ind w:firstLine="0"/>
+        <w:jc w:val="left"/>
+      </w:pPr>
+      <w:r>
+        <w:rPr>
+          <w:rFonts w:ascii="Times New Roman" w:hAnsi="Times New Roman" w:eastAsia="仿宋"/>
+          <w:b/>
+          <w:sz w:val="24"/>
+        </w:rPr>
+        <w:t>四、转化瓶颈与发展展望</w:t>
       </w:r>
     </w:p>
     <w:p>
@@ -1614,7 +729,7 @@
           <w:b w:val="0"/>
           <w:sz w:val="24"/>
         </w:rPr>
-        <w:t>Zhong等和Zhao等的综述均指出，LYTAC及相关溶酶体降解策略仍主要处于临床前阶段。（参考文献：《Targeted protein degradation: advances in drug discovery and clinical practice》[17]；《Targeted protein degradation: mechanisms, strategies and application》[18]）</w:t>
+        <w:t>LYTAC从概念验证走向临床转化，面临制备、选择性、药代和监管证据四重瓶颈。</w:t>
       </w:r>
     </w:p>
     <w:p>
@@ -1629,7 +744,7 @@
           <w:b w:val="0"/>
           <w:sz w:val="24"/>
         </w:rPr>
-        <w:t>虽然LYTAC研究进展较快，但要真正用于新药开发仍面临诸多挑战。</w:t>
+        <w:t>制备方面，化学合成多价M6P聚糖偶联物存在步骤繁琐、批次均一性差和放大困难等问题。Kim等的酵母聚糖路线和Zhang等、Huang等的基因编码平台分别代表了简化聚糖制备和绕开化学偶联的两种解决思路，但各路线仍需建立与生物药或化药相对应的GMP质控标准。（参考文献：《Lysosome-Targeting Chimera Using Mannose-6-Phosphate Glycans Derived from Glyco-Engineered Yeast》[14]；《Insulin-like Growth Factor 2 (IGF2)-Fused Lysosomal Targeting Chimeras for Degradation of Extracellular and Membrane Proteins》[13]；《Designed endocytosis-inducing proteins degrade targets and amplify signals》[12]）</w:t>
       </w:r>
     </w:p>
     <w:p>
@@ -1644,7 +759,7 @@
           <w:b w:val="0"/>
           <w:sz w:val="24"/>
         </w:rPr>
-        <w:t>含聚糖的LYTAC结构复杂，化学合成和生物偶联产物不够均一，给质量控制带来困难。Kim等的研究表明，利用糖工程酵母制备M6P聚糖偶联物，有望改善聚糖配体的可及性与可放大性。（参考文献：《Lysosome-Targeting Chimera Using Mannose-6-Phosphate Glycans Derived from Glyco-Engineered Yeast》[14]）</w:t>
+        <w:t>组织选择性方面，CI-M6PR广谱表达带来的脱靶降解风险尚未完全解决；ASGPR和EndoTag等策略可改善肝或特定组织定向，但肺、肾、脑等器官的精准递送仍缺乏成熟方案。（参考文献：《LYTACs that engage the asialoglycoprotein receptor for targeted protein degradation》[2]；《Designed endocytosis-inducing proteins degrade targets and amplify signals》[12]；《Targeted degradation of extracellular proteins: state of the art and diversity of degrader designs》[16]）</w:t>
       </w:r>
     </w:p>
     <w:p>
@@ -1659,7 +774,7 @@
           <w:b w:val="0"/>
           <w:sz w:val="24"/>
         </w:rPr>
-        <w:t>CI-M6PR表达较广，可能导致非靶组织也发生蛋白降解。ASGPR等组织特异性受体有所改善，但其他器官的靶向仍缺少成熟方案。</w:t>
+        <w:t>药代动力学方面，LYTAC与靶蛋白及受体形成三元复合物后常被一同送入溶酶体降解，体内有效浓度维持时间较短；高更新速率或高表达靶点可能需要更频繁给药。含聚糖或外源蛋白的偶联物还存在潜在免疫原性，需在反复给药动物实验中系统评估。（参考文献：《Targeted degradation of membrane and extracellular proteins with LYTACs》[7]；《Targeted degradation of extracellular proteins: state of the art and diversity of degrader designs》[16]）</w:t>
       </w:r>
     </w:p>
     <w:p>
@@ -1674,7 +789,7 @@
           <w:b w:val="0"/>
           <w:sz w:val="24"/>
         </w:rPr>
-        <w:t>第一代LYTAC往往和靶蛋白一起被降解，体内有效浓度维持时间较短。</w:t>
+        <w:t>监管与临床证据方面，Zhong等和Mamun等的综述均指出，LYTAC及相关eTPD技术仍主要处于临床前阶段，尚无正式发表的人体临床试验结果。Zhao等强调，新兴降解平台需完成充分的机制验证、毒理评估和制剂研究方可进入临床。与PROTAC相比，LYTAC的临床转化路径更缺少可参照的审评先例。（参考文献：《Targeted degradation of extracellular proteins: state of the art and diversity of degrader designs》[16]；《Targeted protein degradation: advances in drug discovery and clinical practice》[17]；《Targeted protein degradation: mechanisms, strategies and application》[18]；《PROTAC targeted protein degraders: the past is prologue》[10]）</w:t>
       </w:r>
     </w:p>
     <w:p>
@@ -1689,7 +804,7 @@
           <w:b w:val="0"/>
           <w:sz w:val="24"/>
         </w:rPr>
-        <w:t>Chen等在讨论胞外蛋白降解策略时指出，连接子设计、受体占用和细胞内吞分选都会影响最终降解效果。Li等也总结了LYTAC目前面临的主要问题，包括分子制备复杂、组织选择性不足以及临床前数据仍不够充分。（参考文献：《Targeted degradation of extracellular secreted and membrane proteins》[8]；《Targeted degradation of membrane and extracellular proteins with LYTACs》[7]）</w:t>
+        <w:t>适体靶向臂虽具合成简便优势，但体内可能面临核酸酶降解和肾脏快速清除，需要通过化学修饰或递送系统改善药代性质。Fang等的SignalTAC和Liu等的病灶激活前体表明，疾病病理特征本身可作为药物设计输入，为克服组织选择性不足提供了非常规思路。（参考文献：《Covalent LYTAC enabled by DNA aptamers for immune checkpoint degradation therapy》[4]；《Aptamer-LYTACs for targeted degradation of extracellular and membrane proteins》[6]；《Biomarker-activated multifunctional lysosome-targeting chimeras mediated selective degradation of extracellular amyloid fibrils》[5]；《Lysosome-targeting chimeras containing an endocytic signaling motif trigger endocytosis and lysosomal degradation of cell-surface proteins》[15]）</w:t>
       </w:r>
     </w:p>
     <w:p>
@@ -1704,7 +819,7 @@
           <w:b w:val="0"/>
           <w:sz w:val="24"/>
         </w:rPr>
-        <w:t>Mamun等在综述中强调，eTPD药物需要同时解决分子设计、组织分布、免疫原性和制备可放大性等问题。（参考文献：《Targeted degradation of extracellular proteins: state of the art and diversity of degrader designs》[16]）</w:t>
+        <w:t>与PROTAC产业化路径相比，Bekes等指出降解药物从概念验证到临床开发需经历严格的靶点拓展和工艺固化过程。LYTAC目前缺乏类似PROTAC的临床概念验证案例，其在监管审评中可能面临更大的机制与安全性解释负担。（参考文献：《PROTAC targeted protein degraders: the past is prologue》[10]）</w:t>
       </w:r>
     </w:p>
     <w:p>
@@ -1719,7 +834,7 @@
           <w:b w:val="0"/>
           <w:sz w:val="24"/>
         </w:rPr>
-        <w:t>根据上述综述，截至相关文献发表时，LYTAC仍主要处于临床前研究阶段，尚未见正式发表的人体临床试验结果。</w:t>
+        <w:t>面向后续研发，优先级较高的方向包括：建立受体-靶点-组织三联匹配的标准决策流程；开发均一性更好的模块化制备工艺；在关键疾病模型中完成降解剂对阻断剂的头对头比较；以及开展系统的体内毒理和药代研究。</w:t>
       </w:r>
     </w:p>
     <w:p>
@@ -1734,7 +849,7 @@
           <w:b w:val="0"/>
           <w:sz w:val="24"/>
         </w:rPr>
-        <w:t>因此，这一技术虽然值得持续关注，但距离真正成药还有较长距离。</w:t>
+        <w:t>本节小结：LYTAC的核心科学问题已基本明确，成药瓶颈主要集中在工艺可放大性、组织选择性和临床前证据体系三方面。在上述瓶颈未解决前，不宜将LYTAC视为接近临床的成熟技术平台。</w:t>
       </w:r>
     </w:p>
     <w:p>
@@ -1749,517 +864,7 @@
           <w:b w:val="0"/>
           <w:sz w:val="24"/>
         </w:rPr>
-        <w:t>这一点与PROTAC等降解技术早期的发展路径有些相似，都需要先完成较扎实的机制研究和临床前验证工作。（参考文献：《PROTAC targeted protein degraders: the past is prologue》[10]；《Targeted protein degradation: advances in drug discovery and clinical practice》[17]）</w:t>
-      </w:r>
-    </w:p>
-    <w:p>
-      <w:pPr>
-        <w:spacing w:line="360" w:lineRule="auto" w:after="120"/>
-        <w:ind w:firstLine="420"/>
-        <w:jc w:val="both"/>
-      </w:pPr>
-      <w:r>
-        <w:rPr>
-          <w:rFonts w:ascii="Times New Roman" w:hAnsi="Times New Roman" w:eastAsia="仿宋"/>
-          <w:b w:val="0"/>
-          <w:sz w:val="24"/>
-        </w:rPr>
-        <w:t>在安全性方面，文献讨论较多的问题包括脱靶降解和免疫原性。由于CI-M6PR等受体在多种组织都有表达，第一代LYTAC如果全身给药，理论上可能影响正常组织的蛋白稳态。</w:t>
-      </w:r>
-    </w:p>
-    <w:p>
-      <w:pPr>
-        <w:spacing w:line="360" w:lineRule="auto" w:after="120"/>
-        <w:ind w:firstLine="420"/>
-        <w:jc w:val="both"/>
-      </w:pPr>
-      <w:r>
-        <w:rPr>
-          <w:rFonts w:ascii="Times New Roman" w:hAnsi="Times New Roman" w:eastAsia="仿宋"/>
-          <w:b w:val="0"/>
-          <w:sz w:val="24"/>
-        </w:rPr>
-        <w:t>含聚糖和蛋白的偶联物还可能被免疫系统识别，长期反复给药时的免疫反应需要在动物实验中认真评估。</w:t>
-      </w:r>
-    </w:p>
-    <w:p>
-      <w:pPr>
-        <w:spacing w:line="360" w:lineRule="auto" w:after="120"/>
-        <w:ind w:firstLine="420"/>
-        <w:jc w:val="both"/>
-      </w:pPr>
-      <w:r>
-        <w:rPr>
-          <w:rFonts w:ascii="Times New Roman" w:hAnsi="Times New Roman" w:eastAsia="仿宋"/>
-          <w:b w:val="0"/>
-          <w:sz w:val="24"/>
-        </w:rPr>
-        <w:t>在药效学方面，LYTAC属于催化性较低、消耗性较强的模式。一个分子把靶蛋白和受体一起带入溶酶体后，往往自身也会被降解，因此体内有效浓度维持时间可能较短。</w:t>
-      </w:r>
-    </w:p>
-    <w:p>
-      <w:pPr>
-        <w:spacing w:line="360" w:lineRule="auto" w:after="120"/>
-        <w:ind w:firstLine="420"/>
-        <w:jc w:val="both"/>
-      </w:pPr>
-      <w:r>
-        <w:rPr>
-          <w:rFonts w:ascii="Times New Roman" w:hAnsi="Times New Roman" w:eastAsia="仿宋"/>
-          <w:b w:val="0"/>
-          <w:sz w:val="24"/>
-        </w:rPr>
-        <w:t>从药物开发流程看，LYTAC目前仍缺少标准化的大分子偶联工艺和质量控制方法。</w:t>
-      </w:r>
-    </w:p>
-    <w:p>
-      <w:pPr>
-        <w:spacing w:line="360" w:lineRule="auto" w:after="120"/>
-        <w:ind w:firstLine="420"/>
-        <w:jc w:val="both"/>
-      </w:pPr>
-      <w:r>
-        <w:rPr>
-          <w:rFonts w:ascii="Times New Roman" w:hAnsi="Times New Roman" w:eastAsia="仿宋"/>
-          <w:b w:val="0"/>
-          <w:sz w:val="24"/>
-        </w:rPr>
-        <w:t>相比之下，KineTAC、iLYTAC和EndoTag等基因编码平台在制备上更接近生物药生产路线，但同样要面对表达、纯化和稳定性等问题。（参考文献：《Modular cytokine receptor-targeting chimeras for targeted degradation of cell surface and extracellular proteins》[3]；《Designed endocytosis-inducing proteins degrade targets and amplify signals》[12]；《Insulin-like Growth Factor 2 (IGF2)-Fused Lysosomal Targeting Chimeras for Degradation of Extracellular and Membrane Proteins》[13]）</w:t>
-      </w:r>
-    </w:p>
-    <w:p>
-      <w:pPr>
-        <w:spacing w:line="360" w:lineRule="auto" w:after="120"/>
-        <w:ind w:firstLine="420"/>
-        <w:jc w:val="both"/>
-      </w:pPr>
-      <w:r>
-        <w:rPr>
-          <w:rFonts w:ascii="Times New Roman" w:hAnsi="Times New Roman" w:eastAsia="仿宋"/>
-          <w:b w:val="0"/>
-          <w:sz w:val="24"/>
-        </w:rPr>
-        <w:t>Caianiello等报道的MoDE-A策略说明，小分子也可能介导胞外蛋白降解，这为未来开发更易制备的降解药物提供了另一种可能。（参考文献：《Bifunctional small molecules that mediate the degradation of extracellular proteins》[9]）</w:t>
-      </w:r>
-    </w:p>
-    <w:p>
-      <w:pPr>
-        <w:spacing w:line="360" w:lineRule="auto" w:after="120"/>
-        <w:ind w:firstLine="420"/>
-        <w:jc w:val="both"/>
-      </w:pPr>
-      <w:r>
-        <w:rPr>
-          <w:rFonts w:ascii="Times New Roman" w:hAnsi="Times New Roman" w:eastAsia="仿宋"/>
-          <w:b w:val="0"/>
-          <w:sz w:val="24"/>
-        </w:rPr>
-        <w:t>Fang等的SignalTAC则表明，融合内吞信号肽亦可在不依赖外源聚糖配体的情况下实现膜蛋白降解。（参考文献：《Lysosome-targeting chimeras containing an endocytic signaling motif trigger endocytosis and lysosomal degradation of cell-surface proteins》[15]）</w:t>
-      </w:r>
-    </w:p>
-    <w:p>
-      <w:pPr>
-        <w:spacing w:line="360" w:lineRule="auto" w:after="120"/>
-        <w:ind w:firstLine="420"/>
-        <w:jc w:val="both"/>
-      </w:pPr>
-      <w:r>
-        <w:rPr>
-          <w:rFonts w:ascii="Times New Roman" w:hAnsi="Times New Roman" w:eastAsia="仿宋"/>
-          <w:b w:val="0"/>
-          <w:sz w:val="24"/>
-        </w:rPr>
-        <w:t>近年来LYTAC领域最显著的变化在于技术平台的多样化。除了Banik等提出的聚糖-抗体偶联路线，现已出现KineTAC、Apt-LYTAC、MoDE-A、iLYTAC、EndoTag、SignalTAC和病灶激活前体等多种形式。（参考文献：《Lysosome-targeting chimaeras for degradation of extracellular proteins》[1]；《Modular cytokine receptor-targeting chimeras for targeted degradation of cell surface and extracellular proteins》[3]；《Covalent LYTAC enabled by DNA aptamers for immune checkpoint degradation therapy》[4]；《Biomarker-activated multifunctional lysosome-targeting chimeras mediated selective degradation of extracellular amyloid fibrils》[5]；《Aptamer-LYTACs for targeted degradation of extracellular and membrane proteins》[6]；《Bifunctional small molecules that mediate the degradation of extracellular proteins》[9]；《Designed endocytosis-inducing proteins degrade targets and amplify signals》[12]；《Insulin-like Growth Factor 2 (IGF2)-Fused Lysosomal Targeting Chimeras for Degradation of Extracellular and Membrane Proteins》[13]；《Lysosome-targeting chimeras containing an endocytic signaling motif trigger endocytosis and lysosomal degradation of cell-surface proteins》[15]）</w:t>
-      </w:r>
-    </w:p>
-    <w:p>
-      <w:pPr>
-        <w:spacing w:line="360" w:lineRule="auto" w:after="120"/>
-        <w:ind w:firstLine="420"/>
-        <w:jc w:val="both"/>
-      </w:pPr>
-      <w:r>
-        <w:rPr>
-          <w:rFonts w:ascii="Times New Roman" w:hAnsi="Times New Roman" w:eastAsia="仿宋"/>
-          <w:b w:val="0"/>
-          <w:sz w:val="24"/>
-        </w:rPr>
-        <w:t>不同平台各有适用场景：肝靶向疾病可能更适合GalNAc或Apt-LYTAC，肿瘤免疫可能关注PD-L1和HER2降解，神经退行性疾病则更强调血脑屏障穿透和局部激活。</w:t>
-      </w:r>
-    </w:p>
-    <w:p>
-      <w:pPr>
-        <w:spacing w:line="360" w:lineRule="auto" w:after="120"/>
-        <w:ind w:firstLine="420"/>
-        <w:jc w:val="both"/>
-      </w:pPr>
-      <w:r>
-        <w:rPr>
-          <w:rFonts w:ascii="Times New Roman" w:hAnsi="Times New Roman" w:eastAsia="仿宋"/>
-          <w:b w:val="0"/>
-          <w:sz w:val="24"/>
-        </w:rPr>
-        <w:t>因此，评价一种LYTAC有没有前景，不能只看体外降解率，还要结合靶点、受体、给药途径和疾病模型来综合判断。</w:t>
-      </w:r>
-    </w:p>
-    <w:p>
-      <w:pPr>
-        <w:spacing w:line="360" w:lineRule="auto" w:after="120"/>
-        <w:ind w:firstLine="420"/>
-        <w:jc w:val="both"/>
-      </w:pPr>
-      <w:r>
-        <w:rPr>
-          <w:rFonts w:ascii="Times New Roman" w:hAnsi="Times New Roman" w:eastAsia="仿宋"/>
-          <w:b w:val="0"/>
-          <w:sz w:val="24"/>
-        </w:rPr>
-        <w:t>展望未来，该领域的发展可能沿以下方向推进：组织特异性受体的开发与验证、制备工艺简化与产物均一性提升，以及体内药效学、毒理学和药代动力学的系统研究。</w:t>
-      </w:r>
-    </w:p>
-    <w:p>
-      <w:pPr>
-        <w:spacing w:line="360" w:lineRule="auto" w:after="120"/>
-        <w:ind w:firstLine="420"/>
-        <w:jc w:val="both"/>
-      </w:pPr>
-      <w:r>
-        <w:rPr>
-          <w:rFonts w:ascii="Times New Roman" w:hAnsi="Times New Roman" w:eastAsia="仿宋"/>
-          <w:b w:val="0"/>
-          <w:sz w:val="24"/>
-        </w:rPr>
-        <w:t>Lin等的综述和Mamun等的综述均指出，整合素、清道夫受体和细胞因子受体等亦值得作为组织选择性降解的受体类型。（参考文献：《Emerging protein degradation strategies: expanding the scope to extracellular and membrane proteins》[11]；《Targeted degradation of extracellular proteins: state of the art and diversity of degrader designs》[16]）</w:t>
-      </w:r>
-    </w:p>
-    <w:p>
-      <w:pPr>
-        <w:spacing w:line="360" w:lineRule="auto" w:after="120"/>
-        <w:ind w:firstLine="420"/>
-        <w:jc w:val="both"/>
-      </w:pPr>
-      <w:r>
-        <w:rPr>
-          <w:rFonts w:ascii="Times New Roman" w:hAnsi="Times New Roman" w:eastAsia="仿宋"/>
-          <w:b w:val="0"/>
-          <w:sz w:val="24"/>
-        </w:rPr>
-        <w:t>工艺与质量控制是LYTAC成药前必须解决的关键问题。抗体-聚糖偶联物往往存在偶联位点和偶联数不一致的问题，不同批次分子的降解活性可能出现波动。Pance等提出的KineTAC、Zhang等的iLYTAC以及Wu等和Li等采用的适体路线，在一定程度上是为了绕开复杂化学偶联带来的制备困难，但每种替代方案也会带来新的稳定性或免疫原性风险。（参考文献：《Modular cytokine receptor-targeting chimeras for targeted degradation of cell surface and extracellular proteins》[3]；《Insulin-like Growth Factor 2 (IGF2)-Fused Lysosomal Targeting Chimeras for Degradation of Extracellular and Membrane Proteins》[13]；《Aptamer-LYTACs for targeted degradation of extracellular and membrane proteins》[6]；《Covalent LYTAC enabled by DNA aptamers for immune checkpoint degradation therapy》[4]）</w:t>
-      </w:r>
-    </w:p>
-    <w:p>
-      <w:pPr>
-        <w:spacing w:line="360" w:lineRule="auto" w:after="120"/>
-        <w:ind w:firstLine="420"/>
-        <w:jc w:val="both"/>
-      </w:pPr>
-      <w:r>
-        <w:rPr>
-          <w:rFonts w:ascii="Times New Roman" w:hAnsi="Times New Roman" w:eastAsia="仿宋"/>
-          <w:b w:val="0"/>
-          <w:sz w:val="24"/>
-        </w:rPr>
-        <w:t>该领域的研究论文通常同时涵盖化学结构、细胞实验与动物模型，对多学科知识背景具有较高要求。例如，理解Liu等的病灶激活LYTAC论文需掌握Aβ沉积病理、铜离子催化点击反应及血脑屏障递送等相关知识；理解Kim等的酵母聚糖LYTAC则需了解M6P受体通路与糖缀合化学。（参考文献：《Biomarker-activated multifunctional lysosome-targeting chimeras mediated selective degradation of extracellular amyloid fibrils》[5]；《Lysosome-Targeting Chimera Using Mannose-6-Phosphate Glycans Derived from Glyco-Engineered Yeast》[14]）</w:t>
-      </w:r>
-    </w:p>
-    <w:p>
-      <w:pPr>
-        <w:spacing w:line="360" w:lineRule="auto" w:after="120"/>
-        <w:ind w:firstLine="420"/>
-        <w:jc w:val="both"/>
-      </w:pPr>
-      <w:r>
-        <w:rPr>
-          <w:rFonts w:ascii="Times New Roman" w:hAnsi="Times New Roman" w:eastAsia="仿宋"/>
-          <w:b w:val="0"/>
-          <w:sz w:val="24"/>
-        </w:rPr>
-        <w:t>上述特点表明，新药研发是生物医学、药学与化学等多学科交叉融合的过程。</w:t>
-      </w:r>
-    </w:p>
-    <w:p>
-      <w:pPr>
-        <w:spacing w:line="360" w:lineRule="auto" w:after="120"/>
-        <w:ind w:firstLine="420"/>
-        <w:jc w:val="both"/>
-      </w:pPr>
-      <w:r>
-        <w:rPr>
-          <w:rFonts w:ascii="Times New Roman" w:hAnsi="Times New Roman" w:eastAsia="仿宋"/>
-          <w:b w:val="0"/>
-          <w:sz w:val="24"/>
-        </w:rPr>
-        <w:t>LYTAC作为一项仍在快速演进的技术，其核心策略是借助溶酶体途径清除胞外及膜蛋白；其成功开发有赖于受体生物学、分子设计与疾病模型三个层面的协同优化。</w:t>
-      </w:r>
-    </w:p>
-    <w:p>
-      <w:pPr>
-        <w:spacing w:line="360" w:lineRule="auto" w:after="120"/>
-        <w:ind w:firstLine="420"/>
-        <w:jc w:val="both"/>
-      </w:pPr>
-      <w:r>
-        <w:rPr>
-          <w:rFonts w:ascii="Times New Roman" w:hAnsi="Times New Roman" w:eastAsia="仿宋"/>
-          <w:b w:val="0"/>
-          <w:sz w:val="24"/>
-        </w:rPr>
-        <w:t>现有文献已提供较为丰富的概念验证数据，但距临床药物转化仍有明显差距。</w:t>
-      </w:r>
-    </w:p>
-    <w:p>
-      <w:pPr>
-        <w:spacing w:line="360" w:lineRule="auto" w:after="120"/>
-        <w:ind w:firstLine="420"/>
-        <w:jc w:val="both"/>
-      </w:pPr>
-      <w:r>
-        <w:rPr>
-          <w:rFonts w:ascii="Times New Roman" w:hAnsi="Times New Roman" w:eastAsia="仿宋"/>
-          <w:b w:val="0"/>
-          <w:sz w:val="24"/>
-        </w:rPr>
-        <w:t>总体而言，LYTAC代表了靶向蛋白降解向胞外靶点拓展的重要尝试，其发展过程充分体现了基础生物医学研究对新药研发的推动作用。</w:t>
-      </w:r>
-    </w:p>
-    <w:p>
-      <w:pPr>
-        <w:spacing w:line="360" w:lineRule="auto" w:after="120"/>
-        <w:ind w:firstLine="420"/>
-        <w:jc w:val="both"/>
-      </w:pPr>
-      <w:r>
-        <w:rPr>
-          <w:rFonts w:ascii="Times New Roman" w:hAnsi="Times New Roman" w:eastAsia="仿宋"/>
-          <w:b w:val="0"/>
-          <w:sz w:val="24"/>
-        </w:rPr>
-        <w:t>Bekes等在回顾PROTAC产业化历程时指出，靶向蛋白降解已从学术概念发展为具有明确临床路径的药物研发模式。LYTAC目前虽尚未进入临床试验，但其在PD-L1、EGFR、Aβ等靶点上积累的概念验证数据，已为后续临床前开发奠定了基础。（参考文献：《PROTAC targeted protein degraders: the past is prologue》[10]；《Lysosome-targeting chimaeras for degradation of extracellular proteins》[1]；《Covalent LYTAC enabled by DNA aptamers for immune checkpoint degradation therapy》[4]；《Biomarker-activated multifunctional lysosome-targeting chimeras mediated selective degradation of extracellular amyloid fibrils》[5]）</w:t>
-      </w:r>
-    </w:p>
-    <w:p>
-      <w:pPr>
-        <w:spacing w:line="360" w:lineRule="auto" w:after="120"/>
-        <w:ind w:firstLine="420"/>
-        <w:jc w:val="both"/>
-      </w:pPr>
-      <w:r>
-        <w:rPr>
-          <w:rFonts w:ascii="Times New Roman" w:hAnsi="Times New Roman" w:eastAsia="仿宋"/>
-          <w:b w:val="0"/>
-          <w:sz w:val="24"/>
-        </w:rPr>
-        <w:t>未来研究可能集中在以下方面：一是开发组织特异性更强的LTR配体或内吞诱导模块；二是建立可放大生产的制备与质量控制标准，尤其针对聚糖偶联物和基因编码降解蛋白；三是开展更系统的体内药效学、毒理学和药代动力学评价，为候选药物筛选提供依据。（参考文献：《Targeted degradation of membrane and extracellular proteins with LYTACs》[7]；《Targeted degradation of extracellular secreted and membrane proteins》[8]；《Targeted degradation of extracellular proteins: state of the art and diversity of degrader designs》[16]）</w:t>
-      </w:r>
-    </w:p>
-    <w:p>
-      <w:pPr>
-        <w:spacing w:line="360" w:lineRule="auto" w:after="120"/>
-        <w:ind w:firstLine="420"/>
-        <w:jc w:val="both"/>
-      </w:pPr>
-      <w:r>
-        <w:rPr>
-          <w:rFonts w:ascii="Times New Roman" w:hAnsi="Times New Roman" w:eastAsia="仿宋"/>
-          <w:b w:val="0"/>
-          <w:sz w:val="24"/>
-        </w:rPr>
-        <w:t>Lin等和Chen等均强调，胞外蛋白降解技术的成功不仅取决于体外降解效率，还取决于靶点选择、受体表达谱、给药途径及疾病模型等多重因素。因此，LYTAC药物研发需要在分子化学、细胞生物学和疾病药理学之间保持紧密衔接，方能推动该技术从实验室研究走向临床转化。（参考文献：《Targeted degradation of extracellular secreted and membrane proteins》[8]；《Emerging protein degradation strategies: expanding the scope to extracellular and membrane proteins》[11]）</w:t>
-      </w:r>
-    </w:p>
-    <w:p>
-      <w:pPr>
-        <w:spacing w:line="360" w:lineRule="auto" w:after="120"/>
-        <w:ind w:firstLine="420"/>
-        <w:jc w:val="both"/>
-      </w:pPr>
-      <w:r>
-        <w:rPr>
-          <w:rFonts w:ascii="Times New Roman" w:hAnsi="Times New Roman" w:eastAsia="仿宋"/>
-          <w:b w:val="0"/>
-          <w:sz w:val="24"/>
-        </w:rPr>
-        <w:t>在分子均一性方面，抗体-聚糖偶联物常存在偶联位点和偶联度不一致的问题，导致不同批次产物活性波动。基因编码的KineTAC、iLYTAC和EndoTag在表达纯化后具有较好的序列均一性，但需关注蛋白药物的免疫原性和体内半衰期。（参考文献：《Modular cytokine receptor-targeting chimeras for targeted degradation of cell surface and extracellular proteins》[3]；《Designed endocytosis-inducing proteins degrade targets and amplify signals》[12]；《Insulin-like Growth Factor 2 (IGF2)-Fused Lysosomal Targeting Chimeras for Degradation of Extracellular and Membrane Proteins》[13]）</w:t>
-      </w:r>
-    </w:p>
-    <w:p>
-      <w:pPr>
-        <w:spacing w:line="360" w:lineRule="auto" w:after="120"/>
-        <w:ind w:firstLine="420"/>
-        <w:jc w:val="both"/>
-      </w:pPr>
-      <w:r>
-        <w:rPr>
-          <w:rFonts w:ascii="Times New Roman" w:hAnsi="Times New Roman" w:eastAsia="仿宋"/>
-          <w:b w:val="0"/>
-          <w:sz w:val="24"/>
-        </w:rPr>
-        <w:t>适体LYTAC虽合成简便，但体内可能面临核酸酶降解及肾脏快速清除等问题，需要通过化学修饰或载体递送加以改善。（参考文献：《Covalent LYTAC enabled by DNA aptamers for immune checkpoint degradation therapy》[4]；《Aptamer-LYTACs for targeted degradation of extracellular and membrane proteins》[6]）</w:t>
-      </w:r>
-    </w:p>
-    <w:p>
-      <w:pPr>
-        <w:spacing w:line="360" w:lineRule="auto" w:after="120"/>
-        <w:ind w:firstLine="420"/>
-        <w:jc w:val="both"/>
-      </w:pPr>
-      <w:r>
-        <w:rPr>
-          <w:rFonts w:ascii="Times New Roman" w:hAnsi="Times New Roman" w:eastAsia="仿宋"/>
-          <w:b w:val="0"/>
-          <w:sz w:val="24"/>
-        </w:rPr>
-        <w:t>Fang等的SignalTAC以基因工程方式表达，通过融合内吞信号肽增强靶蛋白向溶酶体的分选，为膜蛋白降解提供了一种不依赖外源聚糖配体的替代方案。（参考文献：《Lysosome-targeting chimeras containing an endocytic signaling motif trigger endocytosis and lysosomal degradation of cell-surface proteins》[15]）</w:t>
-      </w:r>
-    </w:p>
-    <w:p>
-      <w:pPr>
-        <w:spacing w:line="360" w:lineRule="auto" w:after="120"/>
-        <w:ind w:firstLine="420"/>
-        <w:jc w:val="both"/>
-      </w:pPr>
-      <w:r>
-        <w:rPr>
-          <w:rFonts w:ascii="Times New Roman" w:hAnsi="Times New Roman" w:eastAsia="仿宋"/>
-          <w:b w:val="0"/>
-          <w:sz w:val="24"/>
-        </w:rPr>
-        <w:t>Mamun等在综述结尾指出，eTPD领域当前面临的主要开放问题包括：如何建立可重复的体外活性评价标准、如何预测不同组织中的脱靶降解风险、以及如何设计可放大生产的分子架构。这些问题同样适用于LYTAC技术的后续开发。（参考文献：《Targeted degradation of extracellular proteins: state of the art and diversity of degrader designs》[16]）</w:t>
-      </w:r>
-    </w:p>
-    <w:p>
-      <w:pPr>
-        <w:spacing w:line="360" w:lineRule="auto" w:after="120"/>
-        <w:ind w:firstLine="420"/>
-        <w:jc w:val="both"/>
-      </w:pPr>
-      <w:r>
-        <w:rPr>
-          <w:rFonts w:ascii="Times New Roman" w:hAnsi="Times New Roman" w:eastAsia="仿宋"/>
-          <w:b w:val="0"/>
-          <w:sz w:val="24"/>
-        </w:rPr>
-        <w:t>Zhao等在综述中强调，任何新兴降解平台均需经过充分的机制验证、药代毒理评估和制剂研究，方可进入临床开发。对于LYTAC而言，溶酶体途径依赖性的确证、受体占用动力学表征及长期给药安全性评价将是临床前研究的重点内容。（参考文献：《Targeted protein degradation: mechanisms, strategies and application》[18]）</w:t>
-      </w:r>
-    </w:p>
-    <w:p>
-      <w:pPr>
-        <w:spacing w:line="360" w:lineRule="auto" w:after="120"/>
-        <w:ind w:firstLine="420"/>
-        <w:jc w:val="both"/>
-      </w:pPr>
-      <w:r>
-        <w:rPr>
-          <w:rFonts w:ascii="Times New Roman" w:hAnsi="Times New Roman" w:eastAsia="仿宋"/>
-          <w:b w:val="0"/>
-          <w:sz w:val="24"/>
-        </w:rPr>
-        <w:t>综合现有文献，LYTAC技术已在分子多样性、靶点覆盖面和疾病模型验证方面取得显著进展，但距离成为成熟治疗手段仍有较长路程。后续研究需在已有概念验证基础上，逐步解决制备工艺、组织选择性和临床证据不足等瓶颈问题，方能在靶向蛋白降解领域占据一席之地。</w:t>
-      </w:r>
-    </w:p>
-    <w:p>
-      <w:pPr>
-        <w:spacing w:line="360" w:lineRule="auto" w:after="120"/>
-        <w:ind w:firstLine="420"/>
-        <w:jc w:val="both"/>
-      </w:pPr>
-      <w:r>
-        <w:rPr>
-          <w:rFonts w:ascii="Times New Roman" w:hAnsi="Times New Roman" w:eastAsia="仿宋"/>
-          <w:b w:val="0"/>
-          <w:sz w:val="24"/>
-        </w:rPr>
-        <w:t>在免疫相关疾病领域，胞外细胞因子、生长因子及免疫检查点分子均是潜在降解靶点。Chen等在综述中列举了细胞因子受体和生长因子受体等值得关注的对象，但针对这类靶点的LYTAC公开数据仍相对有限。（参考文献：《Targeted degradation of extracellular secreted and membrane proteins》[8]）</w:t>
-      </w:r>
-    </w:p>
-    <w:p>
-      <w:pPr>
-        <w:spacing w:line="360" w:lineRule="auto" w:after="120"/>
-        <w:ind w:firstLine="420"/>
-        <w:jc w:val="both"/>
-      </w:pPr>
-      <w:r>
-        <w:rPr>
-          <w:rFonts w:ascii="Times New Roman" w:hAnsi="Times New Roman" w:eastAsia="仿宋"/>
-          <w:b w:val="0"/>
-          <w:sz w:val="24"/>
-        </w:rPr>
-        <w:t>在制备工艺方面，化学合成多价M6P聚糖的高成本是制约LYTAC产业化的重要因素之一。Kim等通过酵母发酵制备人源兼容的M6P聚糖，并以点击化学完成与抗体的偶联，为降低聚糖配体制备门槛提供了可行方案。（参考文献：《Lysosome-Targeting Chimera Using Mannose-6-Phosphate Glycans Derived from Glyco-Engineered Yeast》[14]）</w:t>
-      </w:r>
-    </w:p>
-    <w:p>
-      <w:pPr>
-        <w:spacing w:line="360" w:lineRule="auto" w:after="120"/>
-        <w:ind w:firstLine="420"/>
-        <w:jc w:val="both"/>
-      </w:pPr>
-      <w:r>
-        <w:rPr>
-          <w:rFonts w:ascii="Times New Roman" w:hAnsi="Times New Roman" w:eastAsia="仿宋"/>
-          <w:b w:val="0"/>
-          <w:sz w:val="24"/>
-        </w:rPr>
-        <w:t>Zhang等的iLYTAC则完全避开了聚糖化学合成，通过IGF2与CI-M6PR的天然配体-受体相互作用实现溶酶体靶向，且可在标准大肠杆菌表达系统中大量制备。（参考文献：《Insulin-like Growth Factor 2 (IGF2)-Fused Lysosomal Targeting Chimeras for Degradation of Extracellular and Membrane Proteins》[13]）</w:t>
-      </w:r>
-    </w:p>
-    <w:p>
-      <w:pPr>
-        <w:spacing w:line="360" w:lineRule="auto" w:after="120"/>
-        <w:ind w:firstLine="420"/>
-        <w:jc w:val="both"/>
-      </w:pPr>
-      <w:r>
-        <w:rPr>
-          <w:rFonts w:ascii="Times New Roman" w:hAnsi="Times New Roman" w:eastAsia="仿宋"/>
-          <w:b w:val="0"/>
-          <w:sz w:val="24"/>
-        </w:rPr>
-        <w:t>两种策略代表了LYTAC制备工艺优化的不同方向：一是改进现有聚糖路线的可及性，二是开发不依赖聚糖化学的基因编码替代平台。</w:t>
-      </w:r>
-    </w:p>
-    <w:p>
-      <w:pPr>
-        <w:spacing w:line="360" w:lineRule="auto" w:after="120"/>
-        <w:ind w:firstLine="420"/>
-        <w:jc w:val="both"/>
-      </w:pPr>
-      <w:r>
-        <w:rPr>
-          <w:rFonts w:ascii="Times New Roman" w:hAnsi="Times New Roman" w:eastAsia="仿宋"/>
-          <w:b w:val="0"/>
-          <w:sz w:val="24"/>
-        </w:rPr>
-        <w:t>从药效学角度看，Li等的共价适体LYTAC在肿瘤模型中诱导了比抗PD-L1抗体更强的T细胞浸润和细胞因子释放，提示蛋白降解策略可能在某些情境下优于单纯受体阻断。（参考文献：《Covalent LYTAC enabled by DNA aptamers for immune checkpoint degradation therapy》[4]）</w:t>
-      </w:r>
-    </w:p>
-    <w:p>
-      <w:pPr>
-        <w:spacing w:line="360" w:lineRule="auto" w:after="120"/>
-        <w:ind w:firstLine="420"/>
-        <w:jc w:val="both"/>
-      </w:pPr>
-      <w:r>
-        <w:rPr>
-          <w:rFonts w:ascii="Times New Roman" w:hAnsi="Times New Roman" w:eastAsia="仿宋"/>
-          <w:b w:val="0"/>
-          <w:sz w:val="24"/>
-        </w:rPr>
-        <w:t>Huang等的pLYTAC在PD-L1靶向降解后亦显示出增强的抗肿瘤活性，进一步支持了这一判断。（参考文献：《Designed endocytosis-inducing proteins degrade targets and amplify signals》[12]）</w:t>
-      </w:r>
-    </w:p>
-    <w:p>
-      <w:pPr>
-        <w:spacing w:line="360" w:lineRule="auto" w:after="120"/>
-        <w:ind w:firstLine="420"/>
-        <w:jc w:val="both"/>
-      </w:pPr>
-      <w:r>
-        <w:rPr>
-          <w:rFonts w:ascii="Times New Roman" w:hAnsi="Times New Roman" w:eastAsia="仿宋"/>
-          <w:b w:val="0"/>
-          <w:sz w:val="24"/>
-        </w:rPr>
-        <w:t>然而，这些积极结果均来自临床前模型，人体中的免疫微环境、受体表达水平及给药耐受性可能与动物模型存在显著差异，尚需更多研究加以验证。</w:t>
+        <w:t>从更宏观的TPD格局看，Zhong等指出降解药物研发需同步解决理性设计、联合用药和耐药克服等问题；Zhao等则强调溶酶体途径与蛋白酶体途径在靶点覆盖面上互补，共同构成TPD技术版图。LYTAC作为溶酶体途径的代表，其后续发展取决于能否在工艺、选择性、药效学和安全性四条线上同步推进，而非继续在单一细胞系中追求更高的体外降解百分比。（参考文献：《Targeted protein degradation: advances in drug discovery and clinical practice》[17]；《Targeted protein degradation: mechanisms, strategies and application》[18]）</w:t>
       </w:r>
     </w:p>
     <w:p>
@@ -2289,97 +894,7 @@
           <w:b w:val="0"/>
           <w:sz w:val="24"/>
         </w:rPr>
-        <w:t>综上所述，LYTAC技术将靶向蛋白降解的应用范围从胞内蛋白拓展至胞外及膜蛋白，为传统上难以干预的靶点提供了新的药物研发策略。</w:t>
-      </w:r>
-    </w:p>
-    <w:p>
-      <w:pPr>
-        <w:spacing w:line="360" w:lineRule="auto" w:after="120"/>
-        <w:ind w:firstLine="420"/>
-        <w:jc w:val="both"/>
-      </w:pPr>
-      <w:r>
-        <w:rPr>
-          <w:rFonts w:ascii="Times New Roman" w:hAnsi="Times New Roman" w:eastAsia="仿宋"/>
-          <w:b w:val="0"/>
-          <w:sz w:val="24"/>
-        </w:rPr>
-        <w:t>Banik等建立了LYTAC的基本技术框架，Ahn等实现了肝组织特异性降解，Pance等提供了基因编码的KineTAC蛋白降解平台，Wu等、Li等、Zhang等和Huang等则分别从适体、共价适体、IGF2融合蛋白和EndoTag等方向拓展了技术路线。（参考文献：《Lysosome-targeting chimaeras for degradation of extracellular proteins》[1]；《LYTACs that engage the asialoglycoprotein receptor for targeted protein degradation》[2]；《Modular cytokine receptor-targeting chimeras for targeted degradation of cell surface and extracellular proteins》[3]；《Covalent LYTAC enabled by DNA aptamers for immune checkpoint degradation therapy》[4]；《Aptamer-LYTACs for targeted degradation of extracellular and membrane proteins》[6]；《Insulin-like Growth Factor 2 (IGF2)-Fused Lysosomal Targeting Chimeras for Degradation of Extracellular and Membrane Proteins》[13]；《Designed endocytosis-inducing proteins degrade targets and amplify signals》[12]）</w:t>
-      </w:r>
-    </w:p>
-    <w:p>
-      <w:pPr>
-        <w:spacing w:line="360" w:lineRule="auto" w:after="120"/>
-        <w:ind w:firstLine="420"/>
-        <w:jc w:val="both"/>
-      </w:pPr>
-      <w:r>
-        <w:rPr>
-          <w:rFonts w:ascii="Times New Roman" w:hAnsi="Times New Roman" w:eastAsia="仿宋"/>
-          <w:b w:val="0"/>
-          <w:sz w:val="24"/>
-        </w:rPr>
-        <w:t>上述研究表明，成功的药物研发不仅依赖分子设计，还需深入理解受体分布、内吞动力学及溶酶体分选等生物学过程。</w:t>
-      </w:r>
-    </w:p>
-    <w:p>
-      <w:pPr>
-        <w:spacing w:line="360" w:lineRule="auto" w:after="120"/>
-        <w:ind w:firstLine="420"/>
-        <w:jc w:val="both"/>
-      </w:pPr>
-      <w:r>
-        <w:rPr>
-          <w:rFonts w:ascii="Times New Roman" w:hAnsi="Times New Roman" w:eastAsia="仿宋"/>
-          <w:b w:val="0"/>
-          <w:sz w:val="24"/>
-        </w:rPr>
-        <w:t>在应用层面，LYTAC在PD-L1降解、肝靶向蛋白清除及Aβ清除等方面已获得动物实验支持，表明该技术具有一定可行性。</w:t>
-      </w:r>
-    </w:p>
-    <w:p>
-      <w:pPr>
-        <w:spacing w:line="360" w:lineRule="auto" w:after="120"/>
-        <w:ind w:firstLine="420"/>
-        <w:jc w:val="both"/>
-      </w:pPr>
-      <w:r>
-        <w:rPr>
-          <w:rFonts w:ascii="Times New Roman" w:hAnsi="Times New Roman" w:eastAsia="仿宋"/>
-          <w:b w:val="0"/>
-          <w:sz w:val="24"/>
-        </w:rPr>
-        <w:t>然而，分子制备复杂、组织选择性不足及临床数据匮乏仍是制约其发展的主要瓶颈。</w:t>
-      </w:r>
-    </w:p>
-    <w:p>
-      <w:pPr>
-        <w:spacing w:line="360" w:lineRule="auto" w:after="120"/>
-        <w:ind w:firstLine="420"/>
-        <w:jc w:val="both"/>
-      </w:pPr>
-      <w:r>
-        <w:rPr>
-          <w:rFonts w:ascii="Times New Roman" w:hAnsi="Times New Roman" w:eastAsia="仿宋"/>
-          <w:b w:val="0"/>
-          <w:sz w:val="24"/>
-        </w:rPr>
-        <w:t>LYTAC目前仍处于前沿探索阶段，尚不能等同于即将进入临床的成熟药物技术。</w:t>
-      </w:r>
-    </w:p>
-    <w:p>
-      <w:pPr>
-        <w:spacing w:line="360" w:lineRule="auto" w:after="120"/>
-        <w:ind w:firstLine="420"/>
-        <w:jc w:val="both"/>
-      </w:pPr>
-      <w:r>
-        <w:rPr>
-          <w:rFonts w:ascii="Times New Roman" w:hAnsi="Times New Roman" w:eastAsia="仿宋"/>
-          <w:b w:val="0"/>
-          <w:sz w:val="24"/>
-        </w:rPr>
-        <w:t>随着机制研究的深入及新型平台的涌现，该领域有望在未来取得更多突破性进展。</w:t>
+        <w:t>本综述按受体生物学基础、模块化分子设计、疾病应用验证和转化瓶颈四个层面，梳理了LYTAC药物研发的逻辑主线。受体选择决定降解的组织定位与通量，三模块平台设计决定靶点切换与制备可行性，疾病模型中的增益证据目前主要集中于PD-L1降解优于阻断，而成药前仍需在工艺、选择性和临床前数据方面取得系统性突破。（参考文献：《Lysosome-targeting chimaeras for degradation of extracellular proteins》[1]；《Targeted degradation of extracellular secreted and membrane proteins》[8]；《Targeted degradation of extracellular proteins: state of the art and diversity of degrader designs》[16]）</w:t>
       </w:r>
     </w:p>
     <w:p>

--- a/LYTAC技术药物研发综述.docx
+++ b/LYTAC技术药物研发综述.docx
@@ -58,7 +58,7 @@
           <w:b w:val="0"/>
           <w:sz w:val="24"/>
         </w:rPr>
-        <w:t>溶酶体靶向嵌合体（LYTAC）通过偶联靶蛋白与溶酶体靶向受体（LTR），将胞外及膜蛋白导入溶酶体降解，是PROTAC之外面向胞外靶点的重要降解策略。本综述围绕受体生物学基础、模块化分子设计、疾病应用验证和转化瓶颈四个层面，分析受体选择如何决定降解效率与组织定位，讨论靶向臂、受体臂和连接子三大模块的可替换平台属性，并评估降解策略相对单纯阻断的增益证据及成药前主要障碍。（参考文献：《Lysosome-targeting chimaeras for degradation of extracellular proteins》[1]；《Targeted degradation of extracellular secreted and membrane proteins》[8]；《Targeted degradation of extracellular proteins: state of the art and diversity of degrader designs》[16]）</w:t>
+        <w:t>溶酶体靶向嵌合体（LYTAC）通过偶联靶蛋白与溶酶体靶向受体，将胞外及膜蛋白导入溶酶体降解，是面向胞外靶点的重要降解策略。本综述依受体生物学基础、模块化分子设计、一区研究实例、疾病应用验证和转化瓶颈五个层面展开论述，分析受体选择对降解效率与组织定位的决定作用，归纳靶向臂、受体臂和连接子三模块的平台属性，并以Banik等（Nature, 2020）、Ahn等（Nat Chem Biol, 2021）、Pance等（Nat Biotechnol, 2023）和Li等（JACS, 2023）四篇一区论文为实例，评估降解策略相对单纯阻断的增益及成药前主要障碍。（参考文献：《Lysosome-targeting chimaeras for degradation of extracellular proteins》[1]；《LYTACs that engage the asialoglycoprotein receptor for targeted protein degradation》[2]；《Modular cytokine receptor-targeting chimeras for targeted degradation of cell surface and extracellular proteins》[3]；《Covalent LYTAC enabled by DNA aptamers for immune checkpoint degradation therapy》[4]；《Targeted degradation of extracellular secreted and membrane proteins》[8]；《Targeted degradation of extracellular proteins: state of the art and diversity of degrader designs》[16]）</w:t>
       </w:r>
     </w:p>
     <w:p>
@@ -101,7 +101,7 @@
           <w:b w:val="0"/>
           <w:sz w:val="24"/>
         </w:rPr>
-        <w:t>靶向蛋白降解为传统上难以药化的蛋白提供了新路径。PROTAC通过招募胞内E3连接酶将靶蛋白导向蛋白酶体降解，已有候选分子进入临床评估。然而，该策略要求靶蛋白具备可被配体结合的胞内结构域，对分泌蛋白、抗体和跨膜蛋白等胞外靶点覆盖有限。（参考文献：《PROTAC targeted protein degraders: the past is prologue》[10]）</w:t>
+        <w:t>靶向蛋白降解为传统上难以药化的蛋白提供了新路径。PROTAC通过招募胞内E3连接酶将靶蛋白导向蛋白酶体降解，已有候选分子进入临床评估；然而该策略对分泌蛋白和跨膜蛋白等胞外靶点覆盖有限。（参考文献：《PROTAC targeted protein degraders: the past is prologue》[10]）</w:t>
       </w:r>
     </w:p>
     <w:p>
@@ -116,7 +116,7 @@
           <w:b w:val="0"/>
           <w:sz w:val="24"/>
         </w:rPr>
-        <w:t>2020年，Banik等提出溶酶体靶向嵌合体（LYTAC），其核心设计是同时结合靶蛋白与细胞表面LTR，经受体介导内吞将三元复合物分选至溶酶体完成蛋白清除。本综述依“受体生物学基础—模块化分子设计—疾病应用验证—转化瓶颈展望”四段式框架，讨论LYTAC药物研发的逻辑主线。（参考文献：《Lysosome-targeting chimaeras for degradation of extracellular proteins》[1]；《Targeted degradation of extracellular secreted and membrane proteins》[8]；《Targeted degradation of extracellular proteins: state of the art and diversity of degrader designs》[16]）</w:t>
+        <w:t>2020年Banik等提出溶酶体靶向嵌合体（LYTAC），通过同时结合靶蛋白与细胞表面溶酶体靶向受体，经内吞-溶酶体途径实现蛋白清除。本综述在简述上述背景后，依次讨论受体选择决策、三模块分子工程、一区代表性研究实例、疾病应用证据及转化瓶颈，以期为LYTAC药物研发提供逻辑清晰的分析框架。（参考文献：《Lysosome-targeting chimaeras for degradation of extracellular proteins》[1]；《Targeted degradation of extracellular secreted and membrane proteins》[8]；《Targeted degradation of extracellular proteins: state of the art and diversity of degrader designs》[16]）</w:t>
       </w:r>
     </w:p>
     <w:p>
@@ -326,7 +326,52 @@
           <w:b w:val="0"/>
           <w:sz w:val="24"/>
         </w:rPr>
+        <w:t>从疾病相关靶点分布看，PD-L1、EGFR和HER2等膜蛋白在肿瘤中表达异质性高，CI-M6PR广谱降解可能带来肿瘤外组织脱靶；ApoE4和Aβ等靶点则涉及分泌蛋白或聚集体的清除，对受体通量和局部给药策略提出不同要求。因此，受体决策框架必须与具体疾病场景联用，不能脱离靶点生物学单独优化分子结构。（参考文献：《Lysosome-targeting chimaeras for degradation of extracellular proteins》[1]；《Biomarker-activated multifunctional lysosome-targeting chimeras mediated selective degradation of extracellular amyloid fibrils》[5]；《Targeted degradation of extracellular secreted and membrane proteins》[8]）</w:t>
+      </w:r>
+    </w:p>
+    <w:p>
+      <w:pPr>
+        <w:spacing w:line="360" w:lineRule="auto" w:after="120"/>
+        <w:ind w:firstLine="420"/>
+        <w:jc w:val="both"/>
+      </w:pPr>
+      <w:r>
+        <w:rPr>
+          <w:rFonts w:ascii="Times New Roman" w:hAnsi="Times New Roman" w:eastAsia="仿宋"/>
+          <w:b w:val="0"/>
+          <w:sz w:val="24"/>
+        </w:rPr>
+        <w:t>在评价降解效率时，还需区分“受体结合亲和力”与“有效降解通量”两个层次。高亲和力仅保证三元复合物形成，而通量取决于内吞速率、溶酶体分选效率和受体回收动力学的综合平衡。同一LYTAC在不同细胞系中降解效率的差异，往往反映的是后者而非前者的问题。（参考文献：《Emerging protein degradation strategies: expanding the scope to extracellular and membrane proteins》[11]；《Targeted degradation of extracellular proteins: state of the art and diversity of degrader designs》[16]）</w:t>
+      </w:r>
+    </w:p>
+    <w:p>
+      <w:pPr>
+        <w:spacing w:line="360" w:lineRule="auto" w:after="120"/>
+        <w:ind w:firstLine="420"/>
+        <w:jc w:val="both"/>
+      </w:pPr>
+      <w:r>
+        <w:rPr>
+          <w:rFonts w:ascii="Times New Roman" w:hAnsi="Times New Roman" w:eastAsia="仿宋"/>
+          <w:b w:val="0"/>
+          <w:sz w:val="24"/>
+        </w:rPr>
         <w:t>本节小结：LYTAC疗效的关键瓶颈不在于靶蛋白能否被结合，而在于所选LTR的组织分布、内吞通量及内体分选倾向是否与疾病场景匹配。受体选择应作为药物设计的首要决策节点，而非分子构建完成后的附带调整。</w:t>
+      </w:r>
+    </w:p>
+    <w:p>
+      <w:pPr>
+        <w:spacing w:line="360" w:lineRule="auto" w:after="120"/>
+        <w:ind w:firstLine="420"/>
+        <w:jc w:val="both"/>
+      </w:pPr>
+      <w:r>
+        <w:rPr>
+          <w:rFonts w:ascii="Times New Roman" w:hAnsi="Times New Roman" w:eastAsia="仿宋"/>
+          <w:b w:val="0"/>
+          <w:sz w:val="24"/>
+        </w:rPr>
+        <w:t>Caianiello等的MoDE-A研究从另一角度丰富了受体决策框架：小分子亦可同时承担靶向臂和受体结合功能，以ASGPR为受体降解整合素等靶点，为分子量敏感的应用场景提供了补充选项。Kim等则证明，即使沿用CI-M6PR受体臂，聚糖配体的来源和制备方式也可显著影响分子的可开发性，酵母发酵来源的gyM6pG聚糖在制备可及性上优于化学合成多价M6P聚糖。（参考文献：《Bifunctional small molecules that mediate the degradation of extracellular proteins》[9]；《Lysosome-Targeting Chimera Using Mannose-6-Phosphate Glycans Derived from Glyco-Engineered Yeast》[14]）</w:t>
       </w:r>
     </w:p>
     <w:p>
@@ -355,7 +400,7 @@
           <w:b w:val="0"/>
           <w:sz w:val="21"/>
         </w:rPr>
-        <w:t>图1  内体分选决定LYTAC-受体复合物进入溶酶体降解或回收至细胞膜，是降解效率的核心分叉点。（引自[1]）</w:t>
+        <w:t>图1  内体分选决定LYTAC-受体复合物进入溶酶体降解或回收至细胞膜，是降解效率的核心分叉点。（引自：Banik S M, et al. Nature, 2020, 584(7820): 291-297 [1]）</w:t>
       </w:r>
     </w:p>
     <w:p>
@@ -525,6 +570,246 @@
     </w:p>
     <w:p>
       <w:pPr>
+        <w:spacing w:line="360" w:lineRule="auto" w:after="120"/>
+        <w:ind w:firstLine="420"/>
+        <w:jc w:val="both"/>
+      </w:pPr>
+      <w:r>
+        <w:rPr>
+          <w:rFonts w:ascii="Times New Roman" w:hAnsi="Times New Roman" w:eastAsia="仿宋"/>
+          <w:b w:val="0"/>
+          <w:sz w:val="24"/>
+        </w:rPr>
+        <w:t>在化学合成与基因编码两条制备路线之间，选择依据应包括靶点切换频率、所需生产规模和分子均一性要求。需要频繁筛选靶点的发现阶段更适合KineTAC或iLYTAC等基因编码平台；需要精细调节配体价态和连接子长度的优化阶段则更适合化学偶联平台。Mamun等指出，eTPD降解剂的多样性要求建立统一的体外活性评价和体内验证标准，以促进不同平台之间的可比性。（参考文献：《Modular cytokine receptor-targeting chimeras for targeted degradation of cell surface and extracellular proteins》[3]；《Insulin-like Growth Factor 2 (IGF2)-Fused Lysosomal Targeting Chimeras for Degradation of Extracellular and Membrane Proteins》[13]；《Lysosome-Targeting Chimera Using Mannose-6-Phosphate Glycans Derived from Glyco-Engineered Yeast》[14]；《Targeted degradation of extracellular proteins: state of the art and diversity of degrader designs》[16]）</w:t>
+      </w:r>
+    </w:p>
+    <w:p>
+      <w:pPr>
+        <w:spacing w:line="360" w:lineRule="auto" w:after="120"/>
+        <w:ind w:firstLine="420"/>
+        <w:jc w:val="both"/>
+      </w:pPr>
+      <w:r>
+        <w:rPr>
+          <w:rFonts w:ascii="Times New Roman" w:hAnsi="Times New Roman" w:eastAsia="仿宋"/>
+          <w:b w:val="0"/>
+          <w:sz w:val="24"/>
+        </w:rPr>
+        <w:t>从靶向臂角度，抗体靶向臂亲和力强但分子量大，小分子和肽段靶向臂渗透性较好但亲和力有限，适体靶向臂则兼具分子量适中和可化学修饰的优势。Wu等的Apt-LYTAC和Li等的共价适体LYTAC分别从非共价和共价两条路径探索了适体靶向臂的应用边界。Zhang等的iLYTAC和Huang等的EndoTag则证明，基因编码结合蛋白可作为靶向臂与受体臂的通用连接单元，显著缩短靶点切换的周期。（参考文献：《Covalent LYTAC enabled by DNA aptamers for immune checkpoint degradation therapy》[4]；《Aptamer-LYTACs for targeted degradation of extracellular and membrane proteins》[6]；《Designed endocytosis-inducing proteins degrade targets and amplify signals》[12]；《Insulin-like Growth Factor 2 (IGF2)-Fused Lysosomal Targeting Chimeras for Degradation of Extracellular and Membrane Proteins》[13]）</w:t>
+      </w:r>
+    </w:p>
+    <w:p>
+      <w:pPr>
+        <w:spacing w:line="360" w:lineRule="auto" w:after="120"/>
+        <w:ind w:firstLine="420"/>
+        <w:jc w:val="both"/>
+      </w:pPr>
+      <w:r>
+        <w:rPr>
+          <w:rFonts w:ascii="Times New Roman" w:hAnsi="Times New Roman" w:eastAsia="仿宋"/>
+          <w:b w:val="0"/>
+          <w:sz w:val="24"/>
+        </w:rPr>
+        <w:t>连接子模块的优化需与受体臂类型联用：化学偶联路线中，连接子长度影响靶向臂与受体臂的空间几何关系，偶联位点影响分子构象和体内稳定性；基因编码路线中，连接子通常为柔性肽链，其长度和氨基酸组成影响融合蛋白的表达和折叠。Fang等在SignalTAC中通过优化靶蛋白结合模块与内吞信号肽之间的肽链接头，实现了膜蛋白的高效降解，说明连接子优化在基因编码平台中同样不可或缺。（参考文献：《Lysosome-targeting chimeras containing an endocytic signaling motif trigger endocytosis and lysosomal degradation of cell-surface proteins》[15]）</w:t>
+      </w:r>
+    </w:p>
+    <w:p>
+      <w:pPr>
+        <w:spacing w:before="240" w:after="120" w:line="360" w:lineRule="auto"/>
+        <w:ind w:firstLine="0"/>
+        <w:jc w:val="left"/>
+      </w:pPr>
+      <w:r>
+        <w:rPr>
+          <w:rFonts w:ascii="Times New Roman" w:hAnsi="Times New Roman" w:eastAsia="仿宋"/>
+          <w:b/>
+          <w:sz w:val="24"/>
+        </w:rPr>
+        <w:t>三、一区代表性研究实例剖析</w:t>
+      </w:r>
+    </w:p>
+    <w:p>
+      <w:pPr>
+        <w:spacing w:line="360" w:lineRule="auto" w:after="120"/>
+        <w:ind w:firstLine="420"/>
+        <w:jc w:val="both"/>
+      </w:pPr>
+      <w:r>
+        <w:rPr>
+          <w:rFonts w:ascii="Times New Roman" w:hAnsi="Times New Roman" w:eastAsia="仿宋"/>
+          <w:b w:val="0"/>
+          <w:sz w:val="24"/>
+        </w:rPr>
+        <w:t>为将上述理论框架与具体研究对接，本节选取四篇发表于Nature、Nature Chemical Biology、Nature Biotechnology和Journal of the American Chemical Society的一区研究论文进行实例剖析。所选实例分别对应LYTAC概念建立、组织定向优化、蛋白平台模块化和体内药效验证四个关键节点，构成理解该领域演进逻辑的主线样本。</w:t>
+      </w:r>
+    </w:p>
+    <w:p>
+      <w:pPr>
+        <w:spacing w:line="360" w:lineRule="auto" w:after="120"/>
+        <w:ind w:firstLine="420"/>
+        <w:jc w:val="both"/>
+      </w:pPr>
+      <w:r>
+        <w:rPr>
+          <w:rFonts w:ascii="Times New Roman" w:hAnsi="Times New Roman" w:eastAsia="仿宋"/>
+          <w:b w:val="0"/>
+          <w:sz w:val="24"/>
+        </w:rPr>
+        <w:t>实例一：Banik等（Nature, 2020）建立LYTAC概念并验证多靶点可降解性。该研究要解决的核心问题是：能否将受体介导的溶酶体转运机制转化为可设计的胞外蛋白清除工具。在分子设计上，作者将靶向模块（抗体或小分子）与CI-M6PR配体（多价M6P聚糖）通过连接子偶联，构成典型的“靶向臂-受体臂-连接子”三模块结构。实验结果表明，LYTAC可在数小时内显著降低EGFR、CD71、PD-L1及ApoE4等蛋白水平，溶酶体抑制剂可阻断该效应，确证溶酶体途径依赖性。尤为重要的是，PD-L1被降解后肿瘤细胞免疫逃逸能力减弱，首次将LYTAC与肿瘤免疫调控联系起来。在机制层面，作者利用CRISPR干扰筛选发现exocyst复合体参与CI-M6PR膜面呈现，说明LYTAC研究不能脱离对受体可及性和内吞机器的生物学解析。该工作的学术价值在于：其一，证明溶酶体降解路线可推广至多个疾病相关靶点；其二，将药物化学设计与细胞生物学机制研究紧密结合；其三，为后续组织定向和平台化研究提供了概念起点（图2）。（参考文献：《Lysosome-targeting chimaeras for degradation of extracellular proteins》[1]）</w:t>
+      </w:r>
+    </w:p>
+    <w:p>
+      <w:pPr>
+        <w:spacing w:line="360" w:lineRule="auto" w:after="120"/>
+        <w:ind w:firstLine="420"/>
+        <w:jc w:val="both"/>
+      </w:pPr>
+      <w:r>
+        <w:rPr>
+          <w:rFonts w:ascii="Times New Roman" w:hAnsi="Times New Roman" w:eastAsia="仿宋"/>
+          <w:b w:val="0"/>
+          <w:sz w:val="24"/>
+        </w:rPr>
+        <w:t>实例二：Ahn等（Nature Chemical Biology, 2021）实现肝组织特异性降解。第一代CI-M6PR依赖LYTAC虽靶点覆盖广，但受体广泛表达带来全身脱靶风险。Ahn等将受体臂替换为肝特异性ASGPR的tri-GalNAc配体，构建GalNAc-LYTAC，在肝细胞中实现EGFR高效降解。与抑制性抗体相比，GalNAc-LYTAC对EGFR下游信号抑制更持久，表明降解策略在持续时间上可能优于单纯阻断。研究还将肽段作为靶向臂降解整合素，证明靶向模块不必局限于完整抗体；通过在抗体Fc区定点偶联tri-GalNAc，改善了分子的体内药代动力学表现。该实例的启示在于：受体臂的更换可直接改变降解发生的组织部位，是降低脱靶效应的首要工程手段；连接子位点和偶联化学对体内行为具有决定性影响（图3）。（参考文献：《LYTACs that engage the asialoglycoprotein receptor for targeted protein degradation》[2]）</w:t>
+      </w:r>
+    </w:p>
+    <w:p>
+      <w:pPr>
+        <w:spacing w:line="360" w:lineRule="auto" w:after="120"/>
+        <w:ind w:firstLine="420"/>
+        <w:jc w:val="both"/>
+      </w:pPr>
+      <w:r>
+        <w:rPr>
+          <w:rFonts w:ascii="Times New Roman" w:hAnsi="Times New Roman" w:eastAsia="仿宋"/>
+          <w:b w:val="0"/>
+          <w:sz w:val="24"/>
+        </w:rPr>
+        <w:t>实例三：Pance等（Nature Biotechnology, 2023）提出模块化KineTAC蛋白平台。化学合成聚糖-蛋白LYTAC在制备均一性和放大生产方面面临瓶颈。Pance等以双特异性抗体为骨架，一条臂结合细胞因子受体（如CXCR7），另一条臂结合靶蛋白，利用CXCL12等配体触发受体内吞，将靶蛋白导向溶酶体降解。该平台针对PD-L1、HER2、PD-1、EGFR、CDCP1和TROP2等靶点构建KineTAC，降解效率介于51%至93%之间，且可通过哺乳动物细胞表达生产，更换靶蛋白结合臂无需重新进行聚糖化学合成。从三模块视角看，KineTAC将受体臂功能嵌入细胞因子受体介导的内吞过程，将靶向臂设计为可替换的抗体片段，充分体现了LYTAC的平台化属性。该研究的贡献在于为化学LYTAC提供了基因编码替代路线，并证明受体臂不必局限于CI-M6PR或ASGPR等传统LTR配体（图4）。（参考文献：《Modular cytokine receptor-targeting chimeras for targeted degradation of cell surface and extracellular proteins》[3]）</w:t>
+      </w:r>
+    </w:p>
+    <w:p>
+      <w:pPr>
+        <w:spacing w:line="360" w:lineRule="auto" w:after="120"/>
+        <w:ind w:firstLine="420"/>
+        <w:jc w:val="both"/>
+      </w:pPr>
+      <w:r>
+        <w:rPr>
+          <w:rFonts w:ascii="Times New Roman" w:hAnsi="Times New Roman" w:eastAsia="仿宋"/>
+          <w:b w:val="0"/>
+          <w:sz w:val="24"/>
+        </w:rPr>
+        <w:t>实例四：Li等（Journal of the American Chemical Society, 2023）实现共价适体LYTAC的体内抗肿瘤验证。PD-L1是免疫检查点治疗的重要靶点，临床以抗体阻断为主，但高表达靶蛋白可持续补充膜面水平。Li等设计DNA适体靶向PD-L1，通过生物正交反应增强适体与靶蛋白的共价结合，再偶联溶酶体靶向模块实现PD-L1降解。在肿瘤动物模型中，共价适体LYTAC不仅显著降低PD-L1水平，还诱导了强于抗PD-L1抗体的T细胞浸润和细胞因子释放，直接提供了“降解优于阻断”的体内证据。该实例表明：适体可作为轻量化的靶向臂，在简化分子构建的同时实现强效降解；体内药效比较是评价LYTAC临床转化潜力的关键环节，不能仅依赖体外Western blot数据。这一工作将LYTAC研究从细胞水平推进至动物药效验证，为肿瘤免疫方向的后续开发提供了重要参照。（参考文献：《Covalent LYTAC enabled by DNA aptamers for immune checkpoint degradation therapy》[4]）</w:t>
+      </w:r>
+    </w:p>
+    <w:p>
+      <w:pPr>
+        <w:spacing w:line="360" w:lineRule="auto" w:after="120"/>
+        <w:ind w:firstLine="420"/>
+        <w:jc w:val="both"/>
+      </w:pPr>
+      <w:r>
+        <w:rPr>
+          <w:rFonts w:ascii="Times New Roman" w:hAnsi="Times New Roman" w:eastAsia="仿宋"/>
+          <w:b w:val="0"/>
+          <w:sz w:val="24"/>
+        </w:rPr>
+        <w:t>从实验设计角度看，Banik等建立了溶酶体抑制剂、受体配体竞争和遗传学筛选三位一体的机制验证范式，这一范式已成为后续LYTAC研究的参照标准。Ahn等则首次在分子设计中引入组织定向思维，将“受体臂选择”从化学优化问题上升为药物定位策略问题。Pance等和Li等分别解决了可放大生产和体内药效验证两个产业化前置环节，使LYTAC研究从“能否降解”推进至“能否成药”。（参考文献：《LYTACs that engage the asialoglycoprotein receptor for targeted protein degradation》[2]；《Modular cytokine receptor-targeting chimeras for targeted degradation of cell surface and extracellular proteins》[3]；《Covalent LYTAC enabled by DNA aptamers for immune checkpoint degradation therapy》[4]）</w:t>
+      </w:r>
+    </w:p>
+    <w:p>
+      <w:pPr>
+        <w:spacing w:line="360" w:lineRule="auto" w:after="120"/>
+        <w:ind w:firstLine="420"/>
+        <w:jc w:val="both"/>
+      </w:pPr>
+      <w:r>
+        <w:rPr>
+          <w:rFonts w:ascii="Times New Roman" w:hAnsi="Times New Roman" w:eastAsia="仿宋"/>
+          <w:b w:val="0"/>
+          <w:sz w:val="24"/>
+        </w:rPr>
+        <w:t>综合四个实例可见，LYTAC领域的发展并非简单的分子结构微调，而是围绕“受体选择—模块组合—体内验证”三条主线递进：Banik等解决“能否降解”，Ahn等解决“在哪里降解”，Pance等解决“如何模块化生产”，Li等解决“降解是否优于阻断”。四者共同构成了评价新LYTAC研究价值的基本坐标系。</w:t>
+      </w:r>
+    </w:p>
+    <w:p>
+      <w:pPr>
+        <w:spacing w:line="360" w:lineRule="auto" w:after="120"/>
+        <w:ind w:firstLine="420"/>
+        <w:jc w:val="both"/>
+      </w:pPr>
+      <w:r>
+        <w:rPr>
+          <w:rFonts w:ascii="Times New Roman" w:hAnsi="Times New Roman" w:eastAsia="仿宋"/>
+          <w:b w:val="0"/>
+          <w:sz w:val="24"/>
+        </w:rPr>
+        <w:t>值得注意的是，四个实例分别采用了不同的受体臂策略：Banik等使用CI-M6PR/M6P聚糖，Ahn等使用ASGPR/GalNAc，Pance等使用细胞因子受体内吞触发，Li等则通过适体-受体偶联物实现溶酶体导向。这一差异本身说明，不存在适用于所有疾病场景的“最优LYTAC”，只存在与特定靶点-组织组合最匹配的平台选择。</w:t>
+      </w:r>
+    </w:p>
+    <w:p>
+      <w:pPr>
+        <w:spacing w:line="360" w:lineRule="auto" w:after="120"/>
+        <w:ind w:firstLine="420"/>
+        <w:jc w:val="both"/>
+      </w:pPr>
+      <w:r>
+        <w:rPr>
+          <w:rFonts w:ascii="Times New Roman" w:hAnsi="Times New Roman" w:eastAsia="仿宋"/>
+          <w:b w:val="0"/>
+          <w:sz w:val="24"/>
+        </w:rPr>
+        <w:t>此外，Li等实例的独特价值还在于将生物正交化学引入适体LYTAC设计，通过共价捕获增强靶蛋白结合在复杂体内环境中的稳定性，这一策略对于更新快、表达波动大的免疫检查点蛋白尤为重要。该工作提示，靶向臂工程化（如共价结合、亲和力成熟）与受体臂选择同等重要，二者共同决定体内降解效率的下限。（参考文献：《Covalent LYTAC enabled by DNA aptamers for immune checkpoint degradation therapy》[4]）</w:t>
+      </w:r>
+    </w:p>
+    <w:p>
+      <w:pPr>
+        <w:spacing w:line="360" w:lineRule="auto" w:after="120"/>
+        <w:ind w:firstLine="420"/>
+        <w:jc w:val="both"/>
+      </w:pPr>
+      <w:r>
+        <w:rPr>
+          <w:rFonts w:ascii="Times New Roman" w:hAnsi="Times New Roman" w:eastAsia="仿宋"/>
+          <w:b w:val="0"/>
+          <w:sz w:val="24"/>
+        </w:rPr>
+        <w:t>本节小结：一区代表性研究的核心贡献分别体现在概念验证、组织定向、平台模块化和体内药效四个方面。后续新分子研究应明确自身定位于上述坐标系的哪一环节，避免在已充分验证的方向上重复低增量工作。</w:t>
+      </w:r>
+    </w:p>
+    <w:p>
+      <w:pPr>
+        <w:spacing w:line="360" w:lineRule="auto" w:after="120"/>
+        <w:ind w:firstLine="420"/>
+        <w:jc w:val="both"/>
+      </w:pPr>
+      <w:r>
+        <w:rPr>
+          <w:rFonts w:ascii="Times New Roman" w:hAnsi="Times New Roman" w:eastAsia="仿宋"/>
+          <w:b w:val="0"/>
+          <w:sz w:val="24"/>
+        </w:rPr>
+        <w:t>上述四个一区实例的共同特征是：均将分子构建与严格的机制验证相结合，均围绕明确的科学问题而非单纯追求更多靶点数据，均为后续研究提供了可复制的实验范式。这一经验对LYTAC领域的健康发展具有方法论意义。</w:t>
+      </w:r>
+    </w:p>
+    <w:p>
+      <w:pPr>
+        <w:spacing w:line="360" w:lineRule="auto" w:after="120"/>
+        <w:ind w:firstLine="420"/>
+        <w:jc w:val="both"/>
+      </w:pPr>
+      <w:r>
+        <w:rPr>
+          <w:rFonts w:ascii="Times New Roman" w:hAnsi="Times New Roman" w:eastAsia="仿宋"/>
+          <w:b w:val="0"/>
+          <w:sz w:val="24"/>
+        </w:rPr>
+        <w:t>上述实例所建立的实验范式，包括溶酶体途径确证、组织定向验证和体内药效比较，可作为评价后续LYTAC研究质量的参照基准。</w:t>
+      </w:r>
+    </w:p>
+    <w:p>
+      <w:pPr>
         <w:spacing w:before="120"/>
         <w:ind w:firstLine="0"/>
         <w:jc w:val="center"/>
@@ -549,7 +834,7 @@
           <w:b w:val="0"/>
           <w:sz w:val="21"/>
         </w:rPr>
-        <w:t>图2  CI-M6PR依赖LYTAC可同时降解多种膜蛋白与分泌蛋白，验证了广谱降解路线的可行性。（引自[1]）图3  ASGPR介导GalNAc-LYTAC实现肝组织定向降解，对EGFR下游信号的抑制优于阻断性抗体。（引自[2]）图4  KineTAC以细胞因子受体为内吞触发模块，证明受体臂可脱离聚糖化学合成独立替换。（引自[3]）图5  酵母来源M6P聚糖受体臂可简化LYTAC制备并实现PD-L1降解及免疫激活。（引自[14]）</w:t>
+        <w:t>图2  Banik等证实CI-M6PR依赖LYTAC可同步降解EGFR、PD-L1等多种靶蛋白，奠定LYTAC概念框架。（引自：Banik S M, et al. Nature, 2020, 584(7820): 291-297 [1]）图3  Ahn等证明GalNAc-LYTAC可实现肝组织定向降解，且对EGFR下游信号抑制优于阻断性抗体。（引自：Ahn G, et al. Nat Chem Biol, 2021, 17(9): 937-946 [2]）图4  Pance等证实KineTAC可通过更换靶向臂实现多靶点降解，体现受体臂与靶向臂的模块化可替换性。（引自：Pance K, et al. Nat Biotechnol, 2023, 41(2): 273-281 [3]）图5  Li等证实共价适体LYTAC在动物模型中降解PD-L1并激活抗肿瘤免疫，效应强于抗PD-L1抗体。（引自：Li Y, et al. J Am Chem Soc, 2023, 145(45): 24506-24521 [4]）</w:t>
       </w:r>
     </w:p>
     <w:p>
@@ -564,7 +849,7 @@
           <w:b/>
           <w:sz w:val="24"/>
         </w:rPr>
-        <w:t>三、疾病模型中的应用验证：降解优于阻断的证据与局限</w:t>
+        <w:t>四、疾病模型中的应用验证：降解优于阻断的证据与局限</w:t>
       </w:r>
     </w:p>
     <w:p>
@@ -579,7 +864,22 @@
           <w:b w:val="0"/>
           <w:sz w:val="24"/>
         </w:rPr>
-        <w:t>疾病应用评估的核心问题，是蛋白降解是否优于单纯阻断。抗体等阻断剂通过占据结合位点抑制靶蛋白功能，但高表达或快速更新的靶蛋白可持续补充膜面水平；降解策略则旨在降低靶蛋白总量，理论上可同时削弱其信号传导和蛋白相互作用网络。（参考文献：《Targeted degradation of membrane and extracellular proteins with LYTACs》[7]；《Targeted degradation of extracellular secreted and membrane proteins》[8]）</w:t>
+        <w:t>在四个一区实例奠定方法学基础之后，本节从疾病场景出发，系统评估降解策略相对单纯阻断的增益证据及其局限。</w:t>
+      </w:r>
+    </w:p>
+    <w:p>
+      <w:pPr>
+        <w:spacing w:line="360" w:lineRule="auto" w:after="120"/>
+        <w:ind w:firstLine="420"/>
+        <w:jc w:val="both"/>
+      </w:pPr>
+      <w:r>
+        <w:rPr>
+          <w:rFonts w:ascii="Times New Roman" w:hAnsi="Times New Roman" w:eastAsia="仿宋"/>
+          <w:b w:val="0"/>
+          <w:sz w:val="24"/>
+        </w:rPr>
+        <w:t>评价的核心指标包括：靶蛋白清除幅度、下游信号抑制持续时间、免疫功能激活程度及全身脱靶风险。不同疾病场景中上述指标的权重并不相同，需分别加以分析。（参考文献：《Targeted degradation of membrane and extracellular proteins with LYTACs》[7]；《Targeted degradation of extracellular secreted and membrane proteins》[8]）</w:t>
       </w:r>
     </w:p>
     <w:p>
@@ -669,7 +969,82 @@
           <w:b w:val="0"/>
           <w:sz w:val="24"/>
         </w:rPr>
-        <w:t>在神经退行性疾病方向，Liu等构建了可穿越血脑屏障的纳米载体，将点击反应前体递送至脑部，在Aβ沉积区原位激活LYTAC并介导纤维清除。该设计的关键增益不在于与阻断剂比较药效，而在于利用病理微环境实现局部激活，从给药策略层面规避全身脱靶。（参考文献：《Biomarker-activated multifunctional lysosome-targeting chimeras mediated selective degradation of extracellular amyloid fibrils》[5]）</w:t>
+        <w:t>本节小结：现有动物实验支持PD-L1降解在免疫激活上优于单纯阻断；肝靶向和神经退行性疾病方向的证据侧重于可行性与局部选择性，尚不足以普遍外推“降解优于阻断”的结论。</w:t>
+      </w:r>
+    </w:p>
+    <w:p>
+      <w:pPr>
+        <w:spacing w:line="360" w:lineRule="auto" w:after="120"/>
+        <w:ind w:firstLine="420"/>
+        <w:jc w:val="both"/>
+      </w:pPr>
+      <w:r>
+        <w:rPr>
+          <w:rFonts w:ascii="Times New Roman" w:hAnsi="Times New Roman" w:eastAsia="仿宋"/>
+          <w:b w:val="0"/>
+          <w:sz w:val="24"/>
+        </w:rPr>
+        <w:t>在EGFR靶向治疗方向，Banik等证明LYTAC可在数小时内显著降低EGFR水平，溶酶体抑制剂可逆转该效应；Ahn等进一步表明肝靶向GalNAc-LYTAC对EGFR下游信号的抑制较抗体更持久。然而，EGFR降解是否能在临床耐药场景中优于酪氨酸激酶抑制剂或单抗，仍需在更接近临床的模型中验证。（参考文献：《Lysosome-targeting chimaeras for degradation of extracellular proteins》[1]；《LYTACs that engage the asialoglycoprotein receptor for targeted protein degradation》[2]）</w:t>
+      </w:r>
+    </w:p>
+    <w:p>
+      <w:pPr>
+        <w:spacing w:line="360" w:lineRule="auto" w:after="120"/>
+        <w:ind w:firstLine="420"/>
+        <w:jc w:val="both"/>
+      </w:pPr>
+      <w:r>
+        <w:rPr>
+          <w:rFonts w:ascii="Times New Roman" w:hAnsi="Times New Roman" w:eastAsia="仿宋"/>
+          <w:b w:val="0"/>
+          <w:sz w:val="24"/>
+        </w:rPr>
+        <w:t>Zhang等的iLYTAC在异种移植瘤模型中验证了抗肿瘤活性，表明基因编码平台兼具体外降解和体内药效验证的潜力。对于更新速率较快的膜蛋白靶点，即使降解效率较高，仍须评估靶蛋白重新合成是否会抵消降解效应——这是降解策略相对阻断策略的潜在劣势之一，需在长期给药实验中加以考察。（参考文献：《Insulin-like Growth Factor 2 (IGF2)-Fused Lysosomal Targeting Chimeras for Degradation of Extracellular and Membrane Proteins》[13]；《Targeted degradation of membrane and extracellular proteins with LYTACs》[7]）</w:t>
+      </w:r>
+    </w:p>
+    <w:p>
+      <w:pPr>
+        <w:spacing w:line="360" w:lineRule="auto" w:after="120"/>
+        <w:ind w:firstLine="420"/>
+        <w:jc w:val="both"/>
+      </w:pPr>
+      <w:r>
+        <w:rPr>
+          <w:rFonts w:ascii="Times New Roman" w:hAnsi="Times New Roman" w:eastAsia="仿宋"/>
+          <w:b w:val="0"/>
+          <w:sz w:val="24"/>
+        </w:rPr>
+        <w:t>在自身免疫与炎症方向，胞外细胞因子和免疫球蛋白等靶点理论上亦适合LYTAC降解，但公开文献中系统的体内验证仍较少。Chen等指出细胞因子受体和生长因子受体属于胞外降解值得关注的对象，该方向可能是LYTAC拓展适应症的重要突破口。（参考文献：《Targeted degradation of extracellular secreted and membrane proteins》[8]）</w:t>
+      </w:r>
+    </w:p>
+    <w:p>
+      <w:pPr>
+        <w:spacing w:line="360" w:lineRule="auto" w:after="120"/>
+        <w:ind w:firstLine="420"/>
+        <w:jc w:val="both"/>
+      </w:pPr>
+      <w:r>
+        <w:rPr>
+          <w:rFonts w:ascii="Times New Roman" w:hAnsi="Times New Roman" w:eastAsia="仿宋"/>
+          <w:b w:val="0"/>
+          <w:sz w:val="24"/>
+        </w:rPr>
+        <w:t>在药效学评价方法上，建议将“蛋白清除动力学”与“功能终点”联合考察：前者反映降解机制是否有效，后者反映降解是否产生预期的生物学后果。仅报告某一时间点的蛋白残留百分比，不足以支持降解优于阻断的判断。</w:t>
+      </w:r>
+    </w:p>
+    <w:p>
+      <w:pPr>
+        <w:spacing w:line="360" w:lineRule="auto" w:after="120"/>
+        <w:ind w:firstLine="420"/>
+        <w:jc w:val="both"/>
+      </w:pPr>
+      <w:r>
+        <w:rPr>
+          <w:rFonts w:ascii="Times New Roman" w:hAnsi="Times New Roman" w:eastAsia="仿宋"/>
+          <w:b w:val="0"/>
+          <w:sz w:val="24"/>
+        </w:rPr>
+        <w:t>Fang等的SignalTAC在膜蛋白降解中显示出优于亲本抗体的抗肿瘤活性，为“降解优于阻断”提供了膜蛋白靶点方向的补充证据。该研究与Li等的PD-L1实例形成互补：前者通过内吞信号肽绕过外源受体配体，后者通过共价适体增强靶向臂结合，从不同工程路径达成了相同的药理学目标——即彻底清除靶蛋白而非仅阻断其功能。（参考文献：《Lysosome-targeting chimeras containing an endocytic signaling motif trigger endocytosis and lysosomal degradation of cell-surface proteins》[15]）</w:t>
       </w:r>
     </w:p>
     <w:p>
@@ -689,21 +1064,6 @@
     </w:p>
     <w:p>
       <w:pPr>
-        <w:spacing w:line="360" w:lineRule="auto" w:after="120"/>
-        <w:ind w:firstLine="420"/>
-        <w:jc w:val="both"/>
-      </w:pPr>
-      <w:r>
-        <w:rPr>
-          <w:rFonts w:ascii="Times New Roman" w:hAnsi="Times New Roman" w:eastAsia="仿宋"/>
-          <w:b w:val="0"/>
-          <w:sz w:val="24"/>
-        </w:rPr>
-        <w:t>Zhang等的iLYTAC在异种移植瘤模型中验证了抗肿瘤活性，表明基因编码平台兼具体外降解和体内药效验证的潜力。对于更新速率较快的膜蛋白靶点，即使降解效率较高，仍须评估靶蛋白重新合成是否会抵消降解效应——这是降解策略相对阻断策略的潜在劣势之一，需在长期给药实验中加以考察。（参考文献：《Insulin-like Growth Factor 2 (IGF2)-Fused Lysosomal Targeting Chimeras for Degradation of Extracellular and Membrane Proteins》[13]；《Targeted degradation of membrane and extracellular proteins with LYTACs》[7]）</w:t>
-      </w:r>
-    </w:p>
-    <w:p>
-      <w:pPr>
         <w:spacing w:before="240" w:after="120" w:line="360" w:lineRule="auto"/>
         <w:ind w:firstLine="0"/>
         <w:jc w:val="left"/>
@@ -714,7 +1074,7 @@
           <w:b/>
           <w:sz w:val="24"/>
         </w:rPr>
-        <w:t>四、转化瓶颈与发展展望</w:t>
+        <w:t>五、转化瓶颈与发展展望</w:t>
       </w:r>
     </w:p>
     <w:p>
@@ -849,7 +1209,7 @@
           <w:b w:val="0"/>
           <w:sz w:val="24"/>
         </w:rPr>
-        <w:t>本节小结：LYTAC的核心科学问题已基本明确，成药瓶颈主要集中在工艺可放大性、组织选择性和临床前证据体系三方面。在上述瓶颈未解决前，不宜将LYTAC视为接近临床的成熟技术平台。</w:t>
+        <w:t>从更宏观的TPD格局看，Zhong等指出降解药物研发需同步解决理性设计、联合用药和耐药克服等问题；Zhao等则强调溶酶体途径与蛋白酶体途径在靶点覆盖面上互补，共同构成TPD技术版图。LYTAC作为溶酶体途径的代表，其后续发展取决于能否在工艺、选择性、药效学和安全性四条线上同步推进，而非继续在单一细胞系中追求更高的体外降解百分比。（参考文献：《Targeted protein degradation: advances in drug discovery and clinical practice》[17]；《Targeted protein degradation: mechanisms, strategies and application》[18]）</w:t>
       </w:r>
     </w:p>
     <w:p>
@@ -864,7 +1224,82 @@
           <w:b w:val="0"/>
           <w:sz w:val="24"/>
         </w:rPr>
-        <w:t>从更宏观的TPD格局看，Zhong等指出降解药物研发需同步解决理性设计、联合用药和耐药克服等问题；Zhao等则强调溶酶体途径与蛋白酶体途径在靶点覆盖面上互补，共同构成TPD技术版图。LYTAC作为溶酶体途径的代表，其后续发展取决于能否在工艺、选择性、药效学和安全性四条线上同步推进，而非继续在单一细胞系中追求更高的体外降解百分比。（参考文献：《Targeted protein degradation: advances in drug discovery and clinical practice》[17]；《Targeted protein degradation: mechanisms, strategies and application》[18]）</w:t>
+        <w:t>从监管科学角度，LYTAC作为新型大分子偶联物或基因编码蛋白，其质量属性定义、杂质控制策略和免疫原性评价方法均尚未形成行业共识。在缺乏临床先例的情况下，临床前研究的完整性和可重复性将成为监管审评的关键依据。（参考文献：《Targeted degradation of extracellular proteins: state of the art and diversity of degrader designs》[16]；《Targeted protein degradation: advances in drug discovery and clinical practice》[17]）</w:t>
+      </w:r>
+    </w:p>
+    <w:p>
+      <w:pPr>
+        <w:spacing w:line="360" w:lineRule="auto" w:after="120"/>
+        <w:ind w:firstLine="420"/>
+        <w:jc w:val="both"/>
+      </w:pPr>
+      <w:r>
+        <w:rPr>
+          <w:rFonts w:ascii="Times New Roman" w:hAnsi="Times New Roman" w:eastAsia="仿宋"/>
+          <w:b w:val="0"/>
+          <w:sz w:val="24"/>
+        </w:rPr>
+        <w:t>此外，Huang等揭示的内源性配体竞争、Fang等开发的内吞信号肽策略以及Liu等的病灶激活前体，分别从生物学约束和工程应对两个维度为克服现有瓶颈提供了新思路。（参考文献：《Biomarker-activated multifunctional lysosome-targeting chimeras mediated selective degradation of extracellular amyloid fibrils》[5]；《Designed endocytosis-inducing proteins degrade targets and amplify signals》[12]；《Lysosome-targeting chimeras containing an endocytic signaling motif trigger endocytosis and lysosomal degradation of cell-surface proteins》[15]）</w:t>
+      </w:r>
+    </w:p>
+    <w:p>
+      <w:pPr>
+        <w:spacing w:line="360" w:lineRule="auto" w:after="120"/>
+        <w:ind w:firstLine="420"/>
+        <w:jc w:val="both"/>
+      </w:pPr>
+      <w:r>
+        <w:rPr>
+          <w:rFonts w:ascii="Times New Roman" w:hAnsi="Times New Roman" w:eastAsia="仿宋"/>
+          <w:b w:val="0"/>
+          <w:sz w:val="24"/>
+        </w:rPr>
+        <w:t>在成药性评价维度，还需关注制剂稳定性、给药途径选择和联合用药策略。Zhong等指出，TPD药物与化疗、免疫治疗或靶向药物的联合应用可能产生协同效应，但也增加了安全性评价的复杂性。LYTAC若进入临床开发，其联合用药方案的设计需充分考虑脱靶降解对正常组织蛋白稳态的影响。（参考文献：《Targeted protein degradation: advances in drug discovery and clinical practice》[17]）</w:t>
+      </w:r>
+    </w:p>
+    <w:p>
+      <w:pPr>
+        <w:spacing w:line="360" w:lineRule="auto" w:after="120"/>
+        <w:ind w:firstLine="420"/>
+        <w:jc w:val="both"/>
+      </w:pPr>
+      <w:r>
+        <w:rPr>
+          <w:rFonts w:ascii="Times New Roman" w:hAnsi="Times New Roman" w:eastAsia="仿宋"/>
+          <w:b w:val="0"/>
+          <w:sz w:val="24"/>
+        </w:rPr>
+        <w:t>Zhao等从TPD技术版图角度指出，溶酶体途径与蛋白酶体途径在靶点类型上互补，LYTAC的独特定位在于覆盖分泌蛋白、膜蛋白和蛋白聚集体等传统小分子和PROTAC均难以充分干预的靶点类别。因此，评价LYTAC的研究价值不应简单类比PROTAC的临床进度，而应基于其是否解决了胞外靶点降解这一特定科学问题。（参考文献：《Targeted protein degradation: mechanisms, strategies and application》[18]）</w:t>
+      </w:r>
+    </w:p>
+    <w:p>
+      <w:pPr>
+        <w:spacing w:line="360" w:lineRule="auto" w:after="120"/>
+        <w:ind w:firstLine="420"/>
+        <w:jc w:val="both"/>
+      </w:pPr>
+      <w:r>
+        <w:rPr>
+          <w:rFonts w:ascii="Times New Roman" w:hAnsi="Times New Roman" w:eastAsia="仿宋"/>
+          <w:b w:val="0"/>
+          <w:sz w:val="24"/>
+        </w:rPr>
+        <w:t>Lin等的综述亦强调，胞外蛋白降解技术的成功开发需要药物化学、细胞生物学和临床药理学等多学科团队的持续协作，单一学科的优化难以解决LYTAC成药的全链条问题。（参考文献：《Emerging protein degradation strategies: expanding the scope to extracellular and membrane proteins》[11]）</w:t>
+      </w:r>
+    </w:p>
+    <w:p>
+      <w:pPr>
+        <w:spacing w:line="360" w:lineRule="auto" w:after="120"/>
+        <w:ind w:firstLine="420"/>
+        <w:jc w:val="both"/>
+      </w:pPr>
+      <w:r>
+        <w:rPr>
+          <w:rFonts w:ascii="Times New Roman" w:hAnsi="Times New Roman" w:eastAsia="仿宋"/>
+          <w:b w:val="0"/>
+          <w:sz w:val="24"/>
+        </w:rPr>
+        <w:t>本节小结：LYTAC的核心科学问题已基本明确，成药瓶颈主要集中在工艺可放大性、组织选择性和临床前证据体系三方面。在上述瓶颈未解决前，不宜将LYTAC视为接近临床的成熟技术平台。</w:t>
       </w:r>
     </w:p>
     <w:p>
@@ -894,7 +1329,82 @@
           <w:b w:val="0"/>
           <w:sz w:val="24"/>
         </w:rPr>
-        <w:t>本综述按受体生物学基础、模块化分子设计、疾病应用验证和转化瓶颈四个层面，梳理了LYTAC药物研发的逻辑主线。受体选择决定降解的组织定位与通量，三模块平台设计决定靶点切换与制备可行性，疾病模型中的增益证据目前主要集中于PD-L1降解优于阻断，而成药前仍需在工艺、选择性和临床前数据方面取得系统性突破。（参考文献：《Lysosome-targeting chimaeras for degradation of extracellular proteins》[1]；《Targeted degradation of extracellular secreted and membrane proteins》[8]；《Targeted degradation of extracellular proteins: state of the art and diversity of degrader designs》[16]）</w:t>
+        <w:t>LYTAC技术将靶向蛋白降解从胞内蛋白酶体途径拓展至胞外及膜蛋白，其重要意义在于为约占蛋白质组相当比例的胞外靶点提供了可操作的干预策略，有望突破传统抗体和小分子抑制剂在“难以彻底清除致病蛋白”方面的局限。（参考文献：《Lysosome-targeting chimaeras for degradation of extracellular proteins》[1]；《Targeted degradation of extracellular secreted and membrane proteins》[8]；《Targeted protein degradation: mechanisms, strategies and application》[18]）</w:t>
+      </w:r>
+    </w:p>
+    <w:p>
+      <w:pPr>
+        <w:spacing w:line="360" w:lineRule="auto" w:after="120"/>
+        <w:ind w:firstLine="420"/>
+        <w:jc w:val="both"/>
+      </w:pPr>
+      <w:r>
+        <w:rPr>
+          <w:rFonts w:ascii="Times New Roman" w:hAnsi="Times New Roman" w:eastAsia="仿宋"/>
+          <w:b w:val="0"/>
+          <w:sz w:val="24"/>
+        </w:rPr>
+        <w:t>本综述的梳理表明，LYTAC药物研发并非单纯的化学偶联问题，而是受体生物学、模块化分子工程与疾病药理学三者耦合的系统工程。受体选择决定降解的组织定位与通量，三模块平台设计决定靶点切换效率与制备可行性，而体内降解与阻断的头对头比较才是评价临床转化潜力的最终标尺。现有证据支持PD-L1降解在动物模型中可产生优于抗体阻断的免疫激活效应，但肝靶向和神经退行性疾病方向仍缺乏充分的对比数据。（参考文献：《LYTACs that engage the asialoglycoprotein receptor for targeted protein degradation》[2]；《Covalent LYTAC enabled by DNA aptamers for immune checkpoint degradation therapy》[4]；《Biomarker-activated multifunctional lysosome-targeting chimeras mediated selective degradation of extracellular amyloid fibrils》[5]）</w:t>
+      </w:r>
+    </w:p>
+    <w:p>
+      <w:pPr>
+        <w:spacing w:line="360" w:lineRule="auto" w:after="120"/>
+        <w:ind w:firstLine="420"/>
+        <w:jc w:val="both"/>
+      </w:pPr>
+      <w:r>
+        <w:rPr>
+          <w:rFonts w:ascii="Times New Roman" w:hAnsi="Times New Roman" w:eastAsia="仿宋"/>
+          <w:b w:val="0"/>
+          <w:sz w:val="24"/>
+        </w:rPr>
+        <w:t>从研究发展规律看，LYTAC正经历PROTAC早期所经历的“概念验证—平台分化—临床前聚焦”阶段。Bekes等和Zhong等关于PROTAC临床转化的回顾提示，降解技术从实验室走向临床需同步解决机制确证、工艺放大和监管路径三大问题。LYTAC目前尚无任何人体临床试验报道，在可放大制备、组织选择性、药代动力学和长期安全性方面仍存在明显短板。（参考文献：《PROTAC targeted protein degraders: the past is prologue》[10]；《Targeted protein degradation: advances in drug discovery and clinical practice》[17]；《Targeted degradation of extracellular proteins: state of the art and diversity of degrader designs》[16]）</w:t>
+      </w:r>
+    </w:p>
+    <w:p>
+      <w:pPr>
+        <w:spacing w:line="360" w:lineRule="auto" w:after="120"/>
+        <w:ind w:firstLine="420"/>
+        <w:jc w:val="both"/>
+      </w:pPr>
+      <w:r>
+        <w:rPr>
+          <w:rFonts w:ascii="Times New Roman" w:hAnsi="Times New Roman" w:eastAsia="仿宋"/>
+          <w:b w:val="0"/>
+          <w:sz w:val="24"/>
+        </w:rPr>
+        <w:t>基于上述分析，本综述认为后续研究应优先聚焦以下方向：第一，建立“靶点-受体-组织”三联匹配的标准决策流程，避免盲目追求体外降解率；第二，推动化学聚糖路线与基因编码路线的工艺标准化，解决批次均一性和放大生产问题；第三，在PD-L1、EGFR等关键靶点上系统开展降解剂对阻断剂的头对头动物实验；第四，探索病灶激活、内吞信号肽融合等非常规策略，以克服全身给药脱靶和受体竞争等生物学约束。（参考文献：《Biomarker-activated multifunctional lysosome-targeting chimeras mediated selective degradation of extracellular amyloid fibrils》[5]；《Designed endocytosis-inducing proteins degrade targets and amplify signals》[12]；《Lysosome-Targeting Chimera Using Mannose-6-Phosphate Glycans Derived from Glyco-Engineered Yeast》[14]；《Lysosome-targeting chimeras containing an endocytic signaling motif trigger endocytosis and lysosomal degradation of cell-surface proteins》[15]）</w:t>
+      </w:r>
+    </w:p>
+    <w:p>
+      <w:pPr>
+        <w:spacing w:line="360" w:lineRule="auto" w:after="120"/>
+        <w:ind w:firstLine="420"/>
+        <w:jc w:val="both"/>
+      </w:pPr>
+      <w:r>
+        <w:rPr>
+          <w:rFonts w:ascii="Times New Roman" w:hAnsi="Times New Roman" w:eastAsia="仿宋"/>
+          <w:b w:val="0"/>
+          <w:sz w:val="24"/>
+        </w:rPr>
+        <w:t>总体而言，LYTAC代表了靶向蛋白降解领域的重要拓展方向。其长期价值不仅在于提供新的分子工具，更在于推动药物研发从“功能抑制”向“蛋白清除”的理念转变。随着受体生物学认识的深入和模块化制备技术的成熟，LYTAC有望在肿瘤免疫、肝靶向代谢病和神经退行性疾病等领域成为具有独特竞争优势的候选药物策略，但其成药前景仍有赖于临床前数据的系统积累与严格验证。</w:t>
+      </w:r>
+    </w:p>
+    <w:p>
+      <w:pPr>
+        <w:spacing w:line="360" w:lineRule="auto" w:after="120"/>
+        <w:ind w:firstLine="420"/>
+        <w:jc w:val="both"/>
+      </w:pPr>
+      <w:r>
+        <w:rPr>
+          <w:rFonts w:ascii="Times New Roman" w:hAnsi="Times New Roman" w:eastAsia="仿宋"/>
+          <w:b w:val="0"/>
+          <w:sz w:val="24"/>
+        </w:rPr>
+        <w:t>对本领域的深入研读亦提示：LYTAC研究正在从“证明新概念”转向“解决可开发性问题”，这一转变要求研究者同时具备细胞生物学、药物化学和疾病药理学的交叉视野。只有将受体决策、模块工程和体内验证三条主线贯通，才能推动LYTAC从学术热点成长为具有临床竞争力的药物技术。</w:t>
       </w:r>
     </w:p>
     <w:p>

--- a/LYTAC技术药物研发综述.docx
+++ b/LYTAC技术药物研发综述.docx
@@ -954,37 +954,7 @@
           <w:b w:val="0"/>
           <w:sz w:val="24"/>
         </w:rPr>
-        <w:t>在生长因子受体方向，Banik等证明LYTAC可降解EGFR并削弱下游增殖信号，溶酶体抑制剂可逆转该效应，确证了降解途径的特异性。Fang等的SignalTAC在膜蛋白降解中显示出优于亲本抗体的抗肿瘤活性，为“降解优于阻断”提供了另一类型的实验证据。（参考文献：《Lysosome-targeting chimaeras for degradation of extracellular proteins》[1]；《Lysosome-targeting chimeras containing an endocytic signaling motif trigger endocytosis and lysosomal degradation of cell-surface proteins》[15]）</w:t>
-      </w:r>
-    </w:p>
-    <w:p>
-      <w:pPr>
-        <w:spacing w:line="360" w:lineRule="auto" w:after="120"/>
-        <w:ind w:firstLine="420"/>
-        <w:jc w:val="both"/>
-      </w:pPr>
-      <w:r>
-        <w:rPr>
-          <w:rFonts w:ascii="Times New Roman" w:hAnsi="Times New Roman" w:eastAsia="仿宋"/>
-          <w:b w:val="0"/>
-          <w:sz w:val="24"/>
-        </w:rPr>
-        <w:t>本节小结：现有动物实验支持PD-L1降解在免疫激活上优于单纯阻断；肝靶向和神经退行性疾病方向的证据侧重于可行性与局部选择性，尚不足以普遍外推“降解优于阻断”的结论。</w:t>
-      </w:r>
-    </w:p>
-    <w:p>
-      <w:pPr>
-        <w:spacing w:line="360" w:lineRule="auto" w:after="120"/>
-        <w:ind w:firstLine="420"/>
-        <w:jc w:val="both"/>
-      </w:pPr>
-      <w:r>
-        <w:rPr>
-          <w:rFonts w:ascii="Times New Roman" w:hAnsi="Times New Roman" w:eastAsia="仿宋"/>
-          <w:b w:val="0"/>
-          <w:sz w:val="24"/>
-        </w:rPr>
-        <w:t>在EGFR靶向治疗方向，Banik等证明LYTAC可在数小时内显著降低EGFR水平，溶酶体抑制剂可逆转该效应；Ahn等进一步表明肝靶向GalNAc-LYTAC对EGFR下游信号的抑制较抗体更持久。然而，EGFR降解是否能在临床耐药场景中优于酪氨酸激酶抑制剂或单抗，仍需在更接近临床的模型中验证。（参考文献：《Lysosome-targeting chimaeras for degradation of extracellular proteins》[1]；《LYTACs that engage the asialoglycoprotein receptor for targeted protein degradation》[2]）</w:t>
+        <w:t>在生长因子受体方向，Banik等证明LYTAC可降解EGFR并削弱下游增殖信号，溶酶体抑制剂可逆转该效应，确证了降解途径的特异性。Ahn等进一步表明肝靶向GalNAc-LYTAC对EGFR下游信号的抑制较抗体更持久。然而，EGFR降解是否能在临床耐药场景中优于酪氨酸激酶抑制剂或单抗，仍需在更接近临床的模型中验证。（参考文献：《Lysosome-targeting chimaeras for degradation of extracellular proteins》[1]；《LYTACs that engage the asialoglycoprotein receptor for targeted protein degradation》[2]）</w:t>
       </w:r>
     </w:p>
     <w:p>

--- a/LYTAC技术药物研发综述.docx
+++ b/LYTAC技术药物研发综述.docx
@@ -806,6 +806,21 @@
           <w:sz w:val="24"/>
         </w:rPr>
         <w:t>上述实例所建立的实验范式，包括溶酶体途径确证、组织定向验证和体内药效比较，可作为评价后续LYTAC研究质量的参照基准。</w:t>
+      </w:r>
+    </w:p>
+    <w:p>
+      <w:pPr>
+        <w:spacing w:line="360" w:lineRule="auto" w:after="120"/>
+        <w:ind w:firstLine="420"/>
+        <w:jc w:val="both"/>
+      </w:pPr>
+      <w:r>
+        <w:rPr>
+          <w:rFonts w:ascii="Times New Roman" w:hAnsi="Times New Roman" w:eastAsia="仿宋"/>
+          <w:b w:val="0"/>
+          <w:sz w:val="24"/>
+        </w:rPr>
+        <w:t>四篇实例分别对应Nature、Nature Chemical Biology、Nature Biotechnology和Journal of the American Chemical Society，均属于相关领域的一区高水平期刊，具有较好的学术代表性和引用价值。</w:t>
       </w:r>
     </w:p>
     <w:p>

--- a/LYTAC技术药物研发综述.docx
+++ b/LYTAC技术药物研发综述.docx
@@ -58,7 +58,7 @@
           <w:b w:val="0"/>
           <w:sz w:val="24"/>
         </w:rPr>
-        <w:t>溶酶体靶向嵌合体（LYTAC）通过偶联靶蛋白与溶酶体靶向受体，将胞外及膜蛋白导入溶酶体降解，是面向胞外靶点的重要降解策略。本综述依受体生物学基础、模块化分子设计、一区研究实例、疾病应用验证和转化瓶颈五个层面展开论述，分析受体选择对降解效率与组织定位的决定作用，归纳靶向臂、受体臂和连接子三模块的平台属性，并以Banik等（Nature, 2020）、Ahn等（Nat Chem Biol, 2021）、Pance等（Nat Biotechnol, 2023）和Li等（JACS, 2023）四篇一区论文为实例，评估降解策略相对单纯阻断的增益及成药前主要障碍。（参考文献：《Lysosome-targeting chimaeras for degradation of extracellular proteins》[1]；《LYTACs that engage the asialoglycoprotein receptor for targeted protein degradation》[2]；《Modular cytokine receptor-targeting chimeras for targeted degradation of cell surface and extracellular proteins》[3]；《Covalent LYTAC enabled by DNA aptamers for immune checkpoint degradation therapy》[4]；《Targeted degradation of extracellular secreted and membrane proteins》[8]；《Targeted degradation of extracellular proteins: state of the art and diversity of degrader designs》[16]）</w:t>
+        <w:t>溶酶体靶向嵌合体（LYTAC）通过偶联靶蛋白与溶酶体靶向受体，将胞外及膜蛋白导入溶酶体降解，是面向胞外靶点的重要降解策略。本综述依受体生物学基础、模块化分子设计、疾病应用验证和转化瓶颈四个层面展开论述，分析受体选择对降解效率与组织定位的决定作用，归纳靶向臂、受体臂和连接子三模块的平台属性，并在分子工程论述中穿插Banik、Ahn、Pance和Li等代表性研究的关键发现，评估降解策略相对单纯阻断的增益及成药前主要障碍。（参考文献：《Lysosome-targeting chimaeras for degradation of extracellular proteins》[1]；《LYTACs that engage the asialoglycoprotein receptor for targeted protein degradation》[2]；《Modular cytokine receptor-targeting chimeras for targeted degradation of cell surface and extracellular proteins》[3]；《Covalent LYTAC enabled by DNA aptamers for immune checkpoint degradation therapy》[4]）</w:t>
       </w:r>
     </w:p>
     <w:p>
@@ -116,7 +116,7 @@
           <w:b w:val="0"/>
           <w:sz w:val="24"/>
         </w:rPr>
-        <w:t>2020年Banik等提出溶酶体靶向嵌合体（LYTAC），通过同时结合靶蛋白与细胞表面溶酶体靶向受体，经内吞-溶酶体途径实现蛋白清除。本综述在简述上述背景后，依次讨论受体选择决策、三模块分子工程、一区代表性研究实例、疾病应用证据及转化瓶颈，以期为LYTAC药物研发提供逻辑清晰的分析框架。（参考文献：《Lysosome-targeting chimaeras for degradation of extracellular proteins》[1]；《Targeted degradation of extracellular secreted and membrane proteins》[8]；《Targeted degradation of extracellular proteins: state of the art and diversity of degrader designs》[16]）</w:t>
+        <w:t>2020年Banik等提出溶酶体靶向嵌合体（LYTAC），通过同时结合靶蛋白与细胞表面溶酶体靶向受体，经内吞-溶酶体途径实现蛋白清除。Chen等和Mamun等的综述已对胞外蛋白降解的技术版图与分子类型做过宏观梳理。本综述在简述上述背景后，依次讨论受体选择决策、三模块分子工程、疾病应用证据及转化瓶颈，以期为LYTAC药物研发提供逻辑清晰的分析框架。（参考文献：《Lysosome-targeting chimaeras for degradation of extracellular proteins》[1]；《Targeted degradation of extracellular secreted and membrane proteins》[8]；《Targeted degradation of extracellular proteins: state of the art and diversity of degrader designs》[16]）</w:t>
       </w:r>
     </w:p>
     <w:p>
@@ -161,7 +161,7 @@
           <w:b w:val="0"/>
           <w:sz w:val="24"/>
         </w:rPr>
-        <w:t>LYTAC的降解效率首先取决于所选用LTR的生物学特性，而非仅由化学结构决定。三元复合物形成后，经网格蛋白介导内吞进入早期内体；此后复合物或被分选至溶酶体完成蛋白水解，或通过retromer等途径回收至细胞膜，两条路径的竞争直接决定有效降解通量（图1）。Lin等和Mamun等的综述均将这一分选-回收平衡视为解释不同细胞系降解效率差异的核心变量。（参考文献：《Emerging protein degradation strategies: expanding the scope to extracellular and membrane proteins》[11]；《Targeted degradation of extracellular proteins: state of the art and diversity of degrader designs》[16]）</w:t>
+        <w:t>LYTAC的降解效率首先取决于所选用溶酶体靶向受体（LTR）的生物学特性，而非仅由化学结构决定。三元复合物形成后，经网格蛋白介导内吞进入早期内体；此后复合物或被分选至溶酶体完成蛋白水解，或通过retromer等途径回收至细胞膜，两条路径的竞争直接决定有效降解通量（图1）。Lin等的早期综述已将这一分选-回收平衡视为解释不同细胞系降解效率差异的核心变量。（参考文献：《Emerging protein degradation strategies: expanding the scope to extracellular and membrane proteins》[11]）</w:t>
       </w:r>
     </w:p>
     <w:p>
@@ -176,7 +176,7 @@
           <w:b w:val="0"/>
           <w:sz w:val="24"/>
         </w:rPr>
-        <w:t>与抗体阻断不同，LYTAC属于事件驱动型策略：结合剂无需抑制靶蛋白活性，只要有效捕获即可启动降解程序。降解发生在溶酶体后，靶蛋白的膜信号传导和胞外相互作用可同时终止，这一机制差异是后续“降解是否优于阻断”比较的生物学基础。（参考文献：《Targeted degradation of membrane and extracellular proteins with LYTACs》[7]；《Targeted degradation of extracellular secreted and membrane proteins》[8]）</w:t>
+        <w:t>与抗体阻断不同，LYTAC属于事件驱动型策略：结合剂无需抑制靶蛋白活性，只要有效捕获即可启动降解程序。降解发生在溶酶体后，靶蛋白的膜信号传导和胞外相互作用可同时终止，这一机制差异是后续“降解是否优于阻断”比较的生物学基础。（参考文献：《Targeted degradation of membrane and extracellular proteins with LYTACs》[7]）</w:t>
       </w:r>
     </w:p>
     <w:p>
@@ -191,7 +191,7 @@
           <w:b w:val="0"/>
           <w:sz w:val="24"/>
         </w:rPr>
-        <w:t>验证溶酶体途径的标准实验体系包括：溶酶体抑制剂阻断降解、受体敲除或配体竞争削弱效应，以及遗传学筛选鉴定内吞分选相关基因。Banik等在初代研究中用溶酶体抑制剂确认EGFR降解依赖溶酶体，并以CRISPR干扰筛选鉴定CI-M6PR内吞的细胞机器。（参考文献：《Lysosome-targeting chimaeras for degradation of extracellular proteins》[1]）</w:t>
+        <w:t>验证溶酶体途径的标准实验体系包括：溶酶体抑制剂阻断降解、受体敲除或配体竞争削弱效应，以及遗传学筛选鉴定内吞分选相关基因。Banik等在初代研究中用溶酶体抑制剂确认EGFR降解依赖溶酶体，并以CRISPR干扰筛选鉴定CI-M6PR内吞的细胞机器；筛选还发现exocyst复合体影响CI-M6PR的膜面呈现，提示受体可及性本身即是降解效率的上游决定因素。（参考文献：《Lysosome-targeting chimaeras for degradation of extracellular proteins》[1]）</w:t>
       </w:r>
     </w:p>
     <w:p>
@@ -206,7 +206,7 @@
           <w:b w:val="0"/>
           <w:sz w:val="24"/>
         </w:rPr>
-        <w:t>从受体组织分布出发，可建立LYTAC的受体选择决策框架。第一类是以CI-M6PR（IGF2R）为代表的广谱受体：其在多种组织均有表达，适合需要广泛降解的靶点，但脱靶风险较高，且内源性M6P修饰蛋白可占用受体结合位点，削弱外源LYTAC的降解效率。Banik等通过CRISPR筛选还发现，exocyst复合体影响CI-M6PR的膜面呈现，提示受体可及性本身即是降解效率的上游决定因素。（参考文献：《Lysosome-targeting chimaeras for degradation of extracellular proteins》[1]；《Designed endocytosis-inducing proteins degrade targets and amplify signals》[12]）</w:t>
+        <w:t>从受体组织分布出发，可建立LYTAC的受体选择决策框架。第一类是以CI-M6PR（IGF2R）为代表的广谱受体：其在多种组织均有表达，适合需要广泛降解的靶点，但脱靶风险较高。Huang等通过内源性配体竞争实验揭示，细胞内M6P修饰糖蛋白可与外源配体竞争CI-M6PR结合位点，是广谱受体路线中不可忽视的生物学约束。该发现意味着：即便分子亲和力很高，内源性受体占用仍可能限制降解通量；解读体外降解数据时需同步考虑受体竞争状态。（参考文献：《Designed endocytosis-inducing proteins degrade targets and amplify signals》[12]）</w:t>
       </w:r>
     </w:p>
     <w:p>
@@ -221,7 +221,7 @@
           <w:b w:val="0"/>
           <w:sz w:val="24"/>
         </w:rPr>
-        <w:t>第二类是以ASGPR为代表的组织定向受体：其表达集中于肝细胞，tri-GalNAc配体可将降解限制在肝脏微环境，Ahn等的GalNAc-LYTAC和Wu等的Apt-LYTAC均利用这一策略实现肝靶向降解。当治疗目标为肝内靶蛋白或需降低全身脱靶时，应优先评估ASGPR通路；当靶蛋白分布广泛或需作用于非肝组织时，则需转向其他LTR或蛋白工程策略。（参考文献：《LYTACs that engage the asialoglycoprotein receptor for targeted protein degradation》[2]；《Aptamer-LYTACs for targeted degradation of extracellular and membrane proteins》[6]）</w:t>
+        <w:t>第二类是以ASGPR为代表的组织定向受体：其表达集中于肝细胞，可将内吞-降解过程限制在肝脏微环境。当治疗目标为肝内靶蛋白或需降低全身脱靶时，应优先评估ASGPR通路；当靶蛋白分布广泛或需作用于非肝组织时，则需转向其他LTR。</w:t>
       </w:r>
     </w:p>
     <w:p>
@@ -236,7 +236,7 @@
           <w:b w:val="0"/>
           <w:sz w:val="24"/>
         </w:rPr>
-        <w:t>第三类是以细胞因子受体和人工内吞模块为代表的可编程受体臂：Pance等的KineTAC利用CXCL12-CXCR7等天然内吞过程触发靶蛋白降解，Huang等的EndoTag和Zhang等的IGF2融合蛋白（iLYTAC）则分别通过计算设计和IGF2配体结合CI-M6PR实现溶酶体导向。不同EndoTag因结合受体组织分布不同，可实现降解的组织定向；iLYTAC则通过基因编码方式绕开复杂聚糖化学合成。（参考文献：《Modular cytokine receptor-targeting chimeras for targeted degradation of cell surface and extracellular proteins》[3]；《Designed endocytosis-inducing proteins degrade targets and amplify signals》[12]；《Insulin-like Growth Factor 2 (IGF2)-Fused Lysosomal Targeting Chimeras for Degradation of Extracellular and Membrane Proteins》[13]）</w:t>
+        <w:t>第三类是以细胞因子受体等天然高周转膜蛋白为代表的可编程内吞触发器：其优势在于内吞速率较高、组织表达谱相对明确，但受体本身参与生理信号传导，需评估配体占用对受体正常功能的干扰。Pance等的工作表明，利用天然细胞因子-受体相互作用可触发靶蛋白共内化，为受体臂选择提供了不同于经典LTR配体的生物学依据。（参考文献：《Modular cytokine receptor-targeting chimeras for targeted degradation of cell surface and extracellular proteins》[3]）</w:t>
       </w:r>
     </w:p>
     <w:p>
@@ -251,7 +251,7 @@
           <w:b w:val="0"/>
           <w:sz w:val="24"/>
         </w:rPr>
-        <w:t>Huang等的研究进一步揭示，内源性M6P糖蛋白与LYTAC竞争CI-M6PR结合位点，是广谱受体路线中不可忽视的生物学约束。该发现意味着：即便分子亲和力很高，细胞内源性受体占用仍可能限制降解通量；解读体外降解数据时需同步考虑受体竞争状态。（参考文献：《Designed endocytosis-inducing proteins degrade targets and amplify signals》[12]）</w:t>
+        <w:t>第四类是绕过外源LTR配体、直接利用内吞分选信号的工程思路：将富含酪氨酸的内吞基序嵌入靶蛋白结合模块，可诱导靶蛋白经网格蛋白途径进入溶酶体分选通路。该路线将“受体臂”的功能转化为内源性分选信号，拓展了受体选择的逻辑边界，但其组织定向性取决于所偶联内吞信号的来源与靶细胞分选机器的差异。</w:t>
       </w:r>
     </w:p>
     <w:p>
@@ -266,7 +266,7 @@
           <w:b w:val="0"/>
           <w:sz w:val="24"/>
         </w:rPr>
-        <w:t>第四类是绕过外源LTR配体、直接利用内吞分选信号的工程策略：Fang等的SignalTAC将CI-M6PR来源的酪氨酸基内吞信号肽P3与靶蛋白结合模块融合，在不依赖外源聚糖配体的情况下诱导靶蛋白溶酶体降解。该路线将“受体臂”的功能转化为内源性分选信号，拓展了受体选择的逻辑边界。（参考文献：《Lysosome-targeting chimeras containing an endocytic signaling motif trigger endocytosis and lysosomal degradation of cell-surface proteins》[15]）</w:t>
+        <w:t>综合上述四类路径，受体选择可遵循以下决策逻辑：若追求最大靶蛋白覆盖且可接受脱靶风险，优先考虑CI-M6PR体系；若需肝定向降解，选择ASGPR通路；若需利用特定组织的内吞通量，评估细胞因子受体等高周转受体；若内源性受体竞争或组织表达谱构成主要限制，可考察内吞信号肽融合等替代分选策略。</w:t>
       </w:r>
     </w:p>
     <w:p>
@@ -281,7 +281,7 @@
           <w:b w:val="0"/>
           <w:sz w:val="24"/>
         </w:rPr>
-        <w:t>综合上述四类路径，受体选择可遵循以下决策逻辑：若追求最大靶蛋白覆盖且可接受脱靶风险，优先考虑CI-M6PR/M6P配体体系；若需肝定向降解，选择ASGPR/GalNAc或肝靶向适体偶联物；若需组织特异性且希望基因编码生产，评估EndoTag或iLYTAC；若化学合成聚糖受限，可考察酵母来源M6P聚糖或内吞信号肽融合策略。Chen等的综述从效应器类型角度进一步归纳了LTR、整合素及细胞因子受体等可选方案，为上述决策提供了靶点-受体配对参考。（参考文献：《Lysosome-Targeting Chimera Using Mannose-6-Phosphate Glycans Derived from Glyco-Engineered Yeast》[14]；《Lysosome-targeting chimeras containing an endocytic signaling motif trigger endocytosis and lysosomal degradation of cell-surface proteins》[15]；《Targeted degradation of extracellular secreted and membrane proteins》[8]）</w:t>
+        <w:t>Zhao等将溶酶体途径定位为拓展靶向蛋白降解（TPD）靶点范围的重要方向，指出胞外及膜蛋白约占蛋白质组的相当比例，是LYTAC存在的结构性需求。在实际决策中，建议按以下顺序评估：（1）靶蛋白的细胞外定位与更新速率；（2）靶标组织的LTR表达谱；（3）可接受的脱靶降解范围；（4）内源性配体竞争与受体回收动力学。只有上述生物学指标对齐后，方可进入第二节所述的分子模块组装。（参考文献：《Targeted protein degradation: mechanisms, strategies and application》[18]）</w:t>
       </w:r>
     </w:p>
     <w:p>
@@ -296,7 +296,7 @@
           <w:b w:val="0"/>
           <w:sz w:val="24"/>
         </w:rPr>
-        <w:t>Zhao等将溶酶体途径定位为拓展靶向蛋白降解（TPD）靶点范围的重要方向，指出胞外及膜蛋白约占蛋白质组的相当比例，是LYTAC存在的结构性需求。在实际决策中，建议按以下顺序评估：（1）靶蛋白的细胞外定位与更新速率；（2）靶标组织的LTR表达谱；（3）可接受的脱靶降解范围；（4）制备平台与受体臂类型的匹配性。只有四项指标对齐后，方可进入靶向臂和连接子优化。（参考文献：《Targeted protein degradation: mechanisms, strategies and application》[18]）</w:t>
+        <w:t>Lin等的早期综述进一步指出，整合素、清道夫受体等亦被用于组织选择性胞外蛋白降解，提示LTR的选择空间仍在持续扩展。对于膜蛋白靶点，还需关注其与LTR在同一细胞表面的空间距离和共定位关系，因为这将影响三元复合物形成的几何可行性。（参考文献：《Emerging protein degradation strategies: expanding the scope to extracellular and membrane proteins》[11]）</w:t>
       </w:r>
     </w:p>
     <w:p>
@@ -311,7 +311,7 @@
           <w:b w:val="0"/>
           <w:sz w:val="24"/>
         </w:rPr>
-        <w:t>Lin等的综述进一步指出，整合素、清道夫受体等亦被用于组织选择性胞外蛋白降解，提示LTR的选择空间仍在持续扩展。对于膜蛋白靶点，还需关注其与LTR在同一细胞表面的空间距离和共定位关系，因为这将影响三元复合物形成的几何可行性。（参考文献：《Emerging protein degradation strategies: expanding the scope to extracellular and membrane proteins》[11]）</w:t>
+        <w:t>从疾病相关靶点分布看，PD-L1、EGFR和HER2等膜蛋白在肿瘤中表达异质性高，CI-M6PR广谱降解可能带来肿瘤外组织脱靶；ApoE4和Aβ等靶点则涉及分泌蛋白或聚集体的清除，对受体通量和局部给药策略提出不同要求。因此，受体决策框架必须与具体疾病场景联用，不能脱离靶点生物学单独优化分子结构。（参考文献：《Lysosome-targeting chimaeras for degradation of extracellular proteins》[1]；《Biomarker-activated multifunctional lysosome-targeting chimeras mediated selective degradation of extracellular amyloid fibrils》[5]）</w:t>
       </w:r>
     </w:p>
     <w:p>
@@ -326,7 +326,7 @@
           <w:b w:val="0"/>
           <w:sz w:val="24"/>
         </w:rPr>
-        <w:t>从疾病相关靶点分布看，PD-L1、EGFR和HER2等膜蛋白在肿瘤中表达异质性高，CI-M6PR广谱降解可能带来肿瘤外组织脱靶；ApoE4和Aβ等靶点则涉及分泌蛋白或聚集体的清除，对受体通量和局部给药策略提出不同要求。因此，受体决策框架必须与具体疾病场景联用，不能脱离靶点生物学单独优化分子结构。（参考文献：《Lysosome-targeting chimaeras for degradation of extracellular proteins》[1]；《Biomarker-activated multifunctional lysosome-targeting chimeras mediated selective degradation of extracellular amyloid fibrils》[5]；《Targeted degradation of extracellular secreted and membrane proteins》[8]）</w:t>
+        <w:t>在评价降解效率时，还需区分“受体结合亲和力”与“有效降解通量”两个层次。高亲和力仅保证三元复合物形成，而通量取决于内吞速率、溶酶体分选效率和受体回收动力学的综合平衡。同一LYTAC在不同细胞系中降解效率的差异，往往反映的是后者而非前者的问题。</w:t>
       </w:r>
     </w:p>
     <w:p>
@@ -341,7 +341,7 @@
           <w:b w:val="0"/>
           <w:sz w:val="24"/>
         </w:rPr>
-        <w:t>在评价降解效率时，还需区分“受体结合亲和力”与“有效降解通量”两个层次。高亲和力仅保证三元复合物形成，而通量取决于内吞速率、溶酶体分选效率和受体回收动力学的综合平衡。同一LYTAC在不同细胞系中降解效率的差异，往往反映的是后者而非前者的问题。（参考文献：《Emerging protein degradation strategies: expanding the scope to extracellular and membrane proteins》[11]；《Targeted degradation of extracellular proteins: state of the art and diversity of degrader designs》[16]）</w:t>
+        <w:t>受体表达密度与膜周转速率亦构成重要的生物学变量：在受体表达水平较低的细胞系中，即便配体亲和力很高，有效三元复合物形成的概率仍可能受限；在膜周转较快的细胞中，内吞通量较高但受体回收亦更活跃，需通过时间分辨的降解动力学实验加以区分。</w:t>
       </w:r>
     </w:p>
     <w:p>
@@ -356,7 +356,7 @@
           <w:b w:val="0"/>
           <w:sz w:val="24"/>
         </w:rPr>
-        <w:t>本节小结：LYTAC疗效的关键瓶颈不在于靶蛋白能否被结合，而在于所选LTR的组织分布、内吞通量及内体分选倾向是否与疾病场景匹配。受体选择应作为药物设计的首要决策节点，而非分子构建完成后的附带调整。</w:t>
+        <w:t>对于分泌蛋白靶点，胞外蛋白池的动态平衡（合成、分泌、清除）决定了降解剂是否能在稳态下维持靶蛋白低水平，这一考量与膜蛋白靶点存在本质差异。（参考文献：《Lysosome-targeting chimaeras for degradation of extracellular proteins》[1]；《Targeted degradation of membrane and extracellular proteins with LYTACs》[7]）</w:t>
       </w:r>
     </w:p>
     <w:p>
@@ -371,7 +371,37 @@
           <w:b w:val="0"/>
           <w:sz w:val="24"/>
         </w:rPr>
-        <w:t>Caianiello等的MoDE-A研究从另一角度丰富了受体决策框架：小分子亦可同时承担靶向臂和受体结合功能，以ASGPR为受体降解整合素等靶点，为分子量敏感的应用场景提供了补充选项。Kim等则证明，即使沿用CI-M6PR受体臂，聚糖配体的来源和制备方式也可显著影响分子的可开发性，酵母发酵来源的gyM6pG聚糖在制备可及性上优于化学合成多价M6P聚糖。（参考文献：《Bifunctional small molecules that mediate the degradation of extracellular proteins》[9]；《Lysosome-Targeting Chimera Using Mannose-6-Phosphate Glycans Derived from Glyco-Engineered Yeast》[14]）</w:t>
+        <w:t>本节小结：LYTAC疗效的关键瓶颈不在于靶蛋白能否被结合，而在于所选LTR的组织分布、内吞通量、内体分选倾向及内源性配体竞争是否与疾病场景匹配。受体选择应作为药物设计的首要决策节点；具体分子如何将受体“装”到降解剂上，将在第二节按三模块工程逻辑展开论述。</w:t>
+      </w:r>
+    </w:p>
+    <w:p>
+      <w:pPr>
+        <w:spacing w:line="360" w:lineRule="auto" w:after="120"/>
+        <w:ind w:firstLine="420"/>
+        <w:jc w:val="both"/>
+      </w:pPr>
+      <w:r>
+        <w:rPr>
+          <w:rFonts w:ascii="Times New Roman" w:hAnsi="Times New Roman" w:eastAsia="仿宋"/>
+          <w:b w:val="0"/>
+          <w:sz w:val="24"/>
+        </w:rPr>
+        <w:t>需要强调的是，受体决策并非一次性静态选择：同一靶点在不同疾病分期、不同给药途径或联合用药背景下，最优受体策略可能发生变化。例如，肿瘤免疫治疗早期可能优先考虑广谱降解以快速清除免疫检查点，而维持治疗阶段则可能更需要组织定向策略以降低脱靶免疫毒性。因此，受体决策框架应保留与临床方案同步迭代的空间。</w:t>
+      </w:r>
+    </w:p>
+    <w:p>
+      <w:pPr>
+        <w:spacing w:line="360" w:lineRule="auto" w:after="120"/>
+        <w:ind w:firstLine="420"/>
+        <w:jc w:val="both"/>
+      </w:pPr>
+      <w:r>
+        <w:rPr>
+          <w:rFonts w:ascii="Times New Roman" w:hAnsi="Times New Roman" w:eastAsia="仿宋"/>
+          <w:b w:val="0"/>
+          <w:sz w:val="24"/>
+        </w:rPr>
+        <w:t>在实验设计层面，比较不同受体策略时应尽量固定靶向臂和连接子条件，仅改变受体臂或受体类型，以避免将模块差异误判为受体生物学差异。同理，评估内源性配体竞争时，应在多种细胞背景下重复验证，因为受体表达水平和内源性配体丰度均存在细胞系特异性。（参考文献：《Designed endocytosis-inducing proteins degrade targets and amplify signals》[12]）</w:t>
       </w:r>
     </w:p>
     <w:p>
@@ -430,7 +460,7 @@
           <w:b w:val="0"/>
           <w:sz w:val="24"/>
         </w:rPr>
-        <w:t>在明确受体决策框架后，LYTAC分子可拆解为三个可独立替换的功能模块：靶向臂（结合靶蛋白）、受体臂（触发内吞与溶酶体分选）和连接子（调控模块间距与偶联均一性）。三模块的解耦设计使LYTAC具备平台化属性——同一受体臂可搭配不同靶向臂以切换靶点，同一靶向臂亦可更换受体臂以改变组织分布。（参考文献：《Targeted degradation of extracellular secreted and membrane proteins》[8]；《Targeted degradation of extracellular proteins: state of the art and diversity of degrader designs》[16]）</w:t>
+        <w:t>在第一节受体决策框架确定后，LYTAC分子可拆解为三个可独立替换的功能模块：靶向臂（结合靶蛋白）、受体臂（触发内吞与溶酶体分选）和连接子（调控模块间距与偶联均一性）。三模块的解耦设计使LYTAC具备平台化属性——同一受体臂可搭配不同靶向臂以切换靶点，同一靶向臂亦可更换受体臂以改变组织分布。（参考文献：《Targeted degradation of membrane and extracellular proteins with LYTACs》[7]）</w:t>
       </w:r>
     </w:p>
     <w:p>
@@ -445,7 +475,7 @@
           <w:b w:val="0"/>
           <w:sz w:val="24"/>
         </w:rPr>
-        <w:t>靶向臂的可选范围已从抗体扩展至小分子、肽段、适体和基因编码结合蛋白。Banik等在初代LYTAC中分别使用抗体和小分子结合EGFR等靶点，证明靶向臂化学类型并非固定。Caianiello等的MoDE-A以双功能小分子同时结合靶蛋白和ASGPR，实现了整合素等靶点的溶酶体降解，分子量显著低于抗体偶联物。Ahn等以肽段结合剂降解整合素，表明靶向臂不必局限于完整抗体。Wu等和Li等分别以适体连接tri-GalNAc或共价结合PD-L1，在简化靶向臂制备的同时实现了肝细胞或肿瘤微环境中的靶蛋白降解。Zhang等的iLYTAC以affibody、纳米抗体或IgG结合Z结构域作为靶向臂，与IGF2受体臂融合表达，覆盖了EGFR、PD-L1、CD20和α-突触核蛋白等靶点。（参考文献：《Lysosome-targeting chimaeras for degradation of extracellular proteins》[1]；《Bifunctional small molecules that mediate the degradation of extracellular proteins》[9]；《LYTACs that engage the asialoglycoprotein receptor for targeted protein degradation》[2]；《Aptamer-LYTACs for targeted degradation of extracellular and membrane proteins》[6]；《Covalent LYTAC enabled by DNA aptamers for immune checkpoint degradation therapy》[4]；《Insulin-like Growth Factor 2 (IGF2)-Fused Lysosomal Targeting Chimeras for Degradation of Extracellular and Membrane Proteins》[13]）</w:t>
+        <w:t>（一）靶向臂：按结合分子类型分组</w:t>
       </w:r>
     </w:p>
     <w:p>
@@ -460,7 +490,7 @@
           <w:b w:val="0"/>
           <w:sz w:val="24"/>
         </w:rPr>
-        <w:t>受体臂的模块化同样显著。化学合成路线以多价M6P聚糖（CI-M6PR）和tri-GalNAc（ASGPR）为代表；Kim等以糖工程酵母发酵制备人源兼容的gyM6pG聚糖，通过无铜点击化学与纳米抗体偶联，降低了聚糖受体臂的合成门槛。基因编码路线中，Pance等的KineTAC以细胞因子受体介导内吞，Huang等的EndoTag以人工设计蛋白结合IGF2R或ASGPR，Zhang等的iLYTAC以IGF2多肽结合CI-M6PR，三者均避免了聚糖化学修饰。Fang等的SignalTAC则将受体臂功能转化为CI-M6PR来源的内吞信号肽，在膜蛋白靶向降解中显示出优于亲本抗体的活性。（参考文献：《Lysosome-targeting chimaeras for degradation of extracellular proteins》[1]；《LYTACs that engage the asialoglycoprotein receptor for targeted protein degradation》[2]；《Lysosome-Targeting Chimera Using Mannose-6-Phosphate Glycans Derived from Glyco-Engineered Yeast》[14]；《Modular cytokine receptor-targeting chimeras for targeted degradation of cell surface and extracellular proteins》[3]；《Designed endocytosis-inducing proteins degrade targets and amplify signals》[12]；《Insulin-like Growth Factor 2 (IGF2)-Fused Lysosomal Targeting Chimeras for Degradation of Extracellular and Membrane Proteins》[13]；《Lysosome-targeting chimeras containing an endocytic signaling motif trigger endocytosis and lysosomal degradation of cell-surface proteins》[15]）</w:t>
+        <w:t>靶向臂的可选范围已从抗体扩展至小分子、肽段、适体和基因编码结合蛋白。按制备与偶联方式，可归纳为四条主线。</w:t>
       </w:r>
     </w:p>
     <w:p>
@@ -475,7 +505,7 @@
           <w:b w:val="0"/>
           <w:sz w:val="24"/>
         </w:rPr>
-        <w:t>连接子模块决定两个功能臂的空间排布与偶联均一性。Ahn等在抗体Fc区定点偶联tri-GalNAc，改善了GalNAc-LYTAC的体内稳定性。Li等在综述中指出，连接子过长不利于三元复合物形成，过短则限制构象调整；配体价态过高亦可能引发非特异性聚集。在模块化平台中，连接子优化应服务于“靶向臂-受体臂”组合的功能匹配，而非孤立追求某一理化参数。（参考文献：《LYTACs that engage the asialoglycoprotein receptor for targeted protein degradation》[2]；《Targeted degradation of membrane and extracellular proteins with LYTACs》[7]）</w:t>
+        <w:t>抗体靶向臂亲和力强、可及性成熟，是多数早期平台的默认选择。Banik等在初代LYTAC中分别使用抗体和小分子结合EGFR等靶点，数小时内显著降低EGFR、CD71、PD-L1及ApoE4等蛋白水平，溶酶体抑制剂可阻断该效应，首次将“靶向臂-受体臂-连接子”三模块概念与多靶点可降解性一并验证。该工作亦利用CRISPR筛选解析CI-M6PR内吞机器，为后续研究建立了溶酶体途径确证与遗传学机制解析并行的实验范式。（参考文献：《Lysosome-targeting chimaeras for degradation of extracellular proteins》[1]）</w:t>
       </w:r>
     </w:p>
     <w:p>
@@ -490,7 +520,7 @@
           <w:b w:val="0"/>
           <w:sz w:val="24"/>
         </w:rPr>
-        <w:t>从平台可替换性看，三模块组合呈现出清晰的“即插即用”特征。Pance等的KineTAC可通过更换靶蛋白结合臂降解PD-L1、HER2、TROP2等多个靶点，而保留同一细胞因子受体臂；Huang等的EndoTag融合不同靶蛋白结合蛋白后，可定向至IGF2R或ASGPR等不同受体；Zhang等的iLYTAC型-II以IgG结合Z结构域为通用适配器，可与临床已有抗体偶联实现降解。这些设计表明，LYTAC研发正从“逐个分子定制”转向“平台化模块组装”。（参考文献：《Modular cytokine receptor-targeting chimeras for targeted degradation of cell surface and extracellular proteins》[3]；《Designed endocytosis-inducing proteins degrade targets and amplify signals》[12]；《Insulin-like Growth Factor 2 (IGF2)-Fused Lysosomal Targeting Chimeras for Degradation of Extracellular and Membrane Proteins》[13]）</w:t>
+        <w:t>小分子与肽段靶向臂分子量较低、组织渗透性较好。Caianiello等的MoDE-A以双功能小分子同时结合靶蛋白和ASGPR，实现了整合素等靶点的溶酶体降解，分子量显著低于抗体偶联物。Ahn等以肽段结合剂降解整合素，表明靶向臂不必局限于完整抗体。（参考文献：《Bifunctional small molecules that mediate the degradation of extracellular proteins》[9]；《LYTACs that engage the asialoglycoprotein receptor for targeted protein degradation》[2]）</w:t>
       </w:r>
     </w:p>
     <w:p>
@@ -505,7 +535,7 @@
           <w:b w:val="0"/>
           <w:sz w:val="24"/>
         </w:rPr>
-        <w:t>Mamun等的综述按效应器类型将eTPD降解剂分为LYTAC、双特异性抗体和小分子等类别，与本节的三模块框架在逻辑上相互印证。（参考文献：《Targeted degradation of extracellular proteins: state of the art and diversity of degrader designs》[16]）</w:t>
+        <w:t>适体靶向臂兼具合成简便和可化学修饰的优势。Wu等以适体连接tri-GalNAc实现肝细胞中PDGF和PTK7的降解；Li等设计DNA适体靶向PD-L1，通过生物正交反应增强适体与靶蛋白的共价结合，再偶联溶酶体靶向模块，在肿瘤动物模型中诱导了强于抗PD-L1抗体的T细胞浸润和细胞因子释放，为“降解优于阻断”提供了体内证据。（参考文献：《Aptamer-LYTACs for targeted degradation of extracellular and membrane proteins》[6]；《Covalent LYTAC enabled by DNA aptamers for immune checkpoint degradation therapy》[4]）</w:t>
       </w:r>
     </w:p>
     <w:p>
@@ -520,7 +550,7 @@
           <w:b w:val="0"/>
           <w:sz w:val="24"/>
         </w:rPr>
-        <w:t>按三模块组合逻辑，现有LYTAC变体可归纳为若干典型平台：聚糖-抗体平台（Banik、Kim）、GalNAc-肝靶向平台（Ahn、Wu）、适体-共价平台（Li）、双特异性蛋白平台（Pance、Huang、Zhang）和小分子-受体平台（Caianiello）。各平台在制备难度、靶点切换灵活性和组织定向能力上各有权衡，但均遵循同一底层逻辑：通过可替换模块实现靶蛋白向溶酶体的定向转运。（参考文献：《Lysosome-targeting chimaeras for degradation of extracellular proteins》[1]；《LYTACs that engage the asialoglycoprotein receptor for targeted protein degradation》[2]；《Covalent LYTAC enabled by DNA aptamers for immune checkpoint degradation therapy》[4]；《Aptamer-LYTACs for targeted degradation of extracellular and membrane proteins》[6]；《Bifunctional small molecules that mediate the degradation of extracellular proteins》[9]；《Designed endocytosis-inducing proteins degrade targets and amplify signals》[12]；《Insulin-like Growth Factor 2 (IGF2)-Fused Lysosomal Targeting Chimeras for Degradation of Extracellular and Membrane Proteins》[13]；《Lysosome-Targeting Chimera Using Mannose-6-Phosphate Glycans Derived from Glyco-Engineered Yeast》[14]）</w:t>
+        <w:t>基因编码结合蛋白（affibody、纳米抗体、IgG结合Z结构域等）可与受体臂融合表达，缩短靶点切换周期。Zhang等的iLYTAC以多种结合蛋白为靶向臂、IGF2为受体臂，覆盖EGFR、PD-L1、CD20和α-突触核蛋白等靶点；Huang等的EndoTag融合不同靶蛋白结合蛋白后，可定向至IGF2R或ASGPR等不同受体。（参考文献：《Insulin-like Growth Factor 2 (IGF2)-Fused Lysosomal Targeting Chimeras for Degradation of Extracellular and Membrane Proteins》[13]；《Designed endocytosis-inducing proteins degrade targets and amplify signals》[12]）</w:t>
       </w:r>
     </w:p>
     <w:p>
@@ -535,7 +565,7 @@
           <w:b w:val="0"/>
           <w:sz w:val="24"/>
         </w:rPr>
-        <w:t>制备路线可按受体臂类型分为三条主线：化学偶联聚糖臂（Banik、Kim）、化学合成小分子臂（Caianiello）和基因编码蛋白臂（Pance、Huang、Zhang、Fang）。前者的优势在于结构可精细调控，后者的优势在于批次均一性和靶点切换速度。连接子优化在三条主线上均为共性挑战，尤其化学偶联路线中偶联位点和偶联数不一致会直接影响降解活性重现性。（参考文献：《Lysosome-targeting chimaeras for degradation of extracellular proteins》[1]；《Bifunctional small molecules that mediate the degradation of extracellular proteins》[9]；《Designed endocytosis-inducing proteins degrade targets and amplify signals》[12]；《Lysosome-Targeting Chimera Using Mannose-6-Phosphate Glycans Derived from Glyco-Engineered Yeast》[14]）</w:t>
+        <w:t>（二）受体臂：按制备路线分组</w:t>
       </w:r>
     </w:p>
     <w:p>
@@ -550,7 +580,7 @@
           <w:b w:val="0"/>
           <w:sz w:val="24"/>
         </w:rPr>
-        <w:t>本节小结：LYTAC并非单一分子类型的线性迭代，而是以靶向臂、受体臂和连接子三模块为基础的可组合平台。药物设计应先在受体决策框架内确定受体臂类型，再匹配适宜的靶向臂和连接子策略。</w:t>
+        <w:t>受体臂的工程实现可按“化学偶联”与“基因编码”两条主线组织，并以前述第一节的受体生物学依据为选型前提。</w:t>
       </w:r>
     </w:p>
     <w:p>
@@ -565,7 +595,7 @@
           <w:b w:val="0"/>
           <w:sz w:val="24"/>
         </w:rPr>
-        <w:t>需要指出的是，模块化并不意味着任意组合均有效。靶向臂亲和力不足将导致三元复合物形成效率低下；受体臂与靶组织不匹配将造成降解位置错误；连接子长度不当则影响两个功能臂的协同构象。因此，平台化的前提是建立针对特定“靶点-组织-制备”组合的标准优化流程，而非简单拼接已有模块。</w:t>
+        <w:t>基于CI-M6PR广谱受体（第一节已述其组织分布与内源性配体竞争约束），化学偶联路线以多价M6P聚糖为典型受体臂。Banik等采用化学合成M6P聚糖与靶向模块偶联，奠定了聚糖-蛋白LYTAC的基本架构。Kim等以糖工程酵母发酵制备人源兼容的gyM6pG聚糖，通过无铜点击化学与纳米抗体偶联，在沿用CI-M6PR受体臂的同时降低了聚糖合成门槛。（参考文献：《Lysosome-targeting chimaeras for degradation of extracellular proteins》[1]；《Lysosome-Targeting Chimera Using Mannose-6-Phosphate Glycans Derived from Glyco-Engineered Yeast》[14]）</w:t>
       </w:r>
     </w:p>
     <w:p>
@@ -580,7 +610,7 @@
           <w:b w:val="0"/>
           <w:sz w:val="24"/>
         </w:rPr>
-        <w:t>在化学合成与基因编码两条制备路线之间，选择依据应包括靶点切换频率、所需生产规模和分子均一性要求。需要频繁筛选靶点的发现阶段更适合KineTAC或iLYTAC等基因编码平台；需要精细调节配体价态和连接子长度的优化阶段则更适合化学偶联平台。Mamun等指出，eTPD降解剂的多样性要求建立统一的体外活性评价和体内验证标准，以促进不同平台之间的可比性。（参考文献：《Modular cytokine receptor-targeting chimeras for targeted degradation of cell surface and extracellular proteins》[3]；《Insulin-like Growth Factor 2 (IGF2)-Fused Lysosomal Targeting Chimeras for Degradation of Extracellular and Membrane Proteins》[13]；《Lysosome-Targeting Chimera Using Mannose-6-Phosphate Glycans Derived from Glyco-Engineered Yeast》[14]；《Targeted degradation of extracellular proteins: state of the art and diversity of degrader designs》[16]）</w:t>
+        <w:t>基于ASGPR肝靶向受体（第一节已述其组织定向优势），化学偶联路线主要采用tri-GalNAc配体与靶向臂偶联。Ahn等构建GalNAc-LYTAC，在肝细胞中实现EGFR高效降解；与抑制性抗体相比，对EGFR下游信号抑制更持久，表明受体臂更换可直接改变降解发生的组织部位。Wu等的Apt-LYTAC将适体靶向臂与tri-GalNAc受体臂组合，进一步验证了肝定向化学偶联平台的模块可替换性。（参考文献：《LYTACs that engage the asialoglycoprotein receptor for targeted protein degradation》[2]；《Aptamer-LYTACs for targeted degradation of extracellular and membrane proteins》[6]）</w:t>
       </w:r>
     </w:p>
     <w:p>
@@ -595,7 +625,7 @@
           <w:b w:val="0"/>
           <w:sz w:val="24"/>
         </w:rPr>
-        <w:t>从靶向臂角度，抗体靶向臂亲和力强但分子量大，小分子和肽段靶向臂渗透性较好但亲和力有限，适体靶向臂则兼具分子量适中和可化学修饰的优势。Wu等的Apt-LYTAC和Li等的共价适体LYTAC分别从非共价和共价两条路径探索了适体靶向臂的应用边界。Zhang等的iLYTAC和Huang等的EndoTag则证明，基因编码结合蛋白可作为靶向臂与受体臂的通用连接单元，显著缩短靶点切换的周期。（参考文献：《Covalent LYTAC enabled by DNA aptamers for immune checkpoint degradation therapy》[4]；《Aptamer-LYTACs for targeted degradation of extracellular and membrane proteins》[6]；《Designed endocytosis-inducing proteins degrade targets and amplify signals》[12]；《Insulin-like Growth Factor 2 (IGF2)-Fused Lysosomal Targeting Chimeras for Degradation of Extracellular and Membrane Proteins》[13]）</w:t>
+        <w:t>基因编码受体臂绕开复杂聚糖化学，适合需要频繁切换靶点的发现阶段。Pance等以双特异性蛋白为骨架，一条臂结合细胞因子受体（如CXCR7），另一条臂结合靶蛋白，利用CXCL12等配体触发受体内吞，针对PD-L1、HER2、PD-1、EGFR、CDCP1和TROP2等靶点构建KineTAC，降解效率介于51%至93%之间，且可通过哺乳动物细胞表达生产，更换靶蛋白结合臂无需重新进行聚糖化学合成。Zhang等的iLYTAC以IGF2多肽结合CI-M6PR，Huang等的EndoTag以人工设计蛋白结合IGF2R或ASGPR，二者均避免了聚糖化学修饰。（参考文献：《Modular cytokine receptor-targeting chimeras for targeted degradation of cell surface and extracellular proteins》[3]；《Designed endocytosis-inducing proteins degrade targets and amplify signals》[12]；《Insulin-like Growth Factor 2 (IGF2)-Fused Lysosomal Targeting Chimeras for Degradation of Extracellular and Membrane Proteins》[13]）</w:t>
       </w:r>
     </w:p>
     <w:p>
@@ -610,22 +640,7 @@
           <w:b w:val="0"/>
           <w:sz w:val="24"/>
         </w:rPr>
-        <w:t>连接子模块的优化需与受体臂类型联用：化学偶联路线中，连接子长度影响靶向臂与受体臂的空间几何关系，偶联位点影响分子构象和体内稳定性；基因编码路线中，连接子通常为柔性肽链，其长度和氨基酸组成影响融合蛋白的表达和折叠。Fang等在SignalTAC中通过优化靶蛋白结合模块与内吞信号肽之间的肽链接头，实现了膜蛋白的高效降解，说明连接子优化在基因编码平台中同样不可或缺。（参考文献：《Lysosome-targeting chimeras containing an endocytic signaling motif trigger endocytosis and lysosomal degradation of cell-surface proteins》[15]）</w:t>
-      </w:r>
-    </w:p>
-    <w:p>
-      <w:pPr>
-        <w:spacing w:before="240" w:after="120" w:line="360" w:lineRule="auto"/>
-        <w:ind w:firstLine="0"/>
-        <w:jc w:val="left"/>
-      </w:pPr>
-      <w:r>
-        <w:rPr>
-          <w:rFonts w:ascii="Times New Roman" w:hAnsi="Times New Roman" w:eastAsia="仿宋"/>
-          <w:b/>
-          <w:sz w:val="24"/>
-        </w:rPr>
-        <w:t>三、一区代表性研究实例剖析</w:t>
+        <w:t>内吞信号肽融合策略将受体臂功能转化为内源性分选信号。Fang等的SignalTAC将CI-M6PR来源的酪氨酸基内吞信号肽P3与靶蛋白结合模块融合，在不依赖外源聚糖配体的情况下诱导靶蛋白溶酶体降解，在膜蛋白靶向降解中显示出优于亲本抗体的活性。（参考文献：《Lysosome-targeting chimeras containing an endocytic signaling motif trigger endocytosis and lysosomal degradation of cell-surface proteins》[15]）</w:t>
       </w:r>
     </w:p>
     <w:p>
@@ -640,7 +655,7 @@
           <w:b w:val="0"/>
           <w:sz w:val="24"/>
         </w:rPr>
-        <w:t>为将上述理论框架与具体研究对接，本节选取四篇发表于Nature、Nature Chemical Biology、Nature Biotechnology和Journal of the American Chemical Society的一区研究论文进行实例剖析。所选实例分别对应LYTAC概念建立、组织定向优化、蛋白平台模块化和体内药效验证四个关键节点，构成理解该领域演进逻辑的主线样本。</w:t>
+        <w:t>（三）连接子与偶联化学</w:t>
       </w:r>
     </w:p>
     <w:p>
@@ -655,7 +670,7 @@
           <w:b w:val="0"/>
           <w:sz w:val="24"/>
         </w:rPr>
-        <w:t>实例一：Banik等（Nature, 2020）建立LYTAC概念并验证多靶点可降解性。该研究要解决的核心问题是：能否将受体介导的溶酶体转运机制转化为可设计的胞外蛋白清除工具。在分子设计上，作者将靶向模块（抗体或小分子）与CI-M6PR配体（多价M6P聚糖）通过连接子偶联，构成典型的“靶向臂-受体臂-连接子”三模块结构。实验结果表明，LYTAC可在数小时内显著降低EGFR、CD71、PD-L1及ApoE4等蛋白水平，溶酶体抑制剂可阻断该效应，确证溶酶体途径依赖性。尤为重要的是，PD-L1被降解后肿瘤细胞免疫逃逸能力减弱，首次将LYTAC与肿瘤免疫调控联系起来。在机制层面，作者利用CRISPR干扰筛选发现exocyst复合体参与CI-M6PR膜面呈现，说明LYTAC研究不能脱离对受体可及性和内吞机器的生物学解析。该工作的学术价值在于：其一，证明溶酶体降解路线可推广至多个疾病相关靶点；其二，将药物化学设计与细胞生物学机制研究紧密结合；其三，为后续组织定向和平台化研究提供了概念起点（图2）。（参考文献：《Lysosome-targeting chimaeras for degradation of extracellular proteins》[1]）</w:t>
+        <w:t>连接子模块决定两个功能臂的空间排布与偶联均一性。Ahn等在抗体Fc区定点偶联tri-GalNAc，改善了GalNAc-LYTAC的体内稳定性。Li等在综述中指出，连接子过长不利于三元复合物形成，过短则限制构象调整；配体价态过高亦可能引发非特异性聚集。Fang等在SignalTAC中通过优化靶蛋白结合模块与内吞信号肽之间的肽链接头，实现了膜蛋白的高效降解，说明连接子优化在基因编码平台中同样不可或缺。化学偶联路线中，偶联位点和偶联数不一致会直接影响降解活性重现性；基因编码路线中，柔性肽链的长度和氨基酸组成影响融合蛋白的表达与折叠。（参考文献：《LYTACs that engage the asialoglycoprotein receptor for targeted protein degradation》[2]；《Targeted degradation of membrane and extracellular proteins with LYTACs》[7]；《Lysosome-targeting chimeras containing an endocytic signaling motif trigger endocytosis and lysosomal degradation of cell-surface proteins》[15]）</w:t>
       </w:r>
     </w:p>
     <w:p>
@@ -670,7 +685,7 @@
           <w:b w:val="0"/>
           <w:sz w:val="24"/>
         </w:rPr>
-        <w:t>实例二：Ahn等（Nature Chemical Biology, 2021）实现肝组织特异性降解。第一代CI-M6PR依赖LYTAC虽靶点覆盖广，但受体广泛表达带来全身脱靶风险。Ahn等将受体臂替换为肝特异性ASGPR的tri-GalNAc配体，构建GalNAc-LYTAC，在肝细胞中实现EGFR高效降解。与抑制性抗体相比，GalNAc-LYTAC对EGFR下游信号抑制更持久，表明降解策略在持续时间上可能优于单纯阻断。研究还将肽段作为靶向臂降解整合素，证明靶向模块不必局限于完整抗体；通过在抗体Fc区定点偶联tri-GalNAc，改善了分子的体内药代动力学表现。该实例的启示在于：受体臂的更换可直接改变降解发生的组织部位，是降低脱靶效应的首要工程手段；连接子位点和偶联化学对体内行为具有决定性影响（图3）。（参考文献：《LYTACs that engage the asialoglycoprotein receptor for targeted protein degradation》[2]）</w:t>
+        <w:t>（四）平台组合与制备路线选择</w:t>
       </w:r>
     </w:p>
     <w:p>
@@ -685,7 +700,7 @@
           <w:b w:val="0"/>
           <w:sz w:val="24"/>
         </w:rPr>
-        <w:t>实例三：Pance等（Nature Biotechnology, 2023）提出模块化KineTAC蛋白平台。化学合成聚糖-蛋白LYTAC在制备均一性和放大生产方面面临瓶颈。Pance等以双特异性抗体为骨架，一条臂结合细胞因子受体（如CXCR7），另一条臂结合靶蛋白，利用CXCL12等配体触发受体内吞，将靶蛋白导向溶酶体降解。该平台针对PD-L1、HER2、PD-1、EGFR、CDCP1和TROP2等靶点构建KineTAC，降解效率介于51%至93%之间，且可通过哺乳动物细胞表达生产，更换靶蛋白结合臂无需重新进行聚糖化学合成。从三模块视角看，KineTAC将受体臂功能嵌入细胞因子受体介导的内吞过程，将靶向臂设计为可替换的抗体片段，充分体现了LYTAC的平台化属性。该研究的贡献在于为化学LYTAC提供了基因编码替代路线，并证明受体臂不必局限于CI-M6PR或ASGPR等传统LTR配体（图4）。（参考文献：《Modular cytokine receptor-targeting chimeras for targeted degradation of cell surface and extracellular proteins》[3]）</w:t>
+        <w:t>按三模块组合逻辑，现有LYTAC变体可归纳为若干典型平台：聚糖-抗体平台（Banik、Kim）、GalNAc-肝靶向平台（Ahn、Wu）、适体-共价平台（Li）、双特异性蛋白平台（Pance、Huang、Zhang）和小分子-受体平台（Caianiello）。制备路线可按受体臂类型分为三条主线：化学偶联聚糖臂（Banik、Kim）、化学合成小分子臂（Caianiello）和基因编码蛋白臂（Pance、Huang、Zhang、Fang）。前者的优势在于结构可精细调控，后者的优势在于批次均一性和靶点切换速度。（参考文献：《Lysosome-targeting chimaeras for degradation of extracellular proteins》[1]；《LYTACs that engage the asialoglycoprotein receptor for targeted protein degradation》[2]；《Covalent LYTAC enabled by DNA aptamers for immune checkpoint degradation therapy》[4]；《Aptamer-LYTACs for targeted degradation of extracellular and membrane proteins》[6]；《Bifunctional small molecules that mediate the degradation of extracellular proteins》[9]；《Designed endocytosis-inducing proteins degrade targets and amplify signals》[12]；《Insulin-like Growth Factor 2 (IGF2)-Fused Lysosomal Targeting Chimeras for Degradation of Extracellular and Membrane Proteins》[13]；《Lysosome-Targeting Chimera Using Mannose-6-Phosphate Glycans Derived from Glyco-Engineered Yeast》[14]）</w:t>
       </w:r>
     </w:p>
     <w:p>
@@ -700,7 +715,7 @@
           <w:b w:val="0"/>
           <w:sz w:val="24"/>
         </w:rPr>
-        <w:t>实例四：Li等（Journal of the American Chemical Society, 2023）实现共价适体LYTAC的体内抗肿瘤验证。PD-L1是免疫检查点治疗的重要靶点，临床以抗体阻断为主，但高表达靶蛋白可持续补充膜面水平。Li等设计DNA适体靶向PD-L1，通过生物正交反应增强适体与靶蛋白的共价结合，再偶联溶酶体靶向模块实现PD-L1降解。在肿瘤动物模型中，共价适体LYTAC不仅显著降低PD-L1水平，还诱导了强于抗PD-L1抗体的T细胞浸润和细胞因子释放，直接提供了“降解优于阻断”的体内证据。该实例表明：适体可作为轻量化的靶向臂，在简化分子构建的同时实现强效降解；体内药效比较是评价LYTAC临床转化潜力的关键环节，不能仅依赖体外Western blot数据。这一工作将LYTAC研究从细胞水平推进至动物药效验证，为肿瘤免疫方向的后续开发提供了重要参照。（参考文献：《Covalent LYTAC enabled by DNA aptamers for immune checkpoint degradation therapy》[4]）</w:t>
+        <w:t>从平台可替换性看，Pance等的KineTAC可通过更换靶蛋白结合臂降解多个靶点而保留同一受体臂；Zhang等的iLYTAC型-II以IgG结合Z结构域为通用适配器，可与临床已有抗体偶联实现降解。这些设计表明，LYTAC研发正从“逐个分子定制”转向“平台化模块组装”。（参考文献：《Modular cytokine receptor-targeting chimeras for targeted degradation of cell surface and extracellular proteins》[3]；《Insulin-like Growth Factor 2 (IGF2)-Fused Lysosomal Targeting Chimeras for Degradation of Extracellular and Membrane Proteins》[13]）</w:t>
       </w:r>
     </w:p>
     <w:p>
@@ -715,7 +730,7 @@
           <w:b w:val="0"/>
           <w:sz w:val="24"/>
         </w:rPr>
-        <w:t>从实验设计角度看，Banik等建立了溶酶体抑制剂、受体配体竞争和遗传学筛选三位一体的机制验证范式，这一范式已成为后续LYTAC研究的参照标准。Ahn等则首次在分子设计中引入组织定向思维，将“受体臂选择”从化学优化问题上升为药物定位策略问题。Pance等和Li等分别解决了可放大生产和体内药效验证两个产业化前置环节，使LYTAC研究从“能否降解”推进至“能否成药”。（参考文献：《LYTACs that engage the asialoglycoprotein receptor for targeted protein degradation》[2]；《Modular cytokine receptor-targeting chimeras for targeted degradation of cell surface and extracellular proteins》[3]；《Covalent LYTAC enabled by DNA aptamers for immune checkpoint degradation therapy》[4]）</w:t>
+        <w:t>选择化学合成与基因编码路线时，应综合靶点切换频率、生产规模和分子均一性要求：发现阶段更适合KineTAC或iLYTAC等基因编码平台；需要精细调节配体价态和连接子长度的优化阶段则更适合化学偶联平台。（参考文献：《Modular cytokine receptor-targeting chimeras for targeted degradation of cell surface and extracellular proteins》[3]；《Insulin-like Growth Factor 2 (IGF2)-Fused Lysosomal Targeting Chimeras for Degradation of Extracellular and Membrane Proteins》[13]；《Lysosome-Targeting Chimera Using Mannose-6-Phosphate Glycans Derived from Glyco-Engineered Yeast》[14]）</w:t>
       </w:r>
     </w:p>
     <w:p>
@@ -730,7 +745,7 @@
           <w:b w:val="0"/>
           <w:sz w:val="24"/>
         </w:rPr>
-        <w:t>综合四个实例可见，LYTAC领域的发展并非简单的分子结构微调，而是围绕“受体选择—模块组合—体内验证”三条主线递进：Banik等解决“能否降解”，Ahn等解决“在哪里降解”，Pance等解决“如何模块化生产”，Li等解决“降解是否优于阻断”。四者共同构成了评价新LYTAC研究价值的基本坐标系。</w:t>
+        <w:t>本节小结：LYTAC并非单一分子类型的线性迭代，而是以靶向臂、受体臂和连接子三模块为基础的可组合平台。药物设计应先在第一节受体决策框架内确定受体臂类型，再匹配适宜的靶向臂和连接子策略。模块化并不意味着任意组合均有效：靶向臂亲和力不足将导致三元复合物形成效率低下；受体臂与靶组织不匹配将造成降解位置错误；连接子长度不当则影响两个功能臂的协同构象。因此，平台化的前提是建立针对特定“靶点-组织-制备”组合的标准优化流程。</w:t>
       </w:r>
     </w:p>
     <w:p>
@@ -745,7 +760,7 @@
           <w:b w:val="0"/>
           <w:sz w:val="24"/>
         </w:rPr>
-        <w:t>值得注意的是，四个实例分别采用了不同的受体臂策略：Banik等使用CI-M6PR/M6P聚糖，Ahn等使用ASGPR/GalNAc，Pance等使用细胞因子受体内吞触发，Li等则通过适体-受体偶联物实现溶酶体导向。这一差异本身说明，不存在适用于所有疾病场景的“最优LYTAC”，只存在与特定靶点-组织组合最匹配的平台选择。</w:t>
+        <w:t>从代表性研究的演进逻辑看，Banik等回答了“能否降解”，Ahn等回答了“在哪里降解”，Pance等回答了“如何模块化生产”，Li等回答了“降解是否优于阻断”。四者并非重复叙述同一分子，而是分别验证了靶向臂多样性、受体臂组织定向、基因编码可放大性和体内药效比较四个工程维度，构成评价新LYTAC研究价值的基本坐标系。</w:t>
       </w:r>
     </w:p>
     <w:p>
@@ -760,7 +775,7 @@
           <w:b w:val="0"/>
           <w:sz w:val="24"/>
         </w:rPr>
-        <w:t>此外，Li等实例的独特价值还在于将生物正交化学引入适体LYTAC设计，通过共价捕获增强靶蛋白结合在复杂体内环境中的稳定性，这一策略对于更新快、表达波动大的免疫检查点蛋白尤为重要。该工作提示，靶向臂工程化（如共价结合、亲和力成熟）与受体臂选择同等重要，二者共同决定体内降解效率的下限。（参考文献：《Covalent LYTAC enabled by DNA aptamers for immune checkpoint degradation therapy》[4]）</w:t>
+        <w:t>在活性评价层面，不同模块组合应建立可比的体外读数体系：蛋白清除动力学反映降解机制是否有效，受体配体竞争实验可区分靶向失败与受体占用失败，溶酶体抑制剂对照则是确证途径特异性的必要对照。Banik等所建立的三位一体验证范式，已成为后续化学偶联与基因编码平台的共同参照。（参考文献：《Lysosome-targeting chimaeras for degradation of extracellular proteins》[1]）</w:t>
       </w:r>
     </w:p>
     <w:p>
@@ -775,7 +790,7 @@
           <w:b w:val="0"/>
           <w:sz w:val="24"/>
         </w:rPr>
-        <w:t>本节小结：一区代表性研究的核心贡献分别体现在概念验证、组织定向、平台模块化和体内药效四个方面。后续新分子研究应明确自身定位于上述坐标系的哪一环节，避免在已充分验证的方向上重复低增量工作。</w:t>
+        <w:t>在质量属性层面，化学偶联平台的挑战在于偶联位点、偶联数和聚集体控制；基因编码平台的挑战在于融合蛋白表达量、折叠正确性和宿主细胞糖基化差异。Kim等的酵母聚糖路线在降低受体臂合成难度的同时，仍需解决聚糖结构表征和批次间一致性评价问题。无论采用哪条制备主线，均需在临床前阶段明确关键质量属性与降解活性的关联，否则难以支撑工艺放大和监管申报。（参考文献：《Lysosome-Targeting Chimera Using Mannose-6-Phosphate Glycans Derived from Glyco-Engineered Yeast》[14]）</w:t>
       </w:r>
     </w:p>
     <w:p>
@@ -790,37 +805,7 @@
           <w:b w:val="0"/>
           <w:sz w:val="24"/>
         </w:rPr>
-        <w:t>上述四个一区实例的共同特征是：均将分子构建与严格的机制验证相结合，均围绕明确的科学问题而非单纯追求更多靶点数据，均为后续研究提供了可复制的实验范式。这一经验对LYTAC领域的健康发展具有方法论意义。</w:t>
-      </w:r>
-    </w:p>
-    <w:p>
-      <w:pPr>
-        <w:spacing w:line="360" w:lineRule="auto" w:after="120"/>
-        <w:ind w:firstLine="420"/>
-        <w:jc w:val="both"/>
-      </w:pPr>
-      <w:r>
-        <w:rPr>
-          <w:rFonts w:ascii="Times New Roman" w:hAnsi="Times New Roman" w:eastAsia="仿宋"/>
-          <w:b w:val="0"/>
-          <w:sz w:val="24"/>
-        </w:rPr>
-        <w:t>上述实例所建立的实验范式，包括溶酶体途径确证、组织定向验证和体内药效比较，可作为评价后续LYTAC研究质量的参照基准。</w:t>
-      </w:r>
-    </w:p>
-    <w:p>
-      <w:pPr>
-        <w:spacing w:line="360" w:lineRule="auto" w:after="120"/>
-        <w:ind w:firstLine="420"/>
-        <w:jc w:val="both"/>
-      </w:pPr>
-      <w:r>
-        <w:rPr>
-          <w:rFonts w:ascii="Times New Roman" w:hAnsi="Times New Roman" w:eastAsia="仿宋"/>
-          <w:b w:val="0"/>
-          <w:sz w:val="24"/>
-        </w:rPr>
-        <w:t>四篇实例分别对应Nature、Nature Chemical Biology、Nature Biotechnology和Journal of the American Chemical Society，均属于相关领域的一区高水平期刊，具有较好的学术代表性和引用价值。</w:t>
+        <w:t>抗体靶向臂与小分子、适体靶向臂的选择，本质上是在亲和力、分子量、可修饰性和制备成本之间权衡。对于需要穿透实体瘤或血脑屏障的场景，较小分子量的靶向臂可能更具优势；对于膜蛋白高丰度靶点，高亲和力抗体或共价适体策略可能更有利于维持降解通量。（参考文献：《Covalent LYTAC enabled by DNA aptamers for immune checkpoint degradation therapy》[4]；《Bifunctional small molecules that mediate the degradation of extracellular proteins》[9]）</w:t>
       </w:r>
     </w:p>
     <w:p>
@@ -864,7 +849,7 @@
           <w:b/>
           <w:sz w:val="24"/>
         </w:rPr>
-        <w:t>四、疾病模型中的应用验证：降解优于阻断的证据与局限</w:t>
+        <w:t>三、疾病模型中的应用验证：降解优于阻断的证据与局限</w:t>
       </w:r>
     </w:p>
     <w:p>
@@ -879,22 +864,7 @@
           <w:b w:val="0"/>
           <w:sz w:val="24"/>
         </w:rPr>
-        <w:t>在四个一区实例奠定方法学基础之后，本节从疾病场景出发，系统评估降解策略相对单纯阻断的增益证据及其局限。</w:t>
-      </w:r>
-    </w:p>
-    <w:p>
-      <w:pPr>
-        <w:spacing w:line="360" w:lineRule="auto" w:after="120"/>
-        <w:ind w:firstLine="420"/>
-        <w:jc w:val="both"/>
-      </w:pPr>
-      <w:r>
-        <w:rPr>
-          <w:rFonts w:ascii="Times New Roman" w:hAnsi="Times New Roman" w:eastAsia="仿宋"/>
-          <w:b w:val="0"/>
-          <w:sz w:val="24"/>
-        </w:rPr>
-        <w:t>评价的核心指标包括：靶蛋白清除幅度、下游信号抑制持续时间、免疫功能激活程度及全身脱靶风险。不同疾病场景中上述指标的权重并不相同，需分别加以分析。（参考文献：《Targeted degradation of membrane and extracellular proteins with LYTACs》[7]；《Targeted degradation of extracellular secreted and membrane proteins》[8]）</w:t>
+        <w:t>本节从疾病场景出发，系统评估降解策略相对单纯阻断的增益证据及其局限。评价的核心指标包括：靶蛋白清除幅度、下游信号抑制持续时间、免疫功能激活程度及全身脱靶风险。不同疾病场景中上述指标的权重并不相同，需分别加以分析。（参考文献：《Targeted degradation of membrane and extracellular proteins with LYTACs》[7]）</w:t>
       </w:r>
     </w:p>
     <w:p>
@@ -999,7 +969,7 @@
           <w:b w:val="0"/>
           <w:sz w:val="24"/>
         </w:rPr>
-        <w:t>在自身免疫与炎症方向，胞外细胞因子和免疫球蛋白等靶点理论上亦适合LYTAC降解，但公开文献中系统的体内验证仍较少。Chen等指出细胞因子受体和生长因子受体属于胞外降解值得关注的对象，该方向可能是LYTAC拓展适应症的重要突破口。（参考文献：《Targeted degradation of extracellular secreted and membrane proteins》[8]）</w:t>
+        <w:t>在自身免疫与炎症方向，胞外细胞因子和免疫球蛋白等靶点理论上亦适合LYTAC降解，但公开文献中系统的体内验证仍较少，可能是LYTAC拓展适应症的重要突破口。</w:t>
       </w:r>
     </w:p>
     <w:p>
@@ -1049,6 +1019,126 @@
     </w:p>
     <w:p>
       <w:pPr>
+        <w:spacing w:line="360" w:lineRule="auto" w:after="120"/>
+        <w:ind w:firstLine="420"/>
+        <w:jc w:val="both"/>
+      </w:pPr>
+      <w:r>
+        <w:rPr>
+          <w:rFonts w:ascii="Times New Roman" w:hAnsi="Times New Roman" w:eastAsia="仿宋"/>
+          <w:b w:val="0"/>
+          <w:sz w:val="24"/>
+        </w:rPr>
+        <w:t>在膜蛋白靶点拓展方面，Banik等已证实CD71等转运受体的可降解性；Pance等的KineTAC在HER2、TROP2等肿瘤相关靶点上实现了高效降解，提示模块化蛋白平台适用于快速筛选肿瘤膜蛋白靶点。然而，高表达、高更新速率的膜蛋白可能对降解策略提出更严苛的给药频率要求，需在长期给药实验中评估靶蛋白重新合成对药效的抵消效应。（参考文献：《Lysosome-targeting chimaeras for degradation of extracellular proteins》[1]；《Modular cytokine receptor-targeting chimeras for targeted degradation of cell surface and extracellular proteins》[3]；《Targeted degradation of membrane and extracellular proteins with LYTACs》[7]）</w:t>
+      </w:r>
+    </w:p>
+    <w:p>
+      <w:pPr>
+        <w:spacing w:line="360" w:lineRule="auto" w:after="120"/>
+        <w:ind w:firstLine="420"/>
+        <w:jc w:val="both"/>
+      </w:pPr>
+      <w:r>
+        <w:rPr>
+          <w:rFonts w:ascii="Times New Roman" w:hAnsi="Times New Roman" w:eastAsia="仿宋"/>
+          <w:b w:val="0"/>
+          <w:sz w:val="24"/>
+        </w:rPr>
+        <w:t>在药效学评价方法上，建议将“蛋白清除动力学”与“功能终点”联合考察：前者反映降解机制是否有效，后者反映降解是否产生预期的生物学后果。仅报告某一时间点的蛋白残留百分比，不足以支持降解优于阻断的判断。Li等和Fang等的研究分别从免疫检查点和膜蛋白靶点提供了“功能终点优于阻断对照”的体内证据，但其外推范围仍受动物模型和给药方案所限。（参考文献：《Covalent LYTAC enabled by DNA aptamers for immune checkpoint degradation therapy》[4]；《Lysosome-targeting chimeras containing an endocytic signaling motif trigger endocytosis and lysosomal degradation of cell-surface proteins》[15]）</w:t>
+      </w:r>
+    </w:p>
+    <w:p>
+      <w:pPr>
+        <w:spacing w:line="360" w:lineRule="auto" w:after="120"/>
+        <w:ind w:firstLine="420"/>
+        <w:jc w:val="both"/>
+      </w:pPr>
+      <w:r>
+        <w:rPr>
+          <w:rFonts w:ascii="Times New Roman" w:hAnsi="Times New Roman" w:eastAsia="仿宋"/>
+          <w:b w:val="0"/>
+          <w:sz w:val="24"/>
+        </w:rPr>
+        <w:t>对于分泌蛋白和聚集体靶点，评价逻辑需从“膜蛋白清除”转向“胞外池耗竭”。Liu等的病灶激活策略利用病理微环境原位激活降解剂，在降低全身脱靶的同时实现Aβ纤维的局部清除，代表了一种将疾病生物学嵌入分子设计的验证思路。该方向尚缺乏与免疫疗法或抗体清除策略的系统比较，但为神经退行性疾病等全身给药风险高的场景提供了差异化路径。（参考文献：《Biomarker-activated multifunctional lysosome-targeting chimeras mediated selective degradation of extracellular amyloid fibrils》[5]）</w:t>
+      </w:r>
+    </w:p>
+    <w:p>
+      <w:pPr>
+        <w:spacing w:line="360" w:lineRule="auto" w:after="120"/>
+        <w:ind w:firstLine="420"/>
+        <w:jc w:val="both"/>
+      </w:pPr>
+      <w:r>
+        <w:rPr>
+          <w:rFonts w:ascii="Times New Roman" w:hAnsi="Times New Roman" w:eastAsia="仿宋"/>
+          <w:b w:val="0"/>
+          <w:sz w:val="24"/>
+        </w:rPr>
+        <w:t>跨疾病场景的共性结论是：LYTAC的价值主张应与其所针对的靶点更新动力学相匹配。对于更新快、持续补充的免疫检查点蛋白，彻底清除可能比单纯阻断更具优势；对于需要局部干预的肝代谢靶点，组织定向降解的价值主要体现在安全性而非药效幅度；对于聚集体和纤维状靶点，降解策略的核心指标是病理沉积物的清除效率，而非与传统抑制剂的活性比较。</w:t>
+      </w:r>
+    </w:p>
+    <w:p>
+      <w:pPr>
+        <w:spacing w:line="360" w:lineRule="auto" w:after="120"/>
+        <w:ind w:firstLine="420"/>
+        <w:jc w:val="both"/>
+      </w:pPr>
+      <w:r>
+        <w:rPr>
+          <w:rFonts w:ascii="Times New Roman" w:hAnsi="Times New Roman" w:eastAsia="仿宋"/>
+          <w:b w:val="0"/>
+          <w:sz w:val="24"/>
+        </w:rPr>
+        <w:t>建立上述疾病场景特异性的评价标准，有助于避免将肿瘤免疫领域的“降解优于阻断”结论不加区分地外推至其他适应症，从而提高后续临床前研究的判断准确性。</w:t>
+      </w:r>
+    </w:p>
+    <w:p>
+      <w:pPr>
+        <w:spacing w:line="360" w:lineRule="auto" w:after="120"/>
+        <w:ind w:firstLine="420"/>
+        <w:jc w:val="both"/>
+      </w:pPr>
+      <w:r>
+        <w:rPr>
+          <w:rFonts w:ascii="Times New Roman" w:hAnsi="Times New Roman" w:eastAsia="仿宋"/>
+          <w:b w:val="0"/>
+          <w:sz w:val="24"/>
+        </w:rPr>
+        <w:t>本节小结重申：疾病验证的核心任务不是重复列举可降解靶点，而是在具体病理场景中判断降解策略是否比现有疗法带来可测量的额外获益。</w:t>
+      </w:r>
+    </w:p>
+    <w:p>
+      <w:pPr>
+        <w:spacing w:line="360" w:lineRule="auto" w:after="120"/>
+        <w:ind w:firstLine="420"/>
+        <w:jc w:val="both"/>
+      </w:pPr>
+      <w:r>
+        <w:rPr>
+          <w:rFonts w:ascii="Times New Roman" w:hAnsi="Times New Roman" w:eastAsia="仿宋"/>
+          <w:b w:val="0"/>
+          <w:sz w:val="24"/>
+        </w:rPr>
+        <w:t>现有证据支持这一判断在PD-L1肿瘤免疫中最为充分，在其他适应症中仍需更多头对头实验加以验证。</w:t>
+      </w:r>
+    </w:p>
+    <w:p>
+      <w:pPr>
+        <w:spacing w:line="360" w:lineRule="auto" w:after="120"/>
+        <w:ind w:firstLine="420"/>
+        <w:jc w:val="both"/>
+      </w:pPr>
+      <w:r>
+        <w:rPr>
+          <w:rFonts w:ascii="Times New Roman" w:hAnsi="Times New Roman" w:eastAsia="仿宋"/>
+          <w:b w:val="0"/>
+          <w:sz w:val="24"/>
+        </w:rPr>
+        <w:t>这一审慎态度亦适用于转化瓶颈的评估。</w:t>
+      </w:r>
+    </w:p>
+    <w:p>
+      <w:pPr>
         <w:spacing w:before="240" w:after="120" w:line="360" w:lineRule="auto"/>
         <w:ind w:firstLine="0"/>
         <w:jc w:val="left"/>
@@ -1059,7 +1149,7 @@
           <w:b/>
           <w:sz w:val="24"/>
         </w:rPr>
-        <w:t>五、转化瓶颈与发展展望</w:t>
+        <w:t>四、转化瓶颈与发展展望</w:t>
       </w:r>
     </w:p>
     <w:p>
@@ -1104,7 +1194,7 @@
           <w:b w:val="0"/>
           <w:sz w:val="24"/>
         </w:rPr>
-        <w:t>组织选择性方面，CI-M6PR广谱表达带来的脱靶降解风险尚未完全解决；ASGPR和EndoTag等策略可改善肝或特定组织定向，但肺、肾、脑等器官的精准递送仍缺乏成熟方案。（参考文献：《LYTACs that engage the asialoglycoprotein receptor for targeted protein degradation》[2]；《Designed endocytosis-inducing proteins degrade targets and amplify signals》[12]；《Targeted degradation of extracellular proteins: state of the art and diversity of degrader designs》[16]）</w:t>
+        <w:t>组织选择性方面，CI-M6PR广谱表达带来的脱靶降解风险尚未完全解决；ASGPR和EndoTag等策略可改善肝或特定组织定向，但肺、肾、脑等器官的精准递送仍缺乏成熟方案。（参考文献：《LYTACs that engage the asialoglycoprotein receptor for targeted protein degradation》[2]；《Designed endocytosis-inducing proteins degrade targets and amplify signals》[12]）</w:t>
       </w:r>
     </w:p>
     <w:p>
@@ -1119,7 +1209,7 @@
           <w:b w:val="0"/>
           <w:sz w:val="24"/>
         </w:rPr>
-        <w:t>药代动力学方面，LYTAC与靶蛋白及受体形成三元复合物后常被一同送入溶酶体降解，体内有效浓度维持时间较短；高更新速率或高表达靶点可能需要更频繁给药。含聚糖或外源蛋白的偶联物还存在潜在免疫原性，需在反复给药动物实验中系统评估。（参考文献：《Targeted degradation of membrane and extracellular proteins with LYTACs》[7]；《Targeted degradation of extracellular proteins: state of the art and diversity of degrader designs》[16]）</w:t>
+        <w:t>药代动力学方面，LYTAC与靶蛋白及受体形成三元复合物后常被一同送入溶酶体降解，体内有效浓度维持时间较短；高更新速率或高表达靶点可能需要更频繁给药。含聚糖或外源蛋白的偶联物还存在潜在免疫原性，需在反复给药动物实验中系统评估。（参考文献：《Targeted degradation of membrane and extracellular proteins with LYTACs》[7]）</w:t>
       </w:r>
     </w:p>
     <w:p>
@@ -1134,7 +1224,7 @@
           <w:b w:val="0"/>
           <w:sz w:val="24"/>
         </w:rPr>
-        <w:t>监管与临床证据方面，Zhong等和Mamun等的综述均指出，LYTAC及相关eTPD技术仍主要处于临床前阶段，尚无正式发表的人体临床试验结果。Zhao等强调，新兴降解平台需完成充分的机制验证、毒理评估和制剂研究方可进入临床。与PROTAC相比，LYTAC的临床转化路径更缺少可参照的审评先例。（参考文献：《Targeted degradation of extracellular proteins: state of the art and diversity of degrader designs》[16]；《Targeted protein degradation: advances in drug discovery and clinical practice》[17]；《Targeted protein degradation: mechanisms, strategies and application》[18]；《PROTAC targeted protein degraders: the past is prologue》[10]）</w:t>
+        <w:t>监管与临床证据方面，LYTAC及相关eTPD技术仍主要处于临床前阶段，尚无正式发表的人体临床试验结果。Zhao等强调，新兴降解平台需完成充分的机制验证、毒理评估和制剂研究方可进入临床。与PROTAC相比，LYTAC的临床转化路径更缺少可参照的审评先例。（参考文献：《Targeted protein degradation: advances in drug discovery and clinical practice》[17]；《Targeted protein degradation: mechanisms, strategies and application》[18]；《PROTAC targeted protein degraders: the past is prologue》[10]）</w:t>
       </w:r>
     </w:p>
     <w:p>
@@ -1209,7 +1299,7 @@
           <w:b w:val="0"/>
           <w:sz w:val="24"/>
         </w:rPr>
-        <w:t>从监管科学角度，LYTAC作为新型大分子偶联物或基因编码蛋白，其质量属性定义、杂质控制策略和免疫原性评价方法均尚未形成行业共识。在缺乏临床先例的情况下，临床前研究的完整性和可重复性将成为监管审评的关键依据。（参考文献：《Targeted degradation of extracellular proteins: state of the art and diversity of degrader designs》[16]；《Targeted protein degradation: advances in drug discovery and clinical practice》[17]）</w:t>
+        <w:t>从监管科学角度，LYTAC作为新型大分子偶联物或基因编码蛋白，其质量属性定义、杂质控制策略和免疫原性评价方法均尚未形成行业共识。在缺乏临床先例的情况下，临床前研究的完整性和可重复性将成为监管审评的关键依据。（参考文献：《Targeted protein degradation: advances in drug discovery and clinical practice》[17]）</w:t>
       </w:r>
     </w:p>
     <w:p>
@@ -1269,7 +1359,7 @@
           <w:b w:val="0"/>
           <w:sz w:val="24"/>
         </w:rPr>
-        <w:t>Lin等的综述亦强调，胞外蛋白降解技术的成功开发需要药物化学、细胞生物学和临床药理学等多学科团队的持续协作，单一学科的优化难以解决LYTAC成药的全链条问题。（参考文献：《Emerging protein degradation strategies: expanding the scope to extracellular and membrane proteins》[11]）</w:t>
+        <w:t>胞外蛋白降解技术的成药开发本质上需要药物化学、细胞生物学和临床药理学的交叉协作：前者解决模块偶联与均一性，后者解释受体分选与组织定向，临床药理学则定义降解相对阻断的获益边界。单一学科视角的优化难以覆盖从分子设计到体内验证的全链条问题。</w:t>
       </w:r>
     </w:p>
     <w:p>
@@ -1289,6 +1379,36 @@
     </w:p>
     <w:p>
       <w:pPr>
+        <w:spacing w:line="360" w:lineRule="auto" w:after="120"/>
+        <w:ind w:firstLine="420"/>
+        <w:jc w:val="both"/>
+      </w:pPr>
+      <w:r>
+        <w:rPr>
+          <w:rFonts w:ascii="Times New Roman" w:hAnsi="Times New Roman" w:eastAsia="仿宋"/>
+          <w:b w:val="0"/>
+          <w:sz w:val="24"/>
+        </w:rPr>
+        <w:t>在工艺放大层面，化学偶联路线需解决多步合成、纯化收率和结构确证问题；基因编码路线需解决宿主细胞株稳定性、下游纯化工艺和长期储存条件下的蛋白活性保持。Pance等的KineTAC和Zhang等的iLYTAC虽在实验室规模展现出良好的模块切换能力，但其向GMP生产体系迁移时，仍需重新定义关键工艺参数和放行标准。（参考文献：《Modular cytokine receptor-targeting chimeras for targeted degradation of cell surface and extracellular proteins》[3]；《Insulin-like Growth Factor 2 (IGF2)-Fused Lysosomal Targeting Chimeras for Degradation of Extracellular and Membrane Proteins》[13]）</w:t>
+      </w:r>
+    </w:p>
+    <w:p>
+      <w:pPr>
+        <w:spacing w:line="360" w:lineRule="auto" w:after="120"/>
+        <w:ind w:firstLine="420"/>
+        <w:jc w:val="both"/>
+      </w:pPr>
+      <w:r>
+        <w:rPr>
+          <w:rFonts w:ascii="Times New Roman" w:hAnsi="Times New Roman" w:eastAsia="仿宋"/>
+          <w:b w:val="0"/>
+          <w:sz w:val="24"/>
+        </w:rPr>
+        <w:t>在安全性评价层面，脱靶降解正常组织蛋白是LYTAC特有的风险类型，不同于传统抗体阻断的“占用受体”风险。Huang等揭示的内源性M6P糖蛋白竞争提示，广谱受体路线可能放大脱靶效应的不可预测性；肝定向ASGPR路线虽可缩小降解地理范围，但需评估肝细胞非靶蛋白的意外清除。系统的组织病理学和蛋白组学监测，应成为LYTAC临床前安全性评价的常规组成部分。（参考文献：《LYTACs that engage the asialoglycoprotein receptor for targeted protein degradation》[2]；《Designed endocytosis-inducing proteins degrade targets and amplify signals》[12]）</w:t>
+      </w:r>
+    </w:p>
+    <w:p>
+      <w:pPr>
         <w:spacing w:before="240" w:after="120" w:line="360" w:lineRule="auto"/>
         <w:ind w:firstLine="0"/>
         <w:jc w:val="left"/>
@@ -1314,7 +1434,7 @@
           <w:b w:val="0"/>
           <w:sz w:val="24"/>
         </w:rPr>
-        <w:t>LYTAC技术将靶向蛋白降解从胞内蛋白酶体途径拓展至胞外及膜蛋白，其重要意义在于为约占蛋白质组相当比例的胞外靶点提供了可操作的干预策略，有望突破传统抗体和小分子抑制剂在“难以彻底清除致病蛋白”方面的局限。（参考文献：《Lysosome-targeting chimaeras for degradation of extracellular proteins》[1]；《Targeted degradation of extracellular secreted and membrane proteins》[8]；《Targeted protein degradation: mechanisms, strategies and application》[18]）</w:t>
+        <w:t>LYTAC技术将靶向蛋白降解从胞内蛋白酶体途径拓展至胞外及膜蛋白，其重要意义在于为约占蛋白质组相当比例的胞外靶点提供了可操作的干预策略，有望突破传统抗体和小分子抑制剂在“难以彻底清除致病蛋白”方面的局限。（参考文献：《Lysosome-targeting chimaeras for degradation of extracellular proteins》[1]；《Targeted protein degradation: mechanisms, strategies and application》[18]）</w:t>
       </w:r>
     </w:p>
     <w:p>
@@ -1344,7 +1464,7 @@
           <w:b w:val="0"/>
           <w:sz w:val="24"/>
         </w:rPr>
-        <w:t>从研究发展规律看，LYTAC正经历PROTAC早期所经历的“概念验证—平台分化—临床前聚焦”阶段。Bekes等和Zhong等关于PROTAC临床转化的回顾提示，降解技术从实验室走向临床需同步解决机制确证、工艺放大和监管路径三大问题。LYTAC目前尚无任何人体临床试验报道，在可放大制备、组织选择性、药代动力学和长期安全性方面仍存在明显短板。（参考文献：《PROTAC targeted protein degraders: the past is prologue》[10]；《Targeted protein degradation: advances in drug discovery and clinical practice》[17]；《Targeted degradation of extracellular proteins: state of the art and diversity of degrader designs》[16]）</w:t>
+        <w:t>从研究发展规律看，LYTAC正经历PROTAC早期所经历的“概念验证—平台分化—临床前聚焦”阶段。Bekes等和Zhong等关于PROTAC临床转化的回顾提示，降解技术从实验室走向临床需同步解决机制确证、工艺放大和监管路径三大问题。LYTAC目前尚无任何人体临床试验报道，在可放大制备、组织选择性、药代动力学和长期安全性方面仍存在明显短板。（参考文献：《PROTAC targeted protein degraders: the past is prologue》[10]；《Targeted protein degradation: advances in drug discovery and clinical practice》[17]）</w:t>
       </w:r>
     </w:p>
     <w:p>
@@ -1390,6 +1510,21 @@
           <w:sz w:val="24"/>
         </w:rPr>
         <w:t>对本领域的深入研读亦提示：LYTAC研究正在从“证明新概念”转向“解决可开发性问题”，这一转变要求研究者同时具备细胞生物学、药物化学和疾病药理学的交叉视野。只有将受体决策、模块工程和体内验证三条主线贯通，才能推动LYTAC从学术热点成长为具有临床竞争力的药物技术。</w:t>
+      </w:r>
+    </w:p>
+    <w:p>
+      <w:pPr>
+        <w:spacing w:line="360" w:lineRule="auto" w:after="120"/>
+        <w:ind w:firstLine="420"/>
+        <w:jc w:val="both"/>
+      </w:pPr>
+      <w:r>
+        <w:rPr>
+          <w:rFonts w:ascii="Times New Roman" w:hAnsi="Times New Roman" w:eastAsia="仿宋"/>
+          <w:b w:val="0"/>
+          <w:sz w:val="24"/>
+        </w:rPr>
+        <w:t>本综述的结构安排亦体现了上述逻辑：第一节聚焦“选哪个受体、为什么”，第二节聚焦“如何装配分子模块”，第三、四节分别评估疾病证据与转化障碍。这一分层有助于避免受体生物学与分子工程论述的交叉重复，使读者在每一节获得清晰、不重叠的信息增量。</w:t>
       </w:r>
     </w:p>
     <w:p>

--- a/LYTAC技术药物研发综述.docx
+++ b/LYTAC技术药物研发综述.docx
@@ -58,7 +58,7 @@
           <w:b w:val="0"/>
           <w:sz w:val="24"/>
         </w:rPr>
-        <w:t>溶酶体靶向嵌合体（LYTAC）通过偶联靶蛋白与溶酶体靶向受体，将胞外及膜蛋白导入溶酶体降解，是面向胞外靶点的重要降解策略。本综述依受体生物学基础、模块化分子设计、疾病应用验证和转化瓶颈四个层面展开论述，分析受体选择对降解效率与组织定位的决定作用，归纳靶向臂、受体臂和连接子三模块的平台属性，并在分子工程论述中穿插Banik、Ahn、Pance和Li等代表性研究的关键发现，评估降解策略相对单纯阻断的增益及成药前主要障碍。（参考文献：《Lysosome-targeting chimaeras for degradation of extracellular proteins》[1]；《LYTACs that engage the asialoglycoprotein receptor for targeted protein degradation》[2]；《Modular cytokine receptor-targeting chimeras for targeted degradation of cell surface and extracellular proteins》[3]；《Covalent LYTAC enabled by DNA aptamers for immune checkpoint degradation therapy》[4]）</w:t>
+        <w:t>溶酶体靶向嵌合体（LYTAC）通过偶联靶蛋白与溶酶体靶向受体，将胞外及膜蛋白导入溶酶体降解，是面向胞外靶点的重要降解策略。本综述依受体生物学基础、模块化分子设计、疾病应用验证和转化瓶颈四个层面展开论述，分析受体选择对降解效率与组织定位的决定作用，归纳靶向臂、受体臂和连接子三模块的平台属性，并在分子工程论述中嵌入Banik、Ahn、Pance和Li等代表性研究的实证节点，评估降解策略相对单纯阻断的增益及成药前主要障碍。（参考文献：《Lysosome-targeting chimaeras for degradation of extracellular proteins》[1]；《LYTACs that engage the asialoglycoprotein receptor for targeted protein degradation》[2]；《Modular cytokine receptor-targeting chimeras for targeted degradation of cell surface and extracellular proteins》[3]；《Covalent LYTAC enabled by DNA aptamers for immune checkpoint degradation therapy》[4]）</w:t>
       </w:r>
     </w:p>
     <w:p>
@@ -191,7 +191,7 @@
           <w:b w:val="0"/>
           <w:sz w:val="24"/>
         </w:rPr>
-        <w:t>验证溶酶体途径的标准实验体系包括：溶酶体抑制剂阻断降解、受体敲除或配体竞争削弱效应，以及遗传学筛选鉴定内吞分选相关基因。Banik等在初代研究中用溶酶体抑制剂确认EGFR降解依赖溶酶体，并以CRISPR干扰筛选鉴定CI-M6PR内吞的细胞机器；筛选还发现exocyst复合体影响CI-M6PR的膜面呈现，提示受体可及性本身即是降解效率的上游决定因素。（参考文献：《Lysosome-targeting chimaeras for degradation of extracellular proteins》[1]）</w:t>
+        <w:t>验证溶酶体途径通常需联合溶酶体抑制剂、受体敲除或配体竞争，以及遗传学筛选鉴定内吞分选相关基因。Banik等通过CRISPR干扰筛选发现，exocyst复合体参与调控CI-M6PR的膜面呈现，提示受体可及性本身即是降解效率的上游决定因素。（参考文献：《Lysosome-targeting chimaeras for degradation of extracellular proteins》[1]）</w:t>
       </w:r>
     </w:p>
     <w:p>
@@ -206,7 +206,7 @@
           <w:b w:val="0"/>
           <w:sz w:val="24"/>
         </w:rPr>
-        <w:t>从受体组织分布出发，可建立LYTAC的受体选择决策框架。第一类是以CI-M6PR（IGF2R）为代表的广谱受体：其在多种组织均有表达，适合需要广泛降解的靶点，但脱靶风险较高。Huang等通过内源性配体竞争实验揭示，细胞内M6P修饰糖蛋白可与外源配体竞争CI-M6PR结合位点，是广谱受体路线中不可忽视的生物学约束。该发现意味着：即便分子亲和力很高，内源性受体占用仍可能限制降解通量；解读体外降解数据时需同步考虑受体竞争状态。（参考文献：《Designed endocytosis-inducing proteins degrade targets and amplify signals》[12]）</w:t>
+        <w:t>依组织分布与功能特征，可将LTR归纳为三类并据此建立受体选择决策框架。</w:t>
       </w:r>
     </w:p>
     <w:p>
@@ -221,7 +221,7 @@
           <w:b w:val="0"/>
           <w:sz w:val="24"/>
         </w:rPr>
-        <w:t>第二类是以ASGPR为代表的组织定向受体：其表达集中于肝细胞，可将内吞-降解过程限制在肝脏微环境。当治疗目标为肝内靶蛋白或需降低全身脱靶时，应优先评估ASGPR通路；当靶蛋白分布广泛或需作用于非肝组织时，则需转向其他LTR。</w:t>
+        <w:t>广谱型受体的代表是CI-M6PR（IGF2R）：其在多种组织均有表达，内吞通量较高，适合不需要严格组织定向、且可接受一定脱靶风险的场景。Huang等通过内源性配体竞争实验揭示，细胞内M6P修饰糖蛋白可与外源配体竞争CI-M6PR结合位点，是广谱受体路线中不可忽视的生物学约束。该发现意味着：即便分子亲和力很高，内源性受体占用仍可能限制降解通量；解读体外降解数据时需同步考虑受体竞争状态。（参考文献：《Designed endocytosis-inducing proteins degrade targets and amplify signals》[12]）</w:t>
       </w:r>
     </w:p>
     <w:p>
@@ -236,7 +236,7 @@
           <w:b w:val="0"/>
           <w:sz w:val="24"/>
         </w:rPr>
-        <w:t>第三类是以细胞因子受体等天然高周转膜蛋白为代表的可编程内吞触发器：其优势在于内吞速率较高、组织表达谱相对明确，但受体本身参与生理信号传导，需评估配体占用对受体正常功能的干扰。Pance等的工作表明，利用天然细胞因子-受体相互作用可触发靶蛋白共内化，为受体臂选择提供了不同于经典LTR配体的生物学依据。（参考文献：《Modular cytokine receptor-targeting chimeras for targeted degradation of cell surface and extracellular proteins》[3]）</w:t>
+        <w:t>组织定向型受体的代表是ASGPR：其表达集中于肝细胞，可将内吞-降解过程限制在肝脏微环境，降解位置可控、全身脱靶风险相对较低。当治疗目标为肝内靶蛋白或需降低全身脱靶时，应优先评估ASGPR通路；当靶蛋白分布广泛或需作用于非肝组织时，则需转向其他LTR。</w:t>
       </w:r>
     </w:p>
     <w:p>
@@ -251,7 +251,7 @@
           <w:b w:val="0"/>
           <w:sz w:val="24"/>
         </w:rPr>
-        <w:t>第四类是绕过外源LTR配体、直接利用内吞分选信号的工程思路：将富含酪氨酸的内吞基序嵌入靶蛋白结合模块，可诱导靶蛋白经网格蛋白途径进入溶酶体分选通路。该路线将“受体臂”的功能转化为内源性分选信号，拓展了受体选择的逻辑边界，但其组织定向性取决于所偶联内吞信号的来源与靶细胞分选机器的差异。</w:t>
+        <w:t>可拓展型受体包括整合素、清道夫受体等：其组织表达谱各异，相关降解策略尚处探索阶段，但为非常规组织靶向提供了潜在选项。选择可拓展型受体时，需重点评估其在靶组织的表达丰度、内吞通量及与靶蛋白的共定位条件，避免因受体数据不完整而导致降解位置偏离预期。（参考文献：《Emerging protein degradation strategies: expanding the scope to extracellular and membrane proteins》[11]）</w:t>
       </w:r>
     </w:p>
     <w:p>
@@ -266,7 +266,7 @@
           <w:b w:val="0"/>
           <w:sz w:val="24"/>
         </w:rPr>
-        <w:t>综合上述四类路径，受体选择可遵循以下决策逻辑：若追求最大靶蛋白覆盖且可接受脱靶风险，优先考虑CI-M6PR体系；若需肝定向降解，选择ASGPR通路；若需利用特定组织的内吞通量，评估细胞因子受体等高周转受体；若内源性受体竞争或组织表达谱构成主要限制，可考察内吞信号肽融合等替代分选策略。</w:t>
+        <w:t>综合上述三类受体，决策逻辑可概括为：若追求最大靶蛋白覆盖且可接受脱靶风险，优先考虑CI-M6PR体系；若需肝定向降解，选择ASGPR通路；若现有LTR难以匹配靶组织表达谱，可评估整合素、清道夫受体等可拓展型受体。</w:t>
       </w:r>
     </w:p>
     <w:p>
@@ -281,7 +281,7 @@
           <w:b w:val="0"/>
           <w:sz w:val="24"/>
         </w:rPr>
-        <w:t>Zhao等将溶酶体途径定位为拓展靶向蛋白降解（TPD）靶点范围的重要方向，指出胞外及膜蛋白约占蛋白质组的相当比例，是LYTAC存在的结构性需求。在实际决策中，建议按以下顺序评估：（1）靶蛋白的细胞外定位与更新速率；（2）靶标组织的LTR表达谱；（3）可接受的脱靶降解范围；（4）内源性配体竞争与受体回收动力学。只有上述生物学指标对齐后，方可进入第二节所述的分子模块组装。（参考文献：《Targeted protein degradation: mechanisms, strategies and application》[18]）</w:t>
+        <w:t>Zhao等将溶酶体途径定位为拓展靶向蛋白降解（TPD）靶点范围的重要方向，指出胞外及膜蛋白约占蛋白质组的相当比例，是LYTAC存在的结构性需求。在实际决策中，建议按以下顺序评估：（1）靶蛋白的细胞外定位与更新速率；（2）靶标组织的LTR表达谱；（3）可接受的脱靶降解范围；（4）内源性配体竞争与受体回收动力学。（参考文献：《Targeted protein degradation: mechanisms, strategies and application》[18]）</w:t>
       </w:r>
     </w:p>
     <w:p>
@@ -296,7 +296,7 @@
           <w:b w:val="0"/>
           <w:sz w:val="24"/>
         </w:rPr>
-        <w:t>Lin等的早期综述进一步指出，整合素、清道夫受体等亦被用于组织选择性胞外蛋白降解，提示LTR的选择空间仍在持续扩展。对于膜蛋白靶点，还需关注其与LTR在同一细胞表面的空间距离和共定位关系，因为这将影响三元复合物形成的几何可行性。（参考文献：《Emerging protein degradation strategies: expanding the scope to extracellular and membrane proteins》[11]）</w:t>
+        <w:t>对于膜蛋白靶点，还需关注其与LTR在同一细胞表面的空间距离和共定位关系，因为这将影响三元复合物形成的几何可行性。</w:t>
       </w:r>
     </w:p>
     <w:p>
@@ -311,7 +311,7 @@
           <w:b w:val="0"/>
           <w:sz w:val="24"/>
         </w:rPr>
-        <w:t>从疾病相关靶点分布看，PD-L1、EGFR和HER2等膜蛋白在肿瘤中表达异质性高，CI-M6PR广谱降解可能带来肿瘤外组织脱靶；ApoE4和Aβ等靶点则涉及分泌蛋白或聚集体的清除，对受体通量和局部给药策略提出不同要求。因此，受体决策框架必须与具体疾病场景联用，不能脱离靶点生物学单独优化分子结构。（参考文献：《Lysosome-targeting chimaeras for degradation of extracellular proteins》[1]；《Biomarker-activated multifunctional lysosome-targeting chimeras mediated selective degradation of extracellular amyloid fibrils》[5]）</w:t>
+        <w:t>从疾病相关靶点分布看，PD-L1、EGFR和HER2等膜蛋白在肿瘤中表达异质性高，CI-M6PR广谱降解可能带来肿瘤外组织脱靶；Aβ等靶点则涉及分泌蛋白或聚集体的清除，对受体通量和局部给药策略提出不同要求。因此，受体决策框架必须与具体疾病场景联用，不能脱离靶点生物学单独优化分子结构。（参考文献：《Biomarker-activated multifunctional lysosome-targeting chimeras mediated selective degradation of extracellular amyloid fibrils》[5]）</w:t>
       </w:r>
     </w:p>
     <w:p>
@@ -356,7 +356,7 @@
           <w:b w:val="0"/>
           <w:sz w:val="24"/>
         </w:rPr>
-        <w:t>对于分泌蛋白靶点，胞外蛋白池的动态平衡（合成、分泌、清除）决定了降解剂是否能在稳态下维持靶蛋白低水平，这一考量与膜蛋白靶点存在本质差异。（参考文献：《Lysosome-targeting chimaeras for degradation of extracellular proteins》[1]；《Targeted degradation of membrane and extracellular proteins with LYTACs》[7]）</w:t>
+        <w:t>对于分泌蛋白靶点，胞外蛋白池的动态平衡（合成、分泌、清除）决定了降解剂是否能在稳态下维持靶蛋白低水平，这一考量与膜蛋白靶点存在本质差异。（参考文献：《Targeted degradation of membrane and extracellular proteins with LYTACs》[7]）</w:t>
       </w:r>
     </w:p>
     <w:p>
@@ -365,13 +365,21 @@
         <w:ind w:firstLine="420"/>
         <w:jc w:val="both"/>
       </w:pPr>
+      <w:r>
+        <w:rPr>
+          <w:rFonts w:ascii="Times New Roman" w:hAnsi="Times New Roman" w:eastAsia="仿宋"/>
+          <w:b/>
+          <w:sz w:val="24"/>
+        </w:rPr>
+        <w:t>【本节小结】</w:t>
+      </w:r>
       <w:r>
         <w:rPr>
           <w:rFonts w:ascii="Times New Roman" w:hAnsi="Times New Roman" w:eastAsia="仿宋"/>
           <w:b w:val="0"/>
           <w:sz w:val="24"/>
         </w:rPr>
-        <w:t>本节小结：LYTAC疗效的关键瓶颈不在于靶蛋白能否被结合，而在于所选LTR的组织分布、内吞通量、内体分选倾向及内源性配体竞争是否与疾病场景匹配。受体选择应作为药物设计的首要决策节点；具体分子如何将受体“装”到降解剂上，将在第二节按三模块工程逻辑展开论述。</w:t>
+        <w:t>LYTAC疗效的关键瓶颈不在于靶蛋白能否被结合，而在于所选LTR的组织分布、内吞通量、内体分选倾向及内源性配体竞争是否与疾病场景匹配。受体选择应作为药物设计的首要决策节点。第二节将分别介绍对应上述受体类型的分子工程实现路径。</w:t>
       </w:r>
     </w:p>
     <w:p>
@@ -386,7 +394,7 @@
           <w:b w:val="0"/>
           <w:sz w:val="24"/>
         </w:rPr>
-        <w:t>需要强调的是，受体决策并非一次性静态选择：同一靶点在不同疾病分期、不同给药途径或联合用药背景下，最优受体策略可能发生变化。例如，肿瘤免疫治疗早期可能优先考虑广谱降解以快速清除免疫检查点，而维持治疗阶段则可能更需要组织定向策略以降低脱靶免疫毒性。因此，受体决策框架应保留与临床方案同步迭代的空间。</w:t>
+        <w:t>在跨物种转化时，还需注意LTR表达谱和溶酶体分选机器在人源细胞与常用细胞系之间的差异，避免将体外筛选得到的“最优受体”直接等同于临床适用方案。</w:t>
       </w:r>
     </w:p>
     <w:p>
@@ -401,7 +409,7 @@
           <w:b w:val="0"/>
           <w:sz w:val="24"/>
         </w:rPr>
-        <w:t>在实验设计层面，比较不同受体策略时应尽量固定靶向臂和连接子条件，仅改变受体臂或受体类型，以避免将模块差异误判为受体生物学差异。同理，评估内源性配体竞争时，应在多种细胞背景下重复验证，因为受体表达水平和内源性配体丰度均存在细胞系特异性。（参考文献：《Designed endocytosis-inducing proteins degrade targets and amplify signals》[12]）</w:t>
+        <w:t>这一原则同样适用于解读不同细胞系间的降解效率差异。</w:t>
       </w:r>
     </w:p>
     <w:p>
@@ -430,7 +438,7 @@
           <w:b w:val="0"/>
           <w:sz w:val="21"/>
         </w:rPr>
-        <w:t>图1  内体分选决定LYTAC-受体复合物进入溶酶体降解或回收至细胞膜，是降解效率的核心分叉点。（引自：Banik S M, et al. Nature, 2020, 584(7820): 291-297 [1]）</w:t>
+        <w:t>图1  内体分选决定LYTAC-受体复合物进入溶酶体降解或回收至细胞膜，说明降解效率取决于分选-回收通量竞争而非单纯的受体结合亲和力。（引自：Banik S M, et al. Nature, 2020, 584(7820): 291-297 [1]）</w:t>
       </w:r>
     </w:p>
     <w:p>
@@ -505,7 +513,7 @@
           <w:b w:val="0"/>
           <w:sz w:val="24"/>
         </w:rPr>
-        <w:t>抗体靶向臂亲和力强、可及性成熟，是多数早期平台的默认选择。Banik等在初代LYTAC中分别使用抗体和小分子结合EGFR等靶点，数小时内显著降低EGFR、CD71、PD-L1及ApoE4等蛋白水平，溶酶体抑制剂可阻断该效应，首次将“靶向臂-受体臂-连接子”三模块概念与多靶点可降解性一并验证。该工作亦利用CRISPR筛选解析CI-M6PR内吞机器，为后续研究建立了溶酶体途径确证与遗传学机制解析并行的实验范式。（参考文献：《Lysosome-targeting chimaeras for degradation of extracellular proteins》[1]）</w:t>
+        <w:t>抗体靶向臂亲和力强、可及性成熟，是多数早期平台的默认选择。Banik等在初代LYTAC中分别使用抗体和小分子结合EGFR等靶点，数小时内显著降低EGFR、CD71、PD-L1及ApoE4等蛋白水平，溶酶体抑制剂可阻断该效应，首次将“靶向臂-受体臂-连接子”三模块概念与多靶点可降解性一并验证。（参考文献：《Lysosome-targeting chimaeras for degradation of extracellular proteins》[1]）</w:t>
       </w:r>
     </w:p>
     <w:p>
@@ -625,7 +633,7 @@
           <w:b w:val="0"/>
           <w:sz w:val="24"/>
         </w:rPr>
-        <w:t>基因编码受体臂绕开复杂聚糖化学，适合需要频繁切换靶点的发现阶段。Pance等以双特异性蛋白为骨架，一条臂结合细胞因子受体（如CXCR7），另一条臂结合靶蛋白，利用CXCL12等配体触发受体内吞，针对PD-L1、HER2、PD-1、EGFR、CDCP1和TROP2等靶点构建KineTAC，降解效率介于51%至93%之间，且可通过哺乳动物细胞表达生产，更换靶蛋白结合臂无需重新进行聚糖化学合成。Zhang等的iLYTAC以IGF2多肽结合CI-M6PR，Huang等的EndoTag以人工设计蛋白结合IGF2R或ASGPR，二者均避免了聚糖化学修饰。（参考文献：《Modular cytokine receptor-targeting chimeras for targeted degradation of cell surface and extracellular proteins》[3]；《Designed endocytosis-inducing proteins degrade targets and amplify signals》[12]；《Insulin-like Growth Factor 2 (IGF2)-Fused Lysosomal Targeting Chimeras for Degradation of Extracellular and Membrane Proteins》[13]）</w:t>
+        <w:t>基因编码受体臂绕开复杂聚糖化学，适合需要频繁切换靶点的发现阶段。其中一条路线是利用细胞因子受体等天然高周转膜蛋白触发靶蛋白共内化：Pance等以双特异性蛋白为骨架，一条臂结合细胞因子受体（如CXCR7），另一条臂结合靶蛋白，利用CXCL12等配体触发受体内吞，针对PD-L1、HER2、PD-1、EGFR、CDCP1和TROP2等靶点构建KineTAC，降解效率介于51%至93%之间，且可通过哺乳动物细胞表达生产，更换靶蛋白结合臂无需重新进行聚糖化学合成。该策略将受体臂功能嵌入天然内吞过程，但需评估配体占用对受体生理信号传导的干扰。（参考文献：《Modular cytokine receptor-targeting chimeras for targeted degradation of cell surface and extracellular proteins》[3]）</w:t>
       </w:r>
     </w:p>
     <w:p>
@@ -640,7 +648,22 @@
           <w:b w:val="0"/>
           <w:sz w:val="24"/>
         </w:rPr>
-        <w:t>内吞信号肽融合策略将受体臂功能转化为内源性分选信号。Fang等的SignalTAC将CI-M6PR来源的酪氨酸基内吞信号肽P3与靶蛋白结合模块融合，在不依赖外源聚糖配体的情况下诱导靶蛋白溶酶体降解，在膜蛋白靶向降解中显示出优于亲本抗体的活性。（参考文献：《Lysosome-targeting chimeras containing an endocytic signaling motif trigger endocytosis and lysosomal degradation of cell-surface proteins》[15]）</w:t>
+        <w:t>另一条基因编码路线仍以经典LTR为终点：Zhang等的iLYTAC以IGF2多肽结合CI-M6PR，Huang等的EndoTag以人工设计蛋白结合IGF2R或ASGPR，二者均避免了聚糖化学修饰。（参考文献：《Designed endocytosis-inducing proteins degrade targets and amplify signals》[12]；《Insulin-like Growth Factor 2 (IGF2)-Fused Lysosomal Targeting Chimeras for Degradation of Extracellular and Membrane Proteins》[13]）</w:t>
+      </w:r>
+    </w:p>
+    <w:p>
+      <w:pPr>
+        <w:spacing w:line="360" w:lineRule="auto" w:after="120"/>
+        <w:ind w:firstLine="420"/>
+        <w:jc w:val="both"/>
+      </w:pPr>
+      <w:r>
+        <w:rPr>
+          <w:rFonts w:ascii="Times New Roman" w:hAnsi="Times New Roman" w:eastAsia="仿宋"/>
+          <w:b w:val="0"/>
+          <w:sz w:val="24"/>
+        </w:rPr>
+        <w:t>此外，还存在绕过外源LTR配体、直接利用内吞分选信号的策略：Fang等的SignalTAC将CI-M6PR来源的酪氨酸基内吞信号肽P3与靶蛋白结合模块融合，在不依赖外源聚糖配体的情况下诱导靶蛋白溶酶体降解，在膜蛋白靶向降解中显示出优于亲本抗体的活性。该路线将受体臂功能转化为内源性分选信号，组织定向性取决于内吞信号来源与靶细胞分选机器的差异。（参考文献：《Lysosome-targeting chimeras containing an endocytic signaling motif trigger endocytosis and lysosomal degradation of cell-surface proteins》[15]）</w:t>
       </w:r>
     </w:p>
     <w:p>
@@ -715,6 +738,21 @@
           <w:b w:val="0"/>
           <w:sz w:val="24"/>
         </w:rPr>
+        <w:t>各平台在制备难度、靶点切换灵活性和组织定向能力上各有权衡，选择时应与第一节确定的受体类型和疾病场景相匹配，而非单纯追求体外降解率最高。</w:t>
+      </w:r>
+    </w:p>
+    <w:p>
+      <w:pPr>
+        <w:spacing w:line="360" w:lineRule="auto" w:after="120"/>
+        <w:ind w:firstLine="420"/>
+        <w:jc w:val="both"/>
+      </w:pPr>
+      <w:r>
+        <w:rPr>
+          <w:rFonts w:ascii="Times New Roman" w:hAnsi="Times New Roman" w:eastAsia="仿宋"/>
+          <w:b w:val="0"/>
+          <w:sz w:val="24"/>
+        </w:rPr>
         <w:t>从平台可替换性看，Pance等的KineTAC可通过更换靶蛋白结合臂降解多个靶点而保留同一受体臂；Zhang等的iLYTAC型-II以IgG结合Z结构域为通用适配器，可与临床已有抗体偶联实现降解。这些设计表明，LYTAC研发正从“逐个分子定制”转向“平台化模块组装”。（参考文献：《Modular cytokine receptor-targeting chimeras for targeted degradation of cell surface and extracellular proteins》[3]；《Insulin-like Growth Factor 2 (IGF2)-Fused Lysosomal Targeting Chimeras for Degradation of Extracellular and Membrane Proteins》[13]）</w:t>
       </w:r>
     </w:p>
@@ -745,7 +783,7 @@
           <w:b w:val="0"/>
           <w:sz w:val="24"/>
         </w:rPr>
-        <w:t>本节小结：LYTAC并非单一分子类型的线性迭代，而是以靶向臂、受体臂和连接子三模块为基础的可组合平台。药物设计应先在第一节受体决策框架内确定受体臂类型，再匹配适宜的靶向臂和连接子策略。模块化并不意味着任意组合均有效：靶向臂亲和力不足将导致三元复合物形成效率低下；受体臂与靶组织不匹配将造成降解位置错误；连接子长度不当则影响两个功能臂的协同构象。因此，平台化的前提是建立针对特定“靶点-组织-制备”组合的标准优化流程。</w:t>
+        <w:t>从代表性研究的演进逻辑看，Banik等、Ahn等、Pance等和Li等分别对应“能否降解”“在哪里降解”“如何模块化生产”和“降解是否优于阻断”四个工程节点，构成评价新LYTAC研究价值的基本坐标系。</w:t>
       </w:r>
     </w:p>
     <w:p>
@@ -760,7 +798,7 @@
           <w:b w:val="0"/>
           <w:sz w:val="24"/>
         </w:rPr>
-        <w:t>从代表性研究的演进逻辑看，Banik等回答了“能否降解”，Ahn等回答了“在哪里降解”，Pance等回答了“如何模块化生产”，Li等回答了“降解是否优于阻断”。四者并非重复叙述同一分子，而是分别验证了靶向臂多样性、受体臂组织定向、基因编码可放大性和体内药效比较四个工程维度，构成评价新LYTAC研究价值的基本坐标系。</w:t>
+        <w:t>在活性评价层面，Banik等建立的溶酶体抑制剂确证范式，已成为化学偶联与基因编码平台的共同参照。（参考文献：《Lysosome-targeting chimaeras for degradation of extracellular proteins》[1]）</w:t>
       </w:r>
     </w:p>
     <w:p>
@@ -775,7 +813,7 @@
           <w:b w:val="0"/>
           <w:sz w:val="24"/>
         </w:rPr>
-        <w:t>在活性评价层面，不同模块组合应建立可比的体外读数体系：蛋白清除动力学反映降解机制是否有效，受体配体竞争实验可区分靶向失败与受体占用失败，溶酶体抑制剂对照则是确证途径特异性的必要对照。Banik等所建立的三位一体验证范式，已成为后续化学偶联与基因编码平台的共同参照。（参考文献：《Lysosome-targeting chimaeras for degradation of extracellular proteins》[1]）</w:t>
+        <w:t>需要强调的是，受体-模块匹配并非一次性静态决策：同一靶点在不同疾病分期、不同给药途径或联合用药背景下，最优受体臂与制备路线可能发生变化。例如，肿瘤免疫治疗早期可能优先考虑广谱降解以快速清除免疫检查点，而维持治疗阶段则可能更需要组织定向策略以降低脱靶免疫毒性。</w:t>
       </w:r>
     </w:p>
     <w:p>
@@ -790,7 +828,7 @@
           <w:b w:val="0"/>
           <w:sz w:val="24"/>
         </w:rPr>
-        <w:t>在质量属性层面，化学偶联平台的挑战在于偶联位点、偶联数和聚集体控制；基因编码平台的挑战在于融合蛋白表达量、折叠正确性和宿主细胞糖基化差异。Kim等的酵母聚糖路线在降低受体臂合成难度的同时，仍需解决聚糖结构表征和批次间一致性评价问题。无论采用哪条制备主线，均需在临床前阶段明确关键质量属性与降解活性的关联，否则难以支撑工艺放大和监管申报。（参考文献：《Lysosome-Targeting Chimera Using Mannose-6-Phosphate Glycans Derived from Glyco-Engineered Yeast》[14]）</w:t>
+        <w:t>在实验设计层面，比较不同工程策略时应尽量固定靶向臂和连接子条件，仅改变受体臂类型，以避免将模块差异误判为受体生物学差异；评估内源性配体竞争时，应在多种细胞背景下重复验证，因为受体表达水平和内源性配体丰度均存在细胞系特异性。</w:t>
       </w:r>
     </w:p>
     <w:p>
@@ -805,7 +843,45 @@
           <w:b w:val="0"/>
           <w:sz w:val="24"/>
         </w:rPr>
-        <w:t>抗体靶向臂与小分子、适体靶向臂的选择，本质上是在亲和力、分子量、可修饰性和制备成本之间权衡。对于需要穿透实体瘤或血脑屏障的场景，较小分子量的靶向臂可能更具优势；对于膜蛋白高丰度靶点，高亲和力抗体或共价适体策略可能更有利于维持降解通量。（参考文献：《Covalent LYTAC enabled by DNA aptamers for immune checkpoint degradation therapy》[4]；《Bifunctional small molecules that mediate the degradation of extracellular proteins》[9]）</w:t>
+        <w:t>抗体靶向臂与小分子、适体靶向臂的选择，本质上是在亲和力、分子量、可修饰性和制备成本之间权衡：较小分子量的靶向臂有利于组织渗透，高亲和力抗体或共价适体则更有利于维持高更新速率靶点的降解通量。（参考文献：《Covalent LYTAC enabled by DNA aptamers for immune checkpoint degradation therapy》[4]；《Bifunctional small molecules that mediate the degradation of extracellular proteins》[9]）</w:t>
+      </w:r>
+    </w:p>
+    <w:p>
+      <w:pPr>
+        <w:spacing w:line="360" w:lineRule="auto" w:after="120"/>
+        <w:ind w:firstLine="420"/>
+        <w:jc w:val="both"/>
+      </w:pPr>
+      <w:r>
+        <w:rPr>
+          <w:rFonts w:ascii="Times New Roman" w:hAnsi="Times New Roman" w:eastAsia="仿宋"/>
+          <w:b w:val="0"/>
+          <w:sz w:val="24"/>
+        </w:rPr>
+        <w:t>在质量属性层面，化学偶联平台需关注偶联位点、偶联数和聚集体控制；基因编码平台需关注融合蛋白表达量、折叠正确性和宿主细胞糖基化差异。Kim等的酵母聚糖路线在降低受体臂合成难度的同时，仍需解决聚糖结构表征和批次间一致性评价问题。无论采用哪条制备主线，均需在临床前阶段明确关键质量属性与降解活性的关联，否则难以支撑工艺放大和监管申报。（参考文献：《Lysosome-Targeting Chimera Using Mannose-6-Phosphate Glycans Derived from Glyco-Engineered Yeast》[14]）</w:t>
+      </w:r>
+    </w:p>
+    <w:p>
+      <w:pPr>
+        <w:spacing w:line="360" w:lineRule="auto" w:after="120"/>
+        <w:ind w:firstLine="420"/>
+        <w:jc w:val="both"/>
+      </w:pPr>
+      <w:r>
+        <w:rPr>
+          <w:rFonts w:ascii="Times New Roman" w:hAnsi="Times New Roman" w:eastAsia="仿宋"/>
+          <w:b/>
+          <w:sz w:val="24"/>
+        </w:rPr>
+        <w:t>【本节小结】</w:t>
+      </w:r>
+      <w:r>
+        <w:rPr>
+          <w:rFonts w:ascii="Times New Roman" w:hAnsi="Times New Roman" w:eastAsia="仿宋"/>
+          <w:b w:val="0"/>
+          <w:sz w:val="24"/>
+        </w:rPr>
+        <w:t>LYTAC并非单一分子类型的线性迭代，而是以靶向臂、受体臂和连接子三模块为基础的可组合平台。药物设计应先在第一节受体决策框架内确定受体臂类型，再匹配适宜的靶向臂和连接子策略；平台化的前提是建立针对特定“靶点-组织-制备”组合的标准优化流程。</w:t>
       </w:r>
     </w:p>
     <w:p>
@@ -834,7 +910,7 @@
           <w:b w:val="0"/>
           <w:sz w:val="21"/>
         </w:rPr>
-        <w:t>图2  Banik等证实CI-M6PR依赖LYTAC可同步降解EGFR、PD-L1等多种靶蛋白，奠定LYTAC概念框架。（引自：Banik S M, et al. Nature, 2020, 584(7820): 291-297 [1]）图3  Ahn等证明GalNAc-LYTAC可实现肝组织定向降解，且对EGFR下游信号抑制优于阻断性抗体。（引自：Ahn G, et al. Nat Chem Biol, 2021, 17(9): 937-946 [2]）图4  Pance等证实KineTAC可通过更换靶向臂实现多靶点降解，体现受体臂与靶向臂的模块化可替换性。（引自：Pance K, et al. Nat Biotechnol, 2023, 41(2): 273-281 [3]）图5  Li等证实共价适体LYTAC在动物模型中降解PD-L1并激活抗肿瘤免疫，效应强于抗PD-L1抗体。（引自：Li Y, et al. J Am Chem Soc, 2023, 145(45): 24506-24521 [4]）</w:t>
+        <w:t>图2  Banik等设计的LYTAC分子结构（左）及其对EGFR和PD-L1的降解效果（右），表明三模块架构可适用于多种膜蛋白靶点。（引自：Banik S M, et al. Nature, 2020, 584(7820): 291-297 [1]）图3  Ahn等GalNAc-LYTAC的肝定向降解示意及EGFR下游信号抑制时程，表明受体臂更换可将降解限制在肝脏并延长药效持续时间。（引自：Ahn G, et al. Nat Chem Biol, 2021, 17(9): 937-946 [2]）图4  Pance等KineTAC的模块化架构及多靶点降解效率，表明更换靶向臂即可在保留受体臂的前提下切换靶蛋白。（引自：Pance K, et al. Nat Biotechnol, 2023, 41(2): 273-281 [3]）图5  Li等共价适体LYTAC在肿瘤模型中的PD-L1清除及T细胞浸润，表明降解策略可在体内产生优于抗体阻断的免疫激活效应。（引自：Li Y, et al. J Am Chem Soc, 2023, 145(45): 24506-24521 [4]）</w:t>
       </w:r>
     </w:p>
     <w:p>
@@ -864,7 +940,7 @@
           <w:b w:val="0"/>
           <w:sz w:val="24"/>
         </w:rPr>
-        <w:t>本节从疾病场景出发，系统评估降解策略相对单纯阻断的增益证据及其局限。评价的核心指标包括：靶蛋白清除幅度、下游信号抑制持续时间、免疫功能激活程度及全身脱靶风险。不同疾病场景中上述指标的权重并不相同，需分别加以分析。（参考文献：《Targeted degradation of membrane and extracellular proteins with LYTACs》[7]）</w:t>
+        <w:t>本节从疾病场景出发，系统评估降解策略相对单纯阻断的增益证据及其局限。评价的核心指标包括：靶蛋白清除幅度、下游信号抑制持续时间、免疫功能激活程度及全身脱靶风险。</w:t>
       </w:r>
     </w:p>
     <w:p>
@@ -879,7 +955,22 @@
           <w:b w:val="0"/>
           <w:sz w:val="24"/>
         </w:rPr>
-        <w:t>在肿瘤免疫方向，PD-L1是最具代表性的比较靶点。Banik等首先证明LYTAC可降解PD-L1并减弱肿瘤细胞免疫逃逸。Li等的共价适体LYTAC在肿瘤模型中不仅降解PD-L1，还诱导了强于抗PD-L1抗体的T细胞浸润和细胞因子释放，直接回答了“降解优于阻断”的问题。Huang等的EndoTag融合PD-L1抗体在小鼠肿瘤模型中的疗效亦显著优于抗体单药；Kim等的LYTACgyM6pG降解PD-L1后，增强T细胞杀伤肿瘤细胞的效率高于纳米抗体单用。上述结果支持：在PD-L1靶点上，降解策略在激活抗肿瘤免疫方面可能具有超越阻断的增益；但该结论目前仍限于动物模型，人体验证尚缺。（参考文献：《Lysosome-targeting chimaeras for degradation of extracellular proteins》[1]；《Covalent LYTAC enabled by DNA aptamers for immune checkpoint degradation therapy》[4]；《Designed endocytosis-inducing proteins degrade targets and amplify signals》[12]；《Lysosome-Targeting Chimera Using Mannose-6-Phosphate Glycans Derived from Glyco-Engineered Yeast》[14]）</w:t>
+        <w:t>在肿瘤免疫方向，PD-L1是最具代表性的比较靶点。Banik等首次证明PD-L1可被LYTAC降解；Li等的共价适体LYTAC在肿瘤模型中不仅降解PD-L1，还诱导了强于抗PD-L1抗体的T细胞浸润和细胞因子释放，直接回答了“降解优于阻断”的问题。Huang等的EndoTag融合PD-L1抗体在小鼠肿瘤模型中的疗效亦显著优于抗体单药；Kim等的LYTACgyM6pG降解PD-L1后，增强T细胞杀伤肿瘤细胞的效率高于纳米抗体单用。上述结果支持：在PD-L1靶点上，降解策略在激活抗肿瘤免疫方面可能具有超越阻断的增益；但该结论目前仍限于动物模型，人体验证尚缺。（参考文献：《Lysosome-targeting chimaeras for degradation of extracellular proteins》[1]；《Covalent LYTAC enabled by DNA aptamers for immune checkpoint degradation therapy》[4]；《Designed endocytosis-inducing proteins degrade targets and amplify signals》[12]；《Lysosome-Targeting Chimera Using Mannose-6-Phosphate Glycans Derived from Glyco-Engineered Yeast》[14]）</w:t>
+      </w:r>
+    </w:p>
+    <w:p>
+      <w:pPr>
+        <w:spacing w:line="360" w:lineRule="auto" w:after="120"/>
+        <w:ind w:firstLine="420"/>
+        <w:jc w:val="both"/>
+      </w:pPr>
+      <w:r>
+        <w:rPr>
+          <w:rFonts w:ascii="Times New Roman" w:hAnsi="Times New Roman" w:eastAsia="仿宋"/>
+          <w:b w:val="0"/>
+          <w:sz w:val="24"/>
+        </w:rPr>
+        <w:t>在肿瘤膜蛋白靶点拓展方面，Pance等的KineTAC在HER2、TROP2等靶点上实现了51%—93%的降解效率；Zhang等的iLYTAC在异种移植瘤模型中验证了抗肿瘤活性。对于高更新速率的膜蛋白靶点，仍须评估靶蛋白重新合成是否会抵消降解效应，需在长期给药实验中加以考察。（参考文献：《Modular cytokine receptor-targeting chimeras for targeted degradation of cell surface and extracellular proteins》[3]；《Insulin-like Growth Factor 2 (IGF2)-Fused Lysosomal Targeting Chimeras for Degradation of Extracellular and Membrane Proteins》[13]；《Targeted degradation of membrane and extracellular proteins with LYTACs》[7]）</w:t>
       </w:r>
     </w:p>
     <w:p>
@@ -909,7 +1000,7 @@
           <w:b w:val="0"/>
           <w:sz w:val="24"/>
         </w:rPr>
-        <w:t>在神经退行性疾病方向，Liu等设计了病灶激活LYTAC前体：利用Aβ沉积区铜离子催化点击反应原位生成活性分子，经CD206受体介导Aβ纤维溶酶体降解。Banik等亦验证了ApoE4等神经相关分泌蛋白的可降解性。该领域尚缺乏降解与阻断的直接对照实验，但病灶激活策略本身旨在解决全身给药脱靶这一阻断策略难以回避的问题。（参考文献：《Biomarker-activated multifunctional lysosome-targeting chimeras mediated selective degradation of extracellular amyloid fibrils》[5]；《Lysosome-targeting chimaeras for degradation of extracellular proteins》[1]）</w:t>
+        <w:t>在药效学评价方法上，建议将“蛋白清除动力学”与“功能终点”联合考察：前者反映降解机制是否有效，后者反映降解是否产生预期的生物学后果。仅报告某一时间点的蛋白残留百分比，不足以支持降解优于阻断的判断。Li等和Fang等的研究分别从免疫检查点和膜蛋白靶点提供了“功能终点优于阻断对照”的体内证据，但其外推范围仍受动物模型和给药方案所限。（参考文献：《Covalent LYTAC enabled by DNA aptamers for immune checkpoint degradation therapy》[4]；《Lysosome-targeting chimeras containing an endocytic signaling motif trigger endocytosis and lysosomal degradation of cell-surface proteins》[15]）</w:t>
       </w:r>
     </w:p>
     <w:p>
@@ -924,7 +1015,7 @@
           <w:b w:val="0"/>
           <w:sz w:val="24"/>
         </w:rPr>
-        <w:t>跨疾病比较可见，降解优于阻断的证据在PD-L1肿瘤免疫中最为充分；肝靶向场景的优势主要体现在组织选择性而非药效幅度；神经退行性疾病则尚处于概念验证阶段。Pance等的KineTAC在PD-L1、HER2等多个靶点上实现了51%—93%的降解效率，但尚未系统比较其与阻断抗体的功能差异。（参考文献：《Modular cytokine receptor-targeting chimeras for targeted degradation of cell surface and extracellular proteins》[3]）</w:t>
+        <w:t>在神经退行性疾病方向，Liu等设计了病灶激活LYTAC前体：利用Aβ沉积区铜离子催化点击反应原位生成活性分子，经CD206受体介导Aβ纤维溶酶体降解。该领域尚缺乏降解与阻断的直接对照实验，但病灶激活策略旨在解决全身给药脱靶这一阻断策略难以回避的问题。（参考文献：《Biomarker-activated multifunctional lysosome-targeting chimeras mediated selective degradation of extracellular amyloid fibrils》[5]）</w:t>
       </w:r>
     </w:p>
     <w:p>
@@ -939,7 +1030,7 @@
           <w:b w:val="0"/>
           <w:sz w:val="24"/>
         </w:rPr>
-        <w:t>在生长因子受体方向，Banik等证明LYTAC可降解EGFR并削弱下游增殖信号，溶酶体抑制剂可逆转该效应，确证了降解途径的特异性。Ahn等进一步表明肝靶向GalNAc-LYTAC对EGFR下游信号的抑制较抗体更持久。然而，EGFR降解是否能在临床耐药场景中优于酪氨酸激酶抑制剂或单抗，仍需在更接近临床的模型中验证。（参考文献：《Lysosome-targeting chimaeras for degradation of extracellular proteins》[1]；《LYTACs that engage the asialoglycoprotein receptor for targeted protein degradation》[2]）</w:t>
+        <w:t>在自身免疫与炎症方向，胞外细胞因子和免疫球蛋白等靶点理论上亦适合LYTAC降解，但公开文献中系统的体内验证仍较少。</w:t>
       </w:r>
     </w:p>
     <w:p>
@@ -954,7 +1045,7 @@
           <w:b w:val="0"/>
           <w:sz w:val="24"/>
         </w:rPr>
-        <w:t>Zhang等的iLYTAC在异种移植瘤模型中验证了抗肿瘤活性，表明基因编码平台兼具体外降解和体内药效验证的潜力。对于更新速率较快的膜蛋白靶点，即使降解效率较高，仍须评估靶蛋白重新合成是否会抵消降解效应——这是降解策略相对阻断策略的潜在劣势之一，需在长期给药实验中加以考察。（参考文献：《Insulin-like Growth Factor 2 (IGF2)-Fused Lysosomal Targeting Chimeras for Degradation of Extracellular and Membrane Proteins》[13]；《Targeted degradation of membrane and extracellular proteins with LYTACs》[7]）</w:t>
+        <w:t>对于分泌蛋白和聚集体靶点，评价逻辑需从“膜蛋白清除”转向“胞外池耗竭”，病理沉积物的清除效率是核心终点而非与传统抑制剂的活性比较。</w:t>
       </w:r>
     </w:p>
     <w:p>
@@ -969,7 +1060,7 @@
           <w:b w:val="0"/>
           <w:sz w:val="24"/>
         </w:rPr>
-        <w:t>在自身免疫与炎症方向，胞外细胞因子和免疫球蛋白等靶点理论上亦适合LYTAC降解，但公开文献中系统的体内验证仍较少，可能是LYTAC拓展适应症的重要突破口。</w:t>
+        <w:t>Fang等的SignalTAC在膜蛋白降解中显示出优于亲本抗体的抗肿瘤活性，与Li等的PD-L1研究形成互补，表明不同工程路径均可达成彻底清除靶蛋白的药理学目标。（参考文献：《Lysosome-targeting chimeras containing an endocytic signaling motif trigger endocytosis and lysosomal degradation of cell-surface proteins》[15]）</w:t>
       </w:r>
     </w:p>
     <w:p>
@@ -984,7 +1075,7 @@
           <w:b w:val="0"/>
           <w:sz w:val="24"/>
         </w:rPr>
-        <w:t>在药效学评价方法上，建议将“蛋白清除动力学”与“功能终点”联合考察：前者反映降解机制是否有效，后者反映降解是否产生预期的生物学后果。仅报告某一时间点的蛋白残留百分比，不足以支持降解优于阻断的判断。</w:t>
+        <w:t>跨疾病比较可见，降解优于阻断的证据在PD-L1肿瘤免疫中最为充分；肝靶向场景的优势主要体现在组织选择性而非药效幅度；神经退行性疾病则尚处于概念验证阶段。</w:t>
       </w:r>
     </w:p>
     <w:p>
@@ -999,7 +1090,7 @@
           <w:b w:val="0"/>
           <w:sz w:val="24"/>
         </w:rPr>
-        <w:t>Fang等的SignalTAC在膜蛋白降解中显示出优于亲本抗体的抗肿瘤活性，为“降解优于阻断”提供了膜蛋白靶点方向的补充证据。该研究与Li等的PD-L1实例形成互补：前者通过内吞信号肽绕过外源受体配体，后者通过共价适体增强靶向臂结合，从不同工程路径达成了相同的药理学目标——即彻底清除靶蛋白而非仅阻断其功能。（参考文献：《Lysosome-targeting chimeras containing an endocytic signaling motif trigger endocytosis and lysosomal degradation of cell-surface proteins》[15]）</w:t>
+        <w:t>LYTAC的价值主张应与其所针对的靶点更新动力学相匹配：对于更新快、持续补充的免疫检查点蛋白，彻底清除可能比单纯阻断更具优势；对于需要局部干预的肝代谢靶点，组织定向降解的价值主要体现在安全性；对于聚集体和纤维状靶点，核心指标是病理沉积物的清除效率。</w:t>
       </w:r>
     </w:p>
     <w:p>
@@ -1008,13 +1099,21 @@
         <w:ind w:firstLine="420"/>
         <w:jc w:val="both"/>
       </w:pPr>
+      <w:r>
+        <w:rPr>
+          <w:rFonts w:ascii="Times New Roman" w:hAnsi="Times New Roman" w:eastAsia="仿宋"/>
+          <w:b/>
+          <w:sz w:val="24"/>
+        </w:rPr>
+        <w:t>【本节小结】</w:t>
+      </w:r>
       <w:r>
         <w:rPr>
           <w:rFonts w:ascii="Times New Roman" w:hAnsi="Times New Roman" w:eastAsia="仿宋"/>
           <w:b w:val="0"/>
           <w:sz w:val="24"/>
         </w:rPr>
-        <w:t>本节小结：现有动物实验支持PD-L1降解在免疫激活上优于单纯阻断；肝靶向和神经退行性疾病方向的证据侧重于可行性与局部选择性，尚不足以普遍外推“降解优于阻断”的结论。后续研究需在各疾病场景中建立降解剂与阻断剂的标准化头对头比较。</w:t>
+        <w:t>现有动物实验支持PD-L1降解在免疫激活上优于单纯阻断；肝靶向和神经退行性疾病方向的证据侧重于可行性与局部选择性，尚不足以普遍外推“降解优于阻断”的结论。后续研究需在各疾病场景中建立降解剂与阻断剂的标准化头对头比较。</w:t>
       </w:r>
     </w:p>
     <w:p>
@@ -1029,112 +1128,7 @@
           <w:b w:val="0"/>
           <w:sz w:val="24"/>
         </w:rPr>
-        <w:t>在膜蛋白靶点拓展方面，Banik等已证实CD71等转运受体的可降解性；Pance等的KineTAC在HER2、TROP2等肿瘤相关靶点上实现了高效降解，提示模块化蛋白平台适用于快速筛选肿瘤膜蛋白靶点。然而，高表达、高更新速率的膜蛋白可能对降解策略提出更严苛的给药频率要求，需在长期给药实验中评估靶蛋白重新合成对药效的抵消效应。（参考文献：《Lysosome-targeting chimaeras for degradation of extracellular proteins》[1]；《Modular cytokine receptor-targeting chimeras for targeted degradation of cell surface and extracellular proteins》[3]；《Targeted degradation of membrane and extracellular proteins with LYTACs》[7]）</w:t>
-      </w:r>
-    </w:p>
-    <w:p>
-      <w:pPr>
-        <w:spacing w:line="360" w:lineRule="auto" w:after="120"/>
-        <w:ind w:firstLine="420"/>
-        <w:jc w:val="both"/>
-      </w:pPr>
-      <w:r>
-        <w:rPr>
-          <w:rFonts w:ascii="Times New Roman" w:hAnsi="Times New Roman" w:eastAsia="仿宋"/>
-          <w:b w:val="0"/>
-          <w:sz w:val="24"/>
-        </w:rPr>
-        <w:t>在药效学评价方法上，建议将“蛋白清除动力学”与“功能终点”联合考察：前者反映降解机制是否有效，后者反映降解是否产生预期的生物学后果。仅报告某一时间点的蛋白残留百分比，不足以支持降解优于阻断的判断。Li等和Fang等的研究分别从免疫检查点和膜蛋白靶点提供了“功能终点优于阻断对照”的体内证据，但其外推范围仍受动物模型和给药方案所限。（参考文献：《Covalent LYTAC enabled by DNA aptamers for immune checkpoint degradation therapy》[4]；《Lysosome-targeting chimeras containing an endocytic signaling motif trigger endocytosis and lysosomal degradation of cell-surface proteins》[15]）</w:t>
-      </w:r>
-    </w:p>
-    <w:p>
-      <w:pPr>
-        <w:spacing w:line="360" w:lineRule="auto" w:after="120"/>
-        <w:ind w:firstLine="420"/>
-        <w:jc w:val="both"/>
-      </w:pPr>
-      <w:r>
-        <w:rPr>
-          <w:rFonts w:ascii="Times New Roman" w:hAnsi="Times New Roman" w:eastAsia="仿宋"/>
-          <w:b w:val="0"/>
-          <w:sz w:val="24"/>
-        </w:rPr>
-        <w:t>对于分泌蛋白和聚集体靶点，评价逻辑需从“膜蛋白清除”转向“胞外池耗竭”。Liu等的病灶激活策略利用病理微环境原位激活降解剂，在降低全身脱靶的同时实现Aβ纤维的局部清除，代表了一种将疾病生物学嵌入分子设计的验证思路。该方向尚缺乏与免疫疗法或抗体清除策略的系统比较，但为神经退行性疾病等全身给药风险高的场景提供了差异化路径。（参考文献：《Biomarker-activated multifunctional lysosome-targeting chimeras mediated selective degradation of extracellular amyloid fibrils》[5]）</w:t>
-      </w:r>
-    </w:p>
-    <w:p>
-      <w:pPr>
-        <w:spacing w:line="360" w:lineRule="auto" w:after="120"/>
-        <w:ind w:firstLine="420"/>
-        <w:jc w:val="both"/>
-      </w:pPr>
-      <w:r>
-        <w:rPr>
-          <w:rFonts w:ascii="Times New Roman" w:hAnsi="Times New Roman" w:eastAsia="仿宋"/>
-          <w:b w:val="0"/>
-          <w:sz w:val="24"/>
-        </w:rPr>
-        <w:t>跨疾病场景的共性结论是：LYTAC的价值主张应与其所针对的靶点更新动力学相匹配。对于更新快、持续补充的免疫检查点蛋白，彻底清除可能比单纯阻断更具优势；对于需要局部干预的肝代谢靶点，组织定向降解的价值主要体现在安全性而非药效幅度；对于聚集体和纤维状靶点，降解策略的核心指标是病理沉积物的清除效率，而非与传统抑制剂的活性比较。</w:t>
-      </w:r>
-    </w:p>
-    <w:p>
-      <w:pPr>
-        <w:spacing w:line="360" w:lineRule="auto" w:after="120"/>
-        <w:ind w:firstLine="420"/>
-        <w:jc w:val="both"/>
-      </w:pPr>
-      <w:r>
-        <w:rPr>
-          <w:rFonts w:ascii="Times New Roman" w:hAnsi="Times New Roman" w:eastAsia="仿宋"/>
-          <w:b w:val="0"/>
-          <w:sz w:val="24"/>
-        </w:rPr>
-        <w:t>建立上述疾病场景特异性的评价标准，有助于避免将肿瘤免疫领域的“降解优于阻断”结论不加区分地外推至其他适应症，从而提高后续临床前研究的判断准确性。</w:t>
-      </w:r>
-    </w:p>
-    <w:p>
-      <w:pPr>
-        <w:spacing w:line="360" w:lineRule="auto" w:after="120"/>
-        <w:ind w:firstLine="420"/>
-        <w:jc w:val="both"/>
-      </w:pPr>
-      <w:r>
-        <w:rPr>
-          <w:rFonts w:ascii="Times New Roman" w:hAnsi="Times New Roman" w:eastAsia="仿宋"/>
-          <w:b w:val="0"/>
-          <w:sz w:val="24"/>
-        </w:rPr>
-        <w:t>本节小结重申：疾病验证的核心任务不是重复列举可降解靶点，而是在具体病理场景中判断降解策略是否比现有疗法带来可测量的额外获益。</w:t>
-      </w:r>
-    </w:p>
-    <w:p>
-      <w:pPr>
-        <w:spacing w:line="360" w:lineRule="auto" w:after="120"/>
-        <w:ind w:firstLine="420"/>
-        <w:jc w:val="both"/>
-      </w:pPr>
-      <w:r>
-        <w:rPr>
-          <w:rFonts w:ascii="Times New Roman" w:hAnsi="Times New Roman" w:eastAsia="仿宋"/>
-          <w:b w:val="0"/>
-          <w:sz w:val="24"/>
-        </w:rPr>
-        <w:t>现有证据支持这一判断在PD-L1肿瘤免疫中最为充分，在其他适应症中仍需更多头对头实验加以验证。</w:t>
-      </w:r>
-    </w:p>
-    <w:p>
-      <w:pPr>
-        <w:spacing w:line="360" w:lineRule="auto" w:after="120"/>
-        <w:ind w:firstLine="420"/>
-        <w:jc w:val="both"/>
-      </w:pPr>
-      <w:r>
-        <w:rPr>
-          <w:rFonts w:ascii="Times New Roman" w:hAnsi="Times New Roman" w:eastAsia="仿宋"/>
-          <w:b w:val="0"/>
-          <w:sz w:val="24"/>
-        </w:rPr>
-        <w:t>这一审慎态度亦适用于转化瓶颈的评估。</w:t>
+        <w:t>建立疾病场景特异性的评价标准，有助于避免将肿瘤免疫领域的结论不加区分地外推至其他适应症。</w:t>
       </w:r>
     </w:p>
     <w:p>
@@ -1209,7 +1203,7 @@
           <w:b w:val="0"/>
           <w:sz w:val="24"/>
         </w:rPr>
-        <w:t>药代动力学方面，LYTAC与靶蛋白及受体形成三元复合物后常被一同送入溶酶体降解，体内有效浓度维持时间较短；高更新速率或高表达靶点可能需要更频繁给药。含聚糖或外源蛋白的偶联物还存在潜在免疫原性，需在反复给药动物实验中系统评估。（参考文献：《Targeted degradation of membrane and extracellular proteins with LYTACs》[7]）</w:t>
+        <w:t>药代动力学方面，LYTAC与靶蛋白及受体形成三元复合物后常被一同送入溶酶体降解，体内有效浓度维持时间较短；高更新速率或高表达靶点可能需要更频繁给药。（参考文献：《Targeted degradation of membrane and extracellular proteins with LYTACs》[7]）</w:t>
       </w:r>
     </w:p>
     <w:p>
@@ -1239,7 +1233,7 @@
           <w:b w:val="0"/>
           <w:sz w:val="24"/>
         </w:rPr>
-        <w:t>适体靶向臂虽具合成简便优势，但体内可能面临核酸酶降解和肾脏快速清除，需要通过化学修饰或递送系统改善药代性质。Fang等的SignalTAC和Liu等的病灶激活前体表明，疾病病理特征本身可作为药物设计输入，为克服组织选择性不足提供了非常规思路。（参考文献：《Covalent LYTAC enabled by DNA aptamers for immune checkpoint degradation therapy》[4]；《Aptamer-LYTACs for targeted degradation of extracellular and membrane proteins》[6]；《Biomarker-activated multifunctional lysosome-targeting chimeras mediated selective degradation of extracellular amyloid fibrils》[5]；《Lysosome-targeting chimeras containing an endocytic signaling motif trigger endocytosis and lysosomal degradation of cell-surface proteins》[15]）</w:t>
+        <w:t>Fang等的SignalTAC和Liu等的病灶激活前体表明，疾病病理特征本身可作为药物设计输入，为克服组织选择性不足提供了非常规思路。（参考文献：《Biomarker-activated multifunctional lysosome-targeting chimeras mediated selective degradation of extracellular amyloid fibrils》[5]；《Lysosome-targeting chimeras containing an endocytic signaling motif trigger endocytosis and lysosomal degradation of cell-surface proteins》[15]）</w:t>
       </w:r>
     </w:p>
     <w:p>
@@ -1284,7 +1278,37 @@
           <w:b w:val="0"/>
           <w:sz w:val="24"/>
         </w:rPr>
+        <w:t>其中，头对头比较实验应纳入功能终点而不仅是蛋白清除百分比，以明确降解策略相对阻断的真实获益边界。</w:t>
+      </w:r>
+    </w:p>
+    <w:p>
+      <w:pPr>
+        <w:spacing w:line="360" w:lineRule="auto" w:after="120"/>
+        <w:ind w:firstLine="420"/>
+        <w:jc w:val="both"/>
+      </w:pPr>
+      <w:r>
+        <w:rPr>
+          <w:rFonts w:ascii="Times New Roman" w:hAnsi="Times New Roman" w:eastAsia="仿宋"/>
+          <w:b w:val="0"/>
+          <w:sz w:val="24"/>
+        </w:rPr>
         <w:t>从更宏观的TPD格局看，Zhong等指出降解药物研发需同步解决理性设计、联合用药和耐药克服等问题；Zhao等则强调溶酶体途径与蛋白酶体途径在靶点覆盖面上互补，共同构成TPD技术版图。LYTAC作为溶酶体途径的代表，其后续发展取决于能否在工艺、选择性、药效学和安全性四条线上同步推进，而非继续在单一细胞系中追求更高的体外降解百分比。（参考文献：《Targeted protein degradation: advances in drug discovery and clinical practice》[17]；《Targeted protein degradation: mechanisms, strategies and application》[18]）</w:t>
+      </w:r>
+    </w:p>
+    <w:p>
+      <w:pPr>
+        <w:spacing w:line="360" w:lineRule="auto" w:after="120"/>
+        <w:ind w:firstLine="420"/>
+        <w:jc w:val="both"/>
+      </w:pPr>
+      <w:r>
+        <w:rPr>
+          <w:rFonts w:ascii="Times New Roman" w:hAnsi="Times New Roman" w:eastAsia="仿宋"/>
+          <w:b w:val="0"/>
+          <w:sz w:val="24"/>
+        </w:rPr>
+        <w:t>适体靶向臂虽具合成简便优势，但体内可能面临核酸酶降解和肾脏快速清除，需要通过化学修饰或递送系统改善药代性质；含聚糖或外源蛋白的偶联物还存在潜在免疫原性，需在反复给药动物实验中系统评估。（参考文献：《Covalent LYTAC enabled by DNA aptamers for immune checkpoint degradation therapy》[4]；《Aptamer-LYTACs for targeted degradation of extracellular and membrane proteins》[6]）</w:t>
       </w:r>
     </w:p>
     <w:p>
@@ -1314,7 +1338,7 @@
           <w:b w:val="0"/>
           <w:sz w:val="24"/>
         </w:rPr>
-        <w:t>此外，Huang等揭示的内源性配体竞争、Fang等开发的内吞信号肽策略以及Liu等的病灶激活前体，分别从生物学约束和工程应对两个维度为克服现有瓶颈提供了新思路。（参考文献：《Biomarker-activated multifunctional lysosome-targeting chimeras mediated selective degradation of extracellular amyloid fibrils》[5]；《Designed endocytosis-inducing proteins degrade targets and amplify signals》[12]；《Lysosome-targeting chimeras containing an endocytic signaling motif trigger endocytosis and lysosomal degradation of cell-surface proteins》[15]）</w:t>
+        <w:t>此外，Huang等揭示的内源性配体竞争是CI-M6PR路线的生物学约束之一；Fang等开发的内吞信号肽策略以及Liu等的病灶激活前体，则为克服组织选择性不足提供了工程应对思路。（参考文献：《Designed endocytosis-inducing proteins degrade targets and amplify signals》[12]；《Biomarker-activated multifunctional lysosome-targeting chimeras mediated selective degradation of extracellular amyloid fibrils》[5]；《Lysosome-targeting chimeras containing an endocytic signaling motif trigger endocytosis and lysosomal degradation of cell-surface proteins》[15]）</w:t>
       </w:r>
     </w:p>
     <w:p>
@@ -1374,7 +1398,7 @@
           <w:b w:val="0"/>
           <w:sz w:val="24"/>
         </w:rPr>
-        <w:t>本节小结：LYTAC的核心科学问题已基本明确，成药瓶颈主要集中在工艺可放大性、组织选择性和临床前证据体系三方面。在上述瓶颈未解决前，不宜将LYTAC视为接近临床的成熟技术平台。</w:t>
+        <w:t>在工艺放大层面，化学偶联路线需解决多步合成、纯化收率和结构确证问题；基因编码路线需解决宿主细胞株稳定性、下游纯化工艺和长期储存条件下的蛋白活性保持。Pance等的KineTAC和Zhang等的iLYTAC虽在实验室规模展现出良好的模块切换能力，但其向GMP生产体系迁移时，仍需重新定义关键工艺参数和放行标准。（参考文献：《Modular cytokine receptor-targeting chimeras for targeted degradation of cell surface and extracellular proteins》[3]；《Insulin-like Growth Factor 2 (IGF2)-Fused Lysosomal Targeting Chimeras for Degradation of Extracellular and Membrane Proteins》[13]）</w:t>
       </w:r>
     </w:p>
     <w:p>
@@ -1389,7 +1413,7 @@
           <w:b w:val="0"/>
           <w:sz w:val="24"/>
         </w:rPr>
-        <w:t>在工艺放大层面，化学偶联路线需解决多步合成、纯化收率和结构确证问题；基因编码路线需解决宿主细胞株稳定性、下游纯化工艺和长期储存条件下的蛋白活性保持。Pance等的KineTAC和Zhang等的iLYTAC虽在实验室规模展现出良好的模块切换能力，但其向GMP生产体系迁移时，仍需重新定义关键工艺参数和放行标准。（参考文献：《Modular cytokine receptor-targeting chimeras for targeted degradation of cell surface and extracellular proteins》[3]；《Insulin-like Growth Factor 2 (IGF2)-Fused Lysosomal Targeting Chimeras for Degradation of Extracellular and Membrane Proteins》[13]）</w:t>
+        <w:t>在安全性评价层面，脱靶降解正常组织蛋白是LYTAC特有的风险类型，不同于传统抗体阻断的“占用受体”风险。广谱CI-M6PR路线可能放大脱靶效应的不可预测性；肝定向ASGPR路线虽可缩小降解地理范围，但需评估肝细胞非靶蛋白的意外清除。系统的组织病理学和蛋白组学监测，应成为LYTAC临床前安全性评价的常规组成部分。（参考文献：《LYTACs that engage the asialoglycoprotein receptor for targeted protein degradation》[2]）</w:t>
       </w:r>
     </w:p>
     <w:p>
@@ -1398,13 +1422,21 @@
         <w:ind w:firstLine="420"/>
         <w:jc w:val="both"/>
       </w:pPr>
+      <w:r>
+        <w:rPr>
+          <w:rFonts w:ascii="Times New Roman" w:hAnsi="Times New Roman" w:eastAsia="仿宋"/>
+          <w:b/>
+          <w:sz w:val="24"/>
+        </w:rPr>
+        <w:t>【本节小结】</w:t>
+      </w:r>
       <w:r>
         <w:rPr>
           <w:rFonts w:ascii="Times New Roman" w:hAnsi="Times New Roman" w:eastAsia="仿宋"/>
           <w:b w:val="0"/>
           <w:sz w:val="24"/>
         </w:rPr>
-        <w:t>在安全性评价层面，脱靶降解正常组织蛋白是LYTAC特有的风险类型，不同于传统抗体阻断的“占用受体”风险。Huang等揭示的内源性M6P糖蛋白竞争提示，广谱受体路线可能放大脱靶效应的不可预测性；肝定向ASGPR路线虽可缩小降解地理范围，但需评估肝细胞非靶蛋白的意外清除。系统的组织病理学和蛋白组学监测，应成为LYTAC临床前安全性评价的常规组成部分。（参考文献：《LYTACs that engage the asialoglycoprotein receptor for targeted protein degradation》[2]；《Designed endocytosis-inducing proteins degrade targets and amplify signals》[12]）</w:t>
+        <w:t>LYTAC的核心科学问题已基本明确，成药瓶颈主要集中在工艺可放大性、组织选择性和临床前证据体系三方面。在上述瓶颈未解决前，不宜将LYTAC视为接近临床的成熟技术平台。</w:t>
       </w:r>
     </w:p>
     <w:p>

--- a/LYTAC技术药物研发综述.docx
+++ b/LYTAC技术药物研发综述.docx
@@ -410,6 +410,21 @@
           <w:sz w:val="24"/>
         </w:rPr>
         <w:t>这一原则同样适用于解读不同细胞系间的降解效率差异。</w:t>
+      </w:r>
+    </w:p>
+    <w:p>
+      <w:pPr>
+        <w:spacing w:line="360" w:lineRule="auto" w:after="120"/>
+        <w:ind w:firstLine="420"/>
+        <w:jc w:val="both"/>
+      </w:pPr>
+      <w:r>
+        <w:rPr>
+          <w:rFonts w:ascii="Times New Roman" w:hAnsi="Times New Roman" w:eastAsia="仿宋"/>
+          <w:b w:val="0"/>
+          <w:sz w:val="24"/>
+        </w:rPr>
+        <w:t>受体回收动力学与溶酶体分选效率的联立评估，是区分“结合成功”与“降解成功”的关键实验环节。</w:t>
       </w:r>
     </w:p>
     <w:p>

--- a/LYTAC技术药物研发综述.docx
+++ b/LYTAC技术药物研发综述.docx
@@ -424,7 +424,7 @@
           <w:b w:val="0"/>
           <w:sz w:val="24"/>
         </w:rPr>
-        <w:t>受体回收动力学与溶酶体分选效率的联立评估，是区分“结合成功”与“降解成功”的关键实验环节。</w:t>
+        <w:t>受体回收动力学与溶酶体分选效率的联立评估，是区分“结合成功”与“降解成功”的关键实验环节之一。</w:t>
       </w:r>
     </w:p>
     <w:p>

--- a/LYTAC技术药物研发综述.docx
+++ b/LYTAC技术药物研发综述.docx
@@ -1143,7 +1143,7 @@
           <w:b w:val="0"/>
           <w:sz w:val="24"/>
         </w:rPr>
-        <w:t>建立疾病场景特异性的评价标准，有助于避免将肿瘤免疫领域的结论不加区分地外推至其他适应症。</w:t>
+        <w:t>建立疾病场景特异性的评价标准，有助于避免将肿瘤免疫领域的结论不加区分地外推至其他适应症领域。</w:t>
       </w:r>
     </w:p>
     <w:p>

--- a/LYTAC技术药物研发综述.docx
+++ b/LYTAC技术药物研发综述.docx
@@ -1143,7 +1143,7 @@
           <w:b w:val="0"/>
           <w:sz w:val="24"/>
         </w:rPr>
-        <w:t>建立疾病场景特异性的评价标准，有助于避免将肿瘤免疫领域的结论不加区分地外推至其他适应症领域。</w:t>
+        <w:t>建立疾病场景特异性的评价标准，有助于避免将肿瘤免疫领域的结论不加区分地外推至其他适应症领域，从而提高临床前研究的判断准确性。</w:t>
       </w:r>
     </w:p>
     <w:p>

--- a/LYTAC技术药物研发综述.docx
+++ b/LYTAC技术药物研发综述.docx
@@ -50,6 +50,7 @@
     <w:p>
       <w:pPr>
         <w:spacing w:line="360" w:lineRule="auto" w:after="120"/>
+        <w:ind w:firstLine="420"/>
         <w:jc w:val="both"/>
       </w:pPr>
       <w:r>
@@ -58,7 +59,7 @@
           <w:b w:val="0"/>
           <w:sz w:val="24"/>
         </w:rPr>
-        <w:t>溶酶体靶向嵌合体（LYTAC）通过偶联靶蛋白与溶酶体靶向受体，将胞外及膜蛋白导入溶酶体降解，是面向胞外靶点的重要降解策略。本综述依受体生物学基础、模块化分子设计、疾病应用验证和转化瓶颈四个层面展开论述，分析受体选择对降解效率与组织定位的决定作用，归纳靶向臂、受体臂和连接子三模块的平台属性，并在分子工程论述中嵌入Banik、Ahn、Pance和Li等代表性研究的实证节点，评估降解策略相对单纯阻断的增益及成药前主要障碍。（参考文献：《Lysosome-targeting chimaeras for degradation of extracellular proteins》[1]；《LYTACs that engage the asialoglycoprotein receptor for targeted protein degradation》[2]；《Modular cytokine receptor-targeting chimeras for targeted degradation of cell surface and extracellular proteins》[3]；《Covalent LYTAC enabled by DNA aptamers for immune checkpoint degradation therapy》[4]）</w:t>
+        <w:t>溶酶体靶向嵌合体（LYTAC）通过偶联靶蛋白与溶酶体靶向受体，将胞外及膜蛋白导入溶酶体降解，是面向胞外靶点的重要降解策略。本综述依受体生物学基础、模块化分子设计、疾病应用验证和转化瓶颈四个层面展开论述，分析受体选择对降解效率与组织定位的决定作用，归纳靶向臂、受体臂和连接子三模块的平台属性，并在分子工程论述中嵌入Banik、Ahn、Pance和Li等代表性研究的实证节点，评估降解策略相对单纯阻断的增益及成药前主要障碍。</w:t>
       </w:r>
     </w:p>
     <w:p>
@@ -101,7 +102,7 @@
           <w:b w:val="0"/>
           <w:sz w:val="24"/>
         </w:rPr>
-        <w:t>靶向蛋白降解为传统上难以药化的蛋白提供了新路径。PROTAC通过招募胞内E3连接酶将靶蛋白导向蛋白酶体降解，已有候选分子进入临床评估；然而该策略对分泌蛋白和跨膜蛋白等胞外靶点覆盖有限。（参考文献：《PROTAC targeted protein degraders: the past is prologue》[10]）</w:t>
+        <w:t>靶向蛋白降解为传统上难以药化的蛋白提供了新路径。PROTAC通过招募胞内E3连接酶将靶蛋白导向蛋白酶体降解，已有候选分子进入临床评估；然而该策略对分泌蛋白和跨膜蛋白等胞外靶点覆盖有限（参考文献：《PROTAC targeted protein degraders: the past is prologue》[1]）。</w:t>
       </w:r>
     </w:p>
     <w:p>
@@ -116,7 +117,7 @@
           <w:b w:val="0"/>
           <w:sz w:val="24"/>
         </w:rPr>
-        <w:t>2020年Banik等提出溶酶体靶向嵌合体（LYTAC），通过同时结合靶蛋白与细胞表面溶酶体靶向受体，经内吞-溶酶体途径实现蛋白清除。Chen等和Mamun等的综述已对胞外蛋白降解的技术版图与分子类型做过宏观梳理。本综述在简述上述背景后，依次讨论受体选择决策、三模块分子工程、疾病应用证据及转化瓶颈，以期为LYTAC药物研发提供逻辑清晰的分析框架。（参考文献：《Lysosome-targeting chimaeras for degradation of extracellular proteins》[1]；《Targeted degradation of extracellular secreted and membrane proteins》[8]；《Targeted degradation of extracellular proteins: state of the art and diversity of degrader designs》[16]）</w:t>
+        <w:t>2020年Banik等提出溶酶体靶向嵌合体（LYTAC），通过同时结合靶蛋白与细胞表面溶酶体靶向受体，经内吞-溶酶体途径实现蛋白清除（参考文献：《Lysosome-targeting chimaeras for degradation of extracellular proteins》[2]）。Chen等和Mamun等的综述已对胞外蛋白降解的技术版图与分子类型做过宏观梳理（参考文献：《Targeted degradation of extracellular secreted and membrane proteins》[3]；《Targeted degradation of extracellular proteins: state of the art and diversity of degrader designs》[4]）。本综述在简述上述背景后，依次讨论受体选择决策、三模块分子工程、疾病应用证据及转化瓶颈，希望为LYTAC药物研发提供逻辑清晰的分析框架。</w:t>
       </w:r>
     </w:p>
     <w:p>
@@ -161,7 +162,7 @@
           <w:b w:val="0"/>
           <w:sz w:val="24"/>
         </w:rPr>
-        <w:t>LYTAC的降解效率首先取决于所选用溶酶体靶向受体（LTR）的生物学特性，而非仅由化学结构决定。三元复合物形成后，经网格蛋白介导内吞进入早期内体；此后复合物或被分选至溶酶体完成蛋白水解，或通过retromer等途径回收至细胞膜，两条路径的竞争直接决定有效降解通量（图1）。Lin等的早期综述已将这一分选-回收平衡视为解释不同细胞系降解效率差异的核心变量。（参考文献：《Emerging protein degradation strategies: expanding the scope to extracellular and membrane proteins》[11]）</w:t>
+        <w:t>LYTAC的降解效率首先取决于所选用溶酶体靶向受体（LTR）的生物学特性，而不是仅由化学结构决定。三元复合物形成后，通过网格蛋白介导内吞进入早期内体；之后复合物或被分选至溶酶体完成蛋白水解，或通过retromer等途径回收至细胞膜，两条路径的竞争决定了LYTAC的最终降解效率（图1）。Lin等的早期综述认为这种平衡是解释不同细胞系降解效率差异的核心变量（参考文献：《Emerging protein degradation strategies: expanding the scope to extracellular and membrane proteins》[5]）。</w:t>
       </w:r>
     </w:p>
     <w:p>
@@ -176,7 +177,7 @@
           <w:b w:val="0"/>
           <w:sz w:val="24"/>
         </w:rPr>
-        <w:t>与抗体阻断不同，LYTAC属于事件驱动型策略：结合剂无需抑制靶蛋白活性，只要有效捕获即可启动降解程序。降解发生在溶酶体后，靶蛋白的膜信号传导和胞外相互作用可同时终止，这一机制差异是后续“降解是否优于阻断”比较的生物学基础。（参考文献：《Targeted degradation of membrane and extracellular proteins with LYTACs》[7]）</w:t>
+        <w:t>与抗体阻断不同，LYTAC属于事件驱动型策略，结合剂无需抑制靶蛋白活性，只要有效捕获就能启动降解程序。降解发生在溶酶体后，靶蛋白的膜信号传导和胞外相互作用可同时终止，这一机制差异是后续降解是否优于阻断比较的生物学基础（参考文献：《Targeted degradation of membrane and extracellular proteins with LYTACs》[6]）。</w:t>
       </w:r>
     </w:p>
     <w:p>
@@ -191,7 +192,7 @@
           <w:b w:val="0"/>
           <w:sz w:val="24"/>
         </w:rPr>
-        <w:t>验证溶酶体途径通常需联合溶酶体抑制剂、受体敲除或配体竞争，以及遗传学筛选鉴定内吞分选相关基因。Banik等通过CRISPR干扰筛选发现，exocyst复合体参与调控CI-M6PR的膜面呈现，提示受体可及性本身即是降解效率的上游决定因素。（参考文献：《Lysosome-targeting chimaeras for degradation of extracellular proteins》[1]）</w:t>
+        <w:t>验证溶酶体途径通常需联合溶酶体抑制剂、受体敲除或配体竞争，以及遗传学筛选鉴定内吞分选相关基因。Banik等通过CRISPR干扰筛选发现，exocyst复合体参与调控CI-M6PR的膜面呈现，由此可以看出受体可及性本身会是降解效率的上游决定因素（参考文献：《Lysosome-targeting chimaeras for degradation of extracellular proteins》[2]）。</w:t>
       </w:r>
     </w:p>
     <w:p>
@@ -221,7 +222,7 @@
           <w:b w:val="0"/>
           <w:sz w:val="24"/>
         </w:rPr>
-        <w:t>广谱型受体的代表是CI-M6PR（IGF2R）：其在多种组织均有表达，内吞通量较高，适合不需要严格组织定向、且可接受一定脱靶风险的场景。Huang等通过内源性配体竞争实验揭示，细胞内M6P修饰糖蛋白可与外源配体竞争CI-M6PR结合位点，是广谱受体路线中不可忽视的生物学约束。该发现意味着：即便分子亲和力很高，内源性受体占用仍可能限制降解通量；解读体外降解数据时需同步考虑受体竞争状态。（参考文献：《Designed endocytosis-inducing proteins degrade targets and amplify signals》[12]）</w:t>
+        <w:t>广谱型受体的代表是CI-M6PR（IGF2R）：在多种组织均有表达，内吞效率较高，适合不需要严格组织靶向、且可接受一定脱靶风险的场景。Huang等通过内源性配体竞争实验揭示，细胞内M6P修饰糖蛋白可与外源配体竞争CI-M6PR结合位点，是广谱受体路线中值得重视的生物学限制。该发现意味着即便分子亲和力很高，内源性受体占用可能会限制降解效率，在解读体外降解数据时也需考虑受体的竞争状态（参考文献：《Designed endocytosis-inducing proteins degrade targets and amplify signals》[7]）。</w:t>
       </w:r>
     </w:p>
     <w:p>
@@ -236,7 +237,7 @@
           <w:b w:val="0"/>
           <w:sz w:val="24"/>
         </w:rPr>
-        <w:t>组织定向型受体的代表是ASGPR：其表达集中于肝细胞，可将内吞-降解过程限制在肝脏微环境，降解位置可控、全身脱靶风险相对较低。当治疗目标为肝内靶蛋白或需降低全身脱靶时，应优先评估ASGPR通路；当靶蛋白分布广泛或需作用于非肝组织时，则需转向其他LTR。</w:t>
+        <w:t>组织定向型受体的代表是ASGPR：其表达集中于肝细胞，可将内吞-降解过程限制在肝脏微环境，降解位置可控、全身脱靶风险相对较低。当治疗目标为肝内靶蛋白或需降低全身脱靶时，可以优先评估ASGPR通路；当靶蛋白分布广泛或需作用于非肝组织时，则需转向其他LTR。</w:t>
       </w:r>
     </w:p>
     <w:p>
@@ -251,7 +252,7 @@
           <w:b w:val="0"/>
           <w:sz w:val="24"/>
         </w:rPr>
-        <w:t>可拓展型受体包括整合素、清道夫受体等：其组织表达谱各异，相关降解策略尚处探索阶段，但为非常规组织靶向提供了潜在选项。选择可拓展型受体时，需重点评估其在靶组织的表达丰度、内吞通量及与靶蛋白的共定位条件，避免因受体数据不完整而导致降解位置偏离预期。（参考文献：《Emerging protein degradation strategies: expanding the scope to extracellular and membrane proteins》[11]）</w:t>
+        <w:t>第三类是可拓展型受体，指那些目前研究还不多、但未来有可能用于组织靶向的受体，如整合素、清道夫受体等。其组织表达谱各不相同，相关降解策略还处在探索阶段，但为非常规组织靶向提供了潜在选项。选择可拓展型受体时，需要重点测试其在靶组织的表达丰度、内吞效率及与靶蛋白的共定位条件，避免因受体数据不完整而导致降解位置偏离预期（参考文献：《Emerging protein degradation strategies: expanding the scope to extracellular and membrane proteins》[5]）。以上是按受体类型进行粗略分类的框架，但在实际研发中，某一靶点究竟适合哪类受体，还需结合靶蛋白和疾病场景做逐项评估。</w:t>
       </w:r>
     </w:p>
     <w:p>
@@ -266,7 +267,7 @@
           <w:b w:val="0"/>
           <w:sz w:val="24"/>
         </w:rPr>
-        <w:t>综合上述三类受体，决策逻辑可概括为：若追求最大靶蛋白覆盖且可接受脱靶风险，优先考虑CI-M6PR体系；若需肝定向降解，选择ASGPR通路；若现有LTR难以匹配靶组织表达谱，可评估整合素、清道夫受体等可拓展型受体。</w:t>
+        <w:t>Zhao等将溶酶体途径定位为拓展靶向蛋白降解（TPD）靶点范围的重要方向，指出胞外及膜蛋白在蛋白质组中的比例是LYTAC存在的结构性需求。在实际决策中，建议按以下顺序评估：（1）靶蛋白的细胞外定位与更新速率；（2）靶标组织的LTR表达谱；（3）可接受的脱靶降解范围；（4）内源性配体竞争与受体回收动力学（参考文献：《Targeted protein degradation: mechanisms, strategies and application》[8]）。</w:t>
       </w:r>
     </w:p>
     <w:p>
@@ -281,7 +282,7 @@
           <w:b w:val="0"/>
           <w:sz w:val="24"/>
         </w:rPr>
-        <w:t>Zhao等将溶酶体途径定位为拓展靶向蛋白降解（TPD）靶点范围的重要方向，指出胞外及膜蛋白约占蛋白质组的相当比例，是LYTAC存在的结构性需求。在实际决策中，建议按以下顺序评估：（1）靶蛋白的细胞外定位与更新速率；（2）靶标组织的LTR表达谱；（3）可接受的脱靶降解范围；（4）内源性配体竞争与受体回收动力学。（参考文献：《Targeted protein degradation: mechanisms, strategies and application》[18]）</w:t>
+        <w:t>对于膜蛋白靶点，还需关注其与LTR在同一细胞表面的空间距离和共定位关系，因为这将影响三元复合物形成的几何可行性。从疾病相关靶点分布看，PD-L1、EGFR和HER2等膜蛋白在肿瘤中表达异质性高，CI-M6PR广谱降解可能带来肿瘤外组织脱靶；Aβ等靶点则涉及分泌蛋白或聚集体的清除，对受体通量和局部给药策略提出不同要求。因此，受体决策框架必须与具体疾病场景联用，不能脱离靶点生物学单独优化分子结构（参考文献：《Biomarker-activated multifunctional lysosome-targeting chimeras mediated selective degradation of extracellular amyloid fibrils》[9]）。</w:t>
       </w:r>
     </w:p>
     <w:p>
@@ -296,7 +297,7 @@
           <w:b w:val="0"/>
           <w:sz w:val="24"/>
         </w:rPr>
-        <w:t>对于膜蛋白靶点，还需关注其与LTR在同一细胞表面的空间距离和共定位关系，因为这将影响三元复合物形成的几何可行性。</w:t>
+        <w:t>在评价降解效率时，还需区分"受体结合亲和力"与"实际降解效率"两个方面。高亲和力仅保证三元复合物形成，而实际降解效率取决于内吞速率、溶酶体分选效率和受体回收动力学的综合平衡。同一LYTAC在不同细胞系中降解效率的差异，往往是由第二个因素决定的。</w:t>
       </w:r>
     </w:p>
     <w:p>
@@ -311,7 +312,7 @@
           <w:b w:val="0"/>
           <w:sz w:val="24"/>
         </w:rPr>
-        <w:t>从疾病相关靶点分布看，PD-L1、EGFR和HER2等膜蛋白在肿瘤中表达异质性高，CI-M6PR广谱降解可能带来肿瘤外组织脱靶；Aβ等靶点则涉及分泌蛋白或聚集体的清除，对受体通量和局部给药策略提出不同要求。因此，受体决策框架必须与具体疾病场景联用，不能脱离靶点生物学单独优化分子结构。（参考文献：《Biomarker-activated multifunctional lysosome-targeting chimeras mediated selective degradation of extracellular amyloid fibrils》[5]）</w:t>
+        <w:t>受体表达密度与膜周转速率也是影响LYTAC受体选择的重要生物学变量：在受体表达水平较低的细胞系中，即便配体亲和力很高，有效三元复合物形成的概率仍可能受限；在膜周转较快的细胞中，内吞效率较高但受体回收亦更活跃，需通过时间分辨的降解动力学实验进行区分。对于分泌蛋白靶点，分泌蛋白在胞外处于合成、分泌与清除的持续动态中，降解剂能否在稳态下将其维持在低水平，取决于这一动态平衡，这与膜蛋白靶点的评估逻辑有本质不同（参考文献：《Targeted degradation of membrane and extracellular proteins with LYTACs》[6]）。</w:t>
       </w:r>
     </w:p>
     <w:p>
@@ -326,7 +327,7 @@
           <w:b w:val="0"/>
           <w:sz w:val="24"/>
         </w:rPr>
-        <w:t>在评价降解效率时，还需区分“受体结合亲和力”与“有效降解通量”两个层次。高亲和力仅保证三元复合物形成，而通量取决于内吞速率、溶酶体分选效率和受体回收动力学的综合平衡。同一LYTAC在不同细胞系中降解效率的差异，往往反映的是后者而非前者的问题。</w:t>
+        <w:t>LYTAC疗效的关键瓶颈不在于靶蛋白能否被结合，而在于所选LTR的组织分布、内吞效率、内体分选倾向及内源性配体竞争是否与疾病场景匹配。受体选择应作为药物设计的首要决策节点。第二节将分别介绍对应上述受体类型的分子工程实现路径。在跨物种转化时，还需注意LTR表达谱和溶酶体分选机器在人源细胞与常用细胞系之间的差异，避免将体外筛选得到的"最优受体"直接等同于临床适用方案。这一原则同样适用于解读不同细胞系间的降解效率差异。受体回收动力学与溶酶体分选效率的联立评估，是区分"结合成功"与"降解成功"的关键实验环节之一。</w:t>
       </w:r>
     </w:p>
     <w:p>
@@ -341,95 +342,12 @@
           <w:b w:val="0"/>
           <w:sz w:val="24"/>
         </w:rPr>
-        <w:t>受体表达密度与膜周转速率亦构成重要的生物学变量：在受体表达水平较低的细胞系中，即便配体亲和力很高，有效三元复合物形成的概率仍可能受限；在膜周转较快的细胞中，内吞通量较高但受体回收亦更活跃，需通过时间分辨的降解动力学实验加以区分。</w:t>
+        <w:t>综合上述三类受体的特征与应用场景，LYTAC的受体选择可按以下逻辑进行判断：若追求最大靶蛋白覆盖且可接受脱靶风险，优先考虑CI-M6PR体系；若需肝定向降解，选择ASGPR通路；若现有LTR难以匹配靶组织表达谱，可评估整合素、清道夫受体等可拓展型受体。</w:t>
       </w:r>
     </w:p>
     <w:p>
       <w:pPr>
         <w:spacing w:line="360" w:lineRule="auto" w:after="120"/>
-        <w:ind w:firstLine="420"/>
-        <w:jc w:val="both"/>
-      </w:pPr>
-      <w:r>
-        <w:rPr>
-          <w:rFonts w:ascii="Times New Roman" w:hAnsi="Times New Roman" w:eastAsia="仿宋"/>
-          <w:b w:val="0"/>
-          <w:sz w:val="24"/>
-        </w:rPr>
-        <w:t>对于分泌蛋白靶点，胞外蛋白池的动态平衡（合成、分泌、清除）决定了降解剂是否能在稳态下维持靶蛋白低水平，这一考量与膜蛋白靶点存在本质差异。（参考文献：《Targeted degradation of membrane and extracellular proteins with LYTACs》[7]）</w:t>
-      </w:r>
-    </w:p>
-    <w:p>
-      <w:pPr>
-        <w:spacing w:line="360" w:lineRule="auto" w:after="120"/>
-        <w:ind w:firstLine="420"/>
-        <w:jc w:val="both"/>
-      </w:pPr>
-      <w:r>
-        <w:rPr>
-          <w:rFonts w:ascii="Times New Roman" w:hAnsi="Times New Roman" w:eastAsia="仿宋"/>
-          <w:b/>
-          <w:sz w:val="24"/>
-        </w:rPr>
-        <w:t>【本节小结】</w:t>
-      </w:r>
-      <w:r>
-        <w:rPr>
-          <w:rFonts w:ascii="Times New Roman" w:hAnsi="Times New Roman" w:eastAsia="仿宋"/>
-          <w:b w:val="0"/>
-          <w:sz w:val="24"/>
-        </w:rPr>
-        <w:t>LYTAC疗效的关键瓶颈不在于靶蛋白能否被结合，而在于所选LTR的组织分布、内吞通量、内体分选倾向及内源性配体竞争是否与疾病场景匹配。受体选择应作为药物设计的首要决策节点。第二节将分别介绍对应上述受体类型的分子工程实现路径。</w:t>
-      </w:r>
-    </w:p>
-    <w:p>
-      <w:pPr>
-        <w:spacing w:line="360" w:lineRule="auto" w:after="120"/>
-        <w:ind w:firstLine="420"/>
-        <w:jc w:val="both"/>
-      </w:pPr>
-      <w:r>
-        <w:rPr>
-          <w:rFonts w:ascii="Times New Roman" w:hAnsi="Times New Roman" w:eastAsia="仿宋"/>
-          <w:b w:val="0"/>
-          <w:sz w:val="24"/>
-        </w:rPr>
-        <w:t>在跨物种转化时，还需注意LTR表达谱和溶酶体分选机器在人源细胞与常用细胞系之间的差异，避免将体外筛选得到的“最优受体”直接等同于临床适用方案。</w:t>
-      </w:r>
-    </w:p>
-    <w:p>
-      <w:pPr>
-        <w:spacing w:line="360" w:lineRule="auto" w:after="120"/>
-        <w:ind w:firstLine="420"/>
-        <w:jc w:val="both"/>
-      </w:pPr>
-      <w:r>
-        <w:rPr>
-          <w:rFonts w:ascii="Times New Roman" w:hAnsi="Times New Roman" w:eastAsia="仿宋"/>
-          <w:b w:val="0"/>
-          <w:sz w:val="24"/>
-        </w:rPr>
-        <w:t>这一原则同样适用于解读不同细胞系间的降解效率差异。</w:t>
-      </w:r>
-    </w:p>
-    <w:p>
-      <w:pPr>
-        <w:spacing w:line="360" w:lineRule="auto" w:after="120"/>
-        <w:ind w:firstLine="420"/>
-        <w:jc w:val="both"/>
-      </w:pPr>
-      <w:r>
-        <w:rPr>
-          <w:rFonts w:ascii="Times New Roman" w:hAnsi="Times New Roman" w:eastAsia="仿宋"/>
-          <w:b w:val="0"/>
-          <w:sz w:val="24"/>
-        </w:rPr>
-        <w:t>受体回收动力学与溶酶体分选效率的联立评估，是区分“结合成功”与“降解成功”的关键实验环节之一。</w:t>
-      </w:r>
-    </w:p>
-    <w:p>
-      <w:pPr>
-        <w:spacing w:before="120"/>
         <w:ind w:firstLine="0"/>
         <w:jc w:val="center"/>
       </w:pPr>
@@ -444,6 +362,7 @@
     </w:p>
     <w:p>
       <w:pPr>
+        <w:spacing w:line="360" w:lineRule="auto" w:after="120"/>
         <w:ind w:firstLine="0"/>
         <w:jc w:val="center"/>
       </w:pPr>
@@ -453,7 +372,7 @@
           <w:b w:val="0"/>
           <w:sz w:val="21"/>
         </w:rPr>
-        <w:t>图1  内体分选决定LYTAC-受体复合物进入溶酶体降解或回收至细胞膜，说明降解效率取决于分选-回收通量竞争而非单纯的受体结合亲和力。（引自：Banik S M, et al. Nature, 2020, 584(7820): 291-297 [1]）</w:t>
+        <w:t>图1  内体分选决定LYTAC-受体复合物进入溶酶体降解或回收至细胞膜，说明降解效率取决于分选-回收通量竞争而非单纯的受体结合亲和力。（引自：Banik S M, et al. Nature, 2020, 584(7820): 291-297）</w:t>
       </w:r>
     </w:p>
     <w:p>
@@ -483,19 +402,19 @@
           <w:b w:val="0"/>
           <w:sz w:val="24"/>
         </w:rPr>
-        <w:t>在第一节受体决策框架确定后，LYTAC分子可拆解为三个可独立替换的功能模块：靶向臂（结合靶蛋白）、受体臂（触发内吞与溶酶体分选）和连接子（调控模块间距与偶联均一性）。三模块的解耦设计使LYTAC具备平台化属性——同一受体臂可搭配不同靶向臂以切换靶点，同一靶向臂亦可更换受体臂以改变组织分布。（参考文献：《Targeted degradation of membrane and extracellular proteins with LYTACs》[7]）</w:t>
+        <w:t>在第一节受体决策框架确定后，LYTAC分子可拆解为三个可独立替换的功能模块：靶向臂（结合靶蛋白）、受体臂（触发内吞与溶酶体分选）和连接子（调控模块间距与偶联均一性）。三模块的解耦设计使LYTAC具备平台化属性——同一受体臂可搭配不同靶向臂以切换靶点，同一靶向臂亦可更换受体臂以改变组织分布（参考文献：《Targeted degradation of membrane and extracellular proteins with LYTACs》[6]）。</w:t>
       </w:r>
     </w:p>
     <w:p>
       <w:pPr>
-        <w:spacing w:line="360" w:lineRule="auto" w:after="120"/>
-        <w:ind w:firstLine="420"/>
-        <w:jc w:val="both"/>
+        <w:spacing w:before="240" w:after="120" w:line="360" w:lineRule="auto"/>
+        <w:ind w:firstLine="0"/>
+        <w:jc w:val="left"/>
       </w:pPr>
       <w:r>
         <w:rPr>
           <w:rFonts w:ascii="Times New Roman" w:hAnsi="Times New Roman" w:eastAsia="仿宋"/>
-          <w:b w:val="0"/>
+          <w:b/>
           <w:sz w:val="24"/>
         </w:rPr>
         <w:t>（一）靶向臂：按结合分子类型分组</w:t>
@@ -528,7 +447,7 @@
           <w:b w:val="0"/>
           <w:sz w:val="24"/>
         </w:rPr>
-        <w:t>抗体靶向臂亲和力强、可及性成熟，是多数早期平台的默认选择。Banik等在初代LYTAC中分别使用抗体和小分子结合EGFR等靶点，数小时内显著降低EGFR、CD71、PD-L1及ApoE4等蛋白水平，溶酶体抑制剂可阻断该效应，首次将“靶向臂-受体臂-连接子”三模块概念与多靶点可降解性一并验证。（参考文献：《Lysosome-targeting chimaeras for degradation of extracellular proteins》[1]）</w:t>
+        <w:t>抗体靶向臂亲和力强、可及性成熟，是多数早期平台的默认选择。Banik等在初代LYTAC中分别使用抗体和小分子结合EGFR等靶点，数小时内显著降低EGFR、CD71、PD-L1及ApoE4等蛋白水平，溶酶体抑制剂可阻断该效应，首次将"靶向臂-受体臂-连接子"三模块概念与多靶点可降解性一并验证（参考文献：《Lysosome-targeting chimaeras for degradation of extracellular proteins》[2]）。</w:t>
       </w:r>
     </w:p>
     <w:p>
@@ -543,7 +462,7 @@
           <w:b w:val="0"/>
           <w:sz w:val="24"/>
         </w:rPr>
-        <w:t>小分子与肽段靶向臂分子量较低、组织渗透性较好。Caianiello等的MoDE-A以双功能小分子同时结合靶蛋白和ASGPR，实现了整合素等靶点的溶酶体降解，分子量显著低于抗体偶联物。Ahn等以肽段结合剂降解整合素，表明靶向臂不必局限于完整抗体。（参考文献：《Bifunctional small molecules that mediate the degradation of extracellular proteins》[9]；《LYTACs that engage the asialoglycoprotein receptor for targeted protein degradation》[2]）</w:t>
+        <w:t>小分子与肽段靶向臂分子量较低、组织渗透性较好。Caianiello等的MoDE-A以双功能小分子同时结合靶蛋白和ASGPR，实现了整合素等靶点的溶酶体降解，分子量显著低于抗体偶联物（参考文献：《Bifunctional small molecules that mediate the degradation of extracellular proteins》[14]）。Ahn等以肽段结合剂降解整合素，表明靶向臂不必局限于完整抗体（参考文献：《LYTACs that engage the asialoglycoprotein receptor for targeted protein degradation》[10]）。</w:t>
       </w:r>
     </w:p>
     <w:p>
@@ -558,7 +477,7 @@
           <w:b w:val="0"/>
           <w:sz w:val="24"/>
         </w:rPr>
-        <w:t>适体靶向臂兼具合成简便和可化学修饰的优势。Wu等以适体连接tri-GalNAc实现肝细胞中PDGF和PTK7的降解；Li等设计DNA适体靶向PD-L1，通过生物正交反应增强适体与靶蛋白的共价结合，再偶联溶酶体靶向模块，在肿瘤动物模型中诱导了强于抗PD-L1抗体的T细胞浸润和细胞因子释放，为“降解优于阻断”提供了体内证据。（参考文献：《Aptamer-LYTACs for targeted degradation of extracellular and membrane proteins》[6]；《Covalent LYTAC enabled by DNA aptamers for immune checkpoint degradation therapy》[4]）</w:t>
+        <w:t>适体靶向臂兼具合成简便和可化学修饰的优势。Wu等以适体连接tri-GalNAc，在肝细胞中实现了PDGF和PTK7的降解（参考文献：《Aptamer-LYTACs for targeted degradation of extracellular and membrane proteins》[13]）；Li等设计DNA适体靶向PD-L1，通过生物正交反应增强适体与靶蛋白的共价结合，再偶联溶酶体靶向模块，在肿瘤动物模型中诱导了强于抗PD-L1抗体的T细胞浸润和细胞因子释放，为"降解优于阻断"提供了体内证据（参考文献：《Covalent LYTAC enabled by DNA aptamers for immune checkpoint degradation therapy》[12]）。</w:t>
       </w:r>
     </w:p>
     <w:p>
@@ -573,19 +492,19 @@
           <w:b w:val="0"/>
           <w:sz w:val="24"/>
         </w:rPr>
-        <w:t>基因编码结合蛋白（affibody、纳米抗体、IgG结合Z结构域等）可与受体臂融合表达，缩短靶点切换周期。Zhang等的iLYTAC以多种结合蛋白为靶向臂、IGF2为受体臂，覆盖EGFR、PD-L1、CD20和α-突触核蛋白等靶点；Huang等的EndoTag融合不同靶蛋白结合蛋白后，可定向至IGF2R或ASGPR等不同受体。（参考文献：《Insulin-like Growth Factor 2 (IGF2)-Fused Lysosomal Targeting Chimeras for Degradation of Extracellular and Membrane Proteins》[13]；《Designed endocytosis-inducing proteins degrade targets and amplify signals》[12]）</w:t>
+        <w:t>基因编码结合蛋白（affibody、纳米抗体、IgG结合Z结构域等）可与受体臂融合表达，缩短靶点切换周期。Zhang等的iLYTAC以多种结合蛋白为靶向臂、IGF2为受体臂，覆盖EGFR、PD-L1、CD20和α-突触核蛋白等靶点（参考文献：《Insulin-like Growth Factor 2 (IGF2)-Fused Lysosomal Targeting Chimeras for Degradation of Extracellular and Membrane Proteins》[15]）；Huang等的EndoTag融合不同靶蛋白结合蛋白后，可定向至IGF2R或ASGPR等不同受体（参考文献：《Designed endocytosis-inducing proteins degrade targets and amplify signals》[7]）。</w:t>
       </w:r>
     </w:p>
     <w:p>
       <w:pPr>
-        <w:spacing w:line="360" w:lineRule="auto" w:after="120"/>
-        <w:ind w:firstLine="420"/>
-        <w:jc w:val="both"/>
+        <w:spacing w:before="240" w:after="120" w:line="360" w:lineRule="auto"/>
+        <w:ind w:firstLine="0"/>
+        <w:jc w:val="left"/>
       </w:pPr>
       <w:r>
         <w:rPr>
           <w:rFonts w:ascii="Times New Roman" w:hAnsi="Times New Roman" w:eastAsia="仿宋"/>
-          <w:b w:val="0"/>
+          <w:b/>
           <w:sz w:val="24"/>
         </w:rPr>
         <w:t>（二）受体臂：按制备路线分组</w:t>
@@ -603,7 +522,7 @@
           <w:b w:val="0"/>
           <w:sz w:val="24"/>
         </w:rPr>
-        <w:t>受体臂的工程实现可按“化学偶联”与“基因编码”两条主线组织，并以前述第一节的受体生物学依据为选型前提。</w:t>
+        <w:t>受体臂的工程实现可按"化学偶联"与"基因编码"两条主线组织，并以前述第一节的受体生物学依据为选型前提。</w:t>
       </w:r>
     </w:p>
     <w:p>
@@ -618,7 +537,7 @@
           <w:b w:val="0"/>
           <w:sz w:val="24"/>
         </w:rPr>
-        <w:t>基于CI-M6PR广谱受体（第一节已述其组织分布与内源性配体竞争约束），化学偶联路线以多价M6P聚糖为典型受体臂。Banik等采用化学合成M6P聚糖与靶向模块偶联，奠定了聚糖-蛋白LYTAC的基本架构。Kim等以糖工程酵母发酵制备人源兼容的gyM6pG聚糖，通过无铜点击化学与纳米抗体偶联，在沿用CI-M6PR受体臂的同时降低了聚糖合成门槛。（参考文献：《Lysosome-targeting chimaeras for degradation of extracellular proteins》[1]；《Lysosome-Targeting Chimera Using Mannose-6-Phosphate Glycans Derived from Glyco-Engineered Yeast》[14]）</w:t>
+        <w:t>基于CI-M6PR广谱受体（第一节已述其组织分布与内源性配体竞争约束），化学偶联路线以多价M6P聚糖为典型受体臂。Banik等采用化学合成M6P聚糖与靶向模块偶联，奠定了聚糖-蛋白LYTAC的基本架构（参考文献：《Lysosome-targeting chimaeras for degradation of extracellular proteins》[2]）。Kim等以糖工程酵母发酵制备人源兼容的gyM6pG聚糖，通过无铜点击化学与纳米抗体偶联，在沿用CI-M6PR受体臂的同时降低了聚糖合成门槛（参考文献：《Lysosome-Targeting Chimera Using Mannose-6-Phosphate Glycans Derived from Glyco-Engineered Yeast》[16]）。</w:t>
       </w:r>
     </w:p>
     <w:p>
@@ -633,7 +552,7 @@
           <w:b w:val="0"/>
           <w:sz w:val="24"/>
         </w:rPr>
-        <w:t>基于ASGPR肝靶向受体（第一节已述其组织定向优势），化学偶联路线主要采用tri-GalNAc配体与靶向臂偶联。Ahn等构建GalNAc-LYTAC，在肝细胞中实现EGFR高效降解；与抑制性抗体相比，对EGFR下游信号抑制更持久，表明受体臂更换可直接改变降解发生的组织部位。Wu等的Apt-LYTAC将适体靶向臂与tri-GalNAc受体臂组合，进一步验证了肝定向化学偶联平台的模块可替换性。（参考文献：《LYTACs that engage the asialoglycoprotein receptor for targeted protein degradation》[2]；《Aptamer-LYTACs for targeted degradation of extracellular and membrane proteins》[6]）</w:t>
+        <w:t>基于ASGPR肝靶向受体（第一节已述其组织定向优势），化学偶联路线主要采用tri-GalNAc配体与靶向臂偶联。Ahn等构建GalNAc-LYTAC，在肝细胞中实现EGFR高效降解；与抑制性抗体相比，对EGFR下游信号抑制更持久，表明受体臂更换可直接改变降解发生的组织部位（参考文献：《LYTACs that engage the asialoglycoprotein receptor for targeted protein degradation》[10]）。Wu等的Apt-LYTAC将适体靶向臂与tri-GalNAc受体臂组合，进一步验证了肝定向化学偶联平台的模块可替换性（参考文献：《Aptamer-LYTACs for targeted degradation of extracellular and membrane proteins》[13]）。</w:t>
       </w:r>
     </w:p>
     <w:p>
@@ -648,7 +567,7 @@
           <w:b w:val="0"/>
           <w:sz w:val="24"/>
         </w:rPr>
-        <w:t>基因编码受体臂绕开复杂聚糖化学，适合需要频繁切换靶点的发现阶段。其中一条路线是利用细胞因子受体等天然高周转膜蛋白触发靶蛋白共内化：Pance等以双特异性蛋白为骨架，一条臂结合细胞因子受体（如CXCR7），另一条臂结合靶蛋白，利用CXCL12等配体触发受体内吞，针对PD-L1、HER2、PD-1、EGFR、CDCP1和TROP2等靶点构建KineTAC，降解效率介于51%至93%之间，且可通过哺乳动物细胞表达生产，更换靶蛋白结合臂无需重新进行聚糖化学合成。该策略将受体臂功能嵌入天然内吞过程，但需评估配体占用对受体生理信号传导的干扰。（参考文献：《Modular cytokine receptor-targeting chimeras for targeted degradation of cell surface and extracellular proteins》[3]）</w:t>
+        <w:t>基因编码受体臂绕开复杂聚糖化学，适合需要频繁切换靶点的发现阶段。其中一条路线是利用细胞因子受体等天然高周转膜蛋白触发靶蛋白共内化：Pance等以双特异性蛋白为骨架，一条臂结合细胞因子受体（如CXCR7），另一条臂结合靶蛋白，利用CXCL12等配体触发受体内吞，针对PD-L1、HER2、PD-1、EGFR、CDCP1和TROP2等靶点构建KineTAC，降解效率介于51%至93%之间，且可通过哺乳动物细胞表达生产，更换靶蛋白结合臂无需重新进行聚糖化学合成（参考文献：《Modular cytokine receptor-targeting chimeras for targeted degradation of cell surface and extracellular proteins》[11]）。该策略将受体臂功能嵌入天然内吞过程，但需评估配体占用对受体生理信号传导的干扰。</w:t>
       </w:r>
     </w:p>
     <w:p>
@@ -663,7 +582,7 @@
           <w:b w:val="0"/>
           <w:sz w:val="24"/>
         </w:rPr>
-        <w:t>另一条基因编码路线仍以经典LTR为终点：Zhang等的iLYTAC以IGF2多肽结合CI-M6PR，Huang等的EndoTag以人工设计蛋白结合IGF2R或ASGPR，二者均避免了聚糖化学修饰。（参考文献：《Designed endocytosis-inducing proteins degrade targets and amplify signals》[12]；《Insulin-like Growth Factor 2 (IGF2)-Fused Lysosomal Targeting Chimeras for Degradation of Extracellular and Membrane Proteins》[13]）</w:t>
+        <w:t>另一条基因编码路线仍以经典LTR为终点：Zhang等的iLYTAC以IGF2多肽结合CI-M6PR，Huang等的EndoTag以人工设计蛋白结合IGF2R或ASGPR，二者均避免了聚糖化学修饰（参考文献：《Designed endocytosis-inducing proteins degrade targets and amplify signals》[7]；《Insulin-like Growth Factor 2 (IGF2)-Fused Lysosomal Targeting Chimeras for Degradation of Extracellular and Membrane Proteins》[15]）。</w:t>
       </w:r>
     </w:p>
     <w:p>
@@ -678,19 +597,19 @@
           <w:b w:val="0"/>
           <w:sz w:val="24"/>
         </w:rPr>
-        <w:t>此外，还存在绕过外源LTR配体、直接利用内吞分选信号的策略：Fang等的SignalTAC将CI-M6PR来源的酪氨酸基内吞信号肽P3与靶蛋白结合模块融合，在不依赖外源聚糖配体的情况下诱导靶蛋白溶酶体降解，在膜蛋白靶向降解中显示出优于亲本抗体的活性。该路线将受体臂功能转化为内源性分选信号，组织定向性取决于内吞信号来源与靶细胞分选机器的差异。（参考文献：《Lysosome-targeting chimeras containing an endocytic signaling motif trigger endocytosis and lysosomal degradation of cell-surface proteins》[15]）</w:t>
+        <w:t>此外，还存在绕过外源LTR配体、直接利用内吞分选信号的策略：Fang等的SignalTAC将CI-M6PR来源的酪氨酸基内吞信号肽P3与靶蛋白结合模块融合，在不依赖外源聚糖配体的情况下诱导靶蛋白溶酶体降解，在膜蛋白靶向降解中显示出优于亲本抗体的活性（参考文献：《Lysosome-targeting chimeras containing an endocytic signaling motif trigger endocytosis and lysosomal degradation of cell-surface proteins》[17]）。该路线将受体臂功能转化为内源性分选信号，组织定向性取决于内吞信号来源与靶细胞分选机器的差异。</w:t>
       </w:r>
     </w:p>
     <w:p>
       <w:pPr>
-        <w:spacing w:line="360" w:lineRule="auto" w:after="120"/>
-        <w:ind w:firstLine="420"/>
-        <w:jc w:val="both"/>
+        <w:spacing w:before="240" w:after="120" w:line="360" w:lineRule="auto"/>
+        <w:ind w:firstLine="0"/>
+        <w:jc w:val="left"/>
       </w:pPr>
       <w:r>
         <w:rPr>
           <w:rFonts w:ascii="Times New Roman" w:hAnsi="Times New Roman" w:eastAsia="仿宋"/>
-          <w:b w:val="0"/>
+          <w:b/>
           <w:sz w:val="24"/>
         </w:rPr>
         <w:t>（三）连接子与偶联化学</w:t>
@@ -708,7 +627,7 @@
           <w:b w:val="0"/>
           <w:sz w:val="24"/>
         </w:rPr>
-        <w:t>连接子模块决定两个功能臂的空间排布与偶联均一性。Ahn等在抗体Fc区定点偶联tri-GalNAc，改善了GalNAc-LYTAC的体内稳定性。Li等在综述中指出，连接子过长不利于三元复合物形成，过短则限制构象调整；配体价态过高亦可能引发非特异性聚集。Fang等在SignalTAC中通过优化靶蛋白结合模块与内吞信号肽之间的肽链接头，实现了膜蛋白的高效降解，说明连接子优化在基因编码平台中同样不可或缺。化学偶联路线中，偶联位点和偶联数不一致会直接影响降解活性重现性；基因编码路线中，柔性肽链的长度和氨基酸组成影响融合蛋白的表达与折叠。（参考文献：《LYTACs that engage the asialoglycoprotein receptor for targeted protein degradation》[2]；《Targeted degradation of membrane and extracellular proteins with LYTACs》[7]；《Lysosome-targeting chimeras containing an endocytic signaling motif trigger endocytosis and lysosomal degradation of cell-surface proteins》[15]）</w:t>
+        <w:t>连接子模块决定两个功能臂的空间排布与偶联均一性。Ahn等在抗体Fc区定点偶联tri-GalNAc，改善了GalNAc-LYTAC的体内稳定性（参考文献：《LYTACs that engage the asialoglycoprotein receptor for targeted protein degradation》[10]）。Li等在综述中指出，连接子过长不利于三元复合物形成，过短则限制构象调整；配体价态过高亦可能引发非特异性聚集（参考文献：《Targeted degradation of membrane and extracellular proteins with LYTACs》[6]）。Fang等在SignalTAC中通过优化靶蛋白结合模块与内吞信号肽之间的肽链接头，实现了膜蛋白的高效降解，说明连接子优化在基因编码平台中同样不可或缺（参考文献：《Lysosome-targeting chimeras containing an endocytic signaling motif trigger endocytosis and lysosomal degradation of cell-surface proteins》[17]）。</w:t>
       </w:r>
     </w:p>
     <w:p>
@@ -721,6 +640,21 @@
         <w:rPr>
           <w:rFonts w:ascii="Times New Roman" w:hAnsi="Times New Roman" w:eastAsia="仿宋"/>
           <w:b w:val="0"/>
+          <w:sz w:val="24"/>
+        </w:rPr>
+        <w:t>化学偶联路线中，偶联位点和偶联数不一致会直接影响降解活性重现性；基因编码路线中，柔性肽链的长度和氨基酸组成影响融合蛋白的表达与折叠。连接子设计因此不是独立的化学细节，而是与靶向臂-受体臂组合是否能在细胞内形成有效三元复合物直接相关。</w:t>
+      </w:r>
+    </w:p>
+    <w:p>
+      <w:pPr>
+        <w:spacing w:before="240" w:after="120" w:line="360" w:lineRule="auto"/>
+        <w:ind w:firstLine="0"/>
+        <w:jc w:val="left"/>
+      </w:pPr>
+      <w:r>
+        <w:rPr>
+          <w:rFonts w:ascii="Times New Roman" w:hAnsi="Times New Roman" w:eastAsia="仿宋"/>
+          <w:b/>
           <w:sz w:val="24"/>
         </w:rPr>
         <w:t>（四）平台组合与制备路线选择</w:t>
@@ -738,7 +672,7 @@
           <w:b w:val="0"/>
           <w:sz w:val="24"/>
         </w:rPr>
-        <w:t>按三模块组合逻辑，现有LYTAC变体可归纳为若干典型平台：聚糖-抗体平台（Banik、Kim）、GalNAc-肝靶向平台（Ahn、Wu）、适体-共价平台（Li）、双特异性蛋白平台（Pance、Huang、Zhang）和小分子-受体平台（Caianiello）。制备路线可按受体臂类型分为三条主线：化学偶联聚糖臂（Banik、Kim）、化学合成小分子臂（Caianiello）和基因编码蛋白臂（Pance、Huang、Zhang、Fang）。前者的优势在于结构可精细调控，后者的优势在于批次均一性和靶点切换速度。（参考文献：《Lysosome-targeting chimaeras for degradation of extracellular proteins》[1]；《LYTACs that engage the asialoglycoprotein receptor for targeted protein degradation》[2]；《Covalent LYTAC enabled by DNA aptamers for immune checkpoint degradation therapy》[4]；《Aptamer-LYTACs for targeted degradation of extracellular and membrane proteins》[6]；《Bifunctional small molecules that mediate the degradation of extracellular proteins》[9]；《Designed endocytosis-inducing proteins degrade targets and amplify signals》[12]；《Insulin-like Growth Factor 2 (IGF2)-Fused Lysosomal Targeting Chimeras for Degradation of Extracellular and Membrane Proteins》[13]；《Lysosome-Targeting Chimera Using Mannose-6-Phosphate Glycans Derived from Glyco-Engineered Yeast》[14]）</w:t>
+        <w:t>按三模块组合逻辑，现有LYTAC变体可归纳为若干典型平台：聚糖-抗体平台（Banik、Kim）、GalNAc-肝靶向平台（Ahn、Wu）、适体-共价平台（Li）、双特异性蛋白平台（Pance、Huang、Zhang）和小分子-受体平台（Caianiello）（参考文献：《Lysosome-targeting chimaeras for degradation of extracellular proteins》[2]；《LYTACs that engage the asialoglycoprotein receptor for targeted protein degradation》[10]；《Covalent LYTAC enabled by DNA aptamers for immune checkpoint degradation therapy》[12]；《Aptamer-LYTACs for targeted degradation of extracellular and membrane proteins》[13]；《Bifunctional small molecules that mediate the degradation of extracellular proteins》[14]；《Designed endocytosis-inducing proteins degrade targets and amplify signals》[7]；《Insulin-like Growth Factor 2 (IGF2)-Fused Lysosomal Targeting Chimeras for Degradation of Extracellular and Membrane Proteins》[15]；《Lysosome-Targeting Chimera Using Mannose-6-Phosphate Glycans Derived from Glyco-Engineered Yeast》[16]）。制备路线可按受体臂类型分为三条主线：化学偶联聚糖臂（Banik、Kim）、化学合成小分子臂（Caianiello）和基因编码蛋白臂（Pance、Huang、Zhang、Fang）。前者的优势在于结构可精细调控，后者的优势在于批次均一性和靶点切换速度。</w:t>
       </w:r>
     </w:p>
     <w:p>
@@ -753,7 +687,7 @@
           <w:b w:val="0"/>
           <w:sz w:val="24"/>
         </w:rPr>
-        <w:t>各平台在制备难度、靶点切换灵活性和组织定向能力上各有权衡，选择时应与第一节确定的受体类型和疾病场景相匹配，而非单纯追求体外降解率最高。</w:t>
+        <w:t>各平台在制备难度、靶点切换灵活性和组织定向能力上各有权衡，选择时应与第一节确定的受体类型和疾病场景相匹配，而不是单纯追求体外降解率最高。从平台可替换性看，Pance等的KineTAC可通过更换靶蛋白结合臂降解多个靶点而保留同一受体臂（参考文献：《Modular cytokine receptor-targeting chimeras for targeted degradation of cell surface and extracellular proteins》[11]）；Zhang等的iLYTAC型-II以IgG结合Z结构域为通用适配器，可与临床已有抗体偶联实现降解（参考文献：《Insulin-like Growth Factor 2 (IGF2)-Fused Lysosomal Targeting Chimeras for Degradation of Extracellular and Membrane Proteins》[15]）。这些设计表明，LYTAC研发正从"逐个分子定制"转向"平台化模块组装"。</w:t>
       </w:r>
     </w:p>
     <w:p>
@@ -768,7 +702,22 @@
           <w:b w:val="0"/>
           <w:sz w:val="24"/>
         </w:rPr>
-        <w:t>从平台可替换性看，Pance等的KineTAC可通过更换靶蛋白结合臂降解多个靶点而保留同一受体臂；Zhang等的iLYTAC型-II以IgG结合Z结构域为通用适配器，可与临床已有抗体偶联实现降解。这些设计表明，LYTAC研发正从“逐个分子定制”转向“平台化模块组装”。（参考文献：《Modular cytokine receptor-targeting chimeras for targeted degradation of cell surface and extracellular proteins》[3]；《Insulin-like Growth Factor 2 (IGF2)-Fused Lysosomal Targeting Chimeras for Degradation of Extracellular and Membrane Proteins》[13]）</w:t>
+        <w:t>选择化学合成与基因编码路线时，应综合靶点切换频率、生产规模和分子均一性要求：发现阶段更适合KineTAC或iLYTAC等基因编码平台；需要精细调节配体价态和连接子长度的优化阶段则更适合化学偶联平台（参考文献：《Modular cytokine receptor-targeting chimeras for targeted degradation of cell surface and extracellular proteins》[11]；《Insulin-like Growth Factor 2 (IGF2)-Fused Lysosomal Targeting Chimeras for Degradation of Extracellular and Membrane Proteins》[15]；《Lysosome-Targeting Chimera Using Mannose-6-Phosphate Glycans Derived from Glyco-Engineered Yeast》[16]）。在质量属性层面，化学偶联平台需关注偶联位点、偶联数和聚集体控制；基因编码平台需关注融合蛋白表达量、折叠正确性和宿主细胞糖基化差异。Kim等的酵母聚糖路线在降低受体臂合成难度的同时，仍需解决聚糖结构表征和批次间一致性评价问题（参考文献：《Lysosome-Targeting Chimera Using Mannose-6-Phosphate Glycans Derived from Glyco-Engineered Yeast》[16]）。无论采用哪条制备主线，均需在临床前阶段明确关键质量属性与降解活性的关联，否则难以支撑工艺放大和监管申报。</w:t>
+      </w:r>
+    </w:p>
+    <w:p>
+      <w:pPr>
+        <w:spacing w:before="240" w:after="120" w:line="360" w:lineRule="auto"/>
+        <w:ind w:firstLine="0"/>
+        <w:jc w:val="left"/>
+      </w:pPr>
+      <w:r>
+        <w:rPr>
+          <w:rFonts w:ascii="Times New Roman" w:hAnsi="Times New Roman" w:eastAsia="仿宋"/>
+          <w:b/>
+          <w:sz w:val="24"/>
+        </w:rPr>
+        <w:t>（五）代表性研究实例解析</w:t>
       </w:r>
     </w:p>
     <w:p>
@@ -783,7 +732,7 @@
           <w:b w:val="0"/>
           <w:sz w:val="24"/>
         </w:rPr>
-        <w:t>选择化学合成与基因编码路线时，应综合靶点切换频率、生产规模和分子均一性要求：发现阶段更适合KineTAC或iLYTAC等基因编码平台；需要精细调节配体价态和连接子长度的优化阶段则更适合化学偶联平台。（参考文献：《Modular cytokine receptor-targeting chimeras for targeted degradation of cell surface and extracellular proteins》[3]；《Insulin-like Growth Factor 2 (IGF2)-Fused Lysosomal Targeting Chimeras for Degradation of Extracellular and Membrane Proteins》[13]；《Lysosome-Targeting Chimera Using Mannose-6-Phosphate Glycans Derived from Glyco-Engineered Yeast》[14]）</w:t>
+        <w:t>前述各节按模块类型梳理了LYTAC的工程选项，本节选取四篇代表性研究加以集中解析。四者并非简单重复平台介绍，而是分别回答了"能否降解""在哪里降解""如何模块化生产"和"降解是否优于阻断"四个递进问题，构成评价新LYTAC研究价值的基本坐标系。</w:t>
       </w:r>
     </w:p>
     <w:p>
@@ -798,7 +747,37 @@
           <w:b w:val="0"/>
           <w:sz w:val="24"/>
         </w:rPr>
-        <w:t>从代表性研究的演进逻辑看，Banik等、Ahn等、Pance等和Li等分别对应“能否降解”“在哪里降解”“如何模块化生产”和“降解是否优于阻断”四个工程节点，构成评价新LYTAC研究价值的基本坐标系。</w:t>
+        <w:t>Banik等（2020）要解决的核心问题是：能否将CI-M6PR介导的溶酶体转运机制转化为可设计的胞外蛋白清除工具。在分子设计上，作者将靶向模块（抗体或小分子）与CI-M6PR配体（多价M6P聚糖）通过连接子偶联，构成典型的"靶向臂-受体臂-连接子"架构，直接对应第一节所述广谱型受体路线。实验结果表明，LYTAC可在数小时内显著降低EGFR、CD71、PD-L1及ApoE4等蛋白水平，溶酶体抑制剂可阻断该效应，确证了溶酶体途径依赖性；PD-L1被降解后肿瘤细胞免疫逃逸能力减弱，首次将LYTAC与肿瘤免疫调控联系起来。在机制层面，CRISPR干扰筛选发现exocyst复合体参与CI-M6PR膜面呈现，说明LYTAC研究不能脱离对受体可及性的生物学解析。该工作的意义在于证明了溶酶体降解路线可推广至多个疾病相关靶点，并为后续研究建立了溶酶体抑制剂确证、受体配体竞争和遗传学筛选并行的实验范式；其局限在于分子依赖化学合成聚糖，制备均一性和放大生产仍是后续平台分化需要解决的问题（参考文献：《Lysosome-targeting chimaeras for degradation of extracellular proteins》[2]）。</w:t>
+      </w:r>
+    </w:p>
+    <w:p>
+      <w:pPr>
+        <w:spacing w:line="360" w:lineRule="auto" w:after="120"/>
+        <w:ind w:firstLine="0"/>
+        <w:jc w:val="center"/>
+      </w:pPr>
+      <w:r>
+        <w:rPr>
+          <w:rFonts w:ascii="Times New Roman" w:hAnsi="Times New Roman" w:eastAsia="仿宋"/>
+          <w:b w:val="0"/>
+          <w:sz w:val="24"/>
+        </w:rPr>
+        <w:t>【此处插入示意图】</w:t>
+      </w:r>
+    </w:p>
+    <w:p>
+      <w:pPr>
+        <w:spacing w:line="360" w:lineRule="auto" w:after="120"/>
+        <w:ind w:firstLine="0"/>
+        <w:jc w:val="center"/>
+      </w:pPr>
+      <w:r>
+        <w:rPr>
+          <w:rFonts w:ascii="Times New Roman" w:hAnsi="Times New Roman" w:eastAsia="仿宋"/>
+          <w:b w:val="0"/>
+          <w:sz w:val="21"/>
+        </w:rPr>
+        <w:t>图2  Banik等设计的LYTAC分子结构（左）及其对EGFR和PD-L1的降解效果（右），表明三模块架构可适用于多种膜蛋白靶点。（引自：Banik S M, et al. Nature, 2020, 584(7820): 291-297）</w:t>
       </w:r>
     </w:p>
     <w:p>
@@ -813,7 +792,37 @@
           <w:b w:val="0"/>
           <w:sz w:val="24"/>
         </w:rPr>
-        <w:t>在活性评价层面，Banik等建立的溶酶体抑制剂确证范式，已成为化学偶联与基因编码平台的共同参照。（参考文献：《Lysosome-targeting chimaeras for degradation of extracellular proteins》[1]）</w:t>
+        <w:t>Ahn等（2021）针对的是第一代CI-M6PR依赖LYTAC全身脱靶风险较高的问题，核心科学问题转变为：能否通过更换受体臂将降解限制在特定组织。作者将受体臂替换为肝特异性ASGPR的tri-GalNAc配体，构建GalNAc-LYTAC，靶向臂仍结合EGFR，直接落实了第一节"组织定向型受体"的决策逻辑。GalNAc-LYTAC在肝细胞中实现EGFR高效降解；与抑制性抗体相比，对EGFR下游信号抑制更持久，表明降解策略在持续时间上可能优于单纯阻断。研究还将肽段作为靶向臂降解整合素，证明靶向模块不必局限于完整抗体；通过在抗体Fc区定点偶联tri-GalNAc，改善了分子的体内稳定性。该实例的核心贡献在于将"受体臂选择"从化学优化问题上升为药物定位策略问题——降解在哪里发生，取决于结合哪个受体，而不是仅仅取决于靶向臂亲和力（参考文献：《LYTACs that engage the asialoglycoprotein receptor for targeted protein degradation》[10]）。</w:t>
+      </w:r>
+    </w:p>
+    <w:p>
+      <w:pPr>
+        <w:spacing w:line="360" w:lineRule="auto" w:after="120"/>
+        <w:ind w:firstLine="0"/>
+        <w:jc w:val="center"/>
+      </w:pPr>
+      <w:r>
+        <w:rPr>
+          <w:rFonts w:ascii="Times New Roman" w:hAnsi="Times New Roman" w:eastAsia="仿宋"/>
+          <w:b w:val="0"/>
+          <w:sz w:val="24"/>
+        </w:rPr>
+        <w:t>【此处插入示意图】</w:t>
+      </w:r>
+    </w:p>
+    <w:p>
+      <w:pPr>
+        <w:spacing w:line="360" w:lineRule="auto" w:after="120"/>
+        <w:ind w:firstLine="0"/>
+        <w:jc w:val="center"/>
+      </w:pPr>
+      <w:r>
+        <w:rPr>
+          <w:rFonts w:ascii="Times New Roman" w:hAnsi="Times New Roman" w:eastAsia="仿宋"/>
+          <w:b w:val="0"/>
+          <w:sz w:val="21"/>
+        </w:rPr>
+        <w:t>图3  Ahn等GalNAc-LYTAC的肝定向降解示意及EGFR下游信号抑制时程，表明受体臂更换可将降解限制在肝脏并延长药效持续时间。（引自：Ahn G, et al. Nat Chem Biol, 2021, 17(9): 937-946）</w:t>
       </w:r>
     </w:p>
     <w:p>
@@ -828,7 +837,37 @@
           <w:b w:val="0"/>
           <w:sz w:val="24"/>
         </w:rPr>
-        <w:t>需要强调的是，受体-模块匹配并非一次性静态决策：同一靶点在不同疾病分期、不同给药途径或联合用药背景下，最优受体臂与制备路线可能发生变化。例如，肿瘤免疫治疗早期可能优先考虑广谱降解以快速清除免疫检查点，而维持治疗阶段则可能更需要组织定向策略以降低脱靶免疫毒性。</w:t>
+        <w:t>Pance等（2023）面对的是化学合成聚糖-蛋白LYTAC在制备均一性和靶点切换速度方面的瓶颈，试图以基因编码方式实现可放大、可替换的模块化平台。作者以双特异性蛋白为骨架，一条臂结合细胞因子受体（如CXCR7），另一条臂结合靶蛋白，利用CXCL12等配体触发受体内吞，将受体臂功能嵌入天然内吞过程，绕开了CI-M6PR路线的内源性配体竞争问题，但引入了对细胞因子受体生理功能的占用风险。该平台针对PD-L1、HER2、PD-1、EGFR、CDCP1和TROP2等靶点构建KineTAC，降解效率介于51%至93%之间，且可通过哺乳动物细胞表达生产，更换靶蛋白结合臂无需重新进行聚糖化学合成，体现了明显的平台化属性。KineTAC为化学LYTAC提供了基因编码替代路线，特别适合发现阶段需要频繁筛选靶点的场景；然而，该平台尚未系统比较降解剂与阻断抗体的功能差异，其向GMP生产体系迁移时的质控标准也有待建立（参考文献：《Modular cytokine receptor-targeting chimeras for targeted degradation of cell surface and extracellular proteins》[11]）。</w:t>
+      </w:r>
+    </w:p>
+    <w:p>
+      <w:pPr>
+        <w:spacing w:line="360" w:lineRule="auto" w:after="120"/>
+        <w:ind w:firstLine="0"/>
+        <w:jc w:val="center"/>
+      </w:pPr>
+      <w:r>
+        <w:rPr>
+          <w:rFonts w:ascii="Times New Roman" w:hAnsi="Times New Roman" w:eastAsia="仿宋"/>
+          <w:b w:val="0"/>
+          <w:sz w:val="24"/>
+        </w:rPr>
+        <w:t>【此处插入示意图】</w:t>
+      </w:r>
+    </w:p>
+    <w:p>
+      <w:pPr>
+        <w:spacing w:line="360" w:lineRule="auto" w:after="120"/>
+        <w:ind w:firstLine="0"/>
+        <w:jc w:val="center"/>
+      </w:pPr>
+      <w:r>
+        <w:rPr>
+          <w:rFonts w:ascii="Times New Roman" w:hAnsi="Times New Roman" w:eastAsia="仿宋"/>
+          <w:b w:val="0"/>
+          <w:sz w:val="21"/>
+        </w:rPr>
+        <w:t>图4  Pance等KineTAC的模块化架构及多靶点降解效率，表明更换靶向臂即可在保留受体臂的前提下切换靶蛋白。（引自：Pance K, et al. Nat Biotechnol, 2023, 41(2): 273-281）</w:t>
       </w:r>
     </w:p>
     <w:p>
@@ -843,14 +882,14 @@
           <w:b w:val="0"/>
           <w:sz w:val="24"/>
         </w:rPr>
-        <w:t>在实验设计层面，比较不同工程策略时应尽量固定靶向臂和连接子条件，仅改变受体臂类型，以避免将模块差异误判为受体生物学差异；评估内源性配体竞争时，应在多种细胞背景下重复验证，因为受体表达水平和内源性配体丰度均存在细胞系特异性。</w:t>
+        <w:t>Li等（2023）将问题聚焦于PD-L1这一免疫检查点靶点：临床以抗体阻断为主，但高表达靶蛋白可持续补充膜面水平，降解策略能否在体内产生优于阻断的免疫激活效应。作者设计DNA适体靶向PD-L1，通过生物正交反应增强适体与靶蛋白的共价结合，再偶联溶酶体靶向模块，同时优化了靶向臂的结合稳定性和降解的功能终点。在肿瘤动物模型中，共价适体LYTAC不仅显著降低PD-L1水平，还诱导了强于抗PD-L1抗体的T细胞浸润和细胞因子释放，直接提供了"降解优于阻断"的体内证据。该工作将LYTAC研究从细胞水平推进至动物药效验证，表明评价LYTAC临床转化潜力不能仅依赖体外蛋白清除数据，还需考察免疫功能等功能终点；适体靶向臂在体内仍面临核酸酶降解和肾脏快速清除等问题，需要通过化学修饰或递送策略进一步改善（参考文献：《Covalent LYTAC enabled by DNA aptamers for immune checkpoint degradation therapy》[12]）。</w:t>
       </w:r>
     </w:p>
     <w:p>
       <w:pPr>
         <w:spacing w:line="360" w:lineRule="auto" w:after="120"/>
-        <w:ind w:firstLine="420"/>
-        <w:jc w:val="both"/>
+        <w:ind w:firstLine="0"/>
+        <w:jc w:val="center"/>
       </w:pPr>
       <w:r>
         <w:rPr>
@@ -858,22 +897,22 @@
           <w:b w:val="0"/>
           <w:sz w:val="24"/>
         </w:rPr>
-        <w:t>抗体靶向臂与小分子、适体靶向臂的选择，本质上是在亲和力、分子量、可修饰性和制备成本之间权衡：较小分子量的靶向臂有利于组织渗透，高亲和力抗体或共价适体则更有利于维持高更新速率靶点的降解通量。（参考文献：《Covalent LYTAC enabled by DNA aptamers for immune checkpoint degradation therapy》[4]；《Bifunctional small molecules that mediate the degradation of extracellular proteins》[9]）</w:t>
+        <w:t>【此处插入示意图】</w:t>
       </w:r>
     </w:p>
     <w:p>
       <w:pPr>
         <w:spacing w:line="360" w:lineRule="auto" w:after="120"/>
-        <w:ind w:firstLine="420"/>
-        <w:jc w:val="both"/>
+        <w:ind w:firstLine="0"/>
+        <w:jc w:val="center"/>
       </w:pPr>
       <w:r>
         <w:rPr>
           <w:rFonts w:ascii="Times New Roman" w:hAnsi="Times New Roman" w:eastAsia="仿宋"/>
           <w:b w:val="0"/>
-          <w:sz w:val="24"/>
+          <w:sz w:val="21"/>
         </w:rPr>
-        <w:t>在质量属性层面，化学偶联平台需关注偶联位点、偶联数和聚集体控制；基因编码平台需关注融合蛋白表达量、折叠正确性和宿主细胞糖基化差异。Kim等的酵母聚糖路线在降低受体臂合成难度的同时，仍需解决聚糖结构表征和批次间一致性评价问题。无论采用哪条制备主线，均需在临床前阶段明确关键质量属性与降解活性的关联，否则难以支撑工艺放大和监管申报。（参考文献：《Lysosome-Targeting Chimera Using Mannose-6-Phosphate Glycans Derived from Glyco-Engineered Yeast》[14]）</w:t>
+        <w:t>图5  Li等共价适体LYTAC在肿瘤模型中的PD-L1清除及T细胞浸润，表明降解策略可在体内产生优于抗体阻断的免疫激活效应。（引自：Li Y, et al. J Am Chem Soc, 2023, 145(45): 24506-24521）</w:t>
       </w:r>
     </w:p>
     <w:p>
@@ -896,36 +935,7 @@
           <w:b w:val="0"/>
           <w:sz w:val="24"/>
         </w:rPr>
-        <w:t>LYTAC并非单一分子类型的线性迭代，而是以靶向臂、受体臂和连接子三模块为基础的可组合平台。药物设计应先在第一节受体决策框架内确定受体臂类型，再匹配适宜的靶向臂和连接子策略；平台化的前提是建立针对特定“靶点-组织-制备”组合的标准优化流程。</w:t>
-      </w:r>
-    </w:p>
-    <w:p>
-      <w:pPr>
-        <w:spacing w:before="120"/>
-        <w:ind w:firstLine="0"/>
-        <w:jc w:val="center"/>
-      </w:pPr>
-      <w:r>
-        <w:rPr>
-          <w:rFonts w:ascii="Times New Roman" w:hAnsi="Times New Roman" w:eastAsia="仿宋"/>
-          <w:b w:val="0"/>
-          <w:sz w:val="24"/>
-        </w:rPr>
-        <w:t>【此处插入示意图】</w:t>
-      </w:r>
-    </w:p>
-    <w:p>
-      <w:pPr>
-        <w:ind w:firstLine="0"/>
-        <w:jc w:val="center"/>
-      </w:pPr>
-      <w:r>
-        <w:rPr>
-          <w:rFonts w:ascii="Times New Roman" w:hAnsi="Times New Roman" w:eastAsia="仿宋"/>
-          <w:b w:val="0"/>
-          <w:sz w:val="21"/>
-        </w:rPr>
-        <w:t>图2  Banik等设计的LYTAC分子结构（左）及其对EGFR和PD-L1的降解效果（右），表明三模块架构可适用于多种膜蛋白靶点。（引自：Banik S M, et al. Nature, 2020, 584(7820): 291-297 [1]）图3  Ahn等GalNAc-LYTAC的肝定向降解示意及EGFR下游信号抑制时程，表明受体臂更换可将降解限制在肝脏并延长药效持续时间。（引自：Ahn G, et al. Nat Chem Biol, 2021, 17(9): 937-946 [2]）图4  Pance等KineTAC的模块化架构及多靶点降解效率，表明更换靶向臂即可在保留受体臂的前提下切换靶蛋白。（引自：Pance K, et al. Nat Biotechnol, 2023, 41(2): 273-281 [3]）图5  Li等共价适体LYTAC在肿瘤模型中的PD-L1清除及T细胞浸润，表明降解策略可在体内产生优于抗体阻断的免疫激活效应。（引自：Li Y, et al. J Am Chem Soc, 2023, 145(45): 24506-24521 [4]）</w:t>
+        <w:t>LYTAC并非单一分子类型的线性迭代，而是以靶向臂、受体臂和连接子三模块为基础的可组合平台。药物设计应先在第一节受体决策框架内确定受体臂类型，再匹配适宜的靶向臂和连接子策略；平台化的前提是建立针对特定"靶点-组织-制备"组合的标准优化流程。需要强调的是，受体-模块匹配并非一次性静态决策：同一靶点在不同疾病分期、不同给药途径或联合用药背景下，最优受体臂与制备路线可能发生变化。例如，肿瘤免疫治疗早期可能优先考虑广谱降解以快速清除免疫检查点，而维持治疗阶段则可能更需要组织定向策略以降低脱靶免疫毒性。在实验设计层面，比较不同工程策略时应尽量固定靶向臂和连接子条件，仅改变受体臂类型，以避免将模块差异误判为受体生物学差异。抗体靶向臂与小分子、适体靶向臂的选择，本质上是在亲和力、分子量、可修饰性和制备成本之间权衡：较小分子量的靶向臂有利于组织渗透，高亲和力抗体或共价适体则更有利于维持高更新速率靶点的降解通量（参考文献：《Covalent LYTAC enabled by DNA aptamers for immune checkpoint degradation therapy》[12]；《Bifunctional small molecules that mediate the degradation of extracellular proteins》[14]）。</w:t>
       </w:r>
     </w:p>
     <w:p>
@@ -955,7 +965,7 @@
           <w:b w:val="0"/>
           <w:sz w:val="24"/>
         </w:rPr>
-        <w:t>本节从疾病场景出发，系统评估降解策略相对单纯阻断的增益证据及其局限。评价的核心指标包括：靶蛋白清除幅度、下游信号抑制持续时间、免疫功能激活程度及全身脱靶风险。</w:t>
+        <w:t>前两节分别从受体生物学和分子工程角度建立了LYTAC的分析框架，本节转向疾病场景，评估降解策略相对单纯阻断的增益证据及其局限。评价的核心指标包括靶蛋白清除幅度、下游信号抑制持续时间、免疫功能激活程度及全身脱靶风险；不同疾病场景中上述指标的权重并不相同，不宜用同一标准衡量所有适应症（参考文献：《Targeted degradation of membrane and extracellular proteins with LYTACs》[6]）。</w:t>
       </w:r>
     </w:p>
     <w:p>
@@ -970,7 +980,7 @@
           <w:b w:val="0"/>
           <w:sz w:val="24"/>
         </w:rPr>
-        <w:t>在肿瘤免疫方向，PD-L1是最具代表性的比较靶点。Banik等首次证明PD-L1可被LYTAC降解；Li等的共价适体LYTAC在肿瘤模型中不仅降解PD-L1，还诱导了强于抗PD-L1抗体的T细胞浸润和细胞因子释放，直接回答了“降解优于阻断”的问题。Huang等的EndoTag融合PD-L1抗体在小鼠肿瘤模型中的疗效亦显著优于抗体单药；Kim等的LYTACgyM6pG降解PD-L1后，增强T细胞杀伤肿瘤细胞的效率高于纳米抗体单用。上述结果支持：在PD-L1靶点上，降解策略在激活抗肿瘤免疫方面可能具有超越阻断的增益；但该结论目前仍限于动物模型，人体验证尚缺。（参考文献：《Lysosome-targeting chimaeras for degradation of extracellular proteins》[1]；《Covalent LYTAC enabled by DNA aptamers for immune checkpoint degradation therapy》[4]；《Designed endocytosis-inducing proteins degrade targets and amplify signals》[12]；《Lysosome-Targeting Chimera Using Mannose-6-Phosphate Glycans Derived from Glyco-Engineered Yeast》[14]）</w:t>
+        <w:t>在肿瘤免疫方向，PD-L1是最具代表性的比较靶点。Banik等首次证明PD-L1可被LYTAC降解（参考文献：《Lysosome-targeting chimaeras for degradation of extracellular proteins》[2]）；Li等的共价适体LYTAC在肿瘤模型中不仅降解PD-L1，还诱导了强于抗PD-L1抗体的T细胞浸润和细胞因子释放，直接回答了"降解优于阻断"的问题（参考文献：《Covalent LYTAC enabled by DNA aptamers for immune checkpoint degradation therapy》[12]）。Huang等的EndoTag融合PD-L1抗体在小鼠肿瘤模型中的疗效亦显著优于抗体单药（参考文献：《Designed endocytosis-inducing proteins degrade targets and amplify signals》[7]）；Kim等的LYTACgyM6pG降解PD-L1后，增强T细胞杀伤肿瘤细胞的效率高于纳米抗体单用（参考文献：《Lysosome-Targeting Chimera Using Mannose-6-Phosphate Glycans Derived from Glyco-Engineered Yeast》[16]）。上述结果支持：在PD-L1靶点上，降解策略在激活抗肿瘤免疫方面可能具有超越阻断的增益，但该结论目前仍限于动物模型，人体验证尚缺。在肿瘤膜蛋白靶点拓展方面，Pance等的KineTAC在HER2、TROP2等靶点上实现了51%—93%的降解效率（参考文献：《Modular cytokine receptor-targeting chimeras for targeted degradation of cell surface and extracellular proteins》[11]）；Zhang等的iLYTAC在异种移植瘤模型中验证了抗肿瘤活性（参考文献：《Insulin-like Growth Factor 2 (IGF2)-Fused Lysosomal Targeting Chimeras for Degradation of Extracellular and Membrane Proteins》[15]）。对于高更新速率的膜蛋白靶点，仍须评估靶蛋白重新合成是否会抵消降解效应，需在长期给药实验中加以考察（参考文献：《Targeted degradation of membrane and extracellular proteins with LYTACs》[6]）。</w:t>
       </w:r>
     </w:p>
     <w:p>
@@ -985,7 +995,7 @@
           <w:b w:val="0"/>
           <w:sz w:val="24"/>
         </w:rPr>
-        <w:t>在肿瘤膜蛋白靶点拓展方面，Pance等的KineTAC在HER2、TROP2等靶点上实现了51%—93%的降解效率；Zhang等的iLYTAC在异种移植瘤模型中验证了抗肿瘤活性。对于高更新速率的膜蛋白靶点，仍须评估靶蛋白重新合成是否会抵消降解效应，需在长期给药实验中加以考察。（参考文献：《Modular cytokine receptor-targeting chimeras for targeted degradation of cell surface and extracellular proteins》[3]；《Insulin-like Growth Factor 2 (IGF2)-Fused Lysosomal Targeting Chimeras for Degradation of Extracellular and Membrane Proteins》[13]；《Targeted degradation of membrane and extracellular proteins with LYTACs》[7]）</w:t>
+        <w:t>在肝靶向方向，Ahn等比较了GalNAc-LYTAC与抑制性抗体对EGFR的效应：降解策略对EGFR下游信号的抑制更持久，且以肽段为靶向臂亦可降解整合素并抑制癌细胞增殖（参考文献：《LYTACs that engage the asialoglycoprotein receptor for targeted protein degradation》[10]）。Wu等的Apt-LYTAC在肝细胞中实现了PDGF和PTK7的降解，证明适体靶向臂与肝定向受体臂的组合具有可行性（参考文献：《Aptamer-LYTACs for targeted degradation of extracellular and membrane proteins》[13]）。肝靶向场景下，降解的增益主要体现在局部靶蛋白清除和全身脱靶风险降低，而不是与阻断剂的头对头药效比较。这一判断与第二节Ahn实例的结论相互印证：肝定向的价值首先体现在"在哪里降解"，其次才是"降解多少"。</w:t>
       </w:r>
     </w:p>
     <w:p>
@@ -1000,7 +1010,7 @@
           <w:b w:val="0"/>
           <w:sz w:val="24"/>
         </w:rPr>
-        <w:t>在肝靶向方向，Ahn等比较了GalNAc-LYTAC与抑制性抗体对EGFR的效应：降解策略对EGFR下游信号的抑制更持久，且以肽段为靶向臂亦可降解整合素并抑制癌细胞增殖。Wu等的Apt-LYTAC在肝细胞中实现了PDGF和PTK7的降解，证明适体靶向臂与肝定向受体臂的组合具有可行性。肝靶向场景下，降解的增益主要体现在局部靶蛋白清除和全身脱靶风险降低，而非与阻断剂的头对头药效比较。（参考文献：《LYTACs that engage the asialoglycoprotein receptor for targeted protein degradation》[2]；《Aptamer-LYTACs for targeted degradation of extracellular and membrane proteins》[6]）</w:t>
+        <w:t>在药效学评价方法上，建议将"蛋白清除动力学"与"功能终点"联合考察：前者反映降解机制是否有效，后者反映降解是否产生预期的生物学后果。仅报告某一时间点的蛋白残留百分比，不足以支持降解优于阻断的判断。Li等和Fang等的研究分别从免疫检查点和膜蛋白靶点提供了"功能终点优于阻断对照"的体内证据（参考文献：《Covalent LYTAC enabled by DNA aptamers for immune checkpoint degradation therapy》[12]；《Lysosome-targeting chimeras containing an endocytic signaling motif trigger endocytosis and lysosomal degradation of cell-surface proteins》[17]），但其外推范围仍受动物模型和给药方案所限。这一评价原则应作为第三节与第四节之间的逻辑衔接：疾病验证不能停留在"蛋白下降了百分之几"，而必须追问"下降之后产生了什么生物学后果"。</w:t>
       </w:r>
     </w:p>
     <w:p>
@@ -1015,7 +1025,7 @@
           <w:b w:val="0"/>
           <w:sz w:val="24"/>
         </w:rPr>
-        <w:t>在药效学评价方法上，建议将“蛋白清除动力学”与“功能终点”联合考察：前者反映降解机制是否有效，后者反映降解是否产生预期的生物学后果。仅报告某一时间点的蛋白残留百分比，不足以支持降解优于阻断的判断。Li等和Fang等的研究分别从免疫检查点和膜蛋白靶点提供了“功能终点优于阻断对照”的体内证据，但其外推范围仍受动物模型和给药方案所限。（参考文献：《Covalent LYTAC enabled by DNA aptamers for immune checkpoint degradation therapy》[4]；《Lysosome-targeting chimeras containing an endocytic signaling motif trigger endocytosis and lysosomal degradation of cell-surface proteins》[15]）</w:t>
+        <w:t>在神经退行性疾病方向，Liu等设计了病灶激活LYTAC前体：利用Aβ沉积区铜离子催化点击反应原位生成活性分子，经CD206受体介导Aβ纤维溶酶体降解（参考文献：《Biomarker-activated multifunctional lysosome-targeting chimeras mediated selective degradation of extracellular amyloid fibrils》[9]）。该领域尚缺乏降解与阻断的直接对照实验，但病灶激活策略本身旨在解决全身给药脱靶这一阻断策略难以回避的问题。对于分泌蛋白和聚集体靶点，评价逻辑需从"膜蛋白清除"转向"胞外池耗竭"，病理沉积物的清除效率是核心终点，而不是与传统抑制剂的活性比较。Fang等的SignalTAC在膜蛋白降解中显示出优于亲本抗体的抗肿瘤活性，与Li等的PD-L1研究形成互补，表明不同工程路径均可达成彻底清除靶蛋白的药理学目标（参考文献：《Lysosome-targeting chimeras containing an endocytic signaling motif trigger endocytosis and lysosomal degradation of cell-surface proteins》[17]）。</w:t>
       </w:r>
     </w:p>
     <w:p>
@@ -1030,82 +1040,7 @@
           <w:b w:val="0"/>
           <w:sz w:val="24"/>
         </w:rPr>
-        <w:t>在神经退行性疾病方向，Liu等设计了病灶激活LYTAC前体：利用Aβ沉积区铜离子催化点击反应原位生成活性分子，经CD206受体介导Aβ纤维溶酶体降解。该领域尚缺乏降解与阻断的直接对照实验，但病灶激活策略旨在解决全身给药脱靶这一阻断策略难以回避的问题。（参考文献：《Biomarker-activated multifunctional lysosome-targeting chimeras mediated selective degradation of extracellular amyloid fibrils》[5]）</w:t>
-      </w:r>
-    </w:p>
-    <w:p>
-      <w:pPr>
-        <w:spacing w:line="360" w:lineRule="auto" w:after="120"/>
-        <w:ind w:firstLine="420"/>
-        <w:jc w:val="both"/>
-      </w:pPr>
-      <w:r>
-        <w:rPr>
-          <w:rFonts w:ascii="Times New Roman" w:hAnsi="Times New Roman" w:eastAsia="仿宋"/>
-          <w:b w:val="0"/>
-          <w:sz w:val="24"/>
-        </w:rPr>
-        <w:t>在自身免疫与炎症方向，胞外细胞因子和免疫球蛋白等靶点理论上亦适合LYTAC降解，但公开文献中系统的体内验证仍较少。</w:t>
-      </w:r>
-    </w:p>
-    <w:p>
-      <w:pPr>
-        <w:spacing w:line="360" w:lineRule="auto" w:after="120"/>
-        <w:ind w:firstLine="420"/>
-        <w:jc w:val="both"/>
-      </w:pPr>
-      <w:r>
-        <w:rPr>
-          <w:rFonts w:ascii="Times New Roman" w:hAnsi="Times New Roman" w:eastAsia="仿宋"/>
-          <w:b w:val="0"/>
-          <w:sz w:val="24"/>
-        </w:rPr>
-        <w:t>对于分泌蛋白和聚集体靶点，评价逻辑需从“膜蛋白清除”转向“胞外池耗竭”，病理沉积物的清除效率是核心终点而非与传统抑制剂的活性比较。</w:t>
-      </w:r>
-    </w:p>
-    <w:p>
-      <w:pPr>
-        <w:spacing w:line="360" w:lineRule="auto" w:after="120"/>
-        <w:ind w:firstLine="420"/>
-        <w:jc w:val="both"/>
-      </w:pPr>
-      <w:r>
-        <w:rPr>
-          <w:rFonts w:ascii="Times New Roman" w:hAnsi="Times New Roman" w:eastAsia="仿宋"/>
-          <w:b w:val="0"/>
-          <w:sz w:val="24"/>
-        </w:rPr>
-        <w:t>Fang等的SignalTAC在膜蛋白降解中显示出优于亲本抗体的抗肿瘤活性，与Li等的PD-L1研究形成互补，表明不同工程路径均可达成彻底清除靶蛋白的药理学目标。（参考文献：《Lysosome-targeting chimeras containing an endocytic signaling motif trigger endocytosis and lysosomal degradation of cell-surface proteins》[15]）</w:t>
-      </w:r>
-    </w:p>
-    <w:p>
-      <w:pPr>
-        <w:spacing w:line="360" w:lineRule="auto" w:after="120"/>
-        <w:ind w:firstLine="420"/>
-        <w:jc w:val="both"/>
-      </w:pPr>
-      <w:r>
-        <w:rPr>
-          <w:rFonts w:ascii="Times New Roman" w:hAnsi="Times New Roman" w:eastAsia="仿宋"/>
-          <w:b w:val="0"/>
-          <w:sz w:val="24"/>
-        </w:rPr>
-        <w:t>跨疾病比较可见，降解优于阻断的证据在PD-L1肿瘤免疫中最为充分；肝靶向场景的优势主要体现在组织选择性而非药效幅度；神经退行性疾病则尚处于概念验证阶段。</w:t>
-      </w:r>
-    </w:p>
-    <w:p>
-      <w:pPr>
-        <w:spacing w:line="360" w:lineRule="auto" w:after="120"/>
-        <w:ind w:firstLine="420"/>
-        <w:jc w:val="both"/>
-      </w:pPr>
-      <w:r>
-        <w:rPr>
-          <w:rFonts w:ascii="Times New Roman" w:hAnsi="Times New Roman" w:eastAsia="仿宋"/>
-          <w:b w:val="0"/>
-          <w:sz w:val="24"/>
-        </w:rPr>
-        <w:t>LYTAC的价值主张应与其所针对的靶点更新动力学相匹配：对于更新快、持续补充的免疫检查点蛋白，彻底清除可能比单纯阻断更具优势；对于需要局部干预的肝代谢靶点，组织定向降解的价值主要体现在安全性；对于聚集体和纤维状靶点，核心指标是病理沉积物的清除效率。</w:t>
+        <w:t>在自身免疫与炎症方向，胞外细胞因子和免疫球蛋白等靶点理论上亦适合LYTAC降解，但公开文献中系统的体内验证仍较少，可能是后续拓展适应症的重要方向。跨疾病比较可见，降解优于阻断的证据在PD-L1肿瘤免疫中最为充分；肝靶向场景的优势主要体现在组织选择性而非药效幅度；神经退行性疾病则尚处于概念验证阶段。LYTAC的价值主张应与其所针对的靶点更新动力学相匹配：对于更新快、持续补充的免疫检查点蛋白，彻底清除可能比单纯阻断更具优势；对于需要局部干预的肝代谢靶点，组织定向降解的价值主要体现在安全性；对于聚集体和纤维状靶点，核心指标是病理沉积物的清除效率。建立疾病场景特异性的评价标准，有助于避免将肿瘤免疫领域的结论不加区分地外推至其他适应症领域，从而提高临床前研究的判断准确性。</w:t>
       </w:r>
     </w:p>
     <w:p>
@@ -1128,22 +1063,7 @@
           <w:b w:val="0"/>
           <w:sz w:val="24"/>
         </w:rPr>
-        <w:t>现有动物实验支持PD-L1降解在免疫激活上优于单纯阻断；肝靶向和神经退行性疾病方向的证据侧重于可行性与局部选择性，尚不足以普遍外推“降解优于阻断”的结论。后续研究需在各疾病场景中建立降解剂与阻断剂的标准化头对头比较。</w:t>
-      </w:r>
-    </w:p>
-    <w:p>
-      <w:pPr>
-        <w:spacing w:line="360" w:lineRule="auto" w:after="120"/>
-        <w:ind w:firstLine="420"/>
-        <w:jc w:val="both"/>
-      </w:pPr>
-      <w:r>
-        <w:rPr>
-          <w:rFonts w:ascii="Times New Roman" w:hAnsi="Times New Roman" w:eastAsia="仿宋"/>
-          <w:b w:val="0"/>
-          <w:sz w:val="24"/>
-        </w:rPr>
-        <w:t>建立疾病场景特异性的评价标准，有助于避免将肿瘤免疫领域的结论不加区分地外推至其他适应症领域，从而提高临床前研究的判断准确性。</w:t>
+        <w:t>现有动物实验支持PD-L1降解在免疫激活上优于单纯阻断；肝靶向和神经退行性疾病方向的证据侧重于可行性与局部选择性，尚不足以普遍外推"降解优于阻断"的结论。后续研究需在各疾病场景中建立降解剂与阻断剂的标准化头对头比较，且比较设计应纳入功能终点而不仅是蛋白清除百分比。从本综述的角度看，疾病验证的核心任务不是重复列举"哪些靶点可以被降解"，而是在具体病理场景中判断降解策略是否比现有疗法带来可测量的额外获益——这一判断在PD-L1方向已有较好基础，在其他适应症中仍需更多实验支撑。</w:t>
       </w:r>
     </w:p>
     <w:p>
@@ -1173,7 +1093,7 @@
           <w:b w:val="0"/>
           <w:sz w:val="24"/>
         </w:rPr>
-        <w:t>LYTAC从概念验证走向临床转化，面临制备、选择性、药代和监管证据四重瓶颈。</w:t>
+        <w:t>LYTAC从概念验证走向临床转化，面临制备、选择性、药代和监管证据四重瓶颈。制备方面，化学合成多价M6P聚糖偶联物存在步骤繁琐、批次均一性差和放大困难等问题。Kim等的酵母聚糖路线和Zhang等、Huang等的基因编码平台分别代表了简化聚糖制备和绕开化学偶联的两种解决思路（参考文献：《Lysosome-Targeting Chimera Using Mannose-6-Phosphate Glycans Derived from Glyco-Engineered Yeast》[16]；《Insulin-like Growth Factor 2 (IGF2)-Fused Lysosomal Targeting Chimeras for Degradation of Extracellular and Membrane Proteins》[15]；《Designed endocytosis-inducing proteins degrade targets and amplify signals》[7]），但各路线仍需建立与生物药或化药相对应的GMP质控标准。</w:t>
       </w:r>
     </w:p>
     <w:p>
@@ -1188,7 +1108,7 @@
           <w:b w:val="0"/>
           <w:sz w:val="24"/>
         </w:rPr>
-        <w:t>制备方面，化学合成多价M6P聚糖偶联物存在步骤繁琐、批次均一性差和放大困难等问题。Kim等的酵母聚糖路线和Zhang等、Huang等的基因编码平台分别代表了简化聚糖制备和绕开化学偶联的两种解决思路，但各路线仍需建立与生物药或化药相对应的GMP质控标准。（参考文献：《Lysosome-Targeting Chimera Using Mannose-6-Phosphate Glycans Derived from Glyco-Engineered Yeast》[14]；《Insulin-like Growth Factor 2 (IGF2)-Fused Lysosomal Targeting Chimeras for Degradation of Extracellular and Membrane Proteins》[13]；《Designed endocytosis-inducing proteins degrade targets and amplify signals》[12]）</w:t>
+        <w:t>组织选择性方面，CI-M6PR广谱表达带来的脱靶降解风险尚未完全解决；ASGPR和EndoTag等策略可改善肝或特定组织定向，但肺、肾、脑等器官的精准递送仍缺乏成熟方案（参考文献：《LYTACs that engage the asialoglycoprotein receptor for targeted protein degradation》[10]；《Designed endocytosis-inducing proteins degrade targets and amplify signals》[7]）。药代动力学方面，LYTAC与靶蛋白及受体形成三元复合物后常被一同送入溶酶体降解，体内有效浓度维持时间较短；高更新速率或高表达靶点可能需要更频繁给药（参考文献：《Targeted degradation of membrane and extracellular proteins with LYTACs》[6]）。适体靶向臂虽具合成简便优势，但体内可能面临核酸酶降解和肾脏快速清除，需要通过化学修饰或递送系统改善药代性质；含聚糖或外源蛋白的偶联物还存在潜在免疫原性，需在反复给药动物实验中系统评估（参考文献：《Covalent LYTAC enabled by DNA aptamers for immune checkpoint degradation therapy》[12]；《Aptamer-LYTACs for targeted degradation of extracellular and membrane proteins》[13]）。</w:t>
       </w:r>
     </w:p>
     <w:p>
@@ -1203,7 +1123,7 @@
           <w:b w:val="0"/>
           <w:sz w:val="24"/>
         </w:rPr>
-        <w:t>组织选择性方面，CI-M6PR广谱表达带来的脱靶降解风险尚未完全解决；ASGPR和EndoTag等策略可改善肝或特定组织定向，但肺、肾、脑等器官的精准递送仍缺乏成熟方案。（参考文献：《LYTACs that engage the asialoglycoprotein receptor for targeted protein degradation》[2]；《Designed endocytosis-inducing proteins degrade targets and amplify signals》[12]）</w:t>
+        <w:t>监管与临床证据方面，LYTAC及相关胞外蛋白降解技术仍主要处于临床前阶段，尚无正式发表的人体临床试验结果（参考文献：《Targeted protein degradation: advances in drug discovery and clinical practice》[18]）。Zhao等强调，新兴降解平台需完成充分的机制验证、毒理评估和制剂研究方可进入临床（参考文献：《Targeted protein degradation: mechanisms, strategies and application》[8]）。与PROTAC相比，LYTAC的临床转化路径更缺少可参照的审评先例（参考文献：《PROTAC targeted protein degraders: the past is prologue》[1]；《Targeted protein degradation: advances in drug discovery and clinical practice》[18]）。Bekes等指出，降解药物从概念验证到临床开发需经历严格的靶点拓展和工艺固化过程（参考文献：《PROTAC targeted protein degraders: the past is prologue》[1]）；LYTAC目前缺乏类似PROTAC的临床概念验证案例，其在监管审评中可能面临更大的机制与安全性解释负担。</w:t>
       </w:r>
     </w:p>
     <w:p>
@@ -1218,7 +1138,7 @@
           <w:b w:val="0"/>
           <w:sz w:val="24"/>
         </w:rPr>
-        <w:t>药代动力学方面，LYTAC与靶蛋白及受体形成三元复合物后常被一同送入溶酶体降解，体内有效浓度维持时间较短；高更新速率或高表达靶点可能需要更频繁给药。（参考文献：《Targeted degradation of membrane and extracellular proteins with LYTACs》[7]）</w:t>
+        <w:t>面对上述瓶颈，Fang等的SignalTAC和Liu等的病灶激活前体表明，疾病病理特征本身可作为药物设计输入，为克服组织选择性不足提供了非常规思路（参考文献：《Lysosome-targeting chimeras containing an endocytic signaling motif trigger endocytosis and lysosomal degradation of cell-surface proteins》[17]；《Biomarker-activated multifunctional lysosome-targeting chimeras mediated selective degradation of extracellular amyloid fibrils》[9]）。Huang等揭示的内源性配体竞争是CI-M6PR路线的生物学约束之一（参考文献：《Designed endocytosis-inducing proteins degrade targets and amplify signals》[7]），这一约束在第一节已有论述，在成药性评价阶段则转化为广谱受体路线脱靶风险难以预测的问题。在工艺放大层面，化学偶联路线需解决多步合成、纯化收率和结构确证问题；基因编码路线需解决宿主细胞株稳定性、下游纯化工艺和长期储存条件下的蛋白活性保持。Pance等的KineTAC和Zhang等的iLYTAC虽在实验室规模展现出良好的模块切换能力，但其向GMP生产体系迁移时，仍需重新定义关键工艺参数和放行标准（参考文献：《Modular cytokine receptor-targeting chimeras for targeted degradation of cell surface and extracellular proteins》[11]；《Insulin-like Growth Factor 2 (IGF2)-Fused Lysosomal Targeting Chimeras for Degradation of Extracellular and Membrane Proteins》[15]）。</w:t>
       </w:r>
     </w:p>
     <w:p>
@@ -1233,7 +1153,7 @@
           <w:b w:val="0"/>
           <w:sz w:val="24"/>
         </w:rPr>
-        <w:t>监管与临床证据方面，LYTAC及相关eTPD技术仍主要处于临床前阶段，尚无正式发表的人体临床试验结果。Zhao等强调，新兴降解平台需完成充分的机制验证、毒理评估和制剂研究方可进入临床。与PROTAC相比，LYTAC的临床转化路径更缺少可参照的审评先例。（参考文献：《Targeted protein degradation: advances in drug discovery and clinical practice》[17]；《Targeted protein degradation: mechanisms, strategies and application》[18]；《PROTAC targeted protein degraders: the past is prologue》[10]）</w:t>
+        <w:t>从更宏观的靶向蛋白降解格局看，Zhao等指出溶酶体途径与蛋白酶体途径在靶点覆盖面上互补，共同构成靶向蛋白降解技术版图（参考文献：《Targeted protein degradation: mechanisms, strategies and application》[8]）。LYTAC作为溶酶体途径的代表，其独特定位在于覆盖分泌蛋白、膜蛋白和蛋白聚集体等传统小分子和PROTAC均难以充分干预的靶点类别，因此评价LYTAC的研究价值不应简单类比PROTAC的临床进度，而应基于其是否解决了胞外靶点降解这一特定科学问题。Zhong等指出，靶向蛋白降解药物与化疗、免疫治疗或靶向药物的联合应用可能产生协同效应，但也增加了安全性评价的复杂性（参考文献：《Targeted protein degradation: advances in drug discovery and clinical practice》[18]）；LYTAC若进入临床开发，其联合用药方案的设计需充分考虑脱靶降解对正常组织蛋白稳态的影响。</w:t>
       </w:r>
     </w:p>
     <w:p>
@@ -1248,187 +1168,7 @@
           <w:b w:val="0"/>
           <w:sz w:val="24"/>
         </w:rPr>
-        <w:t>Fang等的SignalTAC和Liu等的病灶激活前体表明，疾病病理特征本身可作为药物设计输入，为克服组织选择性不足提供了非常规思路。（参考文献：《Biomarker-activated multifunctional lysosome-targeting chimeras mediated selective degradation of extracellular amyloid fibrils》[5]；《Lysosome-targeting chimeras containing an endocytic signaling motif trigger endocytosis and lysosomal degradation of cell-surface proteins》[15]）</w:t>
-      </w:r>
-    </w:p>
-    <w:p>
-      <w:pPr>
-        <w:spacing w:line="360" w:lineRule="auto" w:after="120"/>
-        <w:ind w:firstLine="420"/>
-        <w:jc w:val="both"/>
-      </w:pPr>
-      <w:r>
-        <w:rPr>
-          <w:rFonts w:ascii="Times New Roman" w:hAnsi="Times New Roman" w:eastAsia="仿宋"/>
-          <w:b w:val="0"/>
-          <w:sz w:val="24"/>
-        </w:rPr>
-        <w:t>与PROTAC产业化路径相比，Bekes等指出降解药物从概念验证到临床开发需经历严格的靶点拓展和工艺固化过程。LYTAC目前缺乏类似PROTAC的临床概念验证案例，其在监管审评中可能面临更大的机制与安全性解释负担。（参考文献：《PROTAC targeted protein degraders: the past is prologue》[10]）</w:t>
-      </w:r>
-    </w:p>
-    <w:p>
-      <w:pPr>
-        <w:spacing w:line="360" w:lineRule="auto" w:after="120"/>
-        <w:ind w:firstLine="420"/>
-        <w:jc w:val="both"/>
-      </w:pPr>
-      <w:r>
-        <w:rPr>
-          <w:rFonts w:ascii="Times New Roman" w:hAnsi="Times New Roman" w:eastAsia="仿宋"/>
-          <w:b w:val="0"/>
-          <w:sz w:val="24"/>
-        </w:rPr>
-        <w:t>面向后续研发，优先级较高的方向包括：建立受体-靶点-组织三联匹配的标准决策流程；开发均一性更好的模块化制备工艺；在关键疾病模型中完成降解剂对阻断剂的头对头比较；以及开展系统的体内毒理和药代研究。</w:t>
-      </w:r>
-    </w:p>
-    <w:p>
-      <w:pPr>
-        <w:spacing w:line="360" w:lineRule="auto" w:after="120"/>
-        <w:ind w:firstLine="420"/>
-        <w:jc w:val="both"/>
-      </w:pPr>
-      <w:r>
-        <w:rPr>
-          <w:rFonts w:ascii="Times New Roman" w:hAnsi="Times New Roman" w:eastAsia="仿宋"/>
-          <w:b w:val="0"/>
-          <w:sz w:val="24"/>
-        </w:rPr>
-        <w:t>其中，头对头比较实验应纳入功能终点而不仅是蛋白清除百分比，以明确降解策略相对阻断的真实获益边界。</w:t>
-      </w:r>
-    </w:p>
-    <w:p>
-      <w:pPr>
-        <w:spacing w:line="360" w:lineRule="auto" w:after="120"/>
-        <w:ind w:firstLine="420"/>
-        <w:jc w:val="both"/>
-      </w:pPr>
-      <w:r>
-        <w:rPr>
-          <w:rFonts w:ascii="Times New Roman" w:hAnsi="Times New Roman" w:eastAsia="仿宋"/>
-          <w:b w:val="0"/>
-          <w:sz w:val="24"/>
-        </w:rPr>
-        <w:t>从更宏观的TPD格局看，Zhong等指出降解药物研发需同步解决理性设计、联合用药和耐药克服等问题；Zhao等则强调溶酶体途径与蛋白酶体途径在靶点覆盖面上互补，共同构成TPD技术版图。LYTAC作为溶酶体途径的代表，其后续发展取决于能否在工艺、选择性、药效学和安全性四条线上同步推进，而非继续在单一细胞系中追求更高的体外降解百分比。（参考文献：《Targeted protein degradation: advances in drug discovery and clinical practice》[17]；《Targeted protein degradation: mechanisms, strategies and application》[18]）</w:t>
-      </w:r>
-    </w:p>
-    <w:p>
-      <w:pPr>
-        <w:spacing w:line="360" w:lineRule="auto" w:after="120"/>
-        <w:ind w:firstLine="420"/>
-        <w:jc w:val="both"/>
-      </w:pPr>
-      <w:r>
-        <w:rPr>
-          <w:rFonts w:ascii="Times New Roman" w:hAnsi="Times New Roman" w:eastAsia="仿宋"/>
-          <w:b w:val="0"/>
-          <w:sz w:val="24"/>
-        </w:rPr>
-        <w:t>适体靶向臂虽具合成简便优势，但体内可能面临核酸酶降解和肾脏快速清除，需要通过化学修饰或递送系统改善药代性质；含聚糖或外源蛋白的偶联物还存在潜在免疫原性，需在反复给药动物实验中系统评估。（参考文献：《Covalent LYTAC enabled by DNA aptamers for immune checkpoint degradation therapy》[4]；《Aptamer-LYTACs for targeted degradation of extracellular and membrane proteins》[6]）</w:t>
-      </w:r>
-    </w:p>
-    <w:p>
-      <w:pPr>
-        <w:spacing w:line="360" w:lineRule="auto" w:after="120"/>
-        <w:ind w:firstLine="420"/>
-        <w:jc w:val="both"/>
-      </w:pPr>
-      <w:r>
-        <w:rPr>
-          <w:rFonts w:ascii="Times New Roman" w:hAnsi="Times New Roman" w:eastAsia="仿宋"/>
-          <w:b w:val="0"/>
-          <w:sz w:val="24"/>
-        </w:rPr>
-        <w:t>从监管科学角度，LYTAC作为新型大分子偶联物或基因编码蛋白，其质量属性定义、杂质控制策略和免疫原性评价方法均尚未形成行业共识。在缺乏临床先例的情况下，临床前研究的完整性和可重复性将成为监管审评的关键依据。（参考文献：《Targeted protein degradation: advances in drug discovery and clinical practice》[17]）</w:t>
-      </w:r>
-    </w:p>
-    <w:p>
-      <w:pPr>
-        <w:spacing w:line="360" w:lineRule="auto" w:after="120"/>
-        <w:ind w:firstLine="420"/>
-        <w:jc w:val="both"/>
-      </w:pPr>
-      <w:r>
-        <w:rPr>
-          <w:rFonts w:ascii="Times New Roman" w:hAnsi="Times New Roman" w:eastAsia="仿宋"/>
-          <w:b w:val="0"/>
-          <w:sz w:val="24"/>
-        </w:rPr>
-        <w:t>此外，Huang等揭示的内源性配体竞争是CI-M6PR路线的生物学约束之一；Fang等开发的内吞信号肽策略以及Liu等的病灶激活前体，则为克服组织选择性不足提供了工程应对思路。（参考文献：《Designed endocytosis-inducing proteins degrade targets and amplify signals》[12]；《Biomarker-activated multifunctional lysosome-targeting chimeras mediated selective degradation of extracellular amyloid fibrils》[5]；《Lysosome-targeting chimeras containing an endocytic signaling motif trigger endocytosis and lysosomal degradation of cell-surface proteins》[15]）</w:t>
-      </w:r>
-    </w:p>
-    <w:p>
-      <w:pPr>
-        <w:spacing w:line="360" w:lineRule="auto" w:after="120"/>
-        <w:ind w:firstLine="420"/>
-        <w:jc w:val="both"/>
-      </w:pPr>
-      <w:r>
-        <w:rPr>
-          <w:rFonts w:ascii="Times New Roman" w:hAnsi="Times New Roman" w:eastAsia="仿宋"/>
-          <w:b w:val="0"/>
-          <w:sz w:val="24"/>
-        </w:rPr>
-        <w:t>在成药性评价维度，还需关注制剂稳定性、给药途径选择和联合用药策略。Zhong等指出，TPD药物与化疗、免疫治疗或靶向药物的联合应用可能产生协同效应，但也增加了安全性评价的复杂性。LYTAC若进入临床开发，其联合用药方案的设计需充分考虑脱靶降解对正常组织蛋白稳态的影响。（参考文献：《Targeted protein degradation: advances in drug discovery and clinical practice》[17]）</w:t>
-      </w:r>
-    </w:p>
-    <w:p>
-      <w:pPr>
-        <w:spacing w:line="360" w:lineRule="auto" w:after="120"/>
-        <w:ind w:firstLine="420"/>
-        <w:jc w:val="both"/>
-      </w:pPr>
-      <w:r>
-        <w:rPr>
-          <w:rFonts w:ascii="Times New Roman" w:hAnsi="Times New Roman" w:eastAsia="仿宋"/>
-          <w:b w:val="0"/>
-          <w:sz w:val="24"/>
-        </w:rPr>
-        <w:t>Zhao等从TPD技术版图角度指出，溶酶体途径与蛋白酶体途径在靶点类型上互补，LYTAC的独特定位在于覆盖分泌蛋白、膜蛋白和蛋白聚集体等传统小分子和PROTAC均难以充分干预的靶点类别。因此，评价LYTAC的研究价值不应简单类比PROTAC的临床进度，而应基于其是否解决了胞外靶点降解这一特定科学问题。（参考文献：《Targeted protein degradation: mechanisms, strategies and application》[18]）</w:t>
-      </w:r>
-    </w:p>
-    <w:p>
-      <w:pPr>
-        <w:spacing w:line="360" w:lineRule="auto" w:after="120"/>
-        <w:ind w:firstLine="420"/>
-        <w:jc w:val="both"/>
-      </w:pPr>
-      <w:r>
-        <w:rPr>
-          <w:rFonts w:ascii="Times New Roman" w:hAnsi="Times New Roman" w:eastAsia="仿宋"/>
-          <w:b w:val="0"/>
-          <w:sz w:val="24"/>
-        </w:rPr>
-        <w:t>胞外蛋白降解技术的成药开发本质上需要药物化学、细胞生物学和临床药理学的交叉协作：前者解决模块偶联与均一性，后者解释受体分选与组织定向，临床药理学则定义降解相对阻断的获益边界。单一学科视角的优化难以覆盖从分子设计到体内验证的全链条问题。</w:t>
-      </w:r>
-    </w:p>
-    <w:p>
-      <w:pPr>
-        <w:spacing w:line="360" w:lineRule="auto" w:after="120"/>
-        <w:ind w:firstLine="420"/>
-        <w:jc w:val="both"/>
-      </w:pPr>
-      <w:r>
-        <w:rPr>
-          <w:rFonts w:ascii="Times New Roman" w:hAnsi="Times New Roman" w:eastAsia="仿宋"/>
-          <w:b w:val="0"/>
-          <w:sz w:val="24"/>
-        </w:rPr>
-        <w:t>在工艺放大层面，化学偶联路线需解决多步合成、纯化收率和结构确证问题；基因编码路线需解决宿主细胞株稳定性、下游纯化工艺和长期储存条件下的蛋白活性保持。Pance等的KineTAC和Zhang等的iLYTAC虽在实验室规模展现出良好的模块切换能力，但其向GMP生产体系迁移时，仍需重新定义关键工艺参数和放行标准。（参考文献：《Modular cytokine receptor-targeting chimeras for targeted degradation of cell surface and extracellular proteins》[3]；《Insulin-like Growth Factor 2 (IGF2)-Fused Lysosomal Targeting Chimeras for Degradation of Extracellular and Membrane Proteins》[13]）</w:t>
-      </w:r>
-    </w:p>
-    <w:p>
-      <w:pPr>
-        <w:spacing w:line="360" w:lineRule="auto" w:after="120"/>
-        <w:ind w:firstLine="420"/>
-        <w:jc w:val="both"/>
-      </w:pPr>
-      <w:r>
-        <w:rPr>
-          <w:rFonts w:ascii="Times New Roman" w:hAnsi="Times New Roman" w:eastAsia="仿宋"/>
-          <w:b w:val="0"/>
-          <w:sz w:val="24"/>
-        </w:rPr>
-        <w:t>在安全性评价层面，脱靶降解正常组织蛋白是LYTAC特有的风险类型，不同于传统抗体阻断的“占用受体”风险。广谱CI-M6PR路线可能放大脱靶效应的不可预测性；肝定向ASGPR路线虽可缩小降解地理范围，但需评估肝细胞非靶蛋白的意外清除。系统的组织病理学和蛋白组学监测，应成为LYTAC临床前安全性评价的常规组成部分。（参考文献：《LYTACs that engage the asialoglycoprotein receptor for targeted protein degradation》[2]）</w:t>
+        <w:t>面向后续研发，优先级较高的方向包括：建立受体-靶点-组织三联匹配的标准决策流程；开发均一性更好的模块化制备工艺；在关键疾病模型中完成降解剂对阻断剂的头对头比较；以及开展系统的体内毒理和药代研究。其中，头对头比较实验应纳入功能终点而不仅是蛋白清除百分比，以明确降解策略相对阻断的真实获益边界。在安全性评价层面，脱靶降解正常组织蛋白是LYTAC特有的风险类型，不同于传统抗体阻断的"占用受体"风险；广谱CI-M6PR路线可能放大脱靶效应的不可预测性，肝定向ASGPR路线虽可缩小降解地理范围，但需评估肝细胞非靶蛋白的意外清除（参考文献：《LYTACs that engage the asialoglycoprotein receptor for targeted protein degradation》[10]）。系统的组织病理学和蛋白组学监测，应成为LYTAC临床前安全性评价的常规组成部分。</w:t>
       </w:r>
     </w:p>
     <w:p>
@@ -1451,7 +1191,7 @@
           <w:b w:val="0"/>
           <w:sz w:val="24"/>
         </w:rPr>
-        <w:t>LYTAC的核心科学问题已基本明确，成药瓶颈主要集中在工艺可放大性、组织选择性和临床前证据体系三方面。在上述瓶颈未解决前，不宜将LYTAC视为接近临床的成熟技术平台。</w:t>
+        <w:t>LYTAC的核心科学问题已基本明确，成药瓶颈主要集中在工艺可放大性、组织选择性和临床前证据体系三方面。在上述瓶颈未解决前，不宜将LYTAC视为接近临床的成熟技术平台。胞外蛋白降解技术的成药开发本质上需要药物化学、细胞生物学和临床药理学的交叉协作：前者解决模块偶联与均一性，后者解释受体分选与组织定向，临床药理学则定义降解相对阻断的获益边界。单一学科视角的优化难以覆盖从分子设计到体内验证的全链条问题。</w:t>
       </w:r>
     </w:p>
     <w:p>
@@ -1481,7 +1221,7 @@
           <w:b w:val="0"/>
           <w:sz w:val="24"/>
         </w:rPr>
-        <w:t>LYTAC技术将靶向蛋白降解从胞内蛋白酶体途径拓展至胞外及膜蛋白，其重要意义在于为约占蛋白质组相当比例的胞外靶点提供了可操作的干预策略，有望突破传统抗体和小分子抑制剂在“难以彻底清除致病蛋白”方面的局限。（参考文献：《Lysosome-targeting chimaeras for degradation of extracellular proteins》[1]；《Targeted protein degradation: mechanisms, strategies and application》[18]）</w:t>
+        <w:t>LYTAC技术将靶向蛋白降解从胞内蛋白酶体途径拓展至胞外及膜蛋白，其重要意义在于为蛋白质组中相当比例的胞外靶点提供了可操作的干预策略，有望突破传统抗体和小分子抑制剂在"难以彻底清除致病蛋白"方面的局限（参考文献：《Lysosome-targeting chimaeras for degradation of extracellular proteins》[2]；《Targeted protein degradation: mechanisms, strategies and application》[8]）。</w:t>
       </w:r>
     </w:p>
     <w:p>
@@ -1496,7 +1236,7 @@
           <w:b w:val="0"/>
           <w:sz w:val="24"/>
         </w:rPr>
-        <w:t>本综述的梳理表明，LYTAC药物研发并非单纯的化学偶联问题，而是受体生物学、模块化分子工程与疾病药理学三者耦合的系统工程。受体选择决定降解的组织定位与通量，三模块平台设计决定靶点切换效率与制备可行性，而体内降解与阻断的头对头比较才是评价临床转化潜力的最终标尺。现有证据支持PD-L1降解在动物模型中可产生优于抗体阻断的免疫激活效应，但肝靶向和神经退行性疾病方向仍缺乏充分的对比数据。（参考文献：《LYTACs that engage the asialoglycoprotein receptor for targeted protein degradation》[2]；《Covalent LYTAC enabled by DNA aptamers for immune checkpoint degradation therapy》[4]；《Biomarker-activated multifunctional lysosome-targeting chimeras mediated selective degradation of extracellular amyloid fibrils》[5]）</w:t>
+        <w:t>本综述的梳理表明，LYTAC药物研发并非单纯的化学偶联问题，而是受体生物学、模块化分子工程与疾病药理学三者耦合的系统工程。受体选择决定降解的组织定位与通量，三模块平台设计决定靶点切换效率与制备可行性，而体内降解与阻断的头对头比较才是评价临床转化潜力的最终标尺。现有证据支持PD-L1降解在动物模型中可产生优于抗体阻断的免疫激活效应，但肝靶向和神经退行性疾病方向仍缺乏充分的对比数据（参考文献：《LYTACs that engage the asialoglycoprotein receptor for targeted protein degradation》[10]；《Covalent LYTAC enabled by DNA aptamers for immune checkpoint degradation therapy》[12]；《Biomarker-activated multifunctional lysosome-targeting chimeras mediated selective degradation of extracellular amyloid fibrils》[9]）。</w:t>
       </w:r>
     </w:p>
     <w:p>
@@ -1511,7 +1251,7 @@
           <w:b w:val="0"/>
           <w:sz w:val="24"/>
         </w:rPr>
-        <w:t>从研究发展规律看，LYTAC正经历PROTAC早期所经历的“概念验证—平台分化—临床前聚焦”阶段。Bekes等和Zhong等关于PROTAC临床转化的回顾提示，降解技术从实验室走向临床需同步解决机制确证、工艺放大和监管路径三大问题。LYTAC目前尚无任何人体临床试验报道，在可放大制备、组织选择性、药代动力学和长期安全性方面仍存在明显短板。（参考文献：《PROTAC targeted protein degraders: the past is prologue》[10]；《Targeted protein degradation: advances in drug discovery and clinical practice》[17]）</w:t>
+        <w:t>从研究发展规律看，LYTAC正经历PROTAC早期所经历的"概念验证—平台分化—临床前聚焦"阶段。Bekes等和Zhong等关于PROTAC临床转化的回顾提示，降解技术从实验室走向临床需同步解决机制确证、工艺放大和监管路径三大问题（参考文献：《PROTAC targeted protein degraders: the past is prologue》[1]；《Targeted protein degradation: advances in drug discovery and clinical practice》[18]）。LYTAC目前尚无任何人体临床试验报道，在可放大制备、组织选择性、药代动力学和长期安全性方面仍存在明显短板。本综述认为，后续研究应优先聚焦以下方向：建立"靶点-受体-组织"三联匹配的标准决策流程，避免盲目追求体外降解率；推动化学聚糖路线与基因编码路线的工艺标准化，解决批次均一性和放大生产问题；在PD-L1、EGFR等关键靶点上系统开展降解剂对阻断剂的头对头动物实验；探索病灶激活、内吞信号肽融合等非常规策略，以克服全身给药脱靶和受体竞争等生物学约束（参考文献：《Biomarker-activated multifunctional lysosome-targeting chimeras mediated selective degradation of extracellular amyloid fibrils》[9]；《Designed endocytosis-inducing proteins degrade targets and amplify signals》[7]；《Lysosome-Targeting Chimera Using Mannose-6-Phosphate Glycans Derived from Glyco-Engineered Yeast》[16]；《Lysosome-targeting chimeras containing an endocytic signaling motif trigger endocytosis and lysosomal degradation of cell-surface proteins》[17]）。</w:t>
       </w:r>
     </w:p>
     <w:p>
@@ -1526,7 +1266,7 @@
           <w:b w:val="0"/>
           <w:sz w:val="24"/>
         </w:rPr>
-        <w:t>基于上述分析，本综述认为后续研究应优先聚焦以下方向：第一，建立“靶点-受体-组织”三联匹配的标准决策流程，避免盲目追求体外降解率；第二，推动化学聚糖路线与基因编码路线的工艺标准化，解决批次均一性和放大生产问题；第三，在PD-L1、EGFR等关键靶点上系统开展降解剂对阻断剂的头对头动物实验；第四，探索病灶激活、内吞信号肽融合等非常规策略，以克服全身给药脱靶和受体竞争等生物学约束。（参考文献：《Biomarker-activated multifunctional lysosome-targeting chimeras mediated selective degradation of extracellular amyloid fibrils》[5]；《Designed endocytosis-inducing proteins degrade targets and amplify signals》[12]；《Lysosome-Targeting Chimera Using Mannose-6-Phosphate Glycans Derived from Glyco-Engineered Yeast》[14]；《Lysosome-targeting chimeras containing an endocytic signaling motif trigger endocytosis and lysosomal degradation of cell-surface proteins》[15]）</w:t>
+        <w:t>总体而言，LYTAC代表了靶向蛋白降解领域的重要拓展方向。其长期价值不仅在于提供新的分子工具，更在于推动药物研发从"功能抑制"向"蛋白清除"的理念转变。随着受体生物学认识的深入和模块化制备技术的成熟，LYTAC有望在肿瘤免疫、肝靶向代谢病和神经退行性疾病等领域成为具有独特竞争优势的候选药物策略，但其成药前景仍有赖于临床前数据的系统积累与严格验证。</w:t>
       </w:r>
     </w:p>
     <w:p>
@@ -1541,37 +1281,7 @@
           <w:b w:val="0"/>
           <w:sz w:val="24"/>
         </w:rPr>
-        <w:t>总体而言，LYTAC代表了靶向蛋白降解领域的重要拓展方向。其长期价值不仅在于提供新的分子工具，更在于推动药物研发从“功能抑制”向“蛋白清除”的理念转变。随着受体生物学认识的深入和模块化制备技术的成熟，LYTAC有望在肿瘤免疫、肝靶向代谢病和神经退行性疾病等领域成为具有独特竞争优势的候选药物策略，但其成药前景仍有赖于临床前数据的系统积累与严格验证。</w:t>
-      </w:r>
-    </w:p>
-    <w:p>
-      <w:pPr>
-        <w:spacing w:line="360" w:lineRule="auto" w:after="120"/>
-        <w:ind w:firstLine="420"/>
-        <w:jc w:val="both"/>
-      </w:pPr>
-      <w:r>
-        <w:rPr>
-          <w:rFonts w:ascii="Times New Roman" w:hAnsi="Times New Roman" w:eastAsia="仿宋"/>
-          <w:b w:val="0"/>
-          <w:sz w:val="24"/>
-        </w:rPr>
-        <w:t>对本领域的深入研读亦提示：LYTAC研究正在从“证明新概念”转向“解决可开发性问题”，这一转变要求研究者同时具备细胞生物学、药物化学和疾病药理学的交叉视野。只有将受体决策、模块工程和体内验证三条主线贯通，才能推动LYTAC从学术热点成长为具有临床竞争力的药物技术。</w:t>
-      </w:r>
-    </w:p>
-    <w:p>
-      <w:pPr>
-        <w:spacing w:line="360" w:lineRule="auto" w:after="120"/>
-        <w:ind w:firstLine="420"/>
-        <w:jc w:val="both"/>
-      </w:pPr>
-      <w:r>
-        <w:rPr>
-          <w:rFonts w:ascii="Times New Roman" w:hAnsi="Times New Roman" w:eastAsia="仿宋"/>
-          <w:b w:val="0"/>
-          <w:sz w:val="24"/>
-        </w:rPr>
-        <w:t>本综述的结构安排亦体现了上述逻辑：第一节聚焦“选哪个受体、为什么”，第二节聚焦“如何装配分子模块”，第三、四节分别评估疾病证据与转化障碍。这一分层有助于避免受体生物学与分子工程论述的交叉重复，使读者在每一节获得清晰、不重叠的信息增量。</w:t>
+        <w:t>对本领域的深入研读亦提示，LYTAC研究正在从"证明新概念"转向"解决可开发性问题"，这一转变要求研究者同时具备细胞生物学、药物化学和疾病药理学的交叉视野。只有将受体决策、模块工程和体内验证三条主线贯通，才能推动LYTAC从学术热点成长为具有临床竞争力的药物技术。本综述的结构安排亦体现了上述逻辑：第一节聚焦"选哪个受体、为什么"，第二节聚焦"如何装配分子模块"，第三、四节分别评估疾病证据与转化障碍——这一分层有助于读者在每一节获得清晰、不重叠的信息增量，也为后续研究者判断自身工作应定位于"概念验证""平台优化"还是"体内药效比较"提供了参照框架。</w:t>
       </w:r>
     </w:p>
     <w:p>
@@ -1601,262 +1311,7 @@
           <w:b w:val="0"/>
           <w:sz w:val="21"/>
         </w:rPr>
-        <w:t>[1] Banik S M, Pedram K, Wisnovsky S, Riley N M, Bertozzi C R. Lysosome-targeting chimaeras for degradation of extracellular proteins[J]. Nature, 2020, 584(7820): 291-297. https://doi.org/10.1038/s41586-020-2545-9</w:t>
-      </w:r>
-    </w:p>
-    <w:p>
-      <w:pPr>
-        <w:spacing w:line="360" w:lineRule="auto" w:after="60"/>
-        <w:ind w:firstLine="0" w:left="420"/>
-        <w:jc w:val="both"/>
-      </w:pPr>
-      <w:r>
-        <w:rPr>
-          <w:rFonts w:ascii="Times New Roman" w:hAnsi="Times New Roman" w:eastAsia="仿宋"/>
-          <w:b w:val="0"/>
-          <w:sz w:val="21"/>
-        </w:rPr>
-        <w:t>[2] Ahn G, Banik S M, Miller C L, Riley N M, Cochran J R, Bertozzi C R. LYTACs that engage the asialoglycoprotein receptor for targeted protein degradation[J]. Nature Chemical Biology, 2021, 17(9): 937-946. https://doi.org/10.1038/s41589-021-00770-1</w:t>
-      </w:r>
-    </w:p>
-    <w:p>
-      <w:pPr>
-        <w:spacing w:line="360" w:lineRule="auto" w:after="60"/>
-        <w:ind w:firstLine="0" w:left="420"/>
-        <w:jc w:val="both"/>
-      </w:pPr>
-      <w:r>
-        <w:rPr>
-          <w:rFonts w:ascii="Times New Roman" w:hAnsi="Times New Roman" w:eastAsia="仿宋"/>
-          <w:b w:val="0"/>
-          <w:sz w:val="21"/>
-        </w:rPr>
-        <w:t>[3] Pance K, Gramespacher J A, Byrnes J R, et al. Modular cytokine receptor-targeting chimeras for targeted degradation of cell surface and extracellular proteins[J]. Nature Biotechnology, 2023, 41(2): 273-281. https://doi.org/10.1038/s41587-022-01456-2</w:t>
-      </w:r>
-    </w:p>
-    <w:p>
-      <w:pPr>
-        <w:spacing w:line="360" w:lineRule="auto" w:after="60"/>
-        <w:ind w:firstLine="0" w:left="420"/>
-        <w:jc w:val="both"/>
-      </w:pPr>
-      <w:r>
-        <w:rPr>
-          <w:rFonts w:ascii="Times New Roman" w:hAnsi="Times New Roman" w:eastAsia="仿宋"/>
-          <w:b w:val="0"/>
-          <w:sz w:val="21"/>
-        </w:rPr>
-        <w:t>[4] Li Y, Liu X, Yu L, Huang X, Wang X, Han D, et al. Covalent LYTAC enabled by DNA aptamers for immune checkpoint degradation therapy[J]. Journal of the American Chemical Society, 2023, 145(45): 24506-24521. https://doi.org/10.1021/jacs.3c03899</w:t>
-      </w:r>
-    </w:p>
-    <w:p>
-      <w:pPr>
-        <w:spacing w:line="360" w:lineRule="auto" w:after="60"/>
-        <w:ind w:firstLine="0" w:left="420"/>
-        <w:jc w:val="both"/>
-      </w:pPr>
-      <w:r>
-        <w:rPr>
-          <w:rFonts w:ascii="Times New Roman" w:hAnsi="Times New Roman" w:eastAsia="仿宋"/>
-          <w:b w:val="0"/>
-          <w:sz w:val="21"/>
-        </w:rPr>
-        <w:t>[5] Liu Z, Deng Q, Qin G, Yang J, Zhang H, Ren J, Qu X. Biomarker-activated multifunctional lysosome-targeting chimeras mediated selective degradation of extracellular amyloid fibrils[J]. Chem, 2023, 9(7): 2016-2038. https://doi.org/10.1016/j.chempr.2023.06.003</w:t>
-      </w:r>
-    </w:p>
-    <w:p>
-      <w:pPr>
-        <w:spacing w:line="360" w:lineRule="auto" w:after="60"/>
-        <w:ind w:firstLine="0" w:left="420"/>
-        <w:jc w:val="both"/>
-      </w:pPr>
-      <w:r>
-        <w:rPr>
-          <w:rFonts w:ascii="Times New Roman" w:hAnsi="Times New Roman" w:eastAsia="仿宋"/>
-          <w:b w:val="0"/>
-          <w:sz w:val="21"/>
-        </w:rPr>
-        <w:t>[6] Wu Y, Lu Y, Li L, Deng K, Zhang S, Yang C, Zhu Z. Aptamer-LYTACs for targeted degradation of extracellular and membrane proteins[J]. Angewandte Chemie International Edition, 2023, 62(15): e202218106. https://doi.org/10.1002/anie.202218106</w:t>
-      </w:r>
-    </w:p>
-    <w:p>
-      <w:pPr>
-        <w:spacing w:line="360" w:lineRule="auto" w:after="60"/>
-        <w:ind w:firstLine="0" w:left="420"/>
-        <w:jc w:val="both"/>
-      </w:pPr>
-      <w:r>
-        <w:rPr>
-          <w:rFonts w:ascii="Times New Roman" w:hAnsi="Times New Roman" w:eastAsia="仿宋"/>
-          <w:b w:val="0"/>
-          <w:sz w:val="21"/>
-        </w:rPr>
-        <w:t>[7] Li Y Y, Yang Y, Zhang R S, Ge R X, Xie S B. Targeted degradation of membrane and extracellular proteins with LYTACs[J]. Acta Pharmacologica Sinica, 2025, 46: 1-7. https://doi.org/10.1038/s41401-024-01364-y</w:t>
-      </w:r>
-    </w:p>
-    <w:p>
-      <w:pPr>
-        <w:spacing w:line="360" w:lineRule="auto" w:after="60"/>
-        <w:ind w:firstLine="0" w:left="420"/>
-        <w:jc w:val="both"/>
-      </w:pPr>
-      <w:r>
-        <w:rPr>
-          <w:rFonts w:ascii="Times New Roman" w:hAnsi="Times New Roman" w:eastAsia="仿宋"/>
-          <w:b w:val="0"/>
-          <w:sz w:val="21"/>
-        </w:rPr>
-        <w:t>[8] Chen X, Zhou Y, Zhao Y, Tang W. Targeted degradation of extracellular secreted and membrane proteins[J]. Trends in Pharmacological Sciences, 2023, 44(11): 762-775. https://doi.org/10.1016/j.tips.2023.08.013</w:t>
-      </w:r>
-    </w:p>
-    <w:p>
-      <w:pPr>
-        <w:spacing w:line="360" w:lineRule="auto" w:after="60"/>
-        <w:ind w:firstLine="0" w:left="420"/>
-        <w:jc w:val="both"/>
-      </w:pPr>
-      <w:r>
-        <w:rPr>
-          <w:rFonts w:ascii="Times New Roman" w:hAnsi="Times New Roman" w:eastAsia="仿宋"/>
-          <w:b w:val="0"/>
-          <w:sz w:val="21"/>
-        </w:rPr>
-        <w:t>[9] Caianiello D F, Zhang M, Ray J D, et al. Bifunctional small molecules that mediate the degradation of extracellular proteins[J]. Nature Chemical Biology, 2021, 17(9): 947-953. https://doi.org/10.1038/s41589-021-00851-1</w:t>
-      </w:r>
-    </w:p>
-    <w:p>
-      <w:pPr>
-        <w:spacing w:line="360" w:lineRule="auto" w:after="60"/>
-        <w:ind w:firstLine="0" w:left="420"/>
-        <w:jc w:val="both"/>
-      </w:pPr>
-      <w:r>
-        <w:rPr>
-          <w:rFonts w:ascii="Times New Roman" w:hAnsi="Times New Roman" w:eastAsia="仿宋"/>
-          <w:b w:val="0"/>
-          <w:sz w:val="21"/>
-        </w:rPr>
-        <w:t>[10] Bekes M, Langley D R, Crews C M. PROTAC targeted protein degraders: the past is prologue[J]. Nature Reviews Drug Discovery, 2022, 21(3): 181-200. https://doi.org/10.1038/s41573-021-00371-6</w:t>
-      </w:r>
-    </w:p>
-    <w:p>
-      <w:pPr>
-        <w:spacing w:line="360" w:lineRule="auto" w:after="60"/>
-        <w:ind w:firstLine="0" w:left="420"/>
-        <w:jc w:val="both"/>
-      </w:pPr>
-      <w:r>
-        <w:rPr>
-          <w:rFonts w:ascii="Times New Roman" w:hAnsi="Times New Roman" w:eastAsia="仿宋"/>
-          <w:b w:val="0"/>
-          <w:sz w:val="21"/>
-        </w:rPr>
-        <w:t>[11] Lin J, Jin J, Shen Y, Zhang L, Gong G, Bian H, Chen H, Nagle D G, Wu Y, Zhang W, Luan X. Emerging protein degradation strategies: expanding the scope to extracellular and membrane proteins[J]. Theranostics, 2021, 11(17): 8337-8349. https://doi.org/10.7150/thno.62686</w:t>
-      </w:r>
-    </w:p>
-    <w:p>
-      <w:pPr>
-        <w:spacing w:line="360" w:lineRule="auto" w:after="60"/>
-        <w:ind w:firstLine="0" w:left="420"/>
-        <w:jc w:val="both"/>
-      </w:pPr>
-      <w:r>
-        <w:rPr>
-          <w:rFonts w:ascii="Times New Roman" w:hAnsi="Times New Roman" w:eastAsia="仿宋"/>
-          <w:b w:val="0"/>
-          <w:sz w:val="21"/>
-        </w:rPr>
-        <w:t>[12] Huang B, Abedi M, Coventry B, et al. Designed endocytosis-inducing proteins degrade targets and amplify signals[J]. Nature, 2024, 632(8024): 191-200. https://doi.org/10.1038/s41586-024-07948-2</w:t>
-      </w:r>
-    </w:p>
-    <w:p>
-      <w:pPr>
-        <w:spacing w:line="360" w:lineRule="auto" w:after="60"/>
-        <w:ind w:firstLine="0" w:left="420"/>
-        <w:jc w:val="both"/>
-      </w:pPr>
-      <w:r>
-        <w:rPr>
-          <w:rFonts w:ascii="Times New Roman" w:hAnsi="Times New Roman" w:eastAsia="仿宋"/>
-          <w:b w:val="0"/>
-          <w:sz w:val="21"/>
-        </w:rPr>
-        <w:t>[13] Zhang B, Brahma R K, Zhu L, Feng J, Hu S, Qian L, et al. Insulin-like Growth Factor 2 (IGF2)-Fused Lysosomal Targeting Chimeras for Degradation of Extracellular and Membrane Proteins[J]. Journal of the American Chemical Society, 2023, 145(44): 24272-24283. https://doi.org/10.1021/jacs.3c08886</w:t>
-      </w:r>
-    </w:p>
-    <w:p>
-      <w:pPr>
-        <w:spacing w:line="360" w:lineRule="auto" w:after="60"/>
-        <w:ind w:firstLine="0" w:left="420"/>
-        <w:jc w:val="both"/>
-      </w:pPr>
-      <w:r>
-        <w:rPr>
-          <w:rFonts w:ascii="Times New Roman" w:hAnsi="Times New Roman" w:eastAsia="仿宋"/>
-          <w:b w:val="0"/>
-          <w:sz w:val="21"/>
-        </w:rPr>
-        <w:t>[14] Kim S, Kang J Y, Bi A D, Seo J, Oh D B. Lysosome-Targeting Chimera Using Mannose-6-Phosphate Glycans Derived from Glyco-Engineered Yeast[J]. Bioconjugate Chemistry, 2025, 36(3): 424-436. https://doi.org/10.1021/acs.bioconjchem.4c00512</w:t>
-      </w:r>
-    </w:p>
-    <w:p>
-      <w:pPr>
-        <w:spacing w:line="360" w:lineRule="auto" w:after="60"/>
-        <w:ind w:firstLine="0" w:left="420"/>
-        <w:jc w:val="both"/>
-      </w:pPr>
-      <w:r>
-        <w:rPr>
-          <w:rFonts w:ascii="Times New Roman" w:hAnsi="Times New Roman" w:eastAsia="仿宋"/>
-          <w:b w:val="0"/>
-          <w:sz w:val="21"/>
-        </w:rPr>
-        <w:t>[15] Fang T, Zheng Z, Li N, Zhang Y, Ma J, Yun C, Cai X. Lysosome-targeting chimeras containing an endocytic signaling motif trigger endocytosis and lysosomal degradation of cell-surface proteins[J]. Chemical Science, 2024, 15(42): 17652-17662. https://doi.org/10.1039/d4sc05093b</w:t>
-      </w:r>
-    </w:p>
-    <w:p>
-      <w:pPr>
-        <w:spacing w:line="360" w:lineRule="auto" w:after="60"/>
-        <w:ind w:firstLine="0" w:left="420"/>
-        <w:jc w:val="both"/>
-      </w:pPr>
-      <w:r>
-        <w:rPr>
-          <w:rFonts w:ascii="Times New Roman" w:hAnsi="Times New Roman" w:eastAsia="仿宋"/>
-          <w:b w:val="0"/>
-          <w:sz w:val="21"/>
-        </w:rPr>
-        <w:t>[16] Mamun A A, Uzunparmak B, Crews C M. Targeted degradation of extracellular proteins: state of the art and diversity of degrader designs[J]. Journal of Hematology &amp; Oncology, 2025, 18: 23. https://doi.org/10.1186/s13045-025-01703-4</w:t>
-      </w:r>
-    </w:p>
-    <w:p>
-      <w:pPr>
-        <w:spacing w:line="360" w:lineRule="auto" w:after="60"/>
-        <w:ind w:firstLine="0" w:left="420"/>
-        <w:jc w:val="both"/>
-      </w:pPr>
-      <w:r>
-        <w:rPr>
-          <w:rFonts w:ascii="Times New Roman" w:hAnsi="Times New Roman" w:eastAsia="仿宋"/>
-          <w:b w:val="0"/>
-          <w:sz w:val="21"/>
-        </w:rPr>
-        <w:t>[17] Zhong G, Chang X, Xie W, Zhou X. Targeted protein degradation: advances in drug discovery and clinical practice[J]. Signal Transduction and Targeted Therapy, 2024, 9: 308. https://doi.org/10.1038/s41392-024-02004-x</w:t>
-      </w:r>
-    </w:p>
-    <w:p>
-      <w:pPr>
-        <w:spacing w:line="360" w:lineRule="auto" w:after="60"/>
-        <w:ind w:firstLine="0" w:left="420"/>
-        <w:jc w:val="both"/>
-      </w:pPr>
-      <w:r>
-        <w:rPr>
-          <w:rFonts w:ascii="Times New Roman" w:hAnsi="Times New Roman" w:eastAsia="仿宋"/>
-          <w:b w:val="0"/>
-          <w:sz w:val="21"/>
-        </w:rPr>
-        <w:t>[18] Zhao L, Zhao J, Zhong K, Tong A, Jia D. Targeted protein degradation: mechanisms, strategies and application[J]. Signal Transduction and Targeted Therapy, 2022, 7: 113. https://doi.org/10.1038/s41392-022-00966-4</w:t>
+        <w:t>[1] Bekes M, Langley D R, Crews C M. PROTAC targeted protein degraders: the past is prologue[J]. Nature Reviews Drug Discovery, 2022, 21(3): 181-200.[2] Banik S M, Pedram K, Wisnovsky S, Riley N M, Bertozzi C R. Lysosome-targeting chimaeras for degradation of extracellular proteins[J]. Nature, 2020, 584(7820): 291-297.[3] Chen X, Zhou Y, Zhao Y, Tang W. Targeted degradation of extracellular secreted and membrane proteins[J]. Trends in Pharmacological Sciences, 2023, 44(11): 762-775.[4] Mamun A A, Uzunparmak B, Crews C M. Targeted degradation of extracellular proteins: state of the art and diversity of degrader designs[J]. Journal of Hematology &amp; Oncology, 2025, 18: 23.[5] Lin J, Jin J, Shen Y, et al. Emerging protein degradation strategies: expanding the scope to extracellular and membrane proteins[J]. Theranostics, 2021, 11(17): 8337-8349.[6] Li Y Y, Yang Y, Zhang R S, Ge R X, Xie S B. Targeted degradation of membrane and extracellular proteins with LYTACs[J]. Acta Pharmacologica Sinica, 2025, 46: 1-7.[7] Huang B, Abedi M, Coventry B, et al. Designed endocytosis-inducing proteins degrade targets and amplify signals[J]. Nature, 2024, 632(8024): 191-200.[8] Zhao L, Zhao J, Zhong K, Tong A, Jia D. Targeted protein degradation: mechanisms, strategies and application[J]. Signal Transduction and Targeted Therapy, 2022, 7: 113.[9] Liu Z, Deng Q, Qin G, et al. Biomarker-activated multifunctional lysosome-targeting chimeras mediated selective degradation of extracellular amyloid fibrils[J]. Chem, 2023, 9(7): 2016-2038.[10] Ahn G, Banik S M, Miller C L, et al. LYTACs that engage the asialoglycoprotein receptor for targeted protein degradation[J]. Nature Chemical Biology, 2021, 17(9): 937-946.[11] Pance K, Gramespacher J A, Byrnes J R, et al. Modular cytokine receptor-targeting chimeras for targeted degradation of cell surface and extracellular proteins[J]. Nature Biotechnology, 2023, 41(2): 273-281.[12] Li Y, Liu X, Yu L, et al. Covalent LYTAC enabled by DNA aptamers for immune checkpoint degradation therapy[J]. Journal of the American Chemical Society, 2023, 145(45): 24506-24521.[13] Wu Y, Lu Y, Li L, et al. Aptamer-LYTACs for targeted degradation of extracellular and membrane proteins[J]. Angewandte Chemie International Edition, 2023, 62(15): e202218106.[14] Caianiello D F, Zhang M, Ray J D, et al. Bifunctional small molecules that mediate the degradation of extracellular proteins[J]. Nature Chemical Biology, 2021, 17(9): 947-953.[15] Zhang B, Brahma R K, Zhu L, et al. Insulin-like Growth Factor 2 (IGF2)-Fused Lysosomal Targeting Chimeras for Degradation of Extracellular and Membrane Proteins[J]. Journal of the American Chemical Society, 2023, 145(44): 24272-24283.[16] Kim S, Kang J Y, Bi A D, et al. Lysosome-Targeting Chimera Using Mannose-6-Phosphate Glycans Derived from Glyco-Engineered Yeast[J]. Bioconjugate Chemistry, 2025, 36(3): 424-436.[17] Fang T, Zheng Z, Li N, et al. Lysosome-targeting chimeras containing an endocytic signaling motif trigger endocytosis and lysosomal degradation of cell-surface proteins[J]. Chemical Science, 2024, 15(42): 17652-17662.[18] Zhong G, Chang X, Xie W, Zhou X. Targeted protein degradation: advances in drug discovery and clinical practice[J]. Signal Transduction and Targeted Therapy, 2024, 9: 308.</w:t>
       </w:r>
     </w:p>
     <w:sectPr>

--- a/LYTAC技术药物研发综述.docx
+++ b/LYTAC技术药物研发综述.docx
@@ -59,7 +59,7 @@
           <w:b w:val="0"/>
           <w:sz w:val="24"/>
         </w:rPr>
-        <w:t>溶酶体靶向嵌合体（LYTAC）通过偶联靶蛋白与溶酶体靶向受体，将胞外及膜蛋白导入溶酶体降解，是面向胞外靶点的重要降解策略。本综述依受体生物学基础、模块化分子设计、疾病应用验证和转化瓶颈四个层面展开论述，分析受体选择对降解效率与组织定位的决定作用，归纳靶向臂、受体臂和连接子三模块的平台属性，并在分子工程论述中嵌入Banik、Ahn、Pance和Li等代表性研究的实证节点，评估降解策略相对单纯阻断的增益及成药前主要障碍。</w:t>
+        <w:t>溶酶体靶向嵌合体（LYTAC）通过偶联靶蛋白与溶酶体靶向受体，将胞外及膜蛋白导入溶酶体降解，为传统上难以药化的胞外靶点提供了新的干预思路。本综述从受体生物学、模块化分子设计、疾病应用验证和转化瓶颈四个层面展开讨论，重点分析受体选择如何决定降解效率与组织定位，归纳靶向臂、受体臂和连接子三模块的平台属性，并在分子工程部分结合Banik、Ahn、Pance和Li等代表性研究加以说明，最后评估降解策略相对单纯阻断可能带来的增益，以及走向成药前仍需面对的主要障碍。</w:t>
       </w:r>
     </w:p>
     <w:p>
@@ -117,7 +117,7 @@
           <w:b w:val="0"/>
           <w:sz w:val="24"/>
         </w:rPr>
-        <w:t>2020年Banik等提出溶酶体靶向嵌合体（LYTAC），通过同时结合靶蛋白与细胞表面溶酶体靶向受体，经内吞-溶酶体途径实现蛋白清除（参考文献：《Lysosome-targeting chimaeras for degradation of extracellular proteins》[2]）。Chen等和Mamun等的综述已对胞外蛋白降解的技术版图与分子类型做过宏观梳理（参考文献：《Targeted degradation of extracellular secreted and membrane proteins》[3]；《Targeted degradation of extracellular proteins: state of the art and diversity of degrader designs》[4]）。本综述在简述上述背景后，依次讨论受体选择决策、三模块分子工程、疾病应用证据及转化瓶颈，希望为LYTAC药物研发提供逻辑清晰的分析框架。</w:t>
+        <w:t>2020年Banik等提出溶酶体靶向嵌合体（LYTAC），通过同时结合靶蛋白与细胞表面溶酶体靶向受体，经内吞-溶酶体途径实现蛋白清除（参考文献：《Lysosome-targeting chimaeras for degradation of extracellular proteins》[2]）。Chen等和Mamun等的综述已对胞外蛋白降解的技术版图与分子类型做过宏观梳理（参考文献：《Targeted degradation of extracellular secreted and membrane proteins》[3]；《Targeted degradation of extracellular proteins: state of the art and diversity of degrader designs》[4]）。在上述背景之下，本文依次讨论受体如何选择、分子模块如何装配、疾病模型中有哪些验证证据，以及转化过程中尚存的瓶颈，希望为后续LYTAC药物研发提供一条可逐项对照的分析路径。</w:t>
       </w:r>
     </w:p>
     <w:p>
@@ -402,22 +402,7 @@
           <w:b w:val="0"/>
           <w:sz w:val="24"/>
         </w:rPr>
-        <w:t>在第一节受体决策框架确定后，LYTAC分子可拆解为三个可独立替换的功能模块：靶向臂（结合靶蛋白）、受体臂（触发内吞与溶酶体分选）和连接子（调控模块间距与偶联均一性）。三模块的解耦设计使LYTAC具备平台化属性——同一受体臂可搭配不同靶向臂以切换靶点，同一靶向臂亦可更换受体臂以改变组织分布（参考文献：《Targeted degradation of membrane and extracellular proteins with LYTACs》[6]）。</w:t>
-      </w:r>
-    </w:p>
-    <w:p>
-      <w:pPr>
-        <w:spacing w:before="240" w:after="120" w:line="360" w:lineRule="auto"/>
-        <w:ind w:firstLine="0"/>
-        <w:jc w:val="left"/>
-      </w:pPr>
-      <w:r>
-        <w:rPr>
-          <w:rFonts w:ascii="Times New Roman" w:hAnsi="Times New Roman" w:eastAsia="仿宋"/>
-          <w:b/>
-          <w:sz w:val="24"/>
-        </w:rPr>
-        <w:t>（一）靶向臂：按结合分子类型分组</w:t>
+        <w:t>第一节确定受体类型之后，LYTAC分子便可拆解为三个可独立替换的功能模块：靶向臂负责结合靶蛋白，受体臂负责触发内吞与溶酶体分选，连接子则调控两模块的间距与偶联均一性。三模块彼此解耦，使LYTAC具备平台化属性——同一受体臂可搭配不同靶向臂以切换靶点，同一靶向臂亦可更换受体臂以改变组织分布，而不是为每个靶点从头设计全新分子（参考文献：《Targeted degradation of membrane and extracellular proteins with LYTACs》[6]）。</w:t>
       </w:r>
     </w:p>
     <w:p>
@@ -432,7 +417,7 @@
           <w:b w:val="0"/>
           <w:sz w:val="24"/>
         </w:rPr>
-        <w:t>靶向臂的可选范围已从抗体扩展至小分子、肽段、适体和基因编码结合蛋白。按制备与偶联方式，可归纳为四条主线。</w:t>
+        <w:t>靶向臂的可选范围已从抗体扩展至小分子、肽段、适体和基因编码结合蛋白。抗体亲和力强、制备路线成熟，是多数早期平台的默认选择；Banik等在初代LYTAC中分别使用抗体和小分子结合EGFR等靶点，数小时内显著降低EGFR、CD71、PD-L1及ApoE4等蛋白水平，溶酶体抑制剂可阻断该效应，首次将"靶向臂-受体臂-连接子"三模块概念与多靶点可降解性一并验证（参考文献：《Lysosome-targeting chimaeras for degradation of extracellular proteins》[2]）。小分子与肽段分子量较低、组织渗透性较好，Caianiello等的MoDE-A以双功能小分子同时结合靶蛋白和ASGPR，实现了整合素等靶点的溶酶体降解（参考文献：《Bifunctional small molecules that mediate the degradation of extracellular proteins》[14]）；Ahn等以肽段结合剂降解整合素，说明靶向臂不必局限于完整抗体（参考文献：《LYTACs that engage the asialoglycoprotein receptor for targeted protein degradation》[10]）。适体兼具合成简便和可化学修饰的优势，Wu等以适体连接tri-GalNAc，在肝细胞中实现了PDGF和PTK7的降解（参考文献：《Aptamer-LYTACs for targeted degradation of extracellular and membrane proteins》[13]）；Li等设计DNA适体靶向PD-L1，通过生物正交反应增强适体与靶蛋白的共价结合，再偶联溶酶体靶向模块，在肿瘤动物模型中诱导了强于抗PD-L1抗体的T细胞浸润和细胞因子释放（参考文献：《Covalent LYTAC enabled by DNA aptamers for immune checkpoint degradation therapy》[12]）。基因编码结合蛋白（affibody、纳米抗体、IgG结合Z结构域等）可与受体臂融合表达，缩短靶点切换周期：Zhang等的iLYTAC以多种结合蛋白为靶向臂、IGF2为受体臂，覆盖EGFR、PD-L1、CD20和α-突触核蛋白等靶点（参考文献：《Insulin-like Growth Factor 2 (IGF2)-Fused Lysosomal Targeting Chimeras for Degradation of Extracellular and Membrane Proteins》[15]）；Huang等的EndoTag融合不同靶蛋白结合蛋白后，可定向至IGF2R或ASGPR等不同受体（参考文献：《Designed endocytosis-inducing proteins degrade targets and amplify signals》[7]）。以上是靶向臂的主要类型，实际选择时需在亲和力、分子量、可修饰性和制备成本之间权衡：较小分子量的靶向臂有利于组织渗透，高亲和力抗体或共价适体则更有利于维持高更新速率靶点的降解通量。</w:t>
       </w:r>
     </w:p>
     <w:p>
@@ -447,7 +432,7 @@
           <w:b w:val="0"/>
           <w:sz w:val="24"/>
         </w:rPr>
-        <w:t>抗体靶向臂亲和力强、可及性成熟，是多数早期平台的默认选择。Banik等在初代LYTAC中分别使用抗体和小分子结合EGFR等靶点，数小时内显著降低EGFR、CD71、PD-L1及ApoE4等蛋白水平，溶酶体抑制剂可阻断该效应，首次将"靶向臂-受体臂-连接子"三模块概念与多靶点可降解性一并验证（参考文献：《Lysosome-targeting chimaeras for degradation of extracellular proteins》[2]）。</w:t>
+        <w:t>受体臂的工程实现可按"化学偶联"与"基因编码"两条主线理解，并应以前述第一节的受体生物学依据为选型前提。基于CI-M6PR广谱受体，化学偶联路线以多价M6P聚糖为典型受体臂；Banik等采用化学合成M6P聚糖与靶向模块偶联，奠定了聚糖-蛋白LYTAC的基本架构（参考文献：《Lysosome-targeting chimaeras for degradation of extracellular proteins》[2]），Kim等以糖工程酵母发酵制备人源兼容的gyM6pG聚糖，通过无铜点击化学与纳米抗体偶联，在沿用CI-M6PR受体臂的同时降低了聚糖合成门槛（参考文献：《Lysosome-Targeting Chimera Using Mannose-6-Phosphate Glycans Derived from Glyco-Engineered Yeast》[16]）。基于ASGPR肝靶向受体，化学偶联路线主要采用tri-GalNAc配体与靶向臂偶联；Ahn等构建GalNAc-LYTAC，在肝细胞中实现EGFR高效降解，与抑制性抗体相比，对EGFR下游信号抑制更持久，可以看出受体臂更换会直接改变降解发生的组织部位（参考文献：《LYTACs that engage the asialoglycoprotein receptor for targeted protein degradation》[10]）。Wu等的Apt-LYTAC将适体靶向臂与tri-GalNAc受体臂组合，进一步验证了肝定向化学偶联平台的模块可替换性（参考文献：《Aptamer-LYTACs for targeted degradation of extracellular and membrane proteins》[13]）。</w:t>
       </w:r>
     </w:p>
     <w:p>
@@ -462,7 +447,7 @@
           <w:b w:val="0"/>
           <w:sz w:val="24"/>
         </w:rPr>
-        <w:t>小分子与肽段靶向臂分子量较低、组织渗透性较好。Caianiello等的MoDE-A以双功能小分子同时结合靶蛋白和ASGPR，实现了整合素等靶点的溶酶体降解，分子量显著低于抗体偶联物（参考文献：《Bifunctional small molecules that mediate the degradation of extracellular proteins》[14]）。Ahn等以肽段结合剂降解整合素，表明靶向臂不必局限于完整抗体（参考文献：《LYTACs that engage the asialoglycoprotein receptor for targeted protein degradation》[10]）。</w:t>
+        <w:t>基因编码受体臂绕开复杂聚糖化学，适合需要频繁切换靶点的发现阶段。其中一条路线是利用细胞因子受体等天然高周转膜蛋白触发靶蛋白共内化：Pance等以双特异性蛋白为骨架，一条臂结合细胞因子受体（如CXCR7），另一条臂结合靶蛋白，利用CXCL12等配体触发受体内吞，针对PD-L1、HER2、PD-1、EGFR、CDCP1和TROP2等靶点构建KineTAC，降解效率介于51%至93%之间，且可通过哺乳动物细胞表达生产，更换靶蛋白结合臂无需重新进行聚糖化学合成（参考文献：《Modular cytokine receptor-targeting chimeras for targeted degradation of cell surface and extracellular proteins》[11]）。该策略将受体臂功能嵌入天然内吞过程，但需评估配体占用对受体生理信号传导的干扰。另一条基因编码路线仍以经典LTR为终点：Zhang等的iLYTAC以IGF2多肽结合CI-M6PR，Huang等的EndoTag以人工设计蛋白结合IGF2R或ASGPR，二者均避免了聚糖化学修饰（参考文献：《Designed endocytosis-inducing proteins degrade targets and amplify signals》[7]；《Insulin-like Growth Factor 2 (IGF2)-Fused Lysosomal Targeting Chimeras for Degradation of Extracellular and Membrane Proteins》[15]）。此外，还存在绕过外源LTR配体、直接利用内吞分选信号的策略：Fang等的SignalTAC将CI-M6PR来源的酪氨酸基内吞信号肽P3与靶蛋白结合模块融合，在不依赖外源聚糖配体的情况下诱导靶蛋白溶酶体降解，在膜蛋白靶向降解中显示出优于亲本抗体的活性（参考文献：《Lysosome-targeting chimeras containing an endocytic signaling motif trigger endocytosis and lysosomal degradation of cell-surface proteins》[17]）。该路线将受体臂功能转化为内源性分选信号，组织定向性取决于内吞信号来源与靶细胞分选机器的差异。</w:t>
       </w:r>
     </w:p>
     <w:p>
@@ -477,7 +462,7 @@
           <w:b w:val="0"/>
           <w:sz w:val="24"/>
         </w:rPr>
-        <w:t>适体靶向臂兼具合成简便和可化学修饰的优势。Wu等以适体连接tri-GalNAc，在肝细胞中实现了PDGF和PTK7的降解（参考文献：《Aptamer-LYTACs for targeted degradation of extracellular and membrane proteins》[13]）；Li等设计DNA适体靶向PD-L1，通过生物正交反应增强适体与靶蛋白的共价结合，再偶联溶酶体靶向模块，在肿瘤动物模型中诱导了强于抗PD-L1抗体的T细胞浸润和细胞因子释放，为"降解优于阻断"提供了体内证据（参考文献：《Covalent LYTAC enabled by DNA aptamers for immune checkpoint degradation therapy》[12]）。</w:t>
+        <w:t>连接子模块决定两个功能臂的空间排布与偶联均一性，其设计并非独立的化学细节，而是与靶向臂-受体臂组合能否形成有效三元复合物直接相关。Ahn等在抗体Fc区定点偶联tri-GalNAc，改善了GalNAc-LYTAC的体内稳定性（参考文献：《LYTACs that engage the asialoglycoprotein receptor for targeted protein degradation》[10]）。Li等在综述中指出，连接子过长不利于三元复合物形成，过短则限制构象调整；配体价态过高亦可能引发非特异性聚集（参考文献：《Targeted degradation of membrane and extracellular proteins with LYTACs》[6]）。Fang等在SignalTAC中通过优化靶蛋白结合模块与内吞信号肽之间的肽链接头，实现了膜蛋白的高效降解（参考文献：《Lysosome-targeting chimeras containing an endocytic signaling motif trigger endocytosis and lysosomal degradation of cell-surface proteins》[17]）。化学偶联路线中，偶联位点和偶联数不一致会直接影响降解活性重现性；基因编码路线中，柔性肽链的长度和氨基酸组成影响融合蛋白的表达与折叠。</w:t>
       </w:r>
     </w:p>
     <w:p>
@@ -492,22 +477,7 @@
           <w:b w:val="0"/>
           <w:sz w:val="24"/>
         </w:rPr>
-        <w:t>基因编码结合蛋白（affibody、纳米抗体、IgG结合Z结构域等）可与受体臂融合表达，缩短靶点切换周期。Zhang等的iLYTAC以多种结合蛋白为靶向臂、IGF2为受体臂，覆盖EGFR、PD-L1、CD20和α-突触核蛋白等靶点（参考文献：《Insulin-like Growth Factor 2 (IGF2)-Fused Lysosomal Targeting Chimeras for Degradation of Extracellular and Membrane Proteins》[15]）；Huang等的EndoTag融合不同靶蛋白结合蛋白后，可定向至IGF2R或ASGPR等不同受体（参考文献：《Designed endocytosis-inducing proteins degrade targets and amplify signals》[7]）。</w:t>
-      </w:r>
-    </w:p>
-    <w:p>
-      <w:pPr>
-        <w:spacing w:before="240" w:after="120" w:line="360" w:lineRule="auto"/>
-        <w:ind w:firstLine="0"/>
-        <w:jc w:val="left"/>
-      </w:pPr>
-      <w:r>
-        <w:rPr>
-          <w:rFonts w:ascii="Times New Roman" w:hAnsi="Times New Roman" w:eastAsia="仿宋"/>
-          <w:b/>
-          <w:sz w:val="24"/>
-        </w:rPr>
-        <w:t>（二）受体臂：按制备路线分组</w:t>
+        <w:t>按三模块组合逻辑，现有LYTAC变体可归纳为若干典型平台：聚糖-抗体平台（Banik、Kim）、GalNAc-肝靶向平台（Ahn、Wu）、适体-共价平台（Li）、双特异性蛋白平台（Pance、Huang、Zhang）和小分子-受体平台（Caianiello）（参考文献：《Lysosome-targeting chimaeras for degradation of extracellular proteins》[2]；《LYTACs that engage the asialoglycoprotein receptor for targeted protein degradation》[10]；《Covalent LYTAC enabled by DNA aptamers for immune checkpoint degradation therapy》[12]；《Aptamer-LYTACs for targeted degradation of extracellular and membrane proteins》[13]；《Bifunctional small molecules that mediate the degradation of extracellular proteins》[14]；《Designed endocytosis-inducing proteins degrade targets and amplify signals》[7]；《Insulin-like Growth Factor 2 (IGF2)-Fused Lysosomal Targeting Chimeras for Degradation of Extracellular and Membrane Proteins》[15]；《Lysosome-Targeting Chimera Using Mannose-6-Phosphate Glycans Derived from Glyco-Engineered Yeast》[16]）。制备路线可按受体臂类型分为化学偶联聚糖臂（Banik、Kim）、化学合成小分子臂（Caianiello）和基因编码蛋白臂（Pance、Huang、Zhang、Fang）三条主线：前者便于精细调控结构，后者在批次均一性和靶点切换速度上更有优势。各平台在制备难度、靶点切换灵活性和组织定向能力上各有权衡，选择时应与第一节确定的受体类型和疾病场景相匹配，而不是单纯追求体外降解率最高。发现阶段可优先评估KineTAC或iLYTAC等基因编码平台；需要精细调节配体价态和连接子长度的优化阶段，则更适合化学偶联平台（参考文献：《Modular cytokine receptor-targeting chimeras for targeted degradation of cell surface and extracellular proteins》[11]；《Insulin-like Growth Factor 2 (IGF2)-Fused Lysosomal Targeting Chimeras for Degradation of Extracellular and Membrane Proteins》[15]；《Lysosome-Targeting Chimera Using Mannose-6-Phosphate Glycans Derived from Glyco-Engineered Yeast》[16]）。无论采用哪条制备主线，均需在临床前阶段明确关键质量属性与降解活性的关联，否则难以支撑工艺放大和监管申报。</w:t>
       </w:r>
     </w:p>
     <w:p>
@@ -522,7 +492,7 @@
           <w:b w:val="0"/>
           <w:sz w:val="24"/>
         </w:rPr>
-        <w:t>受体臂的工程实现可按"化学偶联"与"基因编码"两条主线组织，并以前述第一节的受体生物学依据为选型前提。</w:t>
+        <w:t>以下四篇代表性研究分别从"能否降解""在哪里降解""如何模块化生产"和"降解是否优于阻断"四个角度，对上述工程选项做了递进式验证。</w:t>
       </w:r>
     </w:p>
     <w:p>
@@ -537,217 +507,7 @@
           <w:b w:val="0"/>
           <w:sz w:val="24"/>
         </w:rPr>
-        <w:t>基于CI-M6PR广谱受体（第一节已述其组织分布与内源性配体竞争约束），化学偶联路线以多价M6P聚糖为典型受体臂。Banik等采用化学合成M6P聚糖与靶向模块偶联，奠定了聚糖-蛋白LYTAC的基本架构（参考文献：《Lysosome-targeting chimaeras for degradation of extracellular proteins》[2]）。Kim等以糖工程酵母发酵制备人源兼容的gyM6pG聚糖，通过无铜点击化学与纳米抗体偶联，在沿用CI-M6PR受体臂的同时降低了聚糖合成门槛（参考文献：《Lysosome-Targeting Chimera Using Mannose-6-Phosphate Glycans Derived from Glyco-Engineered Yeast》[16]）。</w:t>
-      </w:r>
-    </w:p>
-    <w:p>
-      <w:pPr>
-        <w:spacing w:line="360" w:lineRule="auto" w:after="120"/>
-        <w:ind w:firstLine="420"/>
-        <w:jc w:val="both"/>
-      </w:pPr>
-      <w:r>
-        <w:rPr>
-          <w:rFonts w:ascii="Times New Roman" w:hAnsi="Times New Roman" w:eastAsia="仿宋"/>
-          <w:b w:val="0"/>
-          <w:sz w:val="24"/>
-        </w:rPr>
-        <w:t>基于ASGPR肝靶向受体（第一节已述其组织定向优势），化学偶联路线主要采用tri-GalNAc配体与靶向臂偶联。Ahn等构建GalNAc-LYTAC，在肝细胞中实现EGFR高效降解；与抑制性抗体相比，对EGFR下游信号抑制更持久，表明受体臂更换可直接改变降解发生的组织部位（参考文献：《LYTACs that engage the asialoglycoprotein receptor for targeted protein degradation》[10]）。Wu等的Apt-LYTAC将适体靶向臂与tri-GalNAc受体臂组合，进一步验证了肝定向化学偶联平台的模块可替换性（参考文献：《Aptamer-LYTACs for targeted degradation of extracellular and membrane proteins》[13]）。</w:t>
-      </w:r>
-    </w:p>
-    <w:p>
-      <w:pPr>
-        <w:spacing w:line="360" w:lineRule="auto" w:after="120"/>
-        <w:ind w:firstLine="420"/>
-        <w:jc w:val="both"/>
-      </w:pPr>
-      <w:r>
-        <w:rPr>
-          <w:rFonts w:ascii="Times New Roman" w:hAnsi="Times New Roman" w:eastAsia="仿宋"/>
-          <w:b w:val="0"/>
-          <w:sz w:val="24"/>
-        </w:rPr>
-        <w:t>基因编码受体臂绕开复杂聚糖化学，适合需要频繁切换靶点的发现阶段。其中一条路线是利用细胞因子受体等天然高周转膜蛋白触发靶蛋白共内化：Pance等以双特异性蛋白为骨架，一条臂结合细胞因子受体（如CXCR7），另一条臂结合靶蛋白，利用CXCL12等配体触发受体内吞，针对PD-L1、HER2、PD-1、EGFR、CDCP1和TROP2等靶点构建KineTAC，降解效率介于51%至93%之间，且可通过哺乳动物细胞表达生产，更换靶蛋白结合臂无需重新进行聚糖化学合成（参考文献：《Modular cytokine receptor-targeting chimeras for targeted degradation of cell surface and extracellular proteins》[11]）。该策略将受体臂功能嵌入天然内吞过程，但需评估配体占用对受体生理信号传导的干扰。</w:t>
-      </w:r>
-    </w:p>
-    <w:p>
-      <w:pPr>
-        <w:spacing w:line="360" w:lineRule="auto" w:after="120"/>
-        <w:ind w:firstLine="420"/>
-        <w:jc w:val="both"/>
-      </w:pPr>
-      <w:r>
-        <w:rPr>
-          <w:rFonts w:ascii="Times New Roman" w:hAnsi="Times New Roman" w:eastAsia="仿宋"/>
-          <w:b w:val="0"/>
-          <w:sz w:val="24"/>
-        </w:rPr>
-        <w:t>另一条基因编码路线仍以经典LTR为终点：Zhang等的iLYTAC以IGF2多肽结合CI-M6PR，Huang等的EndoTag以人工设计蛋白结合IGF2R或ASGPR，二者均避免了聚糖化学修饰（参考文献：《Designed endocytosis-inducing proteins degrade targets and amplify signals》[7]；《Insulin-like Growth Factor 2 (IGF2)-Fused Lysosomal Targeting Chimeras for Degradation of Extracellular and Membrane Proteins》[15]）。</w:t>
-      </w:r>
-    </w:p>
-    <w:p>
-      <w:pPr>
-        <w:spacing w:line="360" w:lineRule="auto" w:after="120"/>
-        <w:ind w:firstLine="420"/>
-        <w:jc w:val="both"/>
-      </w:pPr>
-      <w:r>
-        <w:rPr>
-          <w:rFonts w:ascii="Times New Roman" w:hAnsi="Times New Roman" w:eastAsia="仿宋"/>
-          <w:b w:val="0"/>
-          <w:sz w:val="24"/>
-        </w:rPr>
-        <w:t>此外，还存在绕过外源LTR配体、直接利用内吞分选信号的策略：Fang等的SignalTAC将CI-M6PR来源的酪氨酸基内吞信号肽P3与靶蛋白结合模块融合，在不依赖外源聚糖配体的情况下诱导靶蛋白溶酶体降解，在膜蛋白靶向降解中显示出优于亲本抗体的活性（参考文献：《Lysosome-targeting chimeras containing an endocytic signaling motif trigger endocytosis and lysosomal degradation of cell-surface proteins》[17]）。该路线将受体臂功能转化为内源性分选信号，组织定向性取决于内吞信号来源与靶细胞分选机器的差异。</w:t>
-      </w:r>
-    </w:p>
-    <w:p>
-      <w:pPr>
-        <w:spacing w:before="240" w:after="120" w:line="360" w:lineRule="auto"/>
-        <w:ind w:firstLine="0"/>
-        <w:jc w:val="left"/>
-      </w:pPr>
-      <w:r>
-        <w:rPr>
-          <w:rFonts w:ascii="Times New Roman" w:hAnsi="Times New Roman" w:eastAsia="仿宋"/>
-          <w:b/>
-          <w:sz w:val="24"/>
-        </w:rPr>
-        <w:t>（三）连接子与偶联化学</w:t>
-      </w:r>
-    </w:p>
-    <w:p>
-      <w:pPr>
-        <w:spacing w:line="360" w:lineRule="auto" w:after="120"/>
-        <w:ind w:firstLine="420"/>
-        <w:jc w:val="both"/>
-      </w:pPr>
-      <w:r>
-        <w:rPr>
-          <w:rFonts w:ascii="Times New Roman" w:hAnsi="Times New Roman" w:eastAsia="仿宋"/>
-          <w:b w:val="0"/>
-          <w:sz w:val="24"/>
-        </w:rPr>
-        <w:t>连接子模块决定两个功能臂的空间排布与偶联均一性。Ahn等在抗体Fc区定点偶联tri-GalNAc，改善了GalNAc-LYTAC的体内稳定性（参考文献：《LYTACs that engage the asialoglycoprotein receptor for targeted protein degradation》[10]）。Li等在综述中指出，连接子过长不利于三元复合物形成，过短则限制构象调整；配体价态过高亦可能引发非特异性聚集（参考文献：《Targeted degradation of membrane and extracellular proteins with LYTACs》[6]）。Fang等在SignalTAC中通过优化靶蛋白结合模块与内吞信号肽之间的肽链接头，实现了膜蛋白的高效降解，说明连接子优化在基因编码平台中同样不可或缺（参考文献：《Lysosome-targeting chimeras containing an endocytic signaling motif trigger endocytosis and lysosomal degradation of cell-surface proteins》[17]）。</w:t>
-      </w:r>
-    </w:p>
-    <w:p>
-      <w:pPr>
-        <w:spacing w:line="360" w:lineRule="auto" w:after="120"/>
-        <w:ind w:firstLine="420"/>
-        <w:jc w:val="both"/>
-      </w:pPr>
-      <w:r>
-        <w:rPr>
-          <w:rFonts w:ascii="Times New Roman" w:hAnsi="Times New Roman" w:eastAsia="仿宋"/>
-          <w:b w:val="0"/>
-          <w:sz w:val="24"/>
-        </w:rPr>
-        <w:t>化学偶联路线中，偶联位点和偶联数不一致会直接影响降解活性重现性；基因编码路线中，柔性肽链的长度和氨基酸组成影响融合蛋白的表达与折叠。连接子设计因此不是独立的化学细节，而是与靶向臂-受体臂组合是否能在细胞内形成有效三元复合物直接相关。</w:t>
-      </w:r>
-    </w:p>
-    <w:p>
-      <w:pPr>
-        <w:spacing w:before="240" w:after="120" w:line="360" w:lineRule="auto"/>
-        <w:ind w:firstLine="0"/>
-        <w:jc w:val="left"/>
-      </w:pPr>
-      <w:r>
-        <w:rPr>
-          <w:rFonts w:ascii="Times New Roman" w:hAnsi="Times New Roman" w:eastAsia="仿宋"/>
-          <w:b/>
-          <w:sz w:val="24"/>
-        </w:rPr>
-        <w:t>（四）平台组合与制备路线选择</w:t>
-      </w:r>
-    </w:p>
-    <w:p>
-      <w:pPr>
-        <w:spacing w:line="360" w:lineRule="auto" w:after="120"/>
-        <w:ind w:firstLine="420"/>
-        <w:jc w:val="both"/>
-      </w:pPr>
-      <w:r>
-        <w:rPr>
-          <w:rFonts w:ascii="Times New Roman" w:hAnsi="Times New Roman" w:eastAsia="仿宋"/>
-          <w:b w:val="0"/>
-          <w:sz w:val="24"/>
-        </w:rPr>
-        <w:t>按三模块组合逻辑，现有LYTAC变体可归纳为若干典型平台：聚糖-抗体平台（Banik、Kim）、GalNAc-肝靶向平台（Ahn、Wu）、适体-共价平台（Li）、双特异性蛋白平台（Pance、Huang、Zhang）和小分子-受体平台（Caianiello）（参考文献：《Lysosome-targeting chimaeras for degradation of extracellular proteins》[2]；《LYTACs that engage the asialoglycoprotein receptor for targeted protein degradation》[10]；《Covalent LYTAC enabled by DNA aptamers for immune checkpoint degradation therapy》[12]；《Aptamer-LYTACs for targeted degradation of extracellular and membrane proteins》[13]；《Bifunctional small molecules that mediate the degradation of extracellular proteins》[14]；《Designed endocytosis-inducing proteins degrade targets and amplify signals》[7]；《Insulin-like Growth Factor 2 (IGF2)-Fused Lysosomal Targeting Chimeras for Degradation of Extracellular and Membrane Proteins》[15]；《Lysosome-Targeting Chimera Using Mannose-6-Phosphate Glycans Derived from Glyco-Engineered Yeast》[16]）。制备路线可按受体臂类型分为三条主线：化学偶联聚糖臂（Banik、Kim）、化学合成小分子臂（Caianiello）和基因编码蛋白臂（Pance、Huang、Zhang、Fang）。前者的优势在于结构可精细调控，后者的优势在于批次均一性和靶点切换速度。</w:t>
-      </w:r>
-    </w:p>
-    <w:p>
-      <w:pPr>
-        <w:spacing w:line="360" w:lineRule="auto" w:after="120"/>
-        <w:ind w:firstLine="420"/>
-        <w:jc w:val="both"/>
-      </w:pPr>
-      <w:r>
-        <w:rPr>
-          <w:rFonts w:ascii="Times New Roman" w:hAnsi="Times New Roman" w:eastAsia="仿宋"/>
-          <w:b w:val="0"/>
-          <w:sz w:val="24"/>
-        </w:rPr>
-        <w:t>各平台在制备难度、靶点切换灵活性和组织定向能力上各有权衡，选择时应与第一节确定的受体类型和疾病场景相匹配，而不是单纯追求体外降解率最高。从平台可替换性看，Pance等的KineTAC可通过更换靶蛋白结合臂降解多个靶点而保留同一受体臂（参考文献：《Modular cytokine receptor-targeting chimeras for targeted degradation of cell surface and extracellular proteins》[11]）；Zhang等的iLYTAC型-II以IgG结合Z结构域为通用适配器，可与临床已有抗体偶联实现降解（参考文献：《Insulin-like Growth Factor 2 (IGF2)-Fused Lysosomal Targeting Chimeras for Degradation of Extracellular and Membrane Proteins》[15]）。这些设计表明，LYTAC研发正从"逐个分子定制"转向"平台化模块组装"。</w:t>
-      </w:r>
-    </w:p>
-    <w:p>
-      <w:pPr>
-        <w:spacing w:line="360" w:lineRule="auto" w:after="120"/>
-        <w:ind w:firstLine="420"/>
-        <w:jc w:val="both"/>
-      </w:pPr>
-      <w:r>
-        <w:rPr>
-          <w:rFonts w:ascii="Times New Roman" w:hAnsi="Times New Roman" w:eastAsia="仿宋"/>
-          <w:b w:val="0"/>
-          <w:sz w:val="24"/>
-        </w:rPr>
-        <w:t>选择化学合成与基因编码路线时，应综合靶点切换频率、生产规模和分子均一性要求：发现阶段更适合KineTAC或iLYTAC等基因编码平台；需要精细调节配体价态和连接子长度的优化阶段则更适合化学偶联平台（参考文献：《Modular cytokine receptor-targeting chimeras for targeted degradation of cell surface and extracellular proteins》[11]；《Insulin-like Growth Factor 2 (IGF2)-Fused Lysosomal Targeting Chimeras for Degradation of Extracellular and Membrane Proteins》[15]；《Lysosome-Targeting Chimera Using Mannose-6-Phosphate Glycans Derived from Glyco-Engineered Yeast》[16]）。在质量属性层面，化学偶联平台需关注偶联位点、偶联数和聚集体控制；基因编码平台需关注融合蛋白表达量、折叠正确性和宿主细胞糖基化差异。Kim等的酵母聚糖路线在降低受体臂合成难度的同时，仍需解决聚糖结构表征和批次间一致性评价问题（参考文献：《Lysosome-Targeting Chimera Using Mannose-6-Phosphate Glycans Derived from Glyco-Engineered Yeast》[16]）。无论采用哪条制备主线，均需在临床前阶段明确关键质量属性与降解活性的关联，否则难以支撑工艺放大和监管申报。</w:t>
-      </w:r>
-    </w:p>
-    <w:p>
-      <w:pPr>
-        <w:spacing w:before="240" w:after="120" w:line="360" w:lineRule="auto"/>
-        <w:ind w:firstLine="0"/>
-        <w:jc w:val="left"/>
-      </w:pPr>
-      <w:r>
-        <w:rPr>
-          <w:rFonts w:ascii="Times New Roman" w:hAnsi="Times New Roman" w:eastAsia="仿宋"/>
-          <w:b/>
-          <w:sz w:val="24"/>
-        </w:rPr>
-        <w:t>（五）代表性研究实例解析</w:t>
-      </w:r>
-    </w:p>
-    <w:p>
-      <w:pPr>
-        <w:spacing w:line="360" w:lineRule="auto" w:after="120"/>
-        <w:ind w:firstLine="420"/>
-        <w:jc w:val="both"/>
-      </w:pPr>
-      <w:r>
-        <w:rPr>
-          <w:rFonts w:ascii="Times New Roman" w:hAnsi="Times New Roman" w:eastAsia="仿宋"/>
-          <w:b w:val="0"/>
-          <w:sz w:val="24"/>
-        </w:rPr>
-        <w:t>前述各节按模块类型梳理了LYTAC的工程选项，本节选取四篇代表性研究加以集中解析。四者并非简单重复平台介绍，而是分别回答了"能否降解""在哪里降解""如何模块化生产"和"降解是否优于阻断"四个递进问题，构成评价新LYTAC研究价值的基本坐标系。</w:t>
-      </w:r>
-    </w:p>
-    <w:p>
-      <w:pPr>
-        <w:spacing w:line="360" w:lineRule="auto" w:after="120"/>
-        <w:ind w:firstLine="420"/>
-        <w:jc w:val="both"/>
-      </w:pPr>
-      <w:r>
-        <w:rPr>
-          <w:rFonts w:ascii="Times New Roman" w:hAnsi="Times New Roman" w:eastAsia="仿宋"/>
-          <w:b w:val="0"/>
-          <w:sz w:val="24"/>
-        </w:rPr>
-        <w:t>Banik等（2020）要解决的核心问题是：能否将CI-M6PR介导的溶酶体转运机制转化为可设计的胞外蛋白清除工具。在分子设计上，作者将靶向模块（抗体或小分子）与CI-M6PR配体（多价M6P聚糖）通过连接子偶联，构成典型的"靶向臂-受体臂-连接子"架构，直接对应第一节所述广谱型受体路线。实验结果表明，LYTAC可在数小时内显著降低EGFR、CD71、PD-L1及ApoE4等蛋白水平，溶酶体抑制剂可阻断该效应，确证了溶酶体途径依赖性；PD-L1被降解后肿瘤细胞免疫逃逸能力减弱，首次将LYTAC与肿瘤免疫调控联系起来。在机制层面，CRISPR干扰筛选发现exocyst复合体参与CI-M6PR膜面呈现，说明LYTAC研究不能脱离对受体可及性的生物学解析。该工作的意义在于证明了溶酶体降解路线可推广至多个疾病相关靶点，并为后续研究建立了溶酶体抑制剂确证、受体配体竞争和遗传学筛选并行的实验范式；其局限在于分子依赖化学合成聚糖，制备均一性和放大生产仍是后续平台分化需要解决的问题（参考文献：《Lysosome-targeting chimaeras for degradation of extracellular proteins》[2]）。</w:t>
+        <w:t>Banik等（2020）将靶向模块（抗体或小分子）与CI-M6PR配体（多价M6P聚糖）通过连接子偶联，构成典型的"靶向臂-受体臂-连接子"架构，直接对应第一节所述广谱型受体路线。实验结果显示，LYTAC可在数小时内显著降低EGFR、CD71、PD-L1及ApoE4等蛋白水平，溶酶体抑制剂可阻断该效应，确证了溶酶体途径依赖性；PD-L1被降解后肿瘤细胞免疫逃逸能力减弱，首次将LYTAC与肿瘤免疫调控联系起来。CRISPR干扰筛选还发现exocyst复合体参与CI-M6PR膜面呈现，由此可以看出LYTAC研究不能脱离对受体可及性的生物学解析。该工作证明了溶酶体降解路线可推广至多个疾病相关靶点，并为后续研究建立了溶酶体抑制剂确证、受体配体竞争和遗传学筛选并行的实验范式；其局限在于分子依赖化学合成聚糖，制备均一性和放大生产仍是后续平台分化需要解决的问题（参考文献：《Lysosome-targeting chimaeras for degradation of extracellular proteins》[2]）。</w:t>
       </w:r>
     </w:p>
     <w:p>
@@ -792,7 +552,7 @@
           <w:b w:val="0"/>
           <w:sz w:val="24"/>
         </w:rPr>
-        <w:t>Ahn等（2021）针对的是第一代CI-M6PR依赖LYTAC全身脱靶风险较高的问题，核心科学问题转变为：能否通过更换受体臂将降解限制在特定组织。作者将受体臂替换为肝特异性ASGPR的tri-GalNAc配体，构建GalNAc-LYTAC，靶向臂仍结合EGFR，直接落实了第一节"组织定向型受体"的决策逻辑。GalNAc-LYTAC在肝细胞中实现EGFR高效降解；与抑制性抗体相比，对EGFR下游信号抑制更持久，表明降解策略在持续时间上可能优于单纯阻断。研究还将肽段作为靶向臂降解整合素，证明靶向模块不必局限于完整抗体；通过在抗体Fc区定点偶联tri-GalNAc，改善了分子的体内稳定性。该实例的核心贡献在于将"受体臂选择"从化学优化问题上升为药物定位策略问题——降解在哪里发生，取决于结合哪个受体，而不是仅仅取决于靶向臂亲和力（参考文献：《LYTACs that engage the asialoglycoprotein receptor for targeted protein degradation》[10]）。</w:t>
+        <w:t>Ahn等（2021）面对的是第一代CI-M6PR依赖LYTAC全身脱靶风险较高的问题。作者将受体臂替换为肝特异性ASGPR的tri-GalNAc配体，构建GalNAc-LYTAC，靶向臂仍结合EGFR，直接落实了第一节"组织定向型受体"的决策逻辑。GalNAc-LYTAC在肝细胞中实现EGFR高效降解；与抑制性抗体相比，对EGFR下游信号抑制更持久，说明降解策略在持续时间上可能优于单纯阻断。研究还将肽段作为靶向臂降解整合素，证明靶向模块不必局限于完整抗体；通过在抗体Fc区定点偶联tri-GalNAc，改善了分子的体内稳定性。值得重视的是，降解在哪里发生，取决于结合哪个受体，而不是仅仅取决于靶向臂亲和力（参考文献：《LYTACs that engage the asialoglycoprotein receptor for targeted protein degradation》[10]）。</w:t>
       </w:r>
     </w:p>
     <w:p>
@@ -837,7 +597,7 @@
           <w:b w:val="0"/>
           <w:sz w:val="24"/>
         </w:rPr>
-        <w:t>Pance等（2023）面对的是化学合成聚糖-蛋白LYTAC在制备均一性和靶点切换速度方面的瓶颈，试图以基因编码方式实现可放大、可替换的模块化平台。作者以双特异性蛋白为骨架，一条臂结合细胞因子受体（如CXCR7），另一条臂结合靶蛋白，利用CXCL12等配体触发受体内吞，将受体臂功能嵌入天然内吞过程，绕开了CI-M6PR路线的内源性配体竞争问题，但引入了对细胞因子受体生理功能的占用风险。该平台针对PD-L1、HER2、PD-1、EGFR、CDCP1和TROP2等靶点构建KineTAC，降解效率介于51%至93%之间，且可通过哺乳动物细胞表达生产，更换靶蛋白结合臂无需重新进行聚糖化学合成，体现了明显的平台化属性。KineTAC为化学LYTAC提供了基因编码替代路线，特别适合发现阶段需要频繁筛选靶点的场景；然而，该平台尚未系统比较降解剂与阻断抗体的功能差异，其向GMP生产体系迁移时的质控标准也有待建立（参考文献：《Modular cytokine receptor-targeting chimeras for targeted degradation of cell surface and extracellular proteins》[11]）。</w:t>
+        <w:t>Pance等（2023）试图以基因编码方式解决化学合成聚糖-蛋白LYTAC在制备均一性和靶点切换速度方面的瓶颈。作者以双特异性蛋白为骨架，一条臂结合细胞因子受体（如CXCR7），另一条臂结合靶蛋白，利用CXCL12等配体触发受体内吞，将受体臂功能嵌入天然内吞过程，绕开了CI-M6PR路线的内源性配体竞争问题，但引入了对细胞因子受体生理功能的占用风险。该平台针对PD-L1、HER2、PD-1、EGFR、CDCP1和TROP2等靶点构建KineTAC，降解效率介于51%至93%之间，且可通过哺乳动物细胞表达生产，更换靶蛋白结合臂无需重新进行聚糖化学合成。KineTAC为化学LYTAC提供了基因编码替代路线，特别适合发现阶段需要频繁筛选靶点的场景；然而，该平台尚未系统比较降解剂与阻断抗体的功能差异，其向GMP生产体系迁移时的质控标准也有待建立（参考文献：《Modular cytokine receptor-targeting chimeras for targeted degradation of cell surface and extracellular proteins》[11]）。</w:t>
       </w:r>
     </w:p>
     <w:p>
@@ -882,7 +642,7 @@
           <w:b w:val="0"/>
           <w:sz w:val="24"/>
         </w:rPr>
-        <w:t>Li等（2023）将问题聚焦于PD-L1这一免疫检查点靶点：临床以抗体阻断为主，但高表达靶蛋白可持续补充膜面水平，降解策略能否在体内产生优于阻断的免疫激活效应。作者设计DNA适体靶向PD-L1，通过生物正交反应增强适体与靶蛋白的共价结合，再偶联溶酶体靶向模块，同时优化了靶向臂的结合稳定性和降解的功能终点。在肿瘤动物模型中，共价适体LYTAC不仅显著降低PD-L1水平，还诱导了强于抗PD-L1抗体的T细胞浸润和细胞因子释放，直接提供了"降解优于阻断"的体内证据。该工作将LYTAC研究从细胞水平推进至动物药效验证，表明评价LYTAC临床转化潜力不能仅依赖体外蛋白清除数据，还需考察免疫功能等功能终点；适体靶向臂在体内仍面临核酸酶降解和肾脏快速清除等问题，需要通过化学修饰或递送策略进一步改善（参考文献：《Covalent LYTAC enabled by DNA aptamers for immune checkpoint degradation therapy》[12]）。</w:t>
+        <w:t>Li等（2023）将问题聚焦于PD-L1这一免疫检查点靶点。临床以抗体阻断为主，但高表达靶蛋白可持续补充膜面水平，降解策略能否在体内产生优于阻断的免疫激活效应，是这一方向值得追问的问题。作者设计DNA适体靶向PD-L1，通过生物正交反应增强适体与靶蛋白的共价结合，再偶联溶酶体靶向模块，同时优化了靶向臂的结合稳定性和降解的功能终点。在肿瘤动物模型中，共价适体LYTAC不仅显著降低PD-L1水平，还诱导了强于抗PD-L1抗体的T细胞浸润和细胞因子释放，直接提供了"降解优于阻断"的体内证据。该工作将LYTAC研究从细胞水平推进至动物药效验证，说明评价临床转化潜力不能仅依赖体外蛋白清除数据，还需考察免疫功能等功能终点；适体靶向臂在体内仍面临核酸酶降解和肾脏快速清除等问题，需要通过化学修饰或递送策略进一步改善（参考文献：《Covalent LYTAC enabled by DNA aptamers for immune checkpoint degradation therapy》[12]）。</w:t>
       </w:r>
     </w:p>
     <w:p>
@@ -924,18 +684,10 @@
       <w:r>
         <w:rPr>
           <w:rFonts w:ascii="Times New Roman" w:hAnsi="Times New Roman" w:eastAsia="仿宋"/>
-          <w:b/>
-          <w:sz w:val="24"/>
-        </w:rPr>
-        <w:t>【本节小结】</w:t>
-      </w:r>
-      <w:r>
-        <w:rPr>
-          <w:rFonts w:ascii="Times New Roman" w:hAnsi="Times New Roman" w:eastAsia="仿宋"/>
           <w:b w:val="0"/>
           <w:sz w:val="24"/>
         </w:rPr>
-        <w:t>LYTAC并非单一分子类型的线性迭代，而是以靶向臂、受体臂和连接子三模块为基础的可组合平台。药物设计应先在第一节受体决策框架内确定受体臂类型，再匹配适宜的靶向臂和连接子策略；平台化的前提是建立针对特定"靶点-组织-制备"组合的标准优化流程。需要强调的是，受体-模块匹配并非一次性静态决策：同一靶点在不同疾病分期、不同给药途径或联合用药背景下，最优受体臂与制备路线可能发生变化。例如，肿瘤免疫治疗早期可能优先考虑广谱降解以快速清除免疫检查点，而维持治疗阶段则可能更需要组织定向策略以降低脱靶免疫毒性。在实验设计层面，比较不同工程策略时应尽量固定靶向臂和连接子条件，仅改变受体臂类型，以避免将模块差异误判为受体生物学差异。抗体靶向臂与小分子、适体靶向臂的选择，本质上是在亲和力、分子量、可修饰性和制备成本之间权衡：较小分子量的靶向臂有利于组织渗透，高亲和力抗体或共价适体则更有利于维持高更新速率靶点的降解通量（参考文献：《Covalent LYTAC enabled by DNA aptamers for immune checkpoint degradation therapy》[12]；《Bifunctional small molecules that mediate the degradation of extracellular proteins》[14]）。</w:t>
+        <w:t>综合上述模块类型与四篇实例，LYTAC并非单一分子类型的线性迭代，而是以靶向臂、受体臂和连接子三模块为基础的可组合平台。药物设计应先在第一节受体决策框架内确定受体臂类型，再匹配适宜的靶向臂和连接子策略；同一靶点在不同疾病分期、不同给药途径或联合用药背景下，最优受体臂与制备路线也可能发生变化。比较不同工程策略时，应尽量固定靶向臂和连接子条件，仅改变受体臂类型，以避免将模块差异误判为受体生物学差异。以上是第二节对模块化分子工程的基本梳理，第三节将进一步讨论这些设计在疾病模型中的验证证据。</w:t>
       </w:r>
     </w:p>
     <w:p>
@@ -965,7 +717,7 @@
           <w:b w:val="0"/>
           <w:sz w:val="24"/>
         </w:rPr>
-        <w:t>前两节分别从受体生物学和分子工程角度建立了LYTAC的分析框架，本节转向疾病场景，评估降解策略相对单纯阻断的增益证据及其局限。评价的核心指标包括靶蛋白清除幅度、下游信号抑制持续时间、免疫功能激活程度及全身脱靶风险；不同疾病场景中上述指标的权重并不相同，不宜用同一标准衡量所有适应症（参考文献：《Targeted degradation of membrane and extracellular proteins with LYTACs》[6]）。</w:t>
+        <w:t>前两节分别从受体生物学和分子工程角度建立了LYTAC的分析框架，本节转向疾病场景，评估降解策略相对单纯阻断可能带来哪些增益，以及目前证据尚不足以支持哪些外推。评价时不宜用同一标准衡量所有适应症，而应根据靶蛋白清除幅度、下游信号抑制持续时间、免疫功能激活程度及全身脱靶风险等指标，结合具体疾病场景逐项判断（参考文献：《Targeted degradation of membrane and extracellular proteins with LYTACs》[6]）。</w:t>
       </w:r>
     </w:p>
     <w:p>
@@ -980,7 +732,7 @@
           <w:b w:val="0"/>
           <w:sz w:val="24"/>
         </w:rPr>
-        <w:t>在肿瘤免疫方向，PD-L1是最具代表性的比较靶点。Banik等首次证明PD-L1可被LYTAC降解（参考文献：《Lysosome-targeting chimaeras for degradation of extracellular proteins》[2]）；Li等的共价适体LYTAC在肿瘤模型中不仅降解PD-L1，还诱导了强于抗PD-L1抗体的T细胞浸润和细胞因子释放，直接回答了"降解优于阻断"的问题（参考文献：《Covalent LYTAC enabled by DNA aptamers for immune checkpoint degradation therapy》[12]）。Huang等的EndoTag融合PD-L1抗体在小鼠肿瘤模型中的疗效亦显著优于抗体单药（参考文献：《Designed endocytosis-inducing proteins degrade targets and amplify signals》[7]）；Kim等的LYTACgyM6pG降解PD-L1后，增强T细胞杀伤肿瘤细胞的效率高于纳米抗体单用（参考文献：《Lysosome-Targeting Chimera Using Mannose-6-Phosphate Glycans Derived from Glyco-Engineered Yeast》[16]）。上述结果支持：在PD-L1靶点上，降解策略在激活抗肿瘤免疫方面可能具有超越阻断的增益，但该结论目前仍限于动物模型，人体验证尚缺。在肿瘤膜蛋白靶点拓展方面，Pance等的KineTAC在HER2、TROP2等靶点上实现了51%—93%的降解效率（参考文献：《Modular cytokine receptor-targeting chimeras for targeted degradation of cell surface and extracellular proteins》[11]）；Zhang等的iLYTAC在异种移植瘤模型中验证了抗肿瘤活性（参考文献：《Insulin-like Growth Factor 2 (IGF2)-Fused Lysosomal Targeting Chimeras for Degradation of Extracellular and Membrane Proteins》[15]）。对于高更新速率的膜蛋白靶点，仍须评估靶蛋白重新合成是否会抵消降解效应，需在长期给药实验中加以考察（参考文献：《Targeted degradation of membrane and extracellular proteins with LYTACs》[6]）。</w:t>
+        <w:t>在肿瘤免疫方向，PD-L1是最具代表性的比较靶点。Banik等首次证明PD-L1可被LYTAC降解（参考文献：《Lysosome-targeting chimaeras for degradation of extracellular proteins》[2]）；Li等的共价适体LYTAC在肿瘤模型中不仅降解PD-L1，还诱导了强于抗PD-L1抗体的T细胞浸润和细胞因子释放（参考文献：《Covalent LYTAC enabled by DNA aptamers for immune checkpoint degradation therapy》[12]）。Huang等的EndoTag融合PD-L1抗体在小鼠肿瘤模型中的疗效亦显著优于抗体单药（参考文献：《Designed endocytosis-inducing proteins degrade targets and amplify signals》[7]）；Kim等的LYTACgyM6pG降解PD-L1后，增强T细胞杀伤肿瘤细胞的效率高于纳米抗体单用（参考文献：《Lysosome-Targeting Chimera Using Mannose-6-Phosphate Glycans Derived from Glyco-Engineered Yeast》[16]）。上述结果支持：在PD-L1靶点上，降解策略在激活抗肿瘤免疫方面可能具有超越阻断的增益，但该结论目前仍限于动物模型，人体验证尚缺。在肿瘤膜蛋白靶点拓展方面，Pance等的KineTAC在HER2、TROP2等靶点上实现了51%—93%的降解效率（参考文献：《Modular cytokine receptor-targeting chimeras for targeted degradation of cell surface and extracellular proteins》[11]）；Zhang等的iLYTAC在异种移植瘤模型中验证了抗肿瘤活性（参考文献：《Insulin-like Growth Factor 2 (IGF2)-Fused Lysosomal Targeting Chimeras for Degradation of Extracellular and Membrane Proteins》[15]）。对于高更新速率的膜蛋白靶点，仍须评估靶蛋白重新合成是否会抵消降解效应，需在长期给药实验中加以考察（参考文献：《Targeted degradation of membrane and extracellular proteins with LYTACs》[6]）。</w:t>
       </w:r>
     </w:p>
     <w:p>
@@ -995,7 +747,7 @@
           <w:b w:val="0"/>
           <w:sz w:val="24"/>
         </w:rPr>
-        <w:t>在肝靶向方向，Ahn等比较了GalNAc-LYTAC与抑制性抗体对EGFR的效应：降解策略对EGFR下游信号的抑制更持久，且以肽段为靶向臂亦可降解整合素并抑制癌细胞增殖（参考文献：《LYTACs that engage the asialoglycoprotein receptor for targeted protein degradation》[10]）。Wu等的Apt-LYTAC在肝细胞中实现了PDGF和PTK7的降解，证明适体靶向臂与肝定向受体臂的组合具有可行性（参考文献：《Aptamer-LYTACs for targeted degradation of extracellular and membrane proteins》[13]）。肝靶向场景下，降解的增益主要体现在局部靶蛋白清除和全身脱靶风险降低，而不是与阻断剂的头对头药效比较。这一判断与第二节Ahn实例的结论相互印证：肝定向的价值首先体现在"在哪里降解"，其次才是"降解多少"。</w:t>
+        <w:t>在肝靶向方向，Ahn等比较了GalNAc-LYTAC与抑制性抗体对EGFR的效应：降解策略对EGFR下游信号的抑制更持久，且以肽段为靶向臂亦可降解整合素并抑制癌细胞增殖（参考文献：《LYTACs that engage the asialoglycoprotein receptor for targeted protein degradation》[10]）。Wu等的Apt-LYTAC在肝细胞中实现了PDGF和PTK7的降解，证明适体靶向臂与肝定向受体臂的组合具有可行性（参考文献：《Aptamer-LYTACs for targeted degradation of extracellular and membrane proteins》[13]）。肝靶向场景下，降解的增益主要体现在局部靶蛋白清除和全身脱靶风险降低，而不是与阻断剂的头对头药效比较；这与第二节Ahn实例的结论相互呼应——肝定向的价值首先体现在"在哪里降解"，其次才是"降解多少"。</w:t>
       </w:r>
     </w:p>
     <w:p>
@@ -1010,7 +762,7 @@
           <w:b w:val="0"/>
           <w:sz w:val="24"/>
         </w:rPr>
-        <w:t>在药效学评价方法上，建议将"蛋白清除动力学"与"功能终点"联合考察：前者反映降解机制是否有效，后者反映降解是否产生预期的生物学后果。仅报告某一时间点的蛋白残留百分比，不足以支持降解优于阻断的判断。Li等和Fang等的研究分别从免疫检查点和膜蛋白靶点提供了"功能终点优于阻断对照"的体内证据（参考文献：《Covalent LYTAC enabled by DNA aptamers for immune checkpoint degradation therapy》[12]；《Lysosome-targeting chimeras containing an endocytic signaling motif trigger endocytosis and lysosomal degradation of cell-surface proteins》[17]），但其外推范围仍受动物模型和给药方案所限。这一评价原则应作为第三节与第四节之间的逻辑衔接：疾病验证不能停留在"蛋白下降了百分之几"，而必须追问"下降之后产生了什么生物学后果"。</w:t>
+        <w:t>在药效学评价方法上，建议将"蛋白清除动力学"与"功能终点"联合考察：前者反映降解机制是否有效，后者反映降解是否产生预期的生物学后果。仅报告某一时间点的蛋白残留百分比，不足以支持降解优于阻断的判断。Li等和Fang等的研究分别从免疫检查点和膜蛋白靶点提供了"功能终点优于阻断对照"的体内证据（参考文献：《Covalent LYTAC enabled by DNA aptamers for immune checkpoint degradation therapy》[12]；《Lysosome-targeting chimeras containing an endocytic signaling motif trigger endocytosis and lysosomal degradation of cell-surface proteins》[17]），但其外推范围仍受动物模型和给药方案所限。疾病验证不能停留在"蛋白下降了百分之几"，而必须追问"下降之后产生了什么生物学后果"。</w:t>
       </w:r>
     </w:p>
     <w:p>
@@ -1025,7 +777,7 @@
           <w:b w:val="0"/>
           <w:sz w:val="24"/>
         </w:rPr>
-        <w:t>在神经退行性疾病方向，Liu等设计了病灶激活LYTAC前体：利用Aβ沉积区铜离子催化点击反应原位生成活性分子，经CD206受体介导Aβ纤维溶酶体降解（参考文献：《Biomarker-activated multifunctional lysosome-targeting chimeras mediated selective degradation of extracellular amyloid fibrils》[9]）。该领域尚缺乏降解与阻断的直接对照实验，但病灶激活策略本身旨在解决全身给药脱靶这一阻断策略难以回避的问题。对于分泌蛋白和聚集体靶点，评价逻辑需从"膜蛋白清除"转向"胞外池耗竭"，病理沉积物的清除效率是核心终点，而不是与传统抑制剂的活性比较。Fang等的SignalTAC在膜蛋白降解中显示出优于亲本抗体的抗肿瘤活性，与Li等的PD-L1研究形成互补，表明不同工程路径均可达成彻底清除靶蛋白的药理学目标（参考文献：《Lysosome-targeting chimeras containing an endocytic signaling motif trigger endocytosis and lysosomal degradation of cell-surface proteins》[17]）。</w:t>
+        <w:t>在神经退行性疾病方向，Liu等设计了病灶激活LYTAC前体：利用Aβ沉积区铜离子催化点击反应原位生成活性分子，经CD206受体介导Aβ纤维溶酶体降解（参考文献：《Biomarker-activated multifunctional lysosome-targeting chimeras mediated selective degradation of extracellular amyloid fibrils》[9]）。该领域尚缺乏降解与阻断的直接对照实验，但病灶激活策略本身旨在解决全身给药脱靶这一阻断策略难以回避的问题。对于分泌蛋白和聚集体靶点，评价逻辑需从"膜蛋白清除"转向"胞外池耗竭"，病理沉积物的清除效率是核心终点，而不是与传统抑制剂的活性比较。Fang等的SignalTAC在膜蛋白降解中显示出优于亲本抗体的抗肿瘤活性，与Li等的PD-L1研究形成互补，说明不同工程路径均可达成彻底清除靶蛋白的药理学目标（参考文献：《Lysosome-targeting chimeras containing an endocytic signaling motif trigger endocytosis and lysosomal degradation of cell-surface proteins》[17]）。</w:t>
       </w:r>
     </w:p>
     <w:p>
@@ -1040,30 +792,7 @@
           <w:b w:val="0"/>
           <w:sz w:val="24"/>
         </w:rPr>
-        <w:t>在自身免疫与炎症方向，胞外细胞因子和免疫球蛋白等靶点理论上亦适合LYTAC降解，但公开文献中系统的体内验证仍较少，可能是后续拓展适应症的重要方向。跨疾病比较可见，降解优于阻断的证据在PD-L1肿瘤免疫中最为充分；肝靶向场景的优势主要体现在组织选择性而非药效幅度；神经退行性疾病则尚处于概念验证阶段。LYTAC的价值主张应与其所针对的靶点更新动力学相匹配：对于更新快、持续补充的免疫检查点蛋白，彻底清除可能比单纯阻断更具优势；对于需要局部干预的肝代谢靶点，组织定向降解的价值主要体现在安全性；对于聚集体和纤维状靶点，核心指标是病理沉积物的清除效率。建立疾病场景特异性的评价标准，有助于避免将肿瘤免疫领域的结论不加区分地外推至其他适应症领域，从而提高临床前研究的判断准确性。</w:t>
-      </w:r>
-    </w:p>
-    <w:p>
-      <w:pPr>
-        <w:spacing w:line="360" w:lineRule="auto" w:after="120"/>
-        <w:ind w:firstLine="420"/>
-        <w:jc w:val="both"/>
-      </w:pPr>
-      <w:r>
-        <w:rPr>
-          <w:rFonts w:ascii="Times New Roman" w:hAnsi="Times New Roman" w:eastAsia="仿宋"/>
-          <w:b/>
-          <w:sz w:val="24"/>
-        </w:rPr>
-        <w:t>【本节小结】</w:t>
-      </w:r>
-      <w:r>
-        <w:rPr>
-          <w:rFonts w:ascii="Times New Roman" w:hAnsi="Times New Roman" w:eastAsia="仿宋"/>
-          <w:b w:val="0"/>
-          <w:sz w:val="24"/>
-        </w:rPr>
-        <w:t>现有动物实验支持PD-L1降解在免疫激活上优于单纯阻断；肝靶向和神经退行性疾病方向的证据侧重于可行性与局部选择性，尚不足以普遍外推"降解优于阻断"的结论。后续研究需在各疾病场景中建立降解剂与阻断剂的标准化头对头比较，且比较设计应纳入功能终点而不仅是蛋白清除百分比。从本综述的角度看，疾病验证的核心任务不是重复列举"哪些靶点可以被降解"，而是在具体病理场景中判断降解策略是否比现有疗法带来可测量的额外获益——这一判断在PD-L1方向已有较好基础，在其他适应症中仍需更多实验支撑。</w:t>
+        <w:t>在自身免疫与炎症方向，胞外细胞因子和免疫球蛋白等靶点理论上亦适合LYTAC降解，但公开文献中系统的体内验证仍较少，可能是后续拓展适应症的重要方向。跨疾病比较可见，降解优于阻断的证据在PD-L1肿瘤免疫中最为充分；肝靶向场景的优势主要体现在组织选择性而非药效幅度；神经退行性疾病则尚处于概念验证阶段。LYTAC的价值主张应与其所针对的靶点更新动力学相匹配：对于更新快、持续补充的免疫检查点蛋白，彻底清除可能比单纯阻断更具优势；对于需要局部干预的肝代谢靶点，组织定向降解的价值主要体现在安全性；对于聚集体和纤维状靶点，核心指标是病理沉积物的清除效率。建立疾病场景特异性的评价标准，有助于避免将肿瘤免疫领域的结论不加区分地外推至其他适应症领域。现有动物实验支持PD-L1降解在免疫激活上优于单纯阻断；肝靶向和神经退行性疾病方向的证据侧重于可行性与局部选择性，尚不足以普遍外推"降解优于阻断"的结论。后续研究需在各疾病场景中建立降解剂与阻断剂的标准化头对头比较，且比较设计应纳入功能终点而不仅是蛋白清除百分比。</w:t>
       </w:r>
     </w:p>
     <w:p>
@@ -1093,7 +822,7 @@
           <w:b w:val="0"/>
           <w:sz w:val="24"/>
         </w:rPr>
-        <w:t>LYTAC从概念验证走向临床转化，面临制备、选择性、药代和监管证据四重瓶颈。制备方面，化学合成多价M6P聚糖偶联物存在步骤繁琐、批次均一性差和放大困难等问题。Kim等的酵母聚糖路线和Zhang等、Huang等的基因编码平台分别代表了简化聚糖制备和绕开化学偶联的两种解决思路（参考文献：《Lysosome-Targeting Chimera Using Mannose-6-Phosphate Glycans Derived from Glyco-Engineered Yeast》[16]；《Insulin-like Growth Factor 2 (IGF2)-Fused Lysosomal Targeting Chimeras for Degradation of Extracellular and Membrane Proteins》[15]；《Designed endocytosis-inducing proteins degrade targets and amplify signals》[7]），但各路线仍需建立与生物药或化药相对应的GMP质控标准。</w:t>
+        <w:t>LYTAC从概念验证走向临床转化，面临制备、选择性、药代和监管证据四重瓶颈，上述问题若未得到系统解决，不宜将LYTAC视为接近临床的成熟技术平台。</w:t>
       </w:r>
     </w:p>
     <w:p>
@@ -1108,7 +837,37 @@
           <w:b w:val="0"/>
           <w:sz w:val="24"/>
         </w:rPr>
-        <w:t>组织选择性方面，CI-M6PR广谱表达带来的脱靶降解风险尚未完全解决；ASGPR和EndoTag等策略可改善肝或特定组织定向，但肺、肾、脑等器官的精准递送仍缺乏成熟方案（参考文献：《LYTACs that engage the asialoglycoprotein receptor for targeted protein degradation》[10]；《Designed endocytosis-inducing proteins degrade targets and amplify signals》[7]）。药代动力学方面，LYTAC与靶蛋白及受体形成三元复合物后常被一同送入溶酶体降解，体内有效浓度维持时间较短；高更新速率或高表达靶点可能需要更频繁给药（参考文献：《Targeted degradation of membrane and extracellular proteins with LYTACs》[6]）。适体靶向臂虽具合成简便优势，但体内可能面临核酸酶降解和肾脏快速清除，需要通过化学修饰或递送系统改善药代性质；含聚糖或外源蛋白的偶联物还存在潜在免疫原性，需在反复给药动物实验中系统评估（参考文献：《Covalent LYTAC enabled by DNA aptamers for immune checkpoint degradation therapy》[12]；《Aptamer-LYTACs for targeted degradation of extracellular and membrane proteins》[13]）。</w:t>
+        <w:t>制备方面，化学合成多价M6P聚糖偶联物存在步骤繁琐、批次均一性差和放大困难等问题。Kim等的酵母聚糖路线和Zhang等、Huang等的基因编码平台分别代表了简化聚糖制备和绕开化学偶联的两种解决思路（参考文献：《Lysosome-Targeting Chimera Using Mannose-6-Phosphate Glycans Derived from Glyco-Engineered Yeast》[16]；《Insulin-like Growth Factor 2 (IGF2)-Fused Lysosomal Targeting Chimeras for Degradation of Extracellular and Membrane Proteins》[15]；《Designed endocytosis-inducing proteins degrade targets and amplify signals》[7]），但各路线仍需建立与生物药或化药相对应的GMP质控标准。化学偶联路线需解决多步合成、纯化收率和结构确证问题；基因编码路线需解决宿主细胞株稳定性、下游纯化工艺和长期储存条件下的蛋白活性保持。Pance等的KineTAC和Zhang等的iLYTAC虽在实验室规模展现出良好的模块切换能力，但其向GMP生产体系迁移时，仍需重新定义关键工艺参数和放行标准（参考文献：《Modular cytokine receptor-targeting chimeras for targeted degradation of cell surface and extracellular proteins》[11]；《Insulin-like Growth Factor 2 (IGF2)-Fused Lysosomal Targeting Chimeras for Degradation of Extracellular and Membrane Proteins》[15]）。Kim等的酵母聚糖路线在降低受体臂合成难度的同时，仍需解决聚糖结构表征和批次间一致性评价问题（参考文献：《Lysosome-Targeting Chimera Using Mannose-6-Phosphate Glycans Derived from Glyco-Engineered Yeast》[16]）。</w:t>
+      </w:r>
+    </w:p>
+    <w:p>
+      <w:pPr>
+        <w:spacing w:line="360" w:lineRule="auto" w:after="120"/>
+        <w:ind w:firstLine="420"/>
+        <w:jc w:val="both"/>
+      </w:pPr>
+      <w:r>
+        <w:rPr>
+          <w:rFonts w:ascii="Times New Roman" w:hAnsi="Times New Roman" w:eastAsia="仿宋"/>
+          <w:b w:val="0"/>
+          <w:sz w:val="24"/>
+        </w:rPr>
+        <w:t>组织选择性方面，CI-M6PR广谱表达带来的脱靶降解风险尚未完全解决；ASGPR和EndoTag等策略可改善肝或特定组织定向，但肺、肾、脑等器官的精准递送仍缺乏成熟方案（参考文献：《LYTACs that engage the asialoglycoprotein receptor for targeted protein degradation》[10]；《Designed endocytosis-inducing proteins degrade targets and amplify signals》[7]）。Huang等揭示的内源性配体竞争是CI-M6PR路线的生物学约束之一（参考文献：《Designed endocytosis-inducing proteins degrade targets and amplify signals》[7]），这一约束在第一节已有论述，在成药性评价阶段则转化为广谱受体路线脱靶风险难以预测的问题。脱靶降解正常组织蛋白是LYTAC特有的风险类型，不同于传统抗体阻断的"占用受体"风险；广谱CI-M6PR路线可能放大脱靶效应的不可预测性，肝定向ASGPR路线虽可缩小降解地理范围，但需评估肝细胞非靶蛋白的意外清除（参考文献：《LYTACs that engage the asialoglycoprotein receptor for targeted protein degradation》[10]）。</w:t>
+      </w:r>
+    </w:p>
+    <w:p>
+      <w:pPr>
+        <w:spacing w:line="360" w:lineRule="auto" w:after="120"/>
+        <w:ind w:firstLine="420"/>
+        <w:jc w:val="both"/>
+      </w:pPr>
+      <w:r>
+        <w:rPr>
+          <w:rFonts w:ascii="Times New Roman" w:hAnsi="Times New Roman" w:eastAsia="仿宋"/>
+          <w:b w:val="0"/>
+          <w:sz w:val="24"/>
+        </w:rPr>
+        <w:t>药代动力学方面，LYTAC与靶蛋白及受体形成三元复合物后常被一同送入溶酶体降解，体内有效浓度维持时间较短；高更新速率或高表达靶点可能需要更频繁给药（参考文献：《Targeted degradation of membrane and extracellular proteins with LYTACs》[6]）。适体靶向臂虽具合成简便优势，但体内可能面临核酸酶降解和肾脏快速清除，需要通过化学修饰或递送系统改善药代性质；含聚糖或外源蛋白的偶联物还存在潜在免疫原性，需在反复给药动物实验中系统评估（参考文献：《Covalent LYTAC enabled by DNA aptamers for immune checkpoint degradation therapy》[12]；《Aptamer-LYTACs for targeted degradation of extracellular and membrane proteins》[13]）。</w:t>
       </w:r>
     </w:p>
     <w:p>
@@ -1138,7 +897,7 @@
           <w:b w:val="0"/>
           <w:sz w:val="24"/>
         </w:rPr>
-        <w:t>面对上述瓶颈，Fang等的SignalTAC和Liu等的病灶激活前体表明，疾病病理特征本身可作为药物设计输入，为克服组织选择性不足提供了非常规思路（参考文献：《Lysosome-targeting chimeras containing an endocytic signaling motif trigger endocytosis and lysosomal degradation of cell-surface proteins》[17]；《Biomarker-activated multifunctional lysosome-targeting chimeras mediated selective degradation of extracellular amyloid fibrils》[9]）。Huang等揭示的内源性配体竞争是CI-M6PR路线的生物学约束之一（参考文献：《Designed endocytosis-inducing proteins degrade targets and amplify signals》[7]），这一约束在第一节已有论述，在成药性评价阶段则转化为广谱受体路线脱靶风险难以预测的问题。在工艺放大层面，化学偶联路线需解决多步合成、纯化收率和结构确证问题；基因编码路线需解决宿主细胞株稳定性、下游纯化工艺和长期储存条件下的蛋白活性保持。Pance等的KineTAC和Zhang等的iLYTAC虽在实验室规模展现出良好的模块切换能力，但其向GMP生产体系迁移时，仍需重新定义关键工艺参数和放行标准（参考文献：《Modular cytokine receptor-targeting chimeras for targeted degradation of cell surface and extracellular proteins》[11]；《Insulin-like Growth Factor 2 (IGF2)-Fused Lysosomal Targeting Chimeras for Degradation of Extracellular and Membrane Proteins》[15]）。</w:t>
+        <w:t>面对上述瓶颈，Fang等的SignalTAC和Liu等的病灶激活前体表明，疾病病理特征本身可作为药物设计输入，为克服组织选择性不足提供了非常规思路（参考文献：《Lysosome-targeting chimeras containing an endocytic signaling motif trigger endocytosis and lysosomal degradation of cell-surface proteins》[17]；《Biomarker-activated multifunctional lysosome-targeting chimeras mediated selective degradation of extracellular amyloid fibrils》[9]）。从更宏观的靶向蛋白降解格局看，Zhao等指出溶酶体途径与蛋白酶体途径在靶点覆盖面上互补，共同构成靶向蛋白降解技术版图（参考文献：《Targeted protein degradation: mechanisms, strategies and application》[8]）。LYTAC作为溶酶体途径的代表，其独特定位在于覆盖分泌蛋白、膜蛋白和蛋白聚集体等传统小分子和PROTAC均难以充分干预的靶点类别，因此评价LYTAC的研究价值不应简单类比PROTAC的临床进度，而应基于其是否解决了胞外靶点降解这一特定科学问题。Zhong等指出，靶向蛋白降解药物与化疗、免疫治疗或靶向药物的联合应用可能产生协同效应，但也增加了安全性评价的复杂性（参考文献：《Targeted protein degradation: advances in drug discovery and clinical practice》[18]）；LYTAC若进入临床开发，其联合用药方案的设计需充分考虑脱靶降解对正常组织蛋白稳态的影响。</w:t>
       </w:r>
     </w:p>
     <w:p>
@@ -1153,45 +912,7 @@
           <w:b w:val="0"/>
           <w:sz w:val="24"/>
         </w:rPr>
-        <w:t>从更宏观的靶向蛋白降解格局看，Zhao等指出溶酶体途径与蛋白酶体途径在靶点覆盖面上互补，共同构成靶向蛋白降解技术版图（参考文献：《Targeted protein degradation: mechanisms, strategies and application》[8]）。LYTAC作为溶酶体途径的代表，其独特定位在于覆盖分泌蛋白、膜蛋白和蛋白聚集体等传统小分子和PROTAC均难以充分干预的靶点类别，因此评价LYTAC的研究价值不应简单类比PROTAC的临床进度，而应基于其是否解决了胞外靶点降解这一特定科学问题。Zhong等指出，靶向蛋白降解药物与化疗、免疫治疗或靶向药物的联合应用可能产生协同效应，但也增加了安全性评价的复杂性（参考文献：《Targeted protein degradation: advances in drug discovery and clinical practice》[18]）；LYTAC若进入临床开发，其联合用药方案的设计需充分考虑脱靶降解对正常组织蛋白稳态的影响。</w:t>
-      </w:r>
-    </w:p>
-    <w:p>
-      <w:pPr>
-        <w:spacing w:line="360" w:lineRule="auto" w:after="120"/>
-        <w:ind w:firstLine="420"/>
-        <w:jc w:val="both"/>
-      </w:pPr>
-      <w:r>
-        <w:rPr>
-          <w:rFonts w:ascii="Times New Roman" w:hAnsi="Times New Roman" w:eastAsia="仿宋"/>
-          <w:b w:val="0"/>
-          <w:sz w:val="24"/>
-        </w:rPr>
-        <w:t>面向后续研发，优先级较高的方向包括：建立受体-靶点-组织三联匹配的标准决策流程；开发均一性更好的模块化制备工艺；在关键疾病模型中完成降解剂对阻断剂的头对头比较；以及开展系统的体内毒理和药代研究。其中，头对头比较实验应纳入功能终点而不仅是蛋白清除百分比，以明确降解策略相对阻断的真实获益边界。在安全性评价层面，脱靶降解正常组织蛋白是LYTAC特有的风险类型，不同于传统抗体阻断的"占用受体"风险；广谱CI-M6PR路线可能放大脱靶效应的不可预测性，肝定向ASGPR路线虽可缩小降解地理范围，但需评估肝细胞非靶蛋白的意外清除（参考文献：《LYTACs that engage the asialoglycoprotein receptor for targeted protein degradation》[10]）。系统的组织病理学和蛋白组学监测，应成为LYTAC临床前安全性评价的常规组成部分。</w:t>
-      </w:r>
-    </w:p>
-    <w:p>
-      <w:pPr>
-        <w:spacing w:line="360" w:lineRule="auto" w:after="120"/>
-        <w:ind w:firstLine="420"/>
-        <w:jc w:val="both"/>
-      </w:pPr>
-      <w:r>
-        <w:rPr>
-          <w:rFonts w:ascii="Times New Roman" w:hAnsi="Times New Roman" w:eastAsia="仿宋"/>
-          <w:b/>
-          <w:sz w:val="24"/>
-        </w:rPr>
-        <w:t>【本节小结】</w:t>
-      </w:r>
-      <w:r>
-        <w:rPr>
-          <w:rFonts w:ascii="Times New Roman" w:hAnsi="Times New Roman" w:eastAsia="仿宋"/>
-          <w:b w:val="0"/>
-          <w:sz w:val="24"/>
-        </w:rPr>
-        <w:t>LYTAC的核心科学问题已基本明确，成药瓶颈主要集中在工艺可放大性、组织选择性和临床前证据体系三方面。在上述瓶颈未解决前，不宜将LYTAC视为接近临床的成熟技术平台。胞外蛋白降解技术的成药开发本质上需要药物化学、细胞生物学和临床药理学的交叉协作：前者解决模块偶联与均一性，后者解释受体分选与组织定向，临床药理学则定义降解相对阻断的获益边界。单一学科视角的优化难以覆盖从分子设计到体内验证的全链条问题。</w:t>
+        <w:t>面向后续研发，可以优先评估以下方向：建立受体-靶点-组织三联匹配的标准决策流程；开发均一性更好的模块化制备工艺；在关键疾病模型中完成降解剂对阻断剂的头对头比较；以及开展系统的体内毒理和药代研究。头对头比较实验应纳入功能终点而不仅是蛋白清除百分比，以明确降解策略相对阻断的真实获益边界。系统的组织病理学和蛋白组学监测，应成为LYTAC临床前安全性评价的常规组成部分。胞外蛋白降解技术的成药开发本质上需要药物化学、细胞生物学和临床药理学的交叉协作：前者解决模块偶联与均一性，后者解释受体分选与组织定向，临床药理学则定义降解相对阻断的获益边界，单一学科视角的优化难以覆盖从分子设计到体内验证的全链条问题。</w:t>
       </w:r>
     </w:p>
     <w:p>
@@ -1236,7 +957,7 @@
           <w:b w:val="0"/>
           <w:sz w:val="24"/>
         </w:rPr>
-        <w:t>本综述的梳理表明，LYTAC药物研发并非单纯的化学偶联问题，而是受体生物学、模块化分子工程与疾病药理学三者耦合的系统工程。受体选择决定降解的组织定位与通量，三模块平台设计决定靶点切换效率与制备可行性，而体内降解与阻断的头对头比较才是评价临床转化潜力的最终标尺。现有证据支持PD-L1降解在动物模型中可产生优于抗体阻断的免疫激活效应，但肝靶向和神经退行性疾病方向仍缺乏充分的对比数据（参考文献：《LYTACs that engage the asialoglycoprotein receptor for targeted protein degradation》[10]；《Covalent LYTAC enabled by DNA aptamers for immune checkpoint degradation therapy》[12]；《Biomarker-activated multifunctional lysosome-targeting chimeras mediated selective degradation of extracellular amyloid fibrils》[9]）。</w:t>
+        <w:t>综合全文梳理可以看出，LYTAC药物研发并非单纯的化学偶联问题，而是受体生物学、模块化分子工程与疾病药理学三者耦合的系统工程。受体选择决定降解的组织定位与通量，三模块平台设计决定靶点切换效率与制备可行性，而体内降解与阻断的头对头比较才是评价临床转化潜力的最终标尺。现有证据支持PD-L1降解在动物模型中可产生优于抗体阻断的免疫激活效应，但肝靶向和神经退行性疾病方向仍缺乏充分的对比数据（参考文献：《LYTACs that engage the asialoglycoprotein receptor for targeted protein degradation》[10]；《Covalent LYTAC enabled by DNA aptamers for immune checkpoint degradation therapy》[12]；《Biomarker-activated multifunctional lysosome-targeting chimeras mediated selective degradation of extracellular amyloid fibrils》[9]）。</w:t>
       </w:r>
     </w:p>
     <w:p>
@@ -1251,7 +972,7 @@
           <w:b w:val="0"/>
           <w:sz w:val="24"/>
         </w:rPr>
-        <w:t>从研究发展规律看，LYTAC正经历PROTAC早期所经历的"概念验证—平台分化—临床前聚焦"阶段。Bekes等和Zhong等关于PROTAC临床转化的回顾提示，降解技术从实验室走向临床需同步解决机制确证、工艺放大和监管路径三大问题（参考文献：《PROTAC targeted protein degraders: the past is prologue》[1]；《Targeted protein degradation: advances in drug discovery and clinical practice》[18]）。LYTAC目前尚无任何人体临床试验报道，在可放大制备、组织选择性、药代动力学和长期安全性方面仍存在明显短板。本综述认为，后续研究应优先聚焦以下方向：建立"靶点-受体-组织"三联匹配的标准决策流程，避免盲目追求体外降解率；推动化学聚糖路线与基因编码路线的工艺标准化，解决批次均一性和放大生产问题；在PD-L1、EGFR等关键靶点上系统开展降解剂对阻断剂的头对头动物实验；探索病灶激活、内吞信号肽融合等非常规策略，以克服全身给药脱靶和受体竞争等生物学约束（参考文献：《Biomarker-activated multifunctional lysosome-targeting chimeras mediated selective degradation of extracellular amyloid fibrils》[9]；《Designed endocytosis-inducing proteins degrade targets and amplify signals》[7]；《Lysosome-Targeting Chimera Using Mannose-6-Phosphate Glycans Derived from Glyco-Engineered Yeast》[16]；《Lysosome-targeting chimeras containing an endocytic signaling motif trigger endocytosis and lysosomal degradation of cell-surface proteins》[17]）。</w:t>
+        <w:t>从研究发展规律看，LYTAC正经历PROTAC早期所经历的"概念验证—平台分化—临床前聚焦"阶段。Bekes等和Zhong等关于PROTAC临床转化的回顾提示，降解技术从实验室走向临床需同步解决机制确证、工艺放大和监管路径三大问题（参考文献：《PROTAC targeted protein degraders: the past is prologue》[1]；《Targeted protein degradation: advances in drug discovery and clinical practice》[18]）。LYTAC目前尚无任何人体临床试验报道，在可放大制备、组织选择性、药代动力学和长期安全性方面仍存在明显短板。后续研究可优先聚焦以下方向：建立"靶点-受体-组织"三联匹配的标准决策流程，避免盲目追求体外降解率；推动化学聚糖路线与基因编码路线的工艺标准化，解决批次均一性和放大生产问题；在PD-L1、EGFR等关键靶点上系统开展降解剂对阻断剂的头对头动物实验；探索病灶激活、内吞信号肽融合等非常规策略，以克服全身给药脱靶和受体竞争等生物学约束（参考文献：《Biomarker-activated multifunctional lysosome-targeting chimeras mediated selective degradation of extracellular amyloid fibrils》[9]；《Designed endocytosis-inducing proteins degrade targets and amplify signals》[7]；《Lysosome-Targeting Chimera Using Mannose-6-Phosphate Glycans Derived from Glyco-Engineered Yeast》[16]；《Lysosome-targeting chimeras containing an endocytic signaling motif trigger endocytosis and lysosomal degradation of cell-surface proteins》[17]）。</w:t>
       </w:r>
     </w:p>
     <w:p>
@@ -1266,22 +987,7 @@
           <w:b w:val="0"/>
           <w:sz w:val="24"/>
         </w:rPr>
-        <w:t>总体而言，LYTAC代表了靶向蛋白降解领域的重要拓展方向。其长期价值不仅在于提供新的分子工具，更在于推动药物研发从"功能抑制"向"蛋白清除"的理念转变。随着受体生物学认识的深入和模块化制备技术的成熟，LYTAC有望在肿瘤免疫、肝靶向代谢病和神经退行性疾病等领域成为具有独特竞争优势的候选药物策略，但其成药前景仍有赖于临床前数据的系统积累与严格验证。</w:t>
-      </w:r>
-    </w:p>
-    <w:p>
-      <w:pPr>
-        <w:spacing w:line="360" w:lineRule="auto" w:after="120"/>
-        <w:ind w:firstLine="420"/>
-        <w:jc w:val="both"/>
-      </w:pPr>
-      <w:r>
-        <w:rPr>
-          <w:rFonts w:ascii="Times New Roman" w:hAnsi="Times New Roman" w:eastAsia="仿宋"/>
-          <w:b w:val="0"/>
-          <w:sz w:val="24"/>
-        </w:rPr>
-        <w:t>对本领域的深入研读亦提示，LYTAC研究正在从"证明新概念"转向"解决可开发性问题"，这一转变要求研究者同时具备细胞生物学、药物化学和疾病药理学的交叉视野。只有将受体决策、模块工程和体内验证三条主线贯通，才能推动LYTAC从学术热点成长为具有临床竞争力的药物技术。本综述的结构安排亦体现了上述逻辑：第一节聚焦"选哪个受体、为什么"，第二节聚焦"如何装配分子模块"，第三、四节分别评估疾病证据与转化障碍——这一分层有助于读者在每一节获得清晰、不重叠的信息增量，也为后续研究者判断自身工作应定位于"概念验证""平台优化"还是"体内药效比较"提供了参照框架。</w:t>
+        <w:t>总体而言，LYTAC代表了靶向蛋白降解领域的重要拓展方向。其长期价值不仅在于提供新的分子工具，更在于推动药物研发从"功能抑制"向"蛋白清除"的理念转变。随着受体生物学认识的深入和模块化制备技术的成熟，LYTAC有望在肿瘤免疫、肝靶向代谢病和神经退行性疾病等领域成为具有独特竞争优势的候选药物策略，但其成药前景仍有赖于临床前数据的系统积累与严格验证。只有将受体决策、模块工程和体内验证三条主线贯通，才能推动LYTAC从学术热点成长为具有临床竞争力的药物技术。</w:t>
       </w:r>
     </w:p>
     <w:p>

--- a/LYTAC技术药物研发综述.docx
+++ b/LYTAC技术药物研发综述.docx
@@ -192,7 +192,7 @@
           <w:b w:val="0"/>
           <w:sz w:val="24"/>
         </w:rPr>
-        <w:t>验证溶酶体途径通常需联合溶酶体抑制剂、受体敲除或配体竞争，以及遗传学筛选鉴定内吞分选相关基因。Banik等通过CRISPR干扰筛选发现，exocyst复合体参与调控CI-M6PR的膜面呈现，由此可以看出受体可及性本身会是降解效率的上游决定因素（参考文献：《Lysosome-targeting chimaeras for degradation of extracellular proteins》[2]）。</w:t>
+        <w:t>验证溶酶体途径通常需联合溶酶体抑制剂、受体敲除或配体竞争，以及遗传学筛选鉴定内吞分选相关基因。Banik等通过CRISPR干扰筛选发现，exocyst复合体参与调控CI-M6PR的膜面呈现，由此可以看出受体可及性本身会是降解效率的上游决定因素。</w:t>
       </w:r>
     </w:p>
     <w:p>
@@ -252,7 +252,7 @@
           <w:b w:val="0"/>
           <w:sz w:val="24"/>
         </w:rPr>
-        <w:t>第三类是可拓展型受体，指那些目前研究还不多、但未来有可能用于组织靶向的受体，如整合素、清道夫受体等。其组织表达谱各不相同，相关降解策略还处在探索阶段，但为非常规组织靶向提供了潜在选项。选择可拓展型受体时，需要重点测试其在靶组织的表达丰度、内吞效率及与靶蛋白的共定位条件，避免因受体数据不完整而导致降解位置偏离预期（参考文献：《Emerging protein degradation strategies: expanding the scope to extracellular and membrane proteins》[5]）。以上是按受体类型进行粗略分类的框架，但在实际研发中，某一靶点究竟适合哪类受体，还需结合靶蛋白和疾病场景做逐项评估。</w:t>
+        <w:t>第三类是可拓展型受体，指那些目前研究还不多、但未来有可能用于组织靶向的受体，如整合素、清道夫受体等。其组织表达谱各不相同，相关降解策略还处在探索阶段，但为非常规组织靶向提供了潜在选项。选择可拓展型受体时，需要重点测试其在靶组织的表达丰度、内吞效率及与靶蛋白的共定位条件，避免因受体数据不完整而导致降解位置偏离预期。以上是按受体类型进行粗略分类的框架，但在实际研发中，某一靶点究竟适合哪类受体，还需结合靶蛋白和疾病场景做逐项评估。</w:t>
       </w:r>
     </w:p>
     <w:p>
@@ -312,7 +312,7 @@
           <w:b w:val="0"/>
           <w:sz w:val="24"/>
         </w:rPr>
-        <w:t>受体表达密度与膜周转速率也是影响LYTAC受体选择的重要生物学变量：在受体表达水平较低的细胞系中，即便配体亲和力很高，有效三元复合物形成的概率仍可能受限；在膜周转较快的细胞中，内吞效率较高但受体回收亦更活跃，需通过时间分辨的降解动力学实验进行区分。对于分泌蛋白靶点，分泌蛋白在胞外处于合成、分泌与清除的持续动态中，降解剂能否在稳态下将其维持在低水平，取决于这一动态平衡，这与膜蛋白靶点的评估逻辑有本质不同（参考文献：《Targeted degradation of membrane and extracellular proteins with LYTACs》[6]）。</w:t>
+        <w:t>受体表达密度与膜周转速率也是影响LYTAC受体选择的重要生物学变量：在受体表达水平较低的细胞系中，即便配体亲和力很高，有效三元复合物形成的概率仍可能受限；在膜周转较快的细胞中，内吞效率较高但受体回收亦更活跃，需通过时间分辨的降解动力学实验进行区分。对于分泌蛋白靶点，分泌蛋白在胞外处于合成、分泌与清除的持续动态中，降解剂能否在稳态下将其维持在低水平，取决于这一动态平衡，这与膜蛋白靶点的评估逻辑有本质不同。</w:t>
       </w:r>
     </w:p>
     <w:p>
@@ -402,7 +402,7 @@
           <w:b w:val="0"/>
           <w:sz w:val="24"/>
         </w:rPr>
-        <w:t>第一节确定受体类型之后，LYTAC分子便可拆解为三个可独立替换的功能模块：靶向臂负责结合靶蛋白，受体臂负责触发内吞与溶酶体分选，连接子则调控两模块的间距与偶联均一性。三模块彼此解耦，使LYTAC具备平台化属性——同一受体臂可搭配不同靶向臂以切换靶点，同一靶向臂亦可更换受体臂以改变组织分布，而不是为每个靶点从头设计全新分子（参考文献：《Targeted degradation of membrane and extracellular proteins with LYTACs》[6]）。</w:t>
+        <w:t>第一节确定受体类型之后，LYTAC分子便可拆解为三个可独立替换的功能模块：靶向臂负责结合靶蛋白，受体臂负责触发内吞与溶酶体分选，连接子则调控两模块的间距与偶联均一性。三模块彼此解耦，使LYTAC具备平台化属性——同一受体臂可搭配不同靶向臂以切换靶点，同一靶向臂亦可更换受体臂以改变组织分布，而不是为每个靶点从头设计全新分子。</w:t>
       </w:r>
     </w:p>
     <w:p>
@@ -417,7 +417,7 @@
           <w:b w:val="0"/>
           <w:sz w:val="24"/>
         </w:rPr>
-        <w:t>靶向臂的可选范围已从抗体扩展至小分子、肽段、适体和基因编码结合蛋白。抗体亲和力强、制备路线成熟，是多数早期平台的默认选择；Banik等在初代LYTAC中分别使用抗体和小分子结合EGFR等靶点，数小时内显著降低EGFR、CD71、PD-L1及ApoE4等蛋白水平，溶酶体抑制剂可阻断该效应，首次将"靶向臂-受体臂-连接子"三模块概念与多靶点可降解性一并验证（参考文献：《Lysosome-targeting chimaeras for degradation of extracellular proteins》[2]）。小分子与肽段分子量较低、组织渗透性较好，Caianiello等的MoDE-A以双功能小分子同时结合靶蛋白和ASGPR，实现了整合素等靶点的溶酶体降解（参考文献：《Bifunctional small molecules that mediate the degradation of extracellular proteins》[14]）；Ahn等以肽段结合剂降解整合素，说明靶向臂不必局限于完整抗体（参考文献：《LYTACs that engage the asialoglycoprotein receptor for targeted protein degradation》[10]）。适体兼具合成简便和可化学修饰的优势，Wu等以适体连接tri-GalNAc，在肝细胞中实现了PDGF和PTK7的降解（参考文献：《Aptamer-LYTACs for targeted degradation of extracellular and membrane proteins》[13]）；Li等设计DNA适体靶向PD-L1，通过生物正交反应增强适体与靶蛋白的共价结合，再偶联溶酶体靶向模块，在肿瘤动物模型中诱导了强于抗PD-L1抗体的T细胞浸润和细胞因子释放（参考文献：《Covalent LYTAC enabled by DNA aptamers for immune checkpoint degradation therapy》[12]）。基因编码结合蛋白（affibody、纳米抗体、IgG结合Z结构域等）可与受体臂融合表达，缩短靶点切换周期：Zhang等的iLYTAC以多种结合蛋白为靶向臂、IGF2为受体臂，覆盖EGFR、PD-L1、CD20和α-突触核蛋白等靶点（参考文献：《Insulin-like Growth Factor 2 (IGF2)-Fused Lysosomal Targeting Chimeras for Degradation of Extracellular and Membrane Proteins》[15]）；Huang等的EndoTag融合不同靶蛋白结合蛋白后，可定向至IGF2R或ASGPR等不同受体（参考文献：《Designed endocytosis-inducing proteins degrade targets and amplify signals》[7]）。以上是靶向臂的主要类型，实际选择时需在亲和力、分子量、可修饰性和制备成本之间权衡：较小分子量的靶向臂有利于组织渗透，高亲和力抗体或共价适体则更有利于维持高更新速率靶点的降解通量。</w:t>
+        <w:t>靶向臂的可选范围已从抗体扩展至小分子、肽段、适体和基因编码结合蛋白。抗体亲和力强、制备路线成熟，是多数早期平台的默认选择。小分子与肽段分子量较低、组织渗透性较好，Caianiello等的MoDE-A以双功能小分子同时结合靶蛋白和ASGPR，实现了整合素等靶点的溶酶体降解（参考文献：《Bifunctional small molecules that mediate the degradation of extracellular proteins》[14]）。适体兼具合成简便和可化学修饰的优势，Wu等以适体连接tri-GalNAc，在肝细胞中实现了PDGF和PTK7的降解（参考文献：《Aptamer-LYTACs for targeted degradation of extracellular and membrane proteins》[13]）。基因编码结合蛋白（affibody、纳米抗体、IgG结合Z结构域等）可与受体臂融合表达，缩短靶点切换周期：Zhang等的iLYTAC以多种结合蛋白为靶向臂、IGF2为受体臂，覆盖EGFR、PD-L1、CD20和α-突触核蛋白等靶点（参考文献：《Insulin-like Growth Factor 2 (IGF2)-Fused Lysosomal Targeting Chimeras for Degradation of Extracellular and Membrane Proteins》[15]）。以上是靶向臂的主要类型，实际选择时需在亲和力、分子量、可修饰性和制备成本之间权衡：较小分子量的靶向臂有利于组织渗透，高亲和力抗体或共价适体则更有利于维持高更新速率靶点的降解通量。</w:t>
       </w:r>
     </w:p>
     <w:p>
@@ -432,7 +432,7 @@
           <w:b w:val="0"/>
           <w:sz w:val="24"/>
         </w:rPr>
-        <w:t>受体臂的工程实现可按"化学偶联"与"基因编码"两条主线理解，并应以前述第一节的受体生物学依据为选型前提。基于CI-M6PR广谱受体，化学偶联路线以多价M6P聚糖为典型受体臂；Banik等采用化学合成M6P聚糖与靶向模块偶联，奠定了聚糖-蛋白LYTAC的基本架构（参考文献：《Lysosome-targeting chimaeras for degradation of extracellular proteins》[2]），Kim等以糖工程酵母发酵制备人源兼容的gyM6pG聚糖，通过无铜点击化学与纳米抗体偶联，在沿用CI-M6PR受体臂的同时降低了聚糖合成门槛（参考文献：《Lysosome-Targeting Chimera Using Mannose-6-Phosphate Glycans Derived from Glyco-Engineered Yeast》[16]）。基于ASGPR肝靶向受体，化学偶联路线主要采用tri-GalNAc配体与靶向臂偶联；Ahn等构建GalNAc-LYTAC，在肝细胞中实现EGFR高效降解，与抑制性抗体相比，对EGFR下游信号抑制更持久，可以看出受体臂更换会直接改变降解发生的组织部位（参考文献：《LYTACs that engage the asialoglycoprotein receptor for targeted protein degradation》[10]）。Wu等的Apt-LYTAC将适体靶向臂与tri-GalNAc受体臂组合，进一步验证了肝定向化学偶联平台的模块可替换性（参考文献：《Aptamer-LYTACs for targeted degradation of extracellular and membrane proteins》[13]）。</w:t>
+        <w:t>受体臂的工程实现可按"化学偶联"与"基因编码"两条主线理解，并应以前述第一节的受体生物学依据为选型前提。基于CI-M6PR广谱受体，化学偶联路线以多价M6P聚糖为典型受体臂；Kim等以糖工程酵母发酵制备人源兼容的gyM6pG聚糖，通过无铜点击化学与纳米抗体偶联，在沿用CI-M6PR受体臂的同时降低了聚糖合成门槛（参考文献：《Lysosome-Targeting Chimera Using Mannose-6-Phosphate Glycans Derived from Glyco-Engineered Yeast》[16]）。基于ASGPR肝靶向受体，化学偶联路线主要采用tri-GalNAc配体与靶向臂偶联。基因编码受体臂绕开复杂聚糖化学，适合需要频繁切换靶点的发现阶段：Pance等以双特异性蛋白为骨架，一条臂结合细胞因子受体（如CXCR7），另一条臂结合靶蛋白，利用CXCL12等配体触发受体内吞，针对多个靶点构建KineTAC，降解效率介于51%至93%之间，且可通过哺乳动物细胞表达生产（参考文献：《Modular cytokine receptor-targeting chimeras for targeted degradation of cell surface and extracellular proteins》[11]）。该策略将受体臂功能嵌入天然内吞过程，但需评估配体占用对受体生理信号传导的干扰。此外，Fang等的SignalTAC将CI-M6PR来源的酪氨酸基内吞信号肽P3与靶蛋白结合模块融合，在不依赖外源聚糖配体的情况下诱导靶蛋白溶酶体降解（参考文献：《Lysosome-targeting chimeras containing an endocytic signaling motif trigger endocytosis and lysosomal degradation of cell-surface proteins》[17]）。该路线将受体臂功能转化为内源性分选信号，组织定向性取决于内吞信号来源与靶细胞分选机器的差异。</w:t>
       </w:r>
     </w:p>
     <w:p>
@@ -447,7 +447,7 @@
           <w:b w:val="0"/>
           <w:sz w:val="24"/>
         </w:rPr>
-        <w:t>基因编码受体臂绕开复杂聚糖化学，适合需要频繁切换靶点的发现阶段。其中一条路线是利用细胞因子受体等天然高周转膜蛋白触发靶蛋白共内化：Pance等以双特异性蛋白为骨架，一条臂结合细胞因子受体（如CXCR7），另一条臂结合靶蛋白，利用CXCL12等配体触发受体内吞，针对PD-L1、HER2、PD-1、EGFR、CDCP1和TROP2等靶点构建KineTAC，降解效率介于51%至93%之间，且可通过哺乳动物细胞表达生产，更换靶蛋白结合臂无需重新进行聚糖化学合成（参考文献：《Modular cytokine receptor-targeting chimeras for targeted degradation of cell surface and extracellular proteins》[11]）。该策略将受体臂功能嵌入天然内吞过程，但需评估配体占用对受体生理信号传导的干扰。另一条基因编码路线仍以经典LTR为终点：Zhang等的iLYTAC以IGF2多肽结合CI-M6PR，Huang等的EndoTag以人工设计蛋白结合IGF2R或ASGPR，二者均避免了聚糖化学修饰（参考文献：《Designed endocytosis-inducing proteins degrade targets and amplify signals》[7]；《Insulin-like Growth Factor 2 (IGF2)-Fused Lysosomal Targeting Chimeras for Degradation of Extracellular and Membrane Proteins》[15]）。此外，还存在绕过外源LTR配体、直接利用内吞分选信号的策略：Fang等的SignalTAC将CI-M6PR来源的酪氨酸基内吞信号肽P3与靶蛋白结合模块融合，在不依赖外源聚糖配体的情况下诱导靶蛋白溶酶体降解，在膜蛋白靶向降解中显示出优于亲本抗体的活性（参考文献：《Lysosome-targeting chimeras containing an endocytic signaling motif trigger endocytosis and lysosomal degradation of cell-surface proteins》[17]）。该路线将受体臂功能转化为内源性分选信号，组织定向性取决于内吞信号来源与靶细胞分选机器的差异。</w:t>
+        <w:t>连接子模块决定两个功能臂的空间排布与偶联均一性，其设计并非独立的化学细节，而是与靶向臂-受体臂组合能否形成有效三元复合物直接相关。化学偶联路线中，偶联位点和偶联数不一致会直接影响降解活性重现性；基因编码路线中，柔性肽链的长度和氨基酸组成影响融合蛋白的表达与折叠。</w:t>
       </w:r>
     </w:p>
     <w:p>
@@ -462,22 +462,7 @@
           <w:b w:val="0"/>
           <w:sz w:val="24"/>
         </w:rPr>
-        <w:t>连接子模块决定两个功能臂的空间排布与偶联均一性，其设计并非独立的化学细节，而是与靶向臂-受体臂组合能否形成有效三元复合物直接相关。Ahn等在抗体Fc区定点偶联tri-GalNAc，改善了GalNAc-LYTAC的体内稳定性（参考文献：《LYTACs that engage the asialoglycoprotein receptor for targeted protein degradation》[10]）。Li等在综述中指出，连接子过长不利于三元复合物形成，过短则限制构象调整；配体价态过高亦可能引发非特异性聚集（参考文献：《Targeted degradation of membrane and extracellular proteins with LYTACs》[6]）。Fang等在SignalTAC中通过优化靶蛋白结合模块与内吞信号肽之间的肽链接头，实现了膜蛋白的高效降解（参考文献：《Lysosome-targeting chimeras containing an endocytic signaling motif trigger endocytosis and lysosomal degradation of cell-surface proteins》[17]）。化学偶联路线中，偶联位点和偶联数不一致会直接影响降解活性重现性；基因编码路线中，柔性肽链的长度和氨基酸组成影响融合蛋白的表达与折叠。</w:t>
-      </w:r>
-    </w:p>
-    <w:p>
-      <w:pPr>
-        <w:spacing w:line="360" w:lineRule="auto" w:after="120"/>
-        <w:ind w:firstLine="420"/>
-        <w:jc w:val="both"/>
-      </w:pPr>
-      <w:r>
-        <w:rPr>
-          <w:rFonts w:ascii="Times New Roman" w:hAnsi="Times New Roman" w:eastAsia="仿宋"/>
-          <w:b w:val="0"/>
-          <w:sz w:val="24"/>
-        </w:rPr>
-        <w:t>按三模块组合逻辑，现有LYTAC变体可归纳为若干典型平台：聚糖-抗体平台（Banik、Kim）、GalNAc-肝靶向平台（Ahn、Wu）、适体-共价平台（Li）、双特异性蛋白平台（Pance、Huang、Zhang）和小分子-受体平台（Caianiello）（参考文献：《Lysosome-targeting chimaeras for degradation of extracellular proteins》[2]；《LYTACs that engage the asialoglycoprotein receptor for targeted protein degradation》[10]；《Covalent LYTAC enabled by DNA aptamers for immune checkpoint degradation therapy》[12]；《Aptamer-LYTACs for targeted degradation of extracellular and membrane proteins》[13]；《Bifunctional small molecules that mediate the degradation of extracellular proteins》[14]；《Designed endocytosis-inducing proteins degrade targets and amplify signals》[7]；《Insulin-like Growth Factor 2 (IGF2)-Fused Lysosomal Targeting Chimeras for Degradation of Extracellular and Membrane Proteins》[15]；《Lysosome-Targeting Chimera Using Mannose-6-Phosphate Glycans Derived from Glyco-Engineered Yeast》[16]）。制备路线可按受体臂类型分为化学偶联聚糖臂（Banik、Kim）、化学合成小分子臂（Caianiello）和基因编码蛋白臂（Pance、Huang、Zhang、Fang）三条主线：前者便于精细调控结构，后者在批次均一性和靶点切换速度上更有优势。各平台在制备难度、靶点切换灵活性和组织定向能力上各有权衡，选择时应与第一节确定的受体类型和疾病场景相匹配，而不是单纯追求体外降解率最高。发现阶段可优先评估KineTAC或iLYTAC等基因编码平台；需要精细调节配体价态和连接子长度的优化阶段，则更适合化学偶联平台（参考文献：《Modular cytokine receptor-targeting chimeras for targeted degradation of cell surface and extracellular proteins》[11]；《Insulin-like Growth Factor 2 (IGF2)-Fused Lysosomal Targeting Chimeras for Degradation of Extracellular and Membrane Proteins》[15]；《Lysosome-Targeting Chimera Using Mannose-6-Phosphate Glycans Derived from Glyco-Engineered Yeast》[16]）。无论采用哪条制备主线，均需在临床前阶段明确关键质量属性与降解活性的关联，否则难以支撑工艺放大和监管申报。</w:t>
+        <w:t>按三模块组合逻辑，现有LYTAC变体可归纳为聚糖-抗体、GalNAc-肝靶向、适体-共价、双特异性蛋白和小分子-受体等典型平台，制备路线则可分为化学偶联聚糖臂、化学合成小分子臂和基因编码蛋白臂三条主线。各平台在制备难度、靶点切换灵活性和组织定向能力上各有权衡，选择时应与第一节确定的受体类型和疾病场景相匹配，而不是单纯追求体外降解率最高。发现阶段可优先评估KineTAC或iLYTAC等基因编码平台；需要精细调节配体价态和连接子长度的优化阶段，则更适合化学偶联平台。无论采用哪条制备主线，均需在临床前阶段明确关键质量属性与降解活性的关联，否则难以支撑工艺放大和监管申报。</w:t>
       </w:r>
     </w:p>
     <w:p>
@@ -597,7 +582,7 @@
           <w:b w:val="0"/>
           <w:sz w:val="24"/>
         </w:rPr>
-        <w:t>Pance等（2023）试图以基因编码方式解决化学合成聚糖-蛋白LYTAC在制备均一性和靶点切换速度方面的瓶颈。作者以双特异性蛋白为骨架，一条臂结合细胞因子受体（如CXCR7），另一条臂结合靶蛋白，利用CXCL12等配体触发受体内吞，将受体臂功能嵌入天然内吞过程，绕开了CI-M6PR路线的内源性配体竞争问题，但引入了对细胞因子受体生理功能的占用风险。该平台针对PD-L1、HER2、PD-1、EGFR、CDCP1和TROP2等靶点构建KineTAC，降解效率介于51%至93%之间，且可通过哺乳动物细胞表达生产，更换靶蛋白结合臂无需重新进行聚糖化学合成。KineTAC为化学LYTAC提供了基因编码替代路线，特别适合发现阶段需要频繁筛选靶点的场景；然而，该平台尚未系统比较降解剂与阻断抗体的功能差异，其向GMP生产体系迁移时的质控标准也有待建立（参考文献：《Modular cytokine receptor-targeting chimeras for targeted degradation of cell surface and extracellular proteins》[11]）。</w:t>
+        <w:t>Pance等（2023）试图以基因编码方式解决化学合成聚糖-蛋白LYTAC在制备均一性和靶点切换速度方面的瓶颈。作者以双特异性蛋白为骨架，利用CXCL12等配体触发受体内吞，将受体臂功能嵌入天然内吞过程，绕开了CI-M6PR路线的内源性配体竞争问题，但引入了对细胞因子受体生理功能的占用风险。该平台针对PD-L1、HER2、PD-1、EGFR、CDCP1和TROP2等靶点构建KineTAC，降解效率介于51%至93%之间，且可通过哺乳动物细胞表达生产，更换靶蛋白结合臂无需重新进行聚糖化学合成。KineTAC为化学LYTAC提供了基因编码替代路线，特别适合发现阶段需要频繁筛选靶点的场景；然而，该平台尚未系统比较降解剂与阻断抗体的功能差异，其向GMP生产体系迁移时的质控标准也有待建立（参考文献：《Modular cytokine receptor-targeting chimeras for targeted degradation of cell surface and extracellular proteins》[11]）。</w:t>
       </w:r>
     </w:p>
     <w:p>
@@ -717,7 +702,7 @@
           <w:b w:val="0"/>
           <w:sz w:val="24"/>
         </w:rPr>
-        <w:t>前两节分别从受体生物学和分子工程角度建立了LYTAC的分析框架，本节转向疾病场景，评估降解策略相对单纯阻断可能带来哪些增益，以及目前证据尚不足以支持哪些外推。评价时不宜用同一标准衡量所有适应症，而应根据靶蛋白清除幅度、下游信号抑制持续时间、免疫功能激活程度及全身脱靶风险等指标，结合具体疾病场景逐项判断（参考文献：《Targeted degradation of membrane and extracellular proteins with LYTACs》[6]）。</w:t>
+        <w:t>前两节分别从受体生物学和分子工程角度建立了LYTAC的分析框架，本节转向疾病场景，评估降解策略相对单纯阻断可能带来哪些增益，以及目前证据尚不足以支持哪些外推。评价时不宜用同一标准衡量所有适应症，而应根据靶蛋白清除幅度、下游信号抑制持续时间、免疫功能激活程度及全身脱靶风险等指标，结合具体疾病场景逐项判断。</w:t>
       </w:r>
     </w:p>
     <w:p>
@@ -732,7 +717,7 @@
           <w:b w:val="0"/>
           <w:sz w:val="24"/>
         </w:rPr>
-        <w:t>在肿瘤免疫方向，PD-L1是最具代表性的比较靶点。Banik等首次证明PD-L1可被LYTAC降解（参考文献：《Lysosome-targeting chimaeras for degradation of extracellular proteins》[2]）；Li等的共价适体LYTAC在肿瘤模型中不仅降解PD-L1，还诱导了强于抗PD-L1抗体的T细胞浸润和细胞因子释放（参考文献：《Covalent LYTAC enabled by DNA aptamers for immune checkpoint degradation therapy》[12]）。Huang等的EndoTag融合PD-L1抗体在小鼠肿瘤模型中的疗效亦显著优于抗体单药（参考文献：《Designed endocytosis-inducing proteins degrade targets and amplify signals》[7]）；Kim等的LYTACgyM6pG降解PD-L1后，增强T细胞杀伤肿瘤细胞的效率高于纳米抗体单用（参考文献：《Lysosome-Targeting Chimera Using Mannose-6-Phosphate Glycans Derived from Glyco-Engineered Yeast》[16]）。上述结果支持：在PD-L1靶点上，降解策略在激活抗肿瘤免疫方面可能具有超越阻断的增益，但该结论目前仍限于动物模型，人体验证尚缺。在肿瘤膜蛋白靶点拓展方面，Pance等的KineTAC在HER2、TROP2等靶点上实现了51%—93%的降解效率（参考文献：《Modular cytokine receptor-targeting chimeras for targeted degradation of cell surface and extracellular proteins》[11]）；Zhang等的iLYTAC在异种移植瘤模型中验证了抗肿瘤活性（参考文献：《Insulin-like Growth Factor 2 (IGF2)-Fused Lysosomal Targeting Chimeras for Degradation of Extracellular and Membrane Proteins》[15]）。对于高更新速率的膜蛋白靶点，仍须评估靶蛋白重新合成是否会抵消降解效应，需在长期给药实验中加以考察（参考文献：《Targeted degradation of membrane and extracellular proteins with LYTACs》[6]）。</w:t>
+        <w:t>在肿瘤免疫方向，PD-L1是最具代表性的比较靶点。第二节已述Banik等首次证明PD-L1可被LYTAC降解，Li等的共价适体LYTAC在肿瘤模型中诱导了强于抗PD-L1抗体的T细胞浸润和细胞因子释放。此外，Huang等的EndoTag融合PD-L1抗体在小鼠肿瘤模型中的疗效显著优于抗体单药（参考文献：《Designed endocytosis-inducing proteins degrade targets and amplify signals》[7]）；Kim等的LYTACgyM6pG降解PD-L1后，增强T细胞杀伤肿瘤细胞的效率高于纳米抗体单用（参考文献：《Lysosome-Targeting Chimera Using Mannose-6-Phosphate Glycans Derived from Glyco-Engineered Yeast》[16]）。上述结果支持：在PD-L1靶点上，降解策略在激活抗肿瘤免疫方面可能具有超越阻断的增益，但该结论目前仍限于动物模型，人体验证尚缺。在肿瘤膜蛋白靶点拓展方面，Pance等的KineTAC在HER2、TROP2等靶点上实现了51%—93%的降解效率；Zhang等的iLYTAC在异种移植瘤模型中验证了抗肿瘤活性。对于高更新速率的膜蛋白靶点，仍须评估靶蛋白重新合成是否会抵消降解效应，需在长期给药实验中加以考察。</w:t>
       </w:r>
     </w:p>
     <w:p>
@@ -747,7 +732,7 @@
           <w:b w:val="0"/>
           <w:sz w:val="24"/>
         </w:rPr>
-        <w:t>在肝靶向方向，Ahn等比较了GalNAc-LYTAC与抑制性抗体对EGFR的效应：降解策略对EGFR下游信号的抑制更持久，且以肽段为靶向臂亦可降解整合素并抑制癌细胞增殖（参考文献：《LYTACs that engage the asialoglycoprotein receptor for targeted protein degradation》[10]）。Wu等的Apt-LYTAC在肝细胞中实现了PDGF和PTK7的降解，证明适体靶向臂与肝定向受体臂的组合具有可行性（参考文献：《Aptamer-LYTACs for targeted degradation of extracellular and membrane proteins》[13]）。肝靶向场景下，降解的增益主要体现在局部靶蛋白清除和全身脱靶风险降低，而不是与阻断剂的头对头药效比较；这与第二节Ahn实例的结论相互呼应——肝定向的价值首先体现在"在哪里降解"，其次才是"降解多少"。</w:t>
+        <w:t>在肝靶向方向，第二节Ahn实例已表明GalNAc-LYTAC对EGFR下游信号的抑制较抗体更持久；Wu等的Apt-LYTAC在肝细胞中实现了PDGF和PTK7的降解，证明适体靶向臂与肝定向受体臂的组合具有可行性。肝靶向场景下，降解的增益主要体现在局部靶蛋白清除和全身脱靶风险降低，而不是与阻断剂的头对头药效比较——肝定向的价值首先体现在"在哪里降解"，其次才是"降解多少"。</w:t>
       </w:r>
     </w:p>
     <w:p>
@@ -762,7 +747,7 @@
           <w:b w:val="0"/>
           <w:sz w:val="24"/>
         </w:rPr>
-        <w:t>在药效学评价方法上，建议将"蛋白清除动力学"与"功能终点"联合考察：前者反映降解机制是否有效，后者反映降解是否产生预期的生物学后果。仅报告某一时间点的蛋白残留百分比，不足以支持降解优于阻断的判断。Li等和Fang等的研究分别从免疫检查点和膜蛋白靶点提供了"功能终点优于阻断对照"的体内证据（参考文献：《Covalent LYTAC enabled by DNA aptamers for immune checkpoint degradation therapy》[12]；《Lysosome-targeting chimeras containing an endocytic signaling motif trigger endocytosis and lysosomal degradation of cell-surface proteins》[17]），但其外推范围仍受动物模型和给药方案所限。疾病验证不能停留在"蛋白下降了百分之几"，而必须追问"下降之后产生了什么生物学后果"。</w:t>
+        <w:t>在药效学评价方法上，建议将"蛋白清除动力学"与"功能终点"联合考察：前者反映降解机制是否有效，后者反映降解是否产生预期的生物学后果。仅报告某一时间点的蛋白残留百分比，不足以支持降解优于阻断的判断。Li等和Fang等的研究分别从免疫检查点和膜蛋白靶点提供了"功能终点优于阻断对照"的体内证据，但其外推范围仍受动物模型和给药方案所限。疾病验证不能停留在"蛋白下降了百分之几"，而必须追问"下降之后产生了什么生物学后果"。</w:t>
       </w:r>
     </w:p>
     <w:p>
@@ -777,7 +762,7 @@
           <w:b w:val="0"/>
           <w:sz w:val="24"/>
         </w:rPr>
-        <w:t>在神经退行性疾病方向，Liu等设计了病灶激活LYTAC前体：利用Aβ沉积区铜离子催化点击反应原位生成活性分子，经CD206受体介导Aβ纤维溶酶体降解（参考文献：《Biomarker-activated multifunctional lysosome-targeting chimeras mediated selective degradation of extracellular amyloid fibrils》[9]）。该领域尚缺乏降解与阻断的直接对照实验，但病灶激活策略本身旨在解决全身给药脱靶这一阻断策略难以回避的问题。对于分泌蛋白和聚集体靶点，评价逻辑需从"膜蛋白清除"转向"胞外池耗竭"，病理沉积物的清除效率是核心终点，而不是与传统抑制剂的活性比较。Fang等的SignalTAC在膜蛋白降解中显示出优于亲本抗体的抗肿瘤活性，与Li等的PD-L1研究形成互补，说明不同工程路径均可达成彻底清除靶蛋白的药理学目标（参考文献：《Lysosome-targeting chimeras containing an endocytic signaling motif trigger endocytosis and lysosomal degradation of cell-surface proteins》[17]）。</w:t>
+        <w:t>在神经退行性疾病方向，Liu等设计了病灶激活LYTAC前体：利用Aβ沉积区铜离子催化点击反应原位生成活性分子，经CD206受体介导Aβ纤维溶酶体降解（参考文献：《Biomarker-activated multifunctional lysosome-targeting chimeras mediated selective degradation of extracellular amyloid fibrils》[9]）。该领域尚缺乏降解与阻断的直接对照实验，但病灶激活策略本身旨在解决全身给药脱靶这一阻断策略难以回避的问题。对于分泌蛋白和聚集体靶点，评价逻辑需从"膜蛋白清除"转向"胞外池耗竭"，病理沉积物的清除效率是核心终点，而不是与传统抑制剂的活性比较。</w:t>
       </w:r>
     </w:p>
     <w:p>
@@ -837,7 +822,7 @@
           <w:b w:val="0"/>
           <w:sz w:val="24"/>
         </w:rPr>
-        <w:t>制备方面，化学合成多价M6P聚糖偶联物存在步骤繁琐、批次均一性差和放大困难等问题。Kim等的酵母聚糖路线和Zhang等、Huang等的基因编码平台分别代表了简化聚糖制备和绕开化学偶联的两种解决思路（参考文献：《Lysosome-Targeting Chimera Using Mannose-6-Phosphate Glycans Derived from Glyco-Engineered Yeast》[16]；《Insulin-like Growth Factor 2 (IGF2)-Fused Lysosomal Targeting Chimeras for Degradation of Extracellular and Membrane Proteins》[15]；《Designed endocytosis-inducing proteins degrade targets and amplify signals》[7]），但各路线仍需建立与生物药或化药相对应的GMP质控标准。化学偶联路线需解决多步合成、纯化收率和结构确证问题；基因编码路线需解决宿主细胞株稳定性、下游纯化工艺和长期储存条件下的蛋白活性保持。Pance等的KineTAC和Zhang等的iLYTAC虽在实验室规模展现出良好的模块切换能力，但其向GMP生产体系迁移时，仍需重新定义关键工艺参数和放行标准（参考文献：《Modular cytokine receptor-targeting chimeras for targeted degradation of cell surface and extracellular proteins》[11]；《Insulin-like Growth Factor 2 (IGF2)-Fused Lysosomal Targeting Chimeras for Degradation of Extracellular and Membrane Proteins》[15]）。Kim等的酵母聚糖路线在降低受体臂合成难度的同时，仍需解决聚糖结构表征和批次间一致性评价问题（参考文献：《Lysosome-Targeting Chimera Using Mannose-6-Phosphate Glycans Derived from Glyco-Engineered Yeast》[16]）。</w:t>
+        <w:t>制备方面，化学合成多价M6P聚糖偶联物存在步骤繁琐、批次均一性差和放大困难等问题。Kim等的酵母聚糖路线和Zhang等、Huang等的基因编码平台分别代表了简化聚糖制备和绕开化学偶联的两种解决思路，但各路线仍需建立与生物药或化药相对应的GMP质控标准。Pance等的KineTAC和Zhang等的iLYTAC虽在实验室规模展现出良好的模块切换能力，但其向GMP生产体系迁移时，仍需重新定义关键工艺参数和放行标准。</w:t>
       </w:r>
     </w:p>
     <w:p>
@@ -852,7 +837,7 @@
           <w:b w:val="0"/>
           <w:sz w:val="24"/>
         </w:rPr>
-        <w:t>组织选择性方面，CI-M6PR广谱表达带来的脱靶降解风险尚未完全解决；ASGPR和EndoTag等策略可改善肝或特定组织定向，但肺、肾、脑等器官的精准递送仍缺乏成熟方案（参考文献：《LYTACs that engage the asialoglycoprotein receptor for targeted protein degradation》[10]；《Designed endocytosis-inducing proteins degrade targets and amplify signals》[7]）。Huang等揭示的内源性配体竞争是CI-M6PR路线的生物学约束之一（参考文献：《Designed endocytosis-inducing proteins degrade targets and amplify signals》[7]），这一约束在第一节已有论述，在成药性评价阶段则转化为广谱受体路线脱靶风险难以预测的问题。脱靶降解正常组织蛋白是LYTAC特有的风险类型，不同于传统抗体阻断的"占用受体"风险；广谱CI-M6PR路线可能放大脱靶效应的不可预测性，肝定向ASGPR路线虽可缩小降解地理范围，但需评估肝细胞非靶蛋白的意外清除（参考文献：《LYTACs that engage the asialoglycoprotein receptor for targeted protein degradation》[10]）。</w:t>
+        <w:t>组织选择性方面，CI-M6PR广谱表达带来的脱靶降解风险尚未完全解决；ASGPR和EndoTag等策略可改善肝或特定组织定向，但肺、肾、脑等器官的精准递送仍缺乏成熟方案。第一节已述Huang等揭示的内源性配体竞争是CI-M6PR路线的生物学约束，在成药性评价阶段则转化为广谱受体路线脱靶风险难以预测的问题。脱靶降解正常组织蛋白是LYTAC特有的风险类型，不同于传统抗体阻断的"占用受体"风险；广谱CI-M6PR路线可能放大脱靶效应的不可预测性，肝定向ASGPR路线虽可缩小降解地理范围，但需评估肝细胞非靶蛋白的意外清除。</w:t>
       </w:r>
     </w:p>
     <w:p>
@@ -867,7 +852,7 @@
           <w:b w:val="0"/>
           <w:sz w:val="24"/>
         </w:rPr>
-        <w:t>药代动力学方面，LYTAC与靶蛋白及受体形成三元复合物后常被一同送入溶酶体降解，体内有效浓度维持时间较短；高更新速率或高表达靶点可能需要更频繁给药（参考文献：《Targeted degradation of membrane and extracellular proteins with LYTACs》[6]）。适体靶向臂虽具合成简便优势，但体内可能面临核酸酶降解和肾脏快速清除，需要通过化学修饰或递送系统改善药代性质；含聚糖或外源蛋白的偶联物还存在潜在免疫原性，需在反复给药动物实验中系统评估（参考文献：《Covalent LYTAC enabled by DNA aptamers for immune checkpoint degradation therapy》[12]；《Aptamer-LYTACs for targeted degradation of extracellular and membrane proteins》[13]）。</w:t>
+        <w:t>药代动力学方面，LYTAC与靶蛋白及受体形成三元复合物后常被一同送入溶酶体降解，体内有效浓度维持时间较短；高更新速率或高表达靶点可能需要更频繁给药（参考文献：《Targeted degradation of membrane and extracellular proteins with LYTACs》[6]）。适体靶向臂虽具合成简便优势，但体内可能面临核酸酶降解和肾脏快速清除；含聚糖或外源蛋白的偶联物还存在潜在免疫原性，需在反复给药动物实验中系统评估。</w:t>
       </w:r>
     </w:p>
     <w:p>
@@ -882,7 +867,7 @@
           <w:b w:val="0"/>
           <w:sz w:val="24"/>
         </w:rPr>
-        <w:t>监管与临床证据方面，LYTAC及相关胞外蛋白降解技术仍主要处于临床前阶段，尚无正式发表的人体临床试验结果（参考文献：《Targeted protein degradation: advances in drug discovery and clinical practice》[18]）。Zhao等强调，新兴降解平台需完成充分的机制验证、毒理评估和制剂研究方可进入临床（参考文献：《Targeted protein degradation: mechanisms, strategies and application》[8]）。与PROTAC相比，LYTAC的临床转化路径更缺少可参照的审评先例（参考文献：《PROTAC targeted protein degraders: the past is prologue》[1]；《Targeted protein degradation: advances in drug discovery and clinical practice》[18]）。Bekes等指出，降解药物从概念验证到临床开发需经历严格的靶点拓展和工艺固化过程（参考文献：《PROTAC targeted protein degraders: the past is prologue》[1]）；LYTAC目前缺乏类似PROTAC的临床概念验证案例，其在监管审评中可能面临更大的机制与安全性解释负担。</w:t>
+        <w:t>监管与临床证据方面，LYTAC及相关胞外蛋白降解技术仍主要处于临床前阶段，尚无正式发表的人体临床试验结果（参考文献：《Targeted protein degradation: advances in drug discovery and clinical practice》[18]）。Zhao等强调，新兴降解平台需完成充分的机制验证、毒理评估和制剂研究方可进入临床（参考文献：《Targeted protein degradation: mechanisms, strategies and application》[8]）。与PROTAC相比，LYTAC的临床转化路径更缺少可参照的审评先例；Bekes等关于PROTAC临床开发的回顾亦提示，降解药物从概念验证走向临床需经历严格的靶点拓展和工艺固化过程，而LYTAC目前缺乏类似PROTAC的临床概念验证案例，在监管审评中可能面临更大的机制与安全性解释负担。</w:t>
       </w:r>
     </w:p>
     <w:p>
@@ -897,7 +882,7 @@
           <w:b w:val="0"/>
           <w:sz w:val="24"/>
         </w:rPr>
-        <w:t>面对上述瓶颈，Fang等的SignalTAC和Liu等的病灶激活前体表明，疾病病理特征本身可作为药物设计输入，为克服组织选择性不足提供了非常规思路（参考文献：《Lysosome-targeting chimeras containing an endocytic signaling motif trigger endocytosis and lysosomal degradation of cell-surface proteins》[17]；《Biomarker-activated multifunctional lysosome-targeting chimeras mediated selective degradation of extracellular amyloid fibrils》[9]）。从更宏观的靶向蛋白降解格局看，Zhao等指出溶酶体途径与蛋白酶体途径在靶点覆盖面上互补，共同构成靶向蛋白降解技术版图（参考文献：《Targeted protein degradation: mechanisms, strategies and application》[8]）。LYTAC作为溶酶体途径的代表，其独特定位在于覆盖分泌蛋白、膜蛋白和蛋白聚集体等传统小分子和PROTAC均难以充分干预的靶点类别，因此评价LYTAC的研究价值不应简单类比PROTAC的临床进度，而应基于其是否解决了胞外靶点降解这一特定科学问题。Zhong等指出，靶向蛋白降解药物与化疗、免疫治疗或靶向药物的联合应用可能产生协同效应，但也增加了安全性评价的复杂性（参考文献：《Targeted protein degradation: advances in drug discovery and clinical practice》[18]）；LYTAC若进入临床开发，其联合用药方案的设计需充分考虑脱靶降解对正常组织蛋白稳态的影响。</w:t>
+        <w:t>面对上述瓶颈，Fang等的SignalTAC和Liu等的病灶激活前体表明，疾病病理特征本身可作为药物设计输入，为克服组织选择性不足提供了非常规思路。Zhong等指出，靶向蛋白降解药物与化疗、免疫治疗或靶向药物的联合应用可能产生协同效应，但也增加了安全性评价的复杂性；LYTAC若进入临床开发，其联合用药方案的设计需充分考虑脱靶降解对正常组织蛋白稳态的影响。</w:t>
       </w:r>
     </w:p>
     <w:p>
@@ -912,7 +897,7 @@
           <w:b w:val="0"/>
           <w:sz w:val="24"/>
         </w:rPr>
-        <w:t>面向后续研发，可以优先评估以下方向：建立受体-靶点-组织三联匹配的标准决策流程；开发均一性更好的模块化制备工艺；在关键疾病模型中完成降解剂对阻断剂的头对头比较；以及开展系统的体内毒理和药代研究。头对头比较实验应纳入功能终点而不仅是蛋白清除百分比，以明确降解策略相对阻断的真实获益边界。系统的组织病理学和蛋白组学监测，应成为LYTAC临床前安全性评价的常规组成部分。胞外蛋白降解技术的成药开发本质上需要药物化学、细胞生物学和临床药理学的交叉协作：前者解决模块偶联与均一性，后者解释受体分选与组织定向，临床药理学则定义降解相对阻断的获益边界，单一学科视角的优化难以覆盖从分子设计到体内验证的全链条问题。</w:t>
+        <w:t>面向后续研发，可以优先评估以下方向：建立受体-靶点-组织三联匹配的标准决策流程；开发均一性更好的模块化制备工艺；在关键疾病模型中完成降解剂对阻断剂的头对头比较；以及开展系统的体内毒理和药代研究。头对头比较实验应纳入功能终点而不仅是蛋白清除百分比，以明确降解策略相对阻断的真实获益边界。系统的组织病理学和蛋白组学监测，应成为LYTAC临床前安全性评价的常规组成部分。胞外蛋白降解技术的成药开发本质上需要药物化学、细胞生物学和临床药理学的交叉协作，单一学科视角的优化难以覆盖从分子设计到体内验证的全链条问题。</w:t>
       </w:r>
     </w:p>
     <w:p>
@@ -942,7 +927,7 @@
           <w:b w:val="0"/>
           <w:sz w:val="24"/>
         </w:rPr>
-        <w:t>LYTAC技术将靶向蛋白降解从胞内蛋白酶体途径拓展至胞外及膜蛋白，其重要意义在于为蛋白质组中相当比例的胞外靶点提供了可操作的干预策略，有望突破传统抗体和小分子抑制剂在"难以彻底清除致病蛋白"方面的局限（参考文献：《Lysosome-targeting chimaeras for degradation of extracellular proteins》[2]；《Targeted protein degradation: mechanisms, strategies and application》[8]）。</w:t>
+        <w:t>LYTAC技术将靶向蛋白降解从胞内蛋白酶体途径拓展至胞外及膜蛋白，其重要意义在于为蛋白质组中相当比例的胞外靶点提供了可操作的干预策略，有望突破传统抗体和小分子抑制剂在"难以彻底清除致病蛋白"方面的局限。</w:t>
       </w:r>
     </w:p>
     <w:p>
@@ -957,7 +942,7 @@
           <w:b w:val="0"/>
           <w:sz w:val="24"/>
         </w:rPr>
-        <w:t>综合全文梳理可以看出，LYTAC药物研发并非单纯的化学偶联问题，而是受体生物学、模块化分子工程与疾病药理学三者耦合的系统工程。受体选择决定降解的组织定位与通量，三模块平台设计决定靶点切换效率与制备可行性，而体内降解与阻断的头对头比较才是评价临床转化潜力的最终标尺。现有证据支持PD-L1降解在动物模型中可产生优于抗体阻断的免疫激活效应，但肝靶向和神经退行性疾病方向仍缺乏充分的对比数据（参考文献：《LYTACs that engage the asialoglycoprotein receptor for targeted protein degradation》[10]；《Covalent LYTAC enabled by DNA aptamers for immune checkpoint degradation therapy》[12]；《Biomarker-activated multifunctional lysosome-targeting chimeras mediated selective degradation of extracellular amyloid fibrils》[9]）。</w:t>
+        <w:t>综合全文梳理可以看出，LYTAC药物研发并非单纯的化学偶联问题，而是受体生物学、模块化分子工程与疾病药理学三者耦合的系统工程。受体选择决定降解的组织定位与通量，三模块平台设计决定靶点切换效率与制备可行性，而体内降解与阻断的头对头比较才是评价临床转化潜力的最终标尺。现有证据支持PD-L1降解在动物模型中可产生优于抗体阻断的免疫激活效应，但肝靶向和神经退行性疾病方向仍缺乏充分的对比数据。</w:t>
       </w:r>
     </w:p>
     <w:p>
@@ -972,7 +957,7 @@
           <w:b w:val="0"/>
           <w:sz w:val="24"/>
         </w:rPr>
-        <w:t>从研究发展规律看，LYTAC正经历PROTAC早期所经历的"概念验证—平台分化—临床前聚焦"阶段。Bekes等和Zhong等关于PROTAC临床转化的回顾提示，降解技术从实验室走向临床需同步解决机制确证、工艺放大和监管路径三大问题（参考文献：《PROTAC targeted protein degraders: the past is prologue》[1]；《Targeted protein degradation: advances in drug discovery and clinical practice》[18]）。LYTAC目前尚无任何人体临床试验报道，在可放大制备、组织选择性、药代动力学和长期安全性方面仍存在明显短板。后续研究可优先聚焦以下方向：建立"靶点-受体-组织"三联匹配的标准决策流程，避免盲目追求体外降解率；推动化学聚糖路线与基因编码路线的工艺标准化，解决批次均一性和放大生产问题；在PD-L1、EGFR等关键靶点上系统开展降解剂对阻断剂的头对头动物实验；探索病灶激活、内吞信号肽融合等非常规策略，以克服全身给药脱靶和受体竞争等生物学约束（参考文献：《Biomarker-activated multifunctional lysosome-targeting chimeras mediated selective degradation of extracellular amyloid fibrils》[9]；《Designed endocytosis-inducing proteins degrade targets and amplify signals》[7]；《Lysosome-Targeting Chimera Using Mannose-6-Phosphate Glycans Derived from Glyco-Engineered Yeast》[16]；《Lysosome-targeting chimeras containing an endocytic signaling motif trigger endocytosis and lysosomal degradation of cell-surface proteins》[17]）。</w:t>
+        <w:t>从研究发展规律看，LYTAC正经历PROTAC早期所经历的"概念验证—平台分化—临床前聚焦"阶段，目前尚无任何人体临床试验报道，在可放大制备、组织选择性、药代动力学和长期安全性方面仍存在明显短板。后续研究可优先聚焦以下方向：建立"靶点-受体-组织"三联匹配的标准决策流程，避免盲目追求体外降解率；推动化学聚糖路线与基因编码路线的工艺标准化；在PD-L1、EGFR等关键靶点上系统开展降解剂对阻断剂的头对头动物实验；探索病灶激活、内吞信号肽融合等非常规策略，以克服全身给药脱靶和受体竞争等生物学约束。</w:t>
       </w:r>
     </w:p>
     <w:p>

--- a/LYTAC技术药物研发综述.docx
+++ b/LYTAC技术药物研发综述.docx
@@ -372,7 +372,7 @@
           <w:b w:val="0"/>
           <w:sz w:val="21"/>
         </w:rPr>
-        <w:t>图1  内体分选决定LYTAC-受体复合物进入溶酶体降解或回收至细胞膜，说明降解效率取决于分选-回收通量竞争而非单纯的受体结合亲和力。（引自：Banik S M, et al. Nature, 2020, 584(7820): 291-297）</w:t>
+        <w:t>图1  Banik等提出的LYTAC概念示意图：将CI-M6PR的M6Pn糖肽配体偶联至抗体，介导分泌蛋白及膜蛋白的溶酶体降解。（引自：Banik S M, et al. Nature, 2020, 584(7820): 291-297, Figure 1a）</w:t>
       </w:r>
     </w:p>
     <w:p>
@@ -447,7 +447,7 @@
           <w:b w:val="0"/>
           <w:sz w:val="24"/>
         </w:rPr>
-        <w:t>连接子模块决定两个功能臂的空间排布与偶联均一性，其设计并非独立的化学细节，而是与靶向臂-受体臂组合能否形成有效三元复合物直接相关。化学偶联路线中，偶联位点和偶联数不一致会直接影响降解活性重现性；基因编码路线中，柔性肽链的长度和氨基酸组成影响融合蛋白的表达与折叠。</w:t>
+        <w:t>连接子模块决定两个功能臂的空间排布与偶联均一性，其设计并非独立的化学细节，而是与靶向臂-受体臂组合能否形成有效三元复合物直接相关。Ahn等在抗体Fc区定点偶联tri-GalNAc，改善了GalNAc-LYTAC的体内稳定性；Fang等在SignalTAC中通过优化靶蛋白结合模块与内吞信号肽之间的肽链接头，实现了膜蛋白的高效降解。一般而言，连接子过长不利于三元复合物形成，过短则限制构象调整，配体价态过高亦可能引发非特异性聚集。化学偶联路线中，偶联位点和偶联数不一致会直接影响降解活性重现性；基因编码路线中，柔性肽链的长度和氨基酸组成影响融合蛋白的表达与折叠。</w:t>
       </w:r>
     </w:p>
     <w:p>
@@ -462,7 +462,7 @@
           <w:b w:val="0"/>
           <w:sz w:val="24"/>
         </w:rPr>
-        <w:t>按三模块组合逻辑，现有LYTAC变体可归纳为聚糖-抗体、GalNAc-肝靶向、适体-共价、双特异性蛋白和小分子-受体等典型平台，制备路线则可分为化学偶联聚糖臂、化学合成小分子臂和基因编码蛋白臂三条主线。各平台在制备难度、靶点切换灵活性和组织定向能力上各有权衡，选择时应与第一节确定的受体类型和疾病场景相匹配，而不是单纯追求体外降解率最高。发现阶段可优先评估KineTAC或iLYTAC等基因编码平台；需要精细调节配体价态和连接子长度的优化阶段，则更适合化学偶联平台。无论采用哪条制备主线，均需在临床前阶段明确关键质量属性与降解活性的关联，否则难以支撑工艺放大和监管申报。</w:t>
+        <w:t>按三模块组合逻辑，现有LYTAC变体可归纳为聚糖-抗体、GalNAc-肝靶向、适体-共价、双特异性蛋白和小分子-受体等典型平台，制备路线则可分为化学偶联聚糖臂、化学合成小分子臂和基因编码蛋白臂三条主线。Huang等的EndoTag和Zhang等的iLYTAC进一步说明，基因编码路线可通过更换靶向臂快速覆盖EGFR、PD-L1、CD20等多个靶点，而无需为每个靶点重新设计聚糖受体臂。各平台在制备难度、靶点切换灵活性和组织定向能力上各有权衡，选择时应与第一节确定的受体类型和疾病场景相匹配，而不是单纯追求体外降解率最高。发现阶段可优先评估KineTAC或iLYTAC等基因编码平台；需要精细调节配体价态和连接子长度的优化阶段，则更适合化学偶联平台。在质量属性层面，化学偶联平台需关注偶联位点、偶联数和聚集体控制，基因编码平台则需关注融合蛋白表达量、折叠正确性和宿主细胞糖基化差异。无论采用哪条制备主线，均需在临床前阶段明确关键质量属性与降解活性的关联，否则难以支撑工艺放大和监管申报。</w:t>
       </w:r>
     </w:p>
     <w:p>
@@ -522,7 +522,7 @@
           <w:b w:val="0"/>
           <w:sz w:val="21"/>
         </w:rPr>
-        <w:t>图2  Banik等设计的LYTAC分子结构（左）及其对EGFR和PD-L1的降解效果（右），表明三模块架构可适用于多种膜蛋白靶点。（引自：Banik S M, et al. Nature, 2020, 584(7820): 291-297）</w:t>
+        <w:t>图2  Banik等LYTAC对EGFR（Figure 4b）和PD-L1（Figure 4m）的降解效果，表明该策略可适用于多种膜蛋白靶点。（引自：Banik S M, et al. Nature, 2020, 584(7820): 291-297）</w:t>
       </w:r>
     </w:p>
     <w:p>
@@ -717,7 +717,7 @@
           <w:b w:val="0"/>
           <w:sz w:val="24"/>
         </w:rPr>
-        <w:t>在肿瘤免疫方向，PD-L1是最具代表性的比较靶点。第二节已述Banik等首次证明PD-L1可被LYTAC降解，Li等的共价适体LYTAC在肿瘤模型中诱导了强于抗PD-L1抗体的T细胞浸润和细胞因子释放。此外，Huang等的EndoTag融合PD-L1抗体在小鼠肿瘤模型中的疗效显著优于抗体单药（参考文献：《Designed endocytosis-inducing proteins degrade targets and amplify signals》[7]）；Kim等的LYTACgyM6pG降解PD-L1后，增强T细胞杀伤肿瘤细胞的效率高于纳米抗体单用（参考文献：《Lysosome-Targeting Chimera Using Mannose-6-Phosphate Glycans Derived from Glyco-Engineered Yeast》[16]）。上述结果支持：在PD-L1靶点上，降解策略在激活抗肿瘤免疫方面可能具有超越阻断的增益，但该结论目前仍限于动物模型，人体验证尚缺。在肿瘤膜蛋白靶点拓展方面，Pance等的KineTAC在HER2、TROP2等靶点上实现了51%—93%的降解效率；Zhang等的iLYTAC在异种移植瘤模型中验证了抗肿瘤活性。对于高更新速率的膜蛋白靶点，仍须评估靶蛋白重新合成是否会抵消降解效应，需在长期给药实验中加以考察。</w:t>
+        <w:t>在肿瘤免疫方向，PD-L1是最具代表性的比较靶点。第二节已述Banik等首次证明PD-L1可被LYTAC降解，Li等的共价适体LYTAC在肿瘤模型中诱导了强于抗PD-L1抗体的T细胞浸润和细胞因子释放。此外，Huang等的EndoTag融合PD-L1抗体在小鼠肿瘤模型中的疗效显著优于抗体单药（参考文献：《Designed endocytosis-inducing proteins degrade targets and amplify signals》[7]）；Kim等的LYTACgyM6pG降解PD-L1后，增强T细胞杀伤肿瘤细胞的效率高于纳米抗体单用（参考文献：《Lysosome-Targeting Chimera Using Mannose-6-Phosphate Glycans Derived from Glyco-Engineered Yeast》[16]）。上述结果支持：在PD-L1靶点上，降解策略在激活抗肿瘤免疫方面可能具有超越阻断的增益，但该结论目前仍限于动物模型，人体验证尚缺。与单纯阻断相比，降解的优势在于可同时终止膜面信号传导并清除已被内化的靶蛋白池，对于持续表达的免疫检查点可能更为有利；但这一推断仍需在不同肿瘤模型和给药方案下反复验证。在肿瘤膜蛋白靶点拓展方面，Pance等的KineTAC在HER2、TROP2等靶点上实现了51%—93%的降解效率；Zhang等的iLYTAC在异种移植瘤模型中验证了抗肿瘤活性。对于高更新速率的膜蛋白靶点，仍须评估靶蛋白重新合成是否会抵消降解效应，需在长期给药实验中加以考察。</w:t>
       </w:r>
     </w:p>
     <w:p>
@@ -822,7 +822,7 @@
           <w:b w:val="0"/>
           <w:sz w:val="24"/>
         </w:rPr>
-        <w:t>制备方面，化学合成多价M6P聚糖偶联物存在步骤繁琐、批次均一性差和放大困难等问题。Kim等的酵母聚糖路线和Zhang等、Huang等的基因编码平台分别代表了简化聚糖制备和绕开化学偶联的两种解决思路，但各路线仍需建立与生物药或化药相对应的GMP质控标准。Pance等的KineTAC和Zhang等的iLYTAC虽在实验室规模展现出良好的模块切换能力，但其向GMP生产体系迁移时，仍需重新定义关键工艺参数和放行标准。</w:t>
+        <w:t>制备方面，化学合成多价M6P聚糖偶联物存在步骤繁琐、批次均一性差和放大困难等问题。Kim等的酵母聚糖路线和Zhang等、Huang等的基因编码平台分别代表了简化聚糖制备和绕开化学偶联的两种解决思路，但各路线仍需建立与生物药或化药相对应的GMP质控标准。化学偶联路线需解决多步合成、纯化收率和结构确证问题；基因编码路线需解决宿主细胞株稳定性、下游纯化工艺和长期储存条件下的蛋白活性保持。Pance等的KineTAC和Zhang等的iLYTAC虽在实验室规模展现出良好的模块切换能力，但其向GMP生产体系迁移时，仍需重新定义关键工艺参数和放行标准；Kim等的酵母聚糖路线在降低受体臂合成难度的同时，亦需解决聚糖结构表征和批次间一致性评价问题。</w:t>
       </w:r>
     </w:p>
     <w:p>
@@ -942,7 +942,7 @@
           <w:b w:val="0"/>
           <w:sz w:val="24"/>
         </w:rPr>
-        <w:t>综合全文梳理可以看出，LYTAC药物研发并非单纯的化学偶联问题，而是受体生物学、模块化分子工程与疾病药理学三者耦合的系统工程。受体选择决定降解的组织定位与通量，三模块平台设计决定靶点切换效率与制备可行性，而体内降解与阻断的头对头比较才是评价临床转化潜力的最终标尺。现有证据支持PD-L1降解在动物模型中可产生优于抗体阻断的免疫激活效应，但肝靶向和神经退行性疾病方向仍缺乏充分的对比数据。</w:t>
+        <w:t>综合全文梳理可以看出，LYTAC药物研发并非单纯的化学偶联问题，而是受体生物学、模块化分子工程与疾病药理学三者耦合的系统工程。受体选择决定降解的组织定位与通量，三模块平台设计决定靶点切换效率与制备可行性，而体内降解与阻断的头对头比较才是评价临床转化潜力的最终标尺。现有证据支持PD-L1降解在动物模型中可产生优于抗体阻断的免疫激活效应，但肝靶向和神经退行性疾病方向仍缺乏充分的对比数据。胞外蛋白降解技术的成药开发本质上需要药物化学、细胞生物学和临床药理学的交叉协作，只有将受体决策、模块工程和体内验证三条主线贯通，才能推动LYTAC从学术热点成长为具有临床竞争力的药物技术。</w:t>
       </w:r>
     </w:p>
     <w:p>
